--- a/final writing/Appendix.docx
+++ b/final writing/Appendix.docx
@@ -23,7 +23,7 @@
         <w:spacing w:after="120"/>
       </w:pPr>
       <w:r>
-        <w:t>The system was implemented in Python 3.10 using PyTorch 2.5.1 [44] and Hugging Face Transformers 5.16.1 [43]. Transformers provides pre-trained encoders, namely RoBERTa [6], BERT [5] and ELECTRA, and instruction-tuned decoders, namely Phi-4-mini [21], Qwen2.5 [22] and Gemma-3, behind a common interface, which allowed design alternatives to be exchanged without rewriting code. The bitsandbytes library provided 4-bit NF4 quantisation [23], allowing generators of 3.8 to 7.6 billion parameters to run on a single NVIDIA GeForce RTX 4060 with 8 GB of memory [38], and the PEFT library provided LoRA [24] for the monolithic fine-tuning baseline.</w:t>
+        <w:t>The system was implemented in Python 3.10 using PyTorch 2.5.1 and Hugging Face Transformers 5.16.1. Transformers provides pre-trained encoders, namely RoBERTa, BERT and ELECTRA, and instruction-tuned decoders, namely Phi-4-mini, Qwen2.5 and Gemma-3, behind a common interface, which allowed design alternatives to be exchanged without rewriting code. The bitsandbytes library provided 4-bit NF4 quantisation, allowing generators of 3.8 to 7.6 billion parameters to run on a single NVIDIA GeForce RTX 4060 with 8 GB of memory, and the PEFT library provided LoRA for the monolithic fine-tuning baseline.</w:t>
       </w:r>
     </w:p>
     <w:p>
@@ -31,7 +31,7 @@
         <w:spacing w:after="120"/>
       </w:pPr>
       <w:r>
-        <w:t>Evaluation combined SciPy [45] and scikit-learn [46] for paired statistical tests and classification metrics, sentence-transformers [26] for the retrieval baseline, the WASSA 2024 empathy classifier [17], and two AI judges accessed through the OpenRouter and Groq APIs, selected from different developers to avoid self-preference bias [37]. A Gradio interface was prepared for demonstration on Hugging Face Spaces, the human study was conducted with Google Forms, and all tables and figures in this report were generated from saved experiment outputs by scripts using pandas and matplotlib, so that every reported number can be reproduced.</w:t>
+        <w:t>Evaluation combined SciPy and scikit-learn for paired statistical tests and classification metrics, sentence-transformers for the retrieval baseline, the WASSA 2024 empathy classifier, and two AI judges accessed through the OpenRouter and Groq APIs, selected from different developers to avoid self-preference bias. A Gradio interface was prepared for demonstration on Hugging Face Spaces, the human study was conducted with Google Forms, and all tables and figures in this report were generated from saved experiment outputs by scripts using pandas and matplotlib, so that every reported number can be reproduced.</w:t>
       </w:r>
     </w:p>
     <w:p>

--- a/final writing/Appendix.docx
+++ b/final writing/Appendix.docx
@@ -2927,16 +2927,15 @@
         <w:tblLook w:firstColumn="1" w:firstRow="1" w:lastColumn="0" w:lastRow="0" w:noHBand="0" w:noVBand="1" w:val="04A0"/>
       </w:tblPr>
       <w:tblGrid>
-        <w:gridCol w:w="1872"/>
-        <w:gridCol w:w="1872"/>
-        <w:gridCol w:w="1872"/>
-        <w:gridCol w:w="1872"/>
-        <w:gridCol w:w="1872"/>
+        <w:gridCol w:w="2340"/>
+        <w:gridCol w:w="2340"/>
+        <w:gridCol w:w="2340"/>
+        <w:gridCol w:w="2340"/>
       </w:tblGrid>
       <w:tr>
         <w:tc>
           <w:tcPr>
-            <w:tcW w:type="dxa" w:w="1872"/>
+            <w:tcW w:type="dxa" w:w="2340"/>
             <w:shd w:val="clear" w:color="auto" w:fill="E3EEFB"/>
           </w:tcPr>
           <w:p>
@@ -2950,13 +2949,13 @@
                 <w:b/>
                 <w:sz w:val="16"/>
               </w:rPr>
-              <w:t>item_number</w:t>
-            </w:r>
-          </w:p>
-        </w:tc>
-        <w:tc>
-          <w:tcPr>
-            <w:tcW w:type="dxa" w:w="1872"/>
+              <w:t>Item</w:t>
+            </w:r>
+          </w:p>
+        </w:tc>
+        <w:tc>
+          <w:tcPr>
+            <w:tcW w:type="dxa" w:w="2340"/>
             <w:shd w:val="clear" w:color="auto" w:fill="E3EEFB"/>
           </w:tcPr>
           <w:p>
@@ -2970,13 +2969,13 @@
                 <w:b/>
                 <w:sz w:val="16"/>
               </w:rPr>
-              <w:t>gold_emotion</w:t>
-            </w:r>
-          </w:p>
-        </w:tc>
-        <w:tc>
-          <w:tcPr>
-            <w:tcW w:type="dxa" w:w="1872"/>
+              <w:t>Emotion</w:t>
+            </w:r>
+          </w:p>
+        </w:tc>
+        <w:tc>
+          <w:tcPr>
+            <w:tcW w:type="dxa" w:w="2340"/>
             <w:shd w:val="clear" w:color="auto" w:fill="E3EEFB"/>
           </w:tcPr>
           <w:p>
@@ -2990,13 +2989,13 @@
                 <w:b/>
                 <w:sz w:val="16"/>
               </w:rPr>
-              <w:t>is_attention_check</w:t>
-            </w:r>
-          </w:p>
-        </w:tc>
-        <w:tc>
-          <w:tcPr>
-            <w:tcW w:type="dxa" w:w="1872"/>
+              <w:t>Scored by the AI judges</w:t>
+            </w:r>
+          </w:p>
+        </w:tc>
+        <w:tc>
+          <w:tcPr>
+            <w:tcW w:type="dxa" w:w="2340"/>
             <w:shd w:val="clear" w:color="auto" w:fill="E3EEFB"/>
           </w:tcPr>
           <w:p>
@@ -3010,27 +3009,7 @@
                 <w:b/>
                 <w:sz w:val="16"/>
               </w:rPr>
-              <w:t>ai_judge_scored</w:t>
-            </w:r>
-          </w:p>
-        </w:tc>
-        <w:tc>
-          <w:tcPr>
-            <w:tcW w:type="dxa" w:w="1872"/>
-            <w:shd w:val="clear" w:color="auto" w:fill="E3EEFB"/>
-          </w:tcPr>
-          <w:p>
-            <w:r>
-              <w:rPr>
-                <w:b/>
-              </w:rPr>
-            </w:r>
-            <w:r>
-              <w:rPr>
-                <w:b/>
-                <w:sz w:val="16"/>
-              </w:rPr>
-              <w:t>student_situation</w:t>
+              <w:t>Situation type</w:t>
             </w:r>
           </w:p>
         </w:tc>
@@ -3038,7 +3017,7 @@
       <w:tr>
         <w:tc>
           <w:tcPr>
-            <w:tcW w:type="dxa" w:w="1872"/>
+            <w:tcW w:type="dxa" w:w="2340"/>
           </w:tcPr>
           <w:p>
             <w:r/>
@@ -3052,35 +3031,21 @@
         </w:tc>
         <w:tc>
           <w:tcPr>
-            <w:tcW w:type="dxa" w:w="1872"/>
-          </w:tcPr>
-          <w:p>
-            <w:r/>
-            <w:r>
-              <w:rPr>
-                <w:sz w:val="16"/>
-              </w:rPr>
-              <w:t>joyful</w:t>
-            </w:r>
-          </w:p>
-        </w:tc>
-        <w:tc>
-          <w:tcPr>
-            <w:tcW w:type="dxa" w:w="1872"/>
-          </w:tcPr>
-          <w:p>
-            <w:r/>
-            <w:r>
-              <w:rPr>
-                <w:sz w:val="16"/>
-              </w:rPr>
-              <w:t>False</w:t>
-            </w:r>
-          </w:p>
-        </w:tc>
-        <w:tc>
-          <w:tcPr>
-            <w:tcW w:type="dxa" w:w="1872"/>
+            <w:tcW w:type="dxa" w:w="2340"/>
+          </w:tcPr>
+          <w:p>
+            <w:r/>
+            <w:r>
+              <w:rPr>
+                <w:sz w:val="16"/>
+              </w:rPr>
+              <w:t>anxious</w:t>
+            </w:r>
+          </w:p>
+        </w:tc>
+        <w:tc>
+          <w:tcPr>
+            <w:tcW w:type="dxa" w:w="2340"/>
           </w:tcPr>
           <w:p>
             <w:r/>
@@ -3094,15 +3059,15 @@
         </w:tc>
         <w:tc>
           <w:tcPr>
-            <w:tcW w:type="dxa" w:w="1872"/>
-          </w:tcPr>
-          <w:p>
-            <w:r/>
-            <w:r>
-              <w:rPr>
-                <w:sz w:val="16"/>
-              </w:rPr>
-              <w:t>False</w:t>
+            <w:tcW w:type="dxa" w:w="2340"/>
+          </w:tcPr>
+          <w:p>
+            <w:r/>
+            <w:r>
+              <w:rPr>
+                <w:sz w:val="16"/>
+              </w:rPr>
+              <w:t>core supportive emotion</w:t>
             </w:r>
           </w:p>
         </w:tc>
@@ -3110,7 +3075,7 @@
       <w:tr>
         <w:tc>
           <w:tcPr>
-            <w:tcW w:type="dxa" w:w="1872"/>
+            <w:tcW w:type="dxa" w:w="2340"/>
           </w:tcPr>
           <w:p>
             <w:r/>
@@ -3124,49 +3089,21 @@
         </w:tc>
         <w:tc>
           <w:tcPr>
-            <w:tcW w:type="dxa" w:w="1872"/>
-          </w:tcPr>
-          <w:p>
-            <w:r/>
-            <w:r>
-              <w:rPr>
-                <w:sz w:val="16"/>
-              </w:rPr>
-              <w:t>nostalgic</w:t>
-            </w:r>
-          </w:p>
-        </w:tc>
-        <w:tc>
-          <w:tcPr>
-            <w:tcW w:type="dxa" w:w="1872"/>
-          </w:tcPr>
-          <w:p>
-            <w:r/>
-            <w:r>
-              <w:rPr>
-                <w:sz w:val="16"/>
-              </w:rPr>
-              <w:t>True</w:t>
-            </w:r>
-          </w:p>
-        </w:tc>
-        <w:tc>
-          <w:tcPr>
-            <w:tcW w:type="dxa" w:w="1872"/>
-          </w:tcPr>
-          <w:p>
-            <w:r/>
-            <w:r>
-              <w:rPr>
-                <w:sz w:val="16"/>
-              </w:rPr>
-              <w:t>True</w:t>
-            </w:r>
-          </w:p>
-        </w:tc>
-        <w:tc>
-          <w:tcPr>
-            <w:tcW w:type="dxa" w:w="1872"/>
+            <w:tcW w:type="dxa" w:w="2340"/>
+          </w:tcPr>
+          <w:p>
+            <w:r/>
+            <w:r>
+              <w:rPr>
+                <w:sz w:val="16"/>
+              </w:rPr>
+              <w:t>anticipating</w:t>
+            </w:r>
+          </w:p>
+        </w:tc>
+        <w:tc>
+          <w:tcPr>
+            <w:tcW w:type="dxa" w:w="2340"/>
           </w:tcPr>
           <w:p>
             <w:r/>
@@ -3175,6 +3112,20 @@
                 <w:sz w:val="16"/>
               </w:rPr>
               <w:t>False</w:t>
+            </w:r>
+          </w:p>
+        </w:tc>
+        <w:tc>
+          <w:tcPr>
+            <w:tcW w:type="dxa" w:w="2340"/>
+          </w:tcPr>
+          <w:p>
+            <w:r/>
+            <w:r>
+              <w:rPr>
+                <w:sz w:val="16"/>
+              </w:rPr>
+              <w:t>student situation</w:t>
             </w:r>
           </w:p>
         </w:tc>
@@ -3182,7 +3133,7 @@
       <w:tr>
         <w:tc>
           <w:tcPr>
-            <w:tcW w:type="dxa" w:w="1872"/>
+            <w:tcW w:type="dxa" w:w="2340"/>
           </w:tcPr>
           <w:p>
             <w:r/>
@@ -3196,35 +3147,21 @@
         </w:tc>
         <w:tc>
           <w:tcPr>
-            <w:tcW w:type="dxa" w:w="1872"/>
-          </w:tcPr>
-          <w:p>
-            <w:r/>
-            <w:r>
-              <w:rPr>
-                <w:sz w:val="16"/>
-              </w:rPr>
-              <w:t>faithful</w:t>
-            </w:r>
-          </w:p>
-        </w:tc>
-        <w:tc>
-          <w:tcPr>
-            <w:tcW w:type="dxa" w:w="1872"/>
-          </w:tcPr>
-          <w:p>
-            <w:r/>
-            <w:r>
-              <w:rPr>
-                <w:sz w:val="16"/>
-              </w:rPr>
-              <w:t>False</w:t>
-            </w:r>
-          </w:p>
-        </w:tc>
-        <w:tc>
-          <w:tcPr>
-            <w:tcW w:type="dxa" w:w="1872"/>
+            <w:tcW w:type="dxa" w:w="2340"/>
+          </w:tcPr>
+          <w:p>
+            <w:r/>
+            <w:r>
+              <w:rPr>
+                <w:sz w:val="16"/>
+              </w:rPr>
+              <w:t>content</w:t>
+            </w:r>
+          </w:p>
+        </w:tc>
+        <w:tc>
+          <w:tcPr>
+            <w:tcW w:type="dxa" w:w="2340"/>
           </w:tcPr>
           <w:p>
             <w:r/>
@@ -3238,15 +3175,15 @@
         </w:tc>
         <w:tc>
           <w:tcPr>
-            <w:tcW w:type="dxa" w:w="1872"/>
-          </w:tcPr>
-          <w:p>
-            <w:r/>
-            <w:r>
-              <w:rPr>
-                <w:sz w:val="16"/>
-              </w:rPr>
-              <w:t>False</w:t>
+            <w:tcW w:type="dxa" w:w="2340"/>
+          </w:tcPr>
+          <w:p>
+            <w:r/>
+            <w:r>
+              <w:rPr>
+                <w:sz w:val="16"/>
+              </w:rPr>
+              <w:t>positive emotion</w:t>
             </w:r>
           </w:p>
         </w:tc>
@@ -3254,7 +3191,7 @@
       <w:tr>
         <w:tc>
           <w:tcPr>
-            <w:tcW w:type="dxa" w:w="1872"/>
+            <w:tcW w:type="dxa" w:w="2340"/>
           </w:tcPr>
           <w:p>
             <w:r/>
@@ -3268,21 +3205,21 @@
         </w:tc>
         <w:tc>
           <w:tcPr>
-            <w:tcW w:type="dxa" w:w="1872"/>
-          </w:tcPr>
-          <w:p>
-            <w:r/>
-            <w:r>
-              <w:rPr>
-                <w:sz w:val="16"/>
-              </w:rPr>
-              <w:t>angry</w:t>
-            </w:r>
-          </w:p>
-        </w:tc>
-        <w:tc>
-          <w:tcPr>
-            <w:tcW w:type="dxa" w:w="1872"/>
+            <w:tcW w:type="dxa" w:w="2340"/>
+          </w:tcPr>
+          <w:p>
+            <w:r/>
+            <w:r>
+              <w:rPr>
+                <w:sz w:val="16"/>
+              </w:rPr>
+              <w:t>prepared</w:t>
+            </w:r>
+          </w:p>
+        </w:tc>
+        <w:tc>
+          <w:tcPr>
+            <w:tcW w:type="dxa" w:w="2340"/>
           </w:tcPr>
           <w:p>
             <w:r/>
@@ -3296,29 +3233,15 @@
         </w:tc>
         <w:tc>
           <w:tcPr>
-            <w:tcW w:type="dxa" w:w="1872"/>
-          </w:tcPr>
-          <w:p>
-            <w:r/>
-            <w:r>
-              <w:rPr>
-                <w:sz w:val="16"/>
-              </w:rPr>
-              <w:t>True</w:t>
-            </w:r>
-          </w:p>
-        </w:tc>
-        <w:tc>
-          <w:tcPr>
-            <w:tcW w:type="dxa" w:w="1872"/>
-          </w:tcPr>
-          <w:p>
-            <w:r/>
-            <w:r>
-              <w:rPr>
-                <w:sz w:val="16"/>
-              </w:rPr>
-              <w:t>False</w:t>
+            <w:tcW w:type="dxa" w:w="2340"/>
+          </w:tcPr>
+          <w:p>
+            <w:r/>
+            <w:r>
+              <w:rPr>
+                <w:sz w:val="16"/>
+              </w:rPr>
+              <w:t>student situation</w:t>
             </w:r>
           </w:p>
         </w:tc>
@@ -3326,7 +3249,7 @@
       <w:tr>
         <w:tc>
           <w:tcPr>
-            <w:tcW w:type="dxa" w:w="1872"/>
+            <w:tcW w:type="dxa" w:w="2340"/>
           </w:tcPr>
           <w:p>
             <w:r/>
@@ -3340,49 +3263,21 @@
         </w:tc>
         <w:tc>
           <w:tcPr>
-            <w:tcW w:type="dxa" w:w="1872"/>
-          </w:tcPr>
-          <w:p>
-            <w:r/>
-            <w:r>
-              <w:rPr>
-                <w:sz w:val="16"/>
-              </w:rPr>
-              <w:t>prepared</w:t>
-            </w:r>
-          </w:p>
-        </w:tc>
-        <w:tc>
-          <w:tcPr>
-            <w:tcW w:type="dxa" w:w="1872"/>
-          </w:tcPr>
-          <w:p>
-            <w:r/>
-            <w:r>
-              <w:rPr>
-                <w:sz w:val="16"/>
-              </w:rPr>
-              <w:t>False</w:t>
-            </w:r>
-          </w:p>
-        </w:tc>
-        <w:tc>
-          <w:tcPr>
-            <w:tcW w:type="dxa" w:w="1872"/>
-          </w:tcPr>
-          <w:p>
-            <w:r/>
-            <w:r>
-              <w:rPr>
-                <w:sz w:val="16"/>
-              </w:rPr>
-              <w:t>False</w:t>
-            </w:r>
-          </w:p>
-        </w:tc>
-        <w:tc>
-          <w:tcPr>
-            <w:tcW w:type="dxa" w:w="1872"/>
+            <w:tcW w:type="dxa" w:w="2340"/>
+          </w:tcPr>
+          <w:p>
+            <w:r/>
+            <w:r>
+              <w:rPr>
+                <w:sz w:val="16"/>
+              </w:rPr>
+              <w:t>lonely</w:t>
+            </w:r>
+          </w:p>
+        </w:tc>
+        <w:tc>
+          <w:tcPr>
+            <w:tcW w:type="dxa" w:w="2340"/>
           </w:tcPr>
           <w:p>
             <w:r/>
@@ -3391,6 +3286,20 @@
                 <w:sz w:val="16"/>
               </w:rPr>
               <w:t>True</w:t>
+            </w:r>
+          </w:p>
+        </w:tc>
+        <w:tc>
+          <w:tcPr>
+            <w:tcW w:type="dxa" w:w="2340"/>
+          </w:tcPr>
+          <w:p>
+            <w:r/>
+            <w:r>
+              <w:rPr>
+                <w:sz w:val="16"/>
+              </w:rPr>
+              <w:t>core supportive emotion</w:t>
             </w:r>
           </w:p>
         </w:tc>
@@ -3398,7 +3307,7 @@
       <w:tr>
         <w:tc>
           <w:tcPr>
-            <w:tcW w:type="dxa" w:w="1872"/>
+            <w:tcW w:type="dxa" w:w="2340"/>
           </w:tcPr>
           <w:p>
             <w:r/>
@@ -3412,35 +3321,21 @@
         </w:tc>
         <w:tc>
           <w:tcPr>
-            <w:tcW w:type="dxa" w:w="1872"/>
-          </w:tcPr>
-          <w:p>
-            <w:r/>
-            <w:r>
-              <w:rPr>
-                <w:sz w:val="16"/>
-              </w:rPr>
-              <w:t>anxious</w:t>
-            </w:r>
-          </w:p>
-        </w:tc>
-        <w:tc>
-          <w:tcPr>
-            <w:tcW w:type="dxa" w:w="1872"/>
-          </w:tcPr>
-          <w:p>
-            <w:r/>
-            <w:r>
-              <w:rPr>
-                <w:sz w:val="16"/>
-              </w:rPr>
-              <w:t>False</w:t>
-            </w:r>
-          </w:p>
-        </w:tc>
-        <w:tc>
-          <w:tcPr>
-            <w:tcW w:type="dxa" w:w="1872"/>
+            <w:tcW w:type="dxa" w:w="2340"/>
+          </w:tcPr>
+          <w:p>
+            <w:r/>
+            <w:r>
+              <w:rPr>
+                <w:sz w:val="16"/>
+              </w:rPr>
+              <w:t>angry</w:t>
+            </w:r>
+          </w:p>
+        </w:tc>
+        <w:tc>
+          <w:tcPr>
+            <w:tcW w:type="dxa" w:w="2340"/>
           </w:tcPr>
           <w:p>
             <w:r/>
@@ -3454,15 +3349,15 @@
         </w:tc>
         <w:tc>
           <w:tcPr>
-            <w:tcW w:type="dxa" w:w="1872"/>
-          </w:tcPr>
-          <w:p>
-            <w:r/>
-            <w:r>
-              <w:rPr>
-                <w:sz w:val="16"/>
-              </w:rPr>
-              <w:t>False</w:t>
+            <w:tcW w:type="dxa" w:w="2340"/>
+          </w:tcPr>
+          <w:p>
+            <w:r/>
+            <w:r>
+              <w:rPr>
+                <w:sz w:val="16"/>
+              </w:rPr>
+              <w:t>core supportive emotion</w:t>
             </w:r>
           </w:p>
         </w:tc>
@@ -3470,7 +3365,7 @@
       <w:tr>
         <w:tc>
           <w:tcPr>
-            <w:tcW w:type="dxa" w:w="1872"/>
+            <w:tcW w:type="dxa" w:w="2340"/>
           </w:tcPr>
           <w:p>
             <w:r/>
@@ -3484,7 +3379,7 @@
         </w:tc>
         <w:tc>
           <w:tcPr>
-            <w:tcW w:type="dxa" w:w="1872"/>
+            <w:tcW w:type="dxa" w:w="2340"/>
           </w:tcPr>
           <w:p>
             <w:r/>
@@ -3498,7 +3393,7 @@
         </w:tc>
         <w:tc>
           <w:tcPr>
-            <w:tcW w:type="dxa" w:w="1872"/>
+            <w:tcW w:type="dxa" w:w="2340"/>
           </w:tcPr>
           <w:p>
             <w:r/>
@@ -3512,29 +3407,15 @@
         </w:tc>
         <w:tc>
           <w:tcPr>
-            <w:tcW w:type="dxa" w:w="1872"/>
-          </w:tcPr>
-          <w:p>
-            <w:r/>
-            <w:r>
-              <w:rPr>
-                <w:sz w:val="16"/>
-              </w:rPr>
-              <w:t>False</w:t>
-            </w:r>
-          </w:p>
-        </w:tc>
-        <w:tc>
-          <w:tcPr>
-            <w:tcW w:type="dxa" w:w="1872"/>
-          </w:tcPr>
-          <w:p>
-            <w:r/>
-            <w:r>
-              <w:rPr>
-                <w:sz w:val="16"/>
-              </w:rPr>
-              <w:t>True</w:t>
+            <w:tcW w:type="dxa" w:w="2340"/>
+          </w:tcPr>
+          <w:p>
+            <w:r/>
+            <w:r>
+              <w:rPr>
+                <w:sz w:val="16"/>
+              </w:rPr>
+              <w:t>student situation</w:t>
             </w:r>
           </w:p>
         </w:tc>
@@ -3542,7 +3423,7 @@
       <w:tr>
         <w:tc>
           <w:tcPr>
-            <w:tcW w:type="dxa" w:w="1872"/>
+            <w:tcW w:type="dxa" w:w="2340"/>
           </w:tcPr>
           <w:p>
             <w:r/>
@@ -3556,49 +3437,21 @@
         </w:tc>
         <w:tc>
           <w:tcPr>
-            <w:tcW w:type="dxa" w:w="1872"/>
-          </w:tcPr>
-          <w:p>
-            <w:r/>
-            <w:r>
-              <w:rPr>
-                <w:sz w:val="16"/>
-              </w:rPr>
-              <w:t>anticipating</w:t>
-            </w:r>
-          </w:p>
-        </w:tc>
-        <w:tc>
-          <w:tcPr>
-            <w:tcW w:type="dxa" w:w="1872"/>
-          </w:tcPr>
-          <w:p>
-            <w:r/>
-            <w:r>
-              <w:rPr>
-                <w:sz w:val="16"/>
-              </w:rPr>
-              <w:t>False</w:t>
-            </w:r>
-          </w:p>
-        </w:tc>
-        <w:tc>
-          <w:tcPr>
-            <w:tcW w:type="dxa" w:w="1872"/>
-          </w:tcPr>
-          <w:p>
-            <w:r/>
-            <w:r>
-              <w:rPr>
-                <w:sz w:val="16"/>
-              </w:rPr>
-              <w:t>False</w:t>
-            </w:r>
-          </w:p>
-        </w:tc>
-        <w:tc>
-          <w:tcPr>
-            <w:tcW w:type="dxa" w:w="1872"/>
+            <w:tcW w:type="dxa" w:w="2340"/>
+          </w:tcPr>
+          <w:p>
+            <w:r/>
+            <w:r>
+              <w:rPr>
+                <w:sz w:val="16"/>
+              </w:rPr>
+              <w:t>sad</w:t>
+            </w:r>
+          </w:p>
+        </w:tc>
+        <w:tc>
+          <w:tcPr>
+            <w:tcW w:type="dxa" w:w="2340"/>
           </w:tcPr>
           <w:p>
             <w:r/>
@@ -3610,363 +3463,17 @@
             </w:r>
           </w:p>
         </w:tc>
-      </w:tr>
-      <w:tr>
-        <w:tc>
-          <w:tcPr>
-            <w:tcW w:type="dxa" w:w="1872"/>
-          </w:tcPr>
-          <w:p>
-            <w:r/>
-            <w:r>
-              <w:rPr>
-                <w:sz w:val="16"/>
-              </w:rPr>
-              <w:t>9</w:t>
-            </w:r>
-          </w:p>
-        </w:tc>
-        <w:tc>
-          <w:tcPr>
-            <w:tcW w:type="dxa" w:w="1872"/>
-          </w:tcPr>
-          <w:p>
-            <w:r/>
-            <w:r>
-              <w:rPr>
-                <w:sz w:val="16"/>
-              </w:rPr>
-              <w:t>lonely</w:t>
-            </w:r>
-          </w:p>
-        </w:tc>
-        <w:tc>
-          <w:tcPr>
-            <w:tcW w:type="dxa" w:w="1872"/>
-          </w:tcPr>
-          <w:p>
-            <w:r/>
-            <w:r>
-              <w:rPr>
-                <w:sz w:val="16"/>
-              </w:rPr>
-              <w:t>False</w:t>
-            </w:r>
-          </w:p>
-        </w:tc>
-        <w:tc>
-          <w:tcPr>
-            <w:tcW w:type="dxa" w:w="1872"/>
-          </w:tcPr>
-          <w:p>
-            <w:r/>
-            <w:r>
-              <w:rPr>
-                <w:sz w:val="16"/>
-              </w:rPr>
-              <w:t>True</w:t>
-            </w:r>
-          </w:p>
-        </w:tc>
-        <w:tc>
-          <w:tcPr>
-            <w:tcW w:type="dxa" w:w="1872"/>
-          </w:tcPr>
-          <w:p>
-            <w:r/>
-            <w:r>
-              <w:rPr>
-                <w:sz w:val="16"/>
-              </w:rPr>
-              <w:t>False</w:t>
-            </w:r>
-          </w:p>
-        </w:tc>
-      </w:tr>
-      <w:tr>
-        <w:tc>
-          <w:tcPr>
-            <w:tcW w:type="dxa" w:w="1872"/>
-          </w:tcPr>
-          <w:p>
-            <w:r/>
-            <w:r>
-              <w:rPr>
-                <w:sz w:val="16"/>
-              </w:rPr>
-              <w:t>10</w:t>
-            </w:r>
-          </w:p>
-        </w:tc>
-        <w:tc>
-          <w:tcPr>
-            <w:tcW w:type="dxa" w:w="1872"/>
-          </w:tcPr>
-          <w:p>
-            <w:r/>
-            <w:r>
-              <w:rPr>
-                <w:sz w:val="16"/>
-              </w:rPr>
-              <w:t>disgusted</w:t>
-            </w:r>
-          </w:p>
-        </w:tc>
-        <w:tc>
-          <w:tcPr>
-            <w:tcW w:type="dxa" w:w="1872"/>
-          </w:tcPr>
-          <w:p>
-            <w:r/>
-            <w:r>
-              <w:rPr>
-                <w:sz w:val="16"/>
-              </w:rPr>
-              <w:t>False</w:t>
-            </w:r>
-          </w:p>
-        </w:tc>
-        <w:tc>
-          <w:tcPr>
-            <w:tcW w:type="dxa" w:w="1872"/>
-          </w:tcPr>
-          <w:p>
-            <w:r/>
-            <w:r>
-              <w:rPr>
-                <w:sz w:val="16"/>
-              </w:rPr>
-              <w:t>True</w:t>
-            </w:r>
-          </w:p>
-        </w:tc>
-        <w:tc>
-          <w:tcPr>
-            <w:tcW w:type="dxa" w:w="1872"/>
-          </w:tcPr>
-          <w:p>
-            <w:r/>
-            <w:r>
-              <w:rPr>
-                <w:sz w:val="16"/>
-              </w:rPr>
-              <w:t>False</w:t>
-            </w:r>
-          </w:p>
-        </w:tc>
-      </w:tr>
-      <w:tr>
-        <w:tc>
-          <w:tcPr>
-            <w:tcW w:type="dxa" w:w="1872"/>
-          </w:tcPr>
-          <w:p>
-            <w:r/>
-            <w:r>
-              <w:rPr>
-                <w:sz w:val="16"/>
-              </w:rPr>
-              <w:t>11</w:t>
-            </w:r>
-          </w:p>
-        </w:tc>
-        <w:tc>
-          <w:tcPr>
-            <w:tcW w:type="dxa" w:w="1872"/>
-          </w:tcPr>
-          <w:p>
-            <w:r/>
-            <w:r>
-              <w:rPr>
-                <w:sz w:val="16"/>
-              </w:rPr>
-              <w:t>sad</w:t>
-            </w:r>
-          </w:p>
-        </w:tc>
-        <w:tc>
-          <w:tcPr>
-            <w:tcW w:type="dxa" w:w="1872"/>
-          </w:tcPr>
-          <w:p>
-            <w:r/>
-            <w:r>
-              <w:rPr>
-                <w:sz w:val="16"/>
-              </w:rPr>
-              <w:t>False</w:t>
-            </w:r>
-          </w:p>
-        </w:tc>
-        <w:tc>
-          <w:tcPr>
-            <w:tcW w:type="dxa" w:w="1872"/>
-          </w:tcPr>
-          <w:p>
-            <w:r/>
-            <w:r>
-              <w:rPr>
-                <w:sz w:val="16"/>
-              </w:rPr>
-              <w:t>True</w:t>
-            </w:r>
-          </w:p>
-        </w:tc>
-        <w:tc>
-          <w:tcPr>
-            <w:tcW w:type="dxa" w:w="1872"/>
-          </w:tcPr>
-          <w:p>
-            <w:r/>
-            <w:r>
-              <w:rPr>
-                <w:sz w:val="16"/>
-              </w:rPr>
-              <w:t>False</w:t>
-            </w:r>
-          </w:p>
-        </w:tc>
-      </w:tr>
-      <w:tr>
-        <w:tc>
-          <w:tcPr>
-            <w:tcW w:type="dxa" w:w="1872"/>
-          </w:tcPr>
-          <w:p>
-            <w:r/>
-            <w:r>
-              <w:rPr>
-                <w:sz w:val="16"/>
-              </w:rPr>
-              <w:t>12</w:t>
-            </w:r>
-          </w:p>
-        </w:tc>
-        <w:tc>
-          <w:tcPr>
-            <w:tcW w:type="dxa" w:w="1872"/>
-          </w:tcPr>
-          <w:p>
-            <w:r/>
-            <w:r>
-              <w:rPr>
-                <w:sz w:val="16"/>
-              </w:rPr>
-              <w:t>impressed</w:t>
-            </w:r>
-          </w:p>
-        </w:tc>
-        <w:tc>
-          <w:tcPr>
-            <w:tcW w:type="dxa" w:w="1872"/>
-          </w:tcPr>
-          <w:p>
-            <w:r/>
-            <w:r>
-              <w:rPr>
-                <w:sz w:val="16"/>
-              </w:rPr>
-              <w:t>True</w:t>
-            </w:r>
-          </w:p>
-        </w:tc>
-        <w:tc>
-          <w:tcPr>
-            <w:tcW w:type="dxa" w:w="1872"/>
-          </w:tcPr>
-          <w:p>
-            <w:r/>
-            <w:r>
-              <w:rPr>
-                <w:sz w:val="16"/>
-              </w:rPr>
-              <w:t>True</w:t>
-            </w:r>
-          </w:p>
-        </w:tc>
-        <w:tc>
-          <w:tcPr>
-            <w:tcW w:type="dxa" w:w="1872"/>
-          </w:tcPr>
-          <w:p>
-            <w:r/>
-            <w:r>
-              <w:rPr>
-                <w:sz w:val="16"/>
-              </w:rPr>
-              <w:t>False</w:t>
-            </w:r>
-          </w:p>
-        </w:tc>
-      </w:tr>
-      <w:tr>
-        <w:tc>
-          <w:tcPr>
-            <w:tcW w:type="dxa" w:w="1872"/>
-          </w:tcPr>
-          <w:p>
-            <w:r/>
-            <w:r>
-              <w:rPr>
-                <w:sz w:val="16"/>
-              </w:rPr>
-              <w:t>13</w:t>
-            </w:r>
-          </w:p>
-        </w:tc>
-        <w:tc>
-          <w:tcPr>
-            <w:tcW w:type="dxa" w:w="1872"/>
-          </w:tcPr>
-          <w:p>
-            <w:r/>
-            <w:r>
-              <w:rPr>
-                <w:sz w:val="16"/>
-              </w:rPr>
-              <w:t>content</w:t>
-            </w:r>
-          </w:p>
-        </w:tc>
-        <w:tc>
-          <w:tcPr>
-            <w:tcW w:type="dxa" w:w="1872"/>
-          </w:tcPr>
-          <w:p>
-            <w:r/>
-            <w:r>
-              <w:rPr>
-                <w:sz w:val="16"/>
-              </w:rPr>
-              <w:t>False</w:t>
-            </w:r>
-          </w:p>
-        </w:tc>
-        <w:tc>
-          <w:tcPr>
-            <w:tcW w:type="dxa" w:w="1872"/>
-          </w:tcPr>
-          <w:p>
-            <w:r/>
-            <w:r>
-              <w:rPr>
-                <w:sz w:val="16"/>
-              </w:rPr>
-              <w:t>True</w:t>
-            </w:r>
-          </w:p>
-        </w:tc>
-        <w:tc>
-          <w:tcPr>
-            <w:tcW w:type="dxa" w:w="1872"/>
-          </w:tcPr>
-          <w:p>
-            <w:r/>
-            <w:r>
-              <w:rPr>
-                <w:sz w:val="16"/>
-              </w:rPr>
-              <w:t>False</w:t>
+        <w:tc>
+          <w:tcPr>
+            <w:tcW w:type="dxa" w:w="2340"/>
+          </w:tcPr>
+          <w:p>
+            <w:r/>
+            <w:r>
+              <w:rPr>
+                <w:sz w:val="16"/>
+              </w:rPr>
+              <w:t>core supportive emotion</w:t>
             </w:r>
           </w:p>
         </w:tc>

--- a/final writing/Appendix.docx
+++ b/final writing/Appendix.docx
@@ -57,14 +57,15 @@
         <w:tblLook w:firstColumn="1" w:firstRow="1" w:lastColumn="0" w:lastRow="0" w:noHBand="0" w:noVBand="1" w:val="04A0"/>
       </w:tblPr>
       <w:tblGrid>
-        <w:gridCol w:w="3120"/>
-        <w:gridCol w:w="3120"/>
-        <w:gridCol w:w="3120"/>
+        <w:gridCol w:w="2340"/>
+        <w:gridCol w:w="2340"/>
+        <w:gridCol w:w="2340"/>
+        <w:gridCol w:w="2340"/>
       </w:tblGrid>
       <w:tr>
         <w:tc>
           <w:tcPr>
-            <w:tcW w:type="dxa" w:w="3120"/>
+            <w:tcW w:type="dxa" w:w="2340"/>
             <w:shd w:val="clear" w:color="auto" w:fill="E3EEFB"/>
           </w:tcPr>
           <w:p>
@@ -78,13 +79,13 @@
                 <w:b/>
                 <w:sz w:val="16"/>
               </w:rPr>
-              <w:t>Criterion</w:t>
-            </w:r>
-          </w:p>
-        </w:tc>
-        <w:tc>
-          <w:tcPr>
-            <w:tcW w:type="dxa" w:w="3120"/>
+              <w:t>ID</w:t>
+            </w:r>
+          </w:p>
+        </w:tc>
+        <w:tc>
+          <w:tcPr>
+            <w:tcW w:type="dxa" w:w="2340"/>
             <w:shd w:val="clear" w:color="auto" w:fill="E3EEFB"/>
           </w:tcPr>
           <w:p>
@@ -98,13 +99,13 @@
                 <w:b/>
                 <w:sz w:val="16"/>
               </w:rPr>
-              <w:t>How it was applied</w:t>
-            </w:r>
-          </w:p>
-        </w:tc>
-        <w:tc>
-          <w:tcPr>
-            <w:tcW w:type="dxa" w:w="3120"/>
+              <w:t>Requirement</w:t>
+            </w:r>
+          </w:p>
+        </w:tc>
+        <w:tc>
+          <w:tcPr>
+            <w:tcW w:type="dxa" w:w="2340"/>
             <w:shd w:val="clear" w:color="auto" w:fill="E3EEFB"/>
           </w:tcPr>
           <w:p>
@@ -118,7 +119,27 @@
                 <w:b/>
                 <w:sz w:val="16"/>
               </w:rPr>
-              <w:t>Evidence or reason</w:t>
+              <w:t>Verification and result</w:t>
+            </w:r>
+          </w:p>
+        </w:tc>
+        <w:tc>
+          <w:tcPr>
+            <w:tcW w:type="dxa" w:w="2340"/>
+            <w:shd w:val="clear" w:color="auto" w:fill="E3EEFB"/>
+          </w:tcPr>
+          <w:p>
+            <w:r>
+              <w:rPr>
+                <w:b/>
+              </w:rPr>
+            </w:r>
+            <w:r>
+              <w:rPr>
+                <w:b/>
+                <w:sz w:val="16"/>
+              </w:rPr>
+              <w:t>Reported in</w:t>
             </w:r>
           </w:p>
         </w:tc>
@@ -126,43 +147,57 @@
       <w:tr>
         <w:tc>
           <w:tcPr>
-            <w:tcW w:type="dxa" w:w="3120"/>
-          </w:tcPr>
-          <w:p>
-            <w:r/>
-            <w:r>
-              <w:rPr>
-                <w:sz w:val="16"/>
-              </w:rPr>
-              <w:t>Flagship-tier capability</w:t>
-            </w:r>
-          </w:p>
-        </w:tc>
-        <w:tc>
-          <w:tcPr>
-            <w:tcW w:type="dxa" w:w="3120"/>
-          </w:tcPr>
-          <w:p>
-            <w:r/>
-            <w:r>
-              <w:rPr>
-                <w:sz w:val="16"/>
-              </w:rPr>
-              <w:t>Required by the co-supervisor; small local judges (Gemma-2-2B, Phi-3-mini) were dropped from an earlier plan</w:t>
-            </w:r>
-          </w:p>
-        </w:tc>
-        <w:tc>
-          <w:tcPr>
-            <w:tcW w:type="dxa" w:w="3120"/>
-          </w:tcPr>
-          <w:p>
-            <w:r/>
-            <w:r>
-              <w:rPr>
-                <w:sz w:val="16"/>
-              </w:rPr>
-              <w:t>Zheng et al. (2023): strong LLM judges agree with human preferences over 80% of the time</w:t>
+            <w:tcW w:type="dxa" w:w="2340"/>
+          </w:tcPr>
+          <w:p>
+            <w:r/>
+            <w:r>
+              <w:rPr>
+                <w:sz w:val="16"/>
+              </w:rPr>
+              <w:t>FR1</w:t>
+            </w:r>
+          </w:p>
+        </w:tc>
+        <w:tc>
+          <w:tcPr>
+            <w:tcW w:type="dxa" w:w="2340"/>
+          </w:tcPr>
+          <w:p>
+            <w:r/>
+            <w:r>
+              <w:rPr>
+                <w:sz w:val="16"/>
+              </w:rPr>
+              <w:t>Detect the emotion of the user's own message across 32 categories</w:t>
+            </w:r>
+          </w:p>
+        </w:tc>
+        <w:tc>
+          <w:tcPr>
+            <w:tcW w:type="dxa" w:w="2340"/>
+          </w:tcPr>
+          <w:p>
+            <w:r/>
+            <w:r>
+              <w:rPr>
+                <w:sz w:val="16"/>
+              </w:rPr>
+              <w:t>Fine-tuned RoBERTa-base evaluated on the official test partition (2,542 conversations) - Top-1 50.3%, top-3 76.5%, top-5 84.3% against a chance level of 3.1%</w:t>
+            </w:r>
+          </w:p>
+        </w:tc>
+        <w:tc>
+          <w:tcPr>
+            <w:tcW w:type="dxa" w:w="2340"/>
+          </w:tcPr>
+          <w:p>
+            <w:r/>
+            <w:r>
+              <w:rPr>
+                <w:sz w:val="16"/>
+              </w:rPr>
+              <w:t>Section 5.1.2</w:t>
             </w:r>
           </w:p>
         </w:tc>
@@ -170,43 +205,57 @@
       <w:tr>
         <w:tc>
           <w:tcPr>
-            <w:tcW w:type="dxa" w:w="3120"/>
-          </w:tcPr>
-          <w:p>
-            <w:r/>
-            <w:r>
-              <w:rPr>
-                <w:sz w:val="16"/>
-              </w:rPr>
-              <w:t>Different developers, none related to our models</w:t>
-            </w:r>
-          </w:p>
-        </w:tc>
-        <w:tc>
-          <w:tcPr>
-            <w:tcW w:type="dxa" w:w="3120"/>
-          </w:tcPr>
-          <w:p>
-            <w:r/>
-            <w:r>
-              <w:rPr>
-                <w:sz w:val="16"/>
-              </w:rPr>
-              <w:t>No judge shares a family with the generator (Phi, Microsoft) or the baselines (Qwen, Alibaba)</w:t>
-            </w:r>
-          </w:p>
-        </w:tc>
-        <w:tc>
-          <w:tcPr>
-            <w:tcW w:type="dxa" w:w="3120"/>
-          </w:tcPr>
-          <w:p>
-            <w:r/>
-            <w:r>
-              <w:rPr>
-                <w:sz w:val="16"/>
-              </w:rPr>
-              <w:t>Panickssery et al. (2024): LLM evaluators recognise and favour their own generations</w:t>
+            <w:tcW w:type="dxa" w:w="2340"/>
+          </w:tcPr>
+          <w:p>
+            <w:r/>
+            <w:r>
+              <w:rPr>
+                <w:sz w:val="16"/>
+              </w:rPr>
+              <w:t>FR2</w:t>
+            </w:r>
+          </w:p>
+        </w:tc>
+        <w:tc>
+          <w:tcPr>
+            <w:tcW w:type="dxa" w:w="2340"/>
+          </w:tcPr>
+          <w:p>
+            <w:r/>
+            <w:r>
+              <w:rPr>
+                <w:sz w:val="16"/>
+              </w:rPr>
+              <w:t>Expose more than one candidate emotion with confidence</w:t>
+            </w:r>
+          </w:p>
+        </w:tc>
+        <w:tc>
+          <w:tcPr>
+            <w:tcW w:type="dxa" w:w="2340"/>
+          </w:tcPr>
+          <w:p>
+            <w:r/>
+            <w:r>
+              <w:rPr>
+                <w:sz w:val="16"/>
+              </w:rPr>
+              <w:t>Top-3 accuracy of the detector; stage-1 selection measured against the gold label - Correct emotion is among the top 3 for 76.5% of messages; the generator picks it 42.3% of the time</w:t>
+            </w:r>
+          </w:p>
+        </w:tc>
+        <w:tc>
+          <w:tcPr>
+            <w:tcW w:type="dxa" w:w="2340"/>
+          </w:tcPr>
+          <w:p>
+            <w:r/>
+            <w:r>
+              <w:rPr>
+                <w:sz w:val="16"/>
+              </w:rPr>
+              <w:t>Sections 5.1.2 and 5.1.6</w:t>
             </w:r>
           </w:p>
         </w:tc>
@@ -214,43 +263,57 @@
       <w:tr>
         <w:tc>
           <w:tcPr>
-            <w:tcW w:type="dxa" w:w="3120"/>
-          </w:tcPr>
-          <w:p>
-            <w:r/>
-            <w:r>
-              <w:rPr>
-                <w:sz w:val="16"/>
-              </w:rPr>
-              <w:t>A panel instead of one judge</w:t>
-            </w:r>
-          </w:p>
-        </w:tc>
-        <w:tc>
-          <w:tcPr>
-            <w:tcW w:type="dxa" w:w="3120"/>
-          </w:tcPr>
-          <w:p>
-            <w:r/>
-            <w:r>
-              <w:rPr>
-                <w:sz w:val="16"/>
-              </w:rPr>
-              <w:t>Scores averaged over the two judges that scored every system</w:t>
-            </w:r>
-          </w:p>
-        </w:tc>
-        <w:tc>
-          <w:tcPr>
-            <w:tcW w:type="dxa" w:w="3120"/>
-          </w:tcPr>
-          <w:p>
-            <w:r/>
-            <w:r>
-              <w:rPr>
-                <w:sz w:val="16"/>
-              </w:rPr>
-              <w:t>Verga et al. (2024): a panel from disjoint model families shows less intra-model bias than one large judge</w:t>
+            <w:tcW w:type="dxa" w:w="2340"/>
+          </w:tcPr>
+          <w:p>
+            <w:r/>
+            <w:r>
+              <w:rPr>
+                <w:sz w:val="16"/>
+              </w:rPr>
+              <w:t>FR3</w:t>
+            </w:r>
+          </w:p>
+        </w:tc>
+        <w:tc>
+          <w:tcPr>
+            <w:tcW w:type="dxa" w:w="2340"/>
+          </w:tcPr>
+          <w:p>
+            <w:r/>
+            <w:r>
+              <w:rPr>
+                <w:sz w:val="16"/>
+              </w:rPr>
+              <w:t>Report the candidate emotions, the chosen emotion and the words behind the decision</w:t>
+            </w:r>
+          </w:p>
+        </w:tc>
+        <w:tc>
+          <w:tcPr>
+            <w:tcW w:type="dxa" w:w="2340"/>
+          </w:tcPr>
+          <w:p>
+            <w:r/>
+            <w:r>
+              <w:rPr>
+                <w:sz w:val="16"/>
+              </w:rPr>
+              <w:t>Inspection of the agent output for every turn; attention cues taken from the detector's [CLS] attention - Met - every turn prints the three candidates with confidence, the chosen emotion and the cue words</w:t>
+            </w:r>
+          </w:p>
+        </w:tc>
+        <w:tc>
+          <w:tcPr>
+            <w:tcW w:type="dxa" w:w="2340"/>
+          </w:tcPr>
+          <w:p>
+            <w:r/>
+            <w:r>
+              <w:rPr>
+                <w:sz w:val="16"/>
+              </w:rPr>
+              <w:t>Sections 5.3.3 and 5.3.4</w:t>
             </w:r>
           </w:p>
         </w:tc>
@@ -258,43 +321,57 @@
       <w:tr>
         <w:tc>
           <w:tcPr>
-            <w:tcW w:type="dxa" w:w="3120"/>
-          </w:tcPr>
-          <w:p>
-            <w:r/>
-            <w:r>
-              <w:rPr>
-                <w:sz w:val="16"/>
-              </w:rPr>
-              <w:t>Same judges for every system</w:t>
-            </w:r>
-          </w:p>
-        </w:tc>
-        <w:tc>
-          <w:tcPr>
-            <w:tcW w:type="dxa" w:w="3120"/>
-          </w:tcPr>
-          <w:p>
-            <w:r/>
-            <w:r>
-              <w:rPr>
-                <w:sz w:val="16"/>
-              </w:rPr>
-              <w:t>Both judges scored all 512 replies of all judged systems</w:t>
-            </w:r>
-          </w:p>
-        </w:tc>
-        <w:tc>
-          <w:tcPr>
-            <w:tcW w:type="dxa" w:w="3120"/>
-          </w:tcPr>
-          <w:p>
-            <w:r/>
-            <w:r>
-              <w:rPr>
-                <w:sz w:val="16"/>
-              </w:rPr>
-              <w:t>Mixing judge sets across systems would make the scores incomparable</w:t>
+            <w:tcW w:type="dxa" w:w="2340"/>
+          </w:tcPr>
+          <w:p>
+            <w:r/>
+            <w:r>
+              <w:rPr>
+                <w:sz w:val="16"/>
+              </w:rPr>
+              <w:t>FR4</w:t>
+            </w:r>
+          </w:p>
+        </w:tc>
+        <w:tc>
+          <w:tcPr>
+            <w:tcW w:type="dxa" w:w="2340"/>
+          </w:tcPr>
+          <w:p>
+            <w:r/>
+            <w:r>
+              <w:rPr>
+                <w:sz w:val="16"/>
+              </w:rPr>
+              <w:t>Give the generator wording written for the selected emotion</w:t>
+            </w:r>
+          </w:p>
+        </w:tc>
+        <w:tc>
+          <w:tcPr>
+            <w:tcW w:type="dxa" w:w="2340"/>
+          </w:tcPr>
+          <w:p>
+            <w:r/>
+            <w:r>
+              <w:rPr>
+                <w:sz w:val="16"/>
+              </w:rPr>
+              <w:t>Compared with the same detector and generator using one generic prompt (top-1 configuration) - Emotion validation 36.7% against 28.3% (adjusted p = 0.003); WASSA 5.05 against 4.89</w:t>
+            </w:r>
+          </w:p>
+        </w:tc>
+        <w:tc>
+          <w:tcPr>
+            <w:tcW w:type="dxa" w:w="2340"/>
+          </w:tcPr>
+          <w:p>
+            <w:r/>
+            <w:r>
+              <w:rPr>
+                <w:sz w:val="16"/>
+              </w:rPr>
+              <w:t>Sections 5.1.5 and 5.4.2</w:t>
             </w:r>
           </w:p>
         </w:tc>
@@ -302,43 +379,57 @@
       <w:tr>
         <w:tc>
           <w:tcPr>
-            <w:tcW w:type="dxa" w:w="3120"/>
-          </w:tcPr>
-          <w:p>
-            <w:r/>
-            <w:r>
-              <w:rPr>
-                <w:sz w:val="16"/>
-              </w:rPr>
-              <w:t>Blind scoring</w:t>
-            </w:r>
-          </w:p>
-        </w:tc>
-        <w:tc>
-          <w:tcPr>
-            <w:tcW w:type="dxa" w:w="3120"/>
-          </w:tcPr>
-          <w:p>
-            <w:r/>
-            <w:r>
-              <w:rPr>
-                <w:sz w:val="16"/>
-              </w:rPr>
-              <w:t>Judges see only the user message and one reply - never the system name or the gold reply</w:t>
-            </w:r>
-          </w:p>
-        </w:tc>
-        <w:tc>
-          <w:tcPr>
-            <w:tcW w:type="dxa" w:w="3120"/>
-          </w:tcPr>
-          <w:p>
-            <w:r/>
-            <w:r>
-              <w:rPr>
-                <w:sz w:val="16"/>
-              </w:rPr>
-              <w:t>Removes identity bias and any reward for word overlap with a reference reply</w:t>
+            <w:tcW w:type="dxa" w:w="2340"/>
+          </w:tcPr>
+          <w:p>
+            <w:r/>
+            <w:r>
+              <w:rPr>
+                <w:sz w:val="16"/>
+              </w:rPr>
+              <w:t>FR5</w:t>
+            </w:r>
+          </w:p>
+        </w:tc>
+        <w:tc>
+          <w:tcPr>
+            <w:tcW w:type="dxa" w:w="2340"/>
+          </w:tcPr>
+          <w:p>
+            <w:r/>
+            <w:r>
+              <w:rPr>
+                <w:sz w:val="16"/>
+              </w:rPr>
+              <w:t>Acknowledge the feeling, ask exactly one question, stay within 120 words</w:t>
+            </w:r>
+          </w:p>
+        </w:tc>
+        <w:tc>
+          <w:tcPr>
+            <w:tcW w:type="dxa" w:w="2340"/>
+          </w:tcPr>
+          <w:p>
+            <w:r/>
+            <w:r>
+              <w:rPr>
+                <w:sz w:val="16"/>
+              </w:rPr>
+              <w:t>Automatic checks on 300 held-out conversations - Acknowledgement 66.3%, exactly one question 92.7%, within the length limit 100%, all three together 60.0%</w:t>
+            </w:r>
+          </w:p>
+        </w:tc>
+        <w:tc>
+          <w:tcPr>
+            <w:tcW w:type="dxa" w:w="2340"/>
+          </w:tcPr>
+          <w:p>
+            <w:r/>
+            <w:r>
+              <w:rPr>
+                <w:sz w:val="16"/>
+              </w:rPr>
+              <w:t>Section 5.1.3</w:t>
             </w:r>
           </w:p>
         </w:tc>
@@ -346,43 +437,57 @@
       <w:tr>
         <w:tc>
           <w:tcPr>
-            <w:tcW w:type="dxa" w:w="3120"/>
-          </w:tcPr>
-          <w:p>
-            <w:r/>
-            <w:r>
-              <w:rPr>
-                <w:sz w:val="16"/>
-              </w:rPr>
-              <w:t>Anchored rubric, deterministic output</w:t>
-            </w:r>
-          </w:p>
-        </w:tc>
-        <w:tc>
-          <w:tcPr>
-            <w:tcW w:type="dxa" w:w="3120"/>
-          </w:tcPr>
-          <w:p>
-            <w:r/>
-            <w:r>
-              <w:rPr>
-                <w:sz w:val="16"/>
-              </w:rPr>
-              <w:t>1-3 / 4-6 / 7-10 anchors for empathy, relevance and safety; temperature 0; JSON-only answer</w:t>
-            </w:r>
-          </w:p>
-        </w:tc>
-        <w:tc>
-          <w:tcPr>
-            <w:tcW w:type="dxa" w:w="3120"/>
-          </w:tcPr>
-          <w:p>
-            <w:r/>
-            <w:r>
-              <w:rPr>
-                <w:sz w:val="16"/>
-              </w:rPr>
-              <w:t>Anchors keep judges on the same scale; temperature 0 removes sampling noise</w:t>
+            <w:tcW w:type="dxa" w:w="2340"/>
+          </w:tcPr>
+          <w:p>
+            <w:r/>
+            <w:r>
+              <w:rPr>
+                <w:sz w:val="16"/>
+              </w:rPr>
+              <w:t>FR6</w:t>
+            </w:r>
+          </w:p>
+        </w:tc>
+        <w:tc>
+          <w:tcPr>
+            <w:tcW w:type="dxa" w:w="2340"/>
+          </w:tcPr>
+          <w:p>
+            <w:r/>
+            <w:r>
+              <w:rPr>
+                <w:sz w:val="16"/>
+              </w:rPr>
+              <w:t>Support a multi-turn conversation and follow a change of emotion</w:t>
+            </w:r>
+          </w:p>
+        </w:tc>
+        <w:tc>
+          <w:tcPr>
+            <w:tcW w:type="dxa" w:w="2340"/>
+          </w:tcPr>
+          <w:p>
+            <w:r/>
+            <w:r>
+              <w:rPr>
+                <w:sz w:val="16"/>
+              </w:rPr>
+              <w:t>Multi-turn agent built on the same components; detector reads the last four user turns - Met - agent runs with a 10-exchange memory and reports a detected emotion shift</w:t>
+            </w:r>
+          </w:p>
+        </w:tc>
+        <w:tc>
+          <w:tcPr>
+            <w:tcW w:type="dxa" w:w="2340"/>
+          </w:tcPr>
+          <w:p>
+            <w:r/>
+            <w:r>
+              <w:rPr>
+                <w:sz w:val="16"/>
+              </w:rPr>
+              <w:t>Section 5.3.4</w:t>
             </w:r>
           </w:p>
         </w:tc>
@@ -390,43 +495,57 @@
       <w:tr>
         <w:tc>
           <w:tcPr>
-            <w:tcW w:type="dxa" w:w="3120"/>
-          </w:tcPr>
-          <w:p>
-            <w:r/>
-            <w:r>
-              <w:rPr>
-                <w:sz w:val="16"/>
-              </w:rPr>
-              <w:t>Free API access</w:t>
-            </w:r>
-          </w:p>
-        </w:tc>
-        <w:tc>
-          <w:tcPr>
-            <w:tcW w:type="dxa" w:w="3120"/>
-          </w:tcPr>
-          <w:p>
-            <w:r/>
-            <w:r>
-              <w:rPr>
-                <w:sz w:val="16"/>
-              </w:rPr>
-              <w:t>No GPU needed, so non-coding teammates could run the judging</w:t>
-            </w:r>
-          </w:p>
-        </w:tc>
-        <w:tc>
-          <w:tcPr>
-            <w:tcW w:type="dxa" w:w="3120"/>
-          </w:tcPr>
-          <w:p>
-            <w:r/>
-            <w:r>
-              <w:rPr>
-                <w:sz w:val="16"/>
-              </w:rPr>
-              <w:t>Project resource constraint (Section 3.8)</w:t>
+            <w:tcW w:type="dxa" w:w="2340"/>
+          </w:tcPr>
+          <w:p>
+            <w:r/>
+            <w:r>
+              <w:rPr>
+                <w:sz w:val="16"/>
+              </w:rPr>
+              <w:t>NFR1</w:t>
+            </w:r>
+          </w:p>
+        </w:tc>
+        <w:tc>
+          <w:tcPr>
+            <w:tcW w:type="dxa" w:w="2340"/>
+          </w:tcPr>
+          <w:p>
+            <w:r/>
+            <w:r>
+              <w:rPr>
+                <w:sz w:val="16"/>
+              </w:rPr>
+              <w:t>Run within 8 GB of GPU memory</w:t>
+            </w:r>
+          </w:p>
+        </w:tc>
+        <w:tc>
+          <w:tcPr>
+            <w:tcW w:type="dxa" w:w="2340"/>
+          </w:tcPr>
+          <w:p>
+            <w:r/>
+            <w:r>
+              <w:rPr>
+                <w:sz w:val="16"/>
+              </w:rPr>
+              <w:t>Measured over 50 messages on an RTX 4060 8 GB - 3.40 GB peak, against 5.47 GB for the 7.6B single model (38% less)</w:t>
+            </w:r>
+          </w:p>
+        </w:tc>
+        <w:tc>
+          <w:tcPr>
+            <w:tcW w:type="dxa" w:w="2340"/>
+          </w:tcPr>
+          <w:p>
+            <w:r/>
+            <w:r>
+              <w:rPr>
+                <w:sz w:val="16"/>
+              </w:rPr>
+              <w:t>Section 5.5.7</w:t>
             </w:r>
           </w:p>
         </w:tc>
@@ -434,43 +553,289 @@
       <w:tr>
         <w:tc>
           <w:tcPr>
-            <w:tcW w:type="dxa" w:w="3120"/>
-          </w:tcPr>
-          <w:p>
-            <w:r/>
-            <w:r>
-              <w:rPr>
-                <w:sz w:val="16"/>
-              </w:rPr>
-              <w:t>Documented replacements</w:t>
-            </w:r>
-          </w:p>
-        </w:tc>
-        <w:tc>
-          <w:tcPr>
-            <w:tcW w:type="dxa" w:w="3120"/>
-          </w:tcPr>
-          <w:p>
-            <w:r/>
-            <w:r>
-              <w:rPr>
-                <w:sz w:val="16"/>
-              </w:rPr>
-              <w:t>Gemini (repeated quota failures), DeepSeek (retired on GitHub Models, removed from OpenRouter free tier), Llama 3.3 70B (decommissioned on Groq), Mistral Large (subscription tier)</w:t>
-            </w:r>
-          </w:p>
-        </w:tc>
-        <w:tc>
-          <w:tcPr>
-            <w:tcW w:type="dxa" w:w="3120"/>
-          </w:tcPr>
-          <w:p>
-            <w:r/>
-            <w:r>
-              <w:rPr>
-                <w:sz w:val="16"/>
-              </w:rPr>
-              <w:t>See risk R7 in Section 3.7</w:t>
+            <w:tcW w:type="dxa" w:w="2340"/>
+          </w:tcPr>
+          <w:p>
+            <w:r/>
+            <w:r>
+              <w:rPr>
+                <w:sz w:val="16"/>
+              </w:rPr>
+              <w:t>NFR2</w:t>
+            </w:r>
+          </w:p>
+        </w:tc>
+        <w:tc>
+          <w:tcPr>
+            <w:tcW w:type="dxa" w:w="2340"/>
+          </w:tcPr>
+          <w:p>
+            <w:r/>
+            <w:r>
+              <w:rPr>
+                <w:sz w:val="16"/>
+              </w:rPr>
+              <w:t>No user message has to leave the device</w:t>
+            </w:r>
+          </w:p>
+        </w:tc>
+        <w:tc>
+          <w:tcPr>
+            <w:tcW w:type="dxa" w:w="2340"/>
+          </w:tcPr>
+          <w:p>
+            <w:r/>
+            <w:r>
+              <w:rPr>
+                <w:sz w:val="16"/>
+              </w:rPr>
+              <w:t>Review of every component; only EmpatheticDialogues text was sent to the judge APIs - Met - detector and generator run locally; external services were used for evaluation only</w:t>
+            </w:r>
+          </w:p>
+        </w:tc>
+        <w:tc>
+          <w:tcPr>
+            <w:tcW w:type="dxa" w:w="2340"/>
+          </w:tcPr>
+          <w:p>
+            <w:r/>
+            <w:r>
+              <w:rPr>
+                <w:sz w:val="16"/>
+              </w:rPr>
+              <w:t>Sections 3.4.2 and 5.6.5</w:t>
+            </w:r>
+          </w:p>
+        </w:tc>
+      </w:tr>
+      <w:tr>
+        <w:tc>
+          <w:tcPr>
+            <w:tcW w:type="dxa" w:w="2340"/>
+          </w:tcPr>
+          <w:p>
+            <w:r/>
+            <w:r>
+              <w:rPr>
+                <w:sz w:val="16"/>
+              </w:rPr>
+              <w:t>NFR3</w:t>
+            </w:r>
+          </w:p>
+        </w:tc>
+        <w:tc>
+          <w:tcPr>
+            <w:tcW w:type="dxa" w:w="2340"/>
+          </w:tcPr>
+          <w:p>
+            <w:r/>
+            <w:r>
+              <w:rPr>
+                <w:sz w:val="16"/>
+              </w:rPr>
+              <w:t>Produce a reply in a few seconds</w:t>
+            </w:r>
+          </w:p>
+        </w:tc>
+        <w:tc>
+          <w:tcPr>
+            <w:tcW w:type="dxa" w:w="2340"/>
+          </w:tcPr>
+          <w:p>
+            <w:r/>
+            <w:r>
+              <w:rPr>
+                <w:sz w:val="16"/>
+              </w:rPr>
+              <w:t>Same 50-message benchmark - 4.17 s per reply on average (65.7 ms per generated token); detection and emotion selection add 0.31 s</w:t>
+            </w:r>
+          </w:p>
+        </w:tc>
+        <w:tc>
+          <w:tcPr>
+            <w:tcW w:type="dxa" w:w="2340"/>
+          </w:tcPr>
+          <w:p>
+            <w:r/>
+            <w:r>
+              <w:rPr>
+                <w:sz w:val="16"/>
+              </w:rPr>
+              <w:t>Section 5.5.7</w:t>
+            </w:r>
+          </w:p>
+        </w:tc>
+      </w:tr>
+      <w:tr>
+        <w:tc>
+          <w:tcPr>
+            <w:tcW w:type="dxa" w:w="2340"/>
+          </w:tcPr>
+          <w:p>
+            <w:r/>
+            <w:r>
+              <w:rPr>
+                <w:sz w:val="16"/>
+              </w:rPr>
+              <w:t>NFR4</w:t>
+            </w:r>
+          </w:p>
+        </w:tc>
+        <w:tc>
+          <w:tcPr>
+            <w:tcW w:type="dxa" w:w="2340"/>
+          </w:tcPr>
+          <w:p>
+            <w:r/>
+            <w:r>
+              <w:rPr>
+                <w:sz w:val="16"/>
+              </w:rPr>
+              <w:t>Every number reproducible from scripts and saved outputs</w:t>
+            </w:r>
+          </w:p>
+        </w:tc>
+        <w:tc>
+          <w:tcPr>
+            <w:tcW w:type="dxa" w:w="2340"/>
+          </w:tcPr>
+          <w:p>
+            <w:r/>
+            <w:r>
+              <w:rPr>
+                <w:sz w:val="16"/>
+              </w:rPr>
+              <w:t>Fixed seeds; scored prediction files kept for all systems; tables regenerated by script - Met - 4,200 scored replies and 1,024 judge ratings are stored in the repository</w:t>
+            </w:r>
+          </w:p>
+        </w:tc>
+        <w:tc>
+          <w:tcPr>
+            <w:tcW w:type="dxa" w:w="2340"/>
+          </w:tcPr>
+          <w:p>
+            <w:r/>
+            <w:r>
+              <w:rPr>
+                <w:sz w:val="16"/>
+              </w:rPr>
+              <w:t>Section 5.1.1</w:t>
+            </w:r>
+          </w:p>
+        </w:tc>
+      </w:tr>
+      <w:tr>
+        <w:tc>
+          <w:tcPr>
+            <w:tcW w:type="dxa" w:w="2340"/>
+          </w:tcPr>
+          <w:p>
+            <w:r/>
+            <w:r>
+              <w:rPr>
+                <w:sz w:val="16"/>
+              </w:rPr>
+              <w:t>NFR5</w:t>
+            </w:r>
+          </w:p>
+        </w:tc>
+        <w:tc>
+          <w:tcPr>
+            <w:tcW w:type="dxa" w:w="2340"/>
+          </w:tcPr>
+          <w:p>
+            <w:r/>
+            <w:r>
+              <w:rPr>
+                <w:sz w:val="16"/>
+              </w:rPr>
+              <w:t>Components replaceable and testable on their own</w:t>
+            </w:r>
+          </w:p>
+        </w:tc>
+        <w:tc>
+          <w:tcPr>
+            <w:tcW w:type="dxa" w:w="2340"/>
+          </w:tcPr>
+          <w:p>
+            <w:r/>
+            <w:r>
+              <w:rPr>
+                <w:sz w:val="16"/>
+              </w:rPr>
+              <w:t>Detector swapped for RoBERTa-large and for the earlier GPT-2 detector with the generator held fixed - Met - swaps ran without any change to the generator; neither improved reply quality significantly</w:t>
+            </w:r>
+          </w:p>
+        </w:tc>
+        <w:tc>
+          <w:tcPr>
+            <w:tcW w:type="dxa" w:w="2340"/>
+          </w:tcPr>
+          <w:p>
+            <w:r/>
+            <w:r>
+              <w:rPr>
+                <w:sz w:val="16"/>
+              </w:rPr>
+              <w:t>Sections 5.4.3 and 5.5.3</w:t>
+            </w:r>
+          </w:p>
+        </w:tc>
+      </w:tr>
+      <w:tr>
+        <w:tc>
+          <w:tcPr>
+            <w:tcW w:type="dxa" w:w="2340"/>
+          </w:tcPr>
+          <w:p>
+            <w:r/>
+            <w:r>
+              <w:rPr>
+                <w:sz w:val="16"/>
+              </w:rPr>
+              <w:t>NFR6</w:t>
+            </w:r>
+          </w:p>
+        </w:tc>
+        <w:tc>
+          <w:tcPr>
+            <w:tcW w:type="dxa" w:w="2340"/>
+          </w:tcPr>
+          <w:p>
+            <w:r/>
+            <w:r>
+              <w:rPr>
+                <w:sz w:val="16"/>
+              </w:rPr>
+              <w:t>Use only open models, datasets and free service tiers</w:t>
+            </w:r>
+          </w:p>
+        </w:tc>
+        <w:tc>
+          <w:tcPr>
+            <w:tcW w:type="dxa" w:w="2340"/>
+          </w:tcPr>
+          <w:p>
+            <w:r/>
+            <w:r>
+              <w:rPr>
+                <w:sz w:val="16"/>
+              </w:rPr>
+              <w:t>Licence review of every asset; cost record - Met - no paid service was used at any stage</w:t>
+            </w:r>
+          </w:p>
+        </w:tc>
+        <w:tc>
+          <w:tcPr>
+            <w:tcW w:type="dxa" w:w="2340"/>
+          </w:tcPr>
+          <w:p>
+            <w:r/>
+            <w:r>
+              <w:rPr>
+                <w:sz w:val="16"/>
+              </w:rPr>
+              <w:t>Sections 3.4.4 and 3.8</w:t>
             </w:r>
           </w:p>
         </w:tc>
@@ -485,7 +850,752 @@
         <w:rPr>
           <w:i/>
         </w:rPr>
-        <w:t>Table A.1: Criteria for selecting the AI judges (selection criteria behind Section 4.1.5.1).</w:t>
+        <w:t>Table A.1: Final requirements, how each was verified and the result (requirement-by-requirement verification behind Section 3.1).</w:t>
+      </w:r>
+    </w:p>
+    <w:tbl>
+      <w:tblPr>
+        <w:tblStyle w:val="TableGrid"/>
+        <w:tblW w:type="auto" w:w="0"/>
+        <w:tblLook w:firstColumn="1" w:firstRow="1" w:lastColumn="0" w:lastRow="0" w:noHBand="0" w:noVBand="1" w:val="04A0"/>
+      </w:tblPr>
+      <w:tblGrid>
+        <w:gridCol w:w="2340"/>
+        <w:gridCol w:w="2340"/>
+        <w:gridCol w:w="2340"/>
+        <w:gridCol w:w="2340"/>
+      </w:tblGrid>
+      <w:tr>
+        <w:tc>
+          <w:tcPr>
+            <w:tcW w:type="dxa" w:w="2340"/>
+            <w:shd w:val="clear" w:color="auto" w:fill="E3EEFB"/>
+          </w:tcPr>
+          <w:p>
+            <w:r>
+              <w:rPr>
+                <w:b/>
+              </w:rPr>
+            </w:r>
+            <w:r>
+              <w:rPr>
+                <w:b/>
+                <w:sz w:val="16"/>
+              </w:rPr>
+              <w:t>Asset</w:t>
+            </w:r>
+          </w:p>
+        </w:tc>
+        <w:tc>
+          <w:tcPr>
+            <w:tcW w:type="dxa" w:w="2340"/>
+            <w:shd w:val="clear" w:color="auto" w:fill="E3EEFB"/>
+          </w:tcPr>
+          <w:p>
+            <w:r>
+              <w:rPr>
+                <w:b/>
+              </w:rPr>
+            </w:r>
+            <w:r>
+              <w:rPr>
+                <w:b/>
+                <w:sz w:val="16"/>
+              </w:rPr>
+              <w:t>Role</w:t>
+            </w:r>
+          </w:p>
+        </w:tc>
+        <w:tc>
+          <w:tcPr>
+            <w:tcW w:type="dxa" w:w="2340"/>
+            <w:shd w:val="clear" w:color="auto" w:fill="E3EEFB"/>
+          </w:tcPr>
+          <w:p>
+            <w:r>
+              <w:rPr>
+                <w:b/>
+              </w:rPr>
+            </w:r>
+            <w:r>
+              <w:rPr>
+                <w:b/>
+                <w:sz w:val="16"/>
+              </w:rPr>
+              <w:t>Licence</w:t>
+            </w:r>
+          </w:p>
+        </w:tc>
+        <w:tc>
+          <w:tcPr>
+            <w:tcW w:type="dxa" w:w="2340"/>
+            <w:shd w:val="clear" w:color="auto" w:fill="E3EEFB"/>
+          </w:tcPr>
+          <w:p>
+            <w:r>
+              <w:rPr>
+                <w:b/>
+              </w:rPr>
+            </w:r>
+            <w:r>
+              <w:rPr>
+                <w:b/>
+                <w:sz w:val="16"/>
+              </w:rPr>
+              <w:t>Implication</w:t>
+            </w:r>
+          </w:p>
+        </w:tc>
+      </w:tr>
+      <w:tr>
+        <w:tc>
+          <w:tcPr>
+            <w:tcW w:type="dxa" w:w="2340"/>
+          </w:tcPr>
+          <w:p>
+            <w:r/>
+            <w:r>
+              <w:rPr>
+                <w:sz w:val="16"/>
+              </w:rPr>
+              <w:t>EmpatheticDialogues</w:t>
+            </w:r>
+          </w:p>
+        </w:tc>
+        <w:tc>
+          <w:tcPr>
+            <w:tcW w:type="dxa" w:w="2340"/>
+          </w:tcPr>
+          <w:p>
+            <w:r/>
+            <w:r>
+              <w:rPr>
+                <w:sz w:val="16"/>
+              </w:rPr>
+              <w:t>Dataset</w:t>
+            </w:r>
+          </w:p>
+        </w:tc>
+        <w:tc>
+          <w:tcPr>
+            <w:tcW w:type="dxa" w:w="2340"/>
+          </w:tcPr>
+          <w:p>
+            <w:r/>
+            <w:r>
+              <w:rPr>
+                <w:sz w:val="16"/>
+              </w:rPr>
+              <w:t>CC BY-NC 4.0</w:t>
+            </w:r>
+          </w:p>
+        </w:tc>
+        <w:tc>
+          <w:tcPr>
+            <w:tcW w:type="dxa" w:w="2340"/>
+          </w:tcPr>
+          <w:p>
+            <w:r/>
+            <w:r>
+              <w:rPr>
+                <w:sz w:val="16"/>
+              </w:rPr>
+              <w:t>Attribution required; no commercial use of the data or derived commercial product</w:t>
+            </w:r>
+          </w:p>
+        </w:tc>
+      </w:tr>
+      <w:tr>
+        <w:tc>
+          <w:tcPr>
+            <w:tcW w:type="dxa" w:w="2340"/>
+          </w:tcPr>
+          <w:p>
+            <w:r/>
+            <w:r>
+              <w:rPr>
+                <w:sz w:val="16"/>
+              </w:rPr>
+              <w:t>FacebookAI/roberta-base, roberta-large</w:t>
+            </w:r>
+          </w:p>
+        </w:tc>
+        <w:tc>
+          <w:tcPr>
+            <w:tcW w:type="dxa" w:w="2340"/>
+          </w:tcPr>
+          <w:p>
+            <w:r/>
+            <w:r>
+              <w:rPr>
+                <w:sz w:val="16"/>
+              </w:rPr>
+              <w:t>d1 backbone</w:t>
+            </w:r>
+          </w:p>
+        </w:tc>
+        <w:tc>
+          <w:tcPr>
+            <w:tcW w:type="dxa" w:w="2340"/>
+          </w:tcPr>
+          <w:p>
+            <w:r/>
+            <w:r>
+              <w:rPr>
+                <w:sz w:val="16"/>
+              </w:rPr>
+              <w:t>MIT</w:t>
+            </w:r>
+          </w:p>
+        </w:tc>
+        <w:tc>
+          <w:tcPr>
+            <w:tcW w:type="dxa" w:w="2340"/>
+          </w:tcPr>
+          <w:p>
+            <w:r/>
+            <w:r>
+              <w:rPr>
+                <w:sz w:val="16"/>
+              </w:rPr>
+              <w:t>Permissive</w:t>
+            </w:r>
+          </w:p>
+        </w:tc>
+      </w:tr>
+      <w:tr>
+        <w:tc>
+          <w:tcPr>
+            <w:tcW w:type="dxa" w:w="2340"/>
+          </w:tcPr>
+          <w:p>
+            <w:r/>
+            <w:r>
+              <w:rPr>
+                <w:sz w:val="16"/>
+              </w:rPr>
+              <w:t>microsoft/Phi-4-mini-instruct</w:t>
+            </w:r>
+          </w:p>
+        </w:tc>
+        <w:tc>
+          <w:tcPr>
+            <w:tcW w:type="dxa" w:w="2340"/>
+          </w:tcPr>
+          <w:p>
+            <w:r/>
+            <w:r>
+              <w:rPr>
+                <w:sz w:val="16"/>
+              </w:rPr>
+              <w:t>Final d2</w:t>
+            </w:r>
+          </w:p>
+        </w:tc>
+        <w:tc>
+          <w:tcPr>
+            <w:tcW w:type="dxa" w:w="2340"/>
+          </w:tcPr>
+          <w:p>
+            <w:r/>
+            <w:r>
+              <w:rPr>
+                <w:sz w:val="16"/>
+              </w:rPr>
+              <w:t>MIT</w:t>
+            </w:r>
+          </w:p>
+        </w:tc>
+        <w:tc>
+          <w:tcPr>
+            <w:tcW w:type="dxa" w:w="2340"/>
+          </w:tcPr>
+          <w:p>
+            <w:r/>
+            <w:r>
+              <w:rPr>
+                <w:sz w:val="16"/>
+              </w:rPr>
+              <w:t>Permissive</w:t>
+            </w:r>
+          </w:p>
+        </w:tc>
+      </w:tr>
+      <w:tr>
+        <w:tc>
+          <w:tcPr>
+            <w:tcW w:type="dxa" w:w="2340"/>
+          </w:tcPr>
+          <w:p>
+            <w:r/>
+            <w:r>
+              <w:rPr>
+                <w:sz w:val="16"/>
+              </w:rPr>
+              <w:t>Qwen/Qwen2.5-1.5B-Instruct, Qwen2.5-7B-Instruct</w:t>
+            </w:r>
+          </w:p>
+        </w:tc>
+        <w:tc>
+          <w:tcPr>
+            <w:tcW w:type="dxa" w:w="2340"/>
+          </w:tcPr>
+          <w:p>
+            <w:r/>
+            <w:r>
+              <w:rPr>
+                <w:sz w:val="16"/>
+              </w:rPr>
+              <w:t>Baselines / initial d2</w:t>
+            </w:r>
+          </w:p>
+        </w:tc>
+        <w:tc>
+          <w:tcPr>
+            <w:tcW w:type="dxa" w:w="2340"/>
+          </w:tcPr>
+          <w:p>
+            <w:r/>
+            <w:r>
+              <w:rPr>
+                <w:sz w:val="16"/>
+              </w:rPr>
+              <w:t>Apache-2.0</w:t>
+            </w:r>
+          </w:p>
+        </w:tc>
+        <w:tc>
+          <w:tcPr>
+            <w:tcW w:type="dxa" w:w="2340"/>
+          </w:tcPr>
+          <w:p>
+            <w:r/>
+            <w:r>
+              <w:rPr>
+                <w:sz w:val="16"/>
+              </w:rPr>
+              <w:t>Permissive, keep notice</w:t>
+            </w:r>
+          </w:p>
+        </w:tc>
+      </w:tr>
+      <w:tr>
+        <w:tc>
+          <w:tcPr>
+            <w:tcW w:type="dxa" w:w="2340"/>
+          </w:tcPr>
+          <w:p>
+            <w:r/>
+            <w:r>
+              <w:rPr>
+                <w:sz w:val="16"/>
+              </w:rPr>
+              <w:t>google/gemma-3-4b-it</w:t>
+            </w:r>
+          </w:p>
+        </w:tc>
+        <w:tc>
+          <w:tcPr>
+            <w:tcW w:type="dxa" w:w="2340"/>
+          </w:tcPr>
+          <w:p>
+            <w:r/>
+            <w:r>
+              <w:rPr>
+                <w:sz w:val="16"/>
+              </w:rPr>
+              <w:t>Bake-off candidate</w:t>
+            </w:r>
+          </w:p>
+        </w:tc>
+        <w:tc>
+          <w:tcPr>
+            <w:tcW w:type="dxa" w:w="2340"/>
+          </w:tcPr>
+          <w:p>
+            <w:r/>
+            <w:r>
+              <w:rPr>
+                <w:sz w:val="16"/>
+              </w:rPr>
+              <w:t>Gemma Terms of Use</w:t>
+            </w:r>
+          </w:p>
+        </w:tc>
+        <w:tc>
+          <w:tcPr>
+            <w:tcW w:type="dxa" w:w="2340"/>
+          </w:tcPr>
+          <w:p>
+            <w:r/>
+            <w:r>
+              <w:rPr>
+                <w:sz w:val="16"/>
+              </w:rPr>
+              <w:t>Use-restriction policy applies</w:t>
+            </w:r>
+          </w:p>
+        </w:tc>
+      </w:tr>
+      <w:tr>
+        <w:tc>
+          <w:tcPr>
+            <w:tcW w:type="dxa" w:w="2340"/>
+          </w:tcPr>
+          <w:p>
+            <w:r/>
+            <w:r>
+              <w:rPr>
+                <w:sz w:val="16"/>
+              </w:rPr>
+              <w:t>google-bert/bert-base-uncased, google/electra-base-discriminator</w:t>
+            </w:r>
+          </w:p>
+        </w:tc>
+        <w:tc>
+          <w:tcPr>
+            <w:tcW w:type="dxa" w:w="2340"/>
+          </w:tcPr>
+          <w:p>
+            <w:r/>
+            <w:r>
+              <w:rPr>
+                <w:sz w:val="16"/>
+              </w:rPr>
+              <w:t>d1 comparison</w:t>
+            </w:r>
+          </w:p>
+        </w:tc>
+        <w:tc>
+          <w:tcPr>
+            <w:tcW w:type="dxa" w:w="2340"/>
+          </w:tcPr>
+          <w:p>
+            <w:r/>
+            <w:r>
+              <w:rPr>
+                <w:sz w:val="16"/>
+              </w:rPr>
+              <w:t>Apache-2.0</w:t>
+            </w:r>
+          </w:p>
+        </w:tc>
+        <w:tc>
+          <w:tcPr>
+            <w:tcW w:type="dxa" w:w="2340"/>
+          </w:tcPr>
+          <w:p>
+            <w:r/>
+            <w:r>
+              <w:rPr>
+                <w:sz w:val="16"/>
+              </w:rPr>
+              <w:t>Permissive</w:t>
+            </w:r>
+          </w:p>
+        </w:tc>
+      </w:tr>
+      <w:tr>
+        <w:tc>
+          <w:tcPr>
+            <w:tcW w:type="dxa" w:w="2340"/>
+          </w:tcPr>
+          <w:p>
+            <w:r/>
+            <w:r>
+              <w:rPr>
+                <w:sz w:val="16"/>
+              </w:rPr>
+              <w:t>openai-community/gpt2-medium</w:t>
+            </w:r>
+          </w:p>
+        </w:tc>
+        <w:tc>
+          <w:tcPr>
+            <w:tcW w:type="dxa" w:w="2340"/>
+          </w:tcPr>
+          <w:p>
+            <w:r/>
+            <w:r>
+              <w:rPr>
+                <w:sz w:val="16"/>
+              </w:rPr>
+              <w:t>Initial d1</w:t>
+            </w:r>
+          </w:p>
+        </w:tc>
+        <w:tc>
+          <w:tcPr>
+            <w:tcW w:type="dxa" w:w="2340"/>
+          </w:tcPr>
+          <w:p>
+            <w:r/>
+            <w:r>
+              <w:rPr>
+                <w:sz w:val="16"/>
+              </w:rPr>
+              <w:t>MIT</w:t>
+            </w:r>
+          </w:p>
+        </w:tc>
+        <w:tc>
+          <w:tcPr>
+            <w:tcW w:type="dxa" w:w="2340"/>
+          </w:tcPr>
+          <w:p>
+            <w:r/>
+            <w:r>
+              <w:rPr>
+                <w:sz w:val="16"/>
+              </w:rPr>
+              <w:t>Permissive</w:t>
+            </w:r>
+          </w:p>
+        </w:tc>
+      </w:tr>
+      <w:tr>
+        <w:tc>
+          <w:tcPr>
+            <w:tcW w:type="dxa" w:w="2340"/>
+          </w:tcPr>
+          <w:p>
+            <w:r/>
+            <w:r>
+              <w:rPr>
+                <w:sz w:val="16"/>
+              </w:rPr>
+              <w:t>sentence-transformers/all-MiniLM-L6-v2</w:t>
+            </w:r>
+          </w:p>
+        </w:tc>
+        <w:tc>
+          <w:tcPr>
+            <w:tcW w:type="dxa" w:w="2340"/>
+          </w:tcPr>
+          <w:p>
+            <w:r/>
+            <w:r>
+              <w:rPr>
+                <w:sz w:val="16"/>
+              </w:rPr>
+              <w:t>RAG retriever</w:t>
+            </w:r>
+          </w:p>
+        </w:tc>
+        <w:tc>
+          <w:tcPr>
+            <w:tcW w:type="dxa" w:w="2340"/>
+          </w:tcPr>
+          <w:p>
+            <w:r/>
+            <w:r>
+              <w:rPr>
+                <w:sz w:val="16"/>
+              </w:rPr>
+              <w:t>Apache-2.0</w:t>
+            </w:r>
+          </w:p>
+        </w:tc>
+        <w:tc>
+          <w:tcPr>
+            <w:tcW w:type="dxa" w:w="2340"/>
+          </w:tcPr>
+          <w:p>
+            <w:r/>
+            <w:r>
+              <w:rPr>
+                <w:sz w:val="16"/>
+              </w:rPr>
+              <w:t>Permissive</w:t>
+            </w:r>
+          </w:p>
+        </w:tc>
+      </w:tr>
+      <w:tr>
+        <w:tc>
+          <w:tcPr>
+            <w:tcW w:type="dxa" w:w="2340"/>
+          </w:tcPr>
+          <w:p>
+            <w:r/>
+            <w:r>
+              <w:rPr>
+                <w:sz w:val="16"/>
+              </w:rPr>
+              <w:t>hyy-33/hyy33-WASSA-2024-Track-2</w:t>
+            </w:r>
+          </w:p>
+        </w:tc>
+        <w:tc>
+          <w:tcPr>
+            <w:tcW w:type="dxa" w:w="2340"/>
+          </w:tcPr>
+          <w:p>
+            <w:r/>
+            <w:r>
+              <w:rPr>
+                <w:sz w:val="16"/>
+              </w:rPr>
+              <w:t>Empathy scorer</w:t>
+            </w:r>
+          </w:p>
+        </w:tc>
+        <w:tc>
+          <w:tcPr>
+            <w:tcW w:type="dxa" w:w="2340"/>
+          </w:tcPr>
+          <w:p>
+            <w:r/>
+            <w:r>
+              <w:rPr>
+                <w:sz w:val="16"/>
+              </w:rPr>
+              <w:t>Not stated on model card</w:t>
+            </w:r>
+          </w:p>
+        </w:tc>
+        <w:tc>
+          <w:tcPr>
+            <w:tcW w:type="dxa" w:w="2340"/>
+          </w:tcPr>
+          <w:p>
+            <w:r/>
+            <w:r>
+              <w:rPr>
+                <w:sz w:val="16"/>
+              </w:rPr>
+              <w:t>Evaluation use only; cite the shared task</w:t>
+            </w:r>
+          </w:p>
+        </w:tc>
+      </w:tr>
+      <w:tr>
+        <w:tc>
+          <w:tcPr>
+            <w:tcW w:type="dxa" w:w="2340"/>
+          </w:tcPr>
+          <w:p>
+            <w:r/>
+            <w:r>
+              <w:rPr>
+                <w:sz w:val="16"/>
+              </w:rPr>
+              <w:t>openai/gpt-oss-120b</w:t>
+            </w:r>
+          </w:p>
+        </w:tc>
+        <w:tc>
+          <w:tcPr>
+            <w:tcW w:type="dxa" w:w="2340"/>
+          </w:tcPr>
+          <w:p>
+            <w:r/>
+            <w:r>
+              <w:rPr>
+                <w:sz w:val="16"/>
+              </w:rPr>
+              <w:t>AI judge</w:t>
+            </w:r>
+          </w:p>
+        </w:tc>
+        <w:tc>
+          <w:tcPr>
+            <w:tcW w:type="dxa" w:w="2340"/>
+          </w:tcPr>
+          <w:p>
+            <w:r/>
+            <w:r>
+              <w:rPr>
+                <w:sz w:val="16"/>
+              </w:rPr>
+              <w:t>Apache-2.0</w:t>
+            </w:r>
+          </w:p>
+        </w:tc>
+        <w:tc>
+          <w:tcPr>
+            <w:tcW w:type="dxa" w:w="2340"/>
+          </w:tcPr>
+          <w:p>
+            <w:r/>
+            <w:r>
+              <w:rPr>
+                <w:sz w:val="16"/>
+              </w:rPr>
+              <w:t>Accessed via Groq API terms</w:t>
+            </w:r>
+          </w:p>
+        </w:tc>
+      </w:tr>
+      <w:tr>
+        <w:tc>
+          <w:tcPr>
+            <w:tcW w:type="dxa" w:w="2340"/>
+          </w:tcPr>
+          <w:p>
+            <w:r/>
+            <w:r>
+              <w:rPr>
+                <w:sz w:val="16"/>
+              </w:rPr>
+              <w:t>NVIDIA Nemotron 3 Ultra, gpt-oss-120b (Groq)</w:t>
+            </w:r>
+          </w:p>
+        </w:tc>
+        <w:tc>
+          <w:tcPr>
+            <w:tcW w:type="dxa" w:w="2340"/>
+          </w:tcPr>
+          <w:p>
+            <w:r/>
+            <w:r>
+              <w:rPr>
+                <w:sz w:val="16"/>
+              </w:rPr>
+              <w:t>AI judges</w:t>
+            </w:r>
+          </w:p>
+        </w:tc>
+        <w:tc>
+          <w:tcPr>
+            <w:tcW w:type="dxa" w:w="2340"/>
+          </w:tcPr>
+          <w:p>
+            <w:r/>
+            <w:r>
+              <w:rPr>
+                <w:sz w:val="16"/>
+              </w:rPr>
+              <w:t>Provider API terms</w:t>
+            </w:r>
+          </w:p>
+        </w:tc>
+        <w:tc>
+          <w:tcPr>
+            <w:tcW w:type="dxa" w:w="2340"/>
+          </w:tcPr>
+          <w:p>
+            <w:r/>
+            <w:r>
+              <w:rPr>
+                <w:sz w:val="16"/>
+              </w:rPr>
+              <w:t>Only public ED text was sent</w:t>
+            </w:r>
+          </w:p>
+        </w:tc>
+      </w:tr>
+    </w:tbl>
+    <w:p/>
+    <w:p>
+      <w:pPr>
+        <w:spacing w:after="120"/>
+      </w:pPr>
+      <w:r>
+        <w:rPr>
+          <w:i/>
+        </w:rPr>
+        <w:t>Table A.2: Licences of the dataset and models used in this work (licence of every dataset and model, named in Section 3.4.5).</w:t>
       </w:r>
     </w:p>
     <w:tbl>
@@ -518,7 +1628,7 @@
                 <w:b/>
                 <w:sz w:val="16"/>
               </w:rPr>
-              <w:t>Emotion</w:t>
+              <w:t>ID</w:t>
             </w:r>
           </w:p>
         </w:tc>
@@ -538,7 +1648,7 @@
                 <w:b/>
                 <w:sz w:val="16"/>
               </w:rPr>
-              <w:t>Precision (%)</w:t>
+              <w:t>Risk</w:t>
             </w:r>
           </w:p>
         </w:tc>
@@ -558,7 +1668,7 @@
                 <w:b/>
                 <w:sz w:val="16"/>
               </w:rPr>
-              <w:t>Recall (%)</w:t>
+              <w:t>Likelihood</w:t>
             </w:r>
           </w:p>
         </w:tc>
@@ -578,7 +1688,7 @@
                 <w:b/>
                 <w:sz w:val="16"/>
               </w:rPr>
-              <w:t>F1 (%)</w:t>
+              <w:t>Impact</w:t>
             </w:r>
           </w:p>
         </w:tc>
@@ -598,7 +1708,7 @@
                 <w:b/>
                 <w:sz w:val="16"/>
               </w:rPr>
-              <w:t>Support</w:t>
+              <w:t>Mitigation</w:t>
             </w:r>
           </w:p>
         </w:tc>
@@ -614,7 +1724,7 @@
               <w:rPr>
                 <w:sz w:val="16"/>
               </w:rPr>
-              <w:t>caring</w:t>
+              <w:t>R1</w:t>
             </w:r>
           </w:p>
         </w:tc>
@@ -628,7 +1738,7 @@
               <w:rPr>
                 <w:sz w:val="16"/>
               </w:rPr>
-              <w:t>71.4</w:t>
+              <w:t>GPU out-of-memory / system freeze on 8 GB VRAM, 16 GB RAM</w:t>
             </w:r>
           </w:p>
         </w:tc>
@@ -642,7 +1752,7 @@
               <w:rPr>
                 <w:sz w:val="16"/>
               </w:rPr>
-              <w:t>68.8</w:t>
+              <w:t>High</w:t>
             </w:r>
           </w:p>
         </w:tc>
@@ -656,7 +1766,7 @@
               <w:rPr>
                 <w:sz w:val="16"/>
               </w:rPr>
-              <w:t>70.1</w:t>
+              <w:t>High</w:t>
             </w:r>
           </w:p>
         </w:tc>
@@ -670,7 +1780,7 @@
               <w:rPr>
                 <w:sz w:val="16"/>
               </w:rPr>
-              <w:t>80</w:t>
+              <w:t>4-bit NF4 quantisation; pre-flight VRAM/RAM checks; heavy jobs run only when RAM is free</w:t>
             </w:r>
           </w:p>
         </w:tc>
@@ -686,7 +1796,7 @@
               <w:rPr>
                 <w:sz w:val="16"/>
               </w:rPr>
-              <w:t>lonely</w:t>
+              <w:t>R2</w:t>
             </w:r>
           </w:p>
         </w:tc>
@@ -700,7 +1810,7 @@
               <w:rPr>
                 <w:sz w:val="16"/>
               </w:rPr>
-              <w:t>65.2</w:t>
+              <w:t>Library upgrade breaks code (transformers 5.x removed StableDropout, warmup_ratio)</w:t>
             </w:r>
           </w:p>
         </w:tc>
@@ -714,7 +1824,7 @@
               <w:rPr>
                 <w:sz w:val="16"/>
               </w:rPr>
-              <w:t>74.4</w:t>
+              <w:t>Medium</w:t>
             </w:r>
           </w:p>
         </w:tc>
@@ -728,7 +1838,7 @@
               <w:rPr>
                 <w:sz w:val="16"/>
               </w:rPr>
-              <w:t>69.5</w:t>
+              <w:t>High</w:t>
             </w:r>
           </w:p>
         </w:tc>
@@ -742,7 +1852,7 @@
               <w:rPr>
                 <w:sz w:val="16"/>
               </w:rPr>
-              <w:t>78</w:t>
+              <w:t>Compatibility shim; pinned versions; WASSA re-validated at 100% match on 1,800 pre-upgrade scores</w:t>
             </w:r>
           </w:p>
         </w:tc>
@@ -758,7 +1868,7 @@
               <w:rPr>
                 <w:sz w:val="16"/>
               </w:rPr>
-              <w:t>jealous</w:t>
+              <w:t>R3</w:t>
             </w:r>
           </w:p>
         </w:tc>
@@ -772,7 +1882,7 @@
               <w:rPr>
                 <w:sz w:val="16"/>
               </w:rPr>
-              <w:t>80</w:t>
+              <w:t>Silent failure - default 'sdpa' attention returned no attention weights</w:t>
             </w:r>
           </w:p>
         </w:tc>
@@ -786,7 +1896,7 @@
               <w:rPr>
                 <w:sz w:val="16"/>
               </w:rPr>
-              <w:t>54.3</w:t>
+              <w:t>Low</w:t>
             </w:r>
           </w:p>
         </w:tc>
@@ -800,7 +1910,7 @@
               <w:rPr>
                 <w:sz w:val="16"/>
               </w:rPr>
-              <w:t>64.7</w:t>
+              <w:t>High</w:t>
             </w:r>
           </w:p>
         </w:tc>
@@ -814,7 +1924,7 @@
               <w:rPr>
                 <w:sz w:val="16"/>
               </w:rPr>
-              <w:t>81</w:t>
+              <w:t>Forced 'eager' attention + hard-fail assertion so the feature cannot silently switch off</w:t>
             </w:r>
           </w:p>
         </w:tc>
@@ -830,7 +1940,7 @@
               <w:rPr>
                 <w:sz w:val="16"/>
               </w:rPr>
-              <w:t>embarrassed</w:t>
+              <w:t>R4</w:t>
             </w:r>
           </w:p>
         </w:tc>
@@ -844,7 +1954,7 @@
               <w:rPr>
                 <w:sz w:val="16"/>
               </w:rPr>
-              <w:t>69</w:t>
+              <w:t>Train/inference mismatch in d1 (trained on situation text, fed user messages)</w:t>
             </w:r>
           </w:p>
         </w:tc>
@@ -858,7 +1968,7 @@
               <w:rPr>
                 <w:sz w:val="16"/>
               </w:rPr>
-              <w:t>60.5</w:t>
+              <w:t>Medium</w:t>
             </w:r>
           </w:p>
         </w:tc>
@@ -872,7 +1982,7 @@
               <w:rPr>
                 <w:sz w:val="16"/>
               </w:rPr>
-              <w:t>64.5</w:t>
+              <w:t>High</w:t>
             </w:r>
           </w:p>
         </w:tc>
@@ -886,7 +1996,7 @@
               <w:rPr>
                 <w:sz w:val="16"/>
               </w:rPr>
-              <w:t>81</w:t>
+              <w:t>Retrained on first user message; honest accuracy reported</w:t>
             </w:r>
           </w:p>
         </w:tc>
@@ -902,7 +2012,7 @@
               <w:rPr>
                 <w:sz w:val="16"/>
               </w:rPr>
-              <w:t>disgusted</w:t>
+              <w:t>R5</w:t>
             </w:r>
           </w:p>
         </w:tc>
@@ -916,7 +2026,7 @@
               <w:rPr>
                 <w:sz w:val="16"/>
               </w:rPr>
-              <w:t>66.7</w:t>
+              <w:t>Unstable training of larger model (roberta-large diverged to 5.0%)</w:t>
             </w:r>
           </w:p>
         </w:tc>
@@ -930,7 +2040,7 @@
               <w:rPr>
                 <w:sz w:val="16"/>
               </w:rPr>
-              <w:t>58.1</w:t>
+              <w:t>Medium</w:t>
             </w:r>
           </w:p>
         </w:tc>
@@ -944,7 +2054,7 @@
               <w:rPr>
                 <w:sz w:val="16"/>
               </w:rPr>
-              <w:t>62.1</w:t>
+              <w:t>Medium</w:t>
             </w:r>
           </w:p>
         </w:tc>
@@ -958,7 +2068,7 @@
               <w:rPr>
                 <w:sz w:val="16"/>
               </w:rPr>
-              <w:t>86</w:t>
+              <w:t>Warmup 0.06 + lr 1e-5; failed run not reported as a result</w:t>
             </w:r>
           </w:p>
         </w:tc>
@@ -974,7 +2084,7 @@
               <w:rPr>
                 <w:sz w:val="16"/>
               </w:rPr>
-              <w:t>nostalgic</w:t>
+              <w:t>R6</w:t>
             </w:r>
           </w:p>
         </w:tc>
@@ -988,7 +2098,7 @@
               <w:rPr>
                 <w:sz w:val="16"/>
               </w:rPr>
-              <w:t>55</w:t>
+              <w:t>Non-reproducible generation (no fixed seed)</w:t>
             </w:r>
           </w:p>
         </w:tc>
@@ -1002,7 +2112,7 @@
               <w:rPr>
                 <w:sz w:val="16"/>
               </w:rPr>
-              <w:t>71.4</w:t>
+              <w:t>Medium</w:t>
             </w:r>
           </w:p>
         </w:tc>
@@ -1016,7 +2126,7 @@
               <w:rPr>
                 <w:sz w:val="16"/>
               </w:rPr>
-              <w:t>62.1</w:t>
+              <w:t>Medium</w:t>
             </w:r>
           </w:p>
         </w:tc>
@@ -1030,7 +2140,7 @@
               <w:rPr>
                 <w:sz w:val="16"/>
               </w:rPr>
-              <w:t>77</w:t>
+              <w:t>Fixed seed 42 for sampling and data; earlier noisy numbers discarded</w:t>
             </w:r>
           </w:p>
         </w:tc>
@@ -1046,7 +2156,7 @@
               <w:rPr>
                 <w:sz w:val="16"/>
               </w:rPr>
-              <w:t>surprised</w:t>
+              <w:t>R7</w:t>
             </w:r>
           </w:p>
         </w:tc>
@@ -1060,7 +2170,7 @@
               <w:rPr>
                 <w:sz w:val="16"/>
               </w:rPr>
-              <w:t>60.9</w:t>
+              <w:t>Free API models retired or withdrawn mid-project (Llama 3.3 on Groq, DeepSeek on GitHub Models, Gemini quota, Mistral Large 403 on both team accounts)</w:t>
             </w:r>
           </w:p>
         </w:tc>
@@ -1074,7 +2184,7 @@
               <w:rPr>
                 <w:sz w:val="16"/>
               </w:rPr>
-              <w:t>61.4</w:t>
+              <w:t>High</w:t>
             </w:r>
           </w:p>
         </w:tc>
@@ -1088,7 +2198,7 @@
               <w:rPr>
                 <w:sz w:val="16"/>
               </w:rPr>
-              <w:t>61.2</w:t>
+              <w:t>Medium</w:t>
             </w:r>
           </w:p>
         </w:tc>
@@ -1102,7 +2212,7 @@
               <w:rPr>
                 <w:sz w:val="16"/>
               </w:rPr>
-              <w:t>127</w:t>
+              <w:t>Judge panel from several providers; final comparison on the two judges that scored every system; two- vs three-judge panel checked (rho 0.98, same ranking)</w:t>
             </w:r>
           </w:p>
         </w:tc>
@@ -1118,7 +2228,7 @@
               <w:rPr>
                 <w:sz w:val="16"/>
               </w:rPr>
-              <w:t>guilty</w:t>
+              <w:t>R8</w:t>
             </w:r>
           </w:p>
         </w:tc>
@@ -1132,7 +2242,7 @@
               <w:rPr>
                 <w:sz w:val="16"/>
               </w:rPr>
-              <w:t>54.4</w:t>
+              <w:t>API rate limits (OpenRouter 50 requests/day)</w:t>
             </w:r>
           </w:p>
         </w:tc>
@@ -1146,7 +2256,7 @@
               <w:rPr>
                 <w:sz w:val="16"/>
               </w:rPr>
-              <w:t>65.2</w:t>
+              <w:t>High</w:t>
             </w:r>
           </w:p>
         </w:tc>
@@ -1160,7 +2270,7 @@
               <w:rPr>
                 <w:sz w:val="16"/>
               </w:rPr>
-              <w:t>59.3</w:t>
+              <w:t>Medium</w:t>
             </w:r>
           </w:p>
         </w:tc>
@@ -1174,7 +2284,7 @@
               <w:rPr>
                 <w:sz w:val="16"/>
               </w:rPr>
-              <w:t>66</w:t>
+              <w:t>Stratified short/long split across two teammates' accounts with dedup merge</w:t>
             </w:r>
           </w:p>
         </w:tc>
@@ -1190,7 +2300,7 @@
               <w:rPr>
                 <w:sz w:val="16"/>
               </w:rPr>
-              <w:t>content</w:t>
+              <w:t>R9</w:t>
             </w:r>
           </w:p>
         </w:tc>
@@ -1204,7 +2314,7 @@
               <w:rPr>
                 <w:sz w:val="16"/>
               </w:rPr>
-              <w:t>60.6</w:t>
+              <w:t>Late design changes invalidate in-progress judging</w:t>
             </w:r>
           </w:p>
         </w:tc>
@@ -1218,7 +2328,7 @@
               <w:rPr>
                 <w:sz w:val="16"/>
               </w:rPr>
-              <w:t>56.6</w:t>
+              <w:t>Medium</w:t>
             </w:r>
           </w:p>
         </w:tc>
@@ -1232,7 +2342,7 @@
               <w:rPr>
                 <w:sz w:val="16"/>
               </w:rPr>
-              <w:t>58.5</w:t>
+              <w:t>High</w:t>
             </w:r>
           </w:p>
         </w:tc>
@@ -1246,7 +2356,7 @@
               <w:rPr>
                 <w:sz w:val="16"/>
               </w:rPr>
-              <w:t>76</w:t>
+              <w:t>Freeze the final system outputs while teammates judge; repetition penalty moved to future work</w:t>
             </w:r>
           </w:p>
         </w:tc>
@@ -1262,7 +2372,7 @@
               <w:rPr>
                 <w:sz w:val="16"/>
               </w:rPr>
-              <w:t>prepared</w:t>
+              <w:t>R10</w:t>
             </w:r>
           </w:p>
         </w:tc>
@@ -1276,7 +2386,7 @@
               <w:rPr>
                 <w:sz w:val="16"/>
               </w:rPr>
-              <w:t>62.7</w:t>
+              <w:t>Automatic metrics reward length or keywords, not empathy</w:t>
             </w:r>
           </w:p>
         </w:tc>
@@ -1290,7 +2400,7 @@
               <w:rPr>
                 <w:sz w:val="16"/>
               </w:rPr>
-              <w:t>54.5</w:t>
+              <w:t>High</w:t>
             </w:r>
           </w:p>
         </w:tc>
@@ -1304,7 +2414,7 @@
               <w:rPr>
                 <w:sz w:val="16"/>
               </w:rPr>
-              <w:t>58.3</w:t>
+              <w:t>Medium</w:t>
             </w:r>
           </w:p>
         </w:tc>
@@ -1318,7 +2428,7 @@
               <w:rPr>
                 <w:sz w:val="16"/>
               </w:rPr>
-              <w:t>77</w:t>
+              <w:t>Multiple independent signals: rules, WASSA, AI-judge panel, human study; length-matched analysis</w:t>
             </w:r>
           </w:p>
         </w:tc>
@@ -1334,7 +2444,7 @@
               <w:rPr>
                 <w:sz w:val="16"/>
               </w:rPr>
-              <w:t>impressed</w:t>
+              <w:t>R11</w:t>
             </w:r>
           </w:p>
         </w:tc>
@@ -1348,7 +2458,7 @@
               <w:rPr>
                 <w:sz w:val="16"/>
               </w:rPr>
-              <w:t>54.9</w:t>
+              <w:t>Unsafe reply to crisis disclosure (no self-harm category in ED labels)</w:t>
             </w:r>
           </w:p>
         </w:tc>
@@ -1362,7 +2472,7 @@
               <w:rPr>
                 <w:sz w:val="16"/>
               </w:rPr>
-              <w:t>61.7</w:t>
+              <w:t>Low</w:t>
             </w:r>
           </w:p>
         </w:tc>
@@ -1376,7 +2486,7 @@
               <w:rPr>
                 <w:sz w:val="16"/>
               </w:rPr>
-              <w:t>58.1</w:t>
+              <w:t>Very high</w:t>
             </w:r>
           </w:p>
         </w:tc>
@@ -1390,7 +2500,7 @@
               <w:rPr>
                 <w:sz w:val="16"/>
               </w:rPr>
-              <w:t>81</w:t>
+              <w:t>Disclaimer and helplines in demo UI; stated as limitation; crisis gate listed as future work</w:t>
             </w:r>
           </w:p>
         </w:tc>
@@ -1406,7 +2516,7 @@
               <w:rPr>
                 <w:sz w:val="16"/>
               </w:rPr>
-              <w:t>proud</w:t>
+              <w:t>R12</w:t>
             </w:r>
           </w:p>
         </w:tc>
@@ -1420,7 +2530,7 @@
               <w:rPr>
                 <w:sz w:val="16"/>
               </w:rPr>
-              <w:t>51.2</w:t>
+              <w:t>Only one member can run GPU work</w:t>
             </w:r>
           </w:p>
         </w:tc>
@@ -1434,7 +2544,7 @@
               <w:rPr>
                 <w:sz w:val="16"/>
               </w:rPr>
-              <w:t>65.6</w:t>
+              <w:t>High</w:t>
             </w:r>
           </w:p>
         </w:tc>
@@ -1448,7 +2558,7 @@
               <w:rPr>
                 <w:sz w:val="16"/>
               </w:rPr>
-              <w:t>57.5</w:t>
+              <w:t>Medium</w:t>
             </w:r>
           </w:p>
         </w:tc>
@@ -1462,1447 +2572,7 @@
               <w:rPr>
                 <w:sz w:val="16"/>
               </w:rPr>
-              <w:t>96</w:t>
-            </w:r>
-          </w:p>
-        </w:tc>
-      </w:tr>
-      <w:tr>
-        <w:tc>
-          <w:tcPr>
-            <w:tcW w:type="dxa" w:w="1872"/>
-          </w:tcPr>
-          <w:p>
-            <w:r/>
-            <w:r>
-              <w:rPr>
-                <w:sz w:val="16"/>
-              </w:rPr>
-              <w:t>faithful</w:t>
-            </w:r>
-          </w:p>
-        </w:tc>
-        <w:tc>
-          <w:tcPr>
-            <w:tcW w:type="dxa" w:w="1872"/>
-          </w:tcPr>
-          <w:p>
-            <w:r/>
-            <w:r>
-              <w:rPr>
-                <w:sz w:val="16"/>
-              </w:rPr>
-              <w:t>53.4</w:t>
-            </w:r>
-          </w:p>
-        </w:tc>
-        <w:tc>
-          <w:tcPr>
-            <w:tcW w:type="dxa" w:w="1872"/>
-          </w:tcPr>
-          <w:p>
-            <w:r/>
-            <w:r>
-              <w:rPr>
-                <w:sz w:val="16"/>
-              </w:rPr>
-              <w:t>62</w:t>
-            </w:r>
-          </w:p>
-        </w:tc>
-        <w:tc>
-          <w:tcPr>
-            <w:tcW w:type="dxa" w:w="1872"/>
-          </w:tcPr>
-          <w:p>
-            <w:r/>
-            <w:r>
-              <w:rPr>
-                <w:sz w:val="16"/>
-              </w:rPr>
-              <w:t>57.4</w:t>
-            </w:r>
-          </w:p>
-        </w:tc>
-        <w:tc>
-          <w:tcPr>
-            <w:tcW w:type="dxa" w:w="1872"/>
-          </w:tcPr>
-          <w:p>
-            <w:r/>
-            <w:r>
-              <w:rPr>
-                <w:sz w:val="16"/>
-              </w:rPr>
-              <w:t>50</w:t>
-            </w:r>
-          </w:p>
-        </w:tc>
-      </w:tr>
-      <w:tr>
-        <w:tc>
-          <w:tcPr>
-            <w:tcW w:type="dxa" w:w="1872"/>
-          </w:tcPr>
-          <w:p>
-            <w:r/>
-            <w:r>
-              <w:rPr>
-                <w:sz w:val="16"/>
-              </w:rPr>
-              <w:t>trusting</w:t>
-            </w:r>
-          </w:p>
-        </w:tc>
-        <w:tc>
-          <w:tcPr>
-            <w:tcW w:type="dxa" w:w="1872"/>
-          </w:tcPr>
-          <w:p>
-            <w:r/>
-            <w:r>
-              <w:rPr>
-                <w:sz w:val="16"/>
-              </w:rPr>
-              <w:t>54.4</w:t>
-            </w:r>
-          </w:p>
-        </w:tc>
-        <w:tc>
-          <w:tcPr>
-            <w:tcW w:type="dxa" w:w="1872"/>
-          </w:tcPr>
-          <w:p>
-            <w:r/>
-            <w:r>
-              <w:rPr>
-                <w:sz w:val="16"/>
-              </w:rPr>
-              <w:t>57.8</w:t>
-            </w:r>
-          </w:p>
-        </w:tc>
-        <w:tc>
-          <w:tcPr>
-            <w:tcW w:type="dxa" w:w="1872"/>
-          </w:tcPr>
-          <w:p>
-            <w:r/>
-            <w:r>
-              <w:rPr>
-                <w:sz w:val="16"/>
-              </w:rPr>
-              <w:t>56.1</w:t>
-            </w:r>
-          </w:p>
-        </w:tc>
-        <w:tc>
-          <w:tcPr>
-            <w:tcW w:type="dxa" w:w="1872"/>
-          </w:tcPr>
-          <w:p>
-            <w:r/>
-            <w:r>
-              <w:rPr>
-                <w:sz w:val="16"/>
-              </w:rPr>
-              <w:t>64</w:t>
-            </w:r>
-          </w:p>
-        </w:tc>
-      </w:tr>
-      <w:tr>
-        <w:tc>
-          <w:tcPr>
-            <w:tcW w:type="dxa" w:w="1872"/>
-          </w:tcPr>
-          <w:p>
-            <w:r/>
-            <w:r>
-              <w:rPr>
-                <w:sz w:val="16"/>
-              </w:rPr>
-              <w:t>grateful</w:t>
-            </w:r>
-          </w:p>
-        </w:tc>
-        <w:tc>
-          <w:tcPr>
-            <w:tcW w:type="dxa" w:w="1872"/>
-          </w:tcPr>
-          <w:p>
-            <w:r/>
-            <w:r>
-              <w:rPr>
-                <w:sz w:val="16"/>
-              </w:rPr>
-              <w:t>54.7</w:t>
-            </w:r>
-          </w:p>
-        </w:tc>
-        <w:tc>
-          <w:tcPr>
-            <w:tcW w:type="dxa" w:w="1872"/>
-          </w:tcPr>
-          <w:p>
-            <w:r/>
-            <w:r>
-              <w:rPr>
-                <w:sz w:val="16"/>
-              </w:rPr>
-              <w:t>54.7</w:t>
-            </w:r>
-          </w:p>
-        </w:tc>
-        <w:tc>
-          <w:tcPr>
-            <w:tcW w:type="dxa" w:w="1872"/>
-          </w:tcPr>
-          <w:p>
-            <w:r/>
-            <w:r>
-              <w:rPr>
-                <w:sz w:val="16"/>
-              </w:rPr>
-              <w:t>54.7</w:t>
-            </w:r>
-          </w:p>
-        </w:tc>
-        <w:tc>
-          <w:tcPr>
-            <w:tcW w:type="dxa" w:w="1872"/>
-          </w:tcPr>
-          <w:p>
-            <w:r/>
-            <w:r>
-              <w:rPr>
-                <w:sz w:val="16"/>
-              </w:rPr>
-              <w:t>95</w:t>
-            </w:r>
-          </w:p>
-        </w:tc>
-      </w:tr>
-      <w:tr>
-        <w:tc>
-          <w:tcPr>
-            <w:tcW w:type="dxa" w:w="1872"/>
-          </w:tcPr>
-          <w:p>
-            <w:r/>
-            <w:r>
-              <w:rPr>
-                <w:sz w:val="16"/>
-              </w:rPr>
-              <w:t>annoyed</w:t>
-            </w:r>
-          </w:p>
-        </w:tc>
-        <w:tc>
-          <w:tcPr>
-            <w:tcW w:type="dxa" w:w="1872"/>
-          </w:tcPr>
-          <w:p>
-            <w:r/>
-            <w:r>
-              <w:rPr>
-                <w:sz w:val="16"/>
-              </w:rPr>
-              <w:t>52.7</w:t>
-            </w:r>
-          </w:p>
-        </w:tc>
-        <w:tc>
-          <w:tcPr>
-            <w:tcW w:type="dxa" w:w="1872"/>
-          </w:tcPr>
-          <w:p>
-            <w:r/>
-            <w:r>
-              <w:rPr>
-                <w:sz w:val="16"/>
-              </w:rPr>
-              <w:t>53.8</w:t>
-            </w:r>
-          </w:p>
-        </w:tc>
-        <w:tc>
-          <w:tcPr>
-            <w:tcW w:type="dxa" w:w="1872"/>
-          </w:tcPr>
-          <w:p>
-            <w:r/>
-            <w:r>
-              <w:rPr>
-                <w:sz w:val="16"/>
-              </w:rPr>
-              <w:t>53.3</w:t>
-            </w:r>
-          </w:p>
-        </w:tc>
-        <w:tc>
-          <w:tcPr>
-            <w:tcW w:type="dxa" w:w="1872"/>
-          </w:tcPr>
-          <w:p>
-            <w:r/>
-            <w:r>
-              <w:rPr>
-                <w:sz w:val="16"/>
-              </w:rPr>
-              <w:t>91</w:t>
-            </w:r>
-          </w:p>
-        </w:tc>
-      </w:tr>
-      <w:tr>
-        <w:tc>
-          <w:tcPr>
-            <w:tcW w:type="dxa" w:w="1872"/>
-          </w:tcPr>
-          <w:p>
-            <w:r/>
-            <w:r>
-              <w:rPr>
-                <w:sz w:val="16"/>
-              </w:rPr>
-              <w:t>devastated</w:t>
-            </w:r>
-          </w:p>
-        </w:tc>
-        <w:tc>
-          <w:tcPr>
-            <w:tcW w:type="dxa" w:w="1872"/>
-          </w:tcPr>
-          <w:p>
-            <w:r/>
-            <w:r>
-              <w:rPr>
-                <w:sz w:val="16"/>
-              </w:rPr>
-              <w:t>40.4</w:t>
-            </w:r>
-          </w:p>
-        </w:tc>
-        <w:tc>
-          <w:tcPr>
-            <w:tcW w:type="dxa" w:w="1872"/>
-          </w:tcPr>
-          <w:p>
-            <w:r/>
-            <w:r>
-              <w:rPr>
-                <w:sz w:val="16"/>
-              </w:rPr>
-              <w:t>68.7</w:t>
-            </w:r>
-          </w:p>
-        </w:tc>
-        <w:tc>
-          <w:tcPr>
-            <w:tcW w:type="dxa" w:w="1872"/>
-          </w:tcPr>
-          <w:p>
-            <w:r/>
-            <w:r>
-              <w:rPr>
-                <w:sz w:val="16"/>
-              </w:rPr>
-              <w:t>50.8</w:t>
-            </w:r>
-          </w:p>
-        </w:tc>
-        <w:tc>
-          <w:tcPr>
-            <w:tcW w:type="dxa" w:w="1872"/>
-          </w:tcPr>
-          <w:p>
-            <w:r/>
-            <w:r>
-              <w:rPr>
-                <w:sz w:val="16"/>
-              </w:rPr>
-              <w:t>67</w:t>
-            </w:r>
-          </w:p>
-        </w:tc>
-      </w:tr>
-      <w:tr>
-        <w:tc>
-          <w:tcPr>
-            <w:tcW w:type="dxa" w:w="1872"/>
-          </w:tcPr>
-          <w:p>
-            <w:r/>
-            <w:r>
-              <w:rPr>
-                <w:sz w:val="16"/>
-              </w:rPr>
-              <w:t>confident</w:t>
-            </w:r>
-          </w:p>
-        </w:tc>
-        <w:tc>
-          <w:tcPr>
-            <w:tcW w:type="dxa" w:w="1872"/>
-          </w:tcPr>
-          <w:p>
-            <w:r/>
-            <w:r>
-              <w:rPr>
-                <w:sz w:val="16"/>
-              </w:rPr>
-              <w:t>41.2</w:t>
-            </w:r>
-          </w:p>
-        </w:tc>
-        <w:tc>
-          <w:tcPr>
-            <w:tcW w:type="dxa" w:w="1872"/>
-          </w:tcPr>
-          <w:p>
-            <w:r/>
-            <w:r>
-              <w:rPr>
-                <w:sz w:val="16"/>
-              </w:rPr>
-              <w:t>56</w:t>
-            </w:r>
-          </w:p>
-        </w:tc>
-        <w:tc>
-          <w:tcPr>
-            <w:tcW w:type="dxa" w:w="1872"/>
-          </w:tcPr>
-          <w:p>
-            <w:r/>
-            <w:r>
-              <w:rPr>
-                <w:sz w:val="16"/>
-              </w:rPr>
-              <w:t>47.5</w:t>
-            </w:r>
-          </w:p>
-        </w:tc>
-        <w:tc>
-          <w:tcPr>
-            <w:tcW w:type="dxa" w:w="1872"/>
-          </w:tcPr>
-          <w:p>
-            <w:r/>
-            <w:r>
-              <w:rPr>
-                <w:sz w:val="16"/>
-              </w:rPr>
-              <w:t>75</w:t>
-            </w:r>
-          </w:p>
-        </w:tc>
-      </w:tr>
-      <w:tr>
-        <w:tc>
-          <w:tcPr>
-            <w:tcW w:type="dxa" w:w="1872"/>
-          </w:tcPr>
-          <w:p>
-            <w:r/>
-            <w:r>
-              <w:rPr>
-                <w:sz w:val="16"/>
-              </w:rPr>
-              <w:t>hopeful</w:t>
-            </w:r>
-          </w:p>
-        </w:tc>
-        <w:tc>
-          <w:tcPr>
-            <w:tcW w:type="dxa" w:w="1872"/>
-          </w:tcPr>
-          <w:p>
-            <w:r/>
-            <w:r>
-              <w:rPr>
-                <w:sz w:val="16"/>
-              </w:rPr>
-              <w:t>46.8</w:t>
-            </w:r>
-          </w:p>
-        </w:tc>
-        <w:tc>
-          <w:tcPr>
-            <w:tcW w:type="dxa" w:w="1872"/>
-          </w:tcPr>
-          <w:p>
-            <w:r/>
-            <w:r>
-              <w:rPr>
-                <w:sz w:val="16"/>
-              </w:rPr>
-              <w:t>45.6</w:t>
-            </w:r>
-          </w:p>
-        </w:tc>
-        <w:tc>
-          <w:tcPr>
-            <w:tcW w:type="dxa" w:w="1872"/>
-          </w:tcPr>
-          <w:p>
-            <w:r/>
-            <w:r>
-              <w:rPr>
-                <w:sz w:val="16"/>
-              </w:rPr>
-              <w:t>46.2</w:t>
-            </w:r>
-          </w:p>
-        </w:tc>
-        <w:tc>
-          <w:tcPr>
-            <w:tcW w:type="dxa" w:w="1872"/>
-          </w:tcPr>
-          <w:p>
-            <w:r/>
-            <w:r>
-              <w:rPr>
-                <w:sz w:val="16"/>
-              </w:rPr>
-              <w:t>79</w:t>
-            </w:r>
-          </w:p>
-        </w:tc>
-      </w:tr>
-      <w:tr>
-        <w:tc>
-          <w:tcPr>
-            <w:tcW w:type="dxa" w:w="1872"/>
-          </w:tcPr>
-          <w:p>
-            <w:r/>
-            <w:r>
-              <w:rPr>
-                <w:sz w:val="16"/>
-              </w:rPr>
-              <w:t>excited</w:t>
-            </w:r>
-          </w:p>
-        </w:tc>
-        <w:tc>
-          <w:tcPr>
-            <w:tcW w:type="dxa" w:w="1872"/>
-          </w:tcPr>
-          <w:p>
-            <w:r/>
-            <w:r>
-              <w:rPr>
-                <w:sz w:val="16"/>
-              </w:rPr>
-              <w:t>42.7</w:t>
-            </w:r>
-          </w:p>
-        </w:tc>
-        <w:tc>
-          <w:tcPr>
-            <w:tcW w:type="dxa" w:w="1872"/>
-          </w:tcPr>
-          <w:p>
-            <w:r/>
-            <w:r>
-              <w:rPr>
-                <w:sz w:val="16"/>
-              </w:rPr>
-              <w:t>48.4</w:t>
-            </w:r>
-          </w:p>
-        </w:tc>
-        <w:tc>
-          <w:tcPr>
-            <w:tcW w:type="dxa" w:w="1872"/>
-          </w:tcPr>
-          <w:p>
-            <w:r/>
-            <w:r>
-              <w:rPr>
-                <w:sz w:val="16"/>
-              </w:rPr>
-              <w:t>45.4</w:t>
-            </w:r>
-          </w:p>
-        </w:tc>
-        <w:tc>
-          <w:tcPr>
-            <w:tcW w:type="dxa" w:w="1872"/>
-          </w:tcPr>
-          <w:p>
-            <w:r/>
-            <w:r>
-              <w:rPr>
-                <w:sz w:val="16"/>
-              </w:rPr>
-              <w:t>91</w:t>
-            </w:r>
-          </w:p>
-        </w:tc>
-      </w:tr>
-      <w:tr>
-        <w:tc>
-          <w:tcPr>
-            <w:tcW w:type="dxa" w:w="1872"/>
-          </w:tcPr>
-          <w:p>
-            <w:r/>
-            <w:r>
-              <w:rPr>
-                <w:sz w:val="16"/>
-              </w:rPr>
-              <w:t>furious</w:t>
-            </w:r>
-          </w:p>
-        </w:tc>
-        <w:tc>
-          <w:tcPr>
-            <w:tcW w:type="dxa" w:w="1872"/>
-          </w:tcPr>
-          <w:p>
-            <w:r/>
-            <w:r>
-              <w:rPr>
-                <w:sz w:val="16"/>
-              </w:rPr>
-              <w:t>44.3</w:t>
-            </w:r>
-          </w:p>
-        </w:tc>
-        <w:tc>
-          <w:tcPr>
-            <w:tcW w:type="dxa" w:w="1872"/>
-          </w:tcPr>
-          <w:p>
-            <w:r/>
-            <w:r>
-              <w:rPr>
-                <w:sz w:val="16"/>
-              </w:rPr>
-              <w:t>46.3</w:t>
-            </w:r>
-          </w:p>
-        </w:tc>
-        <w:tc>
-          <w:tcPr>
-            <w:tcW w:type="dxa" w:w="1872"/>
-          </w:tcPr>
-          <w:p>
-            <w:r/>
-            <w:r>
-              <w:rPr>
-                <w:sz w:val="16"/>
-              </w:rPr>
-              <w:t>45.3</w:t>
-            </w:r>
-          </w:p>
-        </w:tc>
-        <w:tc>
-          <w:tcPr>
-            <w:tcW w:type="dxa" w:w="1872"/>
-          </w:tcPr>
-          <w:p>
-            <w:r/>
-            <w:r>
-              <w:rPr>
-                <w:sz w:val="16"/>
-              </w:rPr>
-              <w:t>67</w:t>
-            </w:r>
-          </w:p>
-        </w:tc>
-      </w:tr>
-      <w:tr>
-        <w:tc>
-          <w:tcPr>
-            <w:tcW w:type="dxa" w:w="1872"/>
-          </w:tcPr>
-          <w:p>
-            <w:r/>
-            <w:r>
-              <w:rPr>
-                <w:sz w:val="16"/>
-              </w:rPr>
-              <w:t>terrified</w:t>
-            </w:r>
-          </w:p>
-        </w:tc>
-        <w:tc>
-          <w:tcPr>
-            <w:tcW w:type="dxa" w:w="1872"/>
-          </w:tcPr>
-          <w:p>
-            <w:r/>
-            <w:r>
-              <w:rPr>
-                <w:sz w:val="16"/>
-              </w:rPr>
-              <w:t>37.6</w:t>
-            </w:r>
-          </w:p>
-        </w:tc>
-        <w:tc>
-          <w:tcPr>
-            <w:tcW w:type="dxa" w:w="1872"/>
-          </w:tcPr>
-          <w:p>
-            <w:r/>
-            <w:r>
-              <w:rPr>
-                <w:sz w:val="16"/>
-              </w:rPr>
-              <w:t>53.5</w:t>
-            </w:r>
-          </w:p>
-        </w:tc>
-        <w:tc>
-          <w:tcPr>
-            <w:tcW w:type="dxa" w:w="1872"/>
-          </w:tcPr>
-          <w:p>
-            <w:r/>
-            <w:r>
-              <w:rPr>
-                <w:sz w:val="16"/>
-              </w:rPr>
-              <w:t>44.2</w:t>
-            </w:r>
-          </w:p>
-        </w:tc>
-        <w:tc>
-          <w:tcPr>
-            <w:tcW w:type="dxa" w:w="1872"/>
-          </w:tcPr>
-          <w:p>
-            <w:r/>
-            <w:r>
-              <w:rPr>
-                <w:sz w:val="16"/>
-              </w:rPr>
-              <w:t>71</w:t>
-            </w:r>
-          </w:p>
-        </w:tc>
-      </w:tr>
-      <w:tr>
-        <w:tc>
-          <w:tcPr>
-            <w:tcW w:type="dxa" w:w="1872"/>
-          </w:tcPr>
-          <w:p>
-            <w:r/>
-            <w:r>
-              <w:rPr>
-                <w:sz w:val="16"/>
-              </w:rPr>
-              <w:t>disappointed</w:t>
-            </w:r>
-          </w:p>
-        </w:tc>
-        <w:tc>
-          <w:tcPr>
-            <w:tcW w:type="dxa" w:w="1872"/>
-          </w:tcPr>
-          <w:p>
-            <w:r/>
-            <w:r>
-              <w:rPr>
-                <w:sz w:val="16"/>
-              </w:rPr>
-              <w:t>44.9</w:t>
-            </w:r>
-          </w:p>
-        </w:tc>
-        <w:tc>
-          <w:tcPr>
-            <w:tcW w:type="dxa" w:w="1872"/>
-          </w:tcPr>
-          <w:p>
-            <w:r/>
-            <w:r>
-              <w:rPr>
-                <w:sz w:val="16"/>
-              </w:rPr>
-              <w:t>43.2</w:t>
-            </w:r>
-          </w:p>
-        </w:tc>
-        <w:tc>
-          <w:tcPr>
-            <w:tcW w:type="dxa" w:w="1872"/>
-          </w:tcPr>
-          <w:p>
-            <w:r/>
-            <w:r>
-              <w:rPr>
-                <w:sz w:val="16"/>
-              </w:rPr>
-              <w:t>44</w:t>
-            </w:r>
-          </w:p>
-        </w:tc>
-        <w:tc>
-          <w:tcPr>
-            <w:tcW w:type="dxa" w:w="1872"/>
-          </w:tcPr>
-          <w:p>
-            <w:r/>
-            <w:r>
-              <w:rPr>
-                <w:sz w:val="16"/>
-              </w:rPr>
-              <w:t>81</w:t>
-            </w:r>
-          </w:p>
-        </w:tc>
-      </w:tr>
-      <w:tr>
-        <w:tc>
-          <w:tcPr>
-            <w:tcW w:type="dxa" w:w="1872"/>
-          </w:tcPr>
-          <w:p>
-            <w:r/>
-            <w:r>
-              <w:rPr>
-                <w:sz w:val="16"/>
-              </w:rPr>
-              <w:t>sentimental</w:t>
-            </w:r>
-          </w:p>
-        </w:tc>
-        <w:tc>
-          <w:tcPr>
-            <w:tcW w:type="dxa" w:w="1872"/>
-          </w:tcPr>
-          <w:p>
-            <w:r/>
-            <w:r>
-              <w:rPr>
-                <w:sz w:val="16"/>
-              </w:rPr>
-              <w:t>60.8</w:t>
-            </w:r>
-          </w:p>
-        </w:tc>
-        <w:tc>
-          <w:tcPr>
-            <w:tcW w:type="dxa" w:w="1872"/>
-          </w:tcPr>
-          <w:p>
-            <w:r/>
-            <w:r>
-              <w:rPr>
-                <w:sz w:val="16"/>
-              </w:rPr>
-              <w:t>34.1</w:t>
-            </w:r>
-          </w:p>
-        </w:tc>
-        <w:tc>
-          <w:tcPr>
-            <w:tcW w:type="dxa" w:w="1872"/>
-          </w:tcPr>
-          <w:p>
-            <w:r/>
-            <w:r>
-              <w:rPr>
-                <w:sz w:val="16"/>
-              </w:rPr>
-              <w:t>43.7</w:t>
-            </w:r>
-          </w:p>
-        </w:tc>
-        <w:tc>
-          <w:tcPr>
-            <w:tcW w:type="dxa" w:w="1872"/>
-          </w:tcPr>
-          <w:p>
-            <w:r/>
-            <w:r>
-              <w:rPr>
-                <w:sz w:val="16"/>
-              </w:rPr>
-              <w:t>91</w:t>
-            </w:r>
-          </w:p>
-        </w:tc>
-      </w:tr>
-      <w:tr>
-        <w:tc>
-          <w:tcPr>
-            <w:tcW w:type="dxa" w:w="1872"/>
-          </w:tcPr>
-          <w:p>
-            <w:r/>
-            <w:r>
-              <w:rPr>
-                <w:sz w:val="16"/>
-              </w:rPr>
-              <w:t>anxious</w:t>
-            </w:r>
-          </w:p>
-        </w:tc>
-        <w:tc>
-          <w:tcPr>
-            <w:tcW w:type="dxa" w:w="1872"/>
-          </w:tcPr>
-          <w:p>
-            <w:r/>
-            <w:r>
-              <w:rPr>
-                <w:sz w:val="16"/>
-              </w:rPr>
-              <w:t>39.1</w:t>
-            </w:r>
-          </w:p>
-        </w:tc>
-        <w:tc>
-          <w:tcPr>
-            <w:tcW w:type="dxa" w:w="1872"/>
-          </w:tcPr>
-          <w:p>
-            <w:r/>
-            <w:r>
-              <w:rPr>
-                <w:sz w:val="16"/>
-              </w:rPr>
-              <w:t>43.6</w:t>
-            </w:r>
-          </w:p>
-        </w:tc>
-        <w:tc>
-          <w:tcPr>
-            <w:tcW w:type="dxa" w:w="1872"/>
-          </w:tcPr>
-          <w:p>
-            <w:r/>
-            <w:r>
-              <w:rPr>
-                <w:sz w:val="16"/>
-              </w:rPr>
-              <w:t>41.2</w:t>
-            </w:r>
-          </w:p>
-        </w:tc>
-        <w:tc>
-          <w:tcPr>
-            <w:tcW w:type="dxa" w:w="1872"/>
-          </w:tcPr>
-          <w:p>
-            <w:r/>
-            <w:r>
-              <w:rPr>
-                <w:sz w:val="16"/>
-              </w:rPr>
-              <w:t>78</w:t>
-            </w:r>
-          </w:p>
-        </w:tc>
-      </w:tr>
-      <w:tr>
-        <w:tc>
-          <w:tcPr>
-            <w:tcW w:type="dxa" w:w="1872"/>
-          </w:tcPr>
-          <w:p>
-            <w:r/>
-            <w:r>
-              <w:rPr>
-                <w:sz w:val="16"/>
-              </w:rPr>
-              <w:t>sad</w:t>
-            </w:r>
-          </w:p>
-        </w:tc>
-        <w:tc>
-          <w:tcPr>
-            <w:tcW w:type="dxa" w:w="1872"/>
-          </w:tcPr>
-          <w:p>
-            <w:r/>
-            <w:r>
-              <w:rPr>
-                <w:sz w:val="16"/>
-              </w:rPr>
-              <w:t>42.3</w:t>
-            </w:r>
-          </w:p>
-        </w:tc>
-        <w:tc>
-          <w:tcPr>
-            <w:tcW w:type="dxa" w:w="1872"/>
-          </w:tcPr>
-          <w:p>
-            <w:r/>
-            <w:r>
-              <w:rPr>
-                <w:sz w:val="16"/>
-              </w:rPr>
-              <w:t>34.1</w:t>
-            </w:r>
-          </w:p>
-        </w:tc>
-        <w:tc>
-          <w:tcPr>
-            <w:tcW w:type="dxa" w:w="1872"/>
-          </w:tcPr>
-          <w:p>
-            <w:r/>
-            <w:r>
-              <w:rPr>
-                <w:sz w:val="16"/>
-              </w:rPr>
-              <w:t>37.7</w:t>
-            </w:r>
-          </w:p>
-        </w:tc>
-        <w:tc>
-          <w:tcPr>
-            <w:tcW w:type="dxa" w:w="1872"/>
-          </w:tcPr>
-          <w:p>
-            <w:r/>
-            <w:r>
-              <w:rPr>
-                <w:sz w:val="16"/>
-              </w:rPr>
-              <w:t>88</w:t>
-            </w:r>
-          </w:p>
-        </w:tc>
-      </w:tr>
-      <w:tr>
-        <w:tc>
-          <w:tcPr>
-            <w:tcW w:type="dxa" w:w="1872"/>
-          </w:tcPr>
-          <w:p>
-            <w:r/>
-            <w:r>
-              <w:rPr>
-                <w:sz w:val="16"/>
-              </w:rPr>
-              <w:t>anticipating</w:t>
-            </w:r>
-          </w:p>
-        </w:tc>
-        <w:tc>
-          <w:tcPr>
-            <w:tcW w:type="dxa" w:w="1872"/>
-          </w:tcPr>
-          <w:p>
-            <w:r/>
-            <w:r>
-              <w:rPr>
-                <w:sz w:val="16"/>
-              </w:rPr>
-              <w:t>35.5</w:t>
-            </w:r>
-          </w:p>
-        </w:tc>
-        <w:tc>
-          <w:tcPr>
-            <w:tcW w:type="dxa" w:w="1872"/>
-          </w:tcPr>
-          <w:p>
-            <w:r/>
-            <w:r>
-              <w:rPr>
-                <w:sz w:val="16"/>
-              </w:rPr>
-              <w:t>30.1</w:t>
-            </w:r>
-          </w:p>
-        </w:tc>
-        <w:tc>
-          <w:tcPr>
-            <w:tcW w:type="dxa" w:w="1872"/>
-          </w:tcPr>
-          <w:p>
-            <w:r/>
-            <w:r>
-              <w:rPr>
-                <w:sz w:val="16"/>
-              </w:rPr>
-              <w:t>32.6</w:t>
-            </w:r>
-          </w:p>
-        </w:tc>
-        <w:tc>
-          <w:tcPr>
-            <w:tcW w:type="dxa" w:w="1872"/>
-          </w:tcPr>
-          <w:p>
-            <w:r/>
-            <w:r>
-              <w:rPr>
-                <w:sz w:val="16"/>
-              </w:rPr>
-              <w:t>73</w:t>
-            </w:r>
-          </w:p>
-        </w:tc>
-      </w:tr>
-      <w:tr>
-        <w:tc>
-          <w:tcPr>
-            <w:tcW w:type="dxa" w:w="1872"/>
-          </w:tcPr>
-          <w:p>
-            <w:r/>
-            <w:r>
-              <w:rPr>
-                <w:sz w:val="16"/>
-              </w:rPr>
-              <w:t>afraid</w:t>
-            </w:r>
-          </w:p>
-        </w:tc>
-        <w:tc>
-          <w:tcPr>
-            <w:tcW w:type="dxa" w:w="1872"/>
-          </w:tcPr>
-          <w:p>
-            <w:r/>
-            <w:r>
-              <w:rPr>
-                <w:sz w:val="16"/>
-              </w:rPr>
-              <w:t>33.8</w:t>
-            </w:r>
-          </w:p>
-        </w:tc>
-        <w:tc>
-          <w:tcPr>
-            <w:tcW w:type="dxa" w:w="1872"/>
-          </w:tcPr>
-          <w:p>
-            <w:r/>
-            <w:r>
-              <w:rPr>
-                <w:sz w:val="16"/>
-              </w:rPr>
-              <w:t>30.1</w:t>
-            </w:r>
-          </w:p>
-        </w:tc>
-        <w:tc>
-          <w:tcPr>
-            <w:tcW w:type="dxa" w:w="1872"/>
-          </w:tcPr>
-          <w:p>
-            <w:r/>
-            <w:r>
-              <w:rPr>
-                <w:sz w:val="16"/>
-              </w:rPr>
-              <w:t>31.9</w:t>
-            </w:r>
-          </w:p>
-        </w:tc>
-        <w:tc>
-          <w:tcPr>
-            <w:tcW w:type="dxa" w:w="1872"/>
-          </w:tcPr>
-          <w:p>
-            <w:r/>
-            <w:r>
-              <w:rPr>
-                <w:sz w:val="16"/>
-              </w:rPr>
-              <w:t>73</w:t>
-            </w:r>
-          </w:p>
-        </w:tc>
-      </w:tr>
-      <w:tr>
-        <w:tc>
-          <w:tcPr>
-            <w:tcW w:type="dxa" w:w="1872"/>
-          </w:tcPr>
-          <w:p>
-            <w:r/>
-            <w:r>
-              <w:rPr>
-                <w:sz w:val="16"/>
-              </w:rPr>
-              <w:t>apprehensive</w:t>
-            </w:r>
-          </w:p>
-        </w:tc>
-        <w:tc>
-          <w:tcPr>
-            <w:tcW w:type="dxa" w:w="1872"/>
-          </w:tcPr>
-          <w:p>
-            <w:r/>
-            <w:r>
-              <w:rPr>
-                <w:sz w:val="16"/>
-              </w:rPr>
-              <w:t>38</w:t>
-            </w:r>
-          </w:p>
-        </w:tc>
-        <w:tc>
-          <w:tcPr>
-            <w:tcW w:type="dxa" w:w="1872"/>
-          </w:tcPr>
-          <w:p>
-            <w:r/>
-            <w:r>
-              <w:rPr>
-                <w:sz w:val="16"/>
-              </w:rPr>
-              <w:t>26.8</w:t>
-            </w:r>
-          </w:p>
-        </w:tc>
-        <w:tc>
-          <w:tcPr>
-            <w:tcW w:type="dxa" w:w="1872"/>
-          </w:tcPr>
-          <w:p>
-            <w:r/>
-            <w:r>
-              <w:rPr>
-                <w:sz w:val="16"/>
-              </w:rPr>
-              <w:t>31.4</w:t>
-            </w:r>
-          </w:p>
-        </w:tc>
-        <w:tc>
-          <w:tcPr>
-            <w:tcW w:type="dxa" w:w="1872"/>
-          </w:tcPr>
-          <w:p>
-            <w:r/>
-            <w:r>
-              <w:rPr>
-                <w:sz w:val="16"/>
-              </w:rPr>
-              <w:t>71</w:t>
-            </w:r>
-          </w:p>
-        </w:tc>
-      </w:tr>
-      <w:tr>
-        <w:tc>
-          <w:tcPr>
-            <w:tcW w:type="dxa" w:w="1872"/>
-          </w:tcPr>
-          <w:p>
-            <w:r/>
-            <w:r>
-              <w:rPr>
-                <w:sz w:val="16"/>
-              </w:rPr>
-              <w:t>joyful</w:t>
-            </w:r>
-          </w:p>
-        </w:tc>
-        <w:tc>
-          <w:tcPr>
-            <w:tcW w:type="dxa" w:w="1872"/>
-          </w:tcPr>
-          <w:p>
-            <w:r/>
-            <w:r>
-              <w:rPr>
-                <w:sz w:val="16"/>
-              </w:rPr>
-              <w:t>31.6</w:t>
-            </w:r>
-          </w:p>
-        </w:tc>
-        <w:tc>
-          <w:tcPr>
-            <w:tcW w:type="dxa" w:w="1872"/>
-          </w:tcPr>
-          <w:p>
-            <w:r/>
-            <w:r>
-              <w:rPr>
-                <w:sz w:val="16"/>
-              </w:rPr>
-              <w:t>30.1</w:t>
-            </w:r>
-          </w:p>
-        </w:tc>
-        <w:tc>
-          <w:tcPr>
-            <w:tcW w:type="dxa" w:w="1872"/>
-          </w:tcPr>
-          <w:p>
-            <w:r/>
-            <w:r>
-              <w:rPr>
-                <w:sz w:val="16"/>
-              </w:rPr>
-              <w:t>30.9</w:t>
-            </w:r>
-          </w:p>
-        </w:tc>
-        <w:tc>
-          <w:tcPr>
-            <w:tcW w:type="dxa" w:w="1872"/>
-          </w:tcPr>
-          <w:p>
-            <w:r/>
-            <w:r>
-              <w:rPr>
-                <w:sz w:val="16"/>
-              </w:rPr>
-              <w:t>83</w:t>
-            </w:r>
-          </w:p>
-        </w:tc>
-      </w:tr>
-      <w:tr>
-        <w:tc>
-          <w:tcPr>
-            <w:tcW w:type="dxa" w:w="1872"/>
-          </w:tcPr>
-          <w:p>
-            <w:r/>
-            <w:r>
-              <w:rPr>
-                <w:sz w:val="16"/>
-              </w:rPr>
-              <w:t>ashamed</w:t>
-            </w:r>
-          </w:p>
-        </w:tc>
-        <w:tc>
-          <w:tcPr>
-            <w:tcW w:type="dxa" w:w="1872"/>
-          </w:tcPr>
-          <w:p>
-            <w:r/>
-            <w:r>
-              <w:rPr>
-                <w:sz w:val="16"/>
-              </w:rPr>
-              <w:t>27.3</w:t>
-            </w:r>
-          </w:p>
-        </w:tc>
-        <w:tc>
-          <w:tcPr>
-            <w:tcW w:type="dxa" w:w="1872"/>
-          </w:tcPr>
-          <w:p>
-            <w:r/>
-            <w:r>
-              <w:rPr>
-                <w:sz w:val="16"/>
-              </w:rPr>
-              <w:t>18.8</w:t>
-            </w:r>
-          </w:p>
-        </w:tc>
-        <w:tc>
-          <w:tcPr>
-            <w:tcW w:type="dxa" w:w="1872"/>
-          </w:tcPr>
-          <w:p>
-            <w:r/>
-            <w:r>
-              <w:rPr>
-                <w:sz w:val="16"/>
-              </w:rPr>
-              <w:t>22.2</w:t>
-            </w:r>
-          </w:p>
-        </w:tc>
-        <w:tc>
-          <w:tcPr>
-            <w:tcW w:type="dxa" w:w="1872"/>
-          </w:tcPr>
-          <w:p>
-            <w:r/>
-            <w:r>
-              <w:rPr>
-                <w:sz w:val="16"/>
-              </w:rPr>
-              <w:t>64</w:t>
-            </w:r>
-          </w:p>
-        </w:tc>
-      </w:tr>
-      <w:tr>
-        <w:tc>
-          <w:tcPr>
-            <w:tcW w:type="dxa" w:w="1872"/>
-          </w:tcPr>
-          <w:p>
-            <w:r/>
-            <w:r>
-              <w:rPr>
-                <w:sz w:val="16"/>
-              </w:rPr>
-              <w:t>angry</w:t>
-            </w:r>
-          </w:p>
-        </w:tc>
-        <w:tc>
-          <w:tcPr>
-            <w:tcW w:type="dxa" w:w="1872"/>
-          </w:tcPr>
-          <w:p>
-            <w:r/>
-            <w:r>
-              <w:rPr>
-                <w:sz w:val="16"/>
-              </w:rPr>
-              <w:t>25</w:t>
-            </w:r>
-          </w:p>
-        </w:tc>
-        <w:tc>
-          <w:tcPr>
-            <w:tcW w:type="dxa" w:w="1872"/>
-          </w:tcPr>
-          <w:p>
-            <w:r/>
-            <w:r>
-              <w:rPr>
-                <w:sz w:val="16"/>
-              </w:rPr>
-              <w:t>14.3</w:t>
-            </w:r>
-          </w:p>
-        </w:tc>
-        <w:tc>
-          <w:tcPr>
-            <w:tcW w:type="dxa" w:w="1872"/>
-          </w:tcPr>
-          <w:p>
-            <w:r/>
-            <w:r>
-              <w:rPr>
-                <w:sz w:val="16"/>
-              </w:rPr>
-              <w:t>18.2</w:t>
-            </w:r>
-          </w:p>
-        </w:tc>
-        <w:tc>
-          <w:tcPr>
-            <w:tcW w:type="dxa" w:w="1872"/>
-          </w:tcPr>
-          <w:p>
-            <w:r/>
-            <w:r>
-              <w:rPr>
-                <w:sz w:val="16"/>
-              </w:rPr>
-              <w:t>84</w:t>
+              <w:t>No-GPU tasks (judging, writing, human eval) assigned to teammates with written command guides</w:t>
             </w:r>
           </w:p>
         </w:tc>
@@ -2917,7 +2587,2877 @@
         <w:rPr>
           <w:i/>
         </w:rPr>
-        <w:t>Table A.2: Precision, recall and F1 of the final detector for each emotion (32 rows of per-emotion detail behind Section 5.1.2).</w:t>
+        <w:t>Table A.3: Risk register (the full risk register behind Section 3.7).</w:t>
+      </w:r>
+    </w:p>
+    <w:tbl>
+      <w:tblPr>
+        <w:tblStyle w:val="TableGrid"/>
+        <w:tblW w:type="auto" w:w="0"/>
+        <w:tblLook w:firstColumn="1" w:firstRow="1" w:lastColumn="0" w:lastRow="0" w:noHBand="0" w:noVBand="1" w:val="04A0"/>
+      </w:tblPr>
+      <w:tblGrid>
+        <w:gridCol w:w="3120"/>
+        <w:gridCol w:w="3120"/>
+        <w:gridCol w:w="3120"/>
+      </w:tblGrid>
+      <w:tr>
+        <w:tc>
+          <w:tcPr>
+            <w:tcW w:type="dxa" w:w="3120"/>
+            <w:shd w:val="clear" w:color="auto" w:fill="E3EEFB"/>
+          </w:tcPr>
+          <w:p>
+            <w:r>
+              <w:rPr>
+                <w:b/>
+              </w:rPr>
+            </w:r>
+            <w:r>
+              <w:rPr>
+                <w:b/>
+                <w:sz w:val="16"/>
+              </w:rPr>
+              <w:t>Criterion</w:t>
+            </w:r>
+          </w:p>
+        </w:tc>
+        <w:tc>
+          <w:tcPr>
+            <w:tcW w:type="dxa" w:w="3120"/>
+            <w:shd w:val="clear" w:color="auto" w:fill="E3EEFB"/>
+          </w:tcPr>
+          <w:p>
+            <w:r>
+              <w:rPr>
+                <w:b/>
+              </w:rPr>
+            </w:r>
+            <w:r>
+              <w:rPr>
+                <w:b/>
+                <w:sz w:val="16"/>
+              </w:rPr>
+              <w:t>How it was applied</w:t>
+            </w:r>
+          </w:p>
+        </w:tc>
+        <w:tc>
+          <w:tcPr>
+            <w:tcW w:type="dxa" w:w="3120"/>
+            <w:shd w:val="clear" w:color="auto" w:fill="E3EEFB"/>
+          </w:tcPr>
+          <w:p>
+            <w:r>
+              <w:rPr>
+                <w:b/>
+              </w:rPr>
+            </w:r>
+            <w:r>
+              <w:rPr>
+                <w:b/>
+                <w:sz w:val="16"/>
+              </w:rPr>
+              <w:t>Evidence or reason</w:t>
+            </w:r>
+          </w:p>
+        </w:tc>
+      </w:tr>
+      <w:tr>
+        <w:tc>
+          <w:tcPr>
+            <w:tcW w:type="dxa" w:w="3120"/>
+          </w:tcPr>
+          <w:p>
+            <w:r/>
+            <w:r>
+              <w:rPr>
+                <w:sz w:val="16"/>
+              </w:rPr>
+              <w:t>Flagship-tier capability</w:t>
+            </w:r>
+          </w:p>
+        </w:tc>
+        <w:tc>
+          <w:tcPr>
+            <w:tcW w:type="dxa" w:w="3120"/>
+          </w:tcPr>
+          <w:p>
+            <w:r/>
+            <w:r>
+              <w:rPr>
+                <w:sz w:val="16"/>
+              </w:rPr>
+              <w:t>Required by the co-supervisor; small local judges (Gemma-2-2B, Phi-3-mini) were dropped from an earlier plan</w:t>
+            </w:r>
+          </w:p>
+        </w:tc>
+        <w:tc>
+          <w:tcPr>
+            <w:tcW w:type="dxa" w:w="3120"/>
+          </w:tcPr>
+          <w:p>
+            <w:r/>
+            <w:r>
+              <w:rPr>
+                <w:sz w:val="16"/>
+              </w:rPr>
+              <w:t>Zheng et al. (2023): strong LLM judges agree with human preferences over 80% of the time</w:t>
+            </w:r>
+          </w:p>
+        </w:tc>
+      </w:tr>
+      <w:tr>
+        <w:tc>
+          <w:tcPr>
+            <w:tcW w:type="dxa" w:w="3120"/>
+          </w:tcPr>
+          <w:p>
+            <w:r/>
+            <w:r>
+              <w:rPr>
+                <w:sz w:val="16"/>
+              </w:rPr>
+              <w:t>Different developers, none related to our models</w:t>
+            </w:r>
+          </w:p>
+        </w:tc>
+        <w:tc>
+          <w:tcPr>
+            <w:tcW w:type="dxa" w:w="3120"/>
+          </w:tcPr>
+          <w:p>
+            <w:r/>
+            <w:r>
+              <w:rPr>
+                <w:sz w:val="16"/>
+              </w:rPr>
+              <w:t>No judge shares a family with the generator (Phi, Microsoft) or the baselines (Qwen, Alibaba)</w:t>
+            </w:r>
+          </w:p>
+        </w:tc>
+        <w:tc>
+          <w:tcPr>
+            <w:tcW w:type="dxa" w:w="3120"/>
+          </w:tcPr>
+          <w:p>
+            <w:r/>
+            <w:r>
+              <w:rPr>
+                <w:sz w:val="16"/>
+              </w:rPr>
+              <w:t>Panickssery et al. (2024): LLM evaluators recognise and favour their own generations</w:t>
+            </w:r>
+          </w:p>
+        </w:tc>
+      </w:tr>
+      <w:tr>
+        <w:tc>
+          <w:tcPr>
+            <w:tcW w:type="dxa" w:w="3120"/>
+          </w:tcPr>
+          <w:p>
+            <w:r/>
+            <w:r>
+              <w:rPr>
+                <w:sz w:val="16"/>
+              </w:rPr>
+              <w:t>A panel instead of one judge</w:t>
+            </w:r>
+          </w:p>
+        </w:tc>
+        <w:tc>
+          <w:tcPr>
+            <w:tcW w:type="dxa" w:w="3120"/>
+          </w:tcPr>
+          <w:p>
+            <w:r/>
+            <w:r>
+              <w:rPr>
+                <w:sz w:val="16"/>
+              </w:rPr>
+              <w:t>Scores averaged over the two judges that scored every system</w:t>
+            </w:r>
+          </w:p>
+        </w:tc>
+        <w:tc>
+          <w:tcPr>
+            <w:tcW w:type="dxa" w:w="3120"/>
+          </w:tcPr>
+          <w:p>
+            <w:r/>
+            <w:r>
+              <w:rPr>
+                <w:sz w:val="16"/>
+              </w:rPr>
+              <w:t>Verga et al. (2024): a panel from disjoint model families shows less intra-model bias than one large judge</w:t>
+            </w:r>
+          </w:p>
+        </w:tc>
+      </w:tr>
+      <w:tr>
+        <w:tc>
+          <w:tcPr>
+            <w:tcW w:type="dxa" w:w="3120"/>
+          </w:tcPr>
+          <w:p>
+            <w:r/>
+            <w:r>
+              <w:rPr>
+                <w:sz w:val="16"/>
+              </w:rPr>
+              <w:t>Same judges for every system</w:t>
+            </w:r>
+          </w:p>
+        </w:tc>
+        <w:tc>
+          <w:tcPr>
+            <w:tcW w:type="dxa" w:w="3120"/>
+          </w:tcPr>
+          <w:p>
+            <w:r/>
+            <w:r>
+              <w:rPr>
+                <w:sz w:val="16"/>
+              </w:rPr>
+              <w:t>Both judges scored all 512 replies of all judged systems</w:t>
+            </w:r>
+          </w:p>
+        </w:tc>
+        <w:tc>
+          <w:tcPr>
+            <w:tcW w:type="dxa" w:w="3120"/>
+          </w:tcPr>
+          <w:p>
+            <w:r/>
+            <w:r>
+              <w:rPr>
+                <w:sz w:val="16"/>
+              </w:rPr>
+              <w:t>Mixing judge sets across systems would make the scores incomparable</w:t>
+            </w:r>
+          </w:p>
+        </w:tc>
+      </w:tr>
+      <w:tr>
+        <w:tc>
+          <w:tcPr>
+            <w:tcW w:type="dxa" w:w="3120"/>
+          </w:tcPr>
+          <w:p>
+            <w:r/>
+            <w:r>
+              <w:rPr>
+                <w:sz w:val="16"/>
+              </w:rPr>
+              <w:t>Blind scoring</w:t>
+            </w:r>
+          </w:p>
+        </w:tc>
+        <w:tc>
+          <w:tcPr>
+            <w:tcW w:type="dxa" w:w="3120"/>
+          </w:tcPr>
+          <w:p>
+            <w:r/>
+            <w:r>
+              <w:rPr>
+                <w:sz w:val="16"/>
+              </w:rPr>
+              <w:t>Judges see only the user message and one reply - never the system name or the gold reply</w:t>
+            </w:r>
+          </w:p>
+        </w:tc>
+        <w:tc>
+          <w:tcPr>
+            <w:tcW w:type="dxa" w:w="3120"/>
+          </w:tcPr>
+          <w:p>
+            <w:r/>
+            <w:r>
+              <w:rPr>
+                <w:sz w:val="16"/>
+              </w:rPr>
+              <w:t>Removes identity bias and any reward for word overlap with a reference reply</w:t>
+            </w:r>
+          </w:p>
+        </w:tc>
+      </w:tr>
+      <w:tr>
+        <w:tc>
+          <w:tcPr>
+            <w:tcW w:type="dxa" w:w="3120"/>
+          </w:tcPr>
+          <w:p>
+            <w:r/>
+            <w:r>
+              <w:rPr>
+                <w:sz w:val="16"/>
+              </w:rPr>
+              <w:t>Anchored rubric, deterministic output</w:t>
+            </w:r>
+          </w:p>
+        </w:tc>
+        <w:tc>
+          <w:tcPr>
+            <w:tcW w:type="dxa" w:w="3120"/>
+          </w:tcPr>
+          <w:p>
+            <w:r/>
+            <w:r>
+              <w:rPr>
+                <w:sz w:val="16"/>
+              </w:rPr>
+              <w:t>1-3 / 4-6 / 7-10 anchors for empathy, relevance and safety; temperature 0; JSON-only answer</w:t>
+            </w:r>
+          </w:p>
+        </w:tc>
+        <w:tc>
+          <w:tcPr>
+            <w:tcW w:type="dxa" w:w="3120"/>
+          </w:tcPr>
+          <w:p>
+            <w:r/>
+            <w:r>
+              <w:rPr>
+                <w:sz w:val="16"/>
+              </w:rPr>
+              <w:t>Anchors keep judges on the same scale; temperature 0 removes sampling noise</w:t>
+            </w:r>
+          </w:p>
+        </w:tc>
+      </w:tr>
+      <w:tr>
+        <w:tc>
+          <w:tcPr>
+            <w:tcW w:type="dxa" w:w="3120"/>
+          </w:tcPr>
+          <w:p>
+            <w:r/>
+            <w:r>
+              <w:rPr>
+                <w:sz w:val="16"/>
+              </w:rPr>
+              <w:t>Free API access</w:t>
+            </w:r>
+          </w:p>
+        </w:tc>
+        <w:tc>
+          <w:tcPr>
+            <w:tcW w:type="dxa" w:w="3120"/>
+          </w:tcPr>
+          <w:p>
+            <w:r/>
+            <w:r>
+              <w:rPr>
+                <w:sz w:val="16"/>
+              </w:rPr>
+              <w:t>No GPU needed, so non-coding teammates could run the judging</w:t>
+            </w:r>
+          </w:p>
+        </w:tc>
+        <w:tc>
+          <w:tcPr>
+            <w:tcW w:type="dxa" w:w="3120"/>
+          </w:tcPr>
+          <w:p>
+            <w:r/>
+            <w:r>
+              <w:rPr>
+                <w:sz w:val="16"/>
+              </w:rPr>
+              <w:t>Project resource constraint (Section 3.8)</w:t>
+            </w:r>
+          </w:p>
+        </w:tc>
+      </w:tr>
+      <w:tr>
+        <w:tc>
+          <w:tcPr>
+            <w:tcW w:type="dxa" w:w="3120"/>
+          </w:tcPr>
+          <w:p>
+            <w:r/>
+            <w:r>
+              <w:rPr>
+                <w:sz w:val="16"/>
+              </w:rPr>
+              <w:t>Documented replacements</w:t>
+            </w:r>
+          </w:p>
+        </w:tc>
+        <w:tc>
+          <w:tcPr>
+            <w:tcW w:type="dxa" w:w="3120"/>
+          </w:tcPr>
+          <w:p>
+            <w:r/>
+            <w:r>
+              <w:rPr>
+                <w:sz w:val="16"/>
+              </w:rPr>
+              <w:t>Gemini (repeated quota failures), DeepSeek (retired on GitHub Models, removed from OpenRouter free tier), Llama 3.3 70B (decommissioned on Groq), Mistral Large (subscription tier)</w:t>
+            </w:r>
+          </w:p>
+        </w:tc>
+        <w:tc>
+          <w:tcPr>
+            <w:tcW w:type="dxa" w:w="3120"/>
+          </w:tcPr>
+          <w:p>
+            <w:r/>
+            <w:r>
+              <w:rPr>
+                <w:sz w:val="16"/>
+              </w:rPr>
+              <w:t>See risk R7 in Section 3.7</w:t>
+            </w:r>
+          </w:p>
+        </w:tc>
+      </w:tr>
+    </w:tbl>
+    <w:p/>
+    <w:p>
+      <w:pPr>
+        <w:spacing w:after="120"/>
+      </w:pPr>
+      <w:r>
+        <w:rPr>
+          <w:i/>
+        </w:rPr>
+        <w:t>Table A.4: Criteria for selecting the AI judges (selection criteria behind Section 4.1.5.1).</w:t>
+      </w:r>
+    </w:p>
+    <w:tbl>
+      <w:tblPr>
+        <w:tblStyle w:val="TableGrid"/>
+        <w:tblW w:type="auto" w:w="0"/>
+        <w:tblLook w:firstColumn="1" w:firstRow="1" w:lastColumn="0" w:lastRow="0" w:noHBand="0" w:noVBand="1" w:val="04A0"/>
+      </w:tblPr>
+      <w:tblGrid>
+        <w:gridCol w:w="1872"/>
+        <w:gridCol w:w="1872"/>
+        <w:gridCol w:w="1872"/>
+        <w:gridCol w:w="1872"/>
+        <w:gridCol w:w="1872"/>
+      </w:tblGrid>
+      <w:tr>
+        <w:tc>
+          <w:tcPr>
+            <w:tcW w:type="dxa" w:w="1872"/>
+            <w:shd w:val="clear" w:color="auto" w:fill="E3EEFB"/>
+          </w:tcPr>
+          <w:p>
+            <w:r>
+              <w:rPr>
+                <w:b/>
+              </w:rPr>
+            </w:r>
+            <w:r>
+              <w:rPr>
+                <w:b/>
+                <w:sz w:val="16"/>
+              </w:rPr>
+              <w:t>Emotion</w:t>
+            </w:r>
+          </w:p>
+        </w:tc>
+        <w:tc>
+          <w:tcPr>
+            <w:tcW w:type="dxa" w:w="1872"/>
+            <w:shd w:val="clear" w:color="auto" w:fill="E3EEFB"/>
+          </w:tcPr>
+          <w:p>
+            <w:r>
+              <w:rPr>
+                <w:b/>
+              </w:rPr>
+            </w:r>
+            <w:r>
+              <w:rPr>
+                <w:b/>
+                <w:sz w:val="16"/>
+              </w:rPr>
+              <w:t>Precision (%)</w:t>
+            </w:r>
+          </w:p>
+        </w:tc>
+        <w:tc>
+          <w:tcPr>
+            <w:tcW w:type="dxa" w:w="1872"/>
+            <w:shd w:val="clear" w:color="auto" w:fill="E3EEFB"/>
+          </w:tcPr>
+          <w:p>
+            <w:r>
+              <w:rPr>
+                <w:b/>
+              </w:rPr>
+            </w:r>
+            <w:r>
+              <w:rPr>
+                <w:b/>
+                <w:sz w:val="16"/>
+              </w:rPr>
+              <w:t>Recall (%)</w:t>
+            </w:r>
+          </w:p>
+        </w:tc>
+        <w:tc>
+          <w:tcPr>
+            <w:tcW w:type="dxa" w:w="1872"/>
+            <w:shd w:val="clear" w:color="auto" w:fill="E3EEFB"/>
+          </w:tcPr>
+          <w:p>
+            <w:r>
+              <w:rPr>
+                <w:b/>
+              </w:rPr>
+            </w:r>
+            <w:r>
+              <w:rPr>
+                <w:b/>
+                <w:sz w:val="16"/>
+              </w:rPr>
+              <w:t>F1 (%)</w:t>
+            </w:r>
+          </w:p>
+        </w:tc>
+        <w:tc>
+          <w:tcPr>
+            <w:tcW w:type="dxa" w:w="1872"/>
+            <w:shd w:val="clear" w:color="auto" w:fill="E3EEFB"/>
+          </w:tcPr>
+          <w:p>
+            <w:r>
+              <w:rPr>
+                <w:b/>
+              </w:rPr>
+            </w:r>
+            <w:r>
+              <w:rPr>
+                <w:b/>
+                <w:sz w:val="16"/>
+              </w:rPr>
+              <w:t>Support</w:t>
+            </w:r>
+          </w:p>
+        </w:tc>
+      </w:tr>
+      <w:tr>
+        <w:tc>
+          <w:tcPr>
+            <w:tcW w:type="dxa" w:w="1872"/>
+          </w:tcPr>
+          <w:p>
+            <w:r/>
+            <w:r>
+              <w:rPr>
+                <w:sz w:val="16"/>
+              </w:rPr>
+              <w:t>caring</w:t>
+            </w:r>
+          </w:p>
+        </w:tc>
+        <w:tc>
+          <w:tcPr>
+            <w:tcW w:type="dxa" w:w="1872"/>
+          </w:tcPr>
+          <w:p>
+            <w:r/>
+            <w:r>
+              <w:rPr>
+                <w:sz w:val="16"/>
+              </w:rPr>
+              <w:t>71.4</w:t>
+            </w:r>
+          </w:p>
+        </w:tc>
+        <w:tc>
+          <w:tcPr>
+            <w:tcW w:type="dxa" w:w="1872"/>
+          </w:tcPr>
+          <w:p>
+            <w:r/>
+            <w:r>
+              <w:rPr>
+                <w:sz w:val="16"/>
+              </w:rPr>
+              <w:t>68.8</w:t>
+            </w:r>
+          </w:p>
+        </w:tc>
+        <w:tc>
+          <w:tcPr>
+            <w:tcW w:type="dxa" w:w="1872"/>
+          </w:tcPr>
+          <w:p>
+            <w:r/>
+            <w:r>
+              <w:rPr>
+                <w:sz w:val="16"/>
+              </w:rPr>
+              <w:t>70.1</w:t>
+            </w:r>
+          </w:p>
+        </w:tc>
+        <w:tc>
+          <w:tcPr>
+            <w:tcW w:type="dxa" w:w="1872"/>
+          </w:tcPr>
+          <w:p>
+            <w:r/>
+            <w:r>
+              <w:rPr>
+                <w:sz w:val="16"/>
+              </w:rPr>
+              <w:t>80</w:t>
+            </w:r>
+          </w:p>
+        </w:tc>
+      </w:tr>
+      <w:tr>
+        <w:tc>
+          <w:tcPr>
+            <w:tcW w:type="dxa" w:w="1872"/>
+          </w:tcPr>
+          <w:p>
+            <w:r/>
+            <w:r>
+              <w:rPr>
+                <w:sz w:val="16"/>
+              </w:rPr>
+              <w:t>lonely</w:t>
+            </w:r>
+          </w:p>
+        </w:tc>
+        <w:tc>
+          <w:tcPr>
+            <w:tcW w:type="dxa" w:w="1872"/>
+          </w:tcPr>
+          <w:p>
+            <w:r/>
+            <w:r>
+              <w:rPr>
+                <w:sz w:val="16"/>
+              </w:rPr>
+              <w:t>65.2</w:t>
+            </w:r>
+          </w:p>
+        </w:tc>
+        <w:tc>
+          <w:tcPr>
+            <w:tcW w:type="dxa" w:w="1872"/>
+          </w:tcPr>
+          <w:p>
+            <w:r/>
+            <w:r>
+              <w:rPr>
+                <w:sz w:val="16"/>
+              </w:rPr>
+              <w:t>74.4</w:t>
+            </w:r>
+          </w:p>
+        </w:tc>
+        <w:tc>
+          <w:tcPr>
+            <w:tcW w:type="dxa" w:w="1872"/>
+          </w:tcPr>
+          <w:p>
+            <w:r/>
+            <w:r>
+              <w:rPr>
+                <w:sz w:val="16"/>
+              </w:rPr>
+              <w:t>69.5</w:t>
+            </w:r>
+          </w:p>
+        </w:tc>
+        <w:tc>
+          <w:tcPr>
+            <w:tcW w:type="dxa" w:w="1872"/>
+          </w:tcPr>
+          <w:p>
+            <w:r/>
+            <w:r>
+              <w:rPr>
+                <w:sz w:val="16"/>
+              </w:rPr>
+              <w:t>78</w:t>
+            </w:r>
+          </w:p>
+        </w:tc>
+      </w:tr>
+      <w:tr>
+        <w:tc>
+          <w:tcPr>
+            <w:tcW w:type="dxa" w:w="1872"/>
+          </w:tcPr>
+          <w:p>
+            <w:r/>
+            <w:r>
+              <w:rPr>
+                <w:sz w:val="16"/>
+              </w:rPr>
+              <w:t>jealous</w:t>
+            </w:r>
+          </w:p>
+        </w:tc>
+        <w:tc>
+          <w:tcPr>
+            <w:tcW w:type="dxa" w:w="1872"/>
+          </w:tcPr>
+          <w:p>
+            <w:r/>
+            <w:r>
+              <w:rPr>
+                <w:sz w:val="16"/>
+              </w:rPr>
+              <w:t>80</w:t>
+            </w:r>
+          </w:p>
+        </w:tc>
+        <w:tc>
+          <w:tcPr>
+            <w:tcW w:type="dxa" w:w="1872"/>
+          </w:tcPr>
+          <w:p>
+            <w:r/>
+            <w:r>
+              <w:rPr>
+                <w:sz w:val="16"/>
+              </w:rPr>
+              <w:t>54.3</w:t>
+            </w:r>
+          </w:p>
+        </w:tc>
+        <w:tc>
+          <w:tcPr>
+            <w:tcW w:type="dxa" w:w="1872"/>
+          </w:tcPr>
+          <w:p>
+            <w:r/>
+            <w:r>
+              <w:rPr>
+                <w:sz w:val="16"/>
+              </w:rPr>
+              <w:t>64.7</w:t>
+            </w:r>
+          </w:p>
+        </w:tc>
+        <w:tc>
+          <w:tcPr>
+            <w:tcW w:type="dxa" w:w="1872"/>
+          </w:tcPr>
+          <w:p>
+            <w:r/>
+            <w:r>
+              <w:rPr>
+                <w:sz w:val="16"/>
+              </w:rPr>
+              <w:t>81</w:t>
+            </w:r>
+          </w:p>
+        </w:tc>
+      </w:tr>
+      <w:tr>
+        <w:tc>
+          <w:tcPr>
+            <w:tcW w:type="dxa" w:w="1872"/>
+          </w:tcPr>
+          <w:p>
+            <w:r/>
+            <w:r>
+              <w:rPr>
+                <w:sz w:val="16"/>
+              </w:rPr>
+              <w:t>embarrassed</w:t>
+            </w:r>
+          </w:p>
+        </w:tc>
+        <w:tc>
+          <w:tcPr>
+            <w:tcW w:type="dxa" w:w="1872"/>
+          </w:tcPr>
+          <w:p>
+            <w:r/>
+            <w:r>
+              <w:rPr>
+                <w:sz w:val="16"/>
+              </w:rPr>
+              <w:t>69</w:t>
+            </w:r>
+          </w:p>
+        </w:tc>
+        <w:tc>
+          <w:tcPr>
+            <w:tcW w:type="dxa" w:w="1872"/>
+          </w:tcPr>
+          <w:p>
+            <w:r/>
+            <w:r>
+              <w:rPr>
+                <w:sz w:val="16"/>
+              </w:rPr>
+              <w:t>60.5</w:t>
+            </w:r>
+          </w:p>
+        </w:tc>
+        <w:tc>
+          <w:tcPr>
+            <w:tcW w:type="dxa" w:w="1872"/>
+          </w:tcPr>
+          <w:p>
+            <w:r/>
+            <w:r>
+              <w:rPr>
+                <w:sz w:val="16"/>
+              </w:rPr>
+              <w:t>64.5</w:t>
+            </w:r>
+          </w:p>
+        </w:tc>
+        <w:tc>
+          <w:tcPr>
+            <w:tcW w:type="dxa" w:w="1872"/>
+          </w:tcPr>
+          <w:p>
+            <w:r/>
+            <w:r>
+              <w:rPr>
+                <w:sz w:val="16"/>
+              </w:rPr>
+              <w:t>81</w:t>
+            </w:r>
+          </w:p>
+        </w:tc>
+      </w:tr>
+      <w:tr>
+        <w:tc>
+          <w:tcPr>
+            <w:tcW w:type="dxa" w:w="1872"/>
+          </w:tcPr>
+          <w:p>
+            <w:r/>
+            <w:r>
+              <w:rPr>
+                <w:sz w:val="16"/>
+              </w:rPr>
+              <w:t>disgusted</w:t>
+            </w:r>
+          </w:p>
+        </w:tc>
+        <w:tc>
+          <w:tcPr>
+            <w:tcW w:type="dxa" w:w="1872"/>
+          </w:tcPr>
+          <w:p>
+            <w:r/>
+            <w:r>
+              <w:rPr>
+                <w:sz w:val="16"/>
+              </w:rPr>
+              <w:t>66.7</w:t>
+            </w:r>
+          </w:p>
+        </w:tc>
+        <w:tc>
+          <w:tcPr>
+            <w:tcW w:type="dxa" w:w="1872"/>
+          </w:tcPr>
+          <w:p>
+            <w:r/>
+            <w:r>
+              <w:rPr>
+                <w:sz w:val="16"/>
+              </w:rPr>
+              <w:t>58.1</w:t>
+            </w:r>
+          </w:p>
+        </w:tc>
+        <w:tc>
+          <w:tcPr>
+            <w:tcW w:type="dxa" w:w="1872"/>
+          </w:tcPr>
+          <w:p>
+            <w:r/>
+            <w:r>
+              <w:rPr>
+                <w:sz w:val="16"/>
+              </w:rPr>
+              <w:t>62.1</w:t>
+            </w:r>
+          </w:p>
+        </w:tc>
+        <w:tc>
+          <w:tcPr>
+            <w:tcW w:type="dxa" w:w="1872"/>
+          </w:tcPr>
+          <w:p>
+            <w:r/>
+            <w:r>
+              <w:rPr>
+                <w:sz w:val="16"/>
+              </w:rPr>
+              <w:t>86</w:t>
+            </w:r>
+          </w:p>
+        </w:tc>
+      </w:tr>
+      <w:tr>
+        <w:tc>
+          <w:tcPr>
+            <w:tcW w:type="dxa" w:w="1872"/>
+          </w:tcPr>
+          <w:p>
+            <w:r/>
+            <w:r>
+              <w:rPr>
+                <w:sz w:val="16"/>
+              </w:rPr>
+              <w:t>nostalgic</w:t>
+            </w:r>
+          </w:p>
+        </w:tc>
+        <w:tc>
+          <w:tcPr>
+            <w:tcW w:type="dxa" w:w="1872"/>
+          </w:tcPr>
+          <w:p>
+            <w:r/>
+            <w:r>
+              <w:rPr>
+                <w:sz w:val="16"/>
+              </w:rPr>
+              <w:t>55</w:t>
+            </w:r>
+          </w:p>
+        </w:tc>
+        <w:tc>
+          <w:tcPr>
+            <w:tcW w:type="dxa" w:w="1872"/>
+          </w:tcPr>
+          <w:p>
+            <w:r/>
+            <w:r>
+              <w:rPr>
+                <w:sz w:val="16"/>
+              </w:rPr>
+              <w:t>71.4</w:t>
+            </w:r>
+          </w:p>
+        </w:tc>
+        <w:tc>
+          <w:tcPr>
+            <w:tcW w:type="dxa" w:w="1872"/>
+          </w:tcPr>
+          <w:p>
+            <w:r/>
+            <w:r>
+              <w:rPr>
+                <w:sz w:val="16"/>
+              </w:rPr>
+              <w:t>62.1</w:t>
+            </w:r>
+          </w:p>
+        </w:tc>
+        <w:tc>
+          <w:tcPr>
+            <w:tcW w:type="dxa" w:w="1872"/>
+          </w:tcPr>
+          <w:p>
+            <w:r/>
+            <w:r>
+              <w:rPr>
+                <w:sz w:val="16"/>
+              </w:rPr>
+              <w:t>77</w:t>
+            </w:r>
+          </w:p>
+        </w:tc>
+      </w:tr>
+      <w:tr>
+        <w:tc>
+          <w:tcPr>
+            <w:tcW w:type="dxa" w:w="1872"/>
+          </w:tcPr>
+          <w:p>
+            <w:r/>
+            <w:r>
+              <w:rPr>
+                <w:sz w:val="16"/>
+              </w:rPr>
+              <w:t>surprised</w:t>
+            </w:r>
+          </w:p>
+        </w:tc>
+        <w:tc>
+          <w:tcPr>
+            <w:tcW w:type="dxa" w:w="1872"/>
+          </w:tcPr>
+          <w:p>
+            <w:r/>
+            <w:r>
+              <w:rPr>
+                <w:sz w:val="16"/>
+              </w:rPr>
+              <w:t>60.9</w:t>
+            </w:r>
+          </w:p>
+        </w:tc>
+        <w:tc>
+          <w:tcPr>
+            <w:tcW w:type="dxa" w:w="1872"/>
+          </w:tcPr>
+          <w:p>
+            <w:r/>
+            <w:r>
+              <w:rPr>
+                <w:sz w:val="16"/>
+              </w:rPr>
+              <w:t>61.4</w:t>
+            </w:r>
+          </w:p>
+        </w:tc>
+        <w:tc>
+          <w:tcPr>
+            <w:tcW w:type="dxa" w:w="1872"/>
+          </w:tcPr>
+          <w:p>
+            <w:r/>
+            <w:r>
+              <w:rPr>
+                <w:sz w:val="16"/>
+              </w:rPr>
+              <w:t>61.2</w:t>
+            </w:r>
+          </w:p>
+        </w:tc>
+        <w:tc>
+          <w:tcPr>
+            <w:tcW w:type="dxa" w:w="1872"/>
+          </w:tcPr>
+          <w:p>
+            <w:r/>
+            <w:r>
+              <w:rPr>
+                <w:sz w:val="16"/>
+              </w:rPr>
+              <w:t>127</w:t>
+            </w:r>
+          </w:p>
+        </w:tc>
+      </w:tr>
+      <w:tr>
+        <w:tc>
+          <w:tcPr>
+            <w:tcW w:type="dxa" w:w="1872"/>
+          </w:tcPr>
+          <w:p>
+            <w:r/>
+            <w:r>
+              <w:rPr>
+                <w:sz w:val="16"/>
+              </w:rPr>
+              <w:t>guilty</w:t>
+            </w:r>
+          </w:p>
+        </w:tc>
+        <w:tc>
+          <w:tcPr>
+            <w:tcW w:type="dxa" w:w="1872"/>
+          </w:tcPr>
+          <w:p>
+            <w:r/>
+            <w:r>
+              <w:rPr>
+                <w:sz w:val="16"/>
+              </w:rPr>
+              <w:t>54.4</w:t>
+            </w:r>
+          </w:p>
+        </w:tc>
+        <w:tc>
+          <w:tcPr>
+            <w:tcW w:type="dxa" w:w="1872"/>
+          </w:tcPr>
+          <w:p>
+            <w:r/>
+            <w:r>
+              <w:rPr>
+                <w:sz w:val="16"/>
+              </w:rPr>
+              <w:t>65.2</w:t>
+            </w:r>
+          </w:p>
+        </w:tc>
+        <w:tc>
+          <w:tcPr>
+            <w:tcW w:type="dxa" w:w="1872"/>
+          </w:tcPr>
+          <w:p>
+            <w:r/>
+            <w:r>
+              <w:rPr>
+                <w:sz w:val="16"/>
+              </w:rPr>
+              <w:t>59.3</w:t>
+            </w:r>
+          </w:p>
+        </w:tc>
+        <w:tc>
+          <w:tcPr>
+            <w:tcW w:type="dxa" w:w="1872"/>
+          </w:tcPr>
+          <w:p>
+            <w:r/>
+            <w:r>
+              <w:rPr>
+                <w:sz w:val="16"/>
+              </w:rPr>
+              <w:t>66</w:t>
+            </w:r>
+          </w:p>
+        </w:tc>
+      </w:tr>
+      <w:tr>
+        <w:tc>
+          <w:tcPr>
+            <w:tcW w:type="dxa" w:w="1872"/>
+          </w:tcPr>
+          <w:p>
+            <w:r/>
+            <w:r>
+              <w:rPr>
+                <w:sz w:val="16"/>
+              </w:rPr>
+              <w:t>content</w:t>
+            </w:r>
+          </w:p>
+        </w:tc>
+        <w:tc>
+          <w:tcPr>
+            <w:tcW w:type="dxa" w:w="1872"/>
+          </w:tcPr>
+          <w:p>
+            <w:r/>
+            <w:r>
+              <w:rPr>
+                <w:sz w:val="16"/>
+              </w:rPr>
+              <w:t>60.6</w:t>
+            </w:r>
+          </w:p>
+        </w:tc>
+        <w:tc>
+          <w:tcPr>
+            <w:tcW w:type="dxa" w:w="1872"/>
+          </w:tcPr>
+          <w:p>
+            <w:r/>
+            <w:r>
+              <w:rPr>
+                <w:sz w:val="16"/>
+              </w:rPr>
+              <w:t>56.6</w:t>
+            </w:r>
+          </w:p>
+        </w:tc>
+        <w:tc>
+          <w:tcPr>
+            <w:tcW w:type="dxa" w:w="1872"/>
+          </w:tcPr>
+          <w:p>
+            <w:r/>
+            <w:r>
+              <w:rPr>
+                <w:sz w:val="16"/>
+              </w:rPr>
+              <w:t>58.5</w:t>
+            </w:r>
+          </w:p>
+        </w:tc>
+        <w:tc>
+          <w:tcPr>
+            <w:tcW w:type="dxa" w:w="1872"/>
+          </w:tcPr>
+          <w:p>
+            <w:r/>
+            <w:r>
+              <w:rPr>
+                <w:sz w:val="16"/>
+              </w:rPr>
+              <w:t>76</w:t>
+            </w:r>
+          </w:p>
+        </w:tc>
+      </w:tr>
+      <w:tr>
+        <w:tc>
+          <w:tcPr>
+            <w:tcW w:type="dxa" w:w="1872"/>
+          </w:tcPr>
+          <w:p>
+            <w:r/>
+            <w:r>
+              <w:rPr>
+                <w:sz w:val="16"/>
+              </w:rPr>
+              <w:t>prepared</w:t>
+            </w:r>
+          </w:p>
+        </w:tc>
+        <w:tc>
+          <w:tcPr>
+            <w:tcW w:type="dxa" w:w="1872"/>
+          </w:tcPr>
+          <w:p>
+            <w:r/>
+            <w:r>
+              <w:rPr>
+                <w:sz w:val="16"/>
+              </w:rPr>
+              <w:t>62.7</w:t>
+            </w:r>
+          </w:p>
+        </w:tc>
+        <w:tc>
+          <w:tcPr>
+            <w:tcW w:type="dxa" w:w="1872"/>
+          </w:tcPr>
+          <w:p>
+            <w:r/>
+            <w:r>
+              <w:rPr>
+                <w:sz w:val="16"/>
+              </w:rPr>
+              <w:t>54.5</w:t>
+            </w:r>
+          </w:p>
+        </w:tc>
+        <w:tc>
+          <w:tcPr>
+            <w:tcW w:type="dxa" w:w="1872"/>
+          </w:tcPr>
+          <w:p>
+            <w:r/>
+            <w:r>
+              <w:rPr>
+                <w:sz w:val="16"/>
+              </w:rPr>
+              <w:t>58.3</w:t>
+            </w:r>
+          </w:p>
+        </w:tc>
+        <w:tc>
+          <w:tcPr>
+            <w:tcW w:type="dxa" w:w="1872"/>
+          </w:tcPr>
+          <w:p>
+            <w:r/>
+            <w:r>
+              <w:rPr>
+                <w:sz w:val="16"/>
+              </w:rPr>
+              <w:t>77</w:t>
+            </w:r>
+          </w:p>
+        </w:tc>
+      </w:tr>
+      <w:tr>
+        <w:tc>
+          <w:tcPr>
+            <w:tcW w:type="dxa" w:w="1872"/>
+          </w:tcPr>
+          <w:p>
+            <w:r/>
+            <w:r>
+              <w:rPr>
+                <w:sz w:val="16"/>
+              </w:rPr>
+              <w:t>impressed</w:t>
+            </w:r>
+          </w:p>
+        </w:tc>
+        <w:tc>
+          <w:tcPr>
+            <w:tcW w:type="dxa" w:w="1872"/>
+          </w:tcPr>
+          <w:p>
+            <w:r/>
+            <w:r>
+              <w:rPr>
+                <w:sz w:val="16"/>
+              </w:rPr>
+              <w:t>54.9</w:t>
+            </w:r>
+          </w:p>
+        </w:tc>
+        <w:tc>
+          <w:tcPr>
+            <w:tcW w:type="dxa" w:w="1872"/>
+          </w:tcPr>
+          <w:p>
+            <w:r/>
+            <w:r>
+              <w:rPr>
+                <w:sz w:val="16"/>
+              </w:rPr>
+              <w:t>61.7</w:t>
+            </w:r>
+          </w:p>
+        </w:tc>
+        <w:tc>
+          <w:tcPr>
+            <w:tcW w:type="dxa" w:w="1872"/>
+          </w:tcPr>
+          <w:p>
+            <w:r/>
+            <w:r>
+              <w:rPr>
+                <w:sz w:val="16"/>
+              </w:rPr>
+              <w:t>58.1</w:t>
+            </w:r>
+          </w:p>
+        </w:tc>
+        <w:tc>
+          <w:tcPr>
+            <w:tcW w:type="dxa" w:w="1872"/>
+          </w:tcPr>
+          <w:p>
+            <w:r/>
+            <w:r>
+              <w:rPr>
+                <w:sz w:val="16"/>
+              </w:rPr>
+              <w:t>81</w:t>
+            </w:r>
+          </w:p>
+        </w:tc>
+      </w:tr>
+      <w:tr>
+        <w:tc>
+          <w:tcPr>
+            <w:tcW w:type="dxa" w:w="1872"/>
+          </w:tcPr>
+          <w:p>
+            <w:r/>
+            <w:r>
+              <w:rPr>
+                <w:sz w:val="16"/>
+              </w:rPr>
+              <w:t>proud</w:t>
+            </w:r>
+          </w:p>
+        </w:tc>
+        <w:tc>
+          <w:tcPr>
+            <w:tcW w:type="dxa" w:w="1872"/>
+          </w:tcPr>
+          <w:p>
+            <w:r/>
+            <w:r>
+              <w:rPr>
+                <w:sz w:val="16"/>
+              </w:rPr>
+              <w:t>51.2</w:t>
+            </w:r>
+          </w:p>
+        </w:tc>
+        <w:tc>
+          <w:tcPr>
+            <w:tcW w:type="dxa" w:w="1872"/>
+          </w:tcPr>
+          <w:p>
+            <w:r/>
+            <w:r>
+              <w:rPr>
+                <w:sz w:val="16"/>
+              </w:rPr>
+              <w:t>65.6</w:t>
+            </w:r>
+          </w:p>
+        </w:tc>
+        <w:tc>
+          <w:tcPr>
+            <w:tcW w:type="dxa" w:w="1872"/>
+          </w:tcPr>
+          <w:p>
+            <w:r/>
+            <w:r>
+              <w:rPr>
+                <w:sz w:val="16"/>
+              </w:rPr>
+              <w:t>57.5</w:t>
+            </w:r>
+          </w:p>
+        </w:tc>
+        <w:tc>
+          <w:tcPr>
+            <w:tcW w:type="dxa" w:w="1872"/>
+          </w:tcPr>
+          <w:p>
+            <w:r/>
+            <w:r>
+              <w:rPr>
+                <w:sz w:val="16"/>
+              </w:rPr>
+              <w:t>96</w:t>
+            </w:r>
+          </w:p>
+        </w:tc>
+      </w:tr>
+      <w:tr>
+        <w:tc>
+          <w:tcPr>
+            <w:tcW w:type="dxa" w:w="1872"/>
+          </w:tcPr>
+          <w:p>
+            <w:r/>
+            <w:r>
+              <w:rPr>
+                <w:sz w:val="16"/>
+              </w:rPr>
+              <w:t>faithful</w:t>
+            </w:r>
+          </w:p>
+        </w:tc>
+        <w:tc>
+          <w:tcPr>
+            <w:tcW w:type="dxa" w:w="1872"/>
+          </w:tcPr>
+          <w:p>
+            <w:r/>
+            <w:r>
+              <w:rPr>
+                <w:sz w:val="16"/>
+              </w:rPr>
+              <w:t>53.4</w:t>
+            </w:r>
+          </w:p>
+        </w:tc>
+        <w:tc>
+          <w:tcPr>
+            <w:tcW w:type="dxa" w:w="1872"/>
+          </w:tcPr>
+          <w:p>
+            <w:r/>
+            <w:r>
+              <w:rPr>
+                <w:sz w:val="16"/>
+              </w:rPr>
+              <w:t>62</w:t>
+            </w:r>
+          </w:p>
+        </w:tc>
+        <w:tc>
+          <w:tcPr>
+            <w:tcW w:type="dxa" w:w="1872"/>
+          </w:tcPr>
+          <w:p>
+            <w:r/>
+            <w:r>
+              <w:rPr>
+                <w:sz w:val="16"/>
+              </w:rPr>
+              <w:t>57.4</w:t>
+            </w:r>
+          </w:p>
+        </w:tc>
+        <w:tc>
+          <w:tcPr>
+            <w:tcW w:type="dxa" w:w="1872"/>
+          </w:tcPr>
+          <w:p>
+            <w:r/>
+            <w:r>
+              <w:rPr>
+                <w:sz w:val="16"/>
+              </w:rPr>
+              <w:t>50</w:t>
+            </w:r>
+          </w:p>
+        </w:tc>
+      </w:tr>
+      <w:tr>
+        <w:tc>
+          <w:tcPr>
+            <w:tcW w:type="dxa" w:w="1872"/>
+          </w:tcPr>
+          <w:p>
+            <w:r/>
+            <w:r>
+              <w:rPr>
+                <w:sz w:val="16"/>
+              </w:rPr>
+              <w:t>trusting</w:t>
+            </w:r>
+          </w:p>
+        </w:tc>
+        <w:tc>
+          <w:tcPr>
+            <w:tcW w:type="dxa" w:w="1872"/>
+          </w:tcPr>
+          <w:p>
+            <w:r/>
+            <w:r>
+              <w:rPr>
+                <w:sz w:val="16"/>
+              </w:rPr>
+              <w:t>54.4</w:t>
+            </w:r>
+          </w:p>
+        </w:tc>
+        <w:tc>
+          <w:tcPr>
+            <w:tcW w:type="dxa" w:w="1872"/>
+          </w:tcPr>
+          <w:p>
+            <w:r/>
+            <w:r>
+              <w:rPr>
+                <w:sz w:val="16"/>
+              </w:rPr>
+              <w:t>57.8</w:t>
+            </w:r>
+          </w:p>
+        </w:tc>
+        <w:tc>
+          <w:tcPr>
+            <w:tcW w:type="dxa" w:w="1872"/>
+          </w:tcPr>
+          <w:p>
+            <w:r/>
+            <w:r>
+              <w:rPr>
+                <w:sz w:val="16"/>
+              </w:rPr>
+              <w:t>56.1</w:t>
+            </w:r>
+          </w:p>
+        </w:tc>
+        <w:tc>
+          <w:tcPr>
+            <w:tcW w:type="dxa" w:w="1872"/>
+          </w:tcPr>
+          <w:p>
+            <w:r/>
+            <w:r>
+              <w:rPr>
+                <w:sz w:val="16"/>
+              </w:rPr>
+              <w:t>64</w:t>
+            </w:r>
+          </w:p>
+        </w:tc>
+      </w:tr>
+      <w:tr>
+        <w:tc>
+          <w:tcPr>
+            <w:tcW w:type="dxa" w:w="1872"/>
+          </w:tcPr>
+          <w:p>
+            <w:r/>
+            <w:r>
+              <w:rPr>
+                <w:sz w:val="16"/>
+              </w:rPr>
+              <w:t>grateful</w:t>
+            </w:r>
+          </w:p>
+        </w:tc>
+        <w:tc>
+          <w:tcPr>
+            <w:tcW w:type="dxa" w:w="1872"/>
+          </w:tcPr>
+          <w:p>
+            <w:r/>
+            <w:r>
+              <w:rPr>
+                <w:sz w:val="16"/>
+              </w:rPr>
+              <w:t>54.7</w:t>
+            </w:r>
+          </w:p>
+        </w:tc>
+        <w:tc>
+          <w:tcPr>
+            <w:tcW w:type="dxa" w:w="1872"/>
+          </w:tcPr>
+          <w:p>
+            <w:r/>
+            <w:r>
+              <w:rPr>
+                <w:sz w:val="16"/>
+              </w:rPr>
+              <w:t>54.7</w:t>
+            </w:r>
+          </w:p>
+        </w:tc>
+        <w:tc>
+          <w:tcPr>
+            <w:tcW w:type="dxa" w:w="1872"/>
+          </w:tcPr>
+          <w:p>
+            <w:r/>
+            <w:r>
+              <w:rPr>
+                <w:sz w:val="16"/>
+              </w:rPr>
+              <w:t>54.7</w:t>
+            </w:r>
+          </w:p>
+        </w:tc>
+        <w:tc>
+          <w:tcPr>
+            <w:tcW w:type="dxa" w:w="1872"/>
+          </w:tcPr>
+          <w:p>
+            <w:r/>
+            <w:r>
+              <w:rPr>
+                <w:sz w:val="16"/>
+              </w:rPr>
+              <w:t>95</w:t>
+            </w:r>
+          </w:p>
+        </w:tc>
+      </w:tr>
+      <w:tr>
+        <w:tc>
+          <w:tcPr>
+            <w:tcW w:type="dxa" w:w="1872"/>
+          </w:tcPr>
+          <w:p>
+            <w:r/>
+            <w:r>
+              <w:rPr>
+                <w:sz w:val="16"/>
+              </w:rPr>
+              <w:t>annoyed</w:t>
+            </w:r>
+          </w:p>
+        </w:tc>
+        <w:tc>
+          <w:tcPr>
+            <w:tcW w:type="dxa" w:w="1872"/>
+          </w:tcPr>
+          <w:p>
+            <w:r/>
+            <w:r>
+              <w:rPr>
+                <w:sz w:val="16"/>
+              </w:rPr>
+              <w:t>52.7</w:t>
+            </w:r>
+          </w:p>
+        </w:tc>
+        <w:tc>
+          <w:tcPr>
+            <w:tcW w:type="dxa" w:w="1872"/>
+          </w:tcPr>
+          <w:p>
+            <w:r/>
+            <w:r>
+              <w:rPr>
+                <w:sz w:val="16"/>
+              </w:rPr>
+              <w:t>53.8</w:t>
+            </w:r>
+          </w:p>
+        </w:tc>
+        <w:tc>
+          <w:tcPr>
+            <w:tcW w:type="dxa" w:w="1872"/>
+          </w:tcPr>
+          <w:p>
+            <w:r/>
+            <w:r>
+              <w:rPr>
+                <w:sz w:val="16"/>
+              </w:rPr>
+              <w:t>53.3</w:t>
+            </w:r>
+          </w:p>
+        </w:tc>
+        <w:tc>
+          <w:tcPr>
+            <w:tcW w:type="dxa" w:w="1872"/>
+          </w:tcPr>
+          <w:p>
+            <w:r/>
+            <w:r>
+              <w:rPr>
+                <w:sz w:val="16"/>
+              </w:rPr>
+              <w:t>91</w:t>
+            </w:r>
+          </w:p>
+        </w:tc>
+      </w:tr>
+      <w:tr>
+        <w:tc>
+          <w:tcPr>
+            <w:tcW w:type="dxa" w:w="1872"/>
+          </w:tcPr>
+          <w:p>
+            <w:r/>
+            <w:r>
+              <w:rPr>
+                <w:sz w:val="16"/>
+              </w:rPr>
+              <w:t>devastated</w:t>
+            </w:r>
+          </w:p>
+        </w:tc>
+        <w:tc>
+          <w:tcPr>
+            <w:tcW w:type="dxa" w:w="1872"/>
+          </w:tcPr>
+          <w:p>
+            <w:r/>
+            <w:r>
+              <w:rPr>
+                <w:sz w:val="16"/>
+              </w:rPr>
+              <w:t>40.4</w:t>
+            </w:r>
+          </w:p>
+        </w:tc>
+        <w:tc>
+          <w:tcPr>
+            <w:tcW w:type="dxa" w:w="1872"/>
+          </w:tcPr>
+          <w:p>
+            <w:r/>
+            <w:r>
+              <w:rPr>
+                <w:sz w:val="16"/>
+              </w:rPr>
+              <w:t>68.7</w:t>
+            </w:r>
+          </w:p>
+        </w:tc>
+        <w:tc>
+          <w:tcPr>
+            <w:tcW w:type="dxa" w:w="1872"/>
+          </w:tcPr>
+          <w:p>
+            <w:r/>
+            <w:r>
+              <w:rPr>
+                <w:sz w:val="16"/>
+              </w:rPr>
+              <w:t>50.8</w:t>
+            </w:r>
+          </w:p>
+        </w:tc>
+        <w:tc>
+          <w:tcPr>
+            <w:tcW w:type="dxa" w:w="1872"/>
+          </w:tcPr>
+          <w:p>
+            <w:r/>
+            <w:r>
+              <w:rPr>
+                <w:sz w:val="16"/>
+              </w:rPr>
+              <w:t>67</w:t>
+            </w:r>
+          </w:p>
+        </w:tc>
+      </w:tr>
+      <w:tr>
+        <w:tc>
+          <w:tcPr>
+            <w:tcW w:type="dxa" w:w="1872"/>
+          </w:tcPr>
+          <w:p>
+            <w:r/>
+            <w:r>
+              <w:rPr>
+                <w:sz w:val="16"/>
+              </w:rPr>
+              <w:t>confident</w:t>
+            </w:r>
+          </w:p>
+        </w:tc>
+        <w:tc>
+          <w:tcPr>
+            <w:tcW w:type="dxa" w:w="1872"/>
+          </w:tcPr>
+          <w:p>
+            <w:r/>
+            <w:r>
+              <w:rPr>
+                <w:sz w:val="16"/>
+              </w:rPr>
+              <w:t>41.2</w:t>
+            </w:r>
+          </w:p>
+        </w:tc>
+        <w:tc>
+          <w:tcPr>
+            <w:tcW w:type="dxa" w:w="1872"/>
+          </w:tcPr>
+          <w:p>
+            <w:r/>
+            <w:r>
+              <w:rPr>
+                <w:sz w:val="16"/>
+              </w:rPr>
+              <w:t>56</w:t>
+            </w:r>
+          </w:p>
+        </w:tc>
+        <w:tc>
+          <w:tcPr>
+            <w:tcW w:type="dxa" w:w="1872"/>
+          </w:tcPr>
+          <w:p>
+            <w:r/>
+            <w:r>
+              <w:rPr>
+                <w:sz w:val="16"/>
+              </w:rPr>
+              <w:t>47.5</w:t>
+            </w:r>
+          </w:p>
+        </w:tc>
+        <w:tc>
+          <w:tcPr>
+            <w:tcW w:type="dxa" w:w="1872"/>
+          </w:tcPr>
+          <w:p>
+            <w:r/>
+            <w:r>
+              <w:rPr>
+                <w:sz w:val="16"/>
+              </w:rPr>
+              <w:t>75</w:t>
+            </w:r>
+          </w:p>
+        </w:tc>
+      </w:tr>
+      <w:tr>
+        <w:tc>
+          <w:tcPr>
+            <w:tcW w:type="dxa" w:w="1872"/>
+          </w:tcPr>
+          <w:p>
+            <w:r/>
+            <w:r>
+              <w:rPr>
+                <w:sz w:val="16"/>
+              </w:rPr>
+              <w:t>hopeful</w:t>
+            </w:r>
+          </w:p>
+        </w:tc>
+        <w:tc>
+          <w:tcPr>
+            <w:tcW w:type="dxa" w:w="1872"/>
+          </w:tcPr>
+          <w:p>
+            <w:r/>
+            <w:r>
+              <w:rPr>
+                <w:sz w:val="16"/>
+              </w:rPr>
+              <w:t>46.8</w:t>
+            </w:r>
+          </w:p>
+        </w:tc>
+        <w:tc>
+          <w:tcPr>
+            <w:tcW w:type="dxa" w:w="1872"/>
+          </w:tcPr>
+          <w:p>
+            <w:r/>
+            <w:r>
+              <w:rPr>
+                <w:sz w:val="16"/>
+              </w:rPr>
+              <w:t>45.6</w:t>
+            </w:r>
+          </w:p>
+        </w:tc>
+        <w:tc>
+          <w:tcPr>
+            <w:tcW w:type="dxa" w:w="1872"/>
+          </w:tcPr>
+          <w:p>
+            <w:r/>
+            <w:r>
+              <w:rPr>
+                <w:sz w:val="16"/>
+              </w:rPr>
+              <w:t>46.2</w:t>
+            </w:r>
+          </w:p>
+        </w:tc>
+        <w:tc>
+          <w:tcPr>
+            <w:tcW w:type="dxa" w:w="1872"/>
+          </w:tcPr>
+          <w:p>
+            <w:r/>
+            <w:r>
+              <w:rPr>
+                <w:sz w:val="16"/>
+              </w:rPr>
+              <w:t>79</w:t>
+            </w:r>
+          </w:p>
+        </w:tc>
+      </w:tr>
+      <w:tr>
+        <w:tc>
+          <w:tcPr>
+            <w:tcW w:type="dxa" w:w="1872"/>
+          </w:tcPr>
+          <w:p>
+            <w:r/>
+            <w:r>
+              <w:rPr>
+                <w:sz w:val="16"/>
+              </w:rPr>
+              <w:t>excited</w:t>
+            </w:r>
+          </w:p>
+        </w:tc>
+        <w:tc>
+          <w:tcPr>
+            <w:tcW w:type="dxa" w:w="1872"/>
+          </w:tcPr>
+          <w:p>
+            <w:r/>
+            <w:r>
+              <w:rPr>
+                <w:sz w:val="16"/>
+              </w:rPr>
+              <w:t>42.7</w:t>
+            </w:r>
+          </w:p>
+        </w:tc>
+        <w:tc>
+          <w:tcPr>
+            <w:tcW w:type="dxa" w:w="1872"/>
+          </w:tcPr>
+          <w:p>
+            <w:r/>
+            <w:r>
+              <w:rPr>
+                <w:sz w:val="16"/>
+              </w:rPr>
+              <w:t>48.4</w:t>
+            </w:r>
+          </w:p>
+        </w:tc>
+        <w:tc>
+          <w:tcPr>
+            <w:tcW w:type="dxa" w:w="1872"/>
+          </w:tcPr>
+          <w:p>
+            <w:r/>
+            <w:r>
+              <w:rPr>
+                <w:sz w:val="16"/>
+              </w:rPr>
+              <w:t>45.4</w:t>
+            </w:r>
+          </w:p>
+        </w:tc>
+        <w:tc>
+          <w:tcPr>
+            <w:tcW w:type="dxa" w:w="1872"/>
+          </w:tcPr>
+          <w:p>
+            <w:r/>
+            <w:r>
+              <w:rPr>
+                <w:sz w:val="16"/>
+              </w:rPr>
+              <w:t>91</w:t>
+            </w:r>
+          </w:p>
+        </w:tc>
+      </w:tr>
+      <w:tr>
+        <w:tc>
+          <w:tcPr>
+            <w:tcW w:type="dxa" w:w="1872"/>
+          </w:tcPr>
+          <w:p>
+            <w:r/>
+            <w:r>
+              <w:rPr>
+                <w:sz w:val="16"/>
+              </w:rPr>
+              <w:t>furious</w:t>
+            </w:r>
+          </w:p>
+        </w:tc>
+        <w:tc>
+          <w:tcPr>
+            <w:tcW w:type="dxa" w:w="1872"/>
+          </w:tcPr>
+          <w:p>
+            <w:r/>
+            <w:r>
+              <w:rPr>
+                <w:sz w:val="16"/>
+              </w:rPr>
+              <w:t>44.3</w:t>
+            </w:r>
+          </w:p>
+        </w:tc>
+        <w:tc>
+          <w:tcPr>
+            <w:tcW w:type="dxa" w:w="1872"/>
+          </w:tcPr>
+          <w:p>
+            <w:r/>
+            <w:r>
+              <w:rPr>
+                <w:sz w:val="16"/>
+              </w:rPr>
+              <w:t>46.3</w:t>
+            </w:r>
+          </w:p>
+        </w:tc>
+        <w:tc>
+          <w:tcPr>
+            <w:tcW w:type="dxa" w:w="1872"/>
+          </w:tcPr>
+          <w:p>
+            <w:r/>
+            <w:r>
+              <w:rPr>
+                <w:sz w:val="16"/>
+              </w:rPr>
+              <w:t>45.3</w:t>
+            </w:r>
+          </w:p>
+        </w:tc>
+        <w:tc>
+          <w:tcPr>
+            <w:tcW w:type="dxa" w:w="1872"/>
+          </w:tcPr>
+          <w:p>
+            <w:r/>
+            <w:r>
+              <w:rPr>
+                <w:sz w:val="16"/>
+              </w:rPr>
+              <w:t>67</w:t>
+            </w:r>
+          </w:p>
+        </w:tc>
+      </w:tr>
+      <w:tr>
+        <w:tc>
+          <w:tcPr>
+            <w:tcW w:type="dxa" w:w="1872"/>
+          </w:tcPr>
+          <w:p>
+            <w:r/>
+            <w:r>
+              <w:rPr>
+                <w:sz w:val="16"/>
+              </w:rPr>
+              <w:t>terrified</w:t>
+            </w:r>
+          </w:p>
+        </w:tc>
+        <w:tc>
+          <w:tcPr>
+            <w:tcW w:type="dxa" w:w="1872"/>
+          </w:tcPr>
+          <w:p>
+            <w:r/>
+            <w:r>
+              <w:rPr>
+                <w:sz w:val="16"/>
+              </w:rPr>
+              <w:t>37.6</w:t>
+            </w:r>
+          </w:p>
+        </w:tc>
+        <w:tc>
+          <w:tcPr>
+            <w:tcW w:type="dxa" w:w="1872"/>
+          </w:tcPr>
+          <w:p>
+            <w:r/>
+            <w:r>
+              <w:rPr>
+                <w:sz w:val="16"/>
+              </w:rPr>
+              <w:t>53.5</w:t>
+            </w:r>
+          </w:p>
+        </w:tc>
+        <w:tc>
+          <w:tcPr>
+            <w:tcW w:type="dxa" w:w="1872"/>
+          </w:tcPr>
+          <w:p>
+            <w:r/>
+            <w:r>
+              <w:rPr>
+                <w:sz w:val="16"/>
+              </w:rPr>
+              <w:t>44.2</w:t>
+            </w:r>
+          </w:p>
+        </w:tc>
+        <w:tc>
+          <w:tcPr>
+            <w:tcW w:type="dxa" w:w="1872"/>
+          </w:tcPr>
+          <w:p>
+            <w:r/>
+            <w:r>
+              <w:rPr>
+                <w:sz w:val="16"/>
+              </w:rPr>
+              <w:t>71</w:t>
+            </w:r>
+          </w:p>
+        </w:tc>
+      </w:tr>
+      <w:tr>
+        <w:tc>
+          <w:tcPr>
+            <w:tcW w:type="dxa" w:w="1872"/>
+          </w:tcPr>
+          <w:p>
+            <w:r/>
+            <w:r>
+              <w:rPr>
+                <w:sz w:val="16"/>
+              </w:rPr>
+              <w:t>disappointed</w:t>
+            </w:r>
+          </w:p>
+        </w:tc>
+        <w:tc>
+          <w:tcPr>
+            <w:tcW w:type="dxa" w:w="1872"/>
+          </w:tcPr>
+          <w:p>
+            <w:r/>
+            <w:r>
+              <w:rPr>
+                <w:sz w:val="16"/>
+              </w:rPr>
+              <w:t>44.9</w:t>
+            </w:r>
+          </w:p>
+        </w:tc>
+        <w:tc>
+          <w:tcPr>
+            <w:tcW w:type="dxa" w:w="1872"/>
+          </w:tcPr>
+          <w:p>
+            <w:r/>
+            <w:r>
+              <w:rPr>
+                <w:sz w:val="16"/>
+              </w:rPr>
+              <w:t>43.2</w:t>
+            </w:r>
+          </w:p>
+        </w:tc>
+        <w:tc>
+          <w:tcPr>
+            <w:tcW w:type="dxa" w:w="1872"/>
+          </w:tcPr>
+          <w:p>
+            <w:r/>
+            <w:r>
+              <w:rPr>
+                <w:sz w:val="16"/>
+              </w:rPr>
+              <w:t>44</w:t>
+            </w:r>
+          </w:p>
+        </w:tc>
+        <w:tc>
+          <w:tcPr>
+            <w:tcW w:type="dxa" w:w="1872"/>
+          </w:tcPr>
+          <w:p>
+            <w:r/>
+            <w:r>
+              <w:rPr>
+                <w:sz w:val="16"/>
+              </w:rPr>
+              <w:t>81</w:t>
+            </w:r>
+          </w:p>
+        </w:tc>
+      </w:tr>
+      <w:tr>
+        <w:tc>
+          <w:tcPr>
+            <w:tcW w:type="dxa" w:w="1872"/>
+          </w:tcPr>
+          <w:p>
+            <w:r/>
+            <w:r>
+              <w:rPr>
+                <w:sz w:val="16"/>
+              </w:rPr>
+              <w:t>sentimental</w:t>
+            </w:r>
+          </w:p>
+        </w:tc>
+        <w:tc>
+          <w:tcPr>
+            <w:tcW w:type="dxa" w:w="1872"/>
+          </w:tcPr>
+          <w:p>
+            <w:r/>
+            <w:r>
+              <w:rPr>
+                <w:sz w:val="16"/>
+              </w:rPr>
+              <w:t>60.8</w:t>
+            </w:r>
+          </w:p>
+        </w:tc>
+        <w:tc>
+          <w:tcPr>
+            <w:tcW w:type="dxa" w:w="1872"/>
+          </w:tcPr>
+          <w:p>
+            <w:r/>
+            <w:r>
+              <w:rPr>
+                <w:sz w:val="16"/>
+              </w:rPr>
+              <w:t>34.1</w:t>
+            </w:r>
+          </w:p>
+        </w:tc>
+        <w:tc>
+          <w:tcPr>
+            <w:tcW w:type="dxa" w:w="1872"/>
+          </w:tcPr>
+          <w:p>
+            <w:r/>
+            <w:r>
+              <w:rPr>
+                <w:sz w:val="16"/>
+              </w:rPr>
+              <w:t>43.7</w:t>
+            </w:r>
+          </w:p>
+        </w:tc>
+        <w:tc>
+          <w:tcPr>
+            <w:tcW w:type="dxa" w:w="1872"/>
+          </w:tcPr>
+          <w:p>
+            <w:r/>
+            <w:r>
+              <w:rPr>
+                <w:sz w:val="16"/>
+              </w:rPr>
+              <w:t>91</w:t>
+            </w:r>
+          </w:p>
+        </w:tc>
+      </w:tr>
+      <w:tr>
+        <w:tc>
+          <w:tcPr>
+            <w:tcW w:type="dxa" w:w="1872"/>
+          </w:tcPr>
+          <w:p>
+            <w:r/>
+            <w:r>
+              <w:rPr>
+                <w:sz w:val="16"/>
+              </w:rPr>
+              <w:t>anxious</w:t>
+            </w:r>
+          </w:p>
+        </w:tc>
+        <w:tc>
+          <w:tcPr>
+            <w:tcW w:type="dxa" w:w="1872"/>
+          </w:tcPr>
+          <w:p>
+            <w:r/>
+            <w:r>
+              <w:rPr>
+                <w:sz w:val="16"/>
+              </w:rPr>
+              <w:t>39.1</w:t>
+            </w:r>
+          </w:p>
+        </w:tc>
+        <w:tc>
+          <w:tcPr>
+            <w:tcW w:type="dxa" w:w="1872"/>
+          </w:tcPr>
+          <w:p>
+            <w:r/>
+            <w:r>
+              <w:rPr>
+                <w:sz w:val="16"/>
+              </w:rPr>
+              <w:t>43.6</w:t>
+            </w:r>
+          </w:p>
+        </w:tc>
+        <w:tc>
+          <w:tcPr>
+            <w:tcW w:type="dxa" w:w="1872"/>
+          </w:tcPr>
+          <w:p>
+            <w:r/>
+            <w:r>
+              <w:rPr>
+                <w:sz w:val="16"/>
+              </w:rPr>
+              <w:t>41.2</w:t>
+            </w:r>
+          </w:p>
+        </w:tc>
+        <w:tc>
+          <w:tcPr>
+            <w:tcW w:type="dxa" w:w="1872"/>
+          </w:tcPr>
+          <w:p>
+            <w:r/>
+            <w:r>
+              <w:rPr>
+                <w:sz w:val="16"/>
+              </w:rPr>
+              <w:t>78</w:t>
+            </w:r>
+          </w:p>
+        </w:tc>
+      </w:tr>
+      <w:tr>
+        <w:tc>
+          <w:tcPr>
+            <w:tcW w:type="dxa" w:w="1872"/>
+          </w:tcPr>
+          <w:p>
+            <w:r/>
+            <w:r>
+              <w:rPr>
+                <w:sz w:val="16"/>
+              </w:rPr>
+              <w:t>sad</w:t>
+            </w:r>
+          </w:p>
+        </w:tc>
+        <w:tc>
+          <w:tcPr>
+            <w:tcW w:type="dxa" w:w="1872"/>
+          </w:tcPr>
+          <w:p>
+            <w:r/>
+            <w:r>
+              <w:rPr>
+                <w:sz w:val="16"/>
+              </w:rPr>
+              <w:t>42.3</w:t>
+            </w:r>
+          </w:p>
+        </w:tc>
+        <w:tc>
+          <w:tcPr>
+            <w:tcW w:type="dxa" w:w="1872"/>
+          </w:tcPr>
+          <w:p>
+            <w:r/>
+            <w:r>
+              <w:rPr>
+                <w:sz w:val="16"/>
+              </w:rPr>
+              <w:t>34.1</w:t>
+            </w:r>
+          </w:p>
+        </w:tc>
+        <w:tc>
+          <w:tcPr>
+            <w:tcW w:type="dxa" w:w="1872"/>
+          </w:tcPr>
+          <w:p>
+            <w:r/>
+            <w:r>
+              <w:rPr>
+                <w:sz w:val="16"/>
+              </w:rPr>
+              <w:t>37.7</w:t>
+            </w:r>
+          </w:p>
+        </w:tc>
+        <w:tc>
+          <w:tcPr>
+            <w:tcW w:type="dxa" w:w="1872"/>
+          </w:tcPr>
+          <w:p>
+            <w:r/>
+            <w:r>
+              <w:rPr>
+                <w:sz w:val="16"/>
+              </w:rPr>
+              <w:t>88</w:t>
+            </w:r>
+          </w:p>
+        </w:tc>
+      </w:tr>
+      <w:tr>
+        <w:tc>
+          <w:tcPr>
+            <w:tcW w:type="dxa" w:w="1872"/>
+          </w:tcPr>
+          <w:p>
+            <w:r/>
+            <w:r>
+              <w:rPr>
+                <w:sz w:val="16"/>
+              </w:rPr>
+              <w:t>anticipating</w:t>
+            </w:r>
+          </w:p>
+        </w:tc>
+        <w:tc>
+          <w:tcPr>
+            <w:tcW w:type="dxa" w:w="1872"/>
+          </w:tcPr>
+          <w:p>
+            <w:r/>
+            <w:r>
+              <w:rPr>
+                <w:sz w:val="16"/>
+              </w:rPr>
+              <w:t>35.5</w:t>
+            </w:r>
+          </w:p>
+        </w:tc>
+        <w:tc>
+          <w:tcPr>
+            <w:tcW w:type="dxa" w:w="1872"/>
+          </w:tcPr>
+          <w:p>
+            <w:r/>
+            <w:r>
+              <w:rPr>
+                <w:sz w:val="16"/>
+              </w:rPr>
+              <w:t>30.1</w:t>
+            </w:r>
+          </w:p>
+        </w:tc>
+        <w:tc>
+          <w:tcPr>
+            <w:tcW w:type="dxa" w:w="1872"/>
+          </w:tcPr>
+          <w:p>
+            <w:r/>
+            <w:r>
+              <w:rPr>
+                <w:sz w:val="16"/>
+              </w:rPr>
+              <w:t>32.6</w:t>
+            </w:r>
+          </w:p>
+        </w:tc>
+        <w:tc>
+          <w:tcPr>
+            <w:tcW w:type="dxa" w:w="1872"/>
+          </w:tcPr>
+          <w:p>
+            <w:r/>
+            <w:r>
+              <w:rPr>
+                <w:sz w:val="16"/>
+              </w:rPr>
+              <w:t>73</w:t>
+            </w:r>
+          </w:p>
+        </w:tc>
+      </w:tr>
+      <w:tr>
+        <w:tc>
+          <w:tcPr>
+            <w:tcW w:type="dxa" w:w="1872"/>
+          </w:tcPr>
+          <w:p>
+            <w:r/>
+            <w:r>
+              <w:rPr>
+                <w:sz w:val="16"/>
+              </w:rPr>
+              <w:t>afraid</w:t>
+            </w:r>
+          </w:p>
+        </w:tc>
+        <w:tc>
+          <w:tcPr>
+            <w:tcW w:type="dxa" w:w="1872"/>
+          </w:tcPr>
+          <w:p>
+            <w:r/>
+            <w:r>
+              <w:rPr>
+                <w:sz w:val="16"/>
+              </w:rPr>
+              <w:t>33.8</w:t>
+            </w:r>
+          </w:p>
+        </w:tc>
+        <w:tc>
+          <w:tcPr>
+            <w:tcW w:type="dxa" w:w="1872"/>
+          </w:tcPr>
+          <w:p>
+            <w:r/>
+            <w:r>
+              <w:rPr>
+                <w:sz w:val="16"/>
+              </w:rPr>
+              <w:t>30.1</w:t>
+            </w:r>
+          </w:p>
+        </w:tc>
+        <w:tc>
+          <w:tcPr>
+            <w:tcW w:type="dxa" w:w="1872"/>
+          </w:tcPr>
+          <w:p>
+            <w:r/>
+            <w:r>
+              <w:rPr>
+                <w:sz w:val="16"/>
+              </w:rPr>
+              <w:t>31.9</w:t>
+            </w:r>
+          </w:p>
+        </w:tc>
+        <w:tc>
+          <w:tcPr>
+            <w:tcW w:type="dxa" w:w="1872"/>
+          </w:tcPr>
+          <w:p>
+            <w:r/>
+            <w:r>
+              <w:rPr>
+                <w:sz w:val="16"/>
+              </w:rPr>
+              <w:t>73</w:t>
+            </w:r>
+          </w:p>
+        </w:tc>
+      </w:tr>
+      <w:tr>
+        <w:tc>
+          <w:tcPr>
+            <w:tcW w:type="dxa" w:w="1872"/>
+          </w:tcPr>
+          <w:p>
+            <w:r/>
+            <w:r>
+              <w:rPr>
+                <w:sz w:val="16"/>
+              </w:rPr>
+              <w:t>apprehensive</w:t>
+            </w:r>
+          </w:p>
+        </w:tc>
+        <w:tc>
+          <w:tcPr>
+            <w:tcW w:type="dxa" w:w="1872"/>
+          </w:tcPr>
+          <w:p>
+            <w:r/>
+            <w:r>
+              <w:rPr>
+                <w:sz w:val="16"/>
+              </w:rPr>
+              <w:t>38</w:t>
+            </w:r>
+          </w:p>
+        </w:tc>
+        <w:tc>
+          <w:tcPr>
+            <w:tcW w:type="dxa" w:w="1872"/>
+          </w:tcPr>
+          <w:p>
+            <w:r/>
+            <w:r>
+              <w:rPr>
+                <w:sz w:val="16"/>
+              </w:rPr>
+              <w:t>26.8</w:t>
+            </w:r>
+          </w:p>
+        </w:tc>
+        <w:tc>
+          <w:tcPr>
+            <w:tcW w:type="dxa" w:w="1872"/>
+          </w:tcPr>
+          <w:p>
+            <w:r/>
+            <w:r>
+              <w:rPr>
+                <w:sz w:val="16"/>
+              </w:rPr>
+              <w:t>31.4</w:t>
+            </w:r>
+          </w:p>
+        </w:tc>
+        <w:tc>
+          <w:tcPr>
+            <w:tcW w:type="dxa" w:w="1872"/>
+          </w:tcPr>
+          <w:p>
+            <w:r/>
+            <w:r>
+              <w:rPr>
+                <w:sz w:val="16"/>
+              </w:rPr>
+              <w:t>71</w:t>
+            </w:r>
+          </w:p>
+        </w:tc>
+      </w:tr>
+      <w:tr>
+        <w:tc>
+          <w:tcPr>
+            <w:tcW w:type="dxa" w:w="1872"/>
+          </w:tcPr>
+          <w:p>
+            <w:r/>
+            <w:r>
+              <w:rPr>
+                <w:sz w:val="16"/>
+              </w:rPr>
+              <w:t>joyful</w:t>
+            </w:r>
+          </w:p>
+        </w:tc>
+        <w:tc>
+          <w:tcPr>
+            <w:tcW w:type="dxa" w:w="1872"/>
+          </w:tcPr>
+          <w:p>
+            <w:r/>
+            <w:r>
+              <w:rPr>
+                <w:sz w:val="16"/>
+              </w:rPr>
+              <w:t>31.6</w:t>
+            </w:r>
+          </w:p>
+        </w:tc>
+        <w:tc>
+          <w:tcPr>
+            <w:tcW w:type="dxa" w:w="1872"/>
+          </w:tcPr>
+          <w:p>
+            <w:r/>
+            <w:r>
+              <w:rPr>
+                <w:sz w:val="16"/>
+              </w:rPr>
+              <w:t>30.1</w:t>
+            </w:r>
+          </w:p>
+        </w:tc>
+        <w:tc>
+          <w:tcPr>
+            <w:tcW w:type="dxa" w:w="1872"/>
+          </w:tcPr>
+          <w:p>
+            <w:r/>
+            <w:r>
+              <w:rPr>
+                <w:sz w:val="16"/>
+              </w:rPr>
+              <w:t>30.9</w:t>
+            </w:r>
+          </w:p>
+        </w:tc>
+        <w:tc>
+          <w:tcPr>
+            <w:tcW w:type="dxa" w:w="1872"/>
+          </w:tcPr>
+          <w:p>
+            <w:r/>
+            <w:r>
+              <w:rPr>
+                <w:sz w:val="16"/>
+              </w:rPr>
+              <w:t>83</w:t>
+            </w:r>
+          </w:p>
+        </w:tc>
+      </w:tr>
+      <w:tr>
+        <w:tc>
+          <w:tcPr>
+            <w:tcW w:type="dxa" w:w="1872"/>
+          </w:tcPr>
+          <w:p>
+            <w:r/>
+            <w:r>
+              <w:rPr>
+                <w:sz w:val="16"/>
+              </w:rPr>
+              <w:t>ashamed</w:t>
+            </w:r>
+          </w:p>
+        </w:tc>
+        <w:tc>
+          <w:tcPr>
+            <w:tcW w:type="dxa" w:w="1872"/>
+          </w:tcPr>
+          <w:p>
+            <w:r/>
+            <w:r>
+              <w:rPr>
+                <w:sz w:val="16"/>
+              </w:rPr>
+              <w:t>27.3</w:t>
+            </w:r>
+          </w:p>
+        </w:tc>
+        <w:tc>
+          <w:tcPr>
+            <w:tcW w:type="dxa" w:w="1872"/>
+          </w:tcPr>
+          <w:p>
+            <w:r/>
+            <w:r>
+              <w:rPr>
+                <w:sz w:val="16"/>
+              </w:rPr>
+              <w:t>18.8</w:t>
+            </w:r>
+          </w:p>
+        </w:tc>
+        <w:tc>
+          <w:tcPr>
+            <w:tcW w:type="dxa" w:w="1872"/>
+          </w:tcPr>
+          <w:p>
+            <w:r/>
+            <w:r>
+              <w:rPr>
+                <w:sz w:val="16"/>
+              </w:rPr>
+              <w:t>22.2</w:t>
+            </w:r>
+          </w:p>
+        </w:tc>
+        <w:tc>
+          <w:tcPr>
+            <w:tcW w:type="dxa" w:w="1872"/>
+          </w:tcPr>
+          <w:p>
+            <w:r/>
+            <w:r>
+              <w:rPr>
+                <w:sz w:val="16"/>
+              </w:rPr>
+              <w:t>64</w:t>
+            </w:r>
+          </w:p>
+        </w:tc>
+      </w:tr>
+      <w:tr>
+        <w:tc>
+          <w:tcPr>
+            <w:tcW w:type="dxa" w:w="1872"/>
+          </w:tcPr>
+          <w:p>
+            <w:r/>
+            <w:r>
+              <w:rPr>
+                <w:sz w:val="16"/>
+              </w:rPr>
+              <w:t>angry</w:t>
+            </w:r>
+          </w:p>
+        </w:tc>
+        <w:tc>
+          <w:tcPr>
+            <w:tcW w:type="dxa" w:w="1872"/>
+          </w:tcPr>
+          <w:p>
+            <w:r/>
+            <w:r>
+              <w:rPr>
+                <w:sz w:val="16"/>
+              </w:rPr>
+              <w:t>25</w:t>
+            </w:r>
+          </w:p>
+        </w:tc>
+        <w:tc>
+          <w:tcPr>
+            <w:tcW w:type="dxa" w:w="1872"/>
+          </w:tcPr>
+          <w:p>
+            <w:r/>
+            <w:r>
+              <w:rPr>
+                <w:sz w:val="16"/>
+              </w:rPr>
+              <w:t>14.3</w:t>
+            </w:r>
+          </w:p>
+        </w:tc>
+        <w:tc>
+          <w:tcPr>
+            <w:tcW w:type="dxa" w:w="1872"/>
+          </w:tcPr>
+          <w:p>
+            <w:r/>
+            <w:r>
+              <w:rPr>
+                <w:sz w:val="16"/>
+              </w:rPr>
+              <w:t>18.2</w:t>
+            </w:r>
+          </w:p>
+        </w:tc>
+        <w:tc>
+          <w:tcPr>
+            <w:tcW w:type="dxa" w:w="1872"/>
+          </w:tcPr>
+          <w:p>
+            <w:r/>
+            <w:r>
+              <w:rPr>
+                <w:sz w:val="16"/>
+              </w:rPr>
+              <w:t>84</w:t>
+            </w:r>
+          </w:p>
+        </w:tc>
+      </w:tr>
+    </w:tbl>
+    <w:p/>
+    <w:p>
+      <w:pPr>
+        <w:spacing w:after="120"/>
+      </w:pPr>
+      <w:r>
+        <w:rPr>
+          <w:i/>
+        </w:rPr>
+        <w:t>Table A.5: Precision, recall and F1 of the final detector for each emotion (32 rows of per-emotion detail behind Section 5.1.2).</w:t>
       </w:r>
     </w:p>
     <w:tbl>
@@ -3488,7 +6028,7 @@
         <w:rPr>
           <w:i/>
         </w:rPr>
-        <w:t>Table A.3: Design of the human-evaluation items (item-by-item design of the human study described in Section 5.1.9).</w:t>
+        <w:t>Table A.6: Design of the human-evaluation items (item-by-item design of the human study described in Section 5.1.9).</w:t>
       </w:r>
     </w:p>
     <w:tbl>
@@ -4234,7 +6774,7 @@
         <w:rPr>
           <w:i/>
         </w:rPr>
-        <w:t>Table A.4: WASSA empathy score within each reply-length band (length-band detail behind Section 5.2.3).</w:t>
+        <w:t>Table A.7: WASSA empathy score within each reply-length band (length-band detail behind Section 5.2.3).</w:t>
       </w:r>
     </w:p>
     <w:tbl>
@@ -5529,7 +8069,7 @@
         <w:rPr>
           <w:i/>
         </w:rPr>
-        <w:t>Table A.5: Paired significance tests between detector models (significance tests behind the detector comparison in Section 4.2.2).</w:t>
+        <w:t>Table A.8: Paired significance tests between detector models (significance tests behind the detector comparison in Section 4.2.2).</w:t>
       </w:r>
     </w:p>
     <w:tbl>
@@ -6710,7 +9250,7 @@
         <w:rPr>
           <w:i/>
         </w:rPr>
-        <w:t>Table A.6: Correlation between reply length and WASSA empathy score within each system (per-system correlations behind Section 5.4.5).</w:t>
+        <w:t>Table A.9: Correlation between reply length and WASSA empathy score within each system (per-system correlations behind Section 5.4.5).</w:t>
       </w:r>
     </w:p>
     <w:tbl>
@@ -7456,7 +9996,7 @@
         <w:rPr>
           <w:i/>
         </w:rPr>
-        <w:t>Table A.7: Evidence on the validity of the WASSA empathy classifier for this project (validity checks on the empathy classifier, summarised in Section 5.4.6).</w:t>
+        <w:t>Table A.10: Evidence on the validity of the WASSA empathy classifier for this project (validity checks on the empathy classifier, summarised in Section 5.4.6).</w:t>
       </w:r>
     </w:p>
     <w:tbl>
@@ -7826,7 +10366,7 @@
         <w:rPr>
           <w:i/>
         </w:rPr>
-        <w:t>Table A.8: Effect of a more accurate detector with the generator held fixed (detector-swap detail behind Section 5.5.3).</w:t>
+        <w:t>Table A.11: Effect of a more accurate detector with the generator held fixed (detector-swap detail behind Section 5.5.3).</w:t>
       </w:r>
     </w:p>
     <w:tbl>
@@ -8245,7 +10785,7 @@
         <w:rPr>
           <w:i/>
         </w:rPr>
-        <w:t>Table A.9: Detector size, detection accuracy and final-system reply quality for RoBERTa-base and RoBERTa-large (detector-level figures behind Section 5.5.7).</w:t>
+        <w:t>Table A.12: Detector size, detection accuracy and final-system reply quality for RoBERTa-base and RoBERTa-large (detector-level figures behind Section 5.5.7).</w:t>
       </w:r>
     </w:p>
     <w:tbl>
@@ -9213,7 +11753,7 @@
         <w:rPr>
           <w:i/>
         </w:rPr>
-        <w:t>Table A.10: Paired comparison of response time and memory between the final system and each single model (paired tests behind the resource figures in Section 5.5.7).</w:t>
+        <w:t>Table A.13: Paired comparison of response time and memory between the final system and each single model (paired tests behind the resource figures in Section 5.5.7).</w:t>
       </w:r>
     </w:p>
     <w:sectPr>

--- a/final writing/Appendix.docx
+++ b/final writing/Appendix.docx
@@ -2597,14 +2597,15 @@
         <w:tblLook w:firstColumn="1" w:firstRow="1" w:lastColumn="0" w:lastRow="0" w:noHBand="0" w:noVBand="1" w:val="04A0"/>
       </w:tblPr>
       <w:tblGrid>
-        <w:gridCol w:w="3120"/>
-        <w:gridCol w:w="3120"/>
-        <w:gridCol w:w="3120"/>
+        <w:gridCol w:w="2340"/>
+        <w:gridCol w:w="2340"/>
+        <w:gridCol w:w="2340"/>
+        <w:gridCol w:w="2340"/>
       </w:tblGrid>
       <w:tr>
         <w:tc>
           <w:tcPr>
-            <w:tcW w:type="dxa" w:w="3120"/>
+            <w:tcW w:type="dxa" w:w="2340"/>
             <w:shd w:val="clear" w:color="auto" w:fill="E3EEFB"/>
           </w:tcPr>
           <w:p>
@@ -2618,13 +2619,13 @@
                 <w:b/>
                 <w:sz w:val="16"/>
               </w:rPr>
-              <w:t>Criterion</w:t>
-            </w:r>
-          </w:p>
-        </w:tc>
-        <w:tc>
-          <w:tcPr>
-            <w:tcW w:type="dxa" w:w="3120"/>
+              <w:t>Item</w:t>
+            </w:r>
+          </w:p>
+        </w:tc>
+        <w:tc>
+          <w:tcPr>
+            <w:tcW w:type="dxa" w:w="2340"/>
             <w:shd w:val="clear" w:color="auto" w:fill="E3EEFB"/>
           </w:tcPr>
           <w:p>
@@ -2638,13 +2639,13 @@
                 <w:b/>
                 <w:sz w:val="16"/>
               </w:rPr>
-              <w:t>How it was applied</w:t>
-            </w:r>
-          </w:p>
-        </w:tc>
-        <w:tc>
-          <w:tcPr>
-            <w:tcW w:type="dxa" w:w="3120"/>
+              <w:t>Details</w:t>
+            </w:r>
+          </w:p>
+        </w:tc>
+        <w:tc>
+          <w:tcPr>
+            <w:tcW w:type="dxa" w:w="2340"/>
             <w:shd w:val="clear" w:color="auto" w:fill="E3EEFB"/>
           </w:tcPr>
           <w:p>
@@ -2658,7 +2659,27 @@
                 <w:b/>
                 <w:sz w:val="16"/>
               </w:rPr>
-              <w:t>Evidence or reason</w:t>
+              <w:t>Cost (BDT)</w:t>
+            </w:r>
+          </w:p>
+        </w:tc>
+        <w:tc>
+          <w:tcPr>
+            <w:tcW w:type="dxa" w:w="2340"/>
+            <w:shd w:val="clear" w:color="auto" w:fill="E3EEFB"/>
+          </w:tcPr>
+          <w:p>
+            <w:r>
+              <w:rPr>
+                <w:b/>
+              </w:rPr>
+            </w:r>
+            <w:r>
+              <w:rPr>
+                <w:b/>
+                <w:sz w:val="16"/>
+              </w:rPr>
+              <w:t>Type</w:t>
             </w:r>
           </w:p>
         </w:tc>
@@ -2666,43 +2687,59 @@
       <w:tr>
         <w:tc>
           <w:tcPr>
-            <w:tcW w:type="dxa" w:w="3120"/>
-          </w:tcPr>
-          <w:p>
-            <w:r/>
-            <w:r>
-              <w:rPr>
-                <w:sz w:val="16"/>
-              </w:rPr>
-              <w:t>Flagship-tier capability</w:t>
-            </w:r>
-          </w:p>
-        </w:tc>
-        <w:tc>
-          <w:tcPr>
-            <w:tcW w:type="dxa" w:w="3120"/>
-          </w:tcPr>
-          <w:p>
-            <w:r/>
-            <w:r>
-              <w:rPr>
-                <w:sz w:val="16"/>
-              </w:rPr>
-              <w:t>Required by the co-supervisor; small local judges (Gemma-2-2B, Phi-3-mini) were dropped from an earlier plan</w:t>
-            </w:r>
-          </w:p>
-        </w:tc>
-        <w:tc>
-          <w:tcPr>
-            <w:tcW w:type="dxa" w:w="3120"/>
-          </w:tcPr>
-          <w:p>
-            <w:r/>
-            <w:r>
-              <w:rPr>
-                <w:sz w:val="16"/>
-              </w:rPr>
-              <w:t>Zheng et al. (2023): strong LLM judges agree with human preferences over 80% of the time</w:t>
+            <w:tcW w:type="dxa" w:w="2340"/>
+          </w:tcPr>
+          <w:p>
+            <w:r/>
+            <w:r>
+              <w:rPr>
+                <w:sz w:val="16"/>
+              </w:rPr>
+              <w:t>Hardware</w:t>
+            </w:r>
+          </w:p>
+        </w:tc>
+        <w:tc>
+          <w:tcPr>
+            <w:tcW w:type="dxa" w:w="2340"/>
+          </w:tcPr>
+          <w:p>
+            <w:r/>
+            <w:r>
+              <w:rPr>
+                <w:sz w:val="16"/>
+              </w:rPr>
+              <w:t>Personal PC with RTX 4060 8 GB, 16 GB RAM (already owned)</w:t>
+            </w:r>
+          </w:p>
+        </w:tc>
+        <w:tc>
+          <w:tcPr>
+            <w:tcW w:type="dxa" w:w="2340"/>
+          </w:tcPr>
+          <w:p>
+            <w:r/>
+            <w:r>
+              <w:rPr>
+                <w:b/>
+                <w:color w:val="B03A00"/>
+                <w:sz w:val="16"/>
+              </w:rPr>
+              <w:t>[[TEAM TO FILL - BDT purchase price, or 'existing asset']]</w:t>
+            </w:r>
+          </w:p>
+        </w:tc>
+        <w:tc>
+          <w:tcPr>
+            <w:tcW w:type="dxa" w:w="2340"/>
+          </w:tcPr>
+          <w:p>
+            <w:r/>
+            <w:r>
+              <w:rPr>
+                <w:sz w:val="16"/>
+              </w:rPr>
+              <w:t>One-time</w:t>
             </w:r>
           </w:p>
         </w:tc>
@@ -2710,43 +2747,59 @@
       <w:tr>
         <w:tc>
           <w:tcPr>
-            <w:tcW w:type="dxa" w:w="3120"/>
-          </w:tcPr>
-          <w:p>
-            <w:r/>
-            <w:r>
-              <w:rPr>
-                <w:sz w:val="16"/>
-              </w:rPr>
-              <w:t>Different developers, none related to our models</w:t>
-            </w:r>
-          </w:p>
-        </w:tc>
-        <w:tc>
-          <w:tcPr>
-            <w:tcW w:type="dxa" w:w="3120"/>
-          </w:tcPr>
-          <w:p>
-            <w:r/>
-            <w:r>
-              <w:rPr>
-                <w:sz w:val="16"/>
-              </w:rPr>
-              <w:t>No judge shares a family with the generator (Phi, Microsoft) or the baselines (Qwen, Alibaba)</w:t>
-            </w:r>
-          </w:p>
-        </w:tc>
-        <w:tc>
-          <w:tcPr>
-            <w:tcW w:type="dxa" w:w="3120"/>
-          </w:tcPr>
-          <w:p>
-            <w:r/>
-            <w:r>
-              <w:rPr>
-                <w:sz w:val="16"/>
-              </w:rPr>
-              <w:t>Panickssery et al. (2024): LLM evaluators recognise and favour their own generations</w:t>
+            <w:tcW w:type="dxa" w:w="2340"/>
+          </w:tcPr>
+          <w:p>
+            <w:r/>
+            <w:r>
+              <w:rPr>
+                <w:sz w:val="16"/>
+              </w:rPr>
+              <w:t>Electricity</w:t>
+            </w:r>
+          </w:p>
+        </w:tc>
+        <w:tc>
+          <w:tcPr>
+            <w:tcW w:type="dxa" w:w="2340"/>
+          </w:tcPr>
+          <w:p>
+            <w:r/>
+            <w:r>
+              <w:rPr>
+                <w:sz w:val="16"/>
+              </w:rPr>
+              <w:t>GPU board power 115 W (NVIDIA spec) x GPU hours x tariff</w:t>
+            </w:r>
+          </w:p>
+        </w:tc>
+        <w:tc>
+          <w:tcPr>
+            <w:tcW w:type="dxa" w:w="2340"/>
+          </w:tcPr>
+          <w:p>
+            <w:r/>
+            <w:r>
+              <w:rPr>
+                <w:b/>
+                <w:color w:val="B03A00"/>
+                <w:sz w:val="16"/>
+              </w:rPr>
+              <w:t>[[TEAM TO FILL - BDT/kWh]]</w:t>
+            </w:r>
+          </w:p>
+        </w:tc>
+        <w:tc>
+          <w:tcPr>
+            <w:tcW w:type="dxa" w:w="2340"/>
+          </w:tcPr>
+          <w:p>
+            <w:r/>
+            <w:r>
+              <w:rPr>
+                <w:sz w:val="16"/>
+              </w:rPr>
+              <w:t>Per run</w:t>
             </w:r>
           </w:p>
         </w:tc>
@@ -2754,43 +2807,57 @@
       <w:tr>
         <w:tc>
           <w:tcPr>
-            <w:tcW w:type="dxa" w:w="3120"/>
-          </w:tcPr>
-          <w:p>
-            <w:r/>
-            <w:r>
-              <w:rPr>
-                <w:sz w:val="16"/>
-              </w:rPr>
-              <w:t>A panel instead of one judge</w:t>
-            </w:r>
-          </w:p>
-        </w:tc>
-        <w:tc>
-          <w:tcPr>
-            <w:tcW w:type="dxa" w:w="3120"/>
-          </w:tcPr>
-          <w:p>
-            <w:r/>
-            <w:r>
-              <w:rPr>
-                <w:sz w:val="16"/>
-              </w:rPr>
-              <w:t>Scores averaged over the two judges that scored every system</w:t>
-            </w:r>
-          </w:p>
-        </w:tc>
-        <w:tc>
-          <w:tcPr>
-            <w:tcW w:type="dxa" w:w="3120"/>
-          </w:tcPr>
-          <w:p>
-            <w:r/>
-            <w:r>
-              <w:rPr>
-                <w:sz w:val="16"/>
-              </w:rPr>
-              <w:t>Verga et al. (2024): a panel from disjoint model families shows less intra-model bias than one large judge</w:t>
+            <w:tcW w:type="dxa" w:w="2340"/>
+          </w:tcPr>
+          <w:p>
+            <w:r/>
+            <w:r>
+              <w:rPr>
+                <w:sz w:val="16"/>
+              </w:rPr>
+              <w:t>Pretrained models</w:t>
+            </w:r>
+          </w:p>
+        </w:tc>
+        <w:tc>
+          <w:tcPr>
+            <w:tcW w:type="dxa" w:w="2340"/>
+          </w:tcPr>
+          <w:p>
+            <w:r/>
+            <w:r>
+              <w:rPr>
+                <w:sz w:val="16"/>
+              </w:rPr>
+              <w:t>RoBERTa (MIT), Phi-4-mini (MIT), Qwen2.5 (Apache-2.0), Gemma-3 (Gemma terms)</w:t>
+            </w:r>
+          </w:p>
+        </w:tc>
+        <w:tc>
+          <w:tcPr>
+            <w:tcW w:type="dxa" w:w="2340"/>
+          </w:tcPr>
+          <w:p>
+            <w:r/>
+            <w:r>
+              <w:rPr>
+                <w:sz w:val="16"/>
+              </w:rPr>
+              <w:t>0</w:t>
+            </w:r>
+          </w:p>
+        </w:tc>
+        <w:tc>
+          <w:tcPr>
+            <w:tcW w:type="dxa" w:w="2340"/>
+          </w:tcPr>
+          <w:p>
+            <w:r/>
+            <w:r>
+              <w:rPr>
+                <w:sz w:val="16"/>
+              </w:rPr>
+              <w:t>Open weights</w:t>
             </w:r>
           </w:p>
         </w:tc>
@@ -2798,43 +2865,57 @@
       <w:tr>
         <w:tc>
           <w:tcPr>
-            <w:tcW w:type="dxa" w:w="3120"/>
-          </w:tcPr>
-          <w:p>
-            <w:r/>
-            <w:r>
-              <w:rPr>
-                <w:sz w:val="16"/>
-              </w:rPr>
-              <w:t>Same judges for every system</w:t>
-            </w:r>
-          </w:p>
-        </w:tc>
-        <w:tc>
-          <w:tcPr>
-            <w:tcW w:type="dxa" w:w="3120"/>
-          </w:tcPr>
-          <w:p>
-            <w:r/>
-            <w:r>
-              <w:rPr>
-                <w:sz w:val="16"/>
-              </w:rPr>
-              <w:t>Both judges scored all 512 replies of all judged systems</w:t>
-            </w:r>
-          </w:p>
-        </w:tc>
-        <w:tc>
-          <w:tcPr>
-            <w:tcW w:type="dxa" w:w="3120"/>
-          </w:tcPr>
-          <w:p>
-            <w:r/>
-            <w:r>
-              <w:rPr>
-                <w:sz w:val="16"/>
-              </w:rPr>
-              <w:t>Mixing judge sets across systems would make the scores incomparable</w:t>
+            <w:tcW w:type="dxa" w:w="2340"/>
+          </w:tcPr>
+          <w:p>
+            <w:r/>
+            <w:r>
+              <w:rPr>
+                <w:sz w:val="16"/>
+              </w:rPr>
+              <w:t>Dataset</w:t>
+            </w:r>
+          </w:p>
+        </w:tc>
+        <w:tc>
+          <w:tcPr>
+            <w:tcW w:type="dxa" w:w="2340"/>
+          </w:tcPr>
+          <w:p>
+            <w:r/>
+            <w:r>
+              <w:rPr>
+                <w:sz w:val="16"/>
+              </w:rPr>
+              <w:t>EmpatheticDialogues (CC BY-NC 4.0)</w:t>
+            </w:r>
+          </w:p>
+        </w:tc>
+        <w:tc>
+          <w:tcPr>
+            <w:tcW w:type="dxa" w:w="2340"/>
+          </w:tcPr>
+          <w:p>
+            <w:r/>
+            <w:r>
+              <w:rPr>
+                <w:sz w:val="16"/>
+              </w:rPr>
+              <w:t>0</w:t>
+            </w:r>
+          </w:p>
+        </w:tc>
+        <w:tc>
+          <w:tcPr>
+            <w:tcW w:type="dxa" w:w="2340"/>
+          </w:tcPr>
+          <w:p>
+            <w:r/>
+            <w:r>
+              <w:rPr>
+                <w:sz w:val="16"/>
+              </w:rPr>
+              <w:t>Non-commercial use only</w:t>
             </w:r>
           </w:p>
         </w:tc>
@@ -2842,43 +2923,57 @@
       <w:tr>
         <w:tc>
           <w:tcPr>
-            <w:tcW w:type="dxa" w:w="3120"/>
-          </w:tcPr>
-          <w:p>
-            <w:r/>
-            <w:r>
-              <w:rPr>
-                <w:sz w:val="16"/>
-              </w:rPr>
-              <w:t>Blind scoring</w:t>
-            </w:r>
-          </w:p>
-        </w:tc>
-        <w:tc>
-          <w:tcPr>
-            <w:tcW w:type="dxa" w:w="3120"/>
-          </w:tcPr>
-          <w:p>
-            <w:r/>
-            <w:r>
-              <w:rPr>
-                <w:sz w:val="16"/>
-              </w:rPr>
-              <w:t>Judges see only the user message and one reply - never the system name or the gold reply</w:t>
-            </w:r>
-          </w:p>
-        </w:tc>
-        <w:tc>
-          <w:tcPr>
-            <w:tcW w:type="dxa" w:w="3120"/>
-          </w:tcPr>
-          <w:p>
-            <w:r/>
-            <w:r>
-              <w:rPr>
-                <w:sz w:val="16"/>
-              </w:rPr>
-              <w:t>Removes identity bias and any reward for word overlap with a reference reply</w:t>
+            <w:tcW w:type="dxa" w:w="2340"/>
+          </w:tcPr>
+          <w:p>
+            <w:r/>
+            <w:r>
+              <w:rPr>
+                <w:sz w:val="16"/>
+              </w:rPr>
+              <w:t>AI judges</w:t>
+            </w:r>
+          </w:p>
+        </w:tc>
+        <w:tc>
+          <w:tcPr>
+            <w:tcW w:type="dxa" w:w="2340"/>
+          </w:tcPr>
+          <w:p>
+            <w:r/>
+            <w:r>
+              <w:rPr>
+                <w:sz w:val="16"/>
+              </w:rPr>
+              <w:t>OpenRouter free tier, Groq free tier</w:t>
+            </w:r>
+          </w:p>
+        </w:tc>
+        <w:tc>
+          <w:tcPr>
+            <w:tcW w:type="dxa" w:w="2340"/>
+          </w:tcPr>
+          <w:p>
+            <w:r/>
+            <w:r>
+              <w:rPr>
+                <w:sz w:val="16"/>
+              </w:rPr>
+              <w:t>0</w:t>
+            </w:r>
+          </w:p>
+        </w:tc>
+        <w:tc>
+          <w:tcPr>
+            <w:tcW w:type="dxa" w:w="2340"/>
+          </w:tcPr>
+          <w:p>
+            <w:r/>
+            <w:r>
+              <w:rPr>
+                <w:sz w:val="16"/>
+              </w:rPr>
+              <w:t>Rate-limited</w:t>
             </w:r>
           </w:p>
         </w:tc>
@@ -2886,43 +2981,57 @@
       <w:tr>
         <w:tc>
           <w:tcPr>
-            <w:tcW w:type="dxa" w:w="3120"/>
-          </w:tcPr>
-          <w:p>
-            <w:r/>
-            <w:r>
-              <w:rPr>
-                <w:sz w:val="16"/>
-              </w:rPr>
-              <w:t>Anchored rubric, deterministic output</w:t>
-            </w:r>
-          </w:p>
-        </w:tc>
-        <w:tc>
-          <w:tcPr>
-            <w:tcW w:type="dxa" w:w="3120"/>
-          </w:tcPr>
-          <w:p>
-            <w:r/>
-            <w:r>
-              <w:rPr>
-                <w:sz w:val="16"/>
-              </w:rPr>
-              <w:t>1-3 / 4-6 / 7-10 anchors for empathy, relevance and safety; temperature 0; JSON-only answer</w:t>
-            </w:r>
-          </w:p>
-        </w:tc>
-        <w:tc>
-          <w:tcPr>
-            <w:tcW w:type="dxa" w:w="3120"/>
-          </w:tcPr>
-          <w:p>
-            <w:r/>
-            <w:r>
-              <w:rPr>
-                <w:sz w:val="16"/>
-              </w:rPr>
-              <w:t>Anchors keep judges on the same scale; temperature 0 removes sampling noise</w:t>
+            <w:tcW w:type="dxa" w:w="2340"/>
+          </w:tcPr>
+          <w:p>
+            <w:r/>
+            <w:r>
+              <w:rPr>
+                <w:sz w:val="16"/>
+              </w:rPr>
+              <w:t>Hosting (demo)</w:t>
+            </w:r>
+          </w:p>
+        </w:tc>
+        <w:tc>
+          <w:tcPr>
+            <w:tcW w:type="dxa" w:w="2340"/>
+          </w:tcPr>
+          <w:p>
+            <w:r/>
+            <w:r>
+              <w:rPr>
+                <w:sz w:val="16"/>
+              </w:rPr>
+              <w:t>Hugging Face Spaces free CPU tier (2 vCPU, 16 GB)</w:t>
+            </w:r>
+          </w:p>
+        </w:tc>
+        <w:tc>
+          <w:tcPr>
+            <w:tcW w:type="dxa" w:w="2340"/>
+          </w:tcPr>
+          <w:p>
+            <w:r/>
+            <w:r>
+              <w:rPr>
+                <w:sz w:val="16"/>
+              </w:rPr>
+              <w:t>0</w:t>
+            </w:r>
+          </w:p>
+        </w:tc>
+        <w:tc>
+          <w:tcPr>
+            <w:tcW w:type="dxa" w:w="2340"/>
+          </w:tcPr>
+          <w:p>
+            <w:r/>
+            <w:r>
+              <w:rPr>
+                <w:sz w:val="16"/>
+              </w:rPr>
+              <w:t>Not yet deployed</w:t>
             </w:r>
           </w:p>
         </w:tc>
@@ -2930,43 +3039,57 @@
       <w:tr>
         <w:tc>
           <w:tcPr>
-            <w:tcW w:type="dxa" w:w="3120"/>
-          </w:tcPr>
-          <w:p>
-            <w:r/>
-            <w:r>
-              <w:rPr>
-                <w:sz w:val="16"/>
-              </w:rPr>
-              <w:t>Free API access</w:t>
-            </w:r>
-          </w:p>
-        </w:tc>
-        <w:tc>
-          <w:tcPr>
-            <w:tcW w:type="dxa" w:w="3120"/>
-          </w:tcPr>
-          <w:p>
-            <w:r/>
-            <w:r>
-              <w:rPr>
-                <w:sz w:val="16"/>
-              </w:rPr>
-              <w:t>No GPU needed, so non-coding teammates could run the judging</w:t>
-            </w:r>
-          </w:p>
-        </w:tc>
-        <w:tc>
-          <w:tcPr>
-            <w:tcW w:type="dxa" w:w="3120"/>
-          </w:tcPr>
-          <w:p>
-            <w:r/>
-            <w:r>
-              <w:rPr>
-                <w:sz w:val="16"/>
-              </w:rPr>
-              <w:t>Project resource constraint (Section 3.8)</w:t>
+            <w:tcW w:type="dxa" w:w="2340"/>
+          </w:tcPr>
+          <w:p>
+            <w:r/>
+            <w:r>
+              <w:rPr>
+                <w:sz w:val="16"/>
+              </w:rPr>
+              <w:t>Human evaluation</w:t>
+            </w:r>
+          </w:p>
+        </w:tc>
+        <w:tc>
+          <w:tcPr>
+            <w:tcW w:type="dxa" w:w="2340"/>
+          </w:tcPr>
+          <w:p>
+            <w:r/>
+            <w:r>
+              <w:rPr>
+                <w:sz w:val="16"/>
+              </w:rPr>
+              <w:t>Google Forms, volunteer raters</w:t>
+            </w:r>
+          </w:p>
+        </w:tc>
+        <w:tc>
+          <w:tcPr>
+            <w:tcW w:type="dxa" w:w="2340"/>
+          </w:tcPr>
+          <w:p>
+            <w:r/>
+            <w:r>
+              <w:rPr>
+                <w:sz w:val="16"/>
+              </w:rPr>
+              <w:t>0</w:t>
+            </w:r>
+          </w:p>
+        </w:tc>
+        <w:tc>
+          <w:tcPr>
+            <w:tcW w:type="dxa" w:w="2340"/>
+          </w:tcPr>
+          <w:p>
+            <w:r/>
+            <w:r>
+              <w:rPr>
+                <w:sz w:val="16"/>
+              </w:rPr>
+              <w:t>No payment</w:t>
             </w:r>
           </w:p>
         </w:tc>
@@ -2974,43 +3097,59 @@
       <w:tr>
         <w:tc>
           <w:tcPr>
-            <w:tcW w:type="dxa" w:w="3120"/>
-          </w:tcPr>
-          <w:p>
-            <w:r/>
-            <w:r>
-              <w:rPr>
-                <w:sz w:val="16"/>
-              </w:rPr>
-              <w:t>Documented replacements</w:t>
-            </w:r>
-          </w:p>
-        </w:tc>
-        <w:tc>
-          <w:tcPr>
-            <w:tcW w:type="dxa" w:w="3120"/>
-          </w:tcPr>
-          <w:p>
-            <w:r/>
-            <w:r>
-              <w:rPr>
-                <w:sz w:val="16"/>
-              </w:rPr>
-              <w:t>Gemini (repeated quota failures), DeepSeek (retired on GitHub Models, removed from OpenRouter free tier), Llama 3.3 70B (decommissioned on Groq), Mistral Large (subscription tier)</w:t>
-            </w:r>
-          </w:p>
-        </w:tc>
-        <w:tc>
-          <w:tcPr>
-            <w:tcW w:type="dxa" w:w="3120"/>
-          </w:tcPr>
-          <w:p>
-            <w:r/>
-            <w:r>
-              <w:rPr>
-                <w:sz w:val="16"/>
-              </w:rPr>
-              <w:t>See risk R7 in Section 3.7</w:t>
+            <w:tcW w:type="dxa" w:w="2340"/>
+          </w:tcPr>
+          <w:p>
+            <w:r/>
+            <w:r>
+              <w:rPr>
+                <w:sz w:val="16"/>
+              </w:rPr>
+              <w:t>Internet</w:t>
+            </w:r>
+          </w:p>
+        </w:tc>
+        <w:tc>
+          <w:tcPr>
+            <w:tcW w:type="dxa" w:w="2340"/>
+          </w:tcPr>
+          <w:p>
+            <w:r/>
+            <w:r>
+              <w:rPr>
+                <w:sz w:val="16"/>
+              </w:rPr>
+              <w:t>Model downloads, API calls</w:t>
+            </w:r>
+          </w:p>
+        </w:tc>
+        <w:tc>
+          <w:tcPr>
+            <w:tcW w:type="dxa" w:w="2340"/>
+          </w:tcPr>
+          <w:p>
+            <w:r/>
+            <w:r>
+              <w:rPr>
+                <w:b/>
+                <w:color w:val="B03A00"/>
+                <w:sz w:val="16"/>
+              </w:rPr>
+              <w:t>[[TEAM TO FILL]]</w:t>
+            </w:r>
+          </w:p>
+        </w:tc>
+        <w:tc>
+          <w:tcPr>
+            <w:tcW w:type="dxa" w:w="2340"/>
+          </w:tcPr>
+          <w:p>
+            <w:r/>
+            <w:r>
+              <w:rPr>
+                <w:sz w:val="16"/>
+              </w:rPr>
+              <w:t>Monthly</w:t>
             </w:r>
           </w:p>
         </w:tc>
@@ -3025,7 +3164,445 @@
         <w:rPr>
           <w:i/>
         </w:rPr>
-        <w:t>Table A.4: Criteria for selecting the AI judges (selection criteria behind Section 4.1.5.1).</w:t>
+        <w:t>Table A.4: Development cost breakdown (item-by-item cost behind Section 3.8).</w:t>
+      </w:r>
+    </w:p>
+    <w:tbl>
+      <w:tblPr>
+        <w:tblStyle w:val="TableGrid"/>
+        <w:tblW w:type="auto" w:w="0"/>
+        <w:tblLook w:firstColumn="1" w:firstRow="1" w:lastColumn="0" w:lastRow="0" w:noHBand="0" w:noVBand="1" w:val="04A0"/>
+      </w:tblPr>
+      <w:tblGrid>
+        <w:gridCol w:w="3120"/>
+        <w:gridCol w:w="3120"/>
+        <w:gridCol w:w="3120"/>
+      </w:tblGrid>
+      <w:tr>
+        <w:tc>
+          <w:tcPr>
+            <w:tcW w:type="dxa" w:w="3120"/>
+            <w:shd w:val="clear" w:color="auto" w:fill="E3EEFB"/>
+          </w:tcPr>
+          <w:p>
+            <w:r>
+              <w:rPr>
+                <w:b/>
+              </w:rPr>
+            </w:r>
+            <w:r>
+              <w:rPr>
+                <w:b/>
+                <w:sz w:val="16"/>
+              </w:rPr>
+              <w:t>Criterion</w:t>
+            </w:r>
+          </w:p>
+        </w:tc>
+        <w:tc>
+          <w:tcPr>
+            <w:tcW w:type="dxa" w:w="3120"/>
+            <w:shd w:val="clear" w:color="auto" w:fill="E3EEFB"/>
+          </w:tcPr>
+          <w:p>
+            <w:r>
+              <w:rPr>
+                <w:b/>
+              </w:rPr>
+            </w:r>
+            <w:r>
+              <w:rPr>
+                <w:b/>
+                <w:sz w:val="16"/>
+              </w:rPr>
+              <w:t>How it was applied</w:t>
+            </w:r>
+          </w:p>
+        </w:tc>
+        <w:tc>
+          <w:tcPr>
+            <w:tcW w:type="dxa" w:w="3120"/>
+            <w:shd w:val="clear" w:color="auto" w:fill="E3EEFB"/>
+          </w:tcPr>
+          <w:p>
+            <w:r>
+              <w:rPr>
+                <w:b/>
+              </w:rPr>
+            </w:r>
+            <w:r>
+              <w:rPr>
+                <w:b/>
+                <w:sz w:val="16"/>
+              </w:rPr>
+              <w:t>Evidence or reason</w:t>
+            </w:r>
+          </w:p>
+        </w:tc>
+      </w:tr>
+      <w:tr>
+        <w:tc>
+          <w:tcPr>
+            <w:tcW w:type="dxa" w:w="3120"/>
+          </w:tcPr>
+          <w:p>
+            <w:r/>
+            <w:r>
+              <w:rPr>
+                <w:sz w:val="16"/>
+              </w:rPr>
+              <w:t>Flagship-tier capability</w:t>
+            </w:r>
+          </w:p>
+        </w:tc>
+        <w:tc>
+          <w:tcPr>
+            <w:tcW w:type="dxa" w:w="3120"/>
+          </w:tcPr>
+          <w:p>
+            <w:r/>
+            <w:r>
+              <w:rPr>
+                <w:sz w:val="16"/>
+              </w:rPr>
+              <w:t>Required by the co-supervisor; small local judges (Gemma-2-2B, Phi-3-mini) were dropped from an earlier plan</w:t>
+            </w:r>
+          </w:p>
+        </w:tc>
+        <w:tc>
+          <w:tcPr>
+            <w:tcW w:type="dxa" w:w="3120"/>
+          </w:tcPr>
+          <w:p>
+            <w:r/>
+            <w:r>
+              <w:rPr>
+                <w:sz w:val="16"/>
+              </w:rPr>
+              <w:t>Zheng et al. (2023): strong LLM judges agree with human preferences over 80% of the time</w:t>
+            </w:r>
+          </w:p>
+        </w:tc>
+      </w:tr>
+      <w:tr>
+        <w:tc>
+          <w:tcPr>
+            <w:tcW w:type="dxa" w:w="3120"/>
+          </w:tcPr>
+          <w:p>
+            <w:r/>
+            <w:r>
+              <w:rPr>
+                <w:sz w:val="16"/>
+              </w:rPr>
+              <w:t>Different developers, none related to our models</w:t>
+            </w:r>
+          </w:p>
+        </w:tc>
+        <w:tc>
+          <w:tcPr>
+            <w:tcW w:type="dxa" w:w="3120"/>
+          </w:tcPr>
+          <w:p>
+            <w:r/>
+            <w:r>
+              <w:rPr>
+                <w:sz w:val="16"/>
+              </w:rPr>
+              <w:t>No judge shares a family with the generator (Phi, Microsoft) or the baselines (Qwen, Alibaba)</w:t>
+            </w:r>
+          </w:p>
+        </w:tc>
+        <w:tc>
+          <w:tcPr>
+            <w:tcW w:type="dxa" w:w="3120"/>
+          </w:tcPr>
+          <w:p>
+            <w:r/>
+            <w:r>
+              <w:rPr>
+                <w:sz w:val="16"/>
+              </w:rPr>
+              <w:t>Panickssery et al. (2024): LLM evaluators recognise and favour their own generations</w:t>
+            </w:r>
+          </w:p>
+        </w:tc>
+      </w:tr>
+      <w:tr>
+        <w:tc>
+          <w:tcPr>
+            <w:tcW w:type="dxa" w:w="3120"/>
+          </w:tcPr>
+          <w:p>
+            <w:r/>
+            <w:r>
+              <w:rPr>
+                <w:sz w:val="16"/>
+              </w:rPr>
+              <w:t>A panel instead of one judge</w:t>
+            </w:r>
+          </w:p>
+        </w:tc>
+        <w:tc>
+          <w:tcPr>
+            <w:tcW w:type="dxa" w:w="3120"/>
+          </w:tcPr>
+          <w:p>
+            <w:r/>
+            <w:r>
+              <w:rPr>
+                <w:sz w:val="16"/>
+              </w:rPr>
+              <w:t>Scores averaged over the two judges that scored every system</w:t>
+            </w:r>
+          </w:p>
+        </w:tc>
+        <w:tc>
+          <w:tcPr>
+            <w:tcW w:type="dxa" w:w="3120"/>
+          </w:tcPr>
+          <w:p>
+            <w:r/>
+            <w:r>
+              <w:rPr>
+                <w:sz w:val="16"/>
+              </w:rPr>
+              <w:t>Verga et al. (2024): a panel from disjoint model families shows less intra-model bias than one large judge</w:t>
+            </w:r>
+          </w:p>
+        </w:tc>
+      </w:tr>
+      <w:tr>
+        <w:tc>
+          <w:tcPr>
+            <w:tcW w:type="dxa" w:w="3120"/>
+          </w:tcPr>
+          <w:p>
+            <w:r/>
+            <w:r>
+              <w:rPr>
+                <w:sz w:val="16"/>
+              </w:rPr>
+              <w:t>Same judges for every system</w:t>
+            </w:r>
+          </w:p>
+        </w:tc>
+        <w:tc>
+          <w:tcPr>
+            <w:tcW w:type="dxa" w:w="3120"/>
+          </w:tcPr>
+          <w:p>
+            <w:r/>
+            <w:r>
+              <w:rPr>
+                <w:sz w:val="16"/>
+              </w:rPr>
+              <w:t>Both judges scored all 512 replies of all judged systems</w:t>
+            </w:r>
+          </w:p>
+        </w:tc>
+        <w:tc>
+          <w:tcPr>
+            <w:tcW w:type="dxa" w:w="3120"/>
+          </w:tcPr>
+          <w:p>
+            <w:r/>
+            <w:r>
+              <w:rPr>
+                <w:sz w:val="16"/>
+              </w:rPr>
+              <w:t>Mixing judge sets across systems would make the scores incomparable</w:t>
+            </w:r>
+          </w:p>
+        </w:tc>
+      </w:tr>
+      <w:tr>
+        <w:tc>
+          <w:tcPr>
+            <w:tcW w:type="dxa" w:w="3120"/>
+          </w:tcPr>
+          <w:p>
+            <w:r/>
+            <w:r>
+              <w:rPr>
+                <w:sz w:val="16"/>
+              </w:rPr>
+              <w:t>Blind scoring</w:t>
+            </w:r>
+          </w:p>
+        </w:tc>
+        <w:tc>
+          <w:tcPr>
+            <w:tcW w:type="dxa" w:w="3120"/>
+          </w:tcPr>
+          <w:p>
+            <w:r/>
+            <w:r>
+              <w:rPr>
+                <w:sz w:val="16"/>
+              </w:rPr>
+              <w:t>Judges see only the user message and one reply - never the system name or the gold reply</w:t>
+            </w:r>
+          </w:p>
+        </w:tc>
+        <w:tc>
+          <w:tcPr>
+            <w:tcW w:type="dxa" w:w="3120"/>
+          </w:tcPr>
+          <w:p>
+            <w:r/>
+            <w:r>
+              <w:rPr>
+                <w:sz w:val="16"/>
+              </w:rPr>
+              <w:t>Removes identity bias and any reward for word overlap with a reference reply</w:t>
+            </w:r>
+          </w:p>
+        </w:tc>
+      </w:tr>
+      <w:tr>
+        <w:tc>
+          <w:tcPr>
+            <w:tcW w:type="dxa" w:w="3120"/>
+          </w:tcPr>
+          <w:p>
+            <w:r/>
+            <w:r>
+              <w:rPr>
+                <w:sz w:val="16"/>
+              </w:rPr>
+              <w:t>Anchored rubric, deterministic output</w:t>
+            </w:r>
+          </w:p>
+        </w:tc>
+        <w:tc>
+          <w:tcPr>
+            <w:tcW w:type="dxa" w:w="3120"/>
+          </w:tcPr>
+          <w:p>
+            <w:r/>
+            <w:r>
+              <w:rPr>
+                <w:sz w:val="16"/>
+              </w:rPr>
+              <w:t>1-3 / 4-6 / 7-10 anchors for empathy, relevance and safety; temperature 0; JSON-only answer</w:t>
+            </w:r>
+          </w:p>
+        </w:tc>
+        <w:tc>
+          <w:tcPr>
+            <w:tcW w:type="dxa" w:w="3120"/>
+          </w:tcPr>
+          <w:p>
+            <w:r/>
+            <w:r>
+              <w:rPr>
+                <w:sz w:val="16"/>
+              </w:rPr>
+              <w:t>Anchors keep judges on the same scale; temperature 0 removes sampling noise</w:t>
+            </w:r>
+          </w:p>
+        </w:tc>
+      </w:tr>
+      <w:tr>
+        <w:tc>
+          <w:tcPr>
+            <w:tcW w:type="dxa" w:w="3120"/>
+          </w:tcPr>
+          <w:p>
+            <w:r/>
+            <w:r>
+              <w:rPr>
+                <w:sz w:val="16"/>
+              </w:rPr>
+              <w:t>Free API access</w:t>
+            </w:r>
+          </w:p>
+        </w:tc>
+        <w:tc>
+          <w:tcPr>
+            <w:tcW w:type="dxa" w:w="3120"/>
+          </w:tcPr>
+          <w:p>
+            <w:r/>
+            <w:r>
+              <w:rPr>
+                <w:sz w:val="16"/>
+              </w:rPr>
+              <w:t>No GPU needed, so non-coding teammates could run the judging</w:t>
+            </w:r>
+          </w:p>
+        </w:tc>
+        <w:tc>
+          <w:tcPr>
+            <w:tcW w:type="dxa" w:w="3120"/>
+          </w:tcPr>
+          <w:p>
+            <w:r/>
+            <w:r>
+              <w:rPr>
+                <w:sz w:val="16"/>
+              </w:rPr>
+              <w:t>Project resource constraint (Section 3.8)</w:t>
+            </w:r>
+          </w:p>
+        </w:tc>
+      </w:tr>
+      <w:tr>
+        <w:tc>
+          <w:tcPr>
+            <w:tcW w:type="dxa" w:w="3120"/>
+          </w:tcPr>
+          <w:p>
+            <w:r/>
+            <w:r>
+              <w:rPr>
+                <w:sz w:val="16"/>
+              </w:rPr>
+              <w:t>Documented replacements</w:t>
+            </w:r>
+          </w:p>
+        </w:tc>
+        <w:tc>
+          <w:tcPr>
+            <w:tcW w:type="dxa" w:w="3120"/>
+          </w:tcPr>
+          <w:p>
+            <w:r/>
+            <w:r>
+              <w:rPr>
+                <w:sz w:val="16"/>
+              </w:rPr>
+              <w:t>Gemini (repeated quota failures), DeepSeek (retired on GitHub Models, removed from OpenRouter free tier), Llama 3.3 70B (decommissioned on Groq), Mistral Large (subscription tier)</w:t>
+            </w:r>
+          </w:p>
+        </w:tc>
+        <w:tc>
+          <w:tcPr>
+            <w:tcW w:type="dxa" w:w="3120"/>
+          </w:tcPr>
+          <w:p>
+            <w:r/>
+            <w:r>
+              <w:rPr>
+                <w:sz w:val="16"/>
+              </w:rPr>
+              <w:t>See risk R7 in Section 3.7</w:t>
+            </w:r>
+          </w:p>
+        </w:tc>
+      </w:tr>
+    </w:tbl>
+    <w:p/>
+    <w:p>
+      <w:pPr>
+        <w:spacing w:after="120"/>
+      </w:pPr>
+      <w:r>
+        <w:rPr>
+          <w:i/>
+        </w:rPr>
+        <w:t>Table A.5: Criteria for selecting the AI judges (selection criteria behind Section 4.1.5.1).</w:t>
       </w:r>
     </w:p>
     <w:tbl>
@@ -5457,7 +6034,7 @@
         <w:rPr>
           <w:i/>
         </w:rPr>
-        <w:t>Table A.5: Precision, recall and F1 of the final detector for each emotion (32 rows of per-emotion detail behind Section 5.1.2).</w:t>
+        <w:t>Table A.6: Precision, recall and F1 of the final detector for each emotion (32 rows of per-emotion detail behind Section 5.1.2).</w:t>
       </w:r>
     </w:p>
     <w:tbl>
@@ -6028,7 +6605,7 @@
         <w:rPr>
           <w:i/>
         </w:rPr>
-        <w:t>Table A.6: Design of the human-evaluation items (item-by-item design of the human study described in Section 5.1.9).</w:t>
+        <w:t>Table A.7: Design of the human-evaluation items (item-by-item design of the human study described in Section 5.1.9).</w:t>
       </w:r>
     </w:p>
     <w:tbl>
@@ -6774,7 +7351,7 @@
         <w:rPr>
           <w:i/>
         </w:rPr>
-        <w:t>Table A.7: WASSA empathy score within each reply-length band (length-band detail behind Section 5.2.3).</w:t>
+        <w:t>Table A.8: WASSA empathy score within each reply-length band (length-band detail behind Section 5.2.3).</w:t>
       </w:r>
     </w:p>
     <w:tbl>
@@ -8069,7 +8646,7 @@
         <w:rPr>
           <w:i/>
         </w:rPr>
-        <w:t>Table A.8: Paired significance tests between detector models (significance tests behind the detector comparison in Section 4.2.2).</w:t>
+        <w:t>Table A.9: Paired significance tests between detector models (significance tests behind the detector comparison in Section 4.2.2).</w:t>
       </w:r>
     </w:p>
     <w:tbl>
@@ -9250,7 +9827,7 @@
         <w:rPr>
           <w:i/>
         </w:rPr>
-        <w:t>Table A.9: Correlation between reply length and WASSA empathy score within each system (per-system correlations behind Section 5.4.5).</w:t>
+        <w:t>Table A.10: Correlation between reply length and WASSA empathy score within each system (per-system correlations behind Section 5.4.5).</w:t>
       </w:r>
     </w:p>
     <w:tbl>
@@ -9996,7 +10573,7 @@
         <w:rPr>
           <w:i/>
         </w:rPr>
-        <w:t>Table A.10: Evidence on the validity of the WASSA empathy classifier for this project (validity checks on the empathy classifier, summarised in Section 5.4.6).</w:t>
+        <w:t>Table A.11: Evidence on the validity of the WASSA empathy classifier for this project (validity checks on the empathy classifier, summarised in Section 5.4.6).</w:t>
       </w:r>
     </w:p>
     <w:tbl>
@@ -10366,7 +10943,7 @@
         <w:rPr>
           <w:i/>
         </w:rPr>
-        <w:t>Table A.11: Effect of a more accurate detector with the generator held fixed (detector-swap detail behind Section 5.5.3).</w:t>
+        <w:t>Table A.12: Effect of a more accurate detector with the generator held fixed (detector-swap detail behind Section 5.5.3).</w:t>
       </w:r>
     </w:p>
     <w:tbl>
@@ -10785,7 +11362,7 @@
         <w:rPr>
           <w:i/>
         </w:rPr>
-        <w:t>Table A.12: Detector size, detection accuracy and final-system reply quality for RoBERTa-base and RoBERTa-large (detector-level figures behind Section 5.5.7).</w:t>
+        <w:t>Table A.13: Detector size, detection accuracy and final-system reply quality for RoBERTa-base and RoBERTa-large (detector-level figures behind Section 5.5.7).</w:t>
       </w:r>
     </w:p>
     <w:tbl>
@@ -11753,7 +12330,7 @@
         <w:rPr>
           <w:i/>
         </w:rPr>
-        <w:t>Table A.13: Paired comparison of response time and memory between the final system and each single model (paired tests behind the resource figures in Section 5.5.7).</w:t>
+        <w:t>Table A.14: Paired comparison of response time and memory between the final system and each single model (paired tests behind the resource figures in Section 5.5.7).</w:t>
       </w:r>
     </w:p>
     <w:sectPr>

--- a/final writing/Appendix.docx
+++ b/final writing/Appendix.docx
@@ -34,6 +34,794 @@
         <w:t>Evaluation combined SciPy and scikit-learn for paired statistical tests and classification metrics, sentence-transformers for the retrieval baseline, the WASSA 2024 empathy classifier, and two AI judges accessed through the OpenRouter and Groq APIs, selected from different developers to avoid self-preference bias. A Gradio interface was prepared for demonstration on Hugging Face Spaces, the human study was conducted with Google Forms, and all tables and figures in this report were generated from saved experiment outputs by scripts using pandas and matplotlib, so that every reported number can be reproduced.</w:t>
       </w:r>
     </w:p>
+    <w:tbl>
+      <w:tblPr>
+        <w:tblStyle w:val="TableGrid"/>
+        <w:tblW w:type="auto" w:w="0"/>
+        <w:tblLook w:firstColumn="1" w:firstRow="1" w:lastColumn="0" w:lastRow="0" w:noHBand="0" w:noVBand="1" w:val="04A0"/>
+      </w:tblPr>
+      <w:tblGrid>
+        <w:gridCol w:w="3120"/>
+        <w:gridCol w:w="3120"/>
+        <w:gridCol w:w="3120"/>
+      </w:tblGrid>
+      <w:tr>
+        <w:tc>
+          <w:tcPr>
+            <w:tcW w:type="dxa" w:w="3120"/>
+            <w:shd w:val="clear" w:color="auto" w:fill="E3EEFB"/>
+          </w:tcPr>
+          <w:p>
+            <w:r>
+              <w:rPr>
+                <w:b/>
+              </w:rPr>
+            </w:r>
+            <w:r>
+              <w:rPr>
+                <w:b/>
+                <w:sz w:val="16"/>
+              </w:rPr>
+              <w:t>Purpose</w:t>
+            </w:r>
+          </w:p>
+        </w:tc>
+        <w:tc>
+          <w:tcPr>
+            <w:tcW w:type="dxa" w:w="3120"/>
+            <w:shd w:val="clear" w:color="auto" w:fill="E3EEFB"/>
+          </w:tcPr>
+          <w:p>
+            <w:r>
+              <w:rPr>
+                <w:b/>
+              </w:rPr>
+            </w:r>
+            <w:r>
+              <w:rPr>
+                <w:b/>
+                <w:sz w:val="16"/>
+              </w:rPr>
+              <w:t>Tool</w:t>
+            </w:r>
+          </w:p>
+        </w:tc>
+        <w:tc>
+          <w:tcPr>
+            <w:tcW w:type="dxa" w:w="3120"/>
+            <w:shd w:val="clear" w:color="auto" w:fill="E3EEFB"/>
+          </w:tcPr>
+          <w:p>
+            <w:r>
+              <w:rPr>
+                <w:b/>
+              </w:rPr>
+            </w:r>
+            <w:r>
+              <w:rPr>
+                <w:b/>
+                <w:sz w:val="16"/>
+              </w:rPr>
+              <w:t>Version</w:t>
+            </w:r>
+          </w:p>
+        </w:tc>
+      </w:tr>
+      <w:tr>
+        <w:tc>
+          <w:tcPr>
+            <w:tcW w:type="dxa" w:w="3120"/>
+          </w:tcPr>
+          <w:p>
+            <w:r/>
+            <w:r>
+              <w:rPr>
+                <w:sz w:val="16"/>
+              </w:rPr>
+              <w:t>Language</w:t>
+            </w:r>
+          </w:p>
+        </w:tc>
+        <w:tc>
+          <w:tcPr>
+            <w:tcW w:type="dxa" w:w="3120"/>
+          </w:tcPr>
+          <w:p>
+            <w:r/>
+            <w:r>
+              <w:rPr>
+                <w:sz w:val="16"/>
+              </w:rPr>
+              <w:t>Python</w:t>
+            </w:r>
+          </w:p>
+        </w:tc>
+        <w:tc>
+          <w:tcPr>
+            <w:tcW w:type="dxa" w:w="3120"/>
+          </w:tcPr>
+          <w:p>
+            <w:r/>
+            <w:r>
+              <w:rPr>
+                <w:sz w:val="16"/>
+              </w:rPr>
+              <w:t>3.10.9</w:t>
+            </w:r>
+          </w:p>
+        </w:tc>
+      </w:tr>
+      <w:tr>
+        <w:tc>
+          <w:tcPr>
+            <w:tcW w:type="dxa" w:w="3120"/>
+          </w:tcPr>
+          <w:p>
+            <w:r/>
+            <w:r>
+              <w:rPr>
+                <w:sz w:val="16"/>
+              </w:rPr>
+              <w:t>Deep learning</w:t>
+            </w:r>
+          </w:p>
+        </w:tc>
+        <w:tc>
+          <w:tcPr>
+            <w:tcW w:type="dxa" w:w="3120"/>
+          </w:tcPr>
+          <w:p>
+            <w:r/>
+            <w:r>
+              <w:rPr>
+                <w:sz w:val="16"/>
+              </w:rPr>
+              <w:t>PyTorch (CUDA 12.1)</w:t>
+            </w:r>
+          </w:p>
+        </w:tc>
+        <w:tc>
+          <w:tcPr>
+            <w:tcW w:type="dxa" w:w="3120"/>
+          </w:tcPr>
+          <w:p>
+            <w:r/>
+            <w:r>
+              <w:rPr>
+                <w:sz w:val="16"/>
+              </w:rPr>
+              <w:t>2.5.1</w:t>
+            </w:r>
+          </w:p>
+        </w:tc>
+      </w:tr>
+      <w:tr>
+        <w:tc>
+          <w:tcPr>
+            <w:tcW w:type="dxa" w:w="3120"/>
+          </w:tcPr>
+          <w:p>
+            <w:r/>
+            <w:r>
+              <w:rPr>
+                <w:sz w:val="16"/>
+              </w:rPr>
+              <w:t>Models and training</w:t>
+            </w:r>
+          </w:p>
+        </w:tc>
+        <w:tc>
+          <w:tcPr>
+            <w:tcW w:type="dxa" w:w="3120"/>
+          </w:tcPr>
+          <w:p>
+            <w:r/>
+            <w:r>
+              <w:rPr>
+                <w:sz w:val="16"/>
+              </w:rPr>
+              <w:t>Hugging Face Transformers</w:t>
+            </w:r>
+          </w:p>
+        </w:tc>
+        <w:tc>
+          <w:tcPr>
+            <w:tcW w:type="dxa" w:w="3120"/>
+          </w:tcPr>
+          <w:p>
+            <w:r/>
+            <w:r>
+              <w:rPr>
+                <w:sz w:val="16"/>
+              </w:rPr>
+              <w:t>5.16.1</w:t>
+            </w:r>
+          </w:p>
+        </w:tc>
+      </w:tr>
+      <w:tr>
+        <w:tc>
+          <w:tcPr>
+            <w:tcW w:type="dxa" w:w="3120"/>
+          </w:tcPr>
+          <w:p>
+            <w:r/>
+            <w:r>
+              <w:rPr>
+                <w:sz w:val="16"/>
+              </w:rPr>
+              <w:t>Parameter-efficient tuning</w:t>
+            </w:r>
+          </w:p>
+        </w:tc>
+        <w:tc>
+          <w:tcPr>
+            <w:tcW w:type="dxa" w:w="3120"/>
+          </w:tcPr>
+          <w:p>
+            <w:r/>
+            <w:r>
+              <w:rPr>
+                <w:sz w:val="16"/>
+              </w:rPr>
+              <w:t>PEFT</w:t>
+            </w:r>
+          </w:p>
+        </w:tc>
+        <w:tc>
+          <w:tcPr>
+            <w:tcW w:type="dxa" w:w="3120"/>
+          </w:tcPr>
+          <w:p>
+            <w:r/>
+            <w:r>
+              <w:rPr>
+                <w:sz w:val="16"/>
+              </w:rPr>
+              <w:t>0.18.1</w:t>
+            </w:r>
+          </w:p>
+        </w:tc>
+      </w:tr>
+      <w:tr>
+        <w:tc>
+          <w:tcPr>
+            <w:tcW w:type="dxa" w:w="3120"/>
+          </w:tcPr>
+          <w:p>
+            <w:r/>
+            <w:r>
+              <w:rPr>
+                <w:sz w:val="16"/>
+              </w:rPr>
+              <w:t>Quantisation</w:t>
+            </w:r>
+          </w:p>
+        </w:tc>
+        <w:tc>
+          <w:tcPr>
+            <w:tcW w:type="dxa" w:w="3120"/>
+          </w:tcPr>
+          <w:p>
+            <w:r/>
+            <w:r>
+              <w:rPr>
+                <w:sz w:val="16"/>
+              </w:rPr>
+              <w:t>bitsandbytes (4-bit NF4)</w:t>
+            </w:r>
+          </w:p>
+        </w:tc>
+        <w:tc>
+          <w:tcPr>
+            <w:tcW w:type="dxa" w:w="3120"/>
+          </w:tcPr>
+          <w:p>
+            <w:r/>
+            <w:r>
+              <w:rPr>
+                <w:sz w:val="16"/>
+              </w:rPr>
+              <w:t>0.49.2</w:t>
+            </w:r>
+          </w:p>
+        </w:tc>
+      </w:tr>
+      <w:tr>
+        <w:tc>
+          <w:tcPr>
+            <w:tcW w:type="dxa" w:w="3120"/>
+          </w:tcPr>
+          <w:p>
+            <w:r/>
+            <w:r>
+              <w:rPr>
+                <w:sz w:val="16"/>
+              </w:rPr>
+              <w:t>Training utilities</w:t>
+            </w:r>
+          </w:p>
+        </w:tc>
+        <w:tc>
+          <w:tcPr>
+            <w:tcW w:type="dxa" w:w="3120"/>
+          </w:tcPr>
+          <w:p>
+            <w:r/>
+            <w:r>
+              <w:rPr>
+                <w:sz w:val="16"/>
+              </w:rPr>
+              <w:t>Accelerate / Datasets</w:t>
+            </w:r>
+          </w:p>
+        </w:tc>
+        <w:tc>
+          <w:tcPr>
+            <w:tcW w:type="dxa" w:w="3120"/>
+          </w:tcPr>
+          <w:p>
+            <w:r/>
+            <w:r>
+              <w:rPr>
+                <w:sz w:val="16"/>
+              </w:rPr>
+              <w:t>1.13.0 / 4.8.5</w:t>
+            </w:r>
+          </w:p>
+        </w:tc>
+      </w:tr>
+      <w:tr>
+        <w:tc>
+          <w:tcPr>
+            <w:tcW w:type="dxa" w:w="3120"/>
+          </w:tcPr>
+          <w:p>
+            <w:r/>
+            <w:r>
+              <w:rPr>
+                <w:sz w:val="16"/>
+              </w:rPr>
+              <w:t>Statistics</w:t>
+            </w:r>
+          </w:p>
+        </w:tc>
+        <w:tc>
+          <w:tcPr>
+            <w:tcW w:type="dxa" w:w="3120"/>
+          </w:tcPr>
+          <w:p>
+            <w:r/>
+            <w:r>
+              <w:rPr>
+                <w:sz w:val="16"/>
+              </w:rPr>
+              <w:t>SciPy / scikit-learn</w:t>
+            </w:r>
+          </w:p>
+        </w:tc>
+        <w:tc>
+          <w:tcPr>
+            <w:tcW w:type="dxa" w:w="3120"/>
+          </w:tcPr>
+          <w:p>
+            <w:r/>
+            <w:r>
+              <w:rPr>
+                <w:sz w:val="16"/>
+              </w:rPr>
+              <w:t>1.15.3 / 1.7.2</w:t>
+            </w:r>
+          </w:p>
+        </w:tc>
+      </w:tr>
+      <w:tr>
+        <w:tc>
+          <w:tcPr>
+            <w:tcW w:type="dxa" w:w="3120"/>
+          </w:tcPr>
+          <w:p>
+            <w:r/>
+            <w:r>
+              <w:rPr>
+                <w:sz w:val="16"/>
+              </w:rPr>
+              <w:t>Data handling</w:t>
+            </w:r>
+          </w:p>
+        </w:tc>
+        <w:tc>
+          <w:tcPr>
+            <w:tcW w:type="dxa" w:w="3120"/>
+          </w:tcPr>
+          <w:p>
+            <w:r/>
+            <w:r>
+              <w:rPr>
+                <w:sz w:val="16"/>
+              </w:rPr>
+              <w:t>pandas / NumPy</w:t>
+            </w:r>
+          </w:p>
+        </w:tc>
+        <w:tc>
+          <w:tcPr>
+            <w:tcW w:type="dxa" w:w="3120"/>
+          </w:tcPr>
+          <w:p>
+            <w:r/>
+            <w:r>
+              <w:rPr>
+                <w:sz w:val="16"/>
+              </w:rPr>
+              <w:t>2.3.3 / 2.2.6</w:t>
+            </w:r>
+          </w:p>
+        </w:tc>
+      </w:tr>
+      <w:tr>
+        <w:tc>
+          <w:tcPr>
+            <w:tcW w:type="dxa" w:w="3120"/>
+          </w:tcPr>
+          <w:p>
+            <w:r/>
+            <w:r>
+              <w:rPr>
+                <w:sz w:val="16"/>
+              </w:rPr>
+              <w:t>Retrieval</w:t>
+            </w:r>
+          </w:p>
+        </w:tc>
+        <w:tc>
+          <w:tcPr>
+            <w:tcW w:type="dxa" w:w="3120"/>
+          </w:tcPr>
+          <w:p>
+            <w:r/>
+            <w:r>
+              <w:rPr>
+                <w:sz w:val="16"/>
+              </w:rPr>
+              <w:t>sentence-transformers</w:t>
+            </w:r>
+          </w:p>
+        </w:tc>
+        <w:tc>
+          <w:tcPr>
+            <w:tcW w:type="dxa" w:w="3120"/>
+          </w:tcPr>
+          <w:p>
+            <w:r/>
+            <w:r>
+              <w:rPr>
+                <w:sz w:val="16"/>
+              </w:rPr>
+              <w:t>5.7.0</w:t>
+            </w:r>
+          </w:p>
+        </w:tc>
+      </w:tr>
+      <w:tr>
+        <w:tc>
+          <w:tcPr>
+            <w:tcW w:type="dxa" w:w="3120"/>
+          </w:tcPr>
+          <w:p>
+            <w:r/>
+            <w:r>
+              <w:rPr>
+                <w:sz w:val="16"/>
+              </w:rPr>
+              <w:t>Evaluation</w:t>
+            </w:r>
+          </w:p>
+        </w:tc>
+        <w:tc>
+          <w:tcPr>
+            <w:tcW w:type="dxa" w:w="3120"/>
+          </w:tcPr>
+          <w:p>
+            <w:r/>
+            <w:r>
+              <w:rPr>
+                <w:sz w:val="16"/>
+              </w:rPr>
+              <w:t>bert-score</w:t>
+            </w:r>
+          </w:p>
+        </w:tc>
+        <w:tc>
+          <w:tcPr>
+            <w:tcW w:type="dxa" w:w="3120"/>
+          </w:tcPr>
+          <w:p>
+            <w:r/>
+            <w:r>
+              <w:rPr>
+                <w:sz w:val="16"/>
+              </w:rPr>
+              <w:t>0.3.13</w:t>
+            </w:r>
+          </w:p>
+        </w:tc>
+      </w:tr>
+      <w:tr>
+        <w:tc>
+          <w:tcPr>
+            <w:tcW w:type="dxa" w:w="3120"/>
+          </w:tcPr>
+          <w:p>
+            <w:r/>
+            <w:r>
+              <w:rPr>
+                <w:sz w:val="16"/>
+              </w:rPr>
+              <w:t>AI-judge APIs</w:t>
+            </w:r>
+          </w:p>
+        </w:tc>
+        <w:tc>
+          <w:tcPr>
+            <w:tcW w:type="dxa" w:w="3120"/>
+          </w:tcPr>
+          <w:p>
+            <w:r/>
+            <w:r>
+              <w:rPr>
+                <w:sz w:val="16"/>
+              </w:rPr>
+              <w:t>openai SDK (OpenRouter), groq SDK</w:t>
+            </w:r>
+          </w:p>
+        </w:tc>
+        <w:tc>
+          <w:tcPr>
+            <w:tcW w:type="dxa" w:w="3120"/>
+          </w:tcPr>
+          <w:p>
+            <w:r/>
+            <w:r>
+              <w:rPr>
+                <w:sz w:val="16"/>
+              </w:rPr>
+              <w:t>2.53.0 / 1.6.0</w:t>
+            </w:r>
+          </w:p>
+        </w:tc>
+      </w:tr>
+      <w:tr>
+        <w:tc>
+          <w:tcPr>
+            <w:tcW w:type="dxa" w:w="3120"/>
+          </w:tcPr>
+          <w:p>
+            <w:r/>
+            <w:r>
+              <w:rPr>
+                <w:sz w:val="16"/>
+              </w:rPr>
+              <w:t>Demo interface</w:t>
+            </w:r>
+          </w:p>
+        </w:tc>
+        <w:tc>
+          <w:tcPr>
+            <w:tcW w:type="dxa" w:w="3120"/>
+          </w:tcPr>
+          <w:p>
+            <w:r/>
+            <w:r>
+              <w:rPr>
+                <w:sz w:val="16"/>
+              </w:rPr>
+              <w:t>Gradio on Hugging Face Spaces</w:t>
+            </w:r>
+          </w:p>
+        </w:tc>
+        <w:tc>
+          <w:tcPr>
+            <w:tcW w:type="dxa" w:w="3120"/>
+          </w:tcPr>
+          <w:p>
+            <w:r/>
+            <w:r>
+              <w:rPr>
+                <w:sz w:val="16"/>
+              </w:rPr>
+              <w:t>5.9.1 (planned)</w:t>
+            </w:r>
+          </w:p>
+        </w:tc>
+      </w:tr>
+      <w:tr>
+        <w:tc>
+          <w:tcPr>
+            <w:tcW w:type="dxa" w:w="3120"/>
+          </w:tcPr>
+          <w:p>
+            <w:r/>
+            <w:r>
+              <w:rPr>
+                <w:sz w:val="16"/>
+              </w:rPr>
+              <w:t>Human evaluation</w:t>
+            </w:r>
+          </w:p>
+        </w:tc>
+        <w:tc>
+          <w:tcPr>
+            <w:tcW w:type="dxa" w:w="3120"/>
+          </w:tcPr>
+          <w:p>
+            <w:r/>
+            <w:r>
+              <w:rPr>
+                <w:sz w:val="16"/>
+              </w:rPr>
+              <w:t>Google Forms</w:t>
+            </w:r>
+          </w:p>
+        </w:tc>
+        <w:tc>
+          <w:tcPr>
+            <w:tcW w:type="dxa" w:w="3120"/>
+          </w:tcPr>
+          <w:p>
+            <w:r/>
+            <w:r>
+              <w:rPr>
+                <w:sz w:val="16"/>
+              </w:rPr>
+              <w:t>-</w:t>
+            </w:r>
+          </w:p>
+        </w:tc>
+      </w:tr>
+      <w:tr>
+        <w:tc>
+          <w:tcPr>
+            <w:tcW w:type="dxa" w:w="3120"/>
+          </w:tcPr>
+          <w:p>
+            <w:r/>
+            <w:r>
+              <w:rPr>
+                <w:sz w:val="16"/>
+              </w:rPr>
+              <w:t>Documents</w:t>
+            </w:r>
+          </w:p>
+        </w:tc>
+        <w:tc>
+          <w:tcPr>
+            <w:tcW w:type="dxa" w:w="3120"/>
+          </w:tcPr>
+          <w:p>
+            <w:r/>
+            <w:r>
+              <w:rPr>
+                <w:sz w:val="16"/>
+              </w:rPr>
+              <w:t>python-docx, Microsoft Word</w:t>
+            </w:r>
+          </w:p>
+        </w:tc>
+        <w:tc>
+          <w:tcPr>
+            <w:tcW w:type="dxa" w:w="3120"/>
+          </w:tcPr>
+          <w:p>
+            <w:r/>
+            <w:r>
+              <w:rPr>
+                <w:sz w:val="16"/>
+              </w:rPr>
+              <w:t>1.2.0</w:t>
+            </w:r>
+          </w:p>
+        </w:tc>
+      </w:tr>
+      <w:tr>
+        <w:tc>
+          <w:tcPr>
+            <w:tcW w:type="dxa" w:w="3120"/>
+          </w:tcPr>
+          <w:p>
+            <w:r/>
+            <w:r>
+              <w:rPr>
+                <w:sz w:val="16"/>
+              </w:rPr>
+              <w:t>Version control</w:t>
+            </w:r>
+          </w:p>
+        </w:tc>
+        <w:tc>
+          <w:tcPr>
+            <w:tcW w:type="dxa" w:w="3120"/>
+          </w:tcPr>
+          <w:p>
+            <w:r/>
+            <w:r>
+              <w:rPr>
+                <w:sz w:val="16"/>
+              </w:rPr>
+              <w:t>Git</w:t>
+            </w:r>
+          </w:p>
+        </w:tc>
+        <w:tc>
+          <w:tcPr>
+            <w:tcW w:type="dxa" w:w="3120"/>
+          </w:tcPr>
+          <w:p>
+            <w:r/>
+            <w:r>
+              <w:rPr>
+                <w:sz w:val="16"/>
+              </w:rPr>
+              <w:t>-</w:t>
+            </w:r>
+          </w:p>
+        </w:tc>
+      </w:tr>
+      <w:tr>
+        <w:tc>
+          <w:tcPr>
+            <w:tcW w:type="dxa" w:w="3120"/>
+          </w:tcPr>
+          <w:p>
+            <w:r/>
+            <w:r>
+              <w:rPr>
+                <w:sz w:val="16"/>
+              </w:rPr>
+              <w:t>Hardware</w:t>
+            </w:r>
+          </w:p>
+        </w:tc>
+        <w:tc>
+          <w:tcPr>
+            <w:tcW w:type="dxa" w:w="3120"/>
+          </w:tcPr>
+          <w:p>
+            <w:r/>
+            <w:r>
+              <w:rPr>
+                <w:sz w:val="16"/>
+              </w:rPr>
+              <w:t>NVIDIA RTX 4060 8 GB, 16 GB RAM, Windows 11 Pro</w:t>
+            </w:r>
+          </w:p>
+        </w:tc>
+        <w:tc>
+          <w:tcPr>
+            <w:tcW w:type="dxa" w:w="3120"/>
+          </w:tcPr>
+          <w:p>
+            <w:r/>
+            <w:r>
+              <w:rPr>
+                <w:sz w:val="16"/>
+              </w:rPr>
+              <w:t>driver 616.56</w:t>
+            </w:r>
+          </w:p>
+        </w:tc>
+      </w:tr>
+    </w:tbl>
+    <w:p/>
+    <w:p>
+      <w:r>
+        <w:rPr>
+          <w:i/>
+          <w:sz w:val="20"/>
+        </w:rPr>
+        <w:t>Table 4.3: Software and hardware used in this work</w:t>
+      </w:r>
+    </w:p>
     <w:p>
       <w:pPr>
         <w:pStyle w:val="Heading1"/>
@@ -3174,14 +3962,16 @@
         <w:tblLook w:firstColumn="1" w:firstRow="1" w:lastColumn="0" w:lastRow="0" w:noHBand="0" w:noVBand="1" w:val="04A0"/>
       </w:tblPr>
       <w:tblGrid>
-        <w:gridCol w:w="3120"/>
-        <w:gridCol w:w="3120"/>
-        <w:gridCol w:w="3120"/>
+        <w:gridCol w:w="1872"/>
+        <w:gridCol w:w="1872"/>
+        <w:gridCol w:w="1872"/>
+        <w:gridCol w:w="1872"/>
+        <w:gridCol w:w="1872"/>
       </w:tblGrid>
       <w:tr>
         <w:tc>
           <w:tcPr>
-            <w:tcW w:type="dxa" w:w="3120"/>
+            <w:tcW w:type="dxa" w:w="1872"/>
             <w:shd w:val="clear" w:color="auto" w:fill="E3EEFB"/>
           </w:tcPr>
           <w:p>
@@ -3195,13 +3985,13 @@
                 <w:b/>
                 <w:sz w:val="16"/>
               </w:rPr>
-              <w:t>Criterion</w:t>
-            </w:r>
-          </w:p>
-        </w:tc>
-        <w:tc>
-          <w:tcPr>
-            <w:tcW w:type="dxa" w:w="3120"/>
+              <w:t>Component</w:t>
+            </w:r>
+          </w:p>
+        </w:tc>
+        <w:tc>
+          <w:tcPr>
+            <w:tcW w:type="dxa" w:w="1872"/>
             <w:shd w:val="clear" w:color="auto" w:fill="E3EEFB"/>
           </w:tcPr>
           <w:p>
@@ -3215,13 +4005,13 @@
                 <w:b/>
                 <w:sz w:val="16"/>
               </w:rPr>
-              <w:t>How it was applied</w:t>
-            </w:r>
-          </w:p>
-        </w:tc>
-        <w:tc>
-          <w:tcPr>
-            <w:tcW w:type="dxa" w:w="3120"/>
+              <w:t>Parameter</w:t>
+            </w:r>
+          </w:p>
+        </w:tc>
+        <w:tc>
+          <w:tcPr>
+            <w:tcW w:type="dxa" w:w="1872"/>
             <w:shd w:val="clear" w:color="auto" w:fill="E3EEFB"/>
           </w:tcPr>
           <w:p>
@@ -3235,7 +4025,47 @@
                 <w:b/>
                 <w:sz w:val="16"/>
               </w:rPr>
-              <w:t>Evidence or reason</w:t>
+              <w:t>Value</w:t>
+            </w:r>
+          </w:p>
+        </w:tc>
+        <w:tc>
+          <w:tcPr>
+            <w:tcW w:type="dxa" w:w="1872"/>
+            <w:shd w:val="clear" w:color="auto" w:fill="E3EEFB"/>
+          </w:tcPr>
+          <w:p>
+            <w:r>
+              <w:rPr>
+                <w:b/>
+              </w:rPr>
+            </w:r>
+            <w:r>
+              <w:rPr>
+                <w:b/>
+                <w:sz w:val="16"/>
+              </w:rPr>
+              <w:t>Justification</w:t>
+            </w:r>
+          </w:p>
+        </w:tc>
+        <w:tc>
+          <w:tcPr>
+            <w:tcW w:type="dxa" w:w="1872"/>
+            <w:shd w:val="clear" w:color="auto" w:fill="E3EEFB"/>
+          </w:tcPr>
+          <w:p>
+            <w:r>
+              <w:rPr>
+                <w:b/>
+              </w:rPr>
+            </w:r>
+            <w:r>
+              <w:rPr>
+                <w:b/>
+                <w:sz w:val="16"/>
+              </w:rPr>
+              <w:t>Evidence</w:t>
             </w:r>
           </w:p>
         </w:tc>
@@ -3243,43 +4073,71 @@
       <w:tr>
         <w:tc>
           <w:tcPr>
-            <w:tcW w:type="dxa" w:w="3120"/>
-          </w:tcPr>
-          <w:p>
-            <w:r/>
-            <w:r>
-              <w:rPr>
-                <w:sz w:val="16"/>
-              </w:rPr>
-              <w:t>Flagship-tier capability</w:t>
-            </w:r>
-          </w:p>
-        </w:tc>
-        <w:tc>
-          <w:tcPr>
-            <w:tcW w:type="dxa" w:w="3120"/>
-          </w:tcPr>
-          <w:p>
-            <w:r/>
-            <w:r>
-              <w:rPr>
-                <w:sz w:val="16"/>
-              </w:rPr>
-              <w:t>Required by the co-supervisor; small local judges (Gemma-2-2B, Phi-3-mini) were dropped from an earlier plan</w:t>
-            </w:r>
-          </w:p>
-        </w:tc>
-        <w:tc>
-          <w:tcPr>
-            <w:tcW w:type="dxa" w:w="3120"/>
-          </w:tcPr>
-          <w:p>
-            <w:r/>
-            <w:r>
-              <w:rPr>
-                <w:sz w:val="16"/>
-              </w:rPr>
-              <w:t>Zheng et al. (2023): strong LLM judges agree with human preferences over 80% of the time</w:t>
+            <w:tcW w:type="dxa" w:w="1872"/>
+          </w:tcPr>
+          <w:p>
+            <w:r/>
+            <w:r>
+              <w:rPr>
+                <w:sz w:val="16"/>
+              </w:rPr>
+              <w:t>d1 detector</w:t>
+            </w:r>
+          </w:p>
+        </w:tc>
+        <w:tc>
+          <w:tcPr>
+            <w:tcW w:type="dxa" w:w="1872"/>
+          </w:tcPr>
+          <w:p>
+            <w:r/>
+            <w:r>
+              <w:rPr>
+                <w:sz w:val="16"/>
+              </w:rPr>
+              <w:t>Backbone</w:t>
+            </w:r>
+          </w:p>
+        </w:tc>
+        <w:tc>
+          <w:tcPr>
+            <w:tcW w:type="dxa" w:w="1872"/>
+          </w:tcPr>
+          <w:p>
+            <w:r/>
+            <w:r>
+              <w:rPr>
+                <w:sz w:val="16"/>
+              </w:rPr>
+              <w:t>RoBERTa-base (125M)</w:t>
+            </w:r>
+          </w:p>
+        </w:tc>
+        <w:tc>
+          <w:tcPr>
+            <w:tcW w:type="dxa" w:w="1872"/>
+          </w:tcPr>
+          <w:p>
+            <w:r/>
+            <w:r>
+              <w:rPr>
+                <w:sz w:val="16"/>
+              </w:rPr>
+              <w:t>Highest top-5 accuracy (85.0%) of the base-size encoders at equal top-1; RoBERTa-large adds 2.9 pp but has 2.8x the parameters, 7.4x the training time and gives no reply gain</w:t>
+            </w:r>
+          </w:p>
+        </w:tc>
+        <w:tc>
+          <w:tcPr>
+            <w:tcW w:type="dxa" w:w="1872"/>
+          </w:tcPr>
+          <w:p>
+            <w:r/>
+            <w:r>
+              <w:rPr>
+                <w:sz w:val="16"/>
+              </w:rPr>
+              <w:t>Our measurement (Tables 4.5, 5.16, 5.25)</w:t>
             </w:r>
           </w:p>
         </w:tc>
@@ -3287,43 +4145,71 @@
       <w:tr>
         <w:tc>
           <w:tcPr>
-            <w:tcW w:type="dxa" w:w="3120"/>
-          </w:tcPr>
-          <w:p>
-            <w:r/>
-            <w:r>
-              <w:rPr>
-                <w:sz w:val="16"/>
-              </w:rPr>
-              <w:t>Different developers, none related to our models</w:t>
-            </w:r>
-          </w:p>
-        </w:tc>
-        <w:tc>
-          <w:tcPr>
-            <w:tcW w:type="dxa" w:w="3120"/>
-          </w:tcPr>
-          <w:p>
-            <w:r/>
-            <w:r>
-              <w:rPr>
-                <w:sz w:val="16"/>
-              </w:rPr>
-              <w:t>No judge shares a family with the generator (Phi, Microsoft) or the baselines (Qwen, Alibaba)</w:t>
-            </w:r>
-          </w:p>
-        </w:tc>
-        <w:tc>
-          <w:tcPr>
-            <w:tcW w:type="dxa" w:w="3120"/>
-          </w:tcPr>
-          <w:p>
-            <w:r/>
-            <w:r>
-              <w:rPr>
-                <w:sz w:val="16"/>
-              </w:rPr>
-              <w:t>Panickssery et al. (2024): LLM evaluators recognise and favour their own generations</w:t>
+            <w:tcW w:type="dxa" w:w="1872"/>
+          </w:tcPr>
+          <w:p>
+            <w:r/>
+            <w:r>
+              <w:rPr>
+                <w:sz w:val="16"/>
+              </w:rPr>
+              <w:t>d1 detector</w:t>
+            </w:r>
+          </w:p>
+        </w:tc>
+        <w:tc>
+          <w:tcPr>
+            <w:tcW w:type="dxa" w:w="1872"/>
+          </w:tcPr>
+          <w:p>
+            <w:r/>
+            <w:r>
+              <w:rPr>
+                <w:sz w:val="16"/>
+              </w:rPr>
+              <w:t>Training input</w:t>
+            </w:r>
+          </w:p>
+        </w:tc>
+        <w:tc>
+          <w:tcPr>
+            <w:tcW w:type="dxa" w:w="1872"/>
+          </w:tcPr>
+          <w:p>
+            <w:r/>
+            <w:r>
+              <w:rPr>
+                <w:sz w:val="16"/>
+              </w:rPr>
+              <w:t>First user utterance</w:t>
+            </w:r>
+          </w:p>
+        </w:tc>
+        <w:tc>
+          <w:tcPr>
+            <w:tcW w:type="dxa" w:w="1872"/>
+          </w:tcPr>
+          <w:p>
+            <w:r/>
+            <w:r>
+              <w:rPr>
+                <w:sz w:val="16"/>
+              </w:rPr>
+              <w:t>A detector trained on situation descriptions fell from 56.9% to 48.2% on the user messages it actually receives</w:t>
+            </w:r>
+          </w:p>
+        </w:tc>
+        <w:tc>
+          <w:tcPr>
+            <w:tcW w:type="dxa" w:w="1872"/>
+          </w:tcPr>
+          <w:p>
+            <w:r/>
+            <w:r>
+              <w:rPr>
+                <w:sz w:val="16"/>
+              </w:rPr>
+              <w:t>Our measurement (Table 4.4)</w:t>
             </w:r>
           </w:p>
         </w:tc>
@@ -3331,43 +4217,71 @@
       <w:tr>
         <w:tc>
           <w:tcPr>
-            <w:tcW w:type="dxa" w:w="3120"/>
-          </w:tcPr>
-          <w:p>
-            <w:r/>
-            <w:r>
-              <w:rPr>
-                <w:sz w:val="16"/>
-              </w:rPr>
-              <w:t>A panel instead of one judge</w:t>
-            </w:r>
-          </w:p>
-        </w:tc>
-        <w:tc>
-          <w:tcPr>
-            <w:tcW w:type="dxa" w:w="3120"/>
-          </w:tcPr>
-          <w:p>
-            <w:r/>
-            <w:r>
-              <w:rPr>
-                <w:sz w:val="16"/>
-              </w:rPr>
-              <w:t>Scores averaged over the two judges that scored every system</w:t>
-            </w:r>
-          </w:p>
-        </w:tc>
-        <w:tc>
-          <w:tcPr>
-            <w:tcW w:type="dxa" w:w="3120"/>
-          </w:tcPr>
-          <w:p>
-            <w:r/>
-            <w:r>
-              <w:rPr>
-                <w:sz w:val="16"/>
-              </w:rPr>
-              <w:t>Verga et al. (2024): a panel from disjoint model families shows less intra-model bias than one large judge</w:t>
+            <w:tcW w:type="dxa" w:w="1872"/>
+          </w:tcPr>
+          <w:p>
+            <w:r/>
+            <w:r>
+              <w:rPr>
+                <w:sz w:val="16"/>
+              </w:rPr>
+              <w:t>d1 detector</w:t>
+            </w:r>
+          </w:p>
+        </w:tc>
+        <w:tc>
+          <w:tcPr>
+            <w:tcW w:type="dxa" w:w="1872"/>
+          </w:tcPr>
+          <w:p>
+            <w:r/>
+            <w:r>
+              <w:rPr>
+                <w:sz w:val="16"/>
+              </w:rPr>
+              <w:t>Maximum input length</w:t>
+            </w:r>
+          </w:p>
+        </w:tc>
+        <w:tc>
+          <w:tcPr>
+            <w:tcW w:type="dxa" w:w="1872"/>
+          </w:tcPr>
+          <w:p>
+            <w:r/>
+            <w:r>
+              <w:rPr>
+                <w:sz w:val="16"/>
+              </w:rPr>
+              <w:t>128 tokens</w:t>
+            </w:r>
+          </w:p>
+        </w:tc>
+        <w:tc>
+          <w:tcPr>
+            <w:tcW w:type="dxa" w:w="1872"/>
+          </w:tcPr>
+          <w:p>
+            <w:r/>
+            <w:r>
+              <w:rPr>
+                <w:sz w:val="16"/>
+              </w:rPr>
+              <w:t>99.7% of training first utterances fit (mean 46.5 tokens)</w:t>
+            </w:r>
+          </w:p>
+        </w:tc>
+        <w:tc>
+          <w:tcPr>
+            <w:tcW w:type="dxa" w:w="1872"/>
+          </w:tcPr>
+          <w:p>
+            <w:r/>
+            <w:r>
+              <w:rPr>
+                <w:sz w:val="16"/>
+              </w:rPr>
+              <w:t>Our measurement</w:t>
             </w:r>
           </w:p>
         </w:tc>
@@ -3375,43 +4289,71 @@
       <w:tr>
         <w:tc>
           <w:tcPr>
-            <w:tcW w:type="dxa" w:w="3120"/>
-          </w:tcPr>
-          <w:p>
-            <w:r/>
-            <w:r>
-              <w:rPr>
-                <w:sz w:val="16"/>
-              </w:rPr>
-              <w:t>Same judges for every system</w:t>
-            </w:r>
-          </w:p>
-        </w:tc>
-        <w:tc>
-          <w:tcPr>
-            <w:tcW w:type="dxa" w:w="3120"/>
-          </w:tcPr>
-          <w:p>
-            <w:r/>
-            <w:r>
-              <w:rPr>
-                <w:sz w:val="16"/>
-              </w:rPr>
-              <w:t>Both judges scored all 512 replies of all judged systems</w:t>
-            </w:r>
-          </w:p>
-        </w:tc>
-        <w:tc>
-          <w:tcPr>
-            <w:tcW w:type="dxa" w:w="3120"/>
-          </w:tcPr>
-          <w:p>
-            <w:r/>
-            <w:r>
-              <w:rPr>
-                <w:sz w:val="16"/>
-              </w:rPr>
-              <w:t>Mixing judge sets across systems would make the scores incomparable</w:t>
+            <w:tcW w:type="dxa" w:w="1872"/>
+          </w:tcPr>
+          <w:p>
+            <w:r/>
+            <w:r>
+              <w:rPr>
+                <w:sz w:val="16"/>
+              </w:rPr>
+              <w:t>d1 detector</w:t>
+            </w:r>
+          </w:p>
+        </w:tc>
+        <w:tc>
+          <w:tcPr>
+            <w:tcW w:type="dxa" w:w="1872"/>
+          </w:tcPr>
+          <w:p>
+            <w:r/>
+            <w:r>
+              <w:rPr>
+                <w:sz w:val="16"/>
+              </w:rPr>
+              <w:t>Learning rate</w:t>
+            </w:r>
+          </w:p>
+        </w:tc>
+        <w:tc>
+          <w:tcPr>
+            <w:tcW w:type="dxa" w:w="1872"/>
+          </w:tcPr>
+          <w:p>
+            <w:r/>
+            <w:r>
+              <w:rPr>
+                <w:sz w:val="16"/>
+              </w:rPr>
+              <w:t>2e-5</w:t>
+            </w:r>
+          </w:p>
+        </w:tc>
+        <w:tc>
+          <w:tcPr>
+            <w:tcW w:type="dxa" w:w="1872"/>
+          </w:tcPr>
+          <w:p>
+            <w:r/>
+            <w:r>
+              <w:rPr>
+                <w:sz w:val="16"/>
+              </w:rPr>
+              <w:t>Inside the fine-tuning ranges recommended for BERT (2e-5 to 5e-5) and used for RoBERTa (1e-5 to 3e-5)</w:t>
+            </w:r>
+          </w:p>
+        </w:tc>
+        <w:tc>
+          <w:tcPr>
+            <w:tcW w:type="dxa" w:w="1872"/>
+          </w:tcPr>
+          <w:p>
+            <w:r/>
+            <w:r>
+              <w:rPr>
+                <w:sz w:val="16"/>
+              </w:rPr>
+              <w:t>Devlin et al. (2019); Liu et al. (2019)</w:t>
             </w:r>
           </w:p>
         </w:tc>
@@ -3419,43 +4361,71 @@
       <w:tr>
         <w:tc>
           <w:tcPr>
-            <w:tcW w:type="dxa" w:w="3120"/>
-          </w:tcPr>
-          <w:p>
-            <w:r/>
-            <w:r>
-              <w:rPr>
-                <w:sz w:val="16"/>
-              </w:rPr>
-              <w:t>Blind scoring</w:t>
-            </w:r>
-          </w:p>
-        </w:tc>
-        <w:tc>
-          <w:tcPr>
-            <w:tcW w:type="dxa" w:w="3120"/>
-          </w:tcPr>
-          <w:p>
-            <w:r/>
-            <w:r>
-              <w:rPr>
-                <w:sz w:val="16"/>
-              </w:rPr>
-              <w:t>Judges see only the user message and one reply - never the system name or the gold reply</w:t>
-            </w:r>
-          </w:p>
-        </w:tc>
-        <w:tc>
-          <w:tcPr>
-            <w:tcW w:type="dxa" w:w="3120"/>
-          </w:tcPr>
-          <w:p>
-            <w:r/>
-            <w:r>
-              <w:rPr>
-                <w:sz w:val="16"/>
-              </w:rPr>
-              <w:t>Removes identity bias and any reward for word overlap with a reference reply</w:t>
+            <w:tcW w:type="dxa" w:w="1872"/>
+          </w:tcPr>
+          <w:p>
+            <w:r/>
+            <w:r>
+              <w:rPr>
+                <w:sz w:val="16"/>
+              </w:rPr>
+              <w:t>d1 detector</w:t>
+            </w:r>
+          </w:p>
+        </w:tc>
+        <w:tc>
+          <w:tcPr>
+            <w:tcW w:type="dxa" w:w="1872"/>
+          </w:tcPr>
+          <w:p>
+            <w:r/>
+            <w:r>
+              <w:rPr>
+                <w:sz w:val="16"/>
+              </w:rPr>
+              <w:t>Effective batch size</w:t>
+            </w:r>
+          </w:p>
+        </w:tc>
+        <w:tc>
+          <w:tcPr>
+            <w:tcW w:type="dxa" w:w="1872"/>
+          </w:tcPr>
+          <w:p>
+            <w:r/>
+            <w:r>
+              <w:rPr>
+                <w:sz w:val="16"/>
+              </w:rPr>
+              <w:t>16 (8 per step x 2 accumulation)</w:t>
+            </w:r>
+          </w:p>
+        </w:tc>
+        <w:tc>
+          <w:tcPr>
+            <w:tcW w:type="dxa" w:w="1872"/>
+          </w:tcPr>
+          <w:p>
+            <w:r/>
+            <w:r>
+              <w:rPr>
+                <w:sz w:val="16"/>
+              </w:rPr>
+              <w:t>Batch size recommended for BERT/RoBERTa fine-tuning; 8 per step fits in 8 GB</w:t>
+            </w:r>
+          </w:p>
+        </w:tc>
+        <w:tc>
+          <w:tcPr>
+            <w:tcW w:type="dxa" w:w="1872"/>
+          </w:tcPr>
+          <w:p>
+            <w:r/>
+            <w:r>
+              <w:rPr>
+                <w:sz w:val="16"/>
+              </w:rPr>
+              <w:t>Devlin et al. (2019); Liu et al. (2019); hardware limit</w:t>
             </w:r>
           </w:p>
         </w:tc>
@@ -3463,43 +4433,71 @@
       <w:tr>
         <w:tc>
           <w:tcPr>
-            <w:tcW w:type="dxa" w:w="3120"/>
-          </w:tcPr>
-          <w:p>
-            <w:r/>
-            <w:r>
-              <w:rPr>
-                <w:sz w:val="16"/>
-              </w:rPr>
-              <w:t>Anchored rubric, deterministic output</w:t>
-            </w:r>
-          </w:p>
-        </w:tc>
-        <w:tc>
-          <w:tcPr>
-            <w:tcW w:type="dxa" w:w="3120"/>
-          </w:tcPr>
-          <w:p>
-            <w:r/>
-            <w:r>
-              <w:rPr>
-                <w:sz w:val="16"/>
-              </w:rPr>
-              <w:t>1-3 / 4-6 / 7-10 anchors for empathy, relevance and safety; temperature 0; JSON-only answer</w:t>
-            </w:r>
-          </w:p>
-        </w:tc>
-        <w:tc>
-          <w:tcPr>
-            <w:tcW w:type="dxa" w:w="3120"/>
-          </w:tcPr>
-          <w:p>
-            <w:r/>
-            <w:r>
-              <w:rPr>
-                <w:sz w:val="16"/>
-              </w:rPr>
-              <w:t>Anchors keep judges on the same scale; temperature 0 removes sampling noise</w:t>
+            <w:tcW w:type="dxa" w:w="1872"/>
+          </w:tcPr>
+          <w:p>
+            <w:r/>
+            <w:r>
+              <w:rPr>
+                <w:sz w:val="16"/>
+              </w:rPr>
+              <w:t>d1 detector</w:t>
+            </w:r>
+          </w:p>
+        </w:tc>
+        <w:tc>
+          <w:tcPr>
+            <w:tcW w:type="dxa" w:w="1872"/>
+          </w:tcPr>
+          <w:p>
+            <w:r/>
+            <w:r>
+              <w:rPr>
+                <w:sz w:val="16"/>
+              </w:rPr>
+              <w:t>Epochs and selection</w:t>
+            </w:r>
+          </w:p>
+        </w:tc>
+        <w:tc>
+          <w:tcPr>
+            <w:tcW w:type="dxa" w:w="1872"/>
+          </w:tcPr>
+          <w:p>
+            <w:r/>
+            <w:r>
+              <w:rPr>
+                <w:sz w:val="16"/>
+              </w:rPr>
+              <w:t>Up to 4, early stopping (patience 1), best checkpoint by validation accuracy</w:t>
+            </w:r>
+          </w:p>
+        </w:tc>
+        <w:tc>
+          <w:tcPr>
+            <w:tcW w:type="dxa" w:w="1872"/>
+          </w:tcPr>
+          <w:p>
+            <w:r/>
+            <w:r>
+              <w:rPr>
+                <w:sz w:val="16"/>
+              </w:rPr>
+              <w:t>BERT recommends 2-4 fine-tuning epochs; keeping the best validation checkpoint prevents over-fitting</w:t>
+            </w:r>
+          </w:p>
+        </w:tc>
+        <w:tc>
+          <w:tcPr>
+            <w:tcW w:type="dxa" w:w="1872"/>
+          </w:tcPr>
+          <w:p>
+            <w:r/>
+            <w:r>
+              <w:rPr>
+                <w:sz w:val="16"/>
+              </w:rPr>
+              <w:t>Devlin et al. (2019)</w:t>
             </w:r>
           </w:p>
         </w:tc>
@@ -3507,43 +4505,71 @@
       <w:tr>
         <w:tc>
           <w:tcPr>
-            <w:tcW w:type="dxa" w:w="3120"/>
-          </w:tcPr>
-          <w:p>
-            <w:r/>
-            <w:r>
-              <w:rPr>
-                <w:sz w:val="16"/>
-              </w:rPr>
-              <w:t>Free API access</w:t>
-            </w:r>
-          </w:p>
-        </w:tc>
-        <w:tc>
-          <w:tcPr>
-            <w:tcW w:type="dxa" w:w="3120"/>
-          </w:tcPr>
-          <w:p>
-            <w:r/>
-            <w:r>
-              <w:rPr>
-                <w:sz w:val="16"/>
-              </w:rPr>
-              <w:t>No GPU needed, so non-coding teammates could run the judging</w:t>
-            </w:r>
-          </w:p>
-        </w:tc>
-        <w:tc>
-          <w:tcPr>
-            <w:tcW w:type="dxa" w:w="3120"/>
-          </w:tcPr>
-          <w:p>
-            <w:r/>
-            <w:r>
-              <w:rPr>
-                <w:sz w:val="16"/>
-              </w:rPr>
-              <w:t>Project resource constraint (Section 3.8)</w:t>
+            <w:tcW w:type="dxa" w:w="1872"/>
+          </w:tcPr>
+          <w:p>
+            <w:r/>
+            <w:r>
+              <w:rPr>
+                <w:sz w:val="16"/>
+              </w:rPr>
+              <w:t>d1 detector</w:t>
+            </w:r>
+          </w:p>
+        </w:tc>
+        <w:tc>
+          <w:tcPr>
+            <w:tcW w:type="dxa" w:w="1872"/>
+          </w:tcPr>
+          <w:p>
+            <w:r/>
+            <w:r>
+              <w:rPr>
+                <w:sz w:val="16"/>
+              </w:rPr>
+              <w:t>Warm-up</w:t>
+            </w:r>
+          </w:p>
+        </w:tc>
+        <w:tc>
+          <w:tcPr>
+            <w:tcW w:type="dxa" w:w="1872"/>
+          </w:tcPr>
+          <w:p>
+            <w:r/>
+            <w:r>
+              <w:rPr>
+                <w:sz w:val="16"/>
+              </w:rPr>
+              <w:t>Linear, 6% of steps</w:t>
+            </w:r>
+          </w:p>
+        </w:tc>
+        <w:tc>
+          <w:tcPr>
+            <w:tcW w:type="dxa" w:w="1872"/>
+          </w:tcPr>
+          <w:p>
+            <w:r/>
+            <w:r>
+              <w:rPr>
+                <w:sz w:val="16"/>
+              </w:rPr>
+              <w:t>RoBERTa's fine-tuning setting; without warm-up our RoBERTa-large run diverged to 5.0% accuracy</w:t>
+            </w:r>
+          </w:p>
+        </w:tc>
+        <w:tc>
+          <w:tcPr>
+            <w:tcW w:type="dxa" w:w="1872"/>
+          </w:tcPr>
+          <w:p>
+            <w:r/>
+            <w:r>
+              <w:rPr>
+                <w:sz w:val="16"/>
+              </w:rPr>
+              <w:t>Liu et al. (2019); our observation</w:t>
             </w:r>
           </w:p>
         </w:tc>
@@ -3551,43 +4577,2441 @@
       <w:tr>
         <w:tc>
           <w:tcPr>
-            <w:tcW w:type="dxa" w:w="3120"/>
-          </w:tcPr>
-          <w:p>
-            <w:r/>
-            <w:r>
-              <w:rPr>
-                <w:sz w:val="16"/>
-              </w:rPr>
-              <w:t>Documented replacements</w:t>
-            </w:r>
-          </w:p>
-        </w:tc>
-        <w:tc>
-          <w:tcPr>
-            <w:tcW w:type="dxa" w:w="3120"/>
-          </w:tcPr>
-          <w:p>
-            <w:r/>
-            <w:r>
-              <w:rPr>
-                <w:sz w:val="16"/>
-              </w:rPr>
-              <w:t>Gemini (repeated quota failures), DeepSeek (retired on GitHub Models, removed from OpenRouter free tier), Llama 3.3 70B (decommissioned on Groq), Mistral Large (subscription tier)</w:t>
-            </w:r>
-          </w:p>
-        </w:tc>
-        <w:tc>
-          <w:tcPr>
-            <w:tcW w:type="dxa" w:w="3120"/>
-          </w:tcPr>
-          <w:p>
-            <w:r/>
-            <w:r>
-              <w:rPr>
-                <w:sz w:val="16"/>
-              </w:rPr>
-              <w:t>See risk R7 in Section 3.7</w:t>
+            <w:tcW w:type="dxa" w:w="1872"/>
+          </w:tcPr>
+          <w:p>
+            <w:r/>
+            <w:r>
+              <w:rPr>
+                <w:sz w:val="16"/>
+              </w:rPr>
+              <w:t>d1 detector</w:t>
+            </w:r>
+          </w:p>
+        </w:tc>
+        <w:tc>
+          <w:tcPr>
+            <w:tcW w:type="dxa" w:w="1872"/>
+          </w:tcPr>
+          <w:p>
+            <w:r/>
+            <w:r>
+              <w:rPr>
+                <w:sz w:val="16"/>
+              </w:rPr>
+              <w:t>Weight decay / gradient clipping</w:t>
+            </w:r>
+          </w:p>
+        </w:tc>
+        <w:tc>
+          <w:tcPr>
+            <w:tcW w:type="dxa" w:w="1872"/>
+          </w:tcPr>
+          <w:p>
+            <w:r/>
+            <w:r>
+              <w:rPr>
+                <w:sz w:val="16"/>
+              </w:rPr>
+              <w:t>0.01 / 1.0</w:t>
+            </w:r>
+          </w:p>
+        </w:tc>
+        <w:tc>
+          <w:tcPr>
+            <w:tcW w:type="dxa" w:w="1872"/>
+          </w:tcPr>
+          <w:p>
+            <w:r/>
+            <w:r>
+              <w:rPr>
+                <w:sz w:val="16"/>
+              </w:rPr>
+              <w:t>Weight decay as used for BERT; clipping at 1.0 is the Transformers default and keeps updates stable</w:t>
+            </w:r>
+          </w:p>
+        </w:tc>
+        <w:tc>
+          <w:tcPr>
+            <w:tcW w:type="dxa" w:w="1872"/>
+          </w:tcPr>
+          <w:p>
+            <w:r/>
+            <w:r>
+              <w:rPr>
+                <w:sz w:val="16"/>
+              </w:rPr>
+              <w:t>Devlin et al. (2019); library default</w:t>
+            </w:r>
+          </w:p>
+        </w:tc>
+      </w:tr>
+      <w:tr>
+        <w:tc>
+          <w:tcPr>
+            <w:tcW w:type="dxa" w:w="1872"/>
+          </w:tcPr>
+          <w:p>
+            <w:r/>
+            <w:r>
+              <w:rPr>
+                <w:sz w:val="16"/>
+              </w:rPr>
+              <w:t>d1 detector</w:t>
+            </w:r>
+          </w:p>
+        </w:tc>
+        <w:tc>
+          <w:tcPr>
+            <w:tcW w:type="dxa" w:w="1872"/>
+          </w:tcPr>
+          <w:p>
+            <w:r/>
+            <w:r>
+              <w:rPr>
+                <w:sz w:val="16"/>
+              </w:rPr>
+              <w:t>Precision / seed</w:t>
+            </w:r>
+          </w:p>
+        </w:tc>
+        <w:tc>
+          <w:tcPr>
+            <w:tcW w:type="dxa" w:w="1872"/>
+          </w:tcPr>
+          <w:p>
+            <w:r/>
+            <w:r>
+              <w:rPr>
+                <w:sz w:val="16"/>
+              </w:rPr>
+              <w:t>fp16 mixed precision / 42</w:t>
+            </w:r>
+          </w:p>
+        </w:tc>
+        <w:tc>
+          <w:tcPr>
+            <w:tcW w:type="dxa" w:w="1872"/>
+          </w:tcPr>
+          <w:p>
+            <w:r/>
+            <w:r>
+              <w:rPr>
+                <w:sz w:val="16"/>
+              </w:rPr>
+              <w:t>Fits the 8 GB GPU and trains faster; fixed seed for reproducibility</w:t>
+            </w:r>
+          </w:p>
+        </w:tc>
+        <w:tc>
+          <w:tcPr>
+            <w:tcW w:type="dxa" w:w="1872"/>
+          </w:tcPr>
+          <w:p>
+            <w:r/>
+            <w:r>
+              <w:rPr>
+                <w:sz w:val="16"/>
+              </w:rPr>
+              <w:t>Hardware limit; convention</w:t>
+            </w:r>
+          </w:p>
+        </w:tc>
+      </w:tr>
+      <w:tr>
+        <w:tc>
+          <w:tcPr>
+            <w:tcW w:type="dxa" w:w="1872"/>
+          </w:tcPr>
+          <w:p>
+            <w:r/>
+            <w:r>
+              <w:rPr>
+                <w:sz w:val="16"/>
+              </w:rPr>
+              <w:t>d1 detector (comparison only)</w:t>
+            </w:r>
+          </w:p>
+        </w:tc>
+        <w:tc>
+          <w:tcPr>
+            <w:tcW w:type="dxa" w:w="1872"/>
+          </w:tcPr>
+          <w:p>
+            <w:r/>
+            <w:r>
+              <w:rPr>
+                <w:sz w:val="16"/>
+              </w:rPr>
+              <w:t>RoBERTa-large learning rate / batch</w:t>
+            </w:r>
+          </w:p>
+        </w:tc>
+        <w:tc>
+          <w:tcPr>
+            <w:tcW w:type="dxa" w:w="1872"/>
+          </w:tcPr>
+          <w:p>
+            <w:r/>
+            <w:r>
+              <w:rPr>
+                <w:sz w:val="16"/>
+              </w:rPr>
+              <w:t>1e-5 / 4</w:t>
+            </w:r>
+          </w:p>
+        </w:tc>
+        <w:tc>
+          <w:tcPr>
+            <w:tcW w:type="dxa" w:w="1872"/>
+          </w:tcPr>
+          <w:p>
+            <w:r/>
+            <w:r>
+              <w:rPr>
+                <w:sz w:val="16"/>
+              </w:rPr>
+              <w:t>The base settings diverged; 1e-5 is the lowest value of RoBERTa's fine-tuning range and batch 4 fits in memory</w:t>
+            </w:r>
+          </w:p>
+        </w:tc>
+        <w:tc>
+          <w:tcPr>
+            <w:tcW w:type="dxa" w:w="1872"/>
+          </w:tcPr>
+          <w:p>
+            <w:r/>
+            <w:r>
+              <w:rPr>
+                <w:sz w:val="16"/>
+              </w:rPr>
+              <w:t>Liu et al. (2019); our observation</w:t>
+            </w:r>
+          </w:p>
+        </w:tc>
+      </w:tr>
+      <w:tr>
+        <w:tc>
+          <w:tcPr>
+            <w:tcW w:type="dxa" w:w="1872"/>
+          </w:tcPr>
+          <w:p>
+            <w:r/>
+            <w:r>
+              <w:rPr>
+                <w:sz w:val="16"/>
+              </w:rPr>
+              <w:t>Two-stage selection</w:t>
+            </w:r>
+          </w:p>
+        </w:tc>
+        <w:tc>
+          <w:tcPr>
+            <w:tcW w:type="dxa" w:w="1872"/>
+          </w:tcPr>
+          <w:p>
+            <w:r/>
+            <w:r>
+              <w:rPr>
+                <w:sz w:val="16"/>
+              </w:rPr>
+              <w:t>Candidates passed to d2</w:t>
+            </w:r>
+          </w:p>
+        </w:tc>
+        <w:tc>
+          <w:tcPr>
+            <w:tcW w:type="dxa" w:w="1872"/>
+          </w:tcPr>
+          <w:p>
+            <w:r/>
+            <w:r>
+              <w:rPr>
+                <w:sz w:val="16"/>
+              </w:rPr>
+              <w:t>Top-3 emotions</w:t>
+            </w:r>
+          </w:p>
+        </w:tc>
+        <w:tc>
+          <w:tcPr>
+            <w:tcW w:type="dxa" w:w="1872"/>
+          </w:tcPr>
+          <w:p>
+            <w:r/>
+            <w:r>
+              <w:rPr>
+                <w:sz w:val="16"/>
+              </w:rPr>
+              <w:t>The true emotion is in the top-3 for 76.5% of messages against 50.3% for top-1, and most errors are neighbouring emotions</w:t>
+            </w:r>
+          </w:p>
+        </w:tc>
+        <w:tc>
+          <w:tcPr>
+            <w:tcW w:type="dxa" w:w="1872"/>
+          </w:tcPr>
+          <w:p>
+            <w:r/>
+            <w:r>
+              <w:rPr>
+                <w:sz w:val="16"/>
+              </w:rPr>
+              <w:t>Our measurement (Tables 5.2, 5.4)</w:t>
+            </w:r>
+          </w:p>
+        </w:tc>
+      </w:tr>
+      <w:tr>
+        <w:tc>
+          <w:tcPr>
+            <w:tcW w:type="dxa" w:w="1872"/>
+          </w:tcPr>
+          <w:p>
+            <w:r/>
+            <w:r>
+              <w:rPr>
+                <w:sz w:val="16"/>
+              </w:rPr>
+              <w:t>Two-stage selection</w:t>
+            </w:r>
+          </w:p>
+        </w:tc>
+        <w:tc>
+          <w:tcPr>
+            <w:tcW w:type="dxa" w:w="1872"/>
+          </w:tcPr>
+          <w:p>
+            <w:r/>
+            <w:r>
+              <w:rPr>
+                <w:sz w:val="16"/>
+              </w:rPr>
+              <w:t>Stage-1 decoding</w:t>
+            </w:r>
+          </w:p>
+        </w:tc>
+        <w:tc>
+          <w:tcPr>
+            <w:tcW w:type="dxa" w:w="1872"/>
+          </w:tcPr>
+          <w:p>
+            <w:r/>
+            <w:r>
+              <w:rPr>
+                <w:sz w:val="16"/>
+              </w:rPr>
+              <w:t>Greedy, at most 10 new tokens, fall back to d1 top-1</w:t>
+            </w:r>
+          </w:p>
+        </w:tc>
+        <w:tc>
+          <w:tcPr>
+            <w:tcW w:type="dxa" w:w="1872"/>
+          </w:tcPr>
+          <w:p>
+            <w:r/>
+            <w:r>
+              <w:rPr>
+                <w:sz w:val="16"/>
+              </w:rPr>
+              <w:t>A classification decision should be deterministic; 100% of stage-1 outputs named a valid candidate</w:t>
+            </w:r>
+          </w:p>
+        </w:tc>
+        <w:tc>
+          <w:tcPr>
+            <w:tcW w:type="dxa" w:w="1872"/>
+          </w:tcPr>
+          <w:p>
+            <w:r/>
+            <w:r>
+              <w:rPr>
+                <w:sz w:val="16"/>
+              </w:rPr>
+              <w:t>Our measurement (Table 5.4)</w:t>
+            </w:r>
+          </w:p>
+        </w:tc>
+      </w:tr>
+      <w:tr>
+        <w:tc>
+          <w:tcPr>
+            <w:tcW w:type="dxa" w:w="1872"/>
+          </w:tcPr>
+          <w:p>
+            <w:r/>
+            <w:r>
+              <w:rPr>
+                <w:sz w:val="16"/>
+              </w:rPr>
+              <w:t>Attention cues</w:t>
+            </w:r>
+          </w:p>
+        </w:tc>
+        <w:tc>
+          <w:tcPr>
+            <w:tcW w:type="dxa" w:w="1872"/>
+          </w:tcPr>
+          <w:p>
+            <w:r/>
+            <w:r>
+              <w:rPr>
+                <w:sz w:val="16"/>
+              </w:rPr>
+              <w:t>Attention source</w:t>
+            </w:r>
+          </w:p>
+        </w:tc>
+        <w:tc>
+          <w:tcPr>
+            <w:tcW w:type="dxa" w:w="1872"/>
+          </w:tcPr>
+          <w:p>
+            <w:r/>
+            <w:r>
+              <w:rPr>
+                <w:sz w:val="16"/>
+              </w:rPr>
+              <w:t>Final-layer attention from the [CLS] token, eager attention</w:t>
+            </w:r>
+          </w:p>
+        </w:tc>
+        <w:tc>
+          <w:tcPr>
+            <w:tcW w:type="dxa" w:w="1872"/>
+          </w:tcPr>
+          <w:p>
+            <w:r/>
+            <w:r>
+              <w:rPr>
+                <w:sz w:val="16"/>
+              </w:rPr>
+              <w:t>RoBERTa classifies from [CLS]; the default sdpa attention returns no weights, so eager attention is required</w:t>
+            </w:r>
+          </w:p>
+        </w:tc>
+        <w:tc>
+          <w:tcPr>
+            <w:tcW w:type="dxa" w:w="1872"/>
+          </w:tcPr>
+          <w:p>
+            <w:r/>
+            <w:r>
+              <w:rPr>
+                <w:sz w:val="16"/>
+              </w:rPr>
+              <w:t>Liu et al. (2019); our verification</w:t>
+            </w:r>
+          </w:p>
+        </w:tc>
+      </w:tr>
+      <w:tr>
+        <w:tc>
+          <w:tcPr>
+            <w:tcW w:type="dxa" w:w="1872"/>
+          </w:tcPr>
+          <w:p>
+            <w:r/>
+            <w:r>
+              <w:rPr>
+                <w:sz w:val="16"/>
+              </w:rPr>
+              <w:t>Attention cues</w:t>
+            </w:r>
+          </w:p>
+        </w:tc>
+        <w:tc>
+          <w:tcPr>
+            <w:tcW w:type="dxa" w:w="1872"/>
+          </w:tcPr>
+          <w:p>
+            <w:r/>
+            <w:r>
+              <w:rPr>
+                <w:sz w:val="16"/>
+              </w:rPr>
+              <w:t>Amount</w:t>
+            </w:r>
+          </w:p>
+        </w:tc>
+        <w:tc>
+          <w:tcPr>
+            <w:tcW w:type="dxa" w:w="1872"/>
+          </w:tcPr>
+          <w:p>
+            <w:r/>
+            <w:r>
+              <w:rPr>
+                <w:sz w:val="16"/>
+              </w:rPr>
+              <w:t>Top 40% of tokens, at most 3 phrases</w:t>
+            </w:r>
+          </w:p>
+        </w:tc>
+        <w:tc>
+          <w:tcPr>
+            <w:tcW w:type="dxa" w:w="1872"/>
+          </w:tcPr>
+          <w:p>
+            <w:r/>
+            <w:r>
+              <w:rPr>
+                <w:sz w:val="16"/>
+              </w:rPr>
+              <w:t>Design choice to keep the prompt short; not tuned (listed as a limitation)</w:t>
+            </w:r>
+          </w:p>
+        </w:tc>
+        <w:tc>
+          <w:tcPr>
+            <w:tcW w:type="dxa" w:w="1872"/>
+          </w:tcPr>
+          <w:p>
+            <w:r/>
+            <w:r>
+              <w:rPr>
+                <w:sz w:val="16"/>
+              </w:rPr>
+              <w:t>Design choice</w:t>
+            </w:r>
+          </w:p>
+        </w:tc>
+      </w:tr>
+      <w:tr>
+        <w:tc>
+          <w:tcPr>
+            <w:tcW w:type="dxa" w:w="1872"/>
+          </w:tcPr>
+          <w:p>
+            <w:r/>
+            <w:r>
+              <w:rPr>
+                <w:sz w:val="16"/>
+              </w:rPr>
+              <w:t>d2 generator</w:t>
+            </w:r>
+          </w:p>
+        </w:tc>
+        <w:tc>
+          <w:tcPr>
+            <w:tcW w:type="dxa" w:w="1872"/>
+          </w:tcPr>
+          <w:p>
+            <w:r/>
+            <w:r>
+              <w:rPr>
+                <w:sz w:val="16"/>
+              </w:rPr>
+              <w:t>Model</w:t>
+            </w:r>
+          </w:p>
+        </w:tc>
+        <w:tc>
+          <w:tcPr>
+            <w:tcW w:type="dxa" w:w="1872"/>
+          </w:tcPr>
+          <w:p>
+            <w:r/>
+            <w:r>
+              <w:rPr>
+                <w:sz w:val="16"/>
+              </w:rPr>
+              <w:t>Phi-4-mini-instruct (3.8B)</w:t>
+            </w:r>
+          </w:p>
+        </w:tc>
+        <w:tc>
+          <w:tcPr>
+            <w:tcW w:type="dxa" w:w="1872"/>
+          </w:tcPr>
+          <w:p>
+            <w:r/>
+            <w:r>
+              <w:rPr>
+                <w:sz w:val="16"/>
+              </w:rPr>
+              <w:t>Highest rule adherence in the bake-off with detector and prompt fixed (65.3% vs 57.7% Qwen2.5-1.5B, 22.0% Gemma-3-4B)</w:t>
+            </w:r>
+          </w:p>
+        </w:tc>
+        <w:tc>
+          <w:tcPr>
+            <w:tcW w:type="dxa" w:w="1872"/>
+          </w:tcPr>
+          <w:p>
+            <w:r/>
+            <w:r>
+              <w:rPr>
+                <w:sz w:val="16"/>
+              </w:rPr>
+              <w:t>Our measurement (Table 4.7)</w:t>
+            </w:r>
+          </w:p>
+        </w:tc>
+      </w:tr>
+      <w:tr>
+        <w:tc>
+          <w:tcPr>
+            <w:tcW w:type="dxa" w:w="1872"/>
+          </w:tcPr>
+          <w:p>
+            <w:r/>
+            <w:r>
+              <w:rPr>
+                <w:sz w:val="16"/>
+              </w:rPr>
+              <w:t>d2 generator</w:t>
+            </w:r>
+          </w:p>
+        </w:tc>
+        <w:tc>
+          <w:tcPr>
+            <w:tcW w:type="dxa" w:w="1872"/>
+          </w:tcPr>
+          <w:p>
+            <w:r/>
+            <w:r>
+              <w:rPr>
+                <w:sz w:val="16"/>
+              </w:rPr>
+              <w:t>Quantisation</w:t>
+            </w:r>
+          </w:p>
+        </w:tc>
+        <w:tc>
+          <w:tcPr>
+            <w:tcW w:type="dxa" w:w="1872"/>
+          </w:tcPr>
+          <w:p>
+            <w:r/>
+            <w:r>
+              <w:rPr>
+                <w:sz w:val="16"/>
+              </w:rPr>
+              <w:t>4-bit NF4, double quantisation, fp16 compute</w:t>
+            </w:r>
+          </w:p>
+        </w:tc>
+        <w:tc>
+          <w:tcPr>
+            <w:tcW w:type="dxa" w:w="1872"/>
+          </w:tcPr>
+          <w:p>
+            <w:r/>
+            <w:r>
+              <w:rPr>
+                <w:sz w:val="16"/>
+              </w:rPr>
+              <w:t>NF4 preserves 16-bit quality while cutting memory about fourfold; measured peak use 3.40 GB on the 8 GB GPU</w:t>
+            </w:r>
+          </w:p>
+        </w:tc>
+        <w:tc>
+          <w:tcPr>
+            <w:tcW w:type="dxa" w:w="1872"/>
+          </w:tcPr>
+          <w:p>
+            <w:r/>
+            <w:r>
+              <w:rPr>
+                <w:sz w:val="16"/>
+              </w:rPr>
+              <w:t>Dettmers et al. (2023); our measurement (Table 5.24)</w:t>
+            </w:r>
+          </w:p>
+        </w:tc>
+      </w:tr>
+      <w:tr>
+        <w:tc>
+          <w:tcPr>
+            <w:tcW w:type="dxa" w:w="1872"/>
+          </w:tcPr>
+          <w:p>
+            <w:r/>
+            <w:r>
+              <w:rPr>
+                <w:sz w:val="16"/>
+              </w:rPr>
+              <w:t>d2 generator</w:t>
+            </w:r>
+          </w:p>
+        </w:tc>
+        <w:tc>
+          <w:tcPr>
+            <w:tcW w:type="dxa" w:w="1872"/>
+          </w:tcPr>
+          <w:p>
+            <w:r/>
+            <w:r>
+              <w:rPr>
+                <w:sz w:val="16"/>
+              </w:rPr>
+              <w:t>Temperature</w:t>
+            </w:r>
+          </w:p>
+        </w:tc>
+        <w:tc>
+          <w:tcPr>
+            <w:tcW w:type="dxa" w:w="1872"/>
+          </w:tcPr>
+          <w:p>
+            <w:r/>
+            <w:r>
+              <w:rPr>
+                <w:sz w:val="16"/>
+              </w:rPr>
+              <w:t>0.7</w:t>
+            </w:r>
+          </w:p>
+        </w:tc>
+        <w:tc>
+          <w:tcPr>
+            <w:tcW w:type="dxa" w:w="1872"/>
+          </w:tcPr>
+          <w:p>
+            <w:r/>
+            <w:r>
+              <w:rPr>
+                <w:sz w:val="16"/>
+              </w:rPr>
+              <w:t>The developer's default for Qwen2.5-Instruct; identical for every system so differences come from design, not decoding</w:t>
+            </w:r>
+          </w:p>
+        </w:tc>
+        <w:tc>
+          <w:tcPr>
+            <w:tcW w:type="dxa" w:w="1872"/>
+          </w:tcPr>
+          <w:p>
+            <w:r/>
+            <w:r>
+              <w:rPr>
+                <w:sz w:val="16"/>
+              </w:rPr>
+              <w:t>Qwen2.5 generation_config; fairness</w:t>
+            </w:r>
+          </w:p>
+        </w:tc>
+      </w:tr>
+      <w:tr>
+        <w:tc>
+          <w:tcPr>
+            <w:tcW w:type="dxa" w:w="1872"/>
+          </w:tcPr>
+          <w:p>
+            <w:r/>
+            <w:r>
+              <w:rPr>
+                <w:sz w:val="16"/>
+              </w:rPr>
+              <w:t>d2 generator</w:t>
+            </w:r>
+          </w:p>
+        </w:tc>
+        <w:tc>
+          <w:tcPr>
+            <w:tcW w:type="dxa" w:w="1872"/>
+          </w:tcPr>
+          <w:p>
+            <w:r/>
+            <w:r>
+              <w:rPr>
+                <w:sz w:val="16"/>
+              </w:rPr>
+              <w:t>Top-p (nucleus sampling)</w:t>
+            </w:r>
+          </w:p>
+        </w:tc>
+        <w:tc>
+          <w:tcPr>
+            <w:tcW w:type="dxa" w:w="1872"/>
+          </w:tcPr>
+          <w:p>
+            <w:r/>
+            <w:r>
+              <w:rPr>
+                <w:sz w:val="16"/>
+              </w:rPr>
+              <w:t>0.9</w:t>
+            </w:r>
+          </w:p>
+        </w:tc>
+        <w:tc>
+          <w:tcPr>
+            <w:tcW w:type="dxa" w:w="1872"/>
+          </w:tcPr>
+          <w:p>
+            <w:r/>
+            <w:r>
+              <w:rPr>
+                <w:sz w:val="16"/>
+              </w:rPr>
+              <w:t>Nucleus sampling avoids the repetitive, degenerate text of pure greedy or beam decoding; identical for every system</w:t>
+            </w:r>
+          </w:p>
+        </w:tc>
+        <w:tc>
+          <w:tcPr>
+            <w:tcW w:type="dxa" w:w="1872"/>
+          </w:tcPr>
+          <w:p>
+            <w:r/>
+            <w:r>
+              <w:rPr>
+                <w:sz w:val="16"/>
+              </w:rPr>
+              <w:t>Holtzman et al. (2020)</w:t>
+            </w:r>
+          </w:p>
+        </w:tc>
+      </w:tr>
+      <w:tr>
+        <w:tc>
+          <w:tcPr>
+            <w:tcW w:type="dxa" w:w="1872"/>
+          </w:tcPr>
+          <w:p>
+            <w:r/>
+            <w:r>
+              <w:rPr>
+                <w:sz w:val="16"/>
+              </w:rPr>
+              <w:t>d2 generator</w:t>
+            </w:r>
+          </w:p>
+        </w:tc>
+        <w:tc>
+          <w:tcPr>
+            <w:tcW w:type="dxa" w:w="1872"/>
+          </w:tcPr>
+          <w:p>
+            <w:r/>
+            <w:r>
+              <w:rPr>
+                <w:sz w:val="16"/>
+              </w:rPr>
+              <w:t>Maximum new tokens</w:t>
+            </w:r>
+          </w:p>
+        </w:tc>
+        <w:tc>
+          <w:tcPr>
+            <w:tcW w:type="dxa" w:w="1872"/>
+          </w:tcPr>
+          <w:p>
+            <w:r/>
+            <w:r>
+              <w:rPr>
+                <w:sz w:val="16"/>
+              </w:rPr>
+              <w:t>250</w:t>
+            </w:r>
+          </w:p>
+        </w:tc>
+        <w:tc>
+          <w:tcPr>
+            <w:tcW w:type="dxa" w:w="1872"/>
+          </w:tcPr>
+          <w:p>
+            <w:r/>
+            <w:r>
+              <w:rPr>
+                <w:sz w:val="16"/>
+              </w:rPr>
+              <w:t>The prompt asks for under 100 words (about 130 tokens); the longest final reply is 119 tokens, so no reply is cut off</w:t>
+            </w:r>
+          </w:p>
+        </w:tc>
+        <w:tc>
+          <w:tcPr>
+            <w:tcW w:type="dxa" w:w="1872"/>
+          </w:tcPr>
+          <w:p>
+            <w:r/>
+            <w:r>
+              <w:rPr>
+                <w:sz w:val="16"/>
+              </w:rPr>
+              <w:t>Our measurement</w:t>
+            </w:r>
+          </w:p>
+        </w:tc>
+      </w:tr>
+      <w:tr>
+        <w:tc>
+          <w:tcPr>
+            <w:tcW w:type="dxa" w:w="1872"/>
+          </w:tcPr>
+          <w:p>
+            <w:r/>
+            <w:r>
+              <w:rPr>
+                <w:sz w:val="16"/>
+              </w:rPr>
+              <w:t>d2 generator</w:t>
+            </w:r>
+          </w:p>
+        </w:tc>
+        <w:tc>
+          <w:tcPr>
+            <w:tcW w:type="dxa" w:w="1872"/>
+          </w:tcPr>
+          <w:p>
+            <w:r/>
+            <w:r>
+              <w:rPr>
+                <w:sz w:val="16"/>
+              </w:rPr>
+              <w:t>Word limit</w:t>
+            </w:r>
+          </w:p>
+        </w:tc>
+        <w:tc>
+          <w:tcPr>
+            <w:tcW w:type="dxa" w:w="1872"/>
+          </w:tcPr>
+          <w:p>
+            <w:r/>
+            <w:r>
+              <w:rPr>
+                <w:sz w:val="16"/>
+              </w:rPr>
+              <w:t>Under 100 words in the prompt, scored at 120</w:t>
+            </w:r>
+          </w:p>
+        </w:tc>
+        <w:tc>
+          <w:tcPr>
+            <w:tcW w:type="dxa" w:w="1872"/>
+          </w:tcPr>
+          <w:p>
+            <w:r/>
+            <w:r>
+              <w:rPr>
+                <w:sz w:val="16"/>
+              </w:rPr>
+              <w:t>Short replies reduce burden on a distressed user; the 20-word margin tolerates small overshoots</w:t>
+            </w:r>
+          </w:p>
+        </w:tc>
+        <w:tc>
+          <w:tcPr>
+            <w:tcW w:type="dxa" w:w="1872"/>
+          </w:tcPr>
+          <w:p>
+            <w:r/>
+            <w:r>
+              <w:rPr>
+                <w:sz w:val="16"/>
+              </w:rPr>
+              <w:t>Design choice</w:t>
+            </w:r>
+          </w:p>
+        </w:tc>
+      </w:tr>
+      <w:tr>
+        <w:tc>
+          <w:tcPr>
+            <w:tcW w:type="dxa" w:w="1872"/>
+          </w:tcPr>
+          <w:p>
+            <w:r/>
+            <w:r>
+              <w:rPr>
+                <w:sz w:val="16"/>
+              </w:rPr>
+              <w:t>d2 generator</w:t>
+            </w:r>
+          </w:p>
+        </w:tc>
+        <w:tc>
+          <w:tcPr>
+            <w:tcW w:type="dxa" w:w="1872"/>
+          </w:tcPr>
+          <w:p>
+            <w:r/>
+            <w:r>
+              <w:rPr>
+                <w:sz w:val="16"/>
+              </w:rPr>
+              <w:t>Repetition penalty</w:t>
+            </w:r>
+          </w:p>
+        </w:tc>
+        <w:tc>
+          <w:tcPr>
+            <w:tcW w:type="dxa" w:w="1872"/>
+          </w:tcPr>
+          <w:p>
+            <w:r/>
+          </w:p>
+        </w:tc>
+        <w:tc>
+          <w:tcPr>
+            <w:tcW w:type="dxa" w:w="1872"/>
+          </w:tcPr>
+          <w:p>
+            <w:r/>
+            <w:r>
+              <w:rPr>
+                <w:sz w:val="16"/>
+              </w:rPr>
+              <w:t>Kept identical for all systems; a penalty of 1.1 is deferred because it would change the judged outputs</w:t>
+            </w:r>
+          </w:p>
+        </w:tc>
+        <w:tc>
+          <w:tcPr>
+            <w:tcW w:type="dxa" w:w="1872"/>
+          </w:tcPr>
+          <w:p>
+            <w:r/>
+            <w:r>
+              <w:rPr>
+                <w:sz w:val="16"/>
+              </w:rPr>
+              <w:t>Fairness; future work</w:t>
+            </w:r>
+          </w:p>
+        </w:tc>
+      </w:tr>
+      <w:tr>
+        <w:tc>
+          <w:tcPr>
+            <w:tcW w:type="dxa" w:w="1872"/>
+          </w:tcPr>
+          <w:p>
+            <w:r/>
+            <w:r>
+              <w:rPr>
+                <w:sz w:val="16"/>
+              </w:rPr>
+              <w:t>Conversational agent</w:t>
+            </w:r>
+          </w:p>
+        </w:tc>
+        <w:tc>
+          <w:tcPr>
+            <w:tcW w:type="dxa" w:w="1872"/>
+          </w:tcPr>
+          <w:p>
+            <w:r/>
+            <w:r>
+              <w:rPr>
+                <w:sz w:val="16"/>
+              </w:rPr>
+              <w:t>d1 context window</w:t>
+            </w:r>
+          </w:p>
+        </w:tc>
+        <w:tc>
+          <w:tcPr>
+            <w:tcW w:type="dxa" w:w="1872"/>
+          </w:tcPr>
+          <w:p>
+            <w:r/>
+            <w:r>
+              <w:rPr>
+                <w:sz w:val="16"/>
+              </w:rPr>
+              <w:t>Last 4 user turns</w:t>
+            </w:r>
+          </w:p>
+        </w:tc>
+        <w:tc>
+          <w:tcPr>
+            <w:tcW w:type="dxa" w:w="1872"/>
+          </w:tcPr>
+          <w:p>
+            <w:r/>
+            <w:r>
+              <w:rPr>
+                <w:sz w:val="16"/>
+              </w:rPr>
+              <w:t>Context matters for emotion recognition in conversation; 4 turns was best or joint best in 3 of 4 long scenarios, 6 turns degraded 2</w:t>
+            </w:r>
+          </w:p>
+        </w:tc>
+        <w:tc>
+          <w:tcPr>
+            <w:tcW w:type="dxa" w:w="1872"/>
+          </w:tcPr>
+          <w:p>
+            <w:r/>
+            <w:r>
+              <w:rPr>
+                <w:sz w:val="16"/>
+              </w:rPr>
+              <w:t>Poria et al. (2019); our scenario tests</w:t>
+            </w:r>
+          </w:p>
+        </w:tc>
+      </w:tr>
+      <w:tr>
+        <w:tc>
+          <w:tcPr>
+            <w:tcW w:type="dxa" w:w="1872"/>
+          </w:tcPr>
+          <w:p>
+            <w:r/>
+            <w:r>
+              <w:rPr>
+                <w:sz w:val="16"/>
+              </w:rPr>
+              <w:t>Conversational agent</w:t>
+            </w:r>
+          </w:p>
+        </w:tc>
+        <w:tc>
+          <w:tcPr>
+            <w:tcW w:type="dxa" w:w="1872"/>
+          </w:tcPr>
+          <w:p>
+            <w:r/>
+            <w:r>
+              <w:rPr>
+                <w:sz w:val="16"/>
+              </w:rPr>
+              <w:t>d2 memory</w:t>
+            </w:r>
+          </w:p>
+        </w:tc>
+        <w:tc>
+          <w:tcPr>
+            <w:tcW w:type="dxa" w:w="1872"/>
+          </w:tcPr>
+          <w:p>
+            <w:r/>
+            <w:r>
+              <w:rPr>
+                <w:sz w:val="16"/>
+              </w:rPr>
+              <w:t>Last 10 exchanges, verbatim</w:t>
+            </w:r>
+          </w:p>
+        </w:tc>
+        <w:tc>
+          <w:tcPr>
+            <w:tcW w:type="dxa" w:w="1872"/>
+          </w:tcPr>
+          <w:p>
+            <w:r/>
+            <w:r>
+              <w:rPr>
+                <w:sz w:val="16"/>
+              </w:rPr>
+              <w:t>Support conversations are short; verbatim history avoids losing emotional detail through summarisation</w:t>
+            </w:r>
+          </w:p>
+        </w:tc>
+        <w:tc>
+          <w:tcPr>
+            <w:tcW w:type="dxa" w:w="1872"/>
+          </w:tcPr>
+          <w:p>
+            <w:r/>
+            <w:r>
+              <w:rPr>
+                <w:sz w:val="16"/>
+              </w:rPr>
+              <w:t>Design choice</w:t>
+            </w:r>
+          </w:p>
+        </w:tc>
+      </w:tr>
+      <w:tr>
+        <w:tc>
+          <w:tcPr>
+            <w:tcW w:type="dxa" w:w="1872"/>
+          </w:tcPr>
+          <w:p>
+            <w:r/>
+            <w:r>
+              <w:rPr>
+                <w:sz w:val="16"/>
+              </w:rPr>
+              <w:t>Conversational agent</w:t>
+            </w:r>
+          </w:p>
+        </w:tc>
+        <w:tc>
+          <w:tcPr>
+            <w:tcW w:type="dxa" w:w="1872"/>
+          </w:tcPr>
+          <w:p>
+            <w:r/>
+            <w:r>
+              <w:rPr>
+                <w:sz w:val="16"/>
+              </w:rPr>
+              <w:t>Question rule</w:t>
+            </w:r>
+          </w:p>
+        </w:tc>
+        <w:tc>
+          <w:tcPr>
+            <w:tcW w:type="dxa" w:w="1872"/>
+          </w:tcPr>
+          <w:p>
+            <w:r/>
+            <w:r>
+              <w:rPr>
+                <w:sz w:val="16"/>
+              </w:rPr>
+              <w:t>Mandatory on turn 1, optional afterwards</w:t>
+            </w:r>
+          </w:p>
+        </w:tc>
+        <w:tc>
+          <w:tcPr>
+            <w:tcW w:type="dxa" w:w="1872"/>
+          </w:tcPr>
+          <w:p>
+            <w:r/>
+            <w:r>
+              <w:rPr>
+                <w:sz w:val="16"/>
+              </w:rPr>
+              <w:t>A question in every reply turns a long conversation into an interrogation; turn 1 keeps the evaluated rules</w:t>
+            </w:r>
+          </w:p>
+        </w:tc>
+        <w:tc>
+          <w:tcPr>
+            <w:tcW w:type="dxa" w:w="1872"/>
+          </w:tcPr>
+          <w:p>
+            <w:r/>
+            <w:r>
+              <w:rPr>
+                <w:sz w:val="16"/>
+              </w:rPr>
+              <w:t>Design choice</w:t>
+            </w:r>
+          </w:p>
+        </w:tc>
+      </w:tr>
+      <w:tr>
+        <w:tc>
+          <w:tcPr>
+            <w:tcW w:type="dxa" w:w="1872"/>
+          </w:tcPr>
+          <w:p>
+            <w:r/>
+            <w:r>
+              <w:rPr>
+                <w:sz w:val="16"/>
+              </w:rPr>
+              <w:t>LoRA baseline</w:t>
+            </w:r>
+          </w:p>
+        </w:tc>
+        <w:tc>
+          <w:tcPr>
+            <w:tcW w:type="dxa" w:w="1872"/>
+          </w:tcPr>
+          <w:p>
+            <w:r/>
+            <w:r>
+              <w:rPr>
+                <w:sz w:val="16"/>
+              </w:rPr>
+              <w:t>Rank / alpha</w:t>
+            </w:r>
+          </w:p>
+        </w:tc>
+        <w:tc>
+          <w:tcPr>
+            <w:tcW w:type="dxa" w:w="1872"/>
+          </w:tcPr>
+          <w:p>
+            <w:r/>
+            <w:r>
+              <w:rPr>
+                <w:sz w:val="16"/>
+              </w:rPr>
+              <w:t>16 / 32</w:t>
+            </w:r>
+          </w:p>
+        </w:tc>
+        <w:tc>
+          <w:tcPr>
+            <w:tcW w:type="dxa" w:w="1872"/>
+          </w:tcPr>
+          <w:p>
+            <w:r/>
+            <w:r>
+              <w:rPr>
+                <w:sz w:val="16"/>
+              </w:rPr>
+              <w:t>Low ranks are sufficient to adapt attention weights; alpha = 2 x rank scales the update</w:t>
+            </w:r>
+          </w:p>
+        </w:tc>
+        <w:tc>
+          <w:tcPr>
+            <w:tcW w:type="dxa" w:w="1872"/>
+          </w:tcPr>
+          <w:p>
+            <w:r/>
+            <w:r>
+              <w:rPr>
+                <w:sz w:val="16"/>
+              </w:rPr>
+              <w:t>Hu et al. (2022)</w:t>
+            </w:r>
+          </w:p>
+        </w:tc>
+      </w:tr>
+      <w:tr>
+        <w:tc>
+          <w:tcPr>
+            <w:tcW w:type="dxa" w:w="1872"/>
+          </w:tcPr>
+          <w:p>
+            <w:r/>
+            <w:r>
+              <w:rPr>
+                <w:sz w:val="16"/>
+              </w:rPr>
+              <w:t>LoRA baseline</w:t>
+            </w:r>
+          </w:p>
+        </w:tc>
+        <w:tc>
+          <w:tcPr>
+            <w:tcW w:type="dxa" w:w="1872"/>
+          </w:tcPr>
+          <w:p>
+            <w:r/>
+            <w:r>
+              <w:rPr>
+                <w:sz w:val="16"/>
+              </w:rPr>
+              <w:t>Target modules</w:t>
+            </w:r>
+          </w:p>
+        </w:tc>
+        <w:tc>
+          <w:tcPr>
+            <w:tcW w:type="dxa" w:w="1872"/>
+          </w:tcPr>
+          <w:p>
+            <w:r/>
+            <w:r>
+              <w:rPr>
+                <w:sz w:val="16"/>
+              </w:rPr>
+              <w:t>q, k, v, o attention projections</w:t>
+            </w:r>
+          </w:p>
+        </w:tc>
+        <w:tc>
+          <w:tcPr>
+            <w:tcW w:type="dxa" w:w="1872"/>
+          </w:tcPr>
+          <w:p>
+            <w:r/>
+            <w:r>
+              <w:rPr>
+                <w:sz w:val="16"/>
+              </w:rPr>
+              <w:t>The weight matrices studied for adaptation in LoRA</w:t>
+            </w:r>
+          </w:p>
+        </w:tc>
+        <w:tc>
+          <w:tcPr>
+            <w:tcW w:type="dxa" w:w="1872"/>
+          </w:tcPr>
+          <w:p>
+            <w:r/>
+            <w:r>
+              <w:rPr>
+                <w:sz w:val="16"/>
+              </w:rPr>
+              <w:t>Hu et al. (2022)</w:t>
+            </w:r>
+          </w:p>
+        </w:tc>
+      </w:tr>
+      <w:tr>
+        <w:tc>
+          <w:tcPr>
+            <w:tcW w:type="dxa" w:w="1872"/>
+          </w:tcPr>
+          <w:p>
+            <w:r/>
+            <w:r>
+              <w:rPr>
+                <w:sz w:val="16"/>
+              </w:rPr>
+              <w:t>LoRA baseline</w:t>
+            </w:r>
+          </w:p>
+        </w:tc>
+        <w:tc>
+          <w:tcPr>
+            <w:tcW w:type="dxa" w:w="1872"/>
+          </w:tcPr>
+          <w:p>
+            <w:r/>
+            <w:r>
+              <w:rPr>
+                <w:sz w:val="16"/>
+              </w:rPr>
+              <w:t>Learning rate / dropout / weight decay</w:t>
+            </w:r>
+          </w:p>
+        </w:tc>
+        <w:tc>
+          <w:tcPr>
+            <w:tcW w:type="dxa" w:w="1872"/>
+          </w:tcPr>
+          <w:p>
+            <w:r/>
+            <w:r>
+              <w:rPr>
+                <w:sz w:val="16"/>
+              </w:rPr>
+              <w:t>2e-4 / 0.1 / 0.01</w:t>
+            </w:r>
+          </w:p>
+        </w:tc>
+        <w:tc>
+          <w:tcPr>
+            <w:tcW w:type="dxa" w:w="1872"/>
+          </w:tcPr>
+          <w:p>
+            <w:r/>
+            <w:r>
+              <w:rPr>
+                <w:sz w:val="16"/>
+              </w:rPr>
+              <w:t>LoRA's GPT-2 settings; QLoRA uses 2e-4 and dropout 0.1 for models up to 13B</w:t>
+            </w:r>
+          </w:p>
+        </w:tc>
+        <w:tc>
+          <w:tcPr>
+            <w:tcW w:type="dxa" w:w="1872"/>
+          </w:tcPr>
+          <w:p>
+            <w:r/>
+            <w:r>
+              <w:rPr>
+                <w:sz w:val="16"/>
+              </w:rPr>
+              <w:t>Hu et al. (2022); Dettmers et al. (2023)</w:t>
+            </w:r>
+          </w:p>
+        </w:tc>
+      </w:tr>
+      <w:tr>
+        <w:tc>
+          <w:tcPr>
+            <w:tcW w:type="dxa" w:w="1872"/>
+          </w:tcPr>
+          <w:p>
+            <w:r/>
+            <w:r>
+              <w:rPr>
+                <w:sz w:val="16"/>
+              </w:rPr>
+              <w:t>LoRA baseline</w:t>
+            </w:r>
+          </w:p>
+        </w:tc>
+        <w:tc>
+          <w:tcPr>
+            <w:tcW w:type="dxa" w:w="1872"/>
+          </w:tcPr>
+          <w:p>
+            <w:r/>
+            <w:r>
+              <w:rPr>
+                <w:sz w:val="16"/>
+              </w:rPr>
+              <w:t>Warm-up / effective batch / optimiser</w:t>
+            </w:r>
+          </w:p>
+        </w:tc>
+        <w:tc>
+          <w:tcPr>
+            <w:tcW w:type="dxa" w:w="1872"/>
+          </w:tcPr>
+          <w:p>
+            <w:r/>
+            <w:r>
+              <w:rPr>
+                <w:sz w:val="16"/>
+              </w:rPr>
+              <w:t>6% linear / 16 (2 x 8) / paged AdamW 32-bit</w:t>
+            </w:r>
+          </w:p>
+        </w:tc>
+        <w:tc>
+          <w:tcPr>
+            <w:tcW w:type="dxa" w:w="1872"/>
+          </w:tcPr>
+          <w:p>
+            <w:r/>
+            <w:r>
+              <w:rPr>
+                <w:sz w:val="16"/>
+              </w:rPr>
+              <w:t>Same warm-up rule as the detector; batch fits 8 GB; paged optimisers avoid memory spikes</w:t>
+            </w:r>
+          </w:p>
+        </w:tc>
+        <w:tc>
+          <w:tcPr>
+            <w:tcW w:type="dxa" w:w="1872"/>
+          </w:tcPr>
+          <w:p>
+            <w:r/>
+            <w:r>
+              <w:rPr>
+                <w:sz w:val="16"/>
+              </w:rPr>
+              <w:t>Liu et al. (2019); Dettmers et al. (2023)</w:t>
+            </w:r>
+          </w:p>
+        </w:tc>
+      </w:tr>
+      <w:tr>
+        <w:tc>
+          <w:tcPr>
+            <w:tcW w:type="dxa" w:w="1872"/>
+          </w:tcPr>
+          <w:p>
+            <w:r/>
+            <w:r>
+              <w:rPr>
+                <w:sz w:val="16"/>
+              </w:rPr>
+              <w:t>LoRA baseline</w:t>
+            </w:r>
+          </w:p>
+        </w:tc>
+        <w:tc>
+          <w:tcPr>
+            <w:tcW w:type="dxa" w:w="1872"/>
+          </w:tcPr>
+          <w:p>
+            <w:r/>
+            <w:r>
+              <w:rPr>
+                <w:sz w:val="16"/>
+              </w:rPr>
+              <w:t>Epochs and selection</w:t>
+            </w:r>
+          </w:p>
+        </w:tc>
+        <w:tc>
+          <w:tcPr>
+            <w:tcW w:type="dxa" w:w="1872"/>
+          </w:tcPr>
+          <w:p>
+            <w:r/>
+            <w:r>
+              <w:rPr>
+                <w:sz w:val="16"/>
+              </w:rPr>
+              <w:t>Up to 3, best epoch by validation loss, early stopping (patience 1)</w:t>
+            </w:r>
+          </w:p>
+        </w:tc>
+        <w:tc>
+          <w:tcPr>
+            <w:tcW w:type="dxa" w:w="1872"/>
+          </w:tcPr>
+          <w:p>
+            <w:r/>
+            <w:r>
+              <w:rPr>
+                <w:sz w:val="16"/>
+              </w:rPr>
+              <w:t>Validation loss rose after epoch 1 (1.4607 to 1.4626), so epoch 1 was kept</w:t>
+            </w:r>
+          </w:p>
+        </w:tc>
+        <w:tc>
+          <w:tcPr>
+            <w:tcW w:type="dxa" w:w="1872"/>
+          </w:tcPr>
+          <w:p>
+            <w:r/>
+            <w:r>
+              <w:rPr>
+                <w:sz w:val="16"/>
+              </w:rPr>
+              <w:t>Our training log</w:t>
+            </w:r>
+          </w:p>
+        </w:tc>
+      </w:tr>
+      <w:tr>
+        <w:tc>
+          <w:tcPr>
+            <w:tcW w:type="dxa" w:w="1872"/>
+          </w:tcPr>
+          <w:p>
+            <w:r/>
+            <w:r>
+              <w:rPr>
+                <w:sz w:val="16"/>
+              </w:rPr>
+              <w:t>LoRA baseline</w:t>
+            </w:r>
+          </w:p>
+        </w:tc>
+        <w:tc>
+          <w:tcPr>
+            <w:tcW w:type="dxa" w:w="1872"/>
+          </w:tcPr>
+          <w:p>
+            <w:r/>
+            <w:r>
+              <w:rPr>
+                <w:sz w:val="16"/>
+              </w:rPr>
+              <w:t>Maximum length</w:t>
+            </w:r>
+          </w:p>
+        </w:tc>
+        <w:tc>
+          <w:tcPr>
+            <w:tcW w:type="dxa" w:w="1872"/>
+          </w:tcPr>
+          <w:p>
+            <w:r/>
+            <w:r>
+              <w:rPr>
+                <w:sz w:val="16"/>
+              </w:rPr>
+              <w:t>256 tokens</w:t>
+            </w:r>
+          </w:p>
+        </w:tc>
+        <w:tc>
+          <w:tcPr>
+            <w:tcW w:type="dxa" w:w="1872"/>
+          </w:tcPr>
+          <w:p>
+            <w:r/>
+            <w:r>
+              <w:rPr>
+                <w:sz w:val="16"/>
+              </w:rPr>
+              <w:t>The longest training pair is 177 tokens, so nothing is truncated</w:t>
+            </w:r>
+          </w:p>
+        </w:tc>
+        <w:tc>
+          <w:tcPr>
+            <w:tcW w:type="dxa" w:w="1872"/>
+          </w:tcPr>
+          <w:p>
+            <w:r/>
+            <w:r>
+              <w:rPr>
+                <w:sz w:val="16"/>
+              </w:rPr>
+              <w:t>Our measurement</w:t>
+            </w:r>
+          </w:p>
+        </w:tc>
+      </w:tr>
+      <w:tr>
+        <w:tc>
+          <w:tcPr>
+            <w:tcW w:type="dxa" w:w="1872"/>
+          </w:tcPr>
+          <w:p>
+            <w:r/>
+            <w:r>
+              <w:rPr>
+                <w:sz w:val="16"/>
+              </w:rPr>
+              <w:t>LoRA baseline</w:t>
+            </w:r>
+          </w:p>
+        </w:tc>
+        <w:tc>
+          <w:tcPr>
+            <w:tcW w:type="dxa" w:w="1872"/>
+          </w:tcPr>
+          <w:p>
+            <w:r/>
+            <w:r>
+              <w:rPr>
+                <w:sz w:val="16"/>
+              </w:rPr>
+              <w:t>Padding token</w:t>
+            </w:r>
+          </w:p>
+        </w:tc>
+        <w:tc>
+          <w:tcPr>
+            <w:tcW w:type="dxa" w:w="1872"/>
+          </w:tcPr>
+          <w:p>
+            <w:r/>
+            <w:r>
+              <w:rPr>
+                <w:sz w:val="16"/>
+              </w:rPr>
+              <w:t>Qwen end-of-text token (endoftext)</w:t>
+            </w:r>
+          </w:p>
+        </w:tc>
+        <w:tc>
+          <w:tcPr>
+            <w:tcW w:type="dxa" w:w="1872"/>
+          </w:tcPr>
+          <w:p>
+            <w:r/>
+            <w:r>
+              <w:rPr>
+                <w:sz w:val="16"/>
+              </w:rPr>
+              <w:t>Using the end-of-turn token as padding masked it from the loss: the original run never learned to stop (99% of replies hit the token limit)</w:t>
+            </w:r>
+          </w:p>
+        </w:tc>
+        <w:tc>
+          <w:tcPr>
+            <w:tcW w:type="dxa" w:w="1872"/>
+          </w:tcPr>
+          <w:p>
+            <w:r/>
+            <w:r>
+              <w:rPr>
+                <w:sz w:val="16"/>
+              </w:rPr>
+              <w:t>Our finding (adjustment A11)</w:t>
+            </w:r>
+          </w:p>
+        </w:tc>
+      </w:tr>
+      <w:tr>
+        <w:tc>
+          <w:tcPr>
+            <w:tcW w:type="dxa" w:w="1872"/>
+          </w:tcPr>
+          <w:p>
+            <w:r/>
+            <w:r>
+              <w:rPr>
+                <w:sz w:val="16"/>
+              </w:rPr>
+              <w:t>AI judges</w:t>
+            </w:r>
+          </w:p>
+        </w:tc>
+        <w:tc>
+          <w:tcPr>
+            <w:tcW w:type="dxa" w:w="1872"/>
+          </w:tcPr>
+          <w:p>
+            <w:r/>
+            <w:r>
+              <w:rPr>
+                <w:sz w:val="16"/>
+              </w:rPr>
+              <w:t>Decoding</w:t>
+            </w:r>
+          </w:p>
+        </w:tc>
+        <w:tc>
+          <w:tcPr>
+            <w:tcW w:type="dxa" w:w="1872"/>
+          </w:tcPr>
+          <w:p>
+            <w:r/>
+            <w:r>
+              <w:rPr>
+                <w:sz w:val="16"/>
+              </w:rPr>
+              <w:t>Temperature 0, JSON-only answer</w:t>
+            </w:r>
+          </w:p>
+        </w:tc>
+        <w:tc>
+          <w:tcPr>
+            <w:tcW w:type="dxa" w:w="1872"/>
+          </w:tcPr>
+          <w:p>
+            <w:r/>
+            <w:r>
+              <w:rPr>
+                <w:sz w:val="16"/>
+              </w:rPr>
+              <w:t>Removes sampling noise so the same reply always gets the same score</w:t>
+            </w:r>
+          </w:p>
+        </w:tc>
+        <w:tc>
+          <w:tcPr>
+            <w:tcW w:type="dxa" w:w="1872"/>
+          </w:tcPr>
+          <w:p>
+            <w:r/>
+            <w:r>
+              <w:rPr>
+                <w:sz w:val="16"/>
+              </w:rPr>
+              <w:t>Design choice</w:t>
+            </w:r>
+          </w:p>
+        </w:tc>
+      </w:tr>
+      <w:tr>
+        <w:tc>
+          <w:tcPr>
+            <w:tcW w:type="dxa" w:w="1872"/>
+          </w:tcPr>
+          <w:p>
+            <w:r/>
+            <w:r>
+              <w:rPr>
+                <w:sz w:val="16"/>
+              </w:rPr>
+              <w:t>AI judges</w:t>
+            </w:r>
+          </w:p>
+        </w:tc>
+        <w:tc>
+          <w:tcPr>
+            <w:tcW w:type="dxa" w:w="1872"/>
+          </w:tcPr>
+          <w:p>
+            <w:r/>
+            <w:r>
+              <w:rPr>
+                <w:sz w:val="16"/>
+              </w:rPr>
+              <w:t>Sample</w:t>
+            </w:r>
+          </w:p>
+        </w:tc>
+        <w:tc>
+          <w:tcPr>
+            <w:tcW w:type="dxa" w:w="1872"/>
+          </w:tcPr>
+          <w:p>
+            <w:r/>
+            <w:r>
+              <w:rPr>
+                <w:sz w:val="16"/>
+              </w:rPr>
+              <w:t>64 conversations: shortest and longest per emotion</w:t>
+            </w:r>
+          </w:p>
+        </w:tc>
+        <w:tc>
+          <w:tcPr>
+            <w:tcW w:type="dxa" w:w="1872"/>
+          </w:tcPr>
+          <w:p>
+            <w:r/>
+            <w:r>
+              <w:rPr>
+                <w:sz w:val="16"/>
+              </w:rPr>
+              <w:t>Covers all 32 emotions and both short and long messages within the 50-requests-per-day limit</w:t>
+            </w:r>
+          </w:p>
+        </w:tc>
+        <w:tc>
+          <w:tcPr>
+            <w:tcW w:type="dxa" w:w="1872"/>
+          </w:tcPr>
+          <w:p>
+            <w:r/>
+            <w:r>
+              <w:rPr>
+                <w:sz w:val="16"/>
+              </w:rPr>
+              <w:t>Design choice; resource limit</w:t>
+            </w:r>
+          </w:p>
+        </w:tc>
+      </w:tr>
+      <w:tr>
+        <w:tc>
+          <w:tcPr>
+            <w:tcW w:type="dxa" w:w="1872"/>
+          </w:tcPr>
+          <w:p>
+            <w:r/>
+            <w:r>
+              <w:rPr>
+                <w:sz w:val="16"/>
+              </w:rPr>
+              <w:t>AI judges</w:t>
+            </w:r>
+          </w:p>
+        </w:tc>
+        <w:tc>
+          <w:tcPr>
+            <w:tcW w:type="dxa" w:w="1872"/>
+          </w:tcPr>
+          <w:p>
+            <w:r/>
+            <w:r>
+              <w:rPr>
+                <w:sz w:val="16"/>
+              </w:rPr>
+              <w:t>Panel</w:t>
+            </w:r>
+          </w:p>
+        </w:tc>
+        <w:tc>
+          <w:tcPr>
+            <w:tcW w:type="dxa" w:w="1872"/>
+          </w:tcPr>
+          <w:p>
+            <w:r/>
+            <w:r>
+              <w:rPr>
+                <w:sz w:val="16"/>
+              </w:rPr>
+              <w:t>Nemotron 3 Ultra + gpt-oss-120b, blind</w:t>
+            </w:r>
+          </w:p>
+        </w:tc>
+        <w:tc>
+          <w:tcPr>
+            <w:tcW w:type="dxa" w:w="1872"/>
+          </w:tcPr>
+          <w:p>
+            <w:r/>
+            <w:r>
+              <w:rPr>
+                <w:sz w:val="16"/>
+              </w:rPr>
+              <w:t>Different developers from our models avoid self-preference; a panel reduces single-judge bias</w:t>
+            </w:r>
+          </w:p>
+        </w:tc>
+        <w:tc>
+          <w:tcPr>
+            <w:tcW w:type="dxa" w:w="1872"/>
+          </w:tcPr>
+          <w:p>
+            <w:r/>
+            <w:r>
+              <w:rPr>
+                <w:sz w:val="16"/>
+              </w:rPr>
+              <w:t>Panickssery et al. (2024); Verga et al. (2024)</w:t>
+            </w:r>
+          </w:p>
+        </w:tc>
+      </w:tr>
+      <w:tr>
+        <w:tc>
+          <w:tcPr>
+            <w:tcW w:type="dxa" w:w="1872"/>
+          </w:tcPr>
+          <w:p>
+            <w:r/>
+            <w:r>
+              <w:rPr>
+                <w:sz w:val="16"/>
+              </w:rPr>
+              <w:t>WASSA classifier</w:t>
+            </w:r>
+          </w:p>
+        </w:tc>
+        <w:tc>
+          <w:tcPr>
+            <w:tcW w:type="dxa" w:w="1872"/>
+          </w:tcPr>
+          <w:p>
+            <w:r/>
+            <w:r>
+              <w:rPr>
+                <w:sz w:val="16"/>
+              </w:rPr>
+              <w:t>Model</w:t>
+            </w:r>
+          </w:p>
+        </w:tc>
+        <w:tc>
+          <w:tcPr>
+            <w:tcW w:type="dxa" w:w="1872"/>
+          </w:tcPr>
+          <w:p>
+            <w:r/>
+            <w:r>
+              <w:rPr>
+                <w:sz w:val="16"/>
+              </w:rPr>
+              <w:t>hyy33, WASSA 2024 Track 2</w:t>
+            </w:r>
+          </w:p>
+        </w:tc>
+        <w:tc>
+          <w:tcPr>
+            <w:tcW w:type="dxa" w:w="1872"/>
+          </w:tcPr>
+          <w:p>
+            <w:r/>
+            <w:r>
+              <w:rPr>
+                <w:sz w:val="16"/>
+              </w:rPr>
+              <w:t>Trained on human empathy ratings of conversation turns; r = 0.544 with human ratings</w:t>
+            </w:r>
+          </w:p>
+        </w:tc>
+        <w:tc>
+          <w:tcPr>
+            <w:tcW w:type="dxa" w:w="1872"/>
+          </w:tcPr>
+          <w:p>
+            <w:r/>
+            <w:r>
+              <w:rPr>
+                <w:sz w:val="16"/>
+              </w:rPr>
+              <w:t>Giorgi et al. (2024); Yang et al. (2024)</w:t>
+            </w:r>
+          </w:p>
+        </w:tc>
+      </w:tr>
+      <w:tr>
+        <w:tc>
+          <w:tcPr>
+            <w:tcW w:type="dxa" w:w="1872"/>
+          </w:tcPr>
+          <w:p>
+            <w:r/>
+            <w:r>
+              <w:rPr>
+                <w:sz w:val="16"/>
+              </w:rPr>
+              <w:t>Statistics</w:t>
+            </w:r>
+          </w:p>
+        </w:tc>
+        <w:tc>
+          <w:tcPr>
+            <w:tcW w:type="dxa" w:w="1872"/>
+          </w:tcPr>
+          <w:p>
+            <w:r/>
+            <w:r>
+              <w:rPr>
+                <w:sz w:val="16"/>
+              </w:rPr>
+              <w:t>Evaluation sample</w:t>
+            </w:r>
+          </w:p>
+        </w:tc>
+        <w:tc>
+          <w:tcPr>
+            <w:tcW w:type="dxa" w:w="1872"/>
+          </w:tcPr>
+          <w:p>
+            <w:r/>
+            <w:r>
+              <w:rPr>
+                <w:sz w:val="16"/>
+              </w:rPr>
+              <w:t>300 test conversations, seed 42</w:t>
+            </w:r>
+          </w:p>
+        </w:tc>
+        <w:tc>
+          <w:tcPr>
+            <w:tcW w:type="dxa" w:w="1872"/>
+          </w:tcPr>
+          <w:p>
+            <w:r/>
+            <w:r>
+              <w:rPr>
+                <w:sz w:val="16"/>
+              </w:rPr>
+              <w:t>Fixed before any experiment and identical for every system, so all comparisons are paired</w:t>
+            </w:r>
+          </w:p>
+        </w:tc>
+        <w:tc>
+          <w:tcPr>
+            <w:tcW w:type="dxa" w:w="1872"/>
+          </w:tcPr>
+          <w:p>
+            <w:r/>
+            <w:r>
+              <w:rPr>
+                <w:sz w:val="16"/>
+              </w:rPr>
+              <w:t>Design choice</w:t>
+            </w:r>
+          </w:p>
+        </w:tc>
+      </w:tr>
+      <w:tr>
+        <w:tc>
+          <w:tcPr>
+            <w:tcW w:type="dxa" w:w="1872"/>
+          </w:tcPr>
+          <w:p>
+            <w:r/>
+            <w:r>
+              <w:rPr>
+                <w:sz w:val="16"/>
+              </w:rPr>
+              <w:t>Statistics</w:t>
+            </w:r>
+          </w:p>
+        </w:tc>
+        <w:tc>
+          <w:tcPr>
+            <w:tcW w:type="dxa" w:w="1872"/>
+          </w:tcPr>
+          <w:p>
+            <w:r/>
+            <w:r>
+              <w:rPr>
+                <w:sz w:val="16"/>
+              </w:rPr>
+              <w:t>Tests</w:t>
+            </w:r>
+          </w:p>
+        </w:tc>
+        <w:tc>
+          <w:tcPr>
+            <w:tcW w:type="dxa" w:w="1872"/>
+          </w:tcPr>
+          <w:p>
+            <w:r/>
+            <w:r>
+              <w:rPr>
+                <w:sz w:val="16"/>
+              </w:rPr>
+              <w:t>McNemar exact (binary), Wilcoxon signed-rank (scores)</w:t>
+            </w:r>
+          </w:p>
+        </w:tc>
+        <w:tc>
+          <w:tcPr>
+            <w:tcW w:type="dxa" w:w="1872"/>
+          </w:tcPr>
+          <w:p>
+            <w:r/>
+            <w:r>
+              <w:rPr>
+                <w:sz w:val="16"/>
+              </w:rPr>
+              <w:t>Paired tests matched to the data type; Wilcoxon does not assume normal differences</w:t>
+            </w:r>
+          </w:p>
+        </w:tc>
+        <w:tc>
+          <w:tcPr>
+            <w:tcW w:type="dxa" w:w="1872"/>
+          </w:tcPr>
+          <w:p>
+            <w:r/>
+            <w:r>
+              <w:rPr>
+                <w:sz w:val="16"/>
+              </w:rPr>
+              <w:t>McNemar (1947); Wilcoxon (1945)</w:t>
+            </w:r>
+          </w:p>
+        </w:tc>
+      </w:tr>
+      <w:tr>
+        <w:tc>
+          <w:tcPr>
+            <w:tcW w:type="dxa" w:w="1872"/>
+          </w:tcPr>
+          <w:p>
+            <w:r/>
+            <w:r>
+              <w:rPr>
+                <w:sz w:val="16"/>
+              </w:rPr>
+              <w:t>Statistics</w:t>
+            </w:r>
+          </w:p>
+        </w:tc>
+        <w:tc>
+          <w:tcPr>
+            <w:tcW w:type="dxa" w:w="1872"/>
+          </w:tcPr>
+          <w:p>
+            <w:r/>
+            <w:r>
+              <w:rPr>
+                <w:sz w:val="16"/>
+              </w:rPr>
+              <w:t>Confidence intervals</w:t>
+            </w:r>
+          </w:p>
+        </w:tc>
+        <w:tc>
+          <w:tcPr>
+            <w:tcW w:type="dxa" w:w="1872"/>
+          </w:tcPr>
+          <w:p>
+            <w:r/>
+            <w:r>
+              <w:rPr>
+                <w:sz w:val="16"/>
+              </w:rPr>
+              <w:t>Paired bootstrap, 10,000 resamples</w:t>
+            </w:r>
+          </w:p>
+        </w:tc>
+        <w:tc>
+          <w:tcPr>
+            <w:tcW w:type="dxa" w:w="1872"/>
+          </w:tcPr>
+          <w:p>
+            <w:r/>
+            <w:r>
+              <w:rPr>
+                <w:sz w:val="16"/>
+              </w:rPr>
+              <w:t>More than the 1,000 resamples recommended for percentile intervals, giving stable limits</w:t>
+            </w:r>
+          </w:p>
+        </w:tc>
+        <w:tc>
+          <w:tcPr>
+            <w:tcW w:type="dxa" w:w="1872"/>
+          </w:tcPr>
+          <w:p>
+            <w:r/>
+            <w:r>
+              <w:rPr>
+                <w:sz w:val="16"/>
+              </w:rPr>
+              <w:t>Efron and Tibshirani (1993)</w:t>
+            </w:r>
+          </w:p>
+        </w:tc>
+      </w:tr>
+      <w:tr>
+        <w:tc>
+          <w:tcPr>
+            <w:tcW w:type="dxa" w:w="1872"/>
+          </w:tcPr>
+          <w:p>
+            <w:r/>
+            <w:r>
+              <w:rPr>
+                <w:sz w:val="16"/>
+              </w:rPr>
+              <w:t>Statistics</w:t>
+            </w:r>
+          </w:p>
+        </w:tc>
+        <w:tc>
+          <w:tcPr>
+            <w:tcW w:type="dxa" w:w="1872"/>
+          </w:tcPr>
+          <w:p>
+            <w:r/>
+            <w:r>
+              <w:rPr>
+                <w:sz w:val="16"/>
+              </w:rPr>
+              <w:t>Multiple comparisons</w:t>
+            </w:r>
+          </w:p>
+        </w:tc>
+        <w:tc>
+          <w:tcPr>
+            <w:tcW w:type="dxa" w:w="1872"/>
+          </w:tcPr>
+          <w:p>
+            <w:r/>
+            <w:r>
+              <w:rPr>
+                <w:sz w:val="16"/>
+              </w:rPr>
+              <w:t>Holm correction; significant only if adjusted p &lt; 0.05 and CI excludes zero</w:t>
+            </w:r>
+          </w:p>
+        </w:tc>
+        <w:tc>
+          <w:tcPr>
+            <w:tcW w:type="dxa" w:w="1872"/>
+          </w:tcPr>
+          <w:p>
+            <w:r/>
+            <w:r>
+              <w:rPr>
+                <w:sz w:val="16"/>
+              </w:rPr>
+              <w:t>Controls the family-wise error rate with more power than Bonferroni</w:t>
+            </w:r>
+          </w:p>
+        </w:tc>
+        <w:tc>
+          <w:tcPr>
+            <w:tcW w:type="dxa" w:w="1872"/>
+          </w:tcPr>
+          <w:p>
+            <w:r/>
+            <w:r>
+              <w:rPr>
+                <w:sz w:val="16"/>
+              </w:rPr>
+              <w:t>Holm (1979)</w:t>
+            </w:r>
+          </w:p>
+        </w:tc>
+      </w:tr>
+      <w:tr>
+        <w:tc>
+          <w:tcPr>
+            <w:tcW w:type="dxa" w:w="1872"/>
+          </w:tcPr>
+          <w:p>
+            <w:r/>
+            <w:r>
+              <w:rPr>
+                <w:sz w:val="16"/>
+              </w:rPr>
+              <w:t>Human evaluation</w:t>
+            </w:r>
+          </w:p>
+        </w:tc>
+        <w:tc>
+          <w:tcPr>
+            <w:tcW w:type="dxa" w:w="1872"/>
+          </w:tcPr>
+          <w:p>
+            <w:r/>
+            <w:r>
+              <w:rPr>
+                <w:sz w:val="16"/>
+              </w:rPr>
+              <w:t>Design</w:t>
+            </w:r>
+          </w:p>
+        </w:tc>
+        <w:tc>
+          <w:tcPr>
+            <w:tcW w:type="dxa" w:w="1872"/>
+          </w:tcPr>
+          <w:p>
+            <w:r/>
+            <w:r>
+              <w:rPr>
+                <w:sz w:val="16"/>
+              </w:rPr>
+              <w:t>13 items (11 scored + 2 attention checks), 3-way forced choice</w:t>
+            </w:r>
+          </w:p>
+        </w:tc>
+        <w:tc>
+          <w:tcPr>
+            <w:tcW w:type="dxa" w:w="1872"/>
+          </w:tcPr>
+          <w:p>
+            <w:r/>
+            <w:r>
+              <w:rPr>
+                <w:sz w:val="16"/>
+              </w:rPr>
+              <w:t>Keeps the form short enough to avoid rater fatigue; preference judgements follow comparable studies</w:t>
+            </w:r>
+          </w:p>
+        </w:tc>
+        <w:tc>
+          <w:tcPr>
+            <w:tcW w:type="dxa" w:w="1872"/>
+          </w:tcPr>
+          <w:p>
+            <w:r/>
+            <w:r>
+              <w:rPr>
+                <w:sz w:val="16"/>
+              </w:rPr>
+              <w:t>Cao et al. (2025); Wu et al. (2025)</w:t>
+            </w:r>
+          </w:p>
+        </w:tc>
+      </w:tr>
+      <w:tr>
+        <w:tc>
+          <w:tcPr>
+            <w:tcW w:type="dxa" w:w="1872"/>
+          </w:tcPr>
+          <w:p>
+            <w:r/>
+            <w:r>
+              <w:rPr>
+                <w:sz w:val="16"/>
+              </w:rPr>
+              <w:t>Resource benchmark</w:t>
+            </w:r>
+          </w:p>
+        </w:tc>
+        <w:tc>
+          <w:tcPr>
+            <w:tcW w:type="dxa" w:w="1872"/>
+          </w:tcPr>
+          <w:p>
+            <w:r/>
+            <w:r>
+              <w:rPr>
+                <w:sz w:val="16"/>
+              </w:rPr>
+              <w:t>Protocol</w:t>
+            </w:r>
+          </w:p>
+        </w:tc>
+        <w:tc>
+          <w:tcPr>
+            <w:tcW w:type="dxa" w:w="1872"/>
+          </w:tcPr>
+          <w:p>
+            <w:r/>
+            <w:r>
+              <w:rPr>
+                <w:sz w:val="16"/>
+              </w:rPr>
+              <w:t>50 messages, 3 warm-up, one system per run</w:t>
+            </w:r>
+          </w:p>
+        </w:tc>
+        <w:tc>
+          <w:tcPr>
+            <w:tcW w:type="dxa" w:w="1872"/>
+          </w:tcPr>
+          <w:p>
+            <w:r/>
+            <w:r>
+              <w:rPr>
+                <w:sz w:val="16"/>
+              </w:rPr>
+              <w:t>Warm-up removes first-call overhead; separate runs keep memory readings clean</w:t>
+            </w:r>
+          </w:p>
+        </w:tc>
+        <w:tc>
+          <w:tcPr>
+            <w:tcW w:type="dxa" w:w="1872"/>
+          </w:tcPr>
+          <w:p>
+            <w:r/>
+            <w:r>
+              <w:rPr>
+                <w:sz w:val="16"/>
+              </w:rPr>
+              <w:t>Design choice</w:t>
             </w:r>
           </w:p>
         </w:tc>
@@ -3602,7 +7026,7 @@
         <w:rPr>
           <w:i/>
         </w:rPr>
-        <w:t>Table A.5: Criteria for selecting the AI judges (selection criteria behind Section 4.1.5.1).</w:t>
+        <w:t>Table A.5: Every parameter used in this work, its value, justification and evidence (the full parameter listing behind Chapter 4).</w:t>
       </w:r>
     </w:p>
     <w:tbl>

--- a/final writing/Appendix.docx
+++ b/final writing/Appendix.docx
@@ -34,792 +34,16 @@
         <w:t>Evaluation combined SciPy and scikit-learn for paired statistical tests and classification metrics, sentence-transformers for the retrieval baseline, the WASSA 2024 empathy classifier, and two AI judges accessed through the OpenRouter and Groq APIs, selected from different developers to avoid self-preference bias. A Gradio interface was prepared for demonstration on Hugging Face Spaces, the human study was conducted with Google Forms, and all tables and figures in this report were generated from saved experiment outputs by scripts using pandas and matplotlib, so that every reported number can be reproduced.</w:t>
       </w:r>
     </w:p>
-    <w:tbl>
-      <w:tblPr>
-        <w:tblStyle w:val="TableGrid"/>
-        <w:tblW w:type="auto" w:w="0"/>
-        <w:tblLook w:firstColumn="1" w:firstRow="1" w:lastColumn="0" w:lastRow="0" w:noHBand="0" w:noVBand="1" w:val="04A0"/>
-      </w:tblPr>
-      <w:tblGrid>
-        <w:gridCol w:w="3120"/>
-        <w:gridCol w:w="3120"/>
-        <w:gridCol w:w="3120"/>
-      </w:tblGrid>
-      <w:tr>
-        <w:tc>
-          <w:tcPr>
-            <w:tcW w:type="dxa" w:w="3120"/>
-            <w:shd w:val="clear" w:color="auto" w:fill="E3EEFB"/>
-          </w:tcPr>
-          <w:p>
-            <w:r>
-              <w:rPr>
-                <w:b/>
-              </w:rPr>
-            </w:r>
-            <w:r>
-              <w:rPr>
-                <w:b/>
-                <w:sz w:val="16"/>
-              </w:rPr>
-              <w:t>Purpose</w:t>
-            </w:r>
-          </w:p>
-        </w:tc>
-        <w:tc>
-          <w:tcPr>
-            <w:tcW w:type="dxa" w:w="3120"/>
-            <w:shd w:val="clear" w:color="auto" w:fill="E3EEFB"/>
-          </w:tcPr>
-          <w:p>
-            <w:r>
-              <w:rPr>
-                <w:b/>
-              </w:rPr>
-            </w:r>
-            <w:r>
-              <w:rPr>
-                <w:b/>
-                <w:sz w:val="16"/>
-              </w:rPr>
-              <w:t>Tool</w:t>
-            </w:r>
-          </w:p>
-        </w:tc>
-        <w:tc>
-          <w:tcPr>
-            <w:tcW w:type="dxa" w:w="3120"/>
-            <w:shd w:val="clear" w:color="auto" w:fill="E3EEFB"/>
-          </w:tcPr>
-          <w:p>
-            <w:r>
-              <w:rPr>
-                <w:b/>
-              </w:rPr>
-            </w:r>
-            <w:r>
-              <w:rPr>
-                <w:b/>
-                <w:sz w:val="16"/>
-              </w:rPr>
-              <w:t>Version</w:t>
-            </w:r>
-          </w:p>
-        </w:tc>
-      </w:tr>
-      <w:tr>
-        <w:tc>
-          <w:tcPr>
-            <w:tcW w:type="dxa" w:w="3120"/>
-          </w:tcPr>
-          <w:p>
-            <w:r/>
-            <w:r>
-              <w:rPr>
-                <w:sz w:val="16"/>
-              </w:rPr>
-              <w:t>Language</w:t>
-            </w:r>
-          </w:p>
-        </w:tc>
-        <w:tc>
-          <w:tcPr>
-            <w:tcW w:type="dxa" w:w="3120"/>
-          </w:tcPr>
-          <w:p>
-            <w:r/>
-            <w:r>
-              <w:rPr>
-                <w:sz w:val="16"/>
-              </w:rPr>
-              <w:t>Python</w:t>
-            </w:r>
-          </w:p>
-        </w:tc>
-        <w:tc>
-          <w:tcPr>
-            <w:tcW w:type="dxa" w:w="3120"/>
-          </w:tcPr>
-          <w:p>
-            <w:r/>
-            <w:r>
-              <w:rPr>
-                <w:sz w:val="16"/>
-              </w:rPr>
-              <w:t>3.10.9</w:t>
-            </w:r>
-          </w:p>
-        </w:tc>
-      </w:tr>
-      <w:tr>
-        <w:tc>
-          <w:tcPr>
-            <w:tcW w:type="dxa" w:w="3120"/>
-          </w:tcPr>
-          <w:p>
-            <w:r/>
-            <w:r>
-              <w:rPr>
-                <w:sz w:val="16"/>
-              </w:rPr>
-              <w:t>Deep learning</w:t>
-            </w:r>
-          </w:p>
-        </w:tc>
-        <w:tc>
-          <w:tcPr>
-            <w:tcW w:type="dxa" w:w="3120"/>
-          </w:tcPr>
-          <w:p>
-            <w:r/>
-            <w:r>
-              <w:rPr>
-                <w:sz w:val="16"/>
-              </w:rPr>
-              <w:t>PyTorch (CUDA 12.1)</w:t>
-            </w:r>
-          </w:p>
-        </w:tc>
-        <w:tc>
-          <w:tcPr>
-            <w:tcW w:type="dxa" w:w="3120"/>
-          </w:tcPr>
-          <w:p>
-            <w:r/>
-            <w:r>
-              <w:rPr>
-                <w:sz w:val="16"/>
-              </w:rPr>
-              <w:t>2.5.1</w:t>
-            </w:r>
-          </w:p>
-        </w:tc>
-      </w:tr>
-      <w:tr>
-        <w:tc>
-          <w:tcPr>
-            <w:tcW w:type="dxa" w:w="3120"/>
-          </w:tcPr>
-          <w:p>
-            <w:r/>
-            <w:r>
-              <w:rPr>
-                <w:sz w:val="16"/>
-              </w:rPr>
-              <w:t>Models and training</w:t>
-            </w:r>
-          </w:p>
-        </w:tc>
-        <w:tc>
-          <w:tcPr>
-            <w:tcW w:type="dxa" w:w="3120"/>
-          </w:tcPr>
-          <w:p>
-            <w:r/>
-            <w:r>
-              <w:rPr>
-                <w:sz w:val="16"/>
-              </w:rPr>
-              <w:t>Hugging Face Transformers</w:t>
-            </w:r>
-          </w:p>
-        </w:tc>
-        <w:tc>
-          <w:tcPr>
-            <w:tcW w:type="dxa" w:w="3120"/>
-          </w:tcPr>
-          <w:p>
-            <w:r/>
-            <w:r>
-              <w:rPr>
-                <w:sz w:val="16"/>
-              </w:rPr>
-              <w:t>5.16.1</w:t>
-            </w:r>
-          </w:p>
-        </w:tc>
-      </w:tr>
-      <w:tr>
-        <w:tc>
-          <w:tcPr>
-            <w:tcW w:type="dxa" w:w="3120"/>
-          </w:tcPr>
-          <w:p>
-            <w:r/>
-            <w:r>
-              <w:rPr>
-                <w:sz w:val="16"/>
-              </w:rPr>
-              <w:t>Parameter-efficient tuning</w:t>
-            </w:r>
-          </w:p>
-        </w:tc>
-        <w:tc>
-          <w:tcPr>
-            <w:tcW w:type="dxa" w:w="3120"/>
-          </w:tcPr>
-          <w:p>
-            <w:r/>
-            <w:r>
-              <w:rPr>
-                <w:sz w:val="16"/>
-              </w:rPr>
-              <w:t>PEFT</w:t>
-            </w:r>
-          </w:p>
-        </w:tc>
-        <w:tc>
-          <w:tcPr>
-            <w:tcW w:type="dxa" w:w="3120"/>
-          </w:tcPr>
-          <w:p>
-            <w:r/>
-            <w:r>
-              <w:rPr>
-                <w:sz w:val="16"/>
-              </w:rPr>
-              <w:t>0.18.1</w:t>
-            </w:r>
-          </w:p>
-        </w:tc>
-      </w:tr>
-      <w:tr>
-        <w:tc>
-          <w:tcPr>
-            <w:tcW w:type="dxa" w:w="3120"/>
-          </w:tcPr>
-          <w:p>
-            <w:r/>
-            <w:r>
-              <w:rPr>
-                <w:sz w:val="16"/>
-              </w:rPr>
-              <w:t>Quantisation</w:t>
-            </w:r>
-          </w:p>
-        </w:tc>
-        <w:tc>
-          <w:tcPr>
-            <w:tcW w:type="dxa" w:w="3120"/>
-          </w:tcPr>
-          <w:p>
-            <w:r/>
-            <w:r>
-              <w:rPr>
-                <w:sz w:val="16"/>
-              </w:rPr>
-              <w:t>bitsandbytes (4-bit NF4)</w:t>
-            </w:r>
-          </w:p>
-        </w:tc>
-        <w:tc>
-          <w:tcPr>
-            <w:tcW w:type="dxa" w:w="3120"/>
-          </w:tcPr>
-          <w:p>
-            <w:r/>
-            <w:r>
-              <w:rPr>
-                <w:sz w:val="16"/>
-              </w:rPr>
-              <w:t>0.49.2</w:t>
-            </w:r>
-          </w:p>
-        </w:tc>
-      </w:tr>
-      <w:tr>
-        <w:tc>
-          <w:tcPr>
-            <w:tcW w:type="dxa" w:w="3120"/>
-          </w:tcPr>
-          <w:p>
-            <w:r/>
-            <w:r>
-              <w:rPr>
-                <w:sz w:val="16"/>
-              </w:rPr>
-              <w:t>Training utilities</w:t>
-            </w:r>
-          </w:p>
-        </w:tc>
-        <w:tc>
-          <w:tcPr>
-            <w:tcW w:type="dxa" w:w="3120"/>
-          </w:tcPr>
-          <w:p>
-            <w:r/>
-            <w:r>
-              <w:rPr>
-                <w:sz w:val="16"/>
-              </w:rPr>
-              <w:t>Accelerate / Datasets</w:t>
-            </w:r>
-          </w:p>
-        </w:tc>
-        <w:tc>
-          <w:tcPr>
-            <w:tcW w:type="dxa" w:w="3120"/>
-          </w:tcPr>
-          <w:p>
-            <w:r/>
-            <w:r>
-              <w:rPr>
-                <w:sz w:val="16"/>
-              </w:rPr>
-              <w:t>1.13.0 / 4.8.5</w:t>
-            </w:r>
-          </w:p>
-        </w:tc>
-      </w:tr>
-      <w:tr>
-        <w:tc>
-          <w:tcPr>
-            <w:tcW w:type="dxa" w:w="3120"/>
-          </w:tcPr>
-          <w:p>
-            <w:r/>
-            <w:r>
-              <w:rPr>
-                <w:sz w:val="16"/>
-              </w:rPr>
-              <w:t>Statistics</w:t>
-            </w:r>
-          </w:p>
-        </w:tc>
-        <w:tc>
-          <w:tcPr>
-            <w:tcW w:type="dxa" w:w="3120"/>
-          </w:tcPr>
-          <w:p>
-            <w:r/>
-            <w:r>
-              <w:rPr>
-                <w:sz w:val="16"/>
-              </w:rPr>
-              <w:t>SciPy / scikit-learn</w:t>
-            </w:r>
-          </w:p>
-        </w:tc>
-        <w:tc>
-          <w:tcPr>
-            <w:tcW w:type="dxa" w:w="3120"/>
-          </w:tcPr>
-          <w:p>
-            <w:r/>
-            <w:r>
-              <w:rPr>
-                <w:sz w:val="16"/>
-              </w:rPr>
-              <w:t>1.15.3 / 1.7.2</w:t>
-            </w:r>
-          </w:p>
-        </w:tc>
-      </w:tr>
-      <w:tr>
-        <w:tc>
-          <w:tcPr>
-            <w:tcW w:type="dxa" w:w="3120"/>
-          </w:tcPr>
-          <w:p>
-            <w:r/>
-            <w:r>
-              <w:rPr>
-                <w:sz w:val="16"/>
-              </w:rPr>
-              <w:t>Data handling</w:t>
-            </w:r>
-          </w:p>
-        </w:tc>
-        <w:tc>
-          <w:tcPr>
-            <w:tcW w:type="dxa" w:w="3120"/>
-          </w:tcPr>
-          <w:p>
-            <w:r/>
-            <w:r>
-              <w:rPr>
-                <w:sz w:val="16"/>
-              </w:rPr>
-              <w:t>pandas / NumPy</w:t>
-            </w:r>
-          </w:p>
-        </w:tc>
-        <w:tc>
-          <w:tcPr>
-            <w:tcW w:type="dxa" w:w="3120"/>
-          </w:tcPr>
-          <w:p>
-            <w:r/>
-            <w:r>
-              <w:rPr>
-                <w:sz w:val="16"/>
-              </w:rPr>
-              <w:t>2.3.3 / 2.2.6</w:t>
-            </w:r>
-          </w:p>
-        </w:tc>
-      </w:tr>
-      <w:tr>
-        <w:tc>
-          <w:tcPr>
-            <w:tcW w:type="dxa" w:w="3120"/>
-          </w:tcPr>
-          <w:p>
-            <w:r/>
-            <w:r>
-              <w:rPr>
-                <w:sz w:val="16"/>
-              </w:rPr>
-              <w:t>Retrieval</w:t>
-            </w:r>
-          </w:p>
-        </w:tc>
-        <w:tc>
-          <w:tcPr>
-            <w:tcW w:type="dxa" w:w="3120"/>
-          </w:tcPr>
-          <w:p>
-            <w:r/>
-            <w:r>
-              <w:rPr>
-                <w:sz w:val="16"/>
-              </w:rPr>
-              <w:t>sentence-transformers</w:t>
-            </w:r>
-          </w:p>
-        </w:tc>
-        <w:tc>
-          <w:tcPr>
-            <w:tcW w:type="dxa" w:w="3120"/>
-          </w:tcPr>
-          <w:p>
-            <w:r/>
-            <w:r>
-              <w:rPr>
-                <w:sz w:val="16"/>
-              </w:rPr>
-              <w:t>5.7.0</w:t>
-            </w:r>
-          </w:p>
-        </w:tc>
-      </w:tr>
-      <w:tr>
-        <w:tc>
-          <w:tcPr>
-            <w:tcW w:type="dxa" w:w="3120"/>
-          </w:tcPr>
-          <w:p>
-            <w:r/>
-            <w:r>
-              <w:rPr>
-                <w:sz w:val="16"/>
-              </w:rPr>
-              <w:t>Evaluation</w:t>
-            </w:r>
-          </w:p>
-        </w:tc>
-        <w:tc>
-          <w:tcPr>
-            <w:tcW w:type="dxa" w:w="3120"/>
-          </w:tcPr>
-          <w:p>
-            <w:r/>
-            <w:r>
-              <w:rPr>
-                <w:sz w:val="16"/>
-              </w:rPr>
-              <w:t>bert-score</w:t>
-            </w:r>
-          </w:p>
-        </w:tc>
-        <w:tc>
-          <w:tcPr>
-            <w:tcW w:type="dxa" w:w="3120"/>
-          </w:tcPr>
-          <w:p>
-            <w:r/>
-            <w:r>
-              <w:rPr>
-                <w:sz w:val="16"/>
-              </w:rPr>
-              <w:t>0.3.13</w:t>
-            </w:r>
-          </w:p>
-        </w:tc>
-      </w:tr>
-      <w:tr>
-        <w:tc>
-          <w:tcPr>
-            <w:tcW w:type="dxa" w:w="3120"/>
-          </w:tcPr>
-          <w:p>
-            <w:r/>
-            <w:r>
-              <w:rPr>
-                <w:sz w:val="16"/>
-              </w:rPr>
-              <w:t>AI-judge APIs</w:t>
-            </w:r>
-          </w:p>
-        </w:tc>
-        <w:tc>
-          <w:tcPr>
-            <w:tcW w:type="dxa" w:w="3120"/>
-          </w:tcPr>
-          <w:p>
-            <w:r/>
-            <w:r>
-              <w:rPr>
-                <w:sz w:val="16"/>
-              </w:rPr>
-              <w:t>openai SDK (OpenRouter), groq SDK</w:t>
-            </w:r>
-          </w:p>
-        </w:tc>
-        <w:tc>
-          <w:tcPr>
-            <w:tcW w:type="dxa" w:w="3120"/>
-          </w:tcPr>
-          <w:p>
-            <w:r/>
-            <w:r>
-              <w:rPr>
-                <w:sz w:val="16"/>
-              </w:rPr>
-              <w:t>2.53.0 / 1.6.0</w:t>
-            </w:r>
-          </w:p>
-        </w:tc>
-      </w:tr>
-      <w:tr>
-        <w:tc>
-          <w:tcPr>
-            <w:tcW w:type="dxa" w:w="3120"/>
-          </w:tcPr>
-          <w:p>
-            <w:r/>
-            <w:r>
-              <w:rPr>
-                <w:sz w:val="16"/>
-              </w:rPr>
-              <w:t>Demo interface</w:t>
-            </w:r>
-          </w:p>
-        </w:tc>
-        <w:tc>
-          <w:tcPr>
-            <w:tcW w:type="dxa" w:w="3120"/>
-          </w:tcPr>
-          <w:p>
-            <w:r/>
-            <w:r>
-              <w:rPr>
-                <w:sz w:val="16"/>
-              </w:rPr>
-              <w:t>Gradio on Hugging Face Spaces</w:t>
-            </w:r>
-          </w:p>
-        </w:tc>
-        <w:tc>
-          <w:tcPr>
-            <w:tcW w:type="dxa" w:w="3120"/>
-          </w:tcPr>
-          <w:p>
-            <w:r/>
-            <w:r>
-              <w:rPr>
-                <w:sz w:val="16"/>
-              </w:rPr>
-              <w:t>5.9.1 (planned)</w:t>
-            </w:r>
-          </w:p>
-        </w:tc>
-      </w:tr>
-      <w:tr>
-        <w:tc>
-          <w:tcPr>
-            <w:tcW w:type="dxa" w:w="3120"/>
-          </w:tcPr>
-          <w:p>
-            <w:r/>
-            <w:r>
-              <w:rPr>
-                <w:sz w:val="16"/>
-              </w:rPr>
-              <w:t>Human evaluation</w:t>
-            </w:r>
-          </w:p>
-        </w:tc>
-        <w:tc>
-          <w:tcPr>
-            <w:tcW w:type="dxa" w:w="3120"/>
-          </w:tcPr>
-          <w:p>
-            <w:r/>
-            <w:r>
-              <w:rPr>
-                <w:sz w:val="16"/>
-              </w:rPr>
-              <w:t>Google Forms</w:t>
-            </w:r>
-          </w:p>
-        </w:tc>
-        <w:tc>
-          <w:tcPr>
-            <w:tcW w:type="dxa" w:w="3120"/>
-          </w:tcPr>
-          <w:p>
-            <w:r/>
-            <w:r>
-              <w:rPr>
-                <w:sz w:val="16"/>
-              </w:rPr>
-              <w:t>-</w:t>
-            </w:r>
-          </w:p>
-        </w:tc>
-      </w:tr>
-      <w:tr>
-        <w:tc>
-          <w:tcPr>
-            <w:tcW w:type="dxa" w:w="3120"/>
-          </w:tcPr>
-          <w:p>
-            <w:r/>
-            <w:r>
-              <w:rPr>
-                <w:sz w:val="16"/>
-              </w:rPr>
-              <w:t>Documents</w:t>
-            </w:r>
-          </w:p>
-        </w:tc>
-        <w:tc>
-          <w:tcPr>
-            <w:tcW w:type="dxa" w:w="3120"/>
-          </w:tcPr>
-          <w:p>
-            <w:r/>
-            <w:r>
-              <w:rPr>
-                <w:sz w:val="16"/>
-              </w:rPr>
-              <w:t>python-docx, Microsoft Word</w:t>
-            </w:r>
-          </w:p>
-        </w:tc>
-        <w:tc>
-          <w:tcPr>
-            <w:tcW w:type="dxa" w:w="3120"/>
-          </w:tcPr>
-          <w:p>
-            <w:r/>
-            <w:r>
-              <w:rPr>
-                <w:sz w:val="16"/>
-              </w:rPr>
-              <w:t>1.2.0</w:t>
-            </w:r>
-          </w:p>
-        </w:tc>
-      </w:tr>
-      <w:tr>
-        <w:tc>
-          <w:tcPr>
-            <w:tcW w:type="dxa" w:w="3120"/>
-          </w:tcPr>
-          <w:p>
-            <w:r/>
-            <w:r>
-              <w:rPr>
-                <w:sz w:val="16"/>
-              </w:rPr>
-              <w:t>Version control</w:t>
-            </w:r>
-          </w:p>
-        </w:tc>
-        <w:tc>
-          <w:tcPr>
-            <w:tcW w:type="dxa" w:w="3120"/>
-          </w:tcPr>
-          <w:p>
-            <w:r/>
-            <w:r>
-              <w:rPr>
-                <w:sz w:val="16"/>
-              </w:rPr>
-              <w:t>Git</w:t>
-            </w:r>
-          </w:p>
-        </w:tc>
-        <w:tc>
-          <w:tcPr>
-            <w:tcW w:type="dxa" w:w="3120"/>
-          </w:tcPr>
-          <w:p>
-            <w:r/>
-            <w:r>
-              <w:rPr>
-                <w:sz w:val="16"/>
-              </w:rPr>
-              <w:t>-</w:t>
-            </w:r>
-          </w:p>
-        </w:tc>
-      </w:tr>
-      <w:tr>
-        <w:tc>
-          <w:tcPr>
-            <w:tcW w:type="dxa" w:w="3120"/>
-          </w:tcPr>
-          <w:p>
-            <w:r/>
-            <w:r>
-              <w:rPr>
-                <w:sz w:val="16"/>
-              </w:rPr>
-              <w:t>Hardware</w:t>
-            </w:r>
-          </w:p>
-        </w:tc>
-        <w:tc>
-          <w:tcPr>
-            <w:tcW w:type="dxa" w:w="3120"/>
-          </w:tcPr>
-          <w:p>
-            <w:r/>
-            <w:r>
-              <w:rPr>
-                <w:sz w:val="16"/>
-              </w:rPr>
-              <w:t>NVIDIA RTX 4060 8 GB, 16 GB RAM, Windows 11 Pro</w:t>
-            </w:r>
-          </w:p>
-        </w:tc>
-        <w:tc>
-          <w:tcPr>
-            <w:tcW w:type="dxa" w:w="3120"/>
-          </w:tcPr>
-          <w:p>
-            <w:r/>
-            <w:r>
-              <w:rPr>
-                <w:sz w:val="16"/>
-              </w:rPr>
-              <w:t>driver 616.56</w:t>
-            </w:r>
-          </w:p>
-        </w:tc>
-      </w:tr>
-    </w:tbl>
-    <w:p/>
     <w:p>
+      <w:pPr>
+        <w:spacing w:after="120"/>
+      </w:pPr>
       <w:r>
         <w:rPr>
-          <w:i/>
-          <w:sz w:val="20"/>
+          <w:b/>
+          <w:color w:val="B03A00"/>
         </w:rPr>
-        <w:t>Table 4.3: Software and hardware used in this work</w:t>
+        <w:t>[[TABLE A.0 | tools_and_versions.csv | Software and hardware used in this work]]</w:t>
       </w:r>
     </w:p>
     <w:p>
@@ -1638,7 +862,7 @@
         <w:rPr>
           <w:i/>
         </w:rPr>
-        <w:t>Table A.1: Final requirements, how each was verified and the result (requirement-by-requirement verification behind Section 3.1).</w:t>
+        <w:t>Table A.2: Final requirements, how each was verified and the result (requirement-by-requirement verification behind Section 3.1).</w:t>
       </w:r>
     </w:p>
     <w:tbl>
@@ -2383,7 +1607,7 @@
         <w:rPr>
           <w:i/>
         </w:rPr>
-        <w:t>Table A.2: Licences of the dataset and models used in this work (licence of every dataset and model, named in Section 3.4.5).</w:t>
+        <w:t>Table A.3: Licences of the dataset and models used in this work (licence of every dataset and model, named in Section 3.4.5).</w:t>
       </w:r>
     </w:p>
     <w:tbl>
@@ -3375,7 +2599,7 @@
         <w:rPr>
           <w:i/>
         </w:rPr>
-        <w:t>Table A.3: Risk register (the full risk register behind Section 3.7).</w:t>
+        <w:t>Table A.4: Risk register (the full risk register behind Section 3.7).</w:t>
       </w:r>
     </w:p>
     <w:tbl>
@@ -3952,7 +3176,7 @@
         <w:rPr>
           <w:i/>
         </w:rPr>
-        <w:t>Table A.4: Development cost breakdown (item-by-item cost behind Section 3.8).</w:t>
+        <w:t>Table A.5: Development cost breakdown (item-by-item cost behind Section 3.8).</w:t>
       </w:r>
     </w:p>
     <w:tbl>
@@ -5145,7 +4369,7 @@
               <w:rPr>
                 <w:sz w:val="16"/>
               </w:rPr>
-              <w:t>Our measurement (Table 4.7)</w:t>
+              <w:t>Our measurement (Table 4.8)</w:t>
             </w:r>
           </w:p>
         </w:tc>
@@ -5217,7 +4441,7 @@
               <w:rPr>
                 <w:sz w:val="16"/>
               </w:rPr>
-              <w:t>Dettmers et al. (2023); our measurement (Table A.20)</w:t>
+              <w:t>Dettmers et al. (2023); our measurement (Table A.22)</w:t>
             </w:r>
           </w:p>
         </w:tc>
@@ -7026,7 +6250,7 @@
         <w:rPr>
           <w:i/>
         </w:rPr>
-        <w:t>Table A.5: Every parameter used in this work, its value, justification and evidence (the full parameter listing behind Chapter 4).</w:t>
+        <w:t>Table A.6: Every parameter used in this work, its value, justification and evidence (the full parameter listing behind Chapter 4).</w:t>
       </w:r>
     </w:p>
     <w:tbl>
@@ -9458,7 +8682,7 @@
         <w:rPr>
           <w:i/>
         </w:rPr>
-        <w:t>Table A.6: Precision, recall and F1 of the final detector for each of the 32 emotions (32 rows of per-emotion detail behind Section 5.1.2).</w:t>
+        <w:t>Table A.7: Precision, recall and F1 of the final detector for each of the 32 emotions (32 rows of per-emotion detail behind Section 5.1.2).</w:t>
       </w:r>
     </w:p>
     <w:tbl>
@@ -10261,7 +9485,7 @@
         <w:rPr>
           <w:i/>
         </w:rPr>
-        <w:t>Table A.7: The most frequent confusions, with counts and share of all detector errors (counts behind the error chart in Section 5.1.2).</w:t>
+        <w:t>Table A.8: The most frequent confusions, with counts and share of all detector errors (counts behind the error chart in Section 5.1.2).</w:t>
       </w:r>
     </w:p>
     <w:tbl>
@@ -11478,7 +10702,7 @@
         <w:rPr>
           <w:i/>
         </w:rPr>
-        <w:t>Table A.8: Lexical diversity and boilerplate repetition of selected systems (diversity and repetition detail behind Section 5.1.7).</w:t>
+        <w:t>Table A.9: Lexical diversity and boilerplate repetition of selected systems (diversity and repetition detail behind Section 5.1.7).</w:t>
       </w:r>
     </w:p>
     <w:tbl>
@@ -12049,7 +11273,7 @@
         <w:rPr>
           <w:i/>
         </w:rPr>
-        <w:t>Table A.9: Design of the human-evaluation items (item-by-item design of the human study described in Section 5.1.9).</w:t>
+        <w:t>Table A.10: Design of the human-evaluation items (item-by-item design of the human study described in Section 5.1.9).</w:t>
       </w:r>
     </w:p>
     <w:tbl>
@@ -12696,7 +11920,7 @@
         <w:rPr>
           <w:i/>
         </w:rPr>
-        <w:t>Table A.10: Detector candidates trained and tested under identical settings (the numbers behind the detector chart in Section 5.2.2).</w:t>
+        <w:t>Table A.11: Detector candidates trained and tested under identical settings (the numbers behind the detector chart in Section 5.2.2).</w:t>
       </w:r>
     </w:p>
     <w:tbl>
@@ -13991,7 +13215,7 @@
         <w:rPr>
           <w:i/>
         </w:rPr>
-        <w:t>Table A.11: Paired significance tests between the detector candidates (significance tests behind the detector comparison in Section 4.2.2).</w:t>
+        <w:t>Table A.12: Paired significance tests between the detector candidates (significance tests behind the detector comparison in Section 4.2.2).</w:t>
       </w:r>
     </w:p>
     <w:tbl>
@@ -14737,7 +13961,7 @@
         <w:rPr>
           <w:i/>
         </w:rPr>
-        <w:t>Table A.12: Empathy score within each reply-length band, with the number of replies in each (length-band detail behind Section 5.2.3).</w:t>
+        <w:t>Table A.13: Empathy score within each reply-length band, with the number of replies in each (length-band detail behind Section 5.2.3).</w:t>
       </w:r>
     </w:p>
     <w:tbl>
@@ -15482,7 +14706,855 @@
         <w:rPr>
           <w:i/>
         </w:rPr>
-        <w:t>Table A.13: Every design adjustment, the evidence behind it and its measured effect (the full adjustment log narrated in Section 5.3).</w:t>
+        <w:t>Table A.14: Every design adjustment, the evidence behind it and its measured effect (the full adjustment log narrated in Section 5.3).</w:t>
+      </w:r>
+    </w:p>
+    <w:tbl>
+      <w:tblPr>
+        <w:tblStyle w:val="TableGrid"/>
+        <w:tblW w:type="auto" w:w="0"/>
+        <w:tblLook w:firstColumn="1" w:firstRow="1" w:lastColumn="0" w:lastRow="0" w:noHBand="0" w:noVBand="1" w:val="04A0"/>
+      </w:tblPr>
+      <w:tblGrid>
+        <w:gridCol w:w="1872"/>
+        <w:gridCol w:w="1872"/>
+        <w:gridCol w:w="1872"/>
+        <w:gridCol w:w="1872"/>
+        <w:gridCol w:w="1872"/>
+      </w:tblGrid>
+      <w:tr>
+        <w:tc>
+          <w:tcPr>
+            <w:tcW w:type="dxa" w:w="1872"/>
+            <w:shd w:val="clear" w:color="auto" w:fill="E3EEFB"/>
+          </w:tcPr>
+          <w:p>
+            <w:r>
+              <w:rPr>
+                <w:b/>
+              </w:rPr>
+            </w:r>
+            <w:r>
+              <w:rPr>
+                <w:b/>
+                <w:sz w:val="16"/>
+              </w:rPr>
+              <w:t>Conversation</w:t>
+            </w:r>
+          </w:p>
+        </w:tc>
+        <w:tc>
+          <w:tcPr>
+            <w:tcW w:type="dxa" w:w="1872"/>
+            <w:shd w:val="clear" w:color="auto" w:fill="E3EEFB"/>
+          </w:tcPr>
+          <w:p>
+            <w:r>
+              <w:rPr>
+                <w:b/>
+              </w:rPr>
+            </w:r>
+            <w:r>
+              <w:rPr>
+                <w:b/>
+                <w:sz w:val="16"/>
+              </w:rPr>
+              <w:t>A listener would hear</w:t>
+            </w:r>
+          </w:p>
+        </w:tc>
+        <w:tc>
+          <w:tcPr>
+            <w:tcW w:type="dxa" w:w="1872"/>
+            <w:shd w:val="clear" w:color="auto" w:fill="E3EEFB"/>
+          </w:tcPr>
+          <w:p>
+            <w:r>
+              <w:rPr>
+                <w:b/>
+              </w:rPr>
+            </w:r>
+            <w:r>
+              <w:rPr>
+                <w:b/>
+                <w:sz w:val="16"/>
+              </w:rPr>
+              <w:t>Last 1 turn</w:t>
+            </w:r>
+          </w:p>
+        </w:tc>
+        <w:tc>
+          <w:tcPr>
+            <w:tcW w:type="dxa" w:w="1872"/>
+            <w:shd w:val="clear" w:color="auto" w:fill="E3EEFB"/>
+          </w:tcPr>
+          <w:p>
+            <w:r>
+              <w:rPr>
+                <w:b/>
+              </w:rPr>
+            </w:r>
+            <w:r>
+              <w:rPr>
+                <w:b/>
+                <w:sz w:val="16"/>
+              </w:rPr>
+              <w:t>Last 2 turns</w:t>
+            </w:r>
+          </w:p>
+        </w:tc>
+        <w:tc>
+          <w:tcPr>
+            <w:tcW w:type="dxa" w:w="1872"/>
+            <w:shd w:val="clear" w:color="auto" w:fill="E3EEFB"/>
+          </w:tcPr>
+          <w:p>
+            <w:r>
+              <w:rPr>
+                <w:b/>
+              </w:rPr>
+            </w:r>
+            <w:r>
+              <w:rPr>
+                <w:b/>
+                <w:sz w:val="16"/>
+              </w:rPr>
+              <w:t>Last 4 turns</w:t>
+            </w:r>
+          </w:p>
+        </w:tc>
+      </w:tr>
+      <w:tr>
+        <w:tc>
+          <w:tcPr>
+            <w:tcW w:type="dxa" w:w="1872"/>
+          </w:tcPr>
+          <w:p>
+            <w:r/>
+            <w:r>
+              <w:rPr>
+                <w:sz w:val="16"/>
+              </w:rPr>
+              <w:t>Masked distress (the yelling example)</w:t>
+            </w:r>
+          </w:p>
+        </w:tc>
+        <w:tc>
+          <w:tcPr>
+            <w:tcW w:type="dxa" w:w="1872"/>
+          </w:tcPr>
+          <w:p>
+            <w:r/>
+            <w:r>
+              <w:rPr>
+                <w:sz w:val="16"/>
+              </w:rPr>
+              <w:t>angry / hurt - NOT fine</w:t>
+            </w:r>
+          </w:p>
+        </w:tc>
+        <w:tc>
+          <w:tcPr>
+            <w:tcW w:type="dxa" w:w="1872"/>
+          </w:tcPr>
+          <w:p>
+            <w:r/>
+            <w:r>
+              <w:rPr>
+                <w:sz w:val="16"/>
+              </w:rPr>
+              <w:t>content (72%)</w:t>
+            </w:r>
+          </w:p>
+        </w:tc>
+        <w:tc>
+          <w:tcPr>
+            <w:tcW w:type="dxa" w:w="1872"/>
+          </w:tcPr>
+          <w:p>
+            <w:r/>
+            <w:r>
+              <w:rPr>
+                <w:sz w:val="16"/>
+              </w:rPr>
+              <w:t>angry (27%)</w:t>
+            </w:r>
+          </w:p>
+        </w:tc>
+        <w:tc>
+          <w:tcPr>
+            <w:tcW w:type="dxa" w:w="1872"/>
+          </w:tcPr>
+          <w:p>
+            <w:r/>
+            <w:r>
+              <w:rPr>
+                <w:sz w:val="16"/>
+              </w:rPr>
+              <w:t>angry (27%)</w:t>
+            </w:r>
+          </w:p>
+        </w:tc>
+      </w:tr>
+      <w:tr>
+        <w:tc>
+          <w:tcPr>
+            <w:tcW w:type="dxa" w:w="1872"/>
+          </w:tcPr>
+          <w:p>
+            <w:r/>
+            <w:r>
+              <w:rPr>
+                <w:sz w:val="16"/>
+              </w:rPr>
+              <w:t>Success undercut by self-doubt</w:t>
+            </w:r>
+          </w:p>
+        </w:tc>
+        <w:tc>
+          <w:tcPr>
+            <w:tcW w:type="dxa" w:w="1872"/>
+          </w:tcPr>
+          <w:p>
+            <w:r/>
+            <w:r>
+              <w:rPr>
+                <w:sz w:val="16"/>
+              </w:rPr>
+              <w:t>ashamed / insecure</w:t>
+            </w:r>
+          </w:p>
+        </w:tc>
+        <w:tc>
+          <w:tcPr>
+            <w:tcW w:type="dxa" w:w="1872"/>
+          </w:tcPr>
+          <w:p>
+            <w:r/>
+            <w:r>
+              <w:rPr>
+                <w:sz w:val="16"/>
+              </w:rPr>
+              <w:t>jealous (87%)</w:t>
+            </w:r>
+          </w:p>
+        </w:tc>
+        <w:tc>
+          <w:tcPr>
+            <w:tcW w:type="dxa" w:w="1872"/>
+          </w:tcPr>
+          <w:p>
+            <w:r/>
+            <w:r>
+              <w:rPr>
+                <w:sz w:val="16"/>
+              </w:rPr>
+              <w:t>jealous (65%)</w:t>
+            </w:r>
+          </w:p>
+        </w:tc>
+        <w:tc>
+          <w:tcPr>
+            <w:tcW w:type="dxa" w:w="1872"/>
+          </w:tcPr>
+          <w:p>
+            <w:r/>
+            <w:r>
+              <w:rPr>
+                <w:sz w:val="16"/>
+              </w:rPr>
+              <w:t>jealous (65%)</w:t>
+            </w:r>
+          </w:p>
+        </w:tc>
+      </w:tr>
+      <w:tr>
+        <w:tc>
+          <w:tcPr>
+            <w:tcW w:type="dxa" w:w="1872"/>
+          </w:tcPr>
+          <w:p>
+            <w:r/>
+            <w:r>
+              <w:rPr>
+                <w:sz w:val="16"/>
+              </w:rPr>
+              <w:t>Anger cooling into sadness</w:t>
+            </w:r>
+          </w:p>
+        </w:tc>
+        <w:tc>
+          <w:tcPr>
+            <w:tcW w:type="dxa" w:w="1872"/>
+          </w:tcPr>
+          <w:p>
+            <w:r/>
+            <w:r>
+              <w:rPr>
+                <w:sz w:val="16"/>
+              </w:rPr>
+              <w:t>sad / devastated</w:t>
+            </w:r>
+          </w:p>
+        </w:tc>
+        <w:tc>
+          <w:tcPr>
+            <w:tcW w:type="dxa" w:w="1872"/>
+          </w:tcPr>
+          <w:p>
+            <w:r/>
+            <w:r>
+              <w:rPr>
+                <w:sz w:val="16"/>
+              </w:rPr>
+              <w:t>lonely (91%)</w:t>
+            </w:r>
+          </w:p>
+        </w:tc>
+        <w:tc>
+          <w:tcPr>
+            <w:tcW w:type="dxa" w:w="1872"/>
+          </w:tcPr>
+          <w:p>
+            <w:r/>
+            <w:r>
+              <w:rPr>
+                <w:sz w:val="16"/>
+              </w:rPr>
+              <w:t>lonely (49%)</w:t>
+            </w:r>
+          </w:p>
+        </w:tc>
+        <w:tc>
+          <w:tcPr>
+            <w:tcW w:type="dxa" w:w="1872"/>
+          </w:tcPr>
+          <w:p>
+            <w:r/>
+            <w:r>
+              <w:rPr>
+                <w:sz w:val="16"/>
+              </w:rPr>
+              <w:t>disappointed (23%)</w:t>
+            </w:r>
+          </w:p>
+        </w:tc>
+      </w:tr>
+      <w:tr>
+        <w:tc>
+          <w:tcPr>
+            <w:tcW w:type="dxa" w:w="1872"/>
+          </w:tcPr>
+          <w:p>
+            <w:r/>
+            <w:r>
+              <w:rPr>
+                <w:sz w:val="16"/>
+              </w:rPr>
+              <w:t>Worry resolving into relief</w:t>
+            </w:r>
+          </w:p>
+        </w:tc>
+        <w:tc>
+          <w:tcPr>
+            <w:tcW w:type="dxa" w:w="1872"/>
+          </w:tcPr>
+          <w:p>
+            <w:r/>
+            <w:r>
+              <w:rPr>
+                <w:sz w:val="16"/>
+              </w:rPr>
+              <w:t>grateful / relieved</w:t>
+            </w:r>
+          </w:p>
+        </w:tc>
+        <w:tc>
+          <w:tcPr>
+            <w:tcW w:type="dxa" w:w="1872"/>
+          </w:tcPr>
+          <w:p>
+            <w:r/>
+            <w:r>
+              <w:rPr>
+                <w:sz w:val="16"/>
+              </w:rPr>
+              <w:t>faithful (35%)</w:t>
+            </w:r>
+          </w:p>
+        </w:tc>
+        <w:tc>
+          <w:tcPr>
+            <w:tcW w:type="dxa" w:w="1872"/>
+          </w:tcPr>
+          <w:p>
+            <w:r/>
+            <w:r>
+              <w:rPr>
+                <w:sz w:val="16"/>
+              </w:rPr>
+              <w:t>hopeful (55%)</w:t>
+            </w:r>
+          </w:p>
+        </w:tc>
+        <w:tc>
+          <w:tcPr>
+            <w:tcW w:type="dxa" w:w="1872"/>
+          </w:tcPr>
+          <w:p>
+            <w:r/>
+            <w:r>
+              <w:rPr>
+                <w:sz w:val="16"/>
+              </w:rPr>
+              <w:t>hopeful (67%)</w:t>
+            </w:r>
+          </w:p>
+        </w:tc>
+      </w:tr>
+      <w:tr>
+        <w:tc>
+          <w:tcPr>
+            <w:tcW w:type="dxa" w:w="1872"/>
+          </w:tcPr>
+          <w:p>
+            <w:r/>
+            <w:r>
+              <w:rPr>
+                <w:sz w:val="16"/>
+              </w:rPr>
+              <w:t>Deflection after disclosure</w:t>
+            </w:r>
+          </w:p>
+        </w:tc>
+        <w:tc>
+          <w:tcPr>
+            <w:tcW w:type="dxa" w:w="1872"/>
+          </w:tcPr>
+          <w:p>
+            <w:r/>
+            <w:r>
+              <w:rPr>
+                <w:sz w:val="16"/>
+              </w:rPr>
+              <w:t>sad - the deflection hides it</w:t>
+            </w:r>
+          </w:p>
+        </w:tc>
+        <w:tc>
+          <w:tcPr>
+            <w:tcW w:type="dxa" w:w="1872"/>
+          </w:tcPr>
+          <w:p>
+            <w:r/>
+            <w:r>
+              <w:rPr>
+                <w:sz w:val="16"/>
+              </w:rPr>
+              <w:t>content (61%)</w:t>
+            </w:r>
+          </w:p>
+        </w:tc>
+        <w:tc>
+          <w:tcPr>
+            <w:tcW w:type="dxa" w:w="1872"/>
+          </w:tcPr>
+          <w:p>
+            <w:r/>
+            <w:r>
+              <w:rPr>
+                <w:sz w:val="16"/>
+              </w:rPr>
+              <w:t>sad (59%)</w:t>
+            </w:r>
+          </w:p>
+        </w:tc>
+        <w:tc>
+          <w:tcPr>
+            <w:tcW w:type="dxa" w:w="1872"/>
+          </w:tcPr>
+          <w:p>
+            <w:r/>
+            <w:r>
+              <w:rPr>
+                <w:sz w:val="16"/>
+              </w:rPr>
+              <w:t>sad (59%)</w:t>
+            </w:r>
+          </w:p>
+        </w:tc>
+      </w:tr>
+      <w:tr>
+        <w:tc>
+          <w:tcPr>
+            <w:tcW w:type="dxa" w:w="1872"/>
+          </w:tcPr>
+          <w:p>
+            <w:r/>
+            <w:r>
+              <w:rPr>
+                <w:sz w:val="16"/>
+              </w:rPr>
+              <w:t>Excitement turning to nerves</w:t>
+            </w:r>
+          </w:p>
+        </w:tc>
+        <w:tc>
+          <w:tcPr>
+            <w:tcW w:type="dxa" w:w="1872"/>
+          </w:tcPr>
+          <w:p>
+            <w:r/>
+            <w:r>
+              <w:rPr>
+                <w:sz w:val="16"/>
+              </w:rPr>
+              <w:t>anxious / apprehensive</w:t>
+            </w:r>
+          </w:p>
+        </w:tc>
+        <w:tc>
+          <w:tcPr>
+            <w:tcW w:type="dxa" w:w="1872"/>
+          </w:tcPr>
+          <w:p>
+            <w:r/>
+            <w:r>
+              <w:rPr>
+                <w:sz w:val="16"/>
+              </w:rPr>
+              <w:t>anxious (47%)</w:t>
+            </w:r>
+          </w:p>
+        </w:tc>
+        <w:tc>
+          <w:tcPr>
+            <w:tcW w:type="dxa" w:w="1872"/>
+          </w:tcPr>
+          <w:p>
+            <w:r/>
+            <w:r>
+              <w:rPr>
+                <w:sz w:val="16"/>
+              </w:rPr>
+              <w:t>anxious (55%)</w:t>
+            </w:r>
+          </w:p>
+        </w:tc>
+        <w:tc>
+          <w:tcPr>
+            <w:tcW w:type="dxa" w:w="1872"/>
+          </w:tcPr>
+          <w:p>
+            <w:r/>
+            <w:r>
+              <w:rPr>
+                <w:sz w:val="16"/>
+              </w:rPr>
+              <w:t>anxious (31%)</w:t>
+            </w:r>
+          </w:p>
+        </w:tc>
+      </w:tr>
+      <w:tr>
+        <w:tc>
+          <w:tcPr>
+            <w:tcW w:type="dxa" w:w="1872"/>
+          </w:tcPr>
+          <w:p>
+            <w:r/>
+            <w:r>
+              <w:rPr>
+                <w:sz w:val="16"/>
+              </w:rPr>
+              <w:t>Loneliness behind a casual opener</w:t>
+            </w:r>
+          </w:p>
+        </w:tc>
+        <w:tc>
+          <w:tcPr>
+            <w:tcW w:type="dxa" w:w="1872"/>
+          </w:tcPr>
+          <w:p>
+            <w:r/>
+            <w:r>
+              <w:rPr>
+                <w:sz w:val="16"/>
+              </w:rPr>
+              <w:t>lonely</w:t>
+            </w:r>
+          </w:p>
+        </w:tc>
+        <w:tc>
+          <w:tcPr>
+            <w:tcW w:type="dxa" w:w="1872"/>
+          </w:tcPr>
+          <w:p>
+            <w:r/>
+            <w:r>
+              <w:rPr>
+                <w:sz w:val="16"/>
+              </w:rPr>
+              <w:t>ashamed (35%)</w:t>
+            </w:r>
+          </w:p>
+        </w:tc>
+        <w:tc>
+          <w:tcPr>
+            <w:tcW w:type="dxa" w:w="1872"/>
+          </w:tcPr>
+          <w:p>
+            <w:r/>
+            <w:r>
+              <w:rPr>
+                <w:sz w:val="16"/>
+              </w:rPr>
+              <w:t>guilty (56%)</w:t>
+            </w:r>
+          </w:p>
+        </w:tc>
+        <w:tc>
+          <w:tcPr>
+            <w:tcW w:type="dxa" w:w="1872"/>
+          </w:tcPr>
+          <w:p>
+            <w:r/>
+            <w:r>
+              <w:rPr>
+                <w:sz w:val="16"/>
+              </w:rPr>
+              <w:t>guilty (41%)</w:t>
+            </w:r>
+          </w:p>
+        </w:tc>
+      </w:tr>
+      <w:tr>
+        <w:tc>
+          <w:tcPr>
+            <w:tcW w:type="dxa" w:w="1872"/>
+          </w:tcPr>
+          <w:p>
+            <w:r/>
+            <w:r>
+              <w:rPr>
+                <w:sz w:val="16"/>
+              </w:rPr>
+              <w:t>Guilt surfacing late</w:t>
+            </w:r>
+          </w:p>
+        </w:tc>
+        <w:tc>
+          <w:tcPr>
+            <w:tcW w:type="dxa" w:w="1872"/>
+          </w:tcPr>
+          <w:p>
+            <w:r/>
+            <w:r>
+              <w:rPr>
+                <w:sz w:val="16"/>
+              </w:rPr>
+              <w:t>guilty / regretful</w:t>
+            </w:r>
+          </w:p>
+        </w:tc>
+        <w:tc>
+          <w:tcPr>
+            <w:tcW w:type="dxa" w:w="1872"/>
+          </w:tcPr>
+          <w:p>
+            <w:r/>
+            <w:r>
+              <w:rPr>
+                <w:sz w:val="16"/>
+              </w:rPr>
+              <w:t>ashamed (44%)</w:t>
+            </w:r>
+          </w:p>
+        </w:tc>
+        <w:tc>
+          <w:tcPr>
+            <w:tcW w:type="dxa" w:w="1872"/>
+          </w:tcPr>
+          <w:p>
+            <w:r/>
+            <w:r>
+              <w:rPr>
+                <w:sz w:val="16"/>
+              </w:rPr>
+              <w:t>ashamed (38%)</w:t>
+            </w:r>
+          </w:p>
+        </w:tc>
+        <w:tc>
+          <w:tcPr>
+            <w:tcW w:type="dxa" w:w="1872"/>
+          </w:tcPr>
+          <w:p>
+            <w:r/>
+            <w:r>
+              <w:rPr>
+                <w:sz w:val="16"/>
+              </w:rPr>
+              <w:t>ashamed (52%)</w:t>
+            </w:r>
+          </w:p>
+        </w:tc>
+      </w:tr>
+      <w:tr>
+        <w:tc>
+          <w:tcPr>
+            <w:tcW w:type="dxa" w:w="1872"/>
+          </w:tcPr>
+          <w:p>
+            <w:r/>
+            <w:r>
+              <w:rPr>
+                <w:sz w:val="16"/>
+              </w:rPr>
+              <w:t>Minimising a real loss</w:t>
+            </w:r>
+          </w:p>
+        </w:tc>
+        <w:tc>
+          <w:tcPr>
+            <w:tcW w:type="dxa" w:w="1872"/>
+          </w:tcPr>
+          <w:p>
+            <w:r/>
+            <w:r>
+              <w:rPr>
+                <w:sz w:val="16"/>
+              </w:rPr>
+              <w:t>devastated / sad</w:t>
+            </w:r>
+          </w:p>
+        </w:tc>
+        <w:tc>
+          <w:tcPr>
+            <w:tcW w:type="dxa" w:w="1872"/>
+          </w:tcPr>
+          <w:p>
+            <w:r/>
+            <w:r>
+              <w:rPr>
+                <w:sz w:val="16"/>
+              </w:rPr>
+              <w:t>lonely (67%)</w:t>
+            </w:r>
+          </w:p>
+        </w:tc>
+        <w:tc>
+          <w:tcPr>
+            <w:tcW w:type="dxa" w:w="1872"/>
+          </w:tcPr>
+          <w:p>
+            <w:r/>
+            <w:r>
+              <w:rPr>
+                <w:sz w:val="16"/>
+              </w:rPr>
+              <w:t>lonely (45%)</w:t>
+            </w:r>
+          </w:p>
+        </w:tc>
+        <w:tc>
+          <w:tcPr>
+            <w:tcW w:type="dxa" w:w="1872"/>
+          </w:tcPr>
+          <w:p>
+            <w:r/>
+            <w:r>
+              <w:rPr>
+                <w:sz w:val="16"/>
+              </w:rPr>
+              <w:t>sad (39%)</w:t>
+            </w:r>
+          </w:p>
+        </w:tc>
+      </w:tr>
+      <w:tr>
+        <w:tc>
+          <w:tcPr>
+            <w:tcW w:type="dxa" w:w="1872"/>
+          </w:tcPr>
+          <w:p>
+            <w:r/>
+            <w:r>
+              <w:rPr>
+                <w:sz w:val="16"/>
+              </w:rPr>
+              <w:t>Stable emotion (control - context should NOT change the answer)</w:t>
+            </w:r>
+          </w:p>
+        </w:tc>
+        <w:tc>
+          <w:tcPr>
+            <w:tcW w:type="dxa" w:w="1872"/>
+          </w:tcPr>
+          <w:p>
+            <w:r/>
+            <w:r>
+              <w:rPr>
+                <w:sz w:val="16"/>
+              </w:rPr>
+              <w:t>anxious (unchanged)</w:t>
+            </w:r>
+          </w:p>
+        </w:tc>
+        <w:tc>
+          <w:tcPr>
+            <w:tcW w:type="dxa" w:w="1872"/>
+          </w:tcPr>
+          <w:p>
+            <w:r/>
+            <w:r>
+              <w:rPr>
+                <w:sz w:val="16"/>
+              </w:rPr>
+              <w:t>confident (21%)</w:t>
+            </w:r>
+          </w:p>
+        </w:tc>
+        <w:tc>
+          <w:tcPr>
+            <w:tcW w:type="dxa" w:w="1872"/>
+          </w:tcPr>
+          <w:p>
+            <w:r/>
+            <w:r>
+              <w:rPr>
+                <w:sz w:val="16"/>
+              </w:rPr>
+              <w:t>anxious (76%)</w:t>
+            </w:r>
+          </w:p>
+        </w:tc>
+        <w:tc>
+          <w:tcPr>
+            <w:tcW w:type="dxa" w:w="1872"/>
+          </w:tcPr>
+          <w:p>
+            <w:r/>
+            <w:r>
+              <w:rPr>
+                <w:sz w:val="16"/>
+              </w:rPr>
+              <w:t>anxious (76%)</w:t>
+            </w:r>
+          </w:p>
+        </w:tc>
+      </w:tr>
+    </w:tbl>
+    <w:p/>
+    <w:p>
+      <w:pPr>
+        <w:spacing w:after="120"/>
+      </w:pPr>
+      <w:r>
+        <w:rPr>
+          <w:i/>
+        </w:rPr>
+        <w:t>Table A.15: What the detector predicts as the window widens, on ten short conversations containing an emotion shift (the ten short emotion-shift conversations behind Section 5.3.4).</w:t>
       </w:r>
     </w:p>
     <w:tbl>
@@ -21976,7 +22048,7 @@
         <w:rPr>
           <w:i/>
         </w:rPr>
-        <w:t>Table A.14: Paired significance tests comparing the final system with each baseline (every test behind the forest plot in Section 5.4.2).</w:t>
+        <w:t>Table A.16: Paired significance tests comparing the final system with each baseline (every test behind the forest plot in Section 5.4.2).</w:t>
       </w:r>
     </w:p>
     <w:tbl>
@@ -24121,7 +24193,7 @@
         <w:rPr>
           <w:i/>
         </w:rPr>
-        <w:t>Table A.15: Reply quality when the detector's label is correct and when it is wrong (error-propagation detail behind Section 5.4.3).</w:t>
+        <w:t>Table A.17: Reply quality when the detector's label is correct and when it is wrong (error-propagation detail behind Section 5.4.3).</w:t>
       </w:r>
     </w:p>
     <w:tbl>
@@ -24491,7 +24563,7 @@
         <w:rPr>
           <w:i/>
         </w:rPr>
-        <w:t>Table A.16: A more accurate detector with the generator held fixed (detector-swap detail behind Section 5.5.3).</w:t>
+        <w:t>Table A.18: A more accurate detector with the generator held fixed (detector-swap detail behind Section 5.5.3).</w:t>
       </w:r>
     </w:p>
     <w:tbl>
@@ -25842,7 +25914,7 @@
         <w:rPr>
           <w:i/>
         </w:rPr>
-        <w:t>Table A.17: The final system with RoBERTa-base and with RoBERTa-large (the RoBERTa-large substitution behind Section 5.4.3).</w:t>
+        <w:t>Table A.19: The final system with RoBERTa-base and with RoBERTa-large (the RoBERTa-large substitution behind Section 5.4.3).</w:t>
       </w:r>
     </w:p>
     <w:tbl>
@@ -27023,7 +27095,7 @@
         <w:rPr>
           <w:i/>
         </w:rPr>
-        <w:t>Table A.18: Correlation between reply length and empathy score within each system (per-system correlations behind Section 5.4.5).</w:t>
+        <w:t>Table A.20: Correlation between reply length and empathy score within each system (per-system correlations behind Section 5.4.5).</w:t>
       </w:r>
     </w:p>
     <w:tbl>
@@ -27769,7 +27841,7 @@
         <w:rPr>
           <w:i/>
         </w:rPr>
-        <w:t>Table A.19: Evidence for and against the empathy classifier for this project (validity checks on the empathy classifier, summarised in Section 5.4.6).</w:t>
+        <w:t>Table A.21: Evidence for and against the empathy classifier for this project (validity checks on the empathy classifier, summarised in Section 5.4.6).</w:t>
       </w:r>
     </w:p>
     <w:tbl>
@@ -31978,7 +32050,7 @@
         <w:rPr>
           <w:i/>
         </w:rPr>
-        <w:t>Table A.20: Paired significance tests on the AI-judge scores (every judge comparison behind Section 5.4.6).</w:t>
+        <w:t>Table A.22: Paired significance tests on the AI-judge scores (every judge comparison behind Section 5.4.6).</w:t>
       </w:r>
     </w:p>
     <w:tbl>
@@ -32548,7 +32620,7 @@
         <w:rPr>
           <w:i/>
         </w:rPr>
-        <w:t>Table A.21: Reply quality against total parameters for the final system and the single models (the numbers behind the cost chart in Section 5.5.5).</w:t>
+        <w:t>Table A.23: Reply quality against total parameters for the final system and the single models (the numbers behind the cost chart in Section 5.5.5).</w:t>
       </w:r>
     </w:p>
     <w:tbl>
@@ -32967,7 +33039,7 @@
         <w:rPr>
           <w:i/>
         </w:rPr>
-        <w:t>Table A.22: Detector size, detection accuracy and the resulting reply quality (detector-level figures behind Section 5.5.7).</w:t>
+        <w:t>Table A.24: Detector size, detection accuracy and the resulting reply quality (detector-level figures behind Section 5.5.7).</w:t>
       </w:r>
     </w:p>
     <w:tbl>
@@ -33563,7 +33635,7 @@
         <w:rPr>
           <w:i/>
         </w:rPr>
-        <w:t>Table A.23: Peak GPU memory and response time on the same 50 conversations (memory and timing measurements behind Section 5.5.5).</w:t>
+        <w:t>Table A.25: Peak GPU memory and response time on the same 50 conversations (memory and timing measurements behind Section 5.5.5).</w:t>
       </w:r>
     </w:p>
     <w:tbl>
@@ -34531,7 +34603,7 @@
         <w:rPr>
           <w:i/>
         </w:rPr>
-        <w:t>Table A.24: Paired comparison of response time and memory against each single model (paired tests behind the resource figures in Section 5.5.7).</w:t>
+        <w:t>Table A.26: Paired comparison of response time and memory against each single model (paired tests behind the resource figures in Section 5.5.7).</w:t>
       </w:r>
     </w:p>
     <w:tbl>
@@ -34812,7 +34884,7 @@
         <w:rPr>
           <w:i/>
         </w:rPr>
-        <w:t>Table A.25: Origin of each response rule and its measured effect within systems (origin and measured effect of each rule, summarised in Section 5.5.6).</w:t>
+        <w:t>Table A.27: Origin of each response rule and its measured effect within systems (origin and measured effect of each rule, summarised in Section 5.5.6).</w:t>
       </w:r>
     </w:p>
     <w:tbl>
@@ -36432,7 +36504,7 @@
         <w:rPr>
           <w:i/>
         </w:rPr>
-        <w:t>Table A.26: The decoupled design against the same generator alone, with reply length held constant (the numbers behind the comparison in Section 5.5.7).</w:t>
+        <w:t>Table A.28: The decoupled design against the same generator alone, with reply length held constant (the numbers behind the comparison in Section 5.5.7).</w:t>
       </w:r>
     </w:p>
     <w:sectPr>

--- a/final writing/Appendix.docx
+++ b/final writing/Appendix.docx
@@ -4153,7 +4153,7 @@
               <w:rPr>
                 <w:sz w:val="16"/>
               </w:rPr>
-              <w:t>Our measurement (Table 5.3)</w:t>
+              <w:t>Our measurement (Table A.10)</w:t>
             </w:r>
           </w:p>
         </w:tc>
@@ -4441,7 +4441,7 @@
               <w:rPr>
                 <w:sz w:val="16"/>
               </w:rPr>
-              <w:t>Dettmers et al. (2023); our measurement (Table A.22)</w:t>
+              <w:t>Dettmers et al. (2023); our measurement (Table A.25)</w:t>
             </w:r>
           </w:p>
         </w:tc>
@@ -6260,16 +6260,14 @@
         <w:tblLook w:firstColumn="1" w:firstRow="1" w:lastColumn="0" w:lastRow="0" w:noHBand="0" w:noVBand="1" w:val="04A0"/>
       </w:tblPr>
       <w:tblGrid>
-        <w:gridCol w:w="1872"/>
-        <w:gridCol w:w="1872"/>
-        <w:gridCol w:w="1872"/>
-        <w:gridCol w:w="1872"/>
-        <w:gridCol w:w="1872"/>
+        <w:gridCol w:w="3120"/>
+        <w:gridCol w:w="3120"/>
+        <w:gridCol w:w="3120"/>
       </w:tblGrid>
       <w:tr>
         <w:tc>
           <w:tcPr>
-            <w:tcW w:type="dxa" w:w="1872"/>
+            <w:tcW w:type="dxa" w:w="3120"/>
             <w:shd w:val="clear" w:color="auto" w:fill="E3EEFB"/>
           </w:tcPr>
           <w:p>
@@ -6283,13 +6281,13 @@
                 <w:b/>
                 <w:sz w:val="16"/>
               </w:rPr>
-              <w:t>Emotion</w:t>
-            </w:r>
-          </w:p>
-        </w:tc>
-        <w:tc>
-          <w:tcPr>
-            <w:tcW w:type="dxa" w:w="1872"/>
+              <w:t>Metric</w:t>
+            </w:r>
+          </w:p>
+        </w:tc>
+        <w:tc>
+          <w:tcPr>
+            <w:tcW w:type="dxa" w:w="3120"/>
             <w:shd w:val="clear" w:color="auto" w:fill="E3EEFB"/>
           </w:tcPr>
           <w:p>
@@ -6303,13 +6301,13 @@
                 <w:b/>
                 <w:sz w:val="16"/>
               </w:rPr>
-              <w:t>Precision (%)</w:t>
-            </w:r>
-          </w:p>
-        </w:tc>
-        <w:tc>
-          <w:tcPr>
-            <w:tcW w:type="dxa" w:w="1872"/>
+              <w:t>Value (%)</w:t>
+            </w:r>
+          </w:p>
+        </w:tc>
+        <w:tc>
+          <w:tcPr>
+            <w:tcW w:type="dxa" w:w="3120"/>
             <w:shd w:val="clear" w:color="auto" w:fill="E3EEFB"/>
           </w:tcPr>
           <w:p>
@@ -6323,47 +6321,7 @@
                 <w:b/>
                 <w:sz w:val="16"/>
               </w:rPr>
-              <w:t>Recall (%)</w:t>
-            </w:r>
-          </w:p>
-        </w:tc>
-        <w:tc>
-          <w:tcPr>
-            <w:tcW w:type="dxa" w:w="1872"/>
-            <w:shd w:val="clear" w:color="auto" w:fill="E3EEFB"/>
-          </w:tcPr>
-          <w:p>
-            <w:r>
-              <w:rPr>
-                <w:b/>
-              </w:rPr>
-            </w:r>
-            <w:r>
-              <w:rPr>
-                <w:b/>
-                <w:sz w:val="16"/>
-              </w:rPr>
-              <w:t>F1 (%)</w:t>
-            </w:r>
-          </w:p>
-        </w:tc>
-        <w:tc>
-          <w:tcPr>
-            <w:tcW w:type="dxa" w:w="1872"/>
-            <w:shd w:val="clear" w:color="auto" w:fill="E3EEFB"/>
-          </w:tcPr>
-          <w:p>
-            <w:r>
-              <w:rPr>
-                <w:b/>
-              </w:rPr>
-            </w:r>
-            <w:r>
-              <w:rPr>
-                <w:b/>
-                <w:sz w:val="16"/>
-              </w:rPr>
-              <w:t>Support</w:t>
+              <w:t>Source</w:t>
             </w:r>
           </w:p>
         </w:tc>
@@ -6371,71 +6329,43 @@
       <w:tr>
         <w:tc>
           <w:tcPr>
-            <w:tcW w:type="dxa" w:w="1872"/>
-          </w:tcPr>
-          <w:p>
-            <w:r/>
-            <w:r>
-              <w:rPr>
-                <w:sz w:val="16"/>
-              </w:rPr>
-              <w:t>caring</w:t>
-            </w:r>
-          </w:p>
-        </w:tc>
-        <w:tc>
-          <w:tcPr>
-            <w:tcW w:type="dxa" w:w="1872"/>
-          </w:tcPr>
-          <w:p>
-            <w:r/>
-            <w:r>
-              <w:rPr>
-                <w:sz w:val="16"/>
-              </w:rPr>
-              <w:t>71.4</w:t>
-            </w:r>
-          </w:p>
-        </w:tc>
-        <w:tc>
-          <w:tcPr>
-            <w:tcW w:type="dxa" w:w="1872"/>
-          </w:tcPr>
-          <w:p>
-            <w:r/>
-            <w:r>
-              <w:rPr>
-                <w:sz w:val="16"/>
-              </w:rPr>
-              <w:t>68.8</w:t>
-            </w:r>
-          </w:p>
-        </w:tc>
-        <w:tc>
-          <w:tcPr>
-            <w:tcW w:type="dxa" w:w="1872"/>
-          </w:tcPr>
-          <w:p>
-            <w:r/>
-            <w:r>
-              <w:rPr>
-                <w:sz w:val="16"/>
-              </w:rPr>
-              <w:t>70.1</w:t>
-            </w:r>
-          </w:p>
-        </w:tc>
-        <w:tc>
-          <w:tcPr>
-            <w:tcW w:type="dxa" w:w="1872"/>
-          </w:tcPr>
-          <w:p>
-            <w:r/>
-            <w:r>
-              <w:rPr>
-                <w:sz w:val="16"/>
-              </w:rPr>
-              <w:t>80</w:t>
+            <w:tcW w:type="dxa" w:w="3120"/>
+          </w:tcPr>
+          <w:p>
+            <w:r/>
+            <w:r>
+              <w:rPr>
+                <w:sz w:val="16"/>
+              </w:rPr>
+              <w:t>Top-1 accuracy</w:t>
+            </w:r>
+          </w:p>
+        </w:tc>
+        <w:tc>
+          <w:tcPr>
+            <w:tcW w:type="dxa" w:w="3120"/>
+          </w:tcPr>
+          <w:p>
+            <w:r/>
+            <w:r>
+              <w:rPr>
+                <w:sz w:val="16"/>
+              </w:rPr>
+              <w:t>50.28</w:t>
+            </w:r>
+          </w:p>
+        </w:tc>
+        <w:tc>
+          <w:tcPr>
+            <w:tcW w:type="dxa" w:w="3120"/>
+          </w:tcPr>
+          <w:p>
+            <w:r/>
+            <w:r>
+              <w:rPr>
+                <w:sz w:val="16"/>
+              </w:rPr>
+              <w:t>recomputed from test_predictions.csv</w:t>
             </w:r>
           </w:p>
         </w:tc>
@@ -6443,71 +6373,43 @@
       <w:tr>
         <w:tc>
           <w:tcPr>
-            <w:tcW w:type="dxa" w:w="1872"/>
-          </w:tcPr>
-          <w:p>
-            <w:r/>
-            <w:r>
-              <w:rPr>
-                <w:sz w:val="16"/>
-              </w:rPr>
-              <w:t>lonely</w:t>
-            </w:r>
-          </w:p>
-        </w:tc>
-        <w:tc>
-          <w:tcPr>
-            <w:tcW w:type="dxa" w:w="1872"/>
-          </w:tcPr>
-          <w:p>
-            <w:r/>
-            <w:r>
-              <w:rPr>
-                <w:sz w:val="16"/>
-              </w:rPr>
-              <w:t>65.2</w:t>
-            </w:r>
-          </w:p>
-        </w:tc>
-        <w:tc>
-          <w:tcPr>
-            <w:tcW w:type="dxa" w:w="1872"/>
-          </w:tcPr>
-          <w:p>
-            <w:r/>
-            <w:r>
-              <w:rPr>
-                <w:sz w:val="16"/>
-              </w:rPr>
-              <w:t>74.4</w:t>
-            </w:r>
-          </w:p>
-        </w:tc>
-        <w:tc>
-          <w:tcPr>
-            <w:tcW w:type="dxa" w:w="1872"/>
-          </w:tcPr>
-          <w:p>
-            <w:r/>
-            <w:r>
-              <w:rPr>
-                <w:sz w:val="16"/>
-              </w:rPr>
-              <w:t>69.5</w:t>
-            </w:r>
-          </w:p>
-        </w:tc>
-        <w:tc>
-          <w:tcPr>
-            <w:tcW w:type="dxa" w:w="1872"/>
-          </w:tcPr>
-          <w:p>
-            <w:r/>
-            <w:r>
-              <w:rPr>
-                <w:sz w:val="16"/>
-              </w:rPr>
-              <w:t>78</w:t>
+            <w:tcW w:type="dxa" w:w="3120"/>
+          </w:tcPr>
+          <w:p>
+            <w:r/>
+            <w:r>
+              <w:rPr>
+                <w:sz w:val="16"/>
+              </w:rPr>
+              <w:t>Macro-F1</w:t>
+            </w:r>
+          </w:p>
+        </w:tc>
+        <w:tc>
+          <w:tcPr>
+            <w:tcW w:type="dxa" w:w="3120"/>
+          </w:tcPr>
+          <w:p>
+            <w:r/>
+            <w:r>
+              <w:rPr>
+                <w:sz w:val="16"/>
+              </w:rPr>
+              <w:t>49.39</w:t>
+            </w:r>
+          </w:p>
+        </w:tc>
+        <w:tc>
+          <w:tcPr>
+            <w:tcW w:type="dxa" w:w="3120"/>
+          </w:tcPr>
+          <w:p>
+            <w:r/>
+            <w:r>
+              <w:rPr>
+                <w:sz w:val="16"/>
+              </w:rPr>
+              <w:t>recomputed from test_predictions.csv</w:t>
             </w:r>
           </w:p>
         </w:tc>
@@ -6515,71 +6417,43 @@
       <w:tr>
         <w:tc>
           <w:tcPr>
-            <w:tcW w:type="dxa" w:w="1872"/>
-          </w:tcPr>
-          <w:p>
-            <w:r/>
-            <w:r>
-              <w:rPr>
-                <w:sz w:val="16"/>
-              </w:rPr>
-              <w:t>jealous</w:t>
-            </w:r>
-          </w:p>
-        </w:tc>
-        <w:tc>
-          <w:tcPr>
-            <w:tcW w:type="dxa" w:w="1872"/>
-          </w:tcPr>
-          <w:p>
-            <w:r/>
-            <w:r>
-              <w:rPr>
-                <w:sz w:val="16"/>
-              </w:rPr>
-              <w:t>80</w:t>
-            </w:r>
-          </w:p>
-        </w:tc>
-        <w:tc>
-          <w:tcPr>
-            <w:tcW w:type="dxa" w:w="1872"/>
-          </w:tcPr>
-          <w:p>
-            <w:r/>
-            <w:r>
-              <w:rPr>
-                <w:sz w:val="16"/>
-              </w:rPr>
-              <w:t>54.3</w:t>
-            </w:r>
-          </w:p>
-        </w:tc>
-        <w:tc>
-          <w:tcPr>
-            <w:tcW w:type="dxa" w:w="1872"/>
-          </w:tcPr>
-          <w:p>
-            <w:r/>
-            <w:r>
-              <w:rPr>
-                <w:sz w:val="16"/>
-              </w:rPr>
-              <w:t>64.7</w:t>
-            </w:r>
-          </w:p>
-        </w:tc>
-        <w:tc>
-          <w:tcPr>
-            <w:tcW w:type="dxa" w:w="1872"/>
-          </w:tcPr>
-          <w:p>
-            <w:r/>
-            <w:r>
-              <w:rPr>
-                <w:sz w:val="16"/>
-              </w:rPr>
-              <w:t>81</w:t>
+            <w:tcW w:type="dxa" w:w="3120"/>
+          </w:tcPr>
+          <w:p>
+            <w:r/>
+            <w:r>
+              <w:rPr>
+                <w:sz w:val="16"/>
+              </w:rPr>
+              <w:t>Weighted-F1</w:t>
+            </w:r>
+          </w:p>
+        </w:tc>
+        <w:tc>
+          <w:tcPr>
+            <w:tcW w:type="dxa" w:w="3120"/>
+          </w:tcPr>
+          <w:p>
+            <w:r/>
+            <w:r>
+              <w:rPr>
+                <w:sz w:val="16"/>
+              </w:rPr>
+              <w:t>49.73</w:t>
+            </w:r>
+          </w:p>
+        </w:tc>
+        <w:tc>
+          <w:tcPr>
+            <w:tcW w:type="dxa" w:w="3120"/>
+          </w:tcPr>
+          <w:p>
+            <w:r/>
+            <w:r>
+              <w:rPr>
+                <w:sz w:val="16"/>
+              </w:rPr>
+              <w:t>recomputed from test_predictions.csv</w:t>
             </w:r>
           </w:p>
         </w:tc>
@@ -6587,71 +6461,43 @@
       <w:tr>
         <w:tc>
           <w:tcPr>
-            <w:tcW w:type="dxa" w:w="1872"/>
-          </w:tcPr>
-          <w:p>
-            <w:r/>
-            <w:r>
-              <w:rPr>
-                <w:sz w:val="16"/>
-              </w:rPr>
-              <w:t>embarrassed</w:t>
-            </w:r>
-          </w:p>
-        </w:tc>
-        <w:tc>
-          <w:tcPr>
-            <w:tcW w:type="dxa" w:w="1872"/>
-          </w:tcPr>
-          <w:p>
-            <w:r/>
-            <w:r>
-              <w:rPr>
-                <w:sz w:val="16"/>
-              </w:rPr>
-              <w:t>69</w:t>
-            </w:r>
-          </w:p>
-        </w:tc>
-        <w:tc>
-          <w:tcPr>
-            <w:tcW w:type="dxa" w:w="1872"/>
-          </w:tcPr>
-          <w:p>
-            <w:r/>
-            <w:r>
-              <w:rPr>
-                <w:sz w:val="16"/>
-              </w:rPr>
-              <w:t>60.5</w:t>
-            </w:r>
-          </w:p>
-        </w:tc>
-        <w:tc>
-          <w:tcPr>
-            <w:tcW w:type="dxa" w:w="1872"/>
-          </w:tcPr>
-          <w:p>
-            <w:r/>
-            <w:r>
-              <w:rPr>
-                <w:sz w:val="16"/>
-              </w:rPr>
-              <w:t>64.5</w:t>
-            </w:r>
-          </w:p>
-        </w:tc>
-        <w:tc>
-          <w:tcPr>
-            <w:tcW w:type="dxa" w:w="1872"/>
-          </w:tcPr>
-          <w:p>
-            <w:r/>
-            <w:r>
-              <w:rPr>
-                <w:sz w:val="16"/>
-              </w:rPr>
-              <w:t>81</w:t>
+            <w:tcW w:type="dxa" w:w="3120"/>
+          </w:tcPr>
+          <w:p>
+            <w:r/>
+            <w:r>
+              <w:rPr>
+                <w:sz w:val="16"/>
+              </w:rPr>
+              <w:t>Top-3 accuracy</w:t>
+            </w:r>
+          </w:p>
+        </w:tc>
+        <w:tc>
+          <w:tcPr>
+            <w:tcW w:type="dxa" w:w="3120"/>
+          </w:tcPr>
+          <w:p>
+            <w:r/>
+            <w:r>
+              <w:rPr>
+                <w:sz w:val="16"/>
+              </w:rPr>
+              <w:t>76.5</w:t>
+            </w:r>
+          </w:p>
+        </w:tc>
+        <w:tc>
+          <w:tcPr>
+            <w:tcW w:type="dxa" w:w="3120"/>
+          </w:tcPr>
+          <w:p>
+            <w:r/>
+            <w:r>
+              <w:rPr>
+                <w:sz w:val="16"/>
+              </w:rPr>
+              <w:t>recorded at training time (model card)</w:t>
             </w:r>
           </w:p>
         </w:tc>
@@ -6659,71 +6505,43 @@
       <w:tr>
         <w:tc>
           <w:tcPr>
-            <w:tcW w:type="dxa" w:w="1872"/>
-          </w:tcPr>
-          <w:p>
-            <w:r/>
-            <w:r>
-              <w:rPr>
-                <w:sz w:val="16"/>
-              </w:rPr>
-              <w:t>disgusted</w:t>
-            </w:r>
-          </w:p>
-        </w:tc>
-        <w:tc>
-          <w:tcPr>
-            <w:tcW w:type="dxa" w:w="1872"/>
-          </w:tcPr>
-          <w:p>
-            <w:r/>
-            <w:r>
-              <w:rPr>
-                <w:sz w:val="16"/>
-              </w:rPr>
-              <w:t>66.7</w:t>
-            </w:r>
-          </w:p>
-        </w:tc>
-        <w:tc>
-          <w:tcPr>
-            <w:tcW w:type="dxa" w:w="1872"/>
-          </w:tcPr>
-          <w:p>
-            <w:r/>
-            <w:r>
-              <w:rPr>
-                <w:sz w:val="16"/>
-              </w:rPr>
-              <w:t>58.1</w:t>
-            </w:r>
-          </w:p>
-        </w:tc>
-        <w:tc>
-          <w:tcPr>
-            <w:tcW w:type="dxa" w:w="1872"/>
-          </w:tcPr>
-          <w:p>
-            <w:r/>
-            <w:r>
-              <w:rPr>
-                <w:sz w:val="16"/>
-              </w:rPr>
-              <w:t>62.1</w:t>
-            </w:r>
-          </w:p>
-        </w:tc>
-        <w:tc>
-          <w:tcPr>
-            <w:tcW w:type="dxa" w:w="1872"/>
-          </w:tcPr>
-          <w:p>
-            <w:r/>
-            <w:r>
-              <w:rPr>
-                <w:sz w:val="16"/>
-              </w:rPr>
-              <w:t>86</w:t>
+            <w:tcW w:type="dxa" w:w="3120"/>
+          </w:tcPr>
+          <w:p>
+            <w:r/>
+            <w:r>
+              <w:rPr>
+                <w:sz w:val="16"/>
+              </w:rPr>
+              <w:t>Top-5 accuracy</w:t>
+            </w:r>
+          </w:p>
+        </w:tc>
+        <w:tc>
+          <w:tcPr>
+            <w:tcW w:type="dxa" w:w="3120"/>
+          </w:tcPr>
+          <w:p>
+            <w:r/>
+            <w:r>
+              <w:rPr>
+                <w:sz w:val="16"/>
+              </w:rPr>
+              <w:t>84.3</w:t>
+            </w:r>
+          </w:p>
+        </w:tc>
+        <w:tc>
+          <w:tcPr>
+            <w:tcW w:type="dxa" w:w="3120"/>
+          </w:tcPr>
+          <w:p>
+            <w:r/>
+            <w:r>
+              <w:rPr>
+                <w:sz w:val="16"/>
+              </w:rPr>
+              <w:t>recorded at training time (model card)</w:t>
             </w:r>
           </w:p>
         </w:tc>
@@ -6731,1943 +6549,43 @@
       <w:tr>
         <w:tc>
           <w:tcPr>
-            <w:tcW w:type="dxa" w:w="1872"/>
-          </w:tcPr>
-          <w:p>
-            <w:r/>
-            <w:r>
-              <w:rPr>
-                <w:sz w:val="16"/>
-              </w:rPr>
-              <w:t>nostalgic</w:t>
-            </w:r>
-          </w:p>
-        </w:tc>
-        <w:tc>
-          <w:tcPr>
-            <w:tcW w:type="dxa" w:w="1872"/>
-          </w:tcPr>
-          <w:p>
-            <w:r/>
-            <w:r>
-              <w:rPr>
-                <w:sz w:val="16"/>
-              </w:rPr>
-              <w:t>55</w:t>
-            </w:r>
-          </w:p>
-        </w:tc>
-        <w:tc>
-          <w:tcPr>
-            <w:tcW w:type="dxa" w:w="1872"/>
-          </w:tcPr>
-          <w:p>
-            <w:r/>
-            <w:r>
-              <w:rPr>
-                <w:sz w:val="16"/>
-              </w:rPr>
-              <w:t>71.4</w:t>
-            </w:r>
-          </w:p>
-        </w:tc>
-        <w:tc>
-          <w:tcPr>
-            <w:tcW w:type="dxa" w:w="1872"/>
-          </w:tcPr>
-          <w:p>
-            <w:r/>
-            <w:r>
-              <w:rPr>
-                <w:sz w:val="16"/>
-              </w:rPr>
-              <w:t>62.1</w:t>
-            </w:r>
-          </w:p>
-        </w:tc>
-        <w:tc>
-          <w:tcPr>
-            <w:tcW w:type="dxa" w:w="1872"/>
-          </w:tcPr>
-          <w:p>
-            <w:r/>
-            <w:r>
-              <w:rPr>
-                <w:sz w:val="16"/>
-              </w:rPr>
-              <w:t>77</w:t>
-            </w:r>
-          </w:p>
-        </w:tc>
-      </w:tr>
-      <w:tr>
-        <w:tc>
-          <w:tcPr>
-            <w:tcW w:type="dxa" w:w="1872"/>
-          </w:tcPr>
-          <w:p>
-            <w:r/>
-            <w:r>
-              <w:rPr>
-                <w:sz w:val="16"/>
-              </w:rPr>
-              <w:t>surprised</w:t>
-            </w:r>
-          </w:p>
-        </w:tc>
-        <w:tc>
-          <w:tcPr>
-            <w:tcW w:type="dxa" w:w="1872"/>
-          </w:tcPr>
-          <w:p>
-            <w:r/>
-            <w:r>
-              <w:rPr>
-                <w:sz w:val="16"/>
-              </w:rPr>
-              <w:t>60.9</w:t>
-            </w:r>
-          </w:p>
-        </w:tc>
-        <w:tc>
-          <w:tcPr>
-            <w:tcW w:type="dxa" w:w="1872"/>
-          </w:tcPr>
-          <w:p>
-            <w:r/>
-            <w:r>
-              <w:rPr>
-                <w:sz w:val="16"/>
-              </w:rPr>
-              <w:t>61.4</w:t>
-            </w:r>
-          </w:p>
-        </w:tc>
-        <w:tc>
-          <w:tcPr>
-            <w:tcW w:type="dxa" w:w="1872"/>
-          </w:tcPr>
-          <w:p>
-            <w:r/>
-            <w:r>
-              <w:rPr>
-                <w:sz w:val="16"/>
-              </w:rPr>
-              <w:t>61.2</w:t>
-            </w:r>
-          </w:p>
-        </w:tc>
-        <w:tc>
-          <w:tcPr>
-            <w:tcW w:type="dxa" w:w="1872"/>
-          </w:tcPr>
-          <w:p>
-            <w:r/>
-            <w:r>
-              <w:rPr>
-                <w:sz w:val="16"/>
-              </w:rPr>
-              <w:t>127</w:t>
-            </w:r>
-          </w:p>
-        </w:tc>
-      </w:tr>
-      <w:tr>
-        <w:tc>
-          <w:tcPr>
-            <w:tcW w:type="dxa" w:w="1872"/>
-          </w:tcPr>
-          <w:p>
-            <w:r/>
-            <w:r>
-              <w:rPr>
-                <w:sz w:val="16"/>
-              </w:rPr>
-              <w:t>guilty</w:t>
-            </w:r>
-          </w:p>
-        </w:tc>
-        <w:tc>
-          <w:tcPr>
-            <w:tcW w:type="dxa" w:w="1872"/>
-          </w:tcPr>
-          <w:p>
-            <w:r/>
-            <w:r>
-              <w:rPr>
-                <w:sz w:val="16"/>
-              </w:rPr>
-              <w:t>54.4</w:t>
-            </w:r>
-          </w:p>
-        </w:tc>
-        <w:tc>
-          <w:tcPr>
-            <w:tcW w:type="dxa" w:w="1872"/>
-          </w:tcPr>
-          <w:p>
-            <w:r/>
-            <w:r>
-              <w:rPr>
-                <w:sz w:val="16"/>
-              </w:rPr>
-              <w:t>65.2</w:t>
-            </w:r>
-          </w:p>
-        </w:tc>
-        <w:tc>
-          <w:tcPr>
-            <w:tcW w:type="dxa" w:w="1872"/>
-          </w:tcPr>
-          <w:p>
-            <w:r/>
-            <w:r>
-              <w:rPr>
-                <w:sz w:val="16"/>
-              </w:rPr>
-              <w:t>59.3</w:t>
-            </w:r>
-          </w:p>
-        </w:tc>
-        <w:tc>
-          <w:tcPr>
-            <w:tcW w:type="dxa" w:w="1872"/>
-          </w:tcPr>
-          <w:p>
-            <w:r/>
-            <w:r>
-              <w:rPr>
-                <w:sz w:val="16"/>
-              </w:rPr>
-              <w:t>66</w:t>
-            </w:r>
-          </w:p>
-        </w:tc>
-      </w:tr>
-      <w:tr>
-        <w:tc>
-          <w:tcPr>
-            <w:tcW w:type="dxa" w:w="1872"/>
-          </w:tcPr>
-          <w:p>
-            <w:r/>
-            <w:r>
-              <w:rPr>
-                <w:sz w:val="16"/>
-              </w:rPr>
-              <w:t>content</w:t>
-            </w:r>
-          </w:p>
-        </w:tc>
-        <w:tc>
-          <w:tcPr>
-            <w:tcW w:type="dxa" w:w="1872"/>
-          </w:tcPr>
-          <w:p>
-            <w:r/>
-            <w:r>
-              <w:rPr>
-                <w:sz w:val="16"/>
-              </w:rPr>
-              <w:t>60.6</w:t>
-            </w:r>
-          </w:p>
-        </w:tc>
-        <w:tc>
-          <w:tcPr>
-            <w:tcW w:type="dxa" w:w="1872"/>
-          </w:tcPr>
-          <w:p>
-            <w:r/>
-            <w:r>
-              <w:rPr>
-                <w:sz w:val="16"/>
-              </w:rPr>
-              <w:t>56.6</w:t>
-            </w:r>
-          </w:p>
-        </w:tc>
-        <w:tc>
-          <w:tcPr>
-            <w:tcW w:type="dxa" w:w="1872"/>
-          </w:tcPr>
-          <w:p>
-            <w:r/>
-            <w:r>
-              <w:rPr>
-                <w:sz w:val="16"/>
-              </w:rPr>
-              <w:t>58.5</w:t>
-            </w:r>
-          </w:p>
-        </w:tc>
-        <w:tc>
-          <w:tcPr>
-            <w:tcW w:type="dxa" w:w="1872"/>
-          </w:tcPr>
-          <w:p>
-            <w:r/>
-            <w:r>
-              <w:rPr>
-                <w:sz w:val="16"/>
-              </w:rPr>
-              <w:t>76</w:t>
-            </w:r>
-          </w:p>
-        </w:tc>
-      </w:tr>
-      <w:tr>
-        <w:tc>
-          <w:tcPr>
-            <w:tcW w:type="dxa" w:w="1872"/>
-          </w:tcPr>
-          <w:p>
-            <w:r/>
-            <w:r>
-              <w:rPr>
-                <w:sz w:val="16"/>
-              </w:rPr>
-              <w:t>prepared</w:t>
-            </w:r>
-          </w:p>
-        </w:tc>
-        <w:tc>
-          <w:tcPr>
-            <w:tcW w:type="dxa" w:w="1872"/>
-          </w:tcPr>
-          <w:p>
-            <w:r/>
-            <w:r>
-              <w:rPr>
-                <w:sz w:val="16"/>
-              </w:rPr>
-              <w:t>62.7</w:t>
-            </w:r>
-          </w:p>
-        </w:tc>
-        <w:tc>
-          <w:tcPr>
-            <w:tcW w:type="dxa" w:w="1872"/>
-          </w:tcPr>
-          <w:p>
-            <w:r/>
-            <w:r>
-              <w:rPr>
-                <w:sz w:val="16"/>
-              </w:rPr>
-              <w:t>54.5</w:t>
-            </w:r>
-          </w:p>
-        </w:tc>
-        <w:tc>
-          <w:tcPr>
-            <w:tcW w:type="dxa" w:w="1872"/>
-          </w:tcPr>
-          <w:p>
-            <w:r/>
-            <w:r>
-              <w:rPr>
-                <w:sz w:val="16"/>
-              </w:rPr>
-              <w:t>58.3</w:t>
-            </w:r>
-          </w:p>
-        </w:tc>
-        <w:tc>
-          <w:tcPr>
-            <w:tcW w:type="dxa" w:w="1872"/>
-          </w:tcPr>
-          <w:p>
-            <w:r/>
-            <w:r>
-              <w:rPr>
-                <w:sz w:val="16"/>
-              </w:rPr>
-              <w:t>77</w:t>
-            </w:r>
-          </w:p>
-        </w:tc>
-      </w:tr>
-      <w:tr>
-        <w:tc>
-          <w:tcPr>
-            <w:tcW w:type="dxa" w:w="1872"/>
-          </w:tcPr>
-          <w:p>
-            <w:r/>
-            <w:r>
-              <w:rPr>
-                <w:sz w:val="16"/>
-              </w:rPr>
-              <w:t>impressed</w:t>
-            </w:r>
-          </w:p>
-        </w:tc>
-        <w:tc>
-          <w:tcPr>
-            <w:tcW w:type="dxa" w:w="1872"/>
-          </w:tcPr>
-          <w:p>
-            <w:r/>
-            <w:r>
-              <w:rPr>
-                <w:sz w:val="16"/>
-              </w:rPr>
-              <w:t>54.9</w:t>
-            </w:r>
-          </w:p>
-        </w:tc>
-        <w:tc>
-          <w:tcPr>
-            <w:tcW w:type="dxa" w:w="1872"/>
-          </w:tcPr>
-          <w:p>
-            <w:r/>
-            <w:r>
-              <w:rPr>
-                <w:sz w:val="16"/>
-              </w:rPr>
-              <w:t>61.7</w:t>
-            </w:r>
-          </w:p>
-        </w:tc>
-        <w:tc>
-          <w:tcPr>
-            <w:tcW w:type="dxa" w:w="1872"/>
-          </w:tcPr>
-          <w:p>
-            <w:r/>
-            <w:r>
-              <w:rPr>
-                <w:sz w:val="16"/>
-              </w:rPr>
-              <w:t>58.1</w:t>
-            </w:r>
-          </w:p>
-        </w:tc>
-        <w:tc>
-          <w:tcPr>
-            <w:tcW w:type="dxa" w:w="1872"/>
-          </w:tcPr>
-          <w:p>
-            <w:r/>
-            <w:r>
-              <w:rPr>
-                <w:sz w:val="16"/>
-              </w:rPr>
-              <w:t>81</w:t>
-            </w:r>
-          </w:p>
-        </w:tc>
-      </w:tr>
-      <w:tr>
-        <w:tc>
-          <w:tcPr>
-            <w:tcW w:type="dxa" w:w="1872"/>
-          </w:tcPr>
-          <w:p>
-            <w:r/>
-            <w:r>
-              <w:rPr>
-                <w:sz w:val="16"/>
-              </w:rPr>
-              <w:t>proud</w:t>
-            </w:r>
-          </w:p>
-        </w:tc>
-        <w:tc>
-          <w:tcPr>
-            <w:tcW w:type="dxa" w:w="1872"/>
-          </w:tcPr>
-          <w:p>
-            <w:r/>
-            <w:r>
-              <w:rPr>
-                <w:sz w:val="16"/>
-              </w:rPr>
-              <w:t>51.2</w:t>
-            </w:r>
-          </w:p>
-        </w:tc>
-        <w:tc>
-          <w:tcPr>
-            <w:tcW w:type="dxa" w:w="1872"/>
-          </w:tcPr>
-          <w:p>
-            <w:r/>
-            <w:r>
-              <w:rPr>
-                <w:sz w:val="16"/>
-              </w:rPr>
-              <w:t>65.6</w:t>
-            </w:r>
-          </w:p>
-        </w:tc>
-        <w:tc>
-          <w:tcPr>
-            <w:tcW w:type="dxa" w:w="1872"/>
-          </w:tcPr>
-          <w:p>
-            <w:r/>
-            <w:r>
-              <w:rPr>
-                <w:sz w:val="16"/>
-              </w:rPr>
-              <w:t>57.5</w:t>
-            </w:r>
-          </w:p>
-        </w:tc>
-        <w:tc>
-          <w:tcPr>
-            <w:tcW w:type="dxa" w:w="1872"/>
-          </w:tcPr>
-          <w:p>
-            <w:r/>
-            <w:r>
-              <w:rPr>
-                <w:sz w:val="16"/>
-              </w:rPr>
-              <w:t>96</w:t>
-            </w:r>
-          </w:p>
-        </w:tc>
-      </w:tr>
-      <w:tr>
-        <w:tc>
-          <w:tcPr>
-            <w:tcW w:type="dxa" w:w="1872"/>
-          </w:tcPr>
-          <w:p>
-            <w:r/>
-            <w:r>
-              <w:rPr>
-                <w:sz w:val="16"/>
-              </w:rPr>
-              <w:t>faithful</w:t>
-            </w:r>
-          </w:p>
-        </w:tc>
-        <w:tc>
-          <w:tcPr>
-            <w:tcW w:type="dxa" w:w="1872"/>
-          </w:tcPr>
-          <w:p>
-            <w:r/>
-            <w:r>
-              <w:rPr>
-                <w:sz w:val="16"/>
-              </w:rPr>
-              <w:t>53.4</w:t>
-            </w:r>
-          </w:p>
-        </w:tc>
-        <w:tc>
-          <w:tcPr>
-            <w:tcW w:type="dxa" w:w="1872"/>
-          </w:tcPr>
-          <w:p>
-            <w:r/>
-            <w:r>
-              <w:rPr>
-                <w:sz w:val="16"/>
-              </w:rPr>
-              <w:t>62</w:t>
-            </w:r>
-          </w:p>
-        </w:tc>
-        <w:tc>
-          <w:tcPr>
-            <w:tcW w:type="dxa" w:w="1872"/>
-          </w:tcPr>
-          <w:p>
-            <w:r/>
-            <w:r>
-              <w:rPr>
-                <w:sz w:val="16"/>
-              </w:rPr>
-              <w:t>57.4</w:t>
-            </w:r>
-          </w:p>
-        </w:tc>
-        <w:tc>
-          <w:tcPr>
-            <w:tcW w:type="dxa" w:w="1872"/>
-          </w:tcPr>
-          <w:p>
-            <w:r/>
-            <w:r>
-              <w:rPr>
-                <w:sz w:val="16"/>
-              </w:rPr>
-              <w:t>50</w:t>
-            </w:r>
-          </w:p>
-        </w:tc>
-      </w:tr>
-      <w:tr>
-        <w:tc>
-          <w:tcPr>
-            <w:tcW w:type="dxa" w:w="1872"/>
-          </w:tcPr>
-          <w:p>
-            <w:r/>
-            <w:r>
-              <w:rPr>
-                <w:sz w:val="16"/>
-              </w:rPr>
-              <w:t>trusting</w:t>
-            </w:r>
-          </w:p>
-        </w:tc>
-        <w:tc>
-          <w:tcPr>
-            <w:tcW w:type="dxa" w:w="1872"/>
-          </w:tcPr>
-          <w:p>
-            <w:r/>
-            <w:r>
-              <w:rPr>
-                <w:sz w:val="16"/>
-              </w:rPr>
-              <w:t>54.4</w:t>
-            </w:r>
-          </w:p>
-        </w:tc>
-        <w:tc>
-          <w:tcPr>
-            <w:tcW w:type="dxa" w:w="1872"/>
-          </w:tcPr>
-          <w:p>
-            <w:r/>
-            <w:r>
-              <w:rPr>
-                <w:sz w:val="16"/>
-              </w:rPr>
-              <w:t>57.8</w:t>
-            </w:r>
-          </w:p>
-        </w:tc>
-        <w:tc>
-          <w:tcPr>
-            <w:tcW w:type="dxa" w:w="1872"/>
-          </w:tcPr>
-          <w:p>
-            <w:r/>
-            <w:r>
-              <w:rPr>
-                <w:sz w:val="16"/>
-              </w:rPr>
-              <w:t>56.1</w:t>
-            </w:r>
-          </w:p>
-        </w:tc>
-        <w:tc>
-          <w:tcPr>
-            <w:tcW w:type="dxa" w:w="1872"/>
-          </w:tcPr>
-          <w:p>
-            <w:r/>
-            <w:r>
-              <w:rPr>
-                <w:sz w:val="16"/>
-              </w:rPr>
-              <w:t>64</w:t>
-            </w:r>
-          </w:p>
-        </w:tc>
-      </w:tr>
-      <w:tr>
-        <w:tc>
-          <w:tcPr>
-            <w:tcW w:type="dxa" w:w="1872"/>
-          </w:tcPr>
-          <w:p>
-            <w:r/>
-            <w:r>
-              <w:rPr>
-                <w:sz w:val="16"/>
-              </w:rPr>
-              <w:t>grateful</w:t>
-            </w:r>
-          </w:p>
-        </w:tc>
-        <w:tc>
-          <w:tcPr>
-            <w:tcW w:type="dxa" w:w="1872"/>
-          </w:tcPr>
-          <w:p>
-            <w:r/>
-            <w:r>
-              <w:rPr>
-                <w:sz w:val="16"/>
-              </w:rPr>
-              <w:t>54.7</w:t>
-            </w:r>
-          </w:p>
-        </w:tc>
-        <w:tc>
-          <w:tcPr>
-            <w:tcW w:type="dxa" w:w="1872"/>
-          </w:tcPr>
-          <w:p>
-            <w:r/>
-            <w:r>
-              <w:rPr>
-                <w:sz w:val="16"/>
-              </w:rPr>
-              <w:t>54.7</w:t>
-            </w:r>
-          </w:p>
-        </w:tc>
-        <w:tc>
-          <w:tcPr>
-            <w:tcW w:type="dxa" w:w="1872"/>
-          </w:tcPr>
-          <w:p>
-            <w:r/>
-            <w:r>
-              <w:rPr>
-                <w:sz w:val="16"/>
-              </w:rPr>
-              <w:t>54.7</w:t>
-            </w:r>
-          </w:p>
-        </w:tc>
-        <w:tc>
-          <w:tcPr>
-            <w:tcW w:type="dxa" w:w="1872"/>
-          </w:tcPr>
-          <w:p>
-            <w:r/>
-            <w:r>
-              <w:rPr>
-                <w:sz w:val="16"/>
-              </w:rPr>
-              <w:t>95</w:t>
-            </w:r>
-          </w:p>
-        </w:tc>
-      </w:tr>
-      <w:tr>
-        <w:tc>
-          <w:tcPr>
-            <w:tcW w:type="dxa" w:w="1872"/>
-          </w:tcPr>
-          <w:p>
-            <w:r/>
-            <w:r>
-              <w:rPr>
-                <w:sz w:val="16"/>
-              </w:rPr>
-              <w:t>annoyed</w:t>
-            </w:r>
-          </w:p>
-        </w:tc>
-        <w:tc>
-          <w:tcPr>
-            <w:tcW w:type="dxa" w:w="1872"/>
-          </w:tcPr>
-          <w:p>
-            <w:r/>
-            <w:r>
-              <w:rPr>
-                <w:sz w:val="16"/>
-              </w:rPr>
-              <w:t>52.7</w:t>
-            </w:r>
-          </w:p>
-        </w:tc>
-        <w:tc>
-          <w:tcPr>
-            <w:tcW w:type="dxa" w:w="1872"/>
-          </w:tcPr>
-          <w:p>
-            <w:r/>
-            <w:r>
-              <w:rPr>
-                <w:sz w:val="16"/>
-              </w:rPr>
-              <w:t>53.8</w:t>
-            </w:r>
-          </w:p>
-        </w:tc>
-        <w:tc>
-          <w:tcPr>
-            <w:tcW w:type="dxa" w:w="1872"/>
-          </w:tcPr>
-          <w:p>
-            <w:r/>
-            <w:r>
-              <w:rPr>
-                <w:sz w:val="16"/>
-              </w:rPr>
-              <w:t>53.3</w:t>
-            </w:r>
-          </w:p>
-        </w:tc>
-        <w:tc>
-          <w:tcPr>
-            <w:tcW w:type="dxa" w:w="1872"/>
-          </w:tcPr>
-          <w:p>
-            <w:r/>
-            <w:r>
-              <w:rPr>
-                <w:sz w:val="16"/>
-              </w:rPr>
-              <w:t>91</w:t>
-            </w:r>
-          </w:p>
-        </w:tc>
-      </w:tr>
-      <w:tr>
-        <w:tc>
-          <w:tcPr>
-            <w:tcW w:type="dxa" w:w="1872"/>
-          </w:tcPr>
-          <w:p>
-            <w:r/>
-            <w:r>
-              <w:rPr>
-                <w:sz w:val="16"/>
-              </w:rPr>
-              <w:t>devastated</w:t>
-            </w:r>
-          </w:p>
-        </w:tc>
-        <w:tc>
-          <w:tcPr>
-            <w:tcW w:type="dxa" w:w="1872"/>
-          </w:tcPr>
-          <w:p>
-            <w:r/>
-            <w:r>
-              <w:rPr>
-                <w:sz w:val="16"/>
-              </w:rPr>
-              <w:t>40.4</w:t>
-            </w:r>
-          </w:p>
-        </w:tc>
-        <w:tc>
-          <w:tcPr>
-            <w:tcW w:type="dxa" w:w="1872"/>
-          </w:tcPr>
-          <w:p>
-            <w:r/>
-            <w:r>
-              <w:rPr>
-                <w:sz w:val="16"/>
-              </w:rPr>
-              <w:t>68.7</w:t>
-            </w:r>
-          </w:p>
-        </w:tc>
-        <w:tc>
-          <w:tcPr>
-            <w:tcW w:type="dxa" w:w="1872"/>
-          </w:tcPr>
-          <w:p>
-            <w:r/>
-            <w:r>
-              <w:rPr>
-                <w:sz w:val="16"/>
-              </w:rPr>
-              <w:t>50.8</w:t>
-            </w:r>
-          </w:p>
-        </w:tc>
-        <w:tc>
-          <w:tcPr>
-            <w:tcW w:type="dxa" w:w="1872"/>
-          </w:tcPr>
-          <w:p>
-            <w:r/>
-            <w:r>
-              <w:rPr>
-                <w:sz w:val="16"/>
-              </w:rPr>
-              <w:t>67</w:t>
-            </w:r>
-          </w:p>
-        </w:tc>
-      </w:tr>
-      <w:tr>
-        <w:tc>
-          <w:tcPr>
-            <w:tcW w:type="dxa" w:w="1872"/>
-          </w:tcPr>
-          <w:p>
-            <w:r/>
-            <w:r>
-              <w:rPr>
-                <w:sz w:val="16"/>
-              </w:rPr>
-              <w:t>confident</w:t>
-            </w:r>
-          </w:p>
-        </w:tc>
-        <w:tc>
-          <w:tcPr>
-            <w:tcW w:type="dxa" w:w="1872"/>
-          </w:tcPr>
-          <w:p>
-            <w:r/>
-            <w:r>
-              <w:rPr>
-                <w:sz w:val="16"/>
-              </w:rPr>
-              <w:t>41.2</w:t>
-            </w:r>
-          </w:p>
-        </w:tc>
-        <w:tc>
-          <w:tcPr>
-            <w:tcW w:type="dxa" w:w="1872"/>
-          </w:tcPr>
-          <w:p>
-            <w:r/>
-            <w:r>
-              <w:rPr>
-                <w:sz w:val="16"/>
-              </w:rPr>
-              <w:t>56</w:t>
-            </w:r>
-          </w:p>
-        </w:tc>
-        <w:tc>
-          <w:tcPr>
-            <w:tcW w:type="dxa" w:w="1872"/>
-          </w:tcPr>
-          <w:p>
-            <w:r/>
-            <w:r>
-              <w:rPr>
-                <w:sz w:val="16"/>
-              </w:rPr>
-              <w:t>47.5</w:t>
-            </w:r>
-          </w:p>
-        </w:tc>
-        <w:tc>
-          <w:tcPr>
-            <w:tcW w:type="dxa" w:w="1872"/>
-          </w:tcPr>
-          <w:p>
-            <w:r/>
-            <w:r>
-              <w:rPr>
-                <w:sz w:val="16"/>
-              </w:rPr>
-              <w:t>75</w:t>
-            </w:r>
-          </w:p>
-        </w:tc>
-      </w:tr>
-      <w:tr>
-        <w:tc>
-          <w:tcPr>
-            <w:tcW w:type="dxa" w:w="1872"/>
-          </w:tcPr>
-          <w:p>
-            <w:r/>
-            <w:r>
-              <w:rPr>
-                <w:sz w:val="16"/>
-              </w:rPr>
-              <w:t>hopeful</w:t>
-            </w:r>
-          </w:p>
-        </w:tc>
-        <w:tc>
-          <w:tcPr>
-            <w:tcW w:type="dxa" w:w="1872"/>
-          </w:tcPr>
-          <w:p>
-            <w:r/>
-            <w:r>
-              <w:rPr>
-                <w:sz w:val="16"/>
-              </w:rPr>
-              <w:t>46.8</w:t>
-            </w:r>
-          </w:p>
-        </w:tc>
-        <w:tc>
-          <w:tcPr>
-            <w:tcW w:type="dxa" w:w="1872"/>
-          </w:tcPr>
-          <w:p>
-            <w:r/>
-            <w:r>
-              <w:rPr>
-                <w:sz w:val="16"/>
-              </w:rPr>
-              <w:t>45.6</w:t>
-            </w:r>
-          </w:p>
-        </w:tc>
-        <w:tc>
-          <w:tcPr>
-            <w:tcW w:type="dxa" w:w="1872"/>
-          </w:tcPr>
-          <w:p>
-            <w:r/>
-            <w:r>
-              <w:rPr>
-                <w:sz w:val="16"/>
-              </w:rPr>
-              <w:t>46.2</w:t>
-            </w:r>
-          </w:p>
-        </w:tc>
-        <w:tc>
-          <w:tcPr>
-            <w:tcW w:type="dxa" w:w="1872"/>
-          </w:tcPr>
-          <w:p>
-            <w:r/>
-            <w:r>
-              <w:rPr>
-                <w:sz w:val="16"/>
-              </w:rPr>
-              <w:t>79</w:t>
-            </w:r>
-          </w:p>
-        </w:tc>
-      </w:tr>
-      <w:tr>
-        <w:tc>
-          <w:tcPr>
-            <w:tcW w:type="dxa" w:w="1872"/>
-          </w:tcPr>
-          <w:p>
-            <w:r/>
-            <w:r>
-              <w:rPr>
-                <w:sz w:val="16"/>
-              </w:rPr>
-              <w:t>excited</w:t>
-            </w:r>
-          </w:p>
-        </w:tc>
-        <w:tc>
-          <w:tcPr>
-            <w:tcW w:type="dxa" w:w="1872"/>
-          </w:tcPr>
-          <w:p>
-            <w:r/>
-            <w:r>
-              <w:rPr>
-                <w:sz w:val="16"/>
-              </w:rPr>
-              <w:t>42.7</w:t>
-            </w:r>
-          </w:p>
-        </w:tc>
-        <w:tc>
-          <w:tcPr>
-            <w:tcW w:type="dxa" w:w="1872"/>
-          </w:tcPr>
-          <w:p>
-            <w:r/>
-            <w:r>
-              <w:rPr>
-                <w:sz w:val="16"/>
-              </w:rPr>
-              <w:t>48.4</w:t>
-            </w:r>
-          </w:p>
-        </w:tc>
-        <w:tc>
-          <w:tcPr>
-            <w:tcW w:type="dxa" w:w="1872"/>
-          </w:tcPr>
-          <w:p>
-            <w:r/>
-            <w:r>
-              <w:rPr>
-                <w:sz w:val="16"/>
-              </w:rPr>
-              <w:t>45.4</w:t>
-            </w:r>
-          </w:p>
-        </w:tc>
-        <w:tc>
-          <w:tcPr>
-            <w:tcW w:type="dxa" w:w="1872"/>
-          </w:tcPr>
-          <w:p>
-            <w:r/>
-            <w:r>
-              <w:rPr>
-                <w:sz w:val="16"/>
-              </w:rPr>
-              <w:t>91</w:t>
-            </w:r>
-          </w:p>
-        </w:tc>
-      </w:tr>
-      <w:tr>
-        <w:tc>
-          <w:tcPr>
-            <w:tcW w:type="dxa" w:w="1872"/>
-          </w:tcPr>
-          <w:p>
-            <w:r/>
-            <w:r>
-              <w:rPr>
-                <w:sz w:val="16"/>
-              </w:rPr>
-              <w:t>furious</w:t>
-            </w:r>
-          </w:p>
-        </w:tc>
-        <w:tc>
-          <w:tcPr>
-            <w:tcW w:type="dxa" w:w="1872"/>
-          </w:tcPr>
-          <w:p>
-            <w:r/>
-            <w:r>
-              <w:rPr>
-                <w:sz w:val="16"/>
-              </w:rPr>
-              <w:t>44.3</w:t>
-            </w:r>
-          </w:p>
-        </w:tc>
-        <w:tc>
-          <w:tcPr>
-            <w:tcW w:type="dxa" w:w="1872"/>
-          </w:tcPr>
-          <w:p>
-            <w:r/>
-            <w:r>
-              <w:rPr>
-                <w:sz w:val="16"/>
-              </w:rPr>
-              <w:t>46.3</w:t>
-            </w:r>
-          </w:p>
-        </w:tc>
-        <w:tc>
-          <w:tcPr>
-            <w:tcW w:type="dxa" w:w="1872"/>
-          </w:tcPr>
-          <w:p>
-            <w:r/>
-            <w:r>
-              <w:rPr>
-                <w:sz w:val="16"/>
-              </w:rPr>
-              <w:t>45.3</w:t>
-            </w:r>
-          </w:p>
-        </w:tc>
-        <w:tc>
-          <w:tcPr>
-            <w:tcW w:type="dxa" w:w="1872"/>
-          </w:tcPr>
-          <w:p>
-            <w:r/>
-            <w:r>
-              <w:rPr>
-                <w:sz w:val="16"/>
-              </w:rPr>
-              <w:t>67</w:t>
-            </w:r>
-          </w:p>
-        </w:tc>
-      </w:tr>
-      <w:tr>
-        <w:tc>
-          <w:tcPr>
-            <w:tcW w:type="dxa" w:w="1872"/>
-          </w:tcPr>
-          <w:p>
-            <w:r/>
-            <w:r>
-              <w:rPr>
-                <w:sz w:val="16"/>
-              </w:rPr>
-              <w:t>terrified</w:t>
-            </w:r>
-          </w:p>
-        </w:tc>
-        <w:tc>
-          <w:tcPr>
-            <w:tcW w:type="dxa" w:w="1872"/>
-          </w:tcPr>
-          <w:p>
-            <w:r/>
-            <w:r>
-              <w:rPr>
-                <w:sz w:val="16"/>
-              </w:rPr>
-              <w:t>37.6</w:t>
-            </w:r>
-          </w:p>
-        </w:tc>
-        <w:tc>
-          <w:tcPr>
-            <w:tcW w:type="dxa" w:w="1872"/>
-          </w:tcPr>
-          <w:p>
-            <w:r/>
-            <w:r>
-              <w:rPr>
-                <w:sz w:val="16"/>
-              </w:rPr>
-              <w:t>53.5</w:t>
-            </w:r>
-          </w:p>
-        </w:tc>
-        <w:tc>
-          <w:tcPr>
-            <w:tcW w:type="dxa" w:w="1872"/>
-          </w:tcPr>
-          <w:p>
-            <w:r/>
-            <w:r>
-              <w:rPr>
-                <w:sz w:val="16"/>
-              </w:rPr>
-              <w:t>44.2</w:t>
-            </w:r>
-          </w:p>
-        </w:tc>
-        <w:tc>
-          <w:tcPr>
-            <w:tcW w:type="dxa" w:w="1872"/>
-          </w:tcPr>
-          <w:p>
-            <w:r/>
-            <w:r>
-              <w:rPr>
-                <w:sz w:val="16"/>
-              </w:rPr>
-              <w:t>71</w:t>
-            </w:r>
-          </w:p>
-        </w:tc>
-      </w:tr>
-      <w:tr>
-        <w:tc>
-          <w:tcPr>
-            <w:tcW w:type="dxa" w:w="1872"/>
-          </w:tcPr>
-          <w:p>
-            <w:r/>
-            <w:r>
-              <w:rPr>
-                <w:sz w:val="16"/>
-              </w:rPr>
-              <w:t>disappointed</w:t>
-            </w:r>
-          </w:p>
-        </w:tc>
-        <w:tc>
-          <w:tcPr>
-            <w:tcW w:type="dxa" w:w="1872"/>
-          </w:tcPr>
-          <w:p>
-            <w:r/>
-            <w:r>
-              <w:rPr>
-                <w:sz w:val="16"/>
-              </w:rPr>
-              <w:t>44.9</w:t>
-            </w:r>
-          </w:p>
-        </w:tc>
-        <w:tc>
-          <w:tcPr>
-            <w:tcW w:type="dxa" w:w="1872"/>
-          </w:tcPr>
-          <w:p>
-            <w:r/>
-            <w:r>
-              <w:rPr>
-                <w:sz w:val="16"/>
-              </w:rPr>
-              <w:t>43.2</w:t>
-            </w:r>
-          </w:p>
-        </w:tc>
-        <w:tc>
-          <w:tcPr>
-            <w:tcW w:type="dxa" w:w="1872"/>
-          </w:tcPr>
-          <w:p>
-            <w:r/>
-            <w:r>
-              <w:rPr>
-                <w:sz w:val="16"/>
-              </w:rPr>
-              <w:t>44</w:t>
-            </w:r>
-          </w:p>
-        </w:tc>
-        <w:tc>
-          <w:tcPr>
-            <w:tcW w:type="dxa" w:w="1872"/>
-          </w:tcPr>
-          <w:p>
-            <w:r/>
-            <w:r>
-              <w:rPr>
-                <w:sz w:val="16"/>
-              </w:rPr>
-              <w:t>81</w:t>
-            </w:r>
-          </w:p>
-        </w:tc>
-      </w:tr>
-      <w:tr>
-        <w:tc>
-          <w:tcPr>
-            <w:tcW w:type="dxa" w:w="1872"/>
-          </w:tcPr>
-          <w:p>
-            <w:r/>
-            <w:r>
-              <w:rPr>
-                <w:sz w:val="16"/>
-              </w:rPr>
-              <w:t>sentimental</w:t>
-            </w:r>
-          </w:p>
-        </w:tc>
-        <w:tc>
-          <w:tcPr>
-            <w:tcW w:type="dxa" w:w="1872"/>
-          </w:tcPr>
-          <w:p>
-            <w:r/>
-            <w:r>
-              <w:rPr>
-                <w:sz w:val="16"/>
-              </w:rPr>
-              <w:t>60.8</w:t>
-            </w:r>
-          </w:p>
-        </w:tc>
-        <w:tc>
-          <w:tcPr>
-            <w:tcW w:type="dxa" w:w="1872"/>
-          </w:tcPr>
-          <w:p>
-            <w:r/>
-            <w:r>
-              <w:rPr>
-                <w:sz w:val="16"/>
-              </w:rPr>
-              <w:t>34.1</w:t>
-            </w:r>
-          </w:p>
-        </w:tc>
-        <w:tc>
-          <w:tcPr>
-            <w:tcW w:type="dxa" w:w="1872"/>
-          </w:tcPr>
-          <w:p>
-            <w:r/>
-            <w:r>
-              <w:rPr>
-                <w:sz w:val="16"/>
-              </w:rPr>
-              <w:t>43.7</w:t>
-            </w:r>
-          </w:p>
-        </w:tc>
-        <w:tc>
-          <w:tcPr>
-            <w:tcW w:type="dxa" w:w="1872"/>
-          </w:tcPr>
-          <w:p>
-            <w:r/>
-            <w:r>
-              <w:rPr>
-                <w:sz w:val="16"/>
-              </w:rPr>
-              <w:t>91</w:t>
-            </w:r>
-          </w:p>
-        </w:tc>
-      </w:tr>
-      <w:tr>
-        <w:tc>
-          <w:tcPr>
-            <w:tcW w:type="dxa" w:w="1872"/>
-          </w:tcPr>
-          <w:p>
-            <w:r/>
-            <w:r>
-              <w:rPr>
-                <w:sz w:val="16"/>
-              </w:rPr>
-              <w:t>anxious</w:t>
-            </w:r>
-          </w:p>
-        </w:tc>
-        <w:tc>
-          <w:tcPr>
-            <w:tcW w:type="dxa" w:w="1872"/>
-          </w:tcPr>
-          <w:p>
-            <w:r/>
-            <w:r>
-              <w:rPr>
-                <w:sz w:val="16"/>
-              </w:rPr>
-              <w:t>39.1</w:t>
-            </w:r>
-          </w:p>
-        </w:tc>
-        <w:tc>
-          <w:tcPr>
-            <w:tcW w:type="dxa" w:w="1872"/>
-          </w:tcPr>
-          <w:p>
-            <w:r/>
-            <w:r>
-              <w:rPr>
-                <w:sz w:val="16"/>
-              </w:rPr>
-              <w:t>43.6</w:t>
-            </w:r>
-          </w:p>
-        </w:tc>
-        <w:tc>
-          <w:tcPr>
-            <w:tcW w:type="dxa" w:w="1872"/>
-          </w:tcPr>
-          <w:p>
-            <w:r/>
-            <w:r>
-              <w:rPr>
-                <w:sz w:val="16"/>
-              </w:rPr>
-              <w:t>41.2</w:t>
-            </w:r>
-          </w:p>
-        </w:tc>
-        <w:tc>
-          <w:tcPr>
-            <w:tcW w:type="dxa" w:w="1872"/>
-          </w:tcPr>
-          <w:p>
-            <w:r/>
-            <w:r>
-              <w:rPr>
-                <w:sz w:val="16"/>
-              </w:rPr>
-              <w:t>78</w:t>
-            </w:r>
-          </w:p>
-        </w:tc>
-      </w:tr>
-      <w:tr>
-        <w:tc>
-          <w:tcPr>
-            <w:tcW w:type="dxa" w:w="1872"/>
-          </w:tcPr>
-          <w:p>
-            <w:r/>
-            <w:r>
-              <w:rPr>
-                <w:sz w:val="16"/>
-              </w:rPr>
-              <w:t>sad</w:t>
-            </w:r>
-          </w:p>
-        </w:tc>
-        <w:tc>
-          <w:tcPr>
-            <w:tcW w:type="dxa" w:w="1872"/>
-          </w:tcPr>
-          <w:p>
-            <w:r/>
-            <w:r>
-              <w:rPr>
-                <w:sz w:val="16"/>
-              </w:rPr>
-              <w:t>42.3</w:t>
-            </w:r>
-          </w:p>
-        </w:tc>
-        <w:tc>
-          <w:tcPr>
-            <w:tcW w:type="dxa" w:w="1872"/>
-          </w:tcPr>
-          <w:p>
-            <w:r/>
-            <w:r>
-              <w:rPr>
-                <w:sz w:val="16"/>
-              </w:rPr>
-              <w:t>34.1</w:t>
-            </w:r>
-          </w:p>
-        </w:tc>
-        <w:tc>
-          <w:tcPr>
-            <w:tcW w:type="dxa" w:w="1872"/>
-          </w:tcPr>
-          <w:p>
-            <w:r/>
-            <w:r>
-              <w:rPr>
-                <w:sz w:val="16"/>
-              </w:rPr>
-              <w:t>37.7</w:t>
-            </w:r>
-          </w:p>
-        </w:tc>
-        <w:tc>
-          <w:tcPr>
-            <w:tcW w:type="dxa" w:w="1872"/>
-          </w:tcPr>
-          <w:p>
-            <w:r/>
-            <w:r>
-              <w:rPr>
-                <w:sz w:val="16"/>
-              </w:rPr>
-              <w:t>88</w:t>
-            </w:r>
-          </w:p>
-        </w:tc>
-      </w:tr>
-      <w:tr>
-        <w:tc>
-          <w:tcPr>
-            <w:tcW w:type="dxa" w:w="1872"/>
-          </w:tcPr>
-          <w:p>
-            <w:r/>
-            <w:r>
-              <w:rPr>
-                <w:sz w:val="16"/>
-              </w:rPr>
-              <w:t>anticipating</w:t>
-            </w:r>
-          </w:p>
-        </w:tc>
-        <w:tc>
-          <w:tcPr>
-            <w:tcW w:type="dxa" w:w="1872"/>
-          </w:tcPr>
-          <w:p>
-            <w:r/>
-            <w:r>
-              <w:rPr>
-                <w:sz w:val="16"/>
-              </w:rPr>
-              <w:t>35.5</w:t>
-            </w:r>
-          </w:p>
-        </w:tc>
-        <w:tc>
-          <w:tcPr>
-            <w:tcW w:type="dxa" w:w="1872"/>
-          </w:tcPr>
-          <w:p>
-            <w:r/>
-            <w:r>
-              <w:rPr>
-                <w:sz w:val="16"/>
-              </w:rPr>
-              <w:t>30.1</w:t>
-            </w:r>
-          </w:p>
-        </w:tc>
-        <w:tc>
-          <w:tcPr>
-            <w:tcW w:type="dxa" w:w="1872"/>
-          </w:tcPr>
-          <w:p>
-            <w:r/>
-            <w:r>
-              <w:rPr>
-                <w:sz w:val="16"/>
-              </w:rPr>
-              <w:t>32.6</w:t>
-            </w:r>
-          </w:p>
-        </w:tc>
-        <w:tc>
-          <w:tcPr>
-            <w:tcW w:type="dxa" w:w="1872"/>
-          </w:tcPr>
-          <w:p>
-            <w:r/>
-            <w:r>
-              <w:rPr>
-                <w:sz w:val="16"/>
-              </w:rPr>
-              <w:t>73</w:t>
-            </w:r>
-          </w:p>
-        </w:tc>
-      </w:tr>
-      <w:tr>
-        <w:tc>
-          <w:tcPr>
-            <w:tcW w:type="dxa" w:w="1872"/>
-          </w:tcPr>
-          <w:p>
-            <w:r/>
-            <w:r>
-              <w:rPr>
-                <w:sz w:val="16"/>
-              </w:rPr>
-              <w:t>afraid</w:t>
-            </w:r>
-          </w:p>
-        </w:tc>
-        <w:tc>
-          <w:tcPr>
-            <w:tcW w:type="dxa" w:w="1872"/>
-          </w:tcPr>
-          <w:p>
-            <w:r/>
-            <w:r>
-              <w:rPr>
-                <w:sz w:val="16"/>
-              </w:rPr>
-              <w:t>33.8</w:t>
-            </w:r>
-          </w:p>
-        </w:tc>
-        <w:tc>
-          <w:tcPr>
-            <w:tcW w:type="dxa" w:w="1872"/>
-          </w:tcPr>
-          <w:p>
-            <w:r/>
-            <w:r>
-              <w:rPr>
-                <w:sz w:val="16"/>
-              </w:rPr>
-              <w:t>30.1</w:t>
-            </w:r>
-          </w:p>
-        </w:tc>
-        <w:tc>
-          <w:tcPr>
-            <w:tcW w:type="dxa" w:w="1872"/>
-          </w:tcPr>
-          <w:p>
-            <w:r/>
-            <w:r>
-              <w:rPr>
-                <w:sz w:val="16"/>
-              </w:rPr>
-              <w:t>31.9</w:t>
-            </w:r>
-          </w:p>
-        </w:tc>
-        <w:tc>
-          <w:tcPr>
-            <w:tcW w:type="dxa" w:w="1872"/>
-          </w:tcPr>
-          <w:p>
-            <w:r/>
-            <w:r>
-              <w:rPr>
-                <w:sz w:val="16"/>
-              </w:rPr>
-              <w:t>73</w:t>
-            </w:r>
-          </w:p>
-        </w:tc>
-      </w:tr>
-      <w:tr>
-        <w:tc>
-          <w:tcPr>
-            <w:tcW w:type="dxa" w:w="1872"/>
-          </w:tcPr>
-          <w:p>
-            <w:r/>
-            <w:r>
-              <w:rPr>
-                <w:sz w:val="16"/>
-              </w:rPr>
-              <w:t>apprehensive</w:t>
-            </w:r>
-          </w:p>
-        </w:tc>
-        <w:tc>
-          <w:tcPr>
-            <w:tcW w:type="dxa" w:w="1872"/>
-          </w:tcPr>
-          <w:p>
-            <w:r/>
-            <w:r>
-              <w:rPr>
-                <w:sz w:val="16"/>
-              </w:rPr>
-              <w:t>38</w:t>
-            </w:r>
-          </w:p>
-        </w:tc>
-        <w:tc>
-          <w:tcPr>
-            <w:tcW w:type="dxa" w:w="1872"/>
-          </w:tcPr>
-          <w:p>
-            <w:r/>
-            <w:r>
-              <w:rPr>
-                <w:sz w:val="16"/>
-              </w:rPr>
-              <w:t>26.8</w:t>
-            </w:r>
-          </w:p>
-        </w:tc>
-        <w:tc>
-          <w:tcPr>
-            <w:tcW w:type="dxa" w:w="1872"/>
-          </w:tcPr>
-          <w:p>
-            <w:r/>
-            <w:r>
-              <w:rPr>
-                <w:sz w:val="16"/>
-              </w:rPr>
-              <w:t>31.4</w:t>
-            </w:r>
-          </w:p>
-        </w:tc>
-        <w:tc>
-          <w:tcPr>
-            <w:tcW w:type="dxa" w:w="1872"/>
-          </w:tcPr>
-          <w:p>
-            <w:r/>
-            <w:r>
-              <w:rPr>
-                <w:sz w:val="16"/>
-              </w:rPr>
-              <w:t>71</w:t>
-            </w:r>
-          </w:p>
-        </w:tc>
-      </w:tr>
-      <w:tr>
-        <w:tc>
-          <w:tcPr>
-            <w:tcW w:type="dxa" w:w="1872"/>
-          </w:tcPr>
-          <w:p>
-            <w:r/>
-            <w:r>
-              <w:rPr>
-                <w:sz w:val="16"/>
-              </w:rPr>
-              <w:t>joyful</w:t>
-            </w:r>
-          </w:p>
-        </w:tc>
-        <w:tc>
-          <w:tcPr>
-            <w:tcW w:type="dxa" w:w="1872"/>
-          </w:tcPr>
-          <w:p>
-            <w:r/>
-            <w:r>
-              <w:rPr>
-                <w:sz w:val="16"/>
-              </w:rPr>
-              <w:t>31.6</w:t>
-            </w:r>
-          </w:p>
-        </w:tc>
-        <w:tc>
-          <w:tcPr>
-            <w:tcW w:type="dxa" w:w="1872"/>
-          </w:tcPr>
-          <w:p>
-            <w:r/>
-            <w:r>
-              <w:rPr>
-                <w:sz w:val="16"/>
-              </w:rPr>
-              <w:t>30.1</w:t>
-            </w:r>
-          </w:p>
-        </w:tc>
-        <w:tc>
-          <w:tcPr>
-            <w:tcW w:type="dxa" w:w="1872"/>
-          </w:tcPr>
-          <w:p>
-            <w:r/>
-            <w:r>
-              <w:rPr>
-                <w:sz w:val="16"/>
-              </w:rPr>
-              <w:t>30.9</w:t>
-            </w:r>
-          </w:p>
-        </w:tc>
-        <w:tc>
-          <w:tcPr>
-            <w:tcW w:type="dxa" w:w="1872"/>
-          </w:tcPr>
-          <w:p>
-            <w:r/>
-            <w:r>
-              <w:rPr>
-                <w:sz w:val="16"/>
-              </w:rPr>
-              <w:t>83</w:t>
-            </w:r>
-          </w:p>
-        </w:tc>
-      </w:tr>
-      <w:tr>
-        <w:tc>
-          <w:tcPr>
-            <w:tcW w:type="dxa" w:w="1872"/>
-          </w:tcPr>
-          <w:p>
-            <w:r/>
-            <w:r>
-              <w:rPr>
-                <w:sz w:val="16"/>
-              </w:rPr>
-              <w:t>ashamed</w:t>
-            </w:r>
-          </w:p>
-        </w:tc>
-        <w:tc>
-          <w:tcPr>
-            <w:tcW w:type="dxa" w:w="1872"/>
-          </w:tcPr>
-          <w:p>
-            <w:r/>
-            <w:r>
-              <w:rPr>
-                <w:sz w:val="16"/>
-              </w:rPr>
-              <w:t>27.3</w:t>
-            </w:r>
-          </w:p>
-        </w:tc>
-        <w:tc>
-          <w:tcPr>
-            <w:tcW w:type="dxa" w:w="1872"/>
-          </w:tcPr>
-          <w:p>
-            <w:r/>
-            <w:r>
-              <w:rPr>
-                <w:sz w:val="16"/>
-              </w:rPr>
-              <w:t>18.8</w:t>
-            </w:r>
-          </w:p>
-        </w:tc>
-        <w:tc>
-          <w:tcPr>
-            <w:tcW w:type="dxa" w:w="1872"/>
-          </w:tcPr>
-          <w:p>
-            <w:r/>
-            <w:r>
-              <w:rPr>
-                <w:sz w:val="16"/>
-              </w:rPr>
-              <w:t>22.2</w:t>
-            </w:r>
-          </w:p>
-        </w:tc>
-        <w:tc>
-          <w:tcPr>
-            <w:tcW w:type="dxa" w:w="1872"/>
-          </w:tcPr>
-          <w:p>
-            <w:r/>
-            <w:r>
-              <w:rPr>
-                <w:sz w:val="16"/>
-              </w:rPr>
-              <w:t>64</w:t>
-            </w:r>
-          </w:p>
-        </w:tc>
-      </w:tr>
-      <w:tr>
-        <w:tc>
-          <w:tcPr>
-            <w:tcW w:type="dxa" w:w="1872"/>
-          </w:tcPr>
-          <w:p>
-            <w:r/>
-            <w:r>
-              <w:rPr>
-                <w:sz w:val="16"/>
-              </w:rPr>
-              <w:t>angry</w:t>
-            </w:r>
-          </w:p>
-        </w:tc>
-        <w:tc>
-          <w:tcPr>
-            <w:tcW w:type="dxa" w:w="1872"/>
-          </w:tcPr>
-          <w:p>
-            <w:r/>
-            <w:r>
-              <w:rPr>
-                <w:sz w:val="16"/>
-              </w:rPr>
-              <w:t>25</w:t>
-            </w:r>
-          </w:p>
-        </w:tc>
-        <w:tc>
-          <w:tcPr>
-            <w:tcW w:type="dxa" w:w="1872"/>
-          </w:tcPr>
-          <w:p>
-            <w:r/>
-            <w:r>
-              <w:rPr>
-                <w:sz w:val="16"/>
-              </w:rPr>
-              <w:t>14.3</w:t>
-            </w:r>
-          </w:p>
-        </w:tc>
-        <w:tc>
-          <w:tcPr>
-            <w:tcW w:type="dxa" w:w="1872"/>
-          </w:tcPr>
-          <w:p>
-            <w:r/>
-            <w:r>
-              <w:rPr>
-                <w:sz w:val="16"/>
-              </w:rPr>
-              <w:t>18.2</w:t>
-            </w:r>
-          </w:p>
-        </w:tc>
-        <w:tc>
-          <w:tcPr>
-            <w:tcW w:type="dxa" w:w="1872"/>
-          </w:tcPr>
-          <w:p>
-            <w:r/>
-            <w:r>
-              <w:rPr>
-                <w:sz w:val="16"/>
-              </w:rPr>
-              <w:t>84</w:t>
+            <w:tcW w:type="dxa" w:w="3120"/>
+          </w:tcPr>
+          <w:p>
+            <w:r/>
+            <w:r>
+              <w:rPr>
+                <w:sz w:val="16"/>
+              </w:rPr>
+              <w:t>Chance level (1 of 32)</w:t>
+            </w:r>
+          </w:p>
+        </w:tc>
+        <w:tc>
+          <w:tcPr>
+            <w:tcW w:type="dxa" w:w="3120"/>
+          </w:tcPr>
+          <w:p>
+            <w:r/>
+            <w:r>
+              <w:rPr>
+                <w:sz w:val="16"/>
+              </w:rPr>
+              <w:t>3.12</w:t>
+            </w:r>
+          </w:p>
+        </w:tc>
+        <w:tc>
+          <w:tcPr>
+            <w:tcW w:type="dxa" w:w="3120"/>
+          </w:tcPr>
+          <w:p>
+            <w:r/>
+            <w:r>
+              <w:rPr>
+                <w:sz w:val="16"/>
+              </w:rPr>
+              <w:t>arithmetic</w:t>
             </w:r>
           </w:p>
         </w:tc>
@@ -8682,7 +6600,2439 @@
         <w:rPr>
           <w:i/>
         </w:rPr>
-        <w:t>Table A.7: Precision, recall and F1 of the final detector for each of the 32 emotions (32 rows of per-emotion detail behind Section 5.1.2).</w:t>
+        <w:t>Table A.7: Overall accuracy of the final detector on the test partition (the detector's headline numbers, quoted in Section 5.1.2).</w:t>
+      </w:r>
+    </w:p>
+    <w:tbl>
+      <w:tblPr>
+        <w:tblStyle w:val="TableGrid"/>
+        <w:tblW w:type="auto" w:w="0"/>
+        <w:tblLook w:firstColumn="1" w:firstRow="1" w:lastColumn="0" w:lastRow="0" w:noHBand="0" w:noVBand="1" w:val="04A0"/>
+      </w:tblPr>
+      <w:tblGrid>
+        <w:gridCol w:w="1872"/>
+        <w:gridCol w:w="1872"/>
+        <w:gridCol w:w="1872"/>
+        <w:gridCol w:w="1872"/>
+        <w:gridCol w:w="1872"/>
+      </w:tblGrid>
+      <w:tr>
+        <w:tc>
+          <w:tcPr>
+            <w:tcW w:type="dxa" w:w="1872"/>
+            <w:shd w:val="clear" w:color="auto" w:fill="E3EEFB"/>
+          </w:tcPr>
+          <w:p>
+            <w:r>
+              <w:rPr>
+                <w:b/>
+              </w:rPr>
+            </w:r>
+            <w:r>
+              <w:rPr>
+                <w:b/>
+                <w:sz w:val="16"/>
+              </w:rPr>
+              <w:t>Emotion</w:t>
+            </w:r>
+          </w:p>
+        </w:tc>
+        <w:tc>
+          <w:tcPr>
+            <w:tcW w:type="dxa" w:w="1872"/>
+            <w:shd w:val="clear" w:color="auto" w:fill="E3EEFB"/>
+          </w:tcPr>
+          <w:p>
+            <w:r>
+              <w:rPr>
+                <w:b/>
+              </w:rPr>
+            </w:r>
+            <w:r>
+              <w:rPr>
+                <w:b/>
+                <w:sz w:val="16"/>
+              </w:rPr>
+              <w:t>Precision (%)</w:t>
+            </w:r>
+          </w:p>
+        </w:tc>
+        <w:tc>
+          <w:tcPr>
+            <w:tcW w:type="dxa" w:w="1872"/>
+            <w:shd w:val="clear" w:color="auto" w:fill="E3EEFB"/>
+          </w:tcPr>
+          <w:p>
+            <w:r>
+              <w:rPr>
+                <w:b/>
+              </w:rPr>
+            </w:r>
+            <w:r>
+              <w:rPr>
+                <w:b/>
+                <w:sz w:val="16"/>
+              </w:rPr>
+              <w:t>Recall (%)</w:t>
+            </w:r>
+          </w:p>
+        </w:tc>
+        <w:tc>
+          <w:tcPr>
+            <w:tcW w:type="dxa" w:w="1872"/>
+            <w:shd w:val="clear" w:color="auto" w:fill="E3EEFB"/>
+          </w:tcPr>
+          <w:p>
+            <w:r>
+              <w:rPr>
+                <w:b/>
+              </w:rPr>
+            </w:r>
+            <w:r>
+              <w:rPr>
+                <w:b/>
+                <w:sz w:val="16"/>
+              </w:rPr>
+              <w:t>F1 (%)</w:t>
+            </w:r>
+          </w:p>
+        </w:tc>
+        <w:tc>
+          <w:tcPr>
+            <w:tcW w:type="dxa" w:w="1872"/>
+            <w:shd w:val="clear" w:color="auto" w:fill="E3EEFB"/>
+          </w:tcPr>
+          <w:p>
+            <w:r>
+              <w:rPr>
+                <w:b/>
+              </w:rPr>
+            </w:r>
+            <w:r>
+              <w:rPr>
+                <w:b/>
+                <w:sz w:val="16"/>
+              </w:rPr>
+              <w:t>Support</w:t>
+            </w:r>
+          </w:p>
+        </w:tc>
+      </w:tr>
+      <w:tr>
+        <w:tc>
+          <w:tcPr>
+            <w:tcW w:type="dxa" w:w="1872"/>
+          </w:tcPr>
+          <w:p>
+            <w:r/>
+            <w:r>
+              <w:rPr>
+                <w:sz w:val="16"/>
+              </w:rPr>
+              <w:t>caring</w:t>
+            </w:r>
+          </w:p>
+        </w:tc>
+        <w:tc>
+          <w:tcPr>
+            <w:tcW w:type="dxa" w:w="1872"/>
+          </w:tcPr>
+          <w:p>
+            <w:r/>
+            <w:r>
+              <w:rPr>
+                <w:sz w:val="16"/>
+              </w:rPr>
+              <w:t>71.4</w:t>
+            </w:r>
+          </w:p>
+        </w:tc>
+        <w:tc>
+          <w:tcPr>
+            <w:tcW w:type="dxa" w:w="1872"/>
+          </w:tcPr>
+          <w:p>
+            <w:r/>
+            <w:r>
+              <w:rPr>
+                <w:sz w:val="16"/>
+              </w:rPr>
+              <w:t>68.8</w:t>
+            </w:r>
+          </w:p>
+        </w:tc>
+        <w:tc>
+          <w:tcPr>
+            <w:tcW w:type="dxa" w:w="1872"/>
+          </w:tcPr>
+          <w:p>
+            <w:r/>
+            <w:r>
+              <w:rPr>
+                <w:sz w:val="16"/>
+              </w:rPr>
+              <w:t>70.1</w:t>
+            </w:r>
+          </w:p>
+        </w:tc>
+        <w:tc>
+          <w:tcPr>
+            <w:tcW w:type="dxa" w:w="1872"/>
+          </w:tcPr>
+          <w:p>
+            <w:r/>
+            <w:r>
+              <w:rPr>
+                <w:sz w:val="16"/>
+              </w:rPr>
+              <w:t>80</w:t>
+            </w:r>
+          </w:p>
+        </w:tc>
+      </w:tr>
+      <w:tr>
+        <w:tc>
+          <w:tcPr>
+            <w:tcW w:type="dxa" w:w="1872"/>
+          </w:tcPr>
+          <w:p>
+            <w:r/>
+            <w:r>
+              <w:rPr>
+                <w:sz w:val="16"/>
+              </w:rPr>
+              <w:t>lonely</w:t>
+            </w:r>
+          </w:p>
+        </w:tc>
+        <w:tc>
+          <w:tcPr>
+            <w:tcW w:type="dxa" w:w="1872"/>
+          </w:tcPr>
+          <w:p>
+            <w:r/>
+            <w:r>
+              <w:rPr>
+                <w:sz w:val="16"/>
+              </w:rPr>
+              <w:t>65.2</w:t>
+            </w:r>
+          </w:p>
+        </w:tc>
+        <w:tc>
+          <w:tcPr>
+            <w:tcW w:type="dxa" w:w="1872"/>
+          </w:tcPr>
+          <w:p>
+            <w:r/>
+            <w:r>
+              <w:rPr>
+                <w:sz w:val="16"/>
+              </w:rPr>
+              <w:t>74.4</w:t>
+            </w:r>
+          </w:p>
+        </w:tc>
+        <w:tc>
+          <w:tcPr>
+            <w:tcW w:type="dxa" w:w="1872"/>
+          </w:tcPr>
+          <w:p>
+            <w:r/>
+            <w:r>
+              <w:rPr>
+                <w:sz w:val="16"/>
+              </w:rPr>
+              <w:t>69.5</w:t>
+            </w:r>
+          </w:p>
+        </w:tc>
+        <w:tc>
+          <w:tcPr>
+            <w:tcW w:type="dxa" w:w="1872"/>
+          </w:tcPr>
+          <w:p>
+            <w:r/>
+            <w:r>
+              <w:rPr>
+                <w:sz w:val="16"/>
+              </w:rPr>
+              <w:t>78</w:t>
+            </w:r>
+          </w:p>
+        </w:tc>
+      </w:tr>
+      <w:tr>
+        <w:tc>
+          <w:tcPr>
+            <w:tcW w:type="dxa" w:w="1872"/>
+          </w:tcPr>
+          <w:p>
+            <w:r/>
+            <w:r>
+              <w:rPr>
+                <w:sz w:val="16"/>
+              </w:rPr>
+              <w:t>jealous</w:t>
+            </w:r>
+          </w:p>
+        </w:tc>
+        <w:tc>
+          <w:tcPr>
+            <w:tcW w:type="dxa" w:w="1872"/>
+          </w:tcPr>
+          <w:p>
+            <w:r/>
+            <w:r>
+              <w:rPr>
+                <w:sz w:val="16"/>
+              </w:rPr>
+              <w:t>80</w:t>
+            </w:r>
+          </w:p>
+        </w:tc>
+        <w:tc>
+          <w:tcPr>
+            <w:tcW w:type="dxa" w:w="1872"/>
+          </w:tcPr>
+          <w:p>
+            <w:r/>
+            <w:r>
+              <w:rPr>
+                <w:sz w:val="16"/>
+              </w:rPr>
+              <w:t>54.3</w:t>
+            </w:r>
+          </w:p>
+        </w:tc>
+        <w:tc>
+          <w:tcPr>
+            <w:tcW w:type="dxa" w:w="1872"/>
+          </w:tcPr>
+          <w:p>
+            <w:r/>
+            <w:r>
+              <w:rPr>
+                <w:sz w:val="16"/>
+              </w:rPr>
+              <w:t>64.7</w:t>
+            </w:r>
+          </w:p>
+        </w:tc>
+        <w:tc>
+          <w:tcPr>
+            <w:tcW w:type="dxa" w:w="1872"/>
+          </w:tcPr>
+          <w:p>
+            <w:r/>
+            <w:r>
+              <w:rPr>
+                <w:sz w:val="16"/>
+              </w:rPr>
+              <w:t>81</w:t>
+            </w:r>
+          </w:p>
+        </w:tc>
+      </w:tr>
+      <w:tr>
+        <w:tc>
+          <w:tcPr>
+            <w:tcW w:type="dxa" w:w="1872"/>
+          </w:tcPr>
+          <w:p>
+            <w:r/>
+            <w:r>
+              <w:rPr>
+                <w:sz w:val="16"/>
+              </w:rPr>
+              <w:t>embarrassed</w:t>
+            </w:r>
+          </w:p>
+        </w:tc>
+        <w:tc>
+          <w:tcPr>
+            <w:tcW w:type="dxa" w:w="1872"/>
+          </w:tcPr>
+          <w:p>
+            <w:r/>
+            <w:r>
+              <w:rPr>
+                <w:sz w:val="16"/>
+              </w:rPr>
+              <w:t>69</w:t>
+            </w:r>
+          </w:p>
+        </w:tc>
+        <w:tc>
+          <w:tcPr>
+            <w:tcW w:type="dxa" w:w="1872"/>
+          </w:tcPr>
+          <w:p>
+            <w:r/>
+            <w:r>
+              <w:rPr>
+                <w:sz w:val="16"/>
+              </w:rPr>
+              <w:t>60.5</w:t>
+            </w:r>
+          </w:p>
+        </w:tc>
+        <w:tc>
+          <w:tcPr>
+            <w:tcW w:type="dxa" w:w="1872"/>
+          </w:tcPr>
+          <w:p>
+            <w:r/>
+            <w:r>
+              <w:rPr>
+                <w:sz w:val="16"/>
+              </w:rPr>
+              <w:t>64.5</w:t>
+            </w:r>
+          </w:p>
+        </w:tc>
+        <w:tc>
+          <w:tcPr>
+            <w:tcW w:type="dxa" w:w="1872"/>
+          </w:tcPr>
+          <w:p>
+            <w:r/>
+            <w:r>
+              <w:rPr>
+                <w:sz w:val="16"/>
+              </w:rPr>
+              <w:t>81</w:t>
+            </w:r>
+          </w:p>
+        </w:tc>
+      </w:tr>
+      <w:tr>
+        <w:tc>
+          <w:tcPr>
+            <w:tcW w:type="dxa" w:w="1872"/>
+          </w:tcPr>
+          <w:p>
+            <w:r/>
+            <w:r>
+              <w:rPr>
+                <w:sz w:val="16"/>
+              </w:rPr>
+              <w:t>disgusted</w:t>
+            </w:r>
+          </w:p>
+        </w:tc>
+        <w:tc>
+          <w:tcPr>
+            <w:tcW w:type="dxa" w:w="1872"/>
+          </w:tcPr>
+          <w:p>
+            <w:r/>
+            <w:r>
+              <w:rPr>
+                <w:sz w:val="16"/>
+              </w:rPr>
+              <w:t>66.7</w:t>
+            </w:r>
+          </w:p>
+        </w:tc>
+        <w:tc>
+          <w:tcPr>
+            <w:tcW w:type="dxa" w:w="1872"/>
+          </w:tcPr>
+          <w:p>
+            <w:r/>
+            <w:r>
+              <w:rPr>
+                <w:sz w:val="16"/>
+              </w:rPr>
+              <w:t>58.1</w:t>
+            </w:r>
+          </w:p>
+        </w:tc>
+        <w:tc>
+          <w:tcPr>
+            <w:tcW w:type="dxa" w:w="1872"/>
+          </w:tcPr>
+          <w:p>
+            <w:r/>
+            <w:r>
+              <w:rPr>
+                <w:sz w:val="16"/>
+              </w:rPr>
+              <w:t>62.1</w:t>
+            </w:r>
+          </w:p>
+        </w:tc>
+        <w:tc>
+          <w:tcPr>
+            <w:tcW w:type="dxa" w:w="1872"/>
+          </w:tcPr>
+          <w:p>
+            <w:r/>
+            <w:r>
+              <w:rPr>
+                <w:sz w:val="16"/>
+              </w:rPr>
+              <w:t>86</w:t>
+            </w:r>
+          </w:p>
+        </w:tc>
+      </w:tr>
+      <w:tr>
+        <w:tc>
+          <w:tcPr>
+            <w:tcW w:type="dxa" w:w="1872"/>
+          </w:tcPr>
+          <w:p>
+            <w:r/>
+            <w:r>
+              <w:rPr>
+                <w:sz w:val="16"/>
+              </w:rPr>
+              <w:t>nostalgic</w:t>
+            </w:r>
+          </w:p>
+        </w:tc>
+        <w:tc>
+          <w:tcPr>
+            <w:tcW w:type="dxa" w:w="1872"/>
+          </w:tcPr>
+          <w:p>
+            <w:r/>
+            <w:r>
+              <w:rPr>
+                <w:sz w:val="16"/>
+              </w:rPr>
+              <w:t>55</w:t>
+            </w:r>
+          </w:p>
+        </w:tc>
+        <w:tc>
+          <w:tcPr>
+            <w:tcW w:type="dxa" w:w="1872"/>
+          </w:tcPr>
+          <w:p>
+            <w:r/>
+            <w:r>
+              <w:rPr>
+                <w:sz w:val="16"/>
+              </w:rPr>
+              <w:t>71.4</w:t>
+            </w:r>
+          </w:p>
+        </w:tc>
+        <w:tc>
+          <w:tcPr>
+            <w:tcW w:type="dxa" w:w="1872"/>
+          </w:tcPr>
+          <w:p>
+            <w:r/>
+            <w:r>
+              <w:rPr>
+                <w:sz w:val="16"/>
+              </w:rPr>
+              <w:t>62.1</w:t>
+            </w:r>
+          </w:p>
+        </w:tc>
+        <w:tc>
+          <w:tcPr>
+            <w:tcW w:type="dxa" w:w="1872"/>
+          </w:tcPr>
+          <w:p>
+            <w:r/>
+            <w:r>
+              <w:rPr>
+                <w:sz w:val="16"/>
+              </w:rPr>
+              <w:t>77</w:t>
+            </w:r>
+          </w:p>
+        </w:tc>
+      </w:tr>
+      <w:tr>
+        <w:tc>
+          <w:tcPr>
+            <w:tcW w:type="dxa" w:w="1872"/>
+          </w:tcPr>
+          <w:p>
+            <w:r/>
+            <w:r>
+              <w:rPr>
+                <w:sz w:val="16"/>
+              </w:rPr>
+              <w:t>surprised</w:t>
+            </w:r>
+          </w:p>
+        </w:tc>
+        <w:tc>
+          <w:tcPr>
+            <w:tcW w:type="dxa" w:w="1872"/>
+          </w:tcPr>
+          <w:p>
+            <w:r/>
+            <w:r>
+              <w:rPr>
+                <w:sz w:val="16"/>
+              </w:rPr>
+              <w:t>60.9</w:t>
+            </w:r>
+          </w:p>
+        </w:tc>
+        <w:tc>
+          <w:tcPr>
+            <w:tcW w:type="dxa" w:w="1872"/>
+          </w:tcPr>
+          <w:p>
+            <w:r/>
+            <w:r>
+              <w:rPr>
+                <w:sz w:val="16"/>
+              </w:rPr>
+              <w:t>61.4</w:t>
+            </w:r>
+          </w:p>
+        </w:tc>
+        <w:tc>
+          <w:tcPr>
+            <w:tcW w:type="dxa" w:w="1872"/>
+          </w:tcPr>
+          <w:p>
+            <w:r/>
+            <w:r>
+              <w:rPr>
+                <w:sz w:val="16"/>
+              </w:rPr>
+              <w:t>61.2</w:t>
+            </w:r>
+          </w:p>
+        </w:tc>
+        <w:tc>
+          <w:tcPr>
+            <w:tcW w:type="dxa" w:w="1872"/>
+          </w:tcPr>
+          <w:p>
+            <w:r/>
+            <w:r>
+              <w:rPr>
+                <w:sz w:val="16"/>
+              </w:rPr>
+              <w:t>127</w:t>
+            </w:r>
+          </w:p>
+        </w:tc>
+      </w:tr>
+      <w:tr>
+        <w:tc>
+          <w:tcPr>
+            <w:tcW w:type="dxa" w:w="1872"/>
+          </w:tcPr>
+          <w:p>
+            <w:r/>
+            <w:r>
+              <w:rPr>
+                <w:sz w:val="16"/>
+              </w:rPr>
+              <w:t>guilty</w:t>
+            </w:r>
+          </w:p>
+        </w:tc>
+        <w:tc>
+          <w:tcPr>
+            <w:tcW w:type="dxa" w:w="1872"/>
+          </w:tcPr>
+          <w:p>
+            <w:r/>
+            <w:r>
+              <w:rPr>
+                <w:sz w:val="16"/>
+              </w:rPr>
+              <w:t>54.4</w:t>
+            </w:r>
+          </w:p>
+        </w:tc>
+        <w:tc>
+          <w:tcPr>
+            <w:tcW w:type="dxa" w:w="1872"/>
+          </w:tcPr>
+          <w:p>
+            <w:r/>
+            <w:r>
+              <w:rPr>
+                <w:sz w:val="16"/>
+              </w:rPr>
+              <w:t>65.2</w:t>
+            </w:r>
+          </w:p>
+        </w:tc>
+        <w:tc>
+          <w:tcPr>
+            <w:tcW w:type="dxa" w:w="1872"/>
+          </w:tcPr>
+          <w:p>
+            <w:r/>
+            <w:r>
+              <w:rPr>
+                <w:sz w:val="16"/>
+              </w:rPr>
+              <w:t>59.3</w:t>
+            </w:r>
+          </w:p>
+        </w:tc>
+        <w:tc>
+          <w:tcPr>
+            <w:tcW w:type="dxa" w:w="1872"/>
+          </w:tcPr>
+          <w:p>
+            <w:r/>
+            <w:r>
+              <w:rPr>
+                <w:sz w:val="16"/>
+              </w:rPr>
+              <w:t>66</w:t>
+            </w:r>
+          </w:p>
+        </w:tc>
+      </w:tr>
+      <w:tr>
+        <w:tc>
+          <w:tcPr>
+            <w:tcW w:type="dxa" w:w="1872"/>
+          </w:tcPr>
+          <w:p>
+            <w:r/>
+            <w:r>
+              <w:rPr>
+                <w:sz w:val="16"/>
+              </w:rPr>
+              <w:t>content</w:t>
+            </w:r>
+          </w:p>
+        </w:tc>
+        <w:tc>
+          <w:tcPr>
+            <w:tcW w:type="dxa" w:w="1872"/>
+          </w:tcPr>
+          <w:p>
+            <w:r/>
+            <w:r>
+              <w:rPr>
+                <w:sz w:val="16"/>
+              </w:rPr>
+              <w:t>60.6</w:t>
+            </w:r>
+          </w:p>
+        </w:tc>
+        <w:tc>
+          <w:tcPr>
+            <w:tcW w:type="dxa" w:w="1872"/>
+          </w:tcPr>
+          <w:p>
+            <w:r/>
+            <w:r>
+              <w:rPr>
+                <w:sz w:val="16"/>
+              </w:rPr>
+              <w:t>56.6</w:t>
+            </w:r>
+          </w:p>
+        </w:tc>
+        <w:tc>
+          <w:tcPr>
+            <w:tcW w:type="dxa" w:w="1872"/>
+          </w:tcPr>
+          <w:p>
+            <w:r/>
+            <w:r>
+              <w:rPr>
+                <w:sz w:val="16"/>
+              </w:rPr>
+              <w:t>58.5</w:t>
+            </w:r>
+          </w:p>
+        </w:tc>
+        <w:tc>
+          <w:tcPr>
+            <w:tcW w:type="dxa" w:w="1872"/>
+          </w:tcPr>
+          <w:p>
+            <w:r/>
+            <w:r>
+              <w:rPr>
+                <w:sz w:val="16"/>
+              </w:rPr>
+              <w:t>76</w:t>
+            </w:r>
+          </w:p>
+        </w:tc>
+      </w:tr>
+      <w:tr>
+        <w:tc>
+          <w:tcPr>
+            <w:tcW w:type="dxa" w:w="1872"/>
+          </w:tcPr>
+          <w:p>
+            <w:r/>
+            <w:r>
+              <w:rPr>
+                <w:sz w:val="16"/>
+              </w:rPr>
+              <w:t>prepared</w:t>
+            </w:r>
+          </w:p>
+        </w:tc>
+        <w:tc>
+          <w:tcPr>
+            <w:tcW w:type="dxa" w:w="1872"/>
+          </w:tcPr>
+          <w:p>
+            <w:r/>
+            <w:r>
+              <w:rPr>
+                <w:sz w:val="16"/>
+              </w:rPr>
+              <w:t>62.7</w:t>
+            </w:r>
+          </w:p>
+        </w:tc>
+        <w:tc>
+          <w:tcPr>
+            <w:tcW w:type="dxa" w:w="1872"/>
+          </w:tcPr>
+          <w:p>
+            <w:r/>
+            <w:r>
+              <w:rPr>
+                <w:sz w:val="16"/>
+              </w:rPr>
+              <w:t>54.5</w:t>
+            </w:r>
+          </w:p>
+        </w:tc>
+        <w:tc>
+          <w:tcPr>
+            <w:tcW w:type="dxa" w:w="1872"/>
+          </w:tcPr>
+          <w:p>
+            <w:r/>
+            <w:r>
+              <w:rPr>
+                <w:sz w:val="16"/>
+              </w:rPr>
+              <w:t>58.3</w:t>
+            </w:r>
+          </w:p>
+        </w:tc>
+        <w:tc>
+          <w:tcPr>
+            <w:tcW w:type="dxa" w:w="1872"/>
+          </w:tcPr>
+          <w:p>
+            <w:r/>
+            <w:r>
+              <w:rPr>
+                <w:sz w:val="16"/>
+              </w:rPr>
+              <w:t>77</w:t>
+            </w:r>
+          </w:p>
+        </w:tc>
+      </w:tr>
+      <w:tr>
+        <w:tc>
+          <w:tcPr>
+            <w:tcW w:type="dxa" w:w="1872"/>
+          </w:tcPr>
+          <w:p>
+            <w:r/>
+            <w:r>
+              <w:rPr>
+                <w:sz w:val="16"/>
+              </w:rPr>
+              <w:t>impressed</w:t>
+            </w:r>
+          </w:p>
+        </w:tc>
+        <w:tc>
+          <w:tcPr>
+            <w:tcW w:type="dxa" w:w="1872"/>
+          </w:tcPr>
+          <w:p>
+            <w:r/>
+            <w:r>
+              <w:rPr>
+                <w:sz w:val="16"/>
+              </w:rPr>
+              <w:t>54.9</w:t>
+            </w:r>
+          </w:p>
+        </w:tc>
+        <w:tc>
+          <w:tcPr>
+            <w:tcW w:type="dxa" w:w="1872"/>
+          </w:tcPr>
+          <w:p>
+            <w:r/>
+            <w:r>
+              <w:rPr>
+                <w:sz w:val="16"/>
+              </w:rPr>
+              <w:t>61.7</w:t>
+            </w:r>
+          </w:p>
+        </w:tc>
+        <w:tc>
+          <w:tcPr>
+            <w:tcW w:type="dxa" w:w="1872"/>
+          </w:tcPr>
+          <w:p>
+            <w:r/>
+            <w:r>
+              <w:rPr>
+                <w:sz w:val="16"/>
+              </w:rPr>
+              <w:t>58.1</w:t>
+            </w:r>
+          </w:p>
+        </w:tc>
+        <w:tc>
+          <w:tcPr>
+            <w:tcW w:type="dxa" w:w="1872"/>
+          </w:tcPr>
+          <w:p>
+            <w:r/>
+            <w:r>
+              <w:rPr>
+                <w:sz w:val="16"/>
+              </w:rPr>
+              <w:t>81</w:t>
+            </w:r>
+          </w:p>
+        </w:tc>
+      </w:tr>
+      <w:tr>
+        <w:tc>
+          <w:tcPr>
+            <w:tcW w:type="dxa" w:w="1872"/>
+          </w:tcPr>
+          <w:p>
+            <w:r/>
+            <w:r>
+              <w:rPr>
+                <w:sz w:val="16"/>
+              </w:rPr>
+              <w:t>proud</w:t>
+            </w:r>
+          </w:p>
+        </w:tc>
+        <w:tc>
+          <w:tcPr>
+            <w:tcW w:type="dxa" w:w="1872"/>
+          </w:tcPr>
+          <w:p>
+            <w:r/>
+            <w:r>
+              <w:rPr>
+                <w:sz w:val="16"/>
+              </w:rPr>
+              <w:t>51.2</w:t>
+            </w:r>
+          </w:p>
+        </w:tc>
+        <w:tc>
+          <w:tcPr>
+            <w:tcW w:type="dxa" w:w="1872"/>
+          </w:tcPr>
+          <w:p>
+            <w:r/>
+            <w:r>
+              <w:rPr>
+                <w:sz w:val="16"/>
+              </w:rPr>
+              <w:t>65.6</w:t>
+            </w:r>
+          </w:p>
+        </w:tc>
+        <w:tc>
+          <w:tcPr>
+            <w:tcW w:type="dxa" w:w="1872"/>
+          </w:tcPr>
+          <w:p>
+            <w:r/>
+            <w:r>
+              <w:rPr>
+                <w:sz w:val="16"/>
+              </w:rPr>
+              <w:t>57.5</w:t>
+            </w:r>
+          </w:p>
+        </w:tc>
+        <w:tc>
+          <w:tcPr>
+            <w:tcW w:type="dxa" w:w="1872"/>
+          </w:tcPr>
+          <w:p>
+            <w:r/>
+            <w:r>
+              <w:rPr>
+                <w:sz w:val="16"/>
+              </w:rPr>
+              <w:t>96</w:t>
+            </w:r>
+          </w:p>
+        </w:tc>
+      </w:tr>
+      <w:tr>
+        <w:tc>
+          <w:tcPr>
+            <w:tcW w:type="dxa" w:w="1872"/>
+          </w:tcPr>
+          <w:p>
+            <w:r/>
+            <w:r>
+              <w:rPr>
+                <w:sz w:val="16"/>
+              </w:rPr>
+              <w:t>faithful</w:t>
+            </w:r>
+          </w:p>
+        </w:tc>
+        <w:tc>
+          <w:tcPr>
+            <w:tcW w:type="dxa" w:w="1872"/>
+          </w:tcPr>
+          <w:p>
+            <w:r/>
+            <w:r>
+              <w:rPr>
+                <w:sz w:val="16"/>
+              </w:rPr>
+              <w:t>53.4</w:t>
+            </w:r>
+          </w:p>
+        </w:tc>
+        <w:tc>
+          <w:tcPr>
+            <w:tcW w:type="dxa" w:w="1872"/>
+          </w:tcPr>
+          <w:p>
+            <w:r/>
+            <w:r>
+              <w:rPr>
+                <w:sz w:val="16"/>
+              </w:rPr>
+              <w:t>62</w:t>
+            </w:r>
+          </w:p>
+        </w:tc>
+        <w:tc>
+          <w:tcPr>
+            <w:tcW w:type="dxa" w:w="1872"/>
+          </w:tcPr>
+          <w:p>
+            <w:r/>
+            <w:r>
+              <w:rPr>
+                <w:sz w:val="16"/>
+              </w:rPr>
+              <w:t>57.4</w:t>
+            </w:r>
+          </w:p>
+        </w:tc>
+        <w:tc>
+          <w:tcPr>
+            <w:tcW w:type="dxa" w:w="1872"/>
+          </w:tcPr>
+          <w:p>
+            <w:r/>
+            <w:r>
+              <w:rPr>
+                <w:sz w:val="16"/>
+              </w:rPr>
+              <w:t>50</w:t>
+            </w:r>
+          </w:p>
+        </w:tc>
+      </w:tr>
+      <w:tr>
+        <w:tc>
+          <w:tcPr>
+            <w:tcW w:type="dxa" w:w="1872"/>
+          </w:tcPr>
+          <w:p>
+            <w:r/>
+            <w:r>
+              <w:rPr>
+                <w:sz w:val="16"/>
+              </w:rPr>
+              <w:t>trusting</w:t>
+            </w:r>
+          </w:p>
+        </w:tc>
+        <w:tc>
+          <w:tcPr>
+            <w:tcW w:type="dxa" w:w="1872"/>
+          </w:tcPr>
+          <w:p>
+            <w:r/>
+            <w:r>
+              <w:rPr>
+                <w:sz w:val="16"/>
+              </w:rPr>
+              <w:t>54.4</w:t>
+            </w:r>
+          </w:p>
+        </w:tc>
+        <w:tc>
+          <w:tcPr>
+            <w:tcW w:type="dxa" w:w="1872"/>
+          </w:tcPr>
+          <w:p>
+            <w:r/>
+            <w:r>
+              <w:rPr>
+                <w:sz w:val="16"/>
+              </w:rPr>
+              <w:t>57.8</w:t>
+            </w:r>
+          </w:p>
+        </w:tc>
+        <w:tc>
+          <w:tcPr>
+            <w:tcW w:type="dxa" w:w="1872"/>
+          </w:tcPr>
+          <w:p>
+            <w:r/>
+            <w:r>
+              <w:rPr>
+                <w:sz w:val="16"/>
+              </w:rPr>
+              <w:t>56.1</w:t>
+            </w:r>
+          </w:p>
+        </w:tc>
+        <w:tc>
+          <w:tcPr>
+            <w:tcW w:type="dxa" w:w="1872"/>
+          </w:tcPr>
+          <w:p>
+            <w:r/>
+            <w:r>
+              <w:rPr>
+                <w:sz w:val="16"/>
+              </w:rPr>
+              <w:t>64</w:t>
+            </w:r>
+          </w:p>
+        </w:tc>
+      </w:tr>
+      <w:tr>
+        <w:tc>
+          <w:tcPr>
+            <w:tcW w:type="dxa" w:w="1872"/>
+          </w:tcPr>
+          <w:p>
+            <w:r/>
+            <w:r>
+              <w:rPr>
+                <w:sz w:val="16"/>
+              </w:rPr>
+              <w:t>grateful</w:t>
+            </w:r>
+          </w:p>
+        </w:tc>
+        <w:tc>
+          <w:tcPr>
+            <w:tcW w:type="dxa" w:w="1872"/>
+          </w:tcPr>
+          <w:p>
+            <w:r/>
+            <w:r>
+              <w:rPr>
+                <w:sz w:val="16"/>
+              </w:rPr>
+              <w:t>54.7</w:t>
+            </w:r>
+          </w:p>
+        </w:tc>
+        <w:tc>
+          <w:tcPr>
+            <w:tcW w:type="dxa" w:w="1872"/>
+          </w:tcPr>
+          <w:p>
+            <w:r/>
+            <w:r>
+              <w:rPr>
+                <w:sz w:val="16"/>
+              </w:rPr>
+              <w:t>54.7</w:t>
+            </w:r>
+          </w:p>
+        </w:tc>
+        <w:tc>
+          <w:tcPr>
+            <w:tcW w:type="dxa" w:w="1872"/>
+          </w:tcPr>
+          <w:p>
+            <w:r/>
+            <w:r>
+              <w:rPr>
+                <w:sz w:val="16"/>
+              </w:rPr>
+              <w:t>54.7</w:t>
+            </w:r>
+          </w:p>
+        </w:tc>
+        <w:tc>
+          <w:tcPr>
+            <w:tcW w:type="dxa" w:w="1872"/>
+          </w:tcPr>
+          <w:p>
+            <w:r/>
+            <w:r>
+              <w:rPr>
+                <w:sz w:val="16"/>
+              </w:rPr>
+              <w:t>95</w:t>
+            </w:r>
+          </w:p>
+        </w:tc>
+      </w:tr>
+      <w:tr>
+        <w:tc>
+          <w:tcPr>
+            <w:tcW w:type="dxa" w:w="1872"/>
+          </w:tcPr>
+          <w:p>
+            <w:r/>
+            <w:r>
+              <w:rPr>
+                <w:sz w:val="16"/>
+              </w:rPr>
+              <w:t>annoyed</w:t>
+            </w:r>
+          </w:p>
+        </w:tc>
+        <w:tc>
+          <w:tcPr>
+            <w:tcW w:type="dxa" w:w="1872"/>
+          </w:tcPr>
+          <w:p>
+            <w:r/>
+            <w:r>
+              <w:rPr>
+                <w:sz w:val="16"/>
+              </w:rPr>
+              <w:t>52.7</w:t>
+            </w:r>
+          </w:p>
+        </w:tc>
+        <w:tc>
+          <w:tcPr>
+            <w:tcW w:type="dxa" w:w="1872"/>
+          </w:tcPr>
+          <w:p>
+            <w:r/>
+            <w:r>
+              <w:rPr>
+                <w:sz w:val="16"/>
+              </w:rPr>
+              <w:t>53.8</w:t>
+            </w:r>
+          </w:p>
+        </w:tc>
+        <w:tc>
+          <w:tcPr>
+            <w:tcW w:type="dxa" w:w="1872"/>
+          </w:tcPr>
+          <w:p>
+            <w:r/>
+            <w:r>
+              <w:rPr>
+                <w:sz w:val="16"/>
+              </w:rPr>
+              <w:t>53.3</w:t>
+            </w:r>
+          </w:p>
+        </w:tc>
+        <w:tc>
+          <w:tcPr>
+            <w:tcW w:type="dxa" w:w="1872"/>
+          </w:tcPr>
+          <w:p>
+            <w:r/>
+            <w:r>
+              <w:rPr>
+                <w:sz w:val="16"/>
+              </w:rPr>
+              <w:t>91</w:t>
+            </w:r>
+          </w:p>
+        </w:tc>
+      </w:tr>
+      <w:tr>
+        <w:tc>
+          <w:tcPr>
+            <w:tcW w:type="dxa" w:w="1872"/>
+          </w:tcPr>
+          <w:p>
+            <w:r/>
+            <w:r>
+              <w:rPr>
+                <w:sz w:val="16"/>
+              </w:rPr>
+              <w:t>devastated</w:t>
+            </w:r>
+          </w:p>
+        </w:tc>
+        <w:tc>
+          <w:tcPr>
+            <w:tcW w:type="dxa" w:w="1872"/>
+          </w:tcPr>
+          <w:p>
+            <w:r/>
+            <w:r>
+              <w:rPr>
+                <w:sz w:val="16"/>
+              </w:rPr>
+              <w:t>40.4</w:t>
+            </w:r>
+          </w:p>
+        </w:tc>
+        <w:tc>
+          <w:tcPr>
+            <w:tcW w:type="dxa" w:w="1872"/>
+          </w:tcPr>
+          <w:p>
+            <w:r/>
+            <w:r>
+              <w:rPr>
+                <w:sz w:val="16"/>
+              </w:rPr>
+              <w:t>68.7</w:t>
+            </w:r>
+          </w:p>
+        </w:tc>
+        <w:tc>
+          <w:tcPr>
+            <w:tcW w:type="dxa" w:w="1872"/>
+          </w:tcPr>
+          <w:p>
+            <w:r/>
+            <w:r>
+              <w:rPr>
+                <w:sz w:val="16"/>
+              </w:rPr>
+              <w:t>50.8</w:t>
+            </w:r>
+          </w:p>
+        </w:tc>
+        <w:tc>
+          <w:tcPr>
+            <w:tcW w:type="dxa" w:w="1872"/>
+          </w:tcPr>
+          <w:p>
+            <w:r/>
+            <w:r>
+              <w:rPr>
+                <w:sz w:val="16"/>
+              </w:rPr>
+              <w:t>67</w:t>
+            </w:r>
+          </w:p>
+        </w:tc>
+      </w:tr>
+      <w:tr>
+        <w:tc>
+          <w:tcPr>
+            <w:tcW w:type="dxa" w:w="1872"/>
+          </w:tcPr>
+          <w:p>
+            <w:r/>
+            <w:r>
+              <w:rPr>
+                <w:sz w:val="16"/>
+              </w:rPr>
+              <w:t>confident</w:t>
+            </w:r>
+          </w:p>
+        </w:tc>
+        <w:tc>
+          <w:tcPr>
+            <w:tcW w:type="dxa" w:w="1872"/>
+          </w:tcPr>
+          <w:p>
+            <w:r/>
+            <w:r>
+              <w:rPr>
+                <w:sz w:val="16"/>
+              </w:rPr>
+              <w:t>41.2</w:t>
+            </w:r>
+          </w:p>
+        </w:tc>
+        <w:tc>
+          <w:tcPr>
+            <w:tcW w:type="dxa" w:w="1872"/>
+          </w:tcPr>
+          <w:p>
+            <w:r/>
+            <w:r>
+              <w:rPr>
+                <w:sz w:val="16"/>
+              </w:rPr>
+              <w:t>56</w:t>
+            </w:r>
+          </w:p>
+        </w:tc>
+        <w:tc>
+          <w:tcPr>
+            <w:tcW w:type="dxa" w:w="1872"/>
+          </w:tcPr>
+          <w:p>
+            <w:r/>
+            <w:r>
+              <w:rPr>
+                <w:sz w:val="16"/>
+              </w:rPr>
+              <w:t>47.5</w:t>
+            </w:r>
+          </w:p>
+        </w:tc>
+        <w:tc>
+          <w:tcPr>
+            <w:tcW w:type="dxa" w:w="1872"/>
+          </w:tcPr>
+          <w:p>
+            <w:r/>
+            <w:r>
+              <w:rPr>
+                <w:sz w:val="16"/>
+              </w:rPr>
+              <w:t>75</w:t>
+            </w:r>
+          </w:p>
+        </w:tc>
+      </w:tr>
+      <w:tr>
+        <w:tc>
+          <w:tcPr>
+            <w:tcW w:type="dxa" w:w="1872"/>
+          </w:tcPr>
+          <w:p>
+            <w:r/>
+            <w:r>
+              <w:rPr>
+                <w:sz w:val="16"/>
+              </w:rPr>
+              <w:t>hopeful</w:t>
+            </w:r>
+          </w:p>
+        </w:tc>
+        <w:tc>
+          <w:tcPr>
+            <w:tcW w:type="dxa" w:w="1872"/>
+          </w:tcPr>
+          <w:p>
+            <w:r/>
+            <w:r>
+              <w:rPr>
+                <w:sz w:val="16"/>
+              </w:rPr>
+              <w:t>46.8</w:t>
+            </w:r>
+          </w:p>
+        </w:tc>
+        <w:tc>
+          <w:tcPr>
+            <w:tcW w:type="dxa" w:w="1872"/>
+          </w:tcPr>
+          <w:p>
+            <w:r/>
+            <w:r>
+              <w:rPr>
+                <w:sz w:val="16"/>
+              </w:rPr>
+              <w:t>45.6</w:t>
+            </w:r>
+          </w:p>
+        </w:tc>
+        <w:tc>
+          <w:tcPr>
+            <w:tcW w:type="dxa" w:w="1872"/>
+          </w:tcPr>
+          <w:p>
+            <w:r/>
+            <w:r>
+              <w:rPr>
+                <w:sz w:val="16"/>
+              </w:rPr>
+              <w:t>46.2</w:t>
+            </w:r>
+          </w:p>
+        </w:tc>
+        <w:tc>
+          <w:tcPr>
+            <w:tcW w:type="dxa" w:w="1872"/>
+          </w:tcPr>
+          <w:p>
+            <w:r/>
+            <w:r>
+              <w:rPr>
+                <w:sz w:val="16"/>
+              </w:rPr>
+              <w:t>79</w:t>
+            </w:r>
+          </w:p>
+        </w:tc>
+      </w:tr>
+      <w:tr>
+        <w:tc>
+          <w:tcPr>
+            <w:tcW w:type="dxa" w:w="1872"/>
+          </w:tcPr>
+          <w:p>
+            <w:r/>
+            <w:r>
+              <w:rPr>
+                <w:sz w:val="16"/>
+              </w:rPr>
+              <w:t>excited</w:t>
+            </w:r>
+          </w:p>
+        </w:tc>
+        <w:tc>
+          <w:tcPr>
+            <w:tcW w:type="dxa" w:w="1872"/>
+          </w:tcPr>
+          <w:p>
+            <w:r/>
+            <w:r>
+              <w:rPr>
+                <w:sz w:val="16"/>
+              </w:rPr>
+              <w:t>42.7</w:t>
+            </w:r>
+          </w:p>
+        </w:tc>
+        <w:tc>
+          <w:tcPr>
+            <w:tcW w:type="dxa" w:w="1872"/>
+          </w:tcPr>
+          <w:p>
+            <w:r/>
+            <w:r>
+              <w:rPr>
+                <w:sz w:val="16"/>
+              </w:rPr>
+              <w:t>48.4</w:t>
+            </w:r>
+          </w:p>
+        </w:tc>
+        <w:tc>
+          <w:tcPr>
+            <w:tcW w:type="dxa" w:w="1872"/>
+          </w:tcPr>
+          <w:p>
+            <w:r/>
+            <w:r>
+              <w:rPr>
+                <w:sz w:val="16"/>
+              </w:rPr>
+              <w:t>45.4</w:t>
+            </w:r>
+          </w:p>
+        </w:tc>
+        <w:tc>
+          <w:tcPr>
+            <w:tcW w:type="dxa" w:w="1872"/>
+          </w:tcPr>
+          <w:p>
+            <w:r/>
+            <w:r>
+              <w:rPr>
+                <w:sz w:val="16"/>
+              </w:rPr>
+              <w:t>91</w:t>
+            </w:r>
+          </w:p>
+        </w:tc>
+      </w:tr>
+      <w:tr>
+        <w:tc>
+          <w:tcPr>
+            <w:tcW w:type="dxa" w:w="1872"/>
+          </w:tcPr>
+          <w:p>
+            <w:r/>
+            <w:r>
+              <w:rPr>
+                <w:sz w:val="16"/>
+              </w:rPr>
+              <w:t>furious</w:t>
+            </w:r>
+          </w:p>
+        </w:tc>
+        <w:tc>
+          <w:tcPr>
+            <w:tcW w:type="dxa" w:w="1872"/>
+          </w:tcPr>
+          <w:p>
+            <w:r/>
+            <w:r>
+              <w:rPr>
+                <w:sz w:val="16"/>
+              </w:rPr>
+              <w:t>44.3</w:t>
+            </w:r>
+          </w:p>
+        </w:tc>
+        <w:tc>
+          <w:tcPr>
+            <w:tcW w:type="dxa" w:w="1872"/>
+          </w:tcPr>
+          <w:p>
+            <w:r/>
+            <w:r>
+              <w:rPr>
+                <w:sz w:val="16"/>
+              </w:rPr>
+              <w:t>46.3</w:t>
+            </w:r>
+          </w:p>
+        </w:tc>
+        <w:tc>
+          <w:tcPr>
+            <w:tcW w:type="dxa" w:w="1872"/>
+          </w:tcPr>
+          <w:p>
+            <w:r/>
+            <w:r>
+              <w:rPr>
+                <w:sz w:val="16"/>
+              </w:rPr>
+              <w:t>45.3</w:t>
+            </w:r>
+          </w:p>
+        </w:tc>
+        <w:tc>
+          <w:tcPr>
+            <w:tcW w:type="dxa" w:w="1872"/>
+          </w:tcPr>
+          <w:p>
+            <w:r/>
+            <w:r>
+              <w:rPr>
+                <w:sz w:val="16"/>
+              </w:rPr>
+              <w:t>67</w:t>
+            </w:r>
+          </w:p>
+        </w:tc>
+      </w:tr>
+      <w:tr>
+        <w:tc>
+          <w:tcPr>
+            <w:tcW w:type="dxa" w:w="1872"/>
+          </w:tcPr>
+          <w:p>
+            <w:r/>
+            <w:r>
+              <w:rPr>
+                <w:sz w:val="16"/>
+              </w:rPr>
+              <w:t>terrified</w:t>
+            </w:r>
+          </w:p>
+        </w:tc>
+        <w:tc>
+          <w:tcPr>
+            <w:tcW w:type="dxa" w:w="1872"/>
+          </w:tcPr>
+          <w:p>
+            <w:r/>
+            <w:r>
+              <w:rPr>
+                <w:sz w:val="16"/>
+              </w:rPr>
+              <w:t>37.6</w:t>
+            </w:r>
+          </w:p>
+        </w:tc>
+        <w:tc>
+          <w:tcPr>
+            <w:tcW w:type="dxa" w:w="1872"/>
+          </w:tcPr>
+          <w:p>
+            <w:r/>
+            <w:r>
+              <w:rPr>
+                <w:sz w:val="16"/>
+              </w:rPr>
+              <w:t>53.5</w:t>
+            </w:r>
+          </w:p>
+        </w:tc>
+        <w:tc>
+          <w:tcPr>
+            <w:tcW w:type="dxa" w:w="1872"/>
+          </w:tcPr>
+          <w:p>
+            <w:r/>
+            <w:r>
+              <w:rPr>
+                <w:sz w:val="16"/>
+              </w:rPr>
+              <w:t>44.2</w:t>
+            </w:r>
+          </w:p>
+        </w:tc>
+        <w:tc>
+          <w:tcPr>
+            <w:tcW w:type="dxa" w:w="1872"/>
+          </w:tcPr>
+          <w:p>
+            <w:r/>
+            <w:r>
+              <w:rPr>
+                <w:sz w:val="16"/>
+              </w:rPr>
+              <w:t>71</w:t>
+            </w:r>
+          </w:p>
+        </w:tc>
+      </w:tr>
+      <w:tr>
+        <w:tc>
+          <w:tcPr>
+            <w:tcW w:type="dxa" w:w="1872"/>
+          </w:tcPr>
+          <w:p>
+            <w:r/>
+            <w:r>
+              <w:rPr>
+                <w:sz w:val="16"/>
+              </w:rPr>
+              <w:t>disappointed</w:t>
+            </w:r>
+          </w:p>
+        </w:tc>
+        <w:tc>
+          <w:tcPr>
+            <w:tcW w:type="dxa" w:w="1872"/>
+          </w:tcPr>
+          <w:p>
+            <w:r/>
+            <w:r>
+              <w:rPr>
+                <w:sz w:val="16"/>
+              </w:rPr>
+              <w:t>44.9</w:t>
+            </w:r>
+          </w:p>
+        </w:tc>
+        <w:tc>
+          <w:tcPr>
+            <w:tcW w:type="dxa" w:w="1872"/>
+          </w:tcPr>
+          <w:p>
+            <w:r/>
+            <w:r>
+              <w:rPr>
+                <w:sz w:val="16"/>
+              </w:rPr>
+              <w:t>43.2</w:t>
+            </w:r>
+          </w:p>
+        </w:tc>
+        <w:tc>
+          <w:tcPr>
+            <w:tcW w:type="dxa" w:w="1872"/>
+          </w:tcPr>
+          <w:p>
+            <w:r/>
+            <w:r>
+              <w:rPr>
+                <w:sz w:val="16"/>
+              </w:rPr>
+              <w:t>44</w:t>
+            </w:r>
+          </w:p>
+        </w:tc>
+        <w:tc>
+          <w:tcPr>
+            <w:tcW w:type="dxa" w:w="1872"/>
+          </w:tcPr>
+          <w:p>
+            <w:r/>
+            <w:r>
+              <w:rPr>
+                <w:sz w:val="16"/>
+              </w:rPr>
+              <w:t>81</w:t>
+            </w:r>
+          </w:p>
+        </w:tc>
+      </w:tr>
+      <w:tr>
+        <w:tc>
+          <w:tcPr>
+            <w:tcW w:type="dxa" w:w="1872"/>
+          </w:tcPr>
+          <w:p>
+            <w:r/>
+            <w:r>
+              <w:rPr>
+                <w:sz w:val="16"/>
+              </w:rPr>
+              <w:t>sentimental</w:t>
+            </w:r>
+          </w:p>
+        </w:tc>
+        <w:tc>
+          <w:tcPr>
+            <w:tcW w:type="dxa" w:w="1872"/>
+          </w:tcPr>
+          <w:p>
+            <w:r/>
+            <w:r>
+              <w:rPr>
+                <w:sz w:val="16"/>
+              </w:rPr>
+              <w:t>60.8</w:t>
+            </w:r>
+          </w:p>
+        </w:tc>
+        <w:tc>
+          <w:tcPr>
+            <w:tcW w:type="dxa" w:w="1872"/>
+          </w:tcPr>
+          <w:p>
+            <w:r/>
+            <w:r>
+              <w:rPr>
+                <w:sz w:val="16"/>
+              </w:rPr>
+              <w:t>34.1</w:t>
+            </w:r>
+          </w:p>
+        </w:tc>
+        <w:tc>
+          <w:tcPr>
+            <w:tcW w:type="dxa" w:w="1872"/>
+          </w:tcPr>
+          <w:p>
+            <w:r/>
+            <w:r>
+              <w:rPr>
+                <w:sz w:val="16"/>
+              </w:rPr>
+              <w:t>43.7</w:t>
+            </w:r>
+          </w:p>
+        </w:tc>
+        <w:tc>
+          <w:tcPr>
+            <w:tcW w:type="dxa" w:w="1872"/>
+          </w:tcPr>
+          <w:p>
+            <w:r/>
+            <w:r>
+              <w:rPr>
+                <w:sz w:val="16"/>
+              </w:rPr>
+              <w:t>91</w:t>
+            </w:r>
+          </w:p>
+        </w:tc>
+      </w:tr>
+      <w:tr>
+        <w:tc>
+          <w:tcPr>
+            <w:tcW w:type="dxa" w:w="1872"/>
+          </w:tcPr>
+          <w:p>
+            <w:r/>
+            <w:r>
+              <w:rPr>
+                <w:sz w:val="16"/>
+              </w:rPr>
+              <w:t>anxious</w:t>
+            </w:r>
+          </w:p>
+        </w:tc>
+        <w:tc>
+          <w:tcPr>
+            <w:tcW w:type="dxa" w:w="1872"/>
+          </w:tcPr>
+          <w:p>
+            <w:r/>
+            <w:r>
+              <w:rPr>
+                <w:sz w:val="16"/>
+              </w:rPr>
+              <w:t>39.1</w:t>
+            </w:r>
+          </w:p>
+        </w:tc>
+        <w:tc>
+          <w:tcPr>
+            <w:tcW w:type="dxa" w:w="1872"/>
+          </w:tcPr>
+          <w:p>
+            <w:r/>
+            <w:r>
+              <w:rPr>
+                <w:sz w:val="16"/>
+              </w:rPr>
+              <w:t>43.6</w:t>
+            </w:r>
+          </w:p>
+        </w:tc>
+        <w:tc>
+          <w:tcPr>
+            <w:tcW w:type="dxa" w:w="1872"/>
+          </w:tcPr>
+          <w:p>
+            <w:r/>
+            <w:r>
+              <w:rPr>
+                <w:sz w:val="16"/>
+              </w:rPr>
+              <w:t>41.2</w:t>
+            </w:r>
+          </w:p>
+        </w:tc>
+        <w:tc>
+          <w:tcPr>
+            <w:tcW w:type="dxa" w:w="1872"/>
+          </w:tcPr>
+          <w:p>
+            <w:r/>
+            <w:r>
+              <w:rPr>
+                <w:sz w:val="16"/>
+              </w:rPr>
+              <w:t>78</w:t>
+            </w:r>
+          </w:p>
+        </w:tc>
+      </w:tr>
+      <w:tr>
+        <w:tc>
+          <w:tcPr>
+            <w:tcW w:type="dxa" w:w="1872"/>
+          </w:tcPr>
+          <w:p>
+            <w:r/>
+            <w:r>
+              <w:rPr>
+                <w:sz w:val="16"/>
+              </w:rPr>
+              <w:t>sad</w:t>
+            </w:r>
+          </w:p>
+        </w:tc>
+        <w:tc>
+          <w:tcPr>
+            <w:tcW w:type="dxa" w:w="1872"/>
+          </w:tcPr>
+          <w:p>
+            <w:r/>
+            <w:r>
+              <w:rPr>
+                <w:sz w:val="16"/>
+              </w:rPr>
+              <w:t>42.3</w:t>
+            </w:r>
+          </w:p>
+        </w:tc>
+        <w:tc>
+          <w:tcPr>
+            <w:tcW w:type="dxa" w:w="1872"/>
+          </w:tcPr>
+          <w:p>
+            <w:r/>
+            <w:r>
+              <w:rPr>
+                <w:sz w:val="16"/>
+              </w:rPr>
+              <w:t>34.1</w:t>
+            </w:r>
+          </w:p>
+        </w:tc>
+        <w:tc>
+          <w:tcPr>
+            <w:tcW w:type="dxa" w:w="1872"/>
+          </w:tcPr>
+          <w:p>
+            <w:r/>
+            <w:r>
+              <w:rPr>
+                <w:sz w:val="16"/>
+              </w:rPr>
+              <w:t>37.7</w:t>
+            </w:r>
+          </w:p>
+        </w:tc>
+        <w:tc>
+          <w:tcPr>
+            <w:tcW w:type="dxa" w:w="1872"/>
+          </w:tcPr>
+          <w:p>
+            <w:r/>
+            <w:r>
+              <w:rPr>
+                <w:sz w:val="16"/>
+              </w:rPr>
+              <w:t>88</w:t>
+            </w:r>
+          </w:p>
+        </w:tc>
+      </w:tr>
+      <w:tr>
+        <w:tc>
+          <w:tcPr>
+            <w:tcW w:type="dxa" w:w="1872"/>
+          </w:tcPr>
+          <w:p>
+            <w:r/>
+            <w:r>
+              <w:rPr>
+                <w:sz w:val="16"/>
+              </w:rPr>
+              <w:t>anticipating</w:t>
+            </w:r>
+          </w:p>
+        </w:tc>
+        <w:tc>
+          <w:tcPr>
+            <w:tcW w:type="dxa" w:w="1872"/>
+          </w:tcPr>
+          <w:p>
+            <w:r/>
+            <w:r>
+              <w:rPr>
+                <w:sz w:val="16"/>
+              </w:rPr>
+              <w:t>35.5</w:t>
+            </w:r>
+          </w:p>
+        </w:tc>
+        <w:tc>
+          <w:tcPr>
+            <w:tcW w:type="dxa" w:w="1872"/>
+          </w:tcPr>
+          <w:p>
+            <w:r/>
+            <w:r>
+              <w:rPr>
+                <w:sz w:val="16"/>
+              </w:rPr>
+              <w:t>30.1</w:t>
+            </w:r>
+          </w:p>
+        </w:tc>
+        <w:tc>
+          <w:tcPr>
+            <w:tcW w:type="dxa" w:w="1872"/>
+          </w:tcPr>
+          <w:p>
+            <w:r/>
+            <w:r>
+              <w:rPr>
+                <w:sz w:val="16"/>
+              </w:rPr>
+              <w:t>32.6</w:t>
+            </w:r>
+          </w:p>
+        </w:tc>
+        <w:tc>
+          <w:tcPr>
+            <w:tcW w:type="dxa" w:w="1872"/>
+          </w:tcPr>
+          <w:p>
+            <w:r/>
+            <w:r>
+              <w:rPr>
+                <w:sz w:val="16"/>
+              </w:rPr>
+              <w:t>73</w:t>
+            </w:r>
+          </w:p>
+        </w:tc>
+      </w:tr>
+      <w:tr>
+        <w:tc>
+          <w:tcPr>
+            <w:tcW w:type="dxa" w:w="1872"/>
+          </w:tcPr>
+          <w:p>
+            <w:r/>
+            <w:r>
+              <w:rPr>
+                <w:sz w:val="16"/>
+              </w:rPr>
+              <w:t>afraid</w:t>
+            </w:r>
+          </w:p>
+        </w:tc>
+        <w:tc>
+          <w:tcPr>
+            <w:tcW w:type="dxa" w:w="1872"/>
+          </w:tcPr>
+          <w:p>
+            <w:r/>
+            <w:r>
+              <w:rPr>
+                <w:sz w:val="16"/>
+              </w:rPr>
+              <w:t>33.8</w:t>
+            </w:r>
+          </w:p>
+        </w:tc>
+        <w:tc>
+          <w:tcPr>
+            <w:tcW w:type="dxa" w:w="1872"/>
+          </w:tcPr>
+          <w:p>
+            <w:r/>
+            <w:r>
+              <w:rPr>
+                <w:sz w:val="16"/>
+              </w:rPr>
+              <w:t>30.1</w:t>
+            </w:r>
+          </w:p>
+        </w:tc>
+        <w:tc>
+          <w:tcPr>
+            <w:tcW w:type="dxa" w:w="1872"/>
+          </w:tcPr>
+          <w:p>
+            <w:r/>
+            <w:r>
+              <w:rPr>
+                <w:sz w:val="16"/>
+              </w:rPr>
+              <w:t>31.9</w:t>
+            </w:r>
+          </w:p>
+        </w:tc>
+        <w:tc>
+          <w:tcPr>
+            <w:tcW w:type="dxa" w:w="1872"/>
+          </w:tcPr>
+          <w:p>
+            <w:r/>
+            <w:r>
+              <w:rPr>
+                <w:sz w:val="16"/>
+              </w:rPr>
+              <w:t>73</w:t>
+            </w:r>
+          </w:p>
+        </w:tc>
+      </w:tr>
+      <w:tr>
+        <w:tc>
+          <w:tcPr>
+            <w:tcW w:type="dxa" w:w="1872"/>
+          </w:tcPr>
+          <w:p>
+            <w:r/>
+            <w:r>
+              <w:rPr>
+                <w:sz w:val="16"/>
+              </w:rPr>
+              <w:t>apprehensive</w:t>
+            </w:r>
+          </w:p>
+        </w:tc>
+        <w:tc>
+          <w:tcPr>
+            <w:tcW w:type="dxa" w:w="1872"/>
+          </w:tcPr>
+          <w:p>
+            <w:r/>
+            <w:r>
+              <w:rPr>
+                <w:sz w:val="16"/>
+              </w:rPr>
+              <w:t>38</w:t>
+            </w:r>
+          </w:p>
+        </w:tc>
+        <w:tc>
+          <w:tcPr>
+            <w:tcW w:type="dxa" w:w="1872"/>
+          </w:tcPr>
+          <w:p>
+            <w:r/>
+            <w:r>
+              <w:rPr>
+                <w:sz w:val="16"/>
+              </w:rPr>
+              <w:t>26.8</w:t>
+            </w:r>
+          </w:p>
+        </w:tc>
+        <w:tc>
+          <w:tcPr>
+            <w:tcW w:type="dxa" w:w="1872"/>
+          </w:tcPr>
+          <w:p>
+            <w:r/>
+            <w:r>
+              <w:rPr>
+                <w:sz w:val="16"/>
+              </w:rPr>
+              <w:t>31.4</w:t>
+            </w:r>
+          </w:p>
+        </w:tc>
+        <w:tc>
+          <w:tcPr>
+            <w:tcW w:type="dxa" w:w="1872"/>
+          </w:tcPr>
+          <w:p>
+            <w:r/>
+            <w:r>
+              <w:rPr>
+                <w:sz w:val="16"/>
+              </w:rPr>
+              <w:t>71</w:t>
+            </w:r>
+          </w:p>
+        </w:tc>
+      </w:tr>
+      <w:tr>
+        <w:tc>
+          <w:tcPr>
+            <w:tcW w:type="dxa" w:w="1872"/>
+          </w:tcPr>
+          <w:p>
+            <w:r/>
+            <w:r>
+              <w:rPr>
+                <w:sz w:val="16"/>
+              </w:rPr>
+              <w:t>joyful</w:t>
+            </w:r>
+          </w:p>
+        </w:tc>
+        <w:tc>
+          <w:tcPr>
+            <w:tcW w:type="dxa" w:w="1872"/>
+          </w:tcPr>
+          <w:p>
+            <w:r/>
+            <w:r>
+              <w:rPr>
+                <w:sz w:val="16"/>
+              </w:rPr>
+              <w:t>31.6</w:t>
+            </w:r>
+          </w:p>
+        </w:tc>
+        <w:tc>
+          <w:tcPr>
+            <w:tcW w:type="dxa" w:w="1872"/>
+          </w:tcPr>
+          <w:p>
+            <w:r/>
+            <w:r>
+              <w:rPr>
+                <w:sz w:val="16"/>
+              </w:rPr>
+              <w:t>30.1</w:t>
+            </w:r>
+          </w:p>
+        </w:tc>
+        <w:tc>
+          <w:tcPr>
+            <w:tcW w:type="dxa" w:w="1872"/>
+          </w:tcPr>
+          <w:p>
+            <w:r/>
+            <w:r>
+              <w:rPr>
+                <w:sz w:val="16"/>
+              </w:rPr>
+              <w:t>30.9</w:t>
+            </w:r>
+          </w:p>
+        </w:tc>
+        <w:tc>
+          <w:tcPr>
+            <w:tcW w:type="dxa" w:w="1872"/>
+          </w:tcPr>
+          <w:p>
+            <w:r/>
+            <w:r>
+              <w:rPr>
+                <w:sz w:val="16"/>
+              </w:rPr>
+              <w:t>83</w:t>
+            </w:r>
+          </w:p>
+        </w:tc>
+      </w:tr>
+      <w:tr>
+        <w:tc>
+          <w:tcPr>
+            <w:tcW w:type="dxa" w:w="1872"/>
+          </w:tcPr>
+          <w:p>
+            <w:r/>
+            <w:r>
+              <w:rPr>
+                <w:sz w:val="16"/>
+              </w:rPr>
+              <w:t>ashamed</w:t>
+            </w:r>
+          </w:p>
+        </w:tc>
+        <w:tc>
+          <w:tcPr>
+            <w:tcW w:type="dxa" w:w="1872"/>
+          </w:tcPr>
+          <w:p>
+            <w:r/>
+            <w:r>
+              <w:rPr>
+                <w:sz w:val="16"/>
+              </w:rPr>
+              <w:t>27.3</w:t>
+            </w:r>
+          </w:p>
+        </w:tc>
+        <w:tc>
+          <w:tcPr>
+            <w:tcW w:type="dxa" w:w="1872"/>
+          </w:tcPr>
+          <w:p>
+            <w:r/>
+            <w:r>
+              <w:rPr>
+                <w:sz w:val="16"/>
+              </w:rPr>
+              <w:t>18.8</w:t>
+            </w:r>
+          </w:p>
+        </w:tc>
+        <w:tc>
+          <w:tcPr>
+            <w:tcW w:type="dxa" w:w="1872"/>
+          </w:tcPr>
+          <w:p>
+            <w:r/>
+            <w:r>
+              <w:rPr>
+                <w:sz w:val="16"/>
+              </w:rPr>
+              <w:t>22.2</w:t>
+            </w:r>
+          </w:p>
+        </w:tc>
+        <w:tc>
+          <w:tcPr>
+            <w:tcW w:type="dxa" w:w="1872"/>
+          </w:tcPr>
+          <w:p>
+            <w:r/>
+            <w:r>
+              <w:rPr>
+                <w:sz w:val="16"/>
+              </w:rPr>
+              <w:t>64</w:t>
+            </w:r>
+          </w:p>
+        </w:tc>
+      </w:tr>
+      <w:tr>
+        <w:tc>
+          <w:tcPr>
+            <w:tcW w:type="dxa" w:w="1872"/>
+          </w:tcPr>
+          <w:p>
+            <w:r/>
+            <w:r>
+              <w:rPr>
+                <w:sz w:val="16"/>
+              </w:rPr>
+              <w:t>angry</w:t>
+            </w:r>
+          </w:p>
+        </w:tc>
+        <w:tc>
+          <w:tcPr>
+            <w:tcW w:type="dxa" w:w="1872"/>
+          </w:tcPr>
+          <w:p>
+            <w:r/>
+            <w:r>
+              <w:rPr>
+                <w:sz w:val="16"/>
+              </w:rPr>
+              <w:t>25</w:t>
+            </w:r>
+          </w:p>
+        </w:tc>
+        <w:tc>
+          <w:tcPr>
+            <w:tcW w:type="dxa" w:w="1872"/>
+          </w:tcPr>
+          <w:p>
+            <w:r/>
+            <w:r>
+              <w:rPr>
+                <w:sz w:val="16"/>
+              </w:rPr>
+              <w:t>14.3</w:t>
+            </w:r>
+          </w:p>
+        </w:tc>
+        <w:tc>
+          <w:tcPr>
+            <w:tcW w:type="dxa" w:w="1872"/>
+          </w:tcPr>
+          <w:p>
+            <w:r/>
+            <w:r>
+              <w:rPr>
+                <w:sz w:val="16"/>
+              </w:rPr>
+              <w:t>18.2</w:t>
+            </w:r>
+          </w:p>
+        </w:tc>
+        <w:tc>
+          <w:tcPr>
+            <w:tcW w:type="dxa" w:w="1872"/>
+          </w:tcPr>
+          <w:p>
+            <w:r/>
+            <w:r>
+              <w:rPr>
+                <w:sz w:val="16"/>
+              </w:rPr>
+              <w:t>84</w:t>
+            </w:r>
+          </w:p>
+        </w:tc>
+      </w:tr>
+    </w:tbl>
+    <w:p/>
+    <w:p>
+      <w:pPr>
+        <w:spacing w:after="120"/>
+      </w:pPr>
+      <w:r>
+        <w:rPr>
+          <w:i/>
+        </w:rPr>
+        <w:t>Table A.8: Precision, recall and F1 of the final detector for each of the 32 emotions (32 rows of per-emotion detail behind Section 5.1.2).</w:t>
       </w:r>
     </w:p>
     <w:tbl>
@@ -9485,7 +9835,342 @@
         <w:rPr>
           <w:i/>
         </w:rPr>
-        <w:t>Table A.8: The most frequent confusions, with counts and share of all detector errors (counts behind the error chart in Section 5.1.2).</w:t>
+        <w:t>Table A.9: The most frequent confusions, with counts and share of all detector errors (counts behind the error chart in Section 5.1.2).</w:t>
+      </w:r>
+    </w:p>
+    <w:tbl>
+      <w:tblPr>
+        <w:tblStyle w:val="TableGrid"/>
+        <w:tblW w:type="auto" w:w="0"/>
+        <w:tblLook w:firstColumn="1" w:firstRow="1" w:lastColumn="0" w:lastRow="0" w:noHBand="0" w:noVBand="1" w:val="04A0"/>
+      </w:tblPr>
+      <w:tblGrid>
+        <w:gridCol w:w="4680"/>
+        <w:gridCol w:w="4680"/>
+      </w:tblGrid>
+      <w:tr>
+        <w:tc>
+          <w:tcPr>
+            <w:tcW w:type="dxa" w:w="4680"/>
+            <w:shd w:val="clear" w:color="auto" w:fill="E3EEFB"/>
+          </w:tcPr>
+          <w:p>
+            <w:r>
+              <w:rPr>
+                <w:b/>
+              </w:rPr>
+            </w:r>
+            <w:r>
+              <w:rPr>
+                <w:b/>
+                <w:sz w:val="16"/>
+              </w:rPr>
+              <w:t>Quantity</w:t>
+            </w:r>
+          </w:p>
+        </w:tc>
+        <w:tc>
+          <w:tcPr>
+            <w:tcW w:type="dxa" w:w="4680"/>
+            <w:shd w:val="clear" w:color="auto" w:fill="E3EEFB"/>
+          </w:tcPr>
+          <w:p>
+            <w:r>
+              <w:rPr>
+                <w:b/>
+              </w:rPr>
+            </w:r>
+            <w:r>
+              <w:rPr>
+                <w:b/>
+                <w:sz w:val="16"/>
+              </w:rPr>
+              <w:t>Value</w:t>
+            </w:r>
+          </w:p>
+        </w:tc>
+      </w:tr>
+      <w:tr>
+        <w:tc>
+          <w:tcPr>
+            <w:tcW w:type="dxa" w:w="4680"/>
+          </w:tcPr>
+          <w:p>
+            <w:r/>
+            <w:r>
+              <w:rPr>
+                <w:sz w:val="16"/>
+              </w:rPr>
+              <w:t>Stage-1 reply parsed to a valid candidate</w:t>
+            </w:r>
+          </w:p>
+        </w:tc>
+        <w:tc>
+          <w:tcPr>
+            <w:tcW w:type="dxa" w:w="4680"/>
+          </w:tcPr>
+          <w:p>
+            <w:r/>
+            <w:r>
+              <w:rPr>
+                <w:sz w:val="16"/>
+              </w:rPr>
+              <w:t>100.0%</w:t>
+            </w:r>
+          </w:p>
+        </w:tc>
+      </w:tr>
+      <w:tr>
+        <w:tc>
+          <w:tcPr>
+            <w:tcW w:type="dxa" w:w="4680"/>
+          </w:tcPr>
+          <w:p>
+            <w:r/>
+            <w:r>
+              <w:rPr>
+                <w:sz w:val="16"/>
+              </w:rPr>
+              <w:t>True emotion inside d1's top-3</w:t>
+            </w:r>
+          </w:p>
+        </w:tc>
+        <w:tc>
+          <w:tcPr>
+            <w:tcW w:type="dxa" w:w="4680"/>
+          </w:tcPr>
+          <w:p>
+            <w:r/>
+            <w:r>
+              <w:rPr>
+                <w:sz w:val="16"/>
+              </w:rPr>
+              <w:t>78.0%</w:t>
+            </w:r>
+          </w:p>
+        </w:tc>
+      </w:tr>
+      <w:tr>
+        <w:tc>
+          <w:tcPr>
+            <w:tcW w:type="dxa" w:w="4680"/>
+          </w:tcPr>
+          <w:p>
+            <w:r/>
+            <w:r>
+              <w:rPr>
+                <w:sz w:val="16"/>
+              </w:rPr>
+              <w:t>d1 top-1 equals true emotion</w:t>
+            </w:r>
+          </w:p>
+        </w:tc>
+        <w:tc>
+          <w:tcPr>
+            <w:tcW w:type="dxa" w:w="4680"/>
+          </w:tcPr>
+          <w:p>
+            <w:r/>
+            <w:r>
+              <w:rPr>
+                <w:sz w:val="16"/>
+              </w:rPr>
+              <w:t>50.3%</w:t>
+            </w:r>
+          </w:p>
+        </w:tc>
+      </w:tr>
+      <w:tr>
+        <w:tc>
+          <w:tcPr>
+            <w:tcW w:type="dxa" w:w="4680"/>
+          </w:tcPr>
+          <w:p>
+            <w:r/>
+            <w:r>
+              <w:rPr>
+                <w:sz w:val="16"/>
+              </w:rPr>
+              <w:t>d2's pick equals true emotion</w:t>
+            </w:r>
+          </w:p>
+        </w:tc>
+        <w:tc>
+          <w:tcPr>
+            <w:tcW w:type="dxa" w:w="4680"/>
+          </w:tcPr>
+          <w:p>
+            <w:r/>
+            <w:r>
+              <w:rPr>
+                <w:sz w:val="16"/>
+              </w:rPr>
+              <w:t>42.3%</w:t>
+            </w:r>
+          </w:p>
+        </w:tc>
+      </w:tr>
+      <w:tr>
+        <w:tc>
+          <w:tcPr>
+            <w:tcW w:type="dxa" w:w="4680"/>
+          </w:tcPr>
+          <w:p>
+            <w:r/>
+            <w:r>
+              <w:rPr>
+                <w:sz w:val="16"/>
+              </w:rPr>
+              <w:t>d2 overrode d1's top-1</w:t>
+            </w:r>
+          </w:p>
+        </w:tc>
+        <w:tc>
+          <w:tcPr>
+            <w:tcW w:type="dxa" w:w="4680"/>
+          </w:tcPr>
+          <w:p>
+            <w:r/>
+            <w:r>
+              <w:rPr>
+                <w:sz w:val="16"/>
+              </w:rPr>
+              <w:t>40.7%</w:t>
+            </w:r>
+          </w:p>
+        </w:tc>
+      </w:tr>
+      <w:tr>
+        <w:tc>
+          <w:tcPr>
+            <w:tcW w:type="dxa" w:w="4680"/>
+          </w:tcPr>
+          <w:p>
+            <w:r/>
+            <w:r>
+              <w:rPr>
+                <w:sz w:val="16"/>
+              </w:rPr>
+              <w:t>Cases only d1 top-1 was right / only d2 pick was right</w:t>
+            </w:r>
+          </w:p>
+        </w:tc>
+        <w:tc>
+          <w:tcPr>
+            <w:tcW w:type="dxa" w:w="4680"/>
+          </w:tcPr>
+          <w:p>
+            <w:r/>
+            <w:r>
+              <w:rPr>
+                <w:sz w:val="16"/>
+              </w:rPr>
+              <w:t>46 / 22</w:t>
+            </w:r>
+          </w:p>
+        </w:tc>
+      </w:tr>
+      <w:tr>
+        <w:tc>
+          <w:tcPr>
+            <w:tcW w:type="dxa" w:w="4680"/>
+          </w:tcPr>
+          <w:p>
+            <w:r/>
+            <w:r>
+              <w:rPr>
+                <w:sz w:val="16"/>
+              </w:rPr>
+              <w:t>Pick minus top-1 accuracy, 95% bootstrap CI</w:t>
+            </w:r>
+          </w:p>
+        </w:tc>
+        <w:tc>
+          <w:tcPr>
+            <w:tcW w:type="dxa" w:w="4680"/>
+          </w:tcPr>
+          <w:p>
+            <w:r/>
+            <w:r>
+              <w:rPr>
+                <w:sz w:val="16"/>
+              </w:rPr>
+              <w:t>-8.0% [-13.3%, -2.7%]</w:t>
+            </w:r>
+          </w:p>
+        </w:tc>
+      </w:tr>
+      <w:tr>
+        <w:tc>
+          <w:tcPr>
+            <w:tcW w:type="dxa" w:w="4680"/>
+          </w:tcPr>
+          <w:p>
+            <w:r/>
+            <w:r>
+              <w:rPr>
+                <w:sz w:val="16"/>
+              </w:rPr>
+              <w:t>McNemar exact p (pick vs top-1)</w:t>
+            </w:r>
+          </w:p>
+        </w:tc>
+        <w:tc>
+          <w:tcPr>
+            <w:tcW w:type="dxa" w:w="4680"/>
+          </w:tcPr>
+          <w:p>
+            <w:r/>
+            <w:r>
+              <w:rPr>
+                <w:sz w:val="16"/>
+              </w:rPr>
+              <w:t>0.0049</w:t>
+            </w:r>
+          </w:p>
+        </w:tc>
+      </w:tr>
+      <w:tr>
+        <w:tc>
+          <w:tcPr>
+            <w:tcW w:type="dxa" w:w="4680"/>
+          </w:tcPr>
+          <w:p>
+            <w:r/>
+            <w:r>
+              <w:rPr>
+                <w:sz w:val="16"/>
+              </w:rPr>
+              <w:t>N</w:t>
+            </w:r>
+          </w:p>
+        </w:tc>
+        <w:tc>
+          <w:tcPr>
+            <w:tcW w:type="dxa" w:w="4680"/>
+          </w:tcPr>
+          <w:p>
+            <w:r/>
+            <w:r>
+              <w:rPr>
+                <w:sz w:val="16"/>
+              </w:rPr>
+              <w:t>300</w:t>
+            </w:r>
+          </w:p>
+        </w:tc>
+      </w:tr>
+    </w:tbl>
+    <w:p/>
+    <w:p>
+      <w:pPr>
+        <w:spacing w:after="120"/>
+      </w:pPr>
+      <w:r>
+        <w:rPr>
+          <w:i/>
+        </w:rPr>
+        <w:t>Table A.10: The stage-1 emotion choice compared with the detector's own top-1 prediction (the stage-1 breakdown behind Section 5.1.6).</w:t>
       </w:r>
     </w:p>
     <w:tbl>
@@ -10702,7 +11387,445 @@
         <w:rPr>
           <w:i/>
         </w:rPr>
-        <w:t>Table A.9: Lexical diversity and boilerplate repetition of selected systems (diversity and repetition detail behind Section 5.1.7).</w:t>
+        <w:t>Table A.11: Lexical diversity and boilerplate repetition of selected systems (diversity and repetition detail behind Section 5.1.7).</w:t>
+      </w:r>
+    </w:p>
+    <w:tbl>
+      <w:tblPr>
+        <w:tblStyle w:val="TableGrid"/>
+        <w:tblW w:type="auto" w:w="0"/>
+        <w:tblLook w:firstColumn="1" w:firstRow="1" w:lastColumn="0" w:lastRow="0" w:noHBand="0" w:noVBand="1" w:val="04A0"/>
+      </w:tblPr>
+      <w:tblGrid>
+        <w:gridCol w:w="3120"/>
+        <w:gridCol w:w="3120"/>
+        <w:gridCol w:w="3120"/>
+      </w:tblGrid>
+      <w:tr>
+        <w:tc>
+          <w:tcPr>
+            <w:tcW w:type="dxa" w:w="3120"/>
+            <w:shd w:val="clear" w:color="auto" w:fill="E3EEFB"/>
+          </w:tcPr>
+          <w:p>
+            <w:r>
+              <w:rPr>
+                <w:b/>
+              </w:rPr>
+            </w:r>
+            <w:r>
+              <w:rPr>
+                <w:b/>
+                <w:sz w:val="16"/>
+              </w:rPr>
+              <w:t>Criterion</w:t>
+            </w:r>
+          </w:p>
+        </w:tc>
+        <w:tc>
+          <w:tcPr>
+            <w:tcW w:type="dxa" w:w="3120"/>
+            <w:shd w:val="clear" w:color="auto" w:fill="E3EEFB"/>
+          </w:tcPr>
+          <w:p>
+            <w:r>
+              <w:rPr>
+                <w:b/>
+              </w:rPr>
+            </w:r>
+            <w:r>
+              <w:rPr>
+                <w:b/>
+                <w:sz w:val="16"/>
+              </w:rPr>
+              <w:t>How it was applied</w:t>
+            </w:r>
+          </w:p>
+        </w:tc>
+        <w:tc>
+          <w:tcPr>
+            <w:tcW w:type="dxa" w:w="3120"/>
+            <w:shd w:val="clear" w:color="auto" w:fill="E3EEFB"/>
+          </w:tcPr>
+          <w:p>
+            <w:r>
+              <w:rPr>
+                <w:b/>
+              </w:rPr>
+            </w:r>
+            <w:r>
+              <w:rPr>
+                <w:b/>
+                <w:sz w:val="16"/>
+              </w:rPr>
+              <w:t>Evidence or reason</w:t>
+            </w:r>
+          </w:p>
+        </w:tc>
+      </w:tr>
+      <w:tr>
+        <w:tc>
+          <w:tcPr>
+            <w:tcW w:type="dxa" w:w="3120"/>
+          </w:tcPr>
+          <w:p>
+            <w:r/>
+            <w:r>
+              <w:rPr>
+                <w:sz w:val="16"/>
+              </w:rPr>
+              <w:t>Flagship-tier capability</w:t>
+            </w:r>
+          </w:p>
+        </w:tc>
+        <w:tc>
+          <w:tcPr>
+            <w:tcW w:type="dxa" w:w="3120"/>
+          </w:tcPr>
+          <w:p>
+            <w:r/>
+            <w:r>
+              <w:rPr>
+                <w:sz w:val="16"/>
+              </w:rPr>
+              <w:t>Required by the co-supervisor; small local judges (Gemma-2-2B, Phi-3-mini) were dropped from an earlier plan</w:t>
+            </w:r>
+          </w:p>
+        </w:tc>
+        <w:tc>
+          <w:tcPr>
+            <w:tcW w:type="dxa" w:w="3120"/>
+          </w:tcPr>
+          <w:p>
+            <w:r/>
+            <w:r>
+              <w:rPr>
+                <w:sz w:val="16"/>
+              </w:rPr>
+              <w:t>Zheng et al. (2023): strong LLM judges agree with human preferences over 80% of the time</w:t>
+            </w:r>
+          </w:p>
+        </w:tc>
+      </w:tr>
+      <w:tr>
+        <w:tc>
+          <w:tcPr>
+            <w:tcW w:type="dxa" w:w="3120"/>
+          </w:tcPr>
+          <w:p>
+            <w:r/>
+            <w:r>
+              <w:rPr>
+                <w:sz w:val="16"/>
+              </w:rPr>
+              <w:t>Different developers, none related to our models</w:t>
+            </w:r>
+          </w:p>
+        </w:tc>
+        <w:tc>
+          <w:tcPr>
+            <w:tcW w:type="dxa" w:w="3120"/>
+          </w:tcPr>
+          <w:p>
+            <w:r/>
+            <w:r>
+              <w:rPr>
+                <w:sz w:val="16"/>
+              </w:rPr>
+              <w:t>No judge shares a family with the generator (Phi, Microsoft) or the baselines (Qwen, Alibaba)</w:t>
+            </w:r>
+          </w:p>
+        </w:tc>
+        <w:tc>
+          <w:tcPr>
+            <w:tcW w:type="dxa" w:w="3120"/>
+          </w:tcPr>
+          <w:p>
+            <w:r/>
+            <w:r>
+              <w:rPr>
+                <w:sz w:val="16"/>
+              </w:rPr>
+              <w:t>Panickssery et al. (2024): LLM evaluators recognise and favour their own generations</w:t>
+            </w:r>
+          </w:p>
+        </w:tc>
+      </w:tr>
+      <w:tr>
+        <w:tc>
+          <w:tcPr>
+            <w:tcW w:type="dxa" w:w="3120"/>
+          </w:tcPr>
+          <w:p>
+            <w:r/>
+            <w:r>
+              <w:rPr>
+                <w:sz w:val="16"/>
+              </w:rPr>
+              <w:t>A panel instead of one judge</w:t>
+            </w:r>
+          </w:p>
+        </w:tc>
+        <w:tc>
+          <w:tcPr>
+            <w:tcW w:type="dxa" w:w="3120"/>
+          </w:tcPr>
+          <w:p>
+            <w:r/>
+            <w:r>
+              <w:rPr>
+                <w:sz w:val="16"/>
+              </w:rPr>
+              <w:t>Scores averaged over the two judges that scored every system</w:t>
+            </w:r>
+          </w:p>
+        </w:tc>
+        <w:tc>
+          <w:tcPr>
+            <w:tcW w:type="dxa" w:w="3120"/>
+          </w:tcPr>
+          <w:p>
+            <w:r/>
+            <w:r>
+              <w:rPr>
+                <w:sz w:val="16"/>
+              </w:rPr>
+              <w:t>Verga et al. (2024): a panel from disjoint model families shows less intra-model bias than one large judge</w:t>
+            </w:r>
+          </w:p>
+        </w:tc>
+      </w:tr>
+      <w:tr>
+        <w:tc>
+          <w:tcPr>
+            <w:tcW w:type="dxa" w:w="3120"/>
+          </w:tcPr>
+          <w:p>
+            <w:r/>
+            <w:r>
+              <w:rPr>
+                <w:sz w:val="16"/>
+              </w:rPr>
+              <w:t>Same judges for every system</w:t>
+            </w:r>
+          </w:p>
+        </w:tc>
+        <w:tc>
+          <w:tcPr>
+            <w:tcW w:type="dxa" w:w="3120"/>
+          </w:tcPr>
+          <w:p>
+            <w:r/>
+            <w:r>
+              <w:rPr>
+                <w:sz w:val="16"/>
+              </w:rPr>
+              <w:t>Both judges scored all 512 replies of all judged systems</w:t>
+            </w:r>
+          </w:p>
+        </w:tc>
+        <w:tc>
+          <w:tcPr>
+            <w:tcW w:type="dxa" w:w="3120"/>
+          </w:tcPr>
+          <w:p>
+            <w:r/>
+            <w:r>
+              <w:rPr>
+                <w:sz w:val="16"/>
+              </w:rPr>
+              <w:t>Mixing judge sets across systems would make the scores incomparable</w:t>
+            </w:r>
+          </w:p>
+        </w:tc>
+      </w:tr>
+      <w:tr>
+        <w:tc>
+          <w:tcPr>
+            <w:tcW w:type="dxa" w:w="3120"/>
+          </w:tcPr>
+          <w:p>
+            <w:r/>
+            <w:r>
+              <w:rPr>
+                <w:sz w:val="16"/>
+              </w:rPr>
+              <w:t>Blind scoring</w:t>
+            </w:r>
+          </w:p>
+        </w:tc>
+        <w:tc>
+          <w:tcPr>
+            <w:tcW w:type="dxa" w:w="3120"/>
+          </w:tcPr>
+          <w:p>
+            <w:r/>
+            <w:r>
+              <w:rPr>
+                <w:sz w:val="16"/>
+              </w:rPr>
+              <w:t>Judges see only the user message and one reply - never the system name or the gold reply</w:t>
+            </w:r>
+          </w:p>
+        </w:tc>
+        <w:tc>
+          <w:tcPr>
+            <w:tcW w:type="dxa" w:w="3120"/>
+          </w:tcPr>
+          <w:p>
+            <w:r/>
+            <w:r>
+              <w:rPr>
+                <w:sz w:val="16"/>
+              </w:rPr>
+              <w:t>Removes identity bias and any reward for word overlap with a reference reply</w:t>
+            </w:r>
+          </w:p>
+        </w:tc>
+      </w:tr>
+      <w:tr>
+        <w:tc>
+          <w:tcPr>
+            <w:tcW w:type="dxa" w:w="3120"/>
+          </w:tcPr>
+          <w:p>
+            <w:r/>
+            <w:r>
+              <w:rPr>
+                <w:sz w:val="16"/>
+              </w:rPr>
+              <w:t>Anchored rubric, deterministic output</w:t>
+            </w:r>
+          </w:p>
+        </w:tc>
+        <w:tc>
+          <w:tcPr>
+            <w:tcW w:type="dxa" w:w="3120"/>
+          </w:tcPr>
+          <w:p>
+            <w:r/>
+            <w:r>
+              <w:rPr>
+                <w:sz w:val="16"/>
+              </w:rPr>
+              <w:t>1-3 / 4-6 / 7-10 anchors for empathy, relevance and safety; temperature 0; JSON-only answer</w:t>
+            </w:r>
+          </w:p>
+        </w:tc>
+        <w:tc>
+          <w:tcPr>
+            <w:tcW w:type="dxa" w:w="3120"/>
+          </w:tcPr>
+          <w:p>
+            <w:r/>
+            <w:r>
+              <w:rPr>
+                <w:sz w:val="16"/>
+              </w:rPr>
+              <w:t>Anchors keep judges on the same scale; temperature 0 removes sampling noise</w:t>
+            </w:r>
+          </w:p>
+        </w:tc>
+      </w:tr>
+      <w:tr>
+        <w:tc>
+          <w:tcPr>
+            <w:tcW w:type="dxa" w:w="3120"/>
+          </w:tcPr>
+          <w:p>
+            <w:r/>
+            <w:r>
+              <w:rPr>
+                <w:sz w:val="16"/>
+              </w:rPr>
+              <w:t>Free API access</w:t>
+            </w:r>
+          </w:p>
+        </w:tc>
+        <w:tc>
+          <w:tcPr>
+            <w:tcW w:type="dxa" w:w="3120"/>
+          </w:tcPr>
+          <w:p>
+            <w:r/>
+            <w:r>
+              <w:rPr>
+                <w:sz w:val="16"/>
+              </w:rPr>
+              <w:t>No GPU needed, so non-coding teammates could run the judging</w:t>
+            </w:r>
+          </w:p>
+        </w:tc>
+        <w:tc>
+          <w:tcPr>
+            <w:tcW w:type="dxa" w:w="3120"/>
+          </w:tcPr>
+          <w:p>
+            <w:r/>
+            <w:r>
+              <w:rPr>
+                <w:sz w:val="16"/>
+              </w:rPr>
+              <w:t>Project resource constraint (Section 3.8)</w:t>
+            </w:r>
+          </w:p>
+        </w:tc>
+      </w:tr>
+      <w:tr>
+        <w:tc>
+          <w:tcPr>
+            <w:tcW w:type="dxa" w:w="3120"/>
+          </w:tcPr>
+          <w:p>
+            <w:r/>
+            <w:r>
+              <w:rPr>
+                <w:sz w:val="16"/>
+              </w:rPr>
+              <w:t>Documented replacements</w:t>
+            </w:r>
+          </w:p>
+        </w:tc>
+        <w:tc>
+          <w:tcPr>
+            <w:tcW w:type="dxa" w:w="3120"/>
+          </w:tcPr>
+          <w:p>
+            <w:r/>
+            <w:r>
+              <w:rPr>
+                <w:sz w:val="16"/>
+              </w:rPr>
+              <w:t>Gemini (repeated quota failures), DeepSeek (retired on GitHub Models, removed from OpenRouter free tier), Llama 3.3 70B (decommissioned on Groq), Mistral Large (subscription tier)</w:t>
+            </w:r>
+          </w:p>
+        </w:tc>
+        <w:tc>
+          <w:tcPr>
+            <w:tcW w:type="dxa" w:w="3120"/>
+          </w:tcPr>
+          <w:p>
+            <w:r/>
+            <w:r>
+              <w:rPr>
+                <w:sz w:val="16"/>
+              </w:rPr>
+              <w:t>See risk R7 in Section 3.7</w:t>
+            </w:r>
+          </w:p>
+        </w:tc>
+      </w:tr>
+    </w:tbl>
+    <w:p/>
+    <w:p>
+      <w:pPr>
+        <w:spacing w:after="120"/>
+      </w:pPr>
+      <w:r>
+        <w:rPr>
+          <w:i/>
+        </w:rPr>
+        <w:t>Table A.12: How the judges were chosen, and what each criterion was for (selection criteria behind Section 4.1.3.1).</w:t>
       </w:r>
     </w:p>
     <w:tbl>
@@ -11273,7 +12396,7 @@
         <w:rPr>
           <w:i/>
         </w:rPr>
-        <w:t>Table A.10: Design of the human-evaluation items (item-by-item design of the human study described in Section 5.1.9).</w:t>
+        <w:t>Table A.13: Design of the human-evaluation items (item-by-item design of the human study described in Section 5.1.9).</w:t>
       </w:r>
     </w:p>
     <w:tbl>
@@ -11920,7 +13043,7 @@
         <w:rPr>
           <w:i/>
         </w:rPr>
-        <w:t>Table A.11: Detector candidates trained and tested under identical settings (the numbers behind the detector chart in Section 5.2.2).</w:t>
+        <w:t>Table A.14: Detector candidates trained and tested under identical settings (the numbers behind the detector chart in Section 5.2.2).</w:t>
       </w:r>
     </w:p>
     <w:tbl>
@@ -13215,7 +14338,7 @@
         <w:rPr>
           <w:i/>
         </w:rPr>
-        <w:t>Table A.12: Paired significance tests between the detector candidates (significance tests behind the detector comparison in Section 4.2.2).</w:t>
+        <w:t>Table A.15: Paired significance tests between the detector candidates (significance tests behind the detector comparison in Section 4.2.2).</w:t>
       </w:r>
     </w:p>
     <w:tbl>
@@ -13961,7 +15084,7 @@
         <w:rPr>
           <w:i/>
         </w:rPr>
-        <w:t>Table A.13: Empathy score within each reply-length band, with the number of replies in each (length-band detail behind Section 5.2.3).</w:t>
+        <w:t>Table A.16: Empathy score within each reply-length band, with the number of replies in each (length-band detail behind Section 5.2.3).</w:t>
       </w:r>
     </w:p>
     <w:tbl>
@@ -14706,7 +15829,7 @@
         <w:rPr>
           <w:i/>
         </w:rPr>
-        <w:t>Table A.14: Every design adjustment, the evidence behind it and its measured effect (the full adjustment log narrated in Section 5.3).</w:t>
+        <w:t>Table A.17: Every design adjustment, the evidence behind it and its measured effect (the full adjustment log narrated in Section 5.3).</w:t>
       </w:r>
     </w:p>
     <w:tbl>
@@ -15554,7 +16677,7 @@
         <w:rPr>
           <w:i/>
         </w:rPr>
-        <w:t>Table A.15: What the detector predicts as the window widens, on ten short conversations containing an emotion shift (the ten short emotion-shift conversations behind Section 5.3.4).</w:t>
+        <w:t>Table A.18: What the detector predicts as the window widens, on ten short conversations containing an emotion shift (the ten short emotion-shift conversations behind Section 5.3.4).</w:t>
       </w:r>
     </w:p>
     <w:tbl>
@@ -22048,7 +23171,7 @@
         <w:rPr>
           <w:i/>
         </w:rPr>
-        <w:t>Table A.16: Paired significance tests comparing the final system with each baseline (every test behind the forest plot in Section 5.4.2).</w:t>
+        <w:t>Table A.19: Paired significance tests comparing the final system with each baseline (every test behind the forest plot in Section 5.4.2).</w:t>
       </w:r>
     </w:p>
     <w:tbl>
@@ -24193,7 +25316,7 @@
         <w:rPr>
           <w:i/>
         </w:rPr>
-        <w:t>Table A.17: Reply quality when the detector's label is correct and when it is wrong (error-propagation detail behind Section 5.4.3).</w:t>
+        <w:t>Table A.20: Reply quality when the detector's label is correct and when it is wrong (error-propagation detail behind Section 5.4.3).</w:t>
       </w:r>
     </w:p>
     <w:tbl>
@@ -24563,7 +25686,7 @@
         <w:rPr>
           <w:i/>
         </w:rPr>
-        <w:t>Table A.18: A more accurate detector with the generator held fixed (detector-swap detail behind Section 5.5.3).</w:t>
+        <w:t>Table A.21: A more accurate detector with the generator held fixed (detector-swap detail behind Section 5.5.3).</w:t>
       </w:r>
     </w:p>
     <w:tbl>
@@ -25914,7 +27037,7 @@
         <w:rPr>
           <w:i/>
         </w:rPr>
-        <w:t>Table A.19: The final system with RoBERTa-base and with RoBERTa-large (the RoBERTa-large substitution behind Section 5.4.3).</w:t>
+        <w:t>Table A.22: The final system with RoBERTa-base and with RoBERTa-large (the RoBERTa-large substitution behind Section 5.4.3).</w:t>
       </w:r>
     </w:p>
     <w:tbl>
@@ -27095,7 +28218,7 @@
         <w:rPr>
           <w:i/>
         </w:rPr>
-        <w:t>Table A.20: Correlation between reply length and empathy score within each system (per-system correlations behind Section 5.4.5).</w:t>
+        <w:t>Table A.23: Correlation between reply length and empathy score within each system (per-system correlations behind Section 5.4.5).</w:t>
       </w:r>
     </w:p>
     <w:tbl>
@@ -27841,7 +28964,7 @@
         <w:rPr>
           <w:i/>
         </w:rPr>
-        <w:t>Table A.21: Evidence for and against the empathy classifier for this project (validity checks on the empathy classifier, summarised in Section 5.4.6).</w:t>
+        <w:t>Table A.24: Evidence for and against the empathy classifier for this project (validity checks on the empathy classifier, summarised in Section 5.4.6).</w:t>
       </w:r>
     </w:p>
     <w:tbl>
@@ -32050,7 +33173,7 @@
         <w:rPr>
           <w:i/>
         </w:rPr>
-        <w:t>Table A.22: Paired significance tests on the AI-judge scores (every judge comparison behind Section 5.4.6).</w:t>
+        <w:t>Table A.25: Paired significance tests on the AI-judge scores (every judge comparison behind Section 5.4.6).</w:t>
       </w:r>
     </w:p>
     <w:tbl>
@@ -32620,7 +33743,7 @@
         <w:rPr>
           <w:i/>
         </w:rPr>
-        <w:t>Table A.23: Reply quality against total parameters for the final system and the single models (the numbers behind the cost chart in Section 5.5.5).</w:t>
+        <w:t>Table A.26: Reply quality against total parameters for the final system and the single models (the numbers behind the cost chart in Section 5.5.5).</w:t>
       </w:r>
     </w:p>
     <w:tbl>
@@ -33039,7 +34162,7 @@
         <w:rPr>
           <w:i/>
         </w:rPr>
-        <w:t>Table A.24: Detector size, detection accuracy and the resulting reply quality (detector-level figures behind Section 5.5.7).</w:t>
+        <w:t>Table A.27: Detector size, detection accuracy and the resulting reply quality (detector-level figures behind Section 5.5.7).</w:t>
       </w:r>
     </w:p>
     <w:tbl>
@@ -33635,7 +34758,7 @@
         <w:rPr>
           <w:i/>
         </w:rPr>
-        <w:t>Table A.25: Peak GPU memory and response time on the same 50 conversations (memory and timing measurements behind Section 5.5.5).</w:t>
+        <w:t>Table A.28: Peak GPU memory and response time on the same 50 conversations (memory and timing measurements behind Section 5.5.5).</w:t>
       </w:r>
     </w:p>
     <w:tbl>
@@ -34603,7 +35726,7 @@
         <w:rPr>
           <w:i/>
         </w:rPr>
-        <w:t>Table A.26: Paired comparison of response time and memory against each single model (paired tests behind the resource figures in Section 5.5.7).</w:t>
+        <w:t>Table A.29: Paired comparison of response time and memory against each single model (paired tests behind the resource figures in Section 5.5.7).</w:t>
       </w:r>
     </w:p>
     <w:tbl>
@@ -34884,7 +36007,7 @@
         <w:rPr>
           <w:i/>
         </w:rPr>
-        <w:t>Table A.27: Origin of each response rule and its measured effect within systems (origin and measured effect of each rule, summarised in Section 5.5.6).</w:t>
+        <w:t>Table A.30: Origin of each response rule and its measured effect within systems (origin and measured effect of each rule, summarised in Section 5.5.6).</w:t>
       </w:r>
     </w:p>
     <w:tbl>
@@ -36504,7 +37627,7 @@
         <w:rPr>
           <w:i/>
         </w:rPr>
-        <w:t>Table A.28: The decoupled design against the same generator alone, with reply length held constant (the numbers behind the comparison in Section 5.5.7).</w:t>
+        <w:t>Table A.31: The decoupled design against the same generator alone, with reply length held constant (the numbers behind the comparison in Section 5.5.7).</w:t>
       </w:r>
     </w:p>
     <w:sectPr>

--- a/final writing/Appendix.docx
+++ b/final writing/Appendix.docx
@@ -34,16 +34,794 @@
         <w:t>Evaluation combined SciPy and scikit-learn for paired statistical tests and classification metrics, sentence-transformers for the retrieval baseline, the WASSA 2024 empathy classifier, and two AI judges accessed through the OpenRouter and Groq APIs, selected from different developers to avoid self-preference bias. A Gradio interface was prepared for demonstration on Hugging Face Spaces, the human study was conducted with Google Forms, and all tables and figures in this report were generated from saved experiment outputs by scripts using pandas and matplotlib, so that every reported number can be reproduced.</w:t>
       </w:r>
     </w:p>
+    <w:tbl>
+      <w:tblPr>
+        <w:tblStyle w:val="TableGrid"/>
+        <w:tblW w:type="auto" w:w="0"/>
+        <w:tblLook w:firstColumn="1" w:firstRow="1" w:lastColumn="0" w:lastRow="0" w:noHBand="0" w:noVBand="1" w:val="04A0"/>
+      </w:tblPr>
+      <w:tblGrid>
+        <w:gridCol w:w="3120"/>
+        <w:gridCol w:w="3120"/>
+        <w:gridCol w:w="3120"/>
+      </w:tblGrid>
+      <w:tr>
+        <w:tc>
+          <w:tcPr>
+            <w:tcW w:type="dxa" w:w="3120"/>
+            <w:shd w:val="clear" w:color="auto" w:fill="E3EEFB"/>
+          </w:tcPr>
+          <w:p>
+            <w:r>
+              <w:rPr>
+                <w:b/>
+              </w:rPr>
+            </w:r>
+            <w:r>
+              <w:rPr>
+                <w:b/>
+                <w:sz w:val="16"/>
+              </w:rPr>
+              <w:t>Purpose</w:t>
+            </w:r>
+          </w:p>
+        </w:tc>
+        <w:tc>
+          <w:tcPr>
+            <w:tcW w:type="dxa" w:w="3120"/>
+            <w:shd w:val="clear" w:color="auto" w:fill="E3EEFB"/>
+          </w:tcPr>
+          <w:p>
+            <w:r>
+              <w:rPr>
+                <w:b/>
+              </w:rPr>
+            </w:r>
+            <w:r>
+              <w:rPr>
+                <w:b/>
+                <w:sz w:val="16"/>
+              </w:rPr>
+              <w:t>Tool</w:t>
+            </w:r>
+          </w:p>
+        </w:tc>
+        <w:tc>
+          <w:tcPr>
+            <w:tcW w:type="dxa" w:w="3120"/>
+            <w:shd w:val="clear" w:color="auto" w:fill="E3EEFB"/>
+          </w:tcPr>
+          <w:p>
+            <w:r>
+              <w:rPr>
+                <w:b/>
+              </w:rPr>
+            </w:r>
+            <w:r>
+              <w:rPr>
+                <w:b/>
+                <w:sz w:val="16"/>
+              </w:rPr>
+              <w:t>Version</w:t>
+            </w:r>
+          </w:p>
+        </w:tc>
+      </w:tr>
+      <w:tr>
+        <w:tc>
+          <w:tcPr>
+            <w:tcW w:type="dxa" w:w="3120"/>
+          </w:tcPr>
+          <w:p>
+            <w:r/>
+            <w:r>
+              <w:rPr>
+                <w:sz w:val="16"/>
+              </w:rPr>
+              <w:t>Language</w:t>
+            </w:r>
+          </w:p>
+        </w:tc>
+        <w:tc>
+          <w:tcPr>
+            <w:tcW w:type="dxa" w:w="3120"/>
+          </w:tcPr>
+          <w:p>
+            <w:r/>
+            <w:r>
+              <w:rPr>
+                <w:sz w:val="16"/>
+              </w:rPr>
+              <w:t>Python</w:t>
+            </w:r>
+          </w:p>
+        </w:tc>
+        <w:tc>
+          <w:tcPr>
+            <w:tcW w:type="dxa" w:w="3120"/>
+          </w:tcPr>
+          <w:p>
+            <w:r/>
+            <w:r>
+              <w:rPr>
+                <w:sz w:val="16"/>
+              </w:rPr>
+              <w:t>3.10.9</w:t>
+            </w:r>
+          </w:p>
+        </w:tc>
+      </w:tr>
+      <w:tr>
+        <w:tc>
+          <w:tcPr>
+            <w:tcW w:type="dxa" w:w="3120"/>
+          </w:tcPr>
+          <w:p>
+            <w:r/>
+            <w:r>
+              <w:rPr>
+                <w:sz w:val="16"/>
+              </w:rPr>
+              <w:t>Deep learning</w:t>
+            </w:r>
+          </w:p>
+        </w:tc>
+        <w:tc>
+          <w:tcPr>
+            <w:tcW w:type="dxa" w:w="3120"/>
+          </w:tcPr>
+          <w:p>
+            <w:r/>
+            <w:r>
+              <w:rPr>
+                <w:sz w:val="16"/>
+              </w:rPr>
+              <w:t>PyTorch (CUDA 12.1)</w:t>
+            </w:r>
+          </w:p>
+        </w:tc>
+        <w:tc>
+          <w:tcPr>
+            <w:tcW w:type="dxa" w:w="3120"/>
+          </w:tcPr>
+          <w:p>
+            <w:r/>
+            <w:r>
+              <w:rPr>
+                <w:sz w:val="16"/>
+              </w:rPr>
+              <w:t>2.5.1</w:t>
+            </w:r>
+          </w:p>
+        </w:tc>
+      </w:tr>
+      <w:tr>
+        <w:tc>
+          <w:tcPr>
+            <w:tcW w:type="dxa" w:w="3120"/>
+          </w:tcPr>
+          <w:p>
+            <w:r/>
+            <w:r>
+              <w:rPr>
+                <w:sz w:val="16"/>
+              </w:rPr>
+              <w:t>Models and training</w:t>
+            </w:r>
+          </w:p>
+        </w:tc>
+        <w:tc>
+          <w:tcPr>
+            <w:tcW w:type="dxa" w:w="3120"/>
+          </w:tcPr>
+          <w:p>
+            <w:r/>
+            <w:r>
+              <w:rPr>
+                <w:sz w:val="16"/>
+              </w:rPr>
+              <w:t>Hugging Face Transformers</w:t>
+            </w:r>
+          </w:p>
+        </w:tc>
+        <w:tc>
+          <w:tcPr>
+            <w:tcW w:type="dxa" w:w="3120"/>
+          </w:tcPr>
+          <w:p>
+            <w:r/>
+            <w:r>
+              <w:rPr>
+                <w:sz w:val="16"/>
+              </w:rPr>
+              <w:t>5.16.1</w:t>
+            </w:r>
+          </w:p>
+        </w:tc>
+      </w:tr>
+      <w:tr>
+        <w:tc>
+          <w:tcPr>
+            <w:tcW w:type="dxa" w:w="3120"/>
+          </w:tcPr>
+          <w:p>
+            <w:r/>
+            <w:r>
+              <w:rPr>
+                <w:sz w:val="16"/>
+              </w:rPr>
+              <w:t>Parameter-efficient tuning</w:t>
+            </w:r>
+          </w:p>
+        </w:tc>
+        <w:tc>
+          <w:tcPr>
+            <w:tcW w:type="dxa" w:w="3120"/>
+          </w:tcPr>
+          <w:p>
+            <w:r/>
+            <w:r>
+              <w:rPr>
+                <w:sz w:val="16"/>
+              </w:rPr>
+              <w:t>PEFT</w:t>
+            </w:r>
+          </w:p>
+        </w:tc>
+        <w:tc>
+          <w:tcPr>
+            <w:tcW w:type="dxa" w:w="3120"/>
+          </w:tcPr>
+          <w:p>
+            <w:r/>
+            <w:r>
+              <w:rPr>
+                <w:sz w:val="16"/>
+              </w:rPr>
+              <w:t>0.18.1</w:t>
+            </w:r>
+          </w:p>
+        </w:tc>
+      </w:tr>
+      <w:tr>
+        <w:tc>
+          <w:tcPr>
+            <w:tcW w:type="dxa" w:w="3120"/>
+          </w:tcPr>
+          <w:p>
+            <w:r/>
+            <w:r>
+              <w:rPr>
+                <w:sz w:val="16"/>
+              </w:rPr>
+              <w:t>Quantisation</w:t>
+            </w:r>
+          </w:p>
+        </w:tc>
+        <w:tc>
+          <w:tcPr>
+            <w:tcW w:type="dxa" w:w="3120"/>
+          </w:tcPr>
+          <w:p>
+            <w:r/>
+            <w:r>
+              <w:rPr>
+                <w:sz w:val="16"/>
+              </w:rPr>
+              <w:t>bitsandbytes (4-bit NF4)</w:t>
+            </w:r>
+          </w:p>
+        </w:tc>
+        <w:tc>
+          <w:tcPr>
+            <w:tcW w:type="dxa" w:w="3120"/>
+          </w:tcPr>
+          <w:p>
+            <w:r/>
+            <w:r>
+              <w:rPr>
+                <w:sz w:val="16"/>
+              </w:rPr>
+              <w:t>0.49.2</w:t>
+            </w:r>
+          </w:p>
+        </w:tc>
+      </w:tr>
+      <w:tr>
+        <w:tc>
+          <w:tcPr>
+            <w:tcW w:type="dxa" w:w="3120"/>
+          </w:tcPr>
+          <w:p>
+            <w:r/>
+            <w:r>
+              <w:rPr>
+                <w:sz w:val="16"/>
+              </w:rPr>
+              <w:t>Training utilities</w:t>
+            </w:r>
+          </w:p>
+        </w:tc>
+        <w:tc>
+          <w:tcPr>
+            <w:tcW w:type="dxa" w:w="3120"/>
+          </w:tcPr>
+          <w:p>
+            <w:r/>
+            <w:r>
+              <w:rPr>
+                <w:sz w:val="16"/>
+              </w:rPr>
+              <w:t>Accelerate / Datasets</w:t>
+            </w:r>
+          </w:p>
+        </w:tc>
+        <w:tc>
+          <w:tcPr>
+            <w:tcW w:type="dxa" w:w="3120"/>
+          </w:tcPr>
+          <w:p>
+            <w:r/>
+            <w:r>
+              <w:rPr>
+                <w:sz w:val="16"/>
+              </w:rPr>
+              <w:t>1.13.0 / 4.8.5</w:t>
+            </w:r>
+          </w:p>
+        </w:tc>
+      </w:tr>
+      <w:tr>
+        <w:tc>
+          <w:tcPr>
+            <w:tcW w:type="dxa" w:w="3120"/>
+          </w:tcPr>
+          <w:p>
+            <w:r/>
+            <w:r>
+              <w:rPr>
+                <w:sz w:val="16"/>
+              </w:rPr>
+              <w:t>Statistics</w:t>
+            </w:r>
+          </w:p>
+        </w:tc>
+        <w:tc>
+          <w:tcPr>
+            <w:tcW w:type="dxa" w:w="3120"/>
+          </w:tcPr>
+          <w:p>
+            <w:r/>
+            <w:r>
+              <w:rPr>
+                <w:sz w:val="16"/>
+              </w:rPr>
+              <w:t>SciPy / scikit-learn</w:t>
+            </w:r>
+          </w:p>
+        </w:tc>
+        <w:tc>
+          <w:tcPr>
+            <w:tcW w:type="dxa" w:w="3120"/>
+          </w:tcPr>
+          <w:p>
+            <w:r/>
+            <w:r>
+              <w:rPr>
+                <w:sz w:val="16"/>
+              </w:rPr>
+              <w:t>1.15.3 / 1.7.2</w:t>
+            </w:r>
+          </w:p>
+        </w:tc>
+      </w:tr>
+      <w:tr>
+        <w:tc>
+          <w:tcPr>
+            <w:tcW w:type="dxa" w:w="3120"/>
+          </w:tcPr>
+          <w:p>
+            <w:r/>
+            <w:r>
+              <w:rPr>
+                <w:sz w:val="16"/>
+              </w:rPr>
+              <w:t>Data handling</w:t>
+            </w:r>
+          </w:p>
+        </w:tc>
+        <w:tc>
+          <w:tcPr>
+            <w:tcW w:type="dxa" w:w="3120"/>
+          </w:tcPr>
+          <w:p>
+            <w:r/>
+            <w:r>
+              <w:rPr>
+                <w:sz w:val="16"/>
+              </w:rPr>
+              <w:t>pandas / NumPy</w:t>
+            </w:r>
+          </w:p>
+        </w:tc>
+        <w:tc>
+          <w:tcPr>
+            <w:tcW w:type="dxa" w:w="3120"/>
+          </w:tcPr>
+          <w:p>
+            <w:r/>
+            <w:r>
+              <w:rPr>
+                <w:sz w:val="16"/>
+              </w:rPr>
+              <w:t>2.3.3 / 2.2.6</w:t>
+            </w:r>
+          </w:p>
+        </w:tc>
+      </w:tr>
+      <w:tr>
+        <w:tc>
+          <w:tcPr>
+            <w:tcW w:type="dxa" w:w="3120"/>
+          </w:tcPr>
+          <w:p>
+            <w:r/>
+            <w:r>
+              <w:rPr>
+                <w:sz w:val="16"/>
+              </w:rPr>
+              <w:t>Retrieval</w:t>
+            </w:r>
+          </w:p>
+        </w:tc>
+        <w:tc>
+          <w:tcPr>
+            <w:tcW w:type="dxa" w:w="3120"/>
+          </w:tcPr>
+          <w:p>
+            <w:r/>
+            <w:r>
+              <w:rPr>
+                <w:sz w:val="16"/>
+              </w:rPr>
+              <w:t>sentence-transformers</w:t>
+            </w:r>
+          </w:p>
+        </w:tc>
+        <w:tc>
+          <w:tcPr>
+            <w:tcW w:type="dxa" w:w="3120"/>
+          </w:tcPr>
+          <w:p>
+            <w:r/>
+            <w:r>
+              <w:rPr>
+                <w:sz w:val="16"/>
+              </w:rPr>
+              <w:t>5.7.0</w:t>
+            </w:r>
+          </w:p>
+        </w:tc>
+      </w:tr>
+      <w:tr>
+        <w:tc>
+          <w:tcPr>
+            <w:tcW w:type="dxa" w:w="3120"/>
+          </w:tcPr>
+          <w:p>
+            <w:r/>
+            <w:r>
+              <w:rPr>
+                <w:sz w:val="16"/>
+              </w:rPr>
+              <w:t>Evaluation</w:t>
+            </w:r>
+          </w:p>
+        </w:tc>
+        <w:tc>
+          <w:tcPr>
+            <w:tcW w:type="dxa" w:w="3120"/>
+          </w:tcPr>
+          <w:p>
+            <w:r/>
+            <w:r>
+              <w:rPr>
+                <w:sz w:val="16"/>
+              </w:rPr>
+              <w:t>bert-score</w:t>
+            </w:r>
+          </w:p>
+        </w:tc>
+        <w:tc>
+          <w:tcPr>
+            <w:tcW w:type="dxa" w:w="3120"/>
+          </w:tcPr>
+          <w:p>
+            <w:r/>
+            <w:r>
+              <w:rPr>
+                <w:sz w:val="16"/>
+              </w:rPr>
+              <w:t>0.3.13</w:t>
+            </w:r>
+          </w:p>
+        </w:tc>
+      </w:tr>
+      <w:tr>
+        <w:tc>
+          <w:tcPr>
+            <w:tcW w:type="dxa" w:w="3120"/>
+          </w:tcPr>
+          <w:p>
+            <w:r/>
+            <w:r>
+              <w:rPr>
+                <w:sz w:val="16"/>
+              </w:rPr>
+              <w:t>AI-judge APIs</w:t>
+            </w:r>
+          </w:p>
+        </w:tc>
+        <w:tc>
+          <w:tcPr>
+            <w:tcW w:type="dxa" w:w="3120"/>
+          </w:tcPr>
+          <w:p>
+            <w:r/>
+            <w:r>
+              <w:rPr>
+                <w:sz w:val="16"/>
+              </w:rPr>
+              <w:t>openai SDK (OpenRouter), groq SDK</w:t>
+            </w:r>
+          </w:p>
+        </w:tc>
+        <w:tc>
+          <w:tcPr>
+            <w:tcW w:type="dxa" w:w="3120"/>
+          </w:tcPr>
+          <w:p>
+            <w:r/>
+            <w:r>
+              <w:rPr>
+                <w:sz w:val="16"/>
+              </w:rPr>
+              <w:t>2.53.0 / 1.6.0</w:t>
+            </w:r>
+          </w:p>
+        </w:tc>
+      </w:tr>
+      <w:tr>
+        <w:tc>
+          <w:tcPr>
+            <w:tcW w:type="dxa" w:w="3120"/>
+          </w:tcPr>
+          <w:p>
+            <w:r/>
+            <w:r>
+              <w:rPr>
+                <w:sz w:val="16"/>
+              </w:rPr>
+              <w:t>Demo interface</w:t>
+            </w:r>
+          </w:p>
+        </w:tc>
+        <w:tc>
+          <w:tcPr>
+            <w:tcW w:type="dxa" w:w="3120"/>
+          </w:tcPr>
+          <w:p>
+            <w:r/>
+            <w:r>
+              <w:rPr>
+                <w:sz w:val="16"/>
+              </w:rPr>
+              <w:t>Gradio on Hugging Face Spaces</w:t>
+            </w:r>
+          </w:p>
+        </w:tc>
+        <w:tc>
+          <w:tcPr>
+            <w:tcW w:type="dxa" w:w="3120"/>
+          </w:tcPr>
+          <w:p>
+            <w:r/>
+            <w:r>
+              <w:rPr>
+                <w:sz w:val="16"/>
+              </w:rPr>
+              <w:t>5.9.1 (planned)</w:t>
+            </w:r>
+          </w:p>
+        </w:tc>
+      </w:tr>
+      <w:tr>
+        <w:tc>
+          <w:tcPr>
+            <w:tcW w:type="dxa" w:w="3120"/>
+          </w:tcPr>
+          <w:p>
+            <w:r/>
+            <w:r>
+              <w:rPr>
+                <w:sz w:val="16"/>
+              </w:rPr>
+              <w:t>Human evaluation</w:t>
+            </w:r>
+          </w:p>
+        </w:tc>
+        <w:tc>
+          <w:tcPr>
+            <w:tcW w:type="dxa" w:w="3120"/>
+          </w:tcPr>
+          <w:p>
+            <w:r/>
+            <w:r>
+              <w:rPr>
+                <w:sz w:val="16"/>
+              </w:rPr>
+              <w:t>Google Forms</w:t>
+            </w:r>
+          </w:p>
+        </w:tc>
+        <w:tc>
+          <w:tcPr>
+            <w:tcW w:type="dxa" w:w="3120"/>
+          </w:tcPr>
+          <w:p>
+            <w:r/>
+            <w:r>
+              <w:rPr>
+                <w:sz w:val="16"/>
+              </w:rPr>
+              <w:t>-</w:t>
+            </w:r>
+          </w:p>
+        </w:tc>
+      </w:tr>
+      <w:tr>
+        <w:tc>
+          <w:tcPr>
+            <w:tcW w:type="dxa" w:w="3120"/>
+          </w:tcPr>
+          <w:p>
+            <w:r/>
+            <w:r>
+              <w:rPr>
+                <w:sz w:val="16"/>
+              </w:rPr>
+              <w:t>Documents</w:t>
+            </w:r>
+          </w:p>
+        </w:tc>
+        <w:tc>
+          <w:tcPr>
+            <w:tcW w:type="dxa" w:w="3120"/>
+          </w:tcPr>
+          <w:p>
+            <w:r/>
+            <w:r>
+              <w:rPr>
+                <w:sz w:val="16"/>
+              </w:rPr>
+              <w:t>python-docx, Microsoft Word</w:t>
+            </w:r>
+          </w:p>
+        </w:tc>
+        <w:tc>
+          <w:tcPr>
+            <w:tcW w:type="dxa" w:w="3120"/>
+          </w:tcPr>
+          <w:p>
+            <w:r/>
+            <w:r>
+              <w:rPr>
+                <w:sz w:val="16"/>
+              </w:rPr>
+              <w:t>1.2.0</w:t>
+            </w:r>
+          </w:p>
+        </w:tc>
+      </w:tr>
+      <w:tr>
+        <w:tc>
+          <w:tcPr>
+            <w:tcW w:type="dxa" w:w="3120"/>
+          </w:tcPr>
+          <w:p>
+            <w:r/>
+            <w:r>
+              <w:rPr>
+                <w:sz w:val="16"/>
+              </w:rPr>
+              <w:t>Version control</w:t>
+            </w:r>
+          </w:p>
+        </w:tc>
+        <w:tc>
+          <w:tcPr>
+            <w:tcW w:type="dxa" w:w="3120"/>
+          </w:tcPr>
+          <w:p>
+            <w:r/>
+            <w:r>
+              <w:rPr>
+                <w:sz w:val="16"/>
+              </w:rPr>
+              <w:t>Git</w:t>
+            </w:r>
+          </w:p>
+        </w:tc>
+        <w:tc>
+          <w:tcPr>
+            <w:tcW w:type="dxa" w:w="3120"/>
+          </w:tcPr>
+          <w:p>
+            <w:r/>
+            <w:r>
+              <w:rPr>
+                <w:sz w:val="16"/>
+              </w:rPr>
+              <w:t>-</w:t>
+            </w:r>
+          </w:p>
+        </w:tc>
+      </w:tr>
+      <w:tr>
+        <w:tc>
+          <w:tcPr>
+            <w:tcW w:type="dxa" w:w="3120"/>
+          </w:tcPr>
+          <w:p>
+            <w:r/>
+            <w:r>
+              <w:rPr>
+                <w:sz w:val="16"/>
+              </w:rPr>
+              <w:t>Hardware</w:t>
+            </w:r>
+          </w:p>
+        </w:tc>
+        <w:tc>
+          <w:tcPr>
+            <w:tcW w:type="dxa" w:w="3120"/>
+          </w:tcPr>
+          <w:p>
+            <w:r/>
+            <w:r>
+              <w:rPr>
+                <w:sz w:val="16"/>
+              </w:rPr>
+              <w:t>NVIDIA RTX 4060 8 GB, 16 GB RAM, Windows 11 Pro</w:t>
+            </w:r>
+          </w:p>
+        </w:tc>
+        <w:tc>
+          <w:tcPr>
+            <w:tcW w:type="dxa" w:w="3120"/>
+          </w:tcPr>
+          <w:p>
+            <w:r/>
+            <w:r>
+              <w:rPr>
+                <w:sz w:val="16"/>
+              </w:rPr>
+              <w:t>driver 616.56</w:t>
+            </w:r>
+          </w:p>
+        </w:tc>
+      </w:tr>
+    </w:tbl>
+    <w:p/>
     <w:p>
       <w:pPr>
         <w:spacing w:after="120"/>
       </w:pPr>
       <w:r>
         <w:rPr>
-          <w:b/>
-          <w:color w:val="B03A00"/>
+          <w:i/>
         </w:rPr>
-        <w:t>[[TABLE A.0 | tools_and_versions.csv | Software and hardware used in this work]]</w:t>
+        <w:t>Table A.1: Software and hardware used in this work</w:t>
       </w:r>
     </w:p>
     <w:p>
@@ -6135,7 +6913,7 @@
               <w:rPr>
                 <w:sz w:val="16"/>
               </w:rPr>
-              <w:t>13 items (11 scored + 2 attention checks), 3-way forced choice</w:t>
+              <w:t>8 situations x 3 replies, each rated 1-5 on three dimensions, plus one preference question</w:t>
             </w:r>
           </w:p>
         </w:tc>
@@ -6149,7 +6927,7 @@
               <w:rPr>
                 <w:sz w:val="16"/>
               </w:rPr>
-              <w:t>Keeps the form short enough to avoid rater fatigue; preference judgements follow comparable studies</w:t>
+              <w:t>Rating as well as choosing gives every system a score on every situation, so the size of a difference can be measured; 24 ratings keeps the form short enough to avoid rater fatigue</w:t>
             </w:r>
           </w:p>
         </w:tc>

--- a/final writing/Appendix.docx
+++ b/final writing/Appendix.docx
@@ -4731,7 +4731,7 @@
               <w:rPr>
                 <w:sz w:val="16"/>
               </w:rPr>
-              <w:t>d1 detector (comparison only)</w:t>
+              <w:t>d1 detector</w:t>
             </w:r>
           </w:p>
         </w:tc>
@@ -4745,7 +4745,7 @@
               <w:rPr>
                 <w:sz w:val="16"/>
               </w:rPr>
-              <w:t>RoBERTa-large learning rate / batch</w:t>
+              <w:t>Input length in conversation</w:t>
             </w:r>
           </w:p>
         </w:tc>
@@ -4759,7 +4759,7 @@
               <w:rPr>
                 <w:sz w:val="16"/>
               </w:rPr>
-              <w:t>1e-5 / 4</w:t>
+              <w:t>256 tokens over the last 4 user turns</w:t>
             </w:r>
           </w:p>
         </w:tc>
@@ -4773,7 +4773,7 @@
               <w:rPr>
                 <w:sz w:val="16"/>
               </w:rPr>
-              <w:t>The base settings diverged; 1e-5 is the lowest value of RoBERTa's fine-tuning range and batch 4 fits in memory</w:t>
+              <w:t>Four joined turns exceed the 128-token training length, so the limit is doubled for the agent while the classifier itself is unchanged</w:t>
             </w:r>
           </w:p>
         </w:tc>
@@ -4787,7 +4787,7 @@
               <w:rPr>
                 <w:sz w:val="16"/>
               </w:rPr>
-              <w:t>Liu et al. (2019); our observation</w:t>
+              <w:t>conversation.py; Section 5.3.2</w:t>
             </w:r>
           </w:p>
         </w:tc>
@@ -4803,7 +4803,7 @@
               <w:rPr>
                 <w:sz w:val="16"/>
               </w:rPr>
-              <w:t>Two-stage selection</w:t>
+              <w:t>d1 detector (comparison only)</w:t>
             </w:r>
           </w:p>
         </w:tc>
@@ -4817,7 +4817,7 @@
               <w:rPr>
                 <w:sz w:val="16"/>
               </w:rPr>
-              <w:t>Candidates passed to d2</w:t>
+              <w:t>RoBERTa-large learning rate / batch</w:t>
             </w:r>
           </w:p>
         </w:tc>
@@ -4831,7 +4831,7 @@
               <w:rPr>
                 <w:sz w:val="16"/>
               </w:rPr>
-              <w:t>Top-3 emotions</w:t>
+              <w:t>1e-5 / 4</w:t>
             </w:r>
           </w:p>
         </w:tc>
@@ -4845,7 +4845,7 @@
               <w:rPr>
                 <w:sz w:val="16"/>
               </w:rPr>
-              <w:t>The true emotion is in the top-3 for 76.5% of messages against 50.3% for top-1, and most errors are neighbouring emotions</w:t>
+              <w:t>The base settings diverged; 1e-5 is the lowest value of RoBERTa's fine-tuning range and batch 4 fits in memory</w:t>
             </w:r>
           </w:p>
         </w:tc>
@@ -4859,7 +4859,7 @@
               <w:rPr>
                 <w:sz w:val="16"/>
               </w:rPr>
-              <w:t>Our measurement (Tables 5.2, 5.4)</w:t>
+              <w:t>Liu et al. (2019); our observation</w:t>
             </w:r>
           </w:p>
         </w:tc>
@@ -4875,7 +4875,7 @@
               <w:rPr>
                 <w:sz w:val="16"/>
               </w:rPr>
-              <w:t>Two-stage selection</w:t>
+              <w:t>Attention cues</w:t>
             </w:r>
           </w:p>
         </w:tc>
@@ -4889,7 +4889,7 @@
               <w:rPr>
                 <w:sz w:val="16"/>
               </w:rPr>
-              <w:t>Stage-1 decoding</w:t>
+              <w:t>Attention source</w:t>
             </w:r>
           </w:p>
         </w:tc>
@@ -4903,7 +4903,7 @@
               <w:rPr>
                 <w:sz w:val="16"/>
               </w:rPr>
-              <w:t>Greedy, at most 10 new tokens, fall back to d1 top-1</w:t>
+              <w:t>Final-layer attention from the [CLS] token, eager attention</w:t>
             </w:r>
           </w:p>
         </w:tc>
@@ -4917,7 +4917,7 @@
               <w:rPr>
                 <w:sz w:val="16"/>
               </w:rPr>
-              <w:t>A classification decision should be deterministic; 100% of stage-1 outputs named a valid candidate</w:t>
+              <w:t>RoBERTa classifies from [CLS]; the default sdpa attention returns no weights, so eager attention is required</w:t>
             </w:r>
           </w:p>
         </w:tc>
@@ -4931,7 +4931,7 @@
               <w:rPr>
                 <w:sz w:val="16"/>
               </w:rPr>
-              <w:t>Our measurement (Table 5.2)</w:t>
+              <w:t>Liu et al. (2019); our verification</w:t>
             </w:r>
           </w:p>
         </w:tc>
@@ -4961,7 +4961,7 @@
               <w:rPr>
                 <w:sz w:val="16"/>
               </w:rPr>
-              <w:t>Attention source</w:t>
+              <w:t>Amount</w:t>
             </w:r>
           </w:p>
         </w:tc>
@@ -4975,7 +4975,7 @@
               <w:rPr>
                 <w:sz w:val="16"/>
               </w:rPr>
-              <w:t>Final-layer attention from the [CLS] token, eager attention</w:t>
+              <w:t>Top 40% of content tokens, floor 3 and ceiling 14, merged into at most 3 phrases</w:t>
             </w:r>
           </w:p>
         </w:tc>
@@ -4989,7 +4989,7 @@
               <w:rPr>
                 <w:sz w:val="16"/>
               </w:rPr>
-              <w:t>RoBERTa classifies from [CLS]; the default sdpa attention returns no weights, so eager attention is required</w:t>
+              <w:t>A fixed count returns almost the whole message for short inputs, which adds nothing because the generator already has the message; the floor and ceiling stop very short and very long messages producing a useless cue list, and the three-phrase cap keeps the prompt short</w:t>
             </w:r>
           </w:p>
         </w:tc>
@@ -5003,7 +5003,7 @@
               <w:rPr>
                 <w:sz w:val="16"/>
               </w:rPr>
-              <w:t>Liu et al. (2019); our verification</w:t>
+              <w:t>CUE_TOKEN_FRACTION = 0.4, DEFAULT_MAX_CUES = 3 in attention_cues.py</w:t>
             </w:r>
           </w:p>
         </w:tc>
@@ -5033,7 +5033,7 @@
               <w:rPr>
                 <w:sz w:val="16"/>
               </w:rPr>
-              <w:t>Amount</w:t>
+              <w:t>Stopword filter</w:t>
             </w:r>
           </w:p>
         </w:tc>
@@ -5047,7 +5047,7 @@
               <w:rPr>
                 <w:sz w:val="16"/>
               </w:rPr>
-              <w:t>Top 40% of tokens, at most 3 phrases</w:t>
+              <w:t>Closed-class words excluded before ranking</w:t>
             </w:r>
           </w:p>
         </w:tc>
@@ -5061,7 +5061,7 @@
               <w:rPr>
                 <w:sz w:val="16"/>
               </w:rPr>
-              <w:t>Design choice to keep the prompt short; not tuned (listed as a limitation)</w:t>
+              <w:t>Attention concentrates on frequent function words, so without this the cues are stopwords rather than what the person said</w:t>
             </w:r>
           </w:p>
         </w:tc>
@@ -5075,7 +5075,7 @@
               <w:rPr>
                 <w:sz w:val="16"/>
               </w:rPr>
-              <w:t>Design choice</w:t>
+              <w:t>STOPWORDS in attention_cues.py</w:t>
             </w:r>
           </w:p>
         </w:tc>
@@ -5091,7 +5091,7 @@
               <w:rPr>
                 <w:sz w:val="16"/>
               </w:rPr>
-              <w:t>d2 generator</w:t>
+              <w:t>Attention cues</w:t>
             </w:r>
           </w:p>
         </w:tc>
@@ -5105,7 +5105,7 @@
               <w:rPr>
                 <w:sz w:val="16"/>
               </w:rPr>
-              <w:t>Model</w:t>
+              <w:t>Input length</w:t>
             </w:r>
           </w:p>
         </w:tc>
@@ -5119,7 +5119,7 @@
               <w:rPr>
                 <w:sz w:val="16"/>
               </w:rPr>
-              <w:t>Phi-4-mini-instruct (3.8B)</w:t>
+              <w:t>128 tokens, message only</w:t>
             </w:r>
           </w:p>
         </w:tc>
@@ -5133,7 +5133,7 @@
               <w:rPr>
                 <w:sz w:val="16"/>
               </w:rPr>
-              <w:t>Highest rule adherence in the bake-off with detector and prompt fixed (65.3% vs 57.7% Qwen2.5-1.5B, 22.0% Gemma-3-4B)</w:t>
+              <w:t>Matches the detector's training length, and cues should point at the current message rather than turns the person has moved past</w:t>
             </w:r>
           </w:p>
         </w:tc>
@@ -5147,7 +5147,7 @@
               <w:rPr>
                 <w:sz w:val="16"/>
               </w:rPr>
-              <w:t>Our measurement (Table 4.8)</w:t>
+              <w:t>attention_cues.py; Section 4.2.7</w:t>
             </w:r>
           </w:p>
         </w:tc>
@@ -5163,7 +5163,7 @@
               <w:rPr>
                 <w:sz w:val="16"/>
               </w:rPr>
-              <w:t>d2 generator</w:t>
+              <w:t>Two-stage selection</w:t>
             </w:r>
           </w:p>
         </w:tc>
@@ -5177,7 +5177,7 @@
               <w:rPr>
                 <w:sz w:val="16"/>
               </w:rPr>
-              <w:t>Quantisation</w:t>
+              <w:t>Candidates passed to d2</w:t>
             </w:r>
           </w:p>
         </w:tc>
@@ -5191,7 +5191,7 @@
               <w:rPr>
                 <w:sz w:val="16"/>
               </w:rPr>
-              <w:t>4-bit NF4, double quantisation, fp16 compute</w:t>
+              <w:t>Top-3 emotions</w:t>
             </w:r>
           </w:p>
         </w:tc>
@@ -5205,7 +5205,7 @@
               <w:rPr>
                 <w:sz w:val="16"/>
               </w:rPr>
-              <w:t>NF4 preserves 16-bit quality while cutting memory about fourfold; measured peak use 3.40 GB on the 8 GB GPU</w:t>
+              <w:t>The true emotion is in the top-3 for 76.5% of messages against 50.3% for top-1, and most errors are neighbouring emotions</w:t>
             </w:r>
           </w:p>
         </w:tc>
@@ -5219,7 +5219,7 @@
               <w:rPr>
                 <w:sz w:val="16"/>
               </w:rPr>
-              <w:t>Dettmers et al. (2023); our measurement (Table A.26)</w:t>
+              <w:t>Our measurement (Tables 5.2, 5.4)</w:t>
             </w:r>
           </w:p>
         </w:tc>
@@ -5235,7 +5235,7 @@
               <w:rPr>
                 <w:sz w:val="16"/>
               </w:rPr>
-              <w:t>d2 generator</w:t>
+              <w:t>Two-stage selection</w:t>
             </w:r>
           </w:p>
         </w:tc>
@@ -5249,7 +5249,7 @@
               <w:rPr>
                 <w:sz w:val="16"/>
               </w:rPr>
-              <w:t>Temperature</w:t>
+              <w:t>Stage-1 decoding</w:t>
             </w:r>
           </w:p>
         </w:tc>
@@ -5263,7 +5263,7 @@
               <w:rPr>
                 <w:sz w:val="16"/>
               </w:rPr>
-              <w:t>0.7</w:t>
+              <w:t>Greedy, at most 10 new tokens, fall back to d1 top-1</w:t>
             </w:r>
           </w:p>
         </w:tc>
@@ -5277,7 +5277,7 @@
               <w:rPr>
                 <w:sz w:val="16"/>
               </w:rPr>
-              <w:t>The developer's default for Qwen2.5-Instruct; identical for every system so differences come from design, not decoding</w:t>
+              <w:t>A classification decision should be deterministic; 100% of stage-1 outputs named a valid candidate</w:t>
             </w:r>
           </w:p>
         </w:tc>
@@ -5291,7 +5291,7 @@
               <w:rPr>
                 <w:sz w:val="16"/>
               </w:rPr>
-              <w:t>Qwen2.5 generation_config; fairness</w:t>
+              <w:t>Our measurement (Table 5.2)</w:t>
             </w:r>
           </w:p>
         </w:tc>
@@ -5321,7 +5321,7 @@
               <w:rPr>
                 <w:sz w:val="16"/>
               </w:rPr>
-              <w:t>Top-p (nucleus sampling)</w:t>
+              <w:t>Model</w:t>
             </w:r>
           </w:p>
         </w:tc>
@@ -5335,7 +5335,7 @@
               <w:rPr>
                 <w:sz w:val="16"/>
               </w:rPr>
-              <w:t>0.9</w:t>
+              <w:t>Phi-4-mini-instruct (3.8B)</w:t>
             </w:r>
           </w:p>
         </w:tc>
@@ -5349,7 +5349,7 @@
               <w:rPr>
                 <w:sz w:val="16"/>
               </w:rPr>
-              <w:t>Nucleus sampling avoids the repetitive, degenerate text of pure greedy or beam decoding; identical for every system</w:t>
+              <w:t>Highest rule adherence in the bake-off with detector and prompt fixed (65.3% vs 57.7% Qwen2.5-1.5B, 22.0% Gemma-3-4B)</w:t>
             </w:r>
           </w:p>
         </w:tc>
@@ -5363,7 +5363,7 @@
               <w:rPr>
                 <w:sz w:val="16"/>
               </w:rPr>
-              <w:t>Holtzman et al. (2020)</w:t>
+              <w:t>Our measurement (Table 4.8)</w:t>
             </w:r>
           </w:p>
         </w:tc>
@@ -5393,7 +5393,7 @@
               <w:rPr>
                 <w:sz w:val="16"/>
               </w:rPr>
-              <w:t>Maximum new tokens</w:t>
+              <w:t>Quantisation</w:t>
             </w:r>
           </w:p>
         </w:tc>
@@ -5407,7 +5407,7 @@
               <w:rPr>
                 <w:sz w:val="16"/>
               </w:rPr>
-              <w:t>250</w:t>
+              <w:t>4-bit NF4, double quantisation, fp16 compute</w:t>
             </w:r>
           </w:p>
         </w:tc>
@@ -5421,7 +5421,7 @@
               <w:rPr>
                 <w:sz w:val="16"/>
               </w:rPr>
-              <w:t>The prompt asks for under 100 words (about 130 tokens); the longest final reply is 119 tokens, so no reply is cut off</w:t>
+              <w:t>NF4 preserves 16-bit quality while cutting memory about fourfold; measured peak use 3.40 GB on the 8 GB GPU</w:t>
             </w:r>
           </w:p>
         </w:tc>
@@ -5435,7 +5435,7 @@
               <w:rPr>
                 <w:sz w:val="16"/>
               </w:rPr>
-              <w:t>Our measurement</w:t>
+              <w:t>Dettmers et al. (2023); our measurement (Table A.26)</w:t>
             </w:r>
           </w:p>
         </w:tc>
@@ -5465,7 +5465,7 @@
               <w:rPr>
                 <w:sz w:val="16"/>
               </w:rPr>
-              <w:t>Word limit</w:t>
+              <w:t>Temperature</w:t>
             </w:r>
           </w:p>
         </w:tc>
@@ -5479,7 +5479,7 @@
               <w:rPr>
                 <w:sz w:val="16"/>
               </w:rPr>
-              <w:t>Under 100 words in the prompt, scored at 120</w:t>
+              <w:t>0.7</w:t>
             </w:r>
           </w:p>
         </w:tc>
@@ -5493,7 +5493,7 @@
               <w:rPr>
                 <w:sz w:val="16"/>
               </w:rPr>
-              <w:t>Short replies reduce burden on a distressed user; the 20-word margin tolerates small overshoots</w:t>
+              <w:t>The developer's default for Qwen2.5-Instruct; identical for every system so differences come from design, not decoding</w:t>
             </w:r>
           </w:p>
         </w:tc>
@@ -5507,7 +5507,7 @@
               <w:rPr>
                 <w:sz w:val="16"/>
               </w:rPr>
-              <w:t>Design choice</w:t>
+              <w:t>Qwen2.5 generation_config; fairness</w:t>
             </w:r>
           </w:p>
         </w:tc>
@@ -5537,7 +5537,7 @@
               <w:rPr>
                 <w:sz w:val="16"/>
               </w:rPr>
-              <w:t>Repetition penalty</w:t>
+              <w:t>Top-p (nucleus sampling)</w:t>
             </w:r>
           </w:p>
         </w:tc>
@@ -5547,6 +5547,12 @@
           </w:tcPr>
           <w:p>
             <w:r/>
+            <w:r>
+              <w:rPr>
+                <w:sz w:val="16"/>
+              </w:rPr>
+              <w:t>0.9</w:t>
+            </w:r>
           </w:p>
         </w:tc>
         <w:tc>
@@ -5559,7 +5565,7 @@
               <w:rPr>
                 <w:sz w:val="16"/>
               </w:rPr>
-              <w:t>Kept identical for all systems; a penalty of 1.1 is deferred because it would change the judged outputs</w:t>
+              <w:t>Nucleus sampling avoids the repetitive, degenerate text of pure greedy or beam decoding; identical for every system</w:t>
             </w:r>
           </w:p>
         </w:tc>
@@ -5573,7 +5579,7 @@
               <w:rPr>
                 <w:sz w:val="16"/>
               </w:rPr>
-              <w:t>Fairness; future work</w:t>
+              <w:t>Holtzman et al. (2020)</w:t>
             </w:r>
           </w:p>
         </w:tc>
@@ -5589,7 +5595,7 @@
               <w:rPr>
                 <w:sz w:val="16"/>
               </w:rPr>
-              <w:t>Conversational agent</w:t>
+              <w:t>d2 generator</w:t>
             </w:r>
           </w:p>
         </w:tc>
@@ -5603,7 +5609,7 @@
               <w:rPr>
                 <w:sz w:val="16"/>
               </w:rPr>
-              <w:t>d1 context window</w:t>
+              <w:t>Maximum new tokens</w:t>
             </w:r>
           </w:p>
         </w:tc>
@@ -5617,7 +5623,7 @@
               <w:rPr>
                 <w:sz w:val="16"/>
               </w:rPr>
-              <w:t>Last 4 user turns</w:t>
+              <w:t>250</w:t>
             </w:r>
           </w:p>
         </w:tc>
@@ -5631,7 +5637,7 @@
               <w:rPr>
                 <w:sz w:val="16"/>
               </w:rPr>
-              <w:t>Context matters for emotion recognition in conversation; 4 turns was best or joint best in 3 of 4 long scenarios, 6 turns degraded 2</w:t>
+              <w:t>The prompt asks for under 100 words (about 130 tokens); the longest final reply is 119 tokens, so no reply is cut off</w:t>
             </w:r>
           </w:p>
         </w:tc>
@@ -5645,7 +5651,7 @@
               <w:rPr>
                 <w:sz w:val="16"/>
               </w:rPr>
-              <w:t>Poria et al. (2019); our scenario tests</w:t>
+              <w:t>Our measurement</w:t>
             </w:r>
           </w:p>
         </w:tc>
@@ -5661,7 +5667,7 @@
               <w:rPr>
                 <w:sz w:val="16"/>
               </w:rPr>
-              <w:t>Conversational agent</w:t>
+              <w:t>d2 generator</w:t>
             </w:r>
           </w:p>
         </w:tc>
@@ -5675,7 +5681,7 @@
               <w:rPr>
                 <w:sz w:val="16"/>
               </w:rPr>
-              <w:t>d2 memory</w:t>
+              <w:t>Word limit</w:t>
             </w:r>
           </w:p>
         </w:tc>
@@ -5689,7 +5695,7 @@
               <w:rPr>
                 <w:sz w:val="16"/>
               </w:rPr>
-              <w:t>Last 10 exchanges, verbatim</w:t>
+              <w:t>Under 100 words in the prompt, scored at 120</w:t>
             </w:r>
           </w:p>
         </w:tc>
@@ -5703,7 +5709,7 @@
               <w:rPr>
                 <w:sz w:val="16"/>
               </w:rPr>
-              <w:t>Support conversations are short; verbatim history avoids losing emotional detail through summarisation</w:t>
+              <w:t>Short replies reduce burden on a distressed user; the 20-word margin tolerates small overshoots</w:t>
             </w:r>
           </w:p>
         </w:tc>
@@ -5733,7 +5739,7 @@
               <w:rPr>
                 <w:sz w:val="16"/>
               </w:rPr>
-              <w:t>Conversational agent</w:t>
+              <w:t>d2 generator</w:t>
             </w:r>
           </w:p>
         </w:tc>
@@ -5747,7 +5753,7 @@
               <w:rPr>
                 <w:sz w:val="16"/>
               </w:rPr>
-              <w:t>Question rule</w:t>
+              <w:t>Repetition penalty</w:t>
             </w:r>
           </w:p>
         </w:tc>
@@ -5761,7 +5767,7 @@
               <w:rPr>
                 <w:sz w:val="16"/>
               </w:rPr>
-              <w:t>Mandatory on turn 1, optional afterwards</w:t>
+              <w:t>Not used (left at 1.0)</w:t>
             </w:r>
           </w:p>
         </w:tc>
@@ -5775,7 +5781,7 @@
               <w:rPr>
                 <w:sz w:val="16"/>
               </w:rPr>
-              <w:t>A question in every reply turns a long conversation into an interrogation; turn 1 keeps the evaluated rules</w:t>
+              <w:t>Deferred rather than chosen: it would likely reduce the 58.7% boilerplate rate, but regenerating every reply would have invalidated the AI-judge scores and the human-evaluation items already built on them</w:t>
             </w:r>
           </w:p>
         </w:tc>
@@ -5789,7 +5795,7 @@
               <w:rPr>
                 <w:sz w:val="16"/>
               </w:rPr>
-              <w:t>Design choice</w:t>
+              <w:t>Section 5.3.3</w:t>
             </w:r>
           </w:p>
         </w:tc>
@@ -5805,7 +5811,7 @@
               <w:rPr>
                 <w:sz w:val="16"/>
               </w:rPr>
-              <w:t>LoRA baseline</w:t>
+              <w:t>d2 generator</w:t>
             </w:r>
           </w:p>
         </w:tc>
@@ -5819,7 +5825,7 @@
               <w:rPr>
                 <w:sz w:val="16"/>
               </w:rPr>
-              <w:t>Rank / alpha</w:t>
+              <w:t>Sampling and seed</w:t>
             </w:r>
           </w:p>
         </w:tc>
@@ -5833,7 +5839,7 @@
               <w:rPr>
                 <w:sz w:val="16"/>
               </w:rPr>
-              <w:t>16 / 32</w:t>
+              <w:t>do_sample = True, seed 42</w:t>
             </w:r>
           </w:p>
         </w:tc>
@@ -5847,7 +5853,7 @@
               <w:rPr>
                 <w:sz w:val="16"/>
               </w:rPr>
-              <w:t>Low ranks are sufficient to adapt attention weights; alpha = 2 x rank scales the update</w:t>
+              <w:t>Sampling rather than greedy or beam search, which are known to produce repetitive text; one fixed seed makes every reported run reproducible</w:t>
             </w:r>
           </w:p>
         </w:tc>
@@ -5861,7 +5867,7 @@
               <w:rPr>
                 <w:sz w:val="16"/>
               </w:rPr>
-              <w:t>Hu et al. (2022)</w:t>
+              <w:t>Holtzman et al. (2020); generate_two_stage_pipeline.py</w:t>
             </w:r>
           </w:p>
         </w:tc>
@@ -5877,7 +5883,7 @@
               <w:rPr>
                 <w:sz w:val="16"/>
               </w:rPr>
-              <w:t>LoRA baseline</w:t>
+              <w:t>Conversational agent</w:t>
             </w:r>
           </w:p>
         </w:tc>
@@ -5891,7 +5897,7 @@
               <w:rPr>
                 <w:sz w:val="16"/>
               </w:rPr>
-              <w:t>Target modules</w:t>
+              <w:t>d1 context window</w:t>
             </w:r>
           </w:p>
         </w:tc>
@@ -5905,7 +5911,7 @@
               <w:rPr>
                 <w:sz w:val="16"/>
               </w:rPr>
-              <w:t>q, k, v, o attention projections</w:t>
+              <w:t>Last 4 user turns</w:t>
             </w:r>
           </w:p>
         </w:tc>
@@ -5919,7 +5925,7 @@
               <w:rPr>
                 <w:sz w:val="16"/>
               </w:rPr>
-              <w:t>The weight matrices studied for adaptation in LoRA</w:t>
+              <w:t>Context matters for emotion recognition in conversation; 4 turns was best or joint best in 3 of 4 long scenarios, 6 turns degraded 2</w:t>
             </w:r>
           </w:p>
         </w:tc>
@@ -5933,7 +5939,7 @@
               <w:rPr>
                 <w:sz w:val="16"/>
               </w:rPr>
-              <w:t>Hu et al. (2022)</w:t>
+              <w:t>Poria et al. (2019); our scenario tests</w:t>
             </w:r>
           </w:p>
         </w:tc>
@@ -5949,7 +5955,7 @@
               <w:rPr>
                 <w:sz w:val="16"/>
               </w:rPr>
-              <w:t>LoRA baseline</w:t>
+              <w:t>Conversational agent</w:t>
             </w:r>
           </w:p>
         </w:tc>
@@ -5963,7 +5969,7 @@
               <w:rPr>
                 <w:sz w:val="16"/>
               </w:rPr>
-              <w:t>Learning rate / dropout / weight decay</w:t>
+              <w:t>d2 memory</w:t>
             </w:r>
           </w:p>
         </w:tc>
@@ -5977,7 +5983,7 @@
               <w:rPr>
                 <w:sz w:val="16"/>
               </w:rPr>
-              <w:t>2e-4 / 0.1 / 0.01</w:t>
+              <w:t>Last 10 exchanges, verbatim</w:t>
             </w:r>
           </w:p>
         </w:tc>
@@ -5991,7 +5997,7 @@
               <w:rPr>
                 <w:sz w:val="16"/>
               </w:rPr>
-              <w:t>LoRA's GPT-2 settings; QLoRA uses 2e-4 and dropout 0.1 for models up to 13B</w:t>
+              <w:t>Support conversations are short; verbatim history avoids losing emotional detail through summarisation</w:t>
             </w:r>
           </w:p>
         </w:tc>
@@ -6005,7 +6011,7 @@
               <w:rPr>
                 <w:sz w:val="16"/>
               </w:rPr>
-              <w:t>Hu et al. (2022); Dettmers et al. (2023)</w:t>
+              <w:t>Design choice</w:t>
             </w:r>
           </w:p>
         </w:tc>
@@ -6021,7 +6027,7 @@
               <w:rPr>
                 <w:sz w:val="16"/>
               </w:rPr>
-              <w:t>LoRA baseline</w:t>
+              <w:t>Conversational agent</w:t>
             </w:r>
           </w:p>
         </w:tc>
@@ -6035,7 +6041,7 @@
               <w:rPr>
                 <w:sz w:val="16"/>
               </w:rPr>
-              <w:t>Warm-up / effective batch / optimiser</w:t>
+              <w:t>Question rule</w:t>
             </w:r>
           </w:p>
         </w:tc>
@@ -6049,7 +6055,7 @@
               <w:rPr>
                 <w:sz w:val="16"/>
               </w:rPr>
-              <w:t>6% linear / 16 (2 x 8) / paged AdamW 32-bit</w:t>
+              <w:t>Mandatory on turn 1, optional afterwards</w:t>
             </w:r>
           </w:p>
         </w:tc>
@@ -6063,7 +6069,7 @@
               <w:rPr>
                 <w:sz w:val="16"/>
               </w:rPr>
-              <w:t>Same warm-up rule as the detector; batch fits 8 GB; paged optimisers avoid memory spikes</w:t>
+              <w:t>A question in every reply turns a long conversation into an interrogation; turn 1 keeps the evaluated rules</w:t>
             </w:r>
           </w:p>
         </w:tc>
@@ -6077,7 +6083,7 @@
               <w:rPr>
                 <w:sz w:val="16"/>
               </w:rPr>
-              <w:t>Liu et al. (2019); Dettmers et al. (2023)</w:t>
+              <w:t>Design choice</w:t>
             </w:r>
           </w:p>
         </w:tc>
@@ -6093,7 +6099,7 @@
               <w:rPr>
                 <w:sz w:val="16"/>
               </w:rPr>
-              <w:t>LoRA baseline</w:t>
+              <w:t>Single-model baselines</w:t>
             </w:r>
           </w:p>
         </w:tc>
@@ -6107,7 +6113,7 @@
               <w:rPr>
                 <w:sz w:val="16"/>
               </w:rPr>
-              <w:t>Epochs and selection</w:t>
+              <w:t>Loading</w:t>
             </w:r>
           </w:p>
         </w:tc>
@@ -6121,7 +6127,7 @@
               <w:rPr>
                 <w:sz w:val="16"/>
               </w:rPr>
-              <w:t>Up to 3, best epoch by validation loss, early stopping (patience 1)</w:t>
+              <w:t>Qwen2.5-1.5B in fp16; Phi-4-mini and Qwen2.5-7B in 4-bit NF4</w:t>
             </w:r>
           </w:p>
         </w:tc>
@@ -6135,7 +6141,7 @@
               <w:rPr>
                 <w:sz w:val="16"/>
               </w:rPr>
-              <w:t>Validation loss rose after epoch 1 (1.4607 to 1.4626), so epoch 1 was kept</w:t>
+              <w:t>The same quantisation as the final system, so a comparison measures the design and not the numeric format; 1.5B fits in fp16 within the budget</w:t>
             </w:r>
           </w:p>
         </w:tc>
@@ -6149,7 +6155,7 @@
               <w:rPr>
                 <w:sz w:val="16"/>
               </w:rPr>
-              <w:t>Our training log</w:t>
+              <w:t>Section 4.2.5</w:t>
             </w:r>
           </w:p>
         </w:tc>
@@ -6179,7 +6185,7 @@
               <w:rPr>
                 <w:sz w:val="16"/>
               </w:rPr>
-              <w:t>Maximum length</w:t>
+              <w:t>Rank / alpha</w:t>
             </w:r>
           </w:p>
         </w:tc>
@@ -6193,7 +6199,7 @@
               <w:rPr>
                 <w:sz w:val="16"/>
               </w:rPr>
-              <w:t>256 tokens</w:t>
+              <w:t>16 / 32</w:t>
             </w:r>
           </w:p>
         </w:tc>
@@ -6207,7 +6213,7 @@
               <w:rPr>
                 <w:sz w:val="16"/>
               </w:rPr>
-              <w:t>The longest training pair is 177 tokens, so nothing is truncated</w:t>
+              <w:t>Low ranks are sufficient to adapt attention weights; alpha = 2 x rank scales the update</w:t>
             </w:r>
           </w:p>
         </w:tc>
@@ -6221,7 +6227,7 @@
               <w:rPr>
                 <w:sz w:val="16"/>
               </w:rPr>
-              <w:t>Our measurement</w:t>
+              <w:t>Hu et al. (2022)</w:t>
             </w:r>
           </w:p>
         </w:tc>
@@ -6251,7 +6257,7 @@
               <w:rPr>
                 <w:sz w:val="16"/>
               </w:rPr>
-              <w:t>Padding token</w:t>
+              <w:t>Target modules</w:t>
             </w:r>
           </w:p>
         </w:tc>
@@ -6265,7 +6271,7 @@
               <w:rPr>
                 <w:sz w:val="16"/>
               </w:rPr>
-              <w:t>Qwen end-of-text token (endoftext)</w:t>
+              <w:t>q, k, v, o attention projections</w:t>
             </w:r>
           </w:p>
         </w:tc>
@@ -6279,7 +6285,7 @@
               <w:rPr>
                 <w:sz w:val="16"/>
               </w:rPr>
-              <w:t>Using the end-of-turn token as padding masked it from the loss: the original run never learned to stop (99% of replies hit the token limit)</w:t>
+              <w:t>The weight matrices studied for adaptation in LoRA</w:t>
             </w:r>
           </w:p>
         </w:tc>
@@ -6293,7 +6299,7 @@
               <w:rPr>
                 <w:sz w:val="16"/>
               </w:rPr>
-              <w:t>Our finding (adjustment A11)</w:t>
+              <w:t>Hu et al. (2022)</w:t>
             </w:r>
           </w:p>
         </w:tc>
@@ -6309,7 +6315,7 @@
               <w:rPr>
                 <w:sz w:val="16"/>
               </w:rPr>
-              <w:t>AI judges</w:t>
+              <w:t>LoRA baseline</w:t>
             </w:r>
           </w:p>
         </w:tc>
@@ -6323,7 +6329,7 @@
               <w:rPr>
                 <w:sz w:val="16"/>
               </w:rPr>
-              <w:t>Decoding</w:t>
+              <w:t>Learning rate / dropout / weight decay</w:t>
             </w:r>
           </w:p>
         </w:tc>
@@ -6337,7 +6343,7 @@
               <w:rPr>
                 <w:sz w:val="16"/>
               </w:rPr>
-              <w:t>Temperature 0, JSON-only answer</w:t>
+              <w:t>2e-4 / 0.1 / 0.01</w:t>
             </w:r>
           </w:p>
         </w:tc>
@@ -6351,7 +6357,7 @@
               <w:rPr>
                 <w:sz w:val="16"/>
               </w:rPr>
-              <w:t>Removes sampling noise so the same reply always gets the same score</w:t>
+              <w:t>LoRA's GPT-2 settings; QLoRA uses 2e-4 and dropout 0.1 for models up to 13B</w:t>
             </w:r>
           </w:p>
         </w:tc>
@@ -6365,7 +6371,7 @@
               <w:rPr>
                 <w:sz w:val="16"/>
               </w:rPr>
-              <w:t>Design choice</w:t>
+              <w:t>Hu et al. (2022); Dettmers et al. (2023)</w:t>
             </w:r>
           </w:p>
         </w:tc>
@@ -6381,7 +6387,7 @@
               <w:rPr>
                 <w:sz w:val="16"/>
               </w:rPr>
-              <w:t>AI judges</w:t>
+              <w:t>LoRA baseline</w:t>
             </w:r>
           </w:p>
         </w:tc>
@@ -6395,7 +6401,7 @@
               <w:rPr>
                 <w:sz w:val="16"/>
               </w:rPr>
-              <w:t>Sample</w:t>
+              <w:t>Warm-up / effective batch / optimiser</w:t>
             </w:r>
           </w:p>
         </w:tc>
@@ -6409,7 +6415,7 @@
               <w:rPr>
                 <w:sz w:val="16"/>
               </w:rPr>
-              <w:t>64 conversations: shortest and longest per emotion</w:t>
+              <w:t>6% linear / 16 (2 x 8) / paged AdamW 32-bit</w:t>
             </w:r>
           </w:p>
         </w:tc>
@@ -6423,7 +6429,7 @@
               <w:rPr>
                 <w:sz w:val="16"/>
               </w:rPr>
-              <w:t>Covers all 32 emotions and both short and long messages within the 50-requests-per-day limit</w:t>
+              <w:t>Same warm-up rule as the detector; batch fits 8 GB; paged optimisers avoid memory spikes</w:t>
             </w:r>
           </w:p>
         </w:tc>
@@ -6437,7 +6443,7 @@
               <w:rPr>
                 <w:sz w:val="16"/>
               </w:rPr>
-              <w:t>Design choice; resource limit</w:t>
+              <w:t>Liu et al. (2019); Dettmers et al. (2023)</w:t>
             </w:r>
           </w:p>
         </w:tc>
@@ -6453,7 +6459,7 @@
               <w:rPr>
                 <w:sz w:val="16"/>
               </w:rPr>
-              <w:t>AI judges</w:t>
+              <w:t>LoRA baseline</w:t>
             </w:r>
           </w:p>
         </w:tc>
@@ -6467,7 +6473,7 @@
               <w:rPr>
                 <w:sz w:val="16"/>
               </w:rPr>
-              <w:t>Panel</w:t>
+              <w:t>Epochs and selection</w:t>
             </w:r>
           </w:p>
         </w:tc>
@@ -6481,7 +6487,7 @@
               <w:rPr>
                 <w:sz w:val="16"/>
               </w:rPr>
-              <w:t>Nemotron 3 Ultra + gpt-oss-120b, blind</w:t>
+              <w:t>Up to 3, best epoch by validation loss, early stopping (patience 1)</w:t>
             </w:r>
           </w:p>
         </w:tc>
@@ -6495,7 +6501,7 @@
               <w:rPr>
                 <w:sz w:val="16"/>
               </w:rPr>
-              <w:t>Different developers from our models avoid self-preference; a panel reduces single-judge bias</w:t>
+              <w:t>Validation loss rose after epoch 1 (1.4607 to 1.4626), so epoch 1 was kept</w:t>
             </w:r>
           </w:p>
         </w:tc>
@@ -6509,7 +6515,7 @@
               <w:rPr>
                 <w:sz w:val="16"/>
               </w:rPr>
-              <w:t>Panickssery et al. (2024); Verga et al. (2024)</w:t>
+              <w:t>Our training log</w:t>
             </w:r>
           </w:p>
         </w:tc>
@@ -6525,7 +6531,7 @@
               <w:rPr>
                 <w:sz w:val="16"/>
               </w:rPr>
-              <w:t>WASSA classifier</w:t>
+              <w:t>LoRA baseline</w:t>
             </w:r>
           </w:p>
         </w:tc>
@@ -6539,7 +6545,7 @@
               <w:rPr>
                 <w:sz w:val="16"/>
               </w:rPr>
-              <w:t>Model</w:t>
+              <w:t>Maximum length</w:t>
             </w:r>
           </w:p>
         </w:tc>
@@ -6553,7 +6559,7 @@
               <w:rPr>
                 <w:sz w:val="16"/>
               </w:rPr>
-              <w:t>hyy33, WASSA 2024 Track 2</w:t>
+              <w:t>256 tokens</w:t>
             </w:r>
           </w:p>
         </w:tc>
@@ -6567,7 +6573,7 @@
               <w:rPr>
                 <w:sz w:val="16"/>
               </w:rPr>
-              <w:t>Trained on human empathy ratings of conversation turns; r = 0.544 with human ratings</w:t>
+              <w:t>The longest training pair is 177 tokens, so nothing is truncated</w:t>
             </w:r>
           </w:p>
         </w:tc>
@@ -6581,7 +6587,7 @@
               <w:rPr>
                 <w:sz w:val="16"/>
               </w:rPr>
-              <w:t>Giorgi et al. (2024); Yang et al. (2024)</w:t>
+              <w:t>Our measurement</w:t>
             </w:r>
           </w:p>
         </w:tc>
@@ -6597,7 +6603,7 @@
               <w:rPr>
                 <w:sz w:val="16"/>
               </w:rPr>
-              <w:t>Statistics</w:t>
+              <w:t>LoRA baseline</w:t>
             </w:r>
           </w:p>
         </w:tc>
@@ -6611,7 +6617,7 @@
               <w:rPr>
                 <w:sz w:val="16"/>
               </w:rPr>
-              <w:t>Evaluation sample</w:t>
+              <w:t>Padding token</w:t>
             </w:r>
           </w:p>
         </w:tc>
@@ -6625,7 +6631,7 @@
               <w:rPr>
                 <w:sz w:val="16"/>
               </w:rPr>
-              <w:t>300 test conversations, seed 42</w:t>
+              <w:t>Qwen end-of-text token (endoftext)</w:t>
             </w:r>
           </w:p>
         </w:tc>
@@ -6639,7 +6645,7 @@
               <w:rPr>
                 <w:sz w:val="16"/>
               </w:rPr>
-              <w:t>Fixed before any experiment and identical for every system, so all comparisons are paired</w:t>
+              <w:t>Using the end-of-turn token as padding masked it from the loss: the original run never learned to stop (99% of replies hit the token limit)</w:t>
             </w:r>
           </w:p>
         </w:tc>
@@ -6653,7 +6659,7 @@
               <w:rPr>
                 <w:sz w:val="16"/>
               </w:rPr>
-              <w:t>Design choice</w:t>
+              <w:t>Our finding (adjustment A11)</w:t>
             </w:r>
           </w:p>
         </w:tc>
@@ -6669,7 +6675,7 @@
               <w:rPr>
                 <w:sz w:val="16"/>
               </w:rPr>
-              <w:t>Statistics</w:t>
+              <w:t>Retrieval baseline</w:t>
             </w:r>
           </w:p>
         </w:tc>
@@ -6683,7 +6689,7 @@
               <w:rPr>
                 <w:sz w:val="16"/>
               </w:rPr>
-              <w:t>Tests</w:t>
+              <w:t>Embedding model</w:t>
             </w:r>
           </w:p>
         </w:tc>
@@ -6697,7 +6703,7 @@
               <w:rPr>
                 <w:sz w:val="16"/>
               </w:rPr>
-              <w:t>McNemar exact (binary), Wilcoxon signed-rank (scores)</w:t>
+              <w:t>all-MiniLM-L6-v2, normalised embeddings, cosine similarity</w:t>
             </w:r>
           </w:p>
         </w:tc>
@@ -6711,7 +6717,7 @@
               <w:rPr>
                 <w:sz w:val="16"/>
               </w:rPr>
-              <w:t>Paired tests matched to the data type; Wilcoxon does not assume normal differences</w:t>
+              <w:t>A small sentence encoder that runs beside the two models within the memory budget</w:t>
             </w:r>
           </w:p>
         </w:tc>
@@ -6725,7 +6731,7 @@
               <w:rPr>
                 <w:sz w:val="16"/>
               </w:rPr>
-              <w:t>McNemar (1947); Wilcoxon (1945)</w:t>
+              <w:t>Reimers and Gurevych (2019); generate_rag_responses.py</w:t>
             </w:r>
           </w:p>
         </w:tc>
@@ -6741,7 +6747,7 @@
               <w:rPr>
                 <w:sz w:val="16"/>
               </w:rPr>
-              <w:t>Statistics</w:t>
+              <w:t>Retrieval baseline</w:t>
             </w:r>
           </w:p>
         </w:tc>
@@ -6755,7 +6761,7 @@
               <w:rPr>
                 <w:sz w:val="16"/>
               </w:rPr>
-              <w:t>Confidence intervals</w:t>
+              <w:t>Examples retrieved</w:t>
             </w:r>
           </w:p>
         </w:tc>
@@ -6769,7 +6775,7 @@
               <w:rPr>
                 <w:sz w:val="16"/>
               </w:rPr>
-              <w:t>Paired bootstrap, 10,000 resamples</w:t>
+              <w:t>2, from the same emotion where possible</w:t>
             </w:r>
           </w:p>
         </w:tc>
@@ -6783,7 +6789,7 @@
               <w:rPr>
                 <w:sz w:val="16"/>
               </w:rPr>
-              <w:t>More than the 1,000 resamples recommended for percentile intervals, giving stable limits</w:t>
+              <w:t>Enough to show a pattern without crowding out the rules; the pool falls back to the same emotion without the question filter, then to the whole corpus, when too few examples exist</w:t>
             </w:r>
           </w:p>
         </w:tc>
@@ -6797,7 +6803,7 @@
               <w:rPr>
                 <w:sz w:val="16"/>
               </w:rPr>
-              <w:t>Efron and Tibshirani (1993)</w:t>
+              <w:t>Section 5.2.5</w:t>
             </w:r>
           </w:p>
         </w:tc>
@@ -6813,7 +6819,7 @@
               <w:rPr>
                 <w:sz w:val="16"/>
               </w:rPr>
-              <w:t>Statistics</w:t>
+              <w:t>Rule checks</w:t>
             </w:r>
           </w:p>
         </w:tc>
@@ -6827,7 +6833,7 @@
               <w:rPr>
                 <w:sz w:val="16"/>
               </w:rPr>
-              <w:t>Multiple comparisons</w:t>
+              <w:t>Acknowledgement</w:t>
             </w:r>
           </w:p>
         </w:tc>
@@ -6841,7 +6847,7 @@
               <w:rPr>
                 <w:sz w:val="16"/>
               </w:rPr>
-              <w:t>Holm correction; significant only if adjusted p &lt; 0.05 and CI excludes zero</w:t>
+              <w:t>Keyword check over 13 phrases ("sounds", "I hear you", "makes sense", "must be", ...)</w:t>
             </w:r>
           </w:p>
         </w:tc>
@@ -6855,7 +6861,7 @@
               <w:rPr>
                 <w:sz w:val="16"/>
               </w:rPr>
-              <w:t>Controls the family-wise error rate with more power than Bonferroni</w:t>
+              <w:t>A transparent check anyone can re-run and audit; its weakness, that a reply validating a feeling in other words is not counted, is reported rather than hidden</w:t>
             </w:r>
           </w:p>
         </w:tc>
@@ -6869,7 +6875,7 @@
               <w:rPr>
                 <w:sz w:val="16"/>
               </w:rPr>
-              <w:t>Holm (1979)</w:t>
+              <w:t>ACK_KEYWORDS in score_d2_settings_comparison.py; Section 5.5.4</w:t>
             </w:r>
           </w:p>
         </w:tc>
@@ -6885,6 +6891,654 @@
               <w:rPr>
                 <w:sz w:val="16"/>
               </w:rPr>
+              <w:t>Rule checks</w:t>
+            </w:r>
+          </w:p>
+        </w:tc>
+        <w:tc>
+          <w:tcPr>
+            <w:tcW w:type="dxa" w:w="1872"/>
+          </w:tcPr>
+          <w:p>
+            <w:r/>
+            <w:r>
+              <w:rPr>
+                <w:sz w:val="16"/>
+              </w:rPr>
+              <w:t>Exactly one question</w:t>
+            </w:r>
+          </w:p>
+        </w:tc>
+        <w:tc>
+          <w:tcPr>
+            <w:tcW w:type="dxa" w:w="1872"/>
+          </w:tcPr>
+          <w:p>
+            <w:r/>
+            <w:r>
+              <w:rPr>
+                <w:sz w:val="16"/>
+              </w:rPr>
+              <w:t>Count of '?' in the reply equals 1</w:t>
+            </w:r>
+          </w:p>
+        </w:tc>
+        <w:tc>
+          <w:tcPr>
+            <w:tcW w:type="dxa" w:w="1872"/>
+          </w:tcPr>
+          <w:p>
+            <w:r/>
+            <w:r>
+              <w:rPr>
+                <w:sz w:val="16"/>
+              </w:rPr>
+              <w:t>Counts the behaviour the rule actually asks for; more than one question is the interrogation failure mode the design exists to avoid</w:t>
+            </w:r>
+          </w:p>
+        </w:tc>
+        <w:tc>
+          <w:tcPr>
+            <w:tcW w:type="dxa" w:w="1872"/>
+          </w:tcPr>
+          <w:p>
+            <w:r/>
+            <w:r>
+              <w:rPr>
+                <w:sz w:val="16"/>
+              </w:rPr>
+              <w:t>check_rule_adherence(); Section 5.5.4</w:t>
+            </w:r>
+          </w:p>
+        </w:tc>
+      </w:tr>
+      <w:tr>
+        <w:tc>
+          <w:tcPr>
+            <w:tcW w:type="dxa" w:w="1872"/>
+          </w:tcPr>
+          <w:p>
+            <w:r/>
+            <w:r>
+              <w:rPr>
+                <w:sz w:val="16"/>
+              </w:rPr>
+              <w:t>Rule checks</w:t>
+            </w:r>
+          </w:p>
+        </w:tc>
+        <w:tc>
+          <w:tcPr>
+            <w:tcW w:type="dxa" w:w="1872"/>
+          </w:tcPr>
+          <w:p>
+            <w:r/>
+            <w:r>
+              <w:rPr>
+                <w:sz w:val="16"/>
+              </w:rPr>
+              <w:t>Length limit</w:t>
+            </w:r>
+          </w:p>
+        </w:tc>
+        <w:tc>
+          <w:tcPr>
+            <w:tcW w:type="dxa" w:w="1872"/>
+          </w:tcPr>
+          <w:p>
+            <w:r/>
+            <w:r>
+              <w:rPr>
+                <w:sz w:val="16"/>
+              </w:rPr>
+              <w:t>120 words when scoring, 100 words in the prompt</w:t>
+            </w:r>
+          </w:p>
+        </w:tc>
+        <w:tc>
+          <w:tcPr>
+            <w:tcW w:type="dxa" w:w="1872"/>
+          </w:tcPr>
+          <w:p>
+            <w:r/>
+            <w:r>
+              <w:rPr>
+                <w:sz w:val="16"/>
+              </w:rPr>
+              <w:t>The prompt asks for less than the checker enforces, so a reply is not failed for a few words of overrun; both numbers are fixed for every system compared</w:t>
+            </w:r>
+          </w:p>
+        </w:tc>
+        <w:tc>
+          <w:tcPr>
+            <w:tcW w:type="dxa" w:w="1872"/>
+          </w:tcPr>
+          <w:p>
+            <w:r/>
+            <w:r>
+              <w:rPr>
+                <w:sz w:val="16"/>
+              </w:rPr>
+              <w:t>check_rule_adherence(max_words=120)</w:t>
+            </w:r>
+          </w:p>
+        </w:tc>
+      </w:tr>
+      <w:tr>
+        <w:tc>
+          <w:tcPr>
+            <w:tcW w:type="dxa" w:w="1872"/>
+          </w:tcPr>
+          <w:p>
+            <w:r/>
+            <w:r>
+              <w:rPr>
+                <w:sz w:val="16"/>
+              </w:rPr>
+              <w:t>Emotion validation</w:t>
+            </w:r>
+          </w:p>
+        </w:tc>
+        <w:tc>
+          <w:tcPr>
+            <w:tcW w:type="dxa" w:w="1872"/>
+          </w:tcPr>
+          <w:p>
+            <w:r/>
+            <w:r>
+              <w:rPr>
+                <w:sz w:val="16"/>
+              </w:rPr>
+              <w:t>Method</w:t>
+            </w:r>
+          </w:p>
+        </w:tc>
+        <w:tc>
+          <w:tcPr>
+            <w:tcW w:type="dxa" w:w="1872"/>
+          </w:tcPr>
+          <w:p>
+            <w:r/>
+            <w:r>
+              <w:rPr>
+                <w:sz w:val="16"/>
+              </w:rPr>
+              <w:t>The reply is passed back through d1 and compared with the conversation's gold emotion</w:t>
+            </w:r>
+          </w:p>
+        </w:tc>
+        <w:tc>
+          <w:tcPr>
+            <w:tcW w:type="dxa" w:w="1872"/>
+          </w:tcPr>
+          <w:p>
+            <w:r/>
+            <w:r>
+              <w:rPr>
+                <w:sz w:val="16"/>
+              </w:rPr>
+              <w:t>Tests what the reply expresses rather than its form, against a label the system never saw; the detector reads replies it was not trained on, which is reported as a limitation</w:t>
+            </w:r>
+          </w:p>
+        </w:tc>
+        <w:tc>
+          <w:tcPr>
+            <w:tcW w:type="dxa" w:w="1872"/>
+          </w:tcPr>
+          <w:p>
+            <w:r/>
+            <w:r>
+              <w:rPr>
+                <w:sz w:val="16"/>
+              </w:rPr>
+              <w:t>Section 5.1.3</w:t>
+            </w:r>
+          </w:p>
+        </w:tc>
+      </w:tr>
+      <w:tr>
+        <w:tc>
+          <w:tcPr>
+            <w:tcW w:type="dxa" w:w="1872"/>
+          </w:tcPr>
+          <w:p>
+            <w:r/>
+            <w:r>
+              <w:rPr>
+                <w:sz w:val="16"/>
+              </w:rPr>
+              <w:t>WASSA classifier</w:t>
+            </w:r>
+          </w:p>
+        </w:tc>
+        <w:tc>
+          <w:tcPr>
+            <w:tcW w:type="dxa" w:w="1872"/>
+          </w:tcPr>
+          <w:p>
+            <w:r/>
+            <w:r>
+              <w:rPr>
+                <w:sz w:val="16"/>
+              </w:rPr>
+              <w:t>Model</w:t>
+            </w:r>
+          </w:p>
+        </w:tc>
+        <w:tc>
+          <w:tcPr>
+            <w:tcW w:type="dxa" w:w="1872"/>
+          </w:tcPr>
+          <w:p>
+            <w:r/>
+            <w:r>
+              <w:rPr>
+                <w:sz w:val="16"/>
+              </w:rPr>
+              <w:t>hyy33, WASSA 2024 Track 2</w:t>
+            </w:r>
+          </w:p>
+        </w:tc>
+        <w:tc>
+          <w:tcPr>
+            <w:tcW w:type="dxa" w:w="1872"/>
+          </w:tcPr>
+          <w:p>
+            <w:r/>
+            <w:r>
+              <w:rPr>
+                <w:sz w:val="16"/>
+              </w:rPr>
+              <w:t>Trained on human empathy ratings of conversation turns; r = 0.544 with human ratings</w:t>
+            </w:r>
+          </w:p>
+        </w:tc>
+        <w:tc>
+          <w:tcPr>
+            <w:tcW w:type="dxa" w:w="1872"/>
+          </w:tcPr>
+          <w:p>
+            <w:r/>
+            <w:r>
+              <w:rPr>
+                <w:sz w:val="16"/>
+              </w:rPr>
+              <w:t>Giorgi et al. (2024); Yang et al. (2024)</w:t>
+            </w:r>
+          </w:p>
+        </w:tc>
+      </w:tr>
+      <w:tr>
+        <w:tc>
+          <w:tcPr>
+            <w:tcW w:type="dxa" w:w="1872"/>
+          </w:tcPr>
+          <w:p>
+            <w:r/>
+            <w:r>
+              <w:rPr>
+                <w:sz w:val="16"/>
+              </w:rPr>
+              <w:t>WASSA classifier</w:t>
+            </w:r>
+          </w:p>
+        </w:tc>
+        <w:tc>
+          <w:tcPr>
+            <w:tcW w:type="dxa" w:w="1872"/>
+          </w:tcPr>
+          <w:p>
+            <w:r/>
+            <w:r>
+              <w:rPr>
+                <w:sz w:val="16"/>
+              </w:rPr>
+              <w:t>Use</w:t>
+            </w:r>
+          </w:p>
+        </w:tc>
+        <w:tc>
+          <w:tcPr>
+            <w:tcW w:type="dxa" w:w="1872"/>
+          </w:tcPr>
+          <w:p>
+            <w:r/>
+            <w:r>
+              <w:rPr>
+                <w:sz w:val="16"/>
+              </w:rPr>
+              <w:t>System averages over 300 replies only, never a single reply</w:t>
+            </w:r>
+          </w:p>
+        </w:tc>
+        <w:tc>
+          <w:tcPr>
+            <w:tcW w:type="dxa" w:w="1872"/>
+          </w:tcPr>
+          <w:p>
+            <w:r/>
+            <w:r>
+              <w:rPr>
+                <w:sz w:val="16"/>
+              </w:rPr>
+              <w:t>Agreement with the judges is strong across systems (rho = 0.74) but weak within one, so the score carries meaning in aggregate and not per reply</w:t>
+            </w:r>
+          </w:p>
+        </w:tc>
+        <w:tc>
+          <w:tcPr>
+            <w:tcW w:type="dxa" w:w="1872"/>
+          </w:tcPr>
+          <w:p>
+            <w:r/>
+            <w:r>
+              <w:rPr>
+                <w:sz w:val="16"/>
+              </w:rPr>
+              <w:t>Section 5.4.4</w:t>
+            </w:r>
+          </w:p>
+        </w:tc>
+      </w:tr>
+      <w:tr>
+        <w:tc>
+          <w:tcPr>
+            <w:tcW w:type="dxa" w:w="1872"/>
+          </w:tcPr>
+          <w:p>
+            <w:r/>
+            <w:r>
+              <w:rPr>
+                <w:sz w:val="16"/>
+              </w:rPr>
+              <w:t>AI judges</w:t>
+            </w:r>
+          </w:p>
+        </w:tc>
+        <w:tc>
+          <w:tcPr>
+            <w:tcW w:type="dxa" w:w="1872"/>
+          </w:tcPr>
+          <w:p>
+            <w:r/>
+            <w:r>
+              <w:rPr>
+                <w:sz w:val="16"/>
+              </w:rPr>
+              <w:t>Decoding</w:t>
+            </w:r>
+          </w:p>
+        </w:tc>
+        <w:tc>
+          <w:tcPr>
+            <w:tcW w:type="dxa" w:w="1872"/>
+          </w:tcPr>
+          <w:p>
+            <w:r/>
+            <w:r>
+              <w:rPr>
+                <w:sz w:val="16"/>
+              </w:rPr>
+              <w:t>Temperature 0, JSON-only answer</w:t>
+            </w:r>
+          </w:p>
+        </w:tc>
+        <w:tc>
+          <w:tcPr>
+            <w:tcW w:type="dxa" w:w="1872"/>
+          </w:tcPr>
+          <w:p>
+            <w:r/>
+            <w:r>
+              <w:rPr>
+                <w:sz w:val="16"/>
+              </w:rPr>
+              <w:t>Removes sampling noise so the same reply always gets the same score</w:t>
+            </w:r>
+          </w:p>
+        </w:tc>
+        <w:tc>
+          <w:tcPr>
+            <w:tcW w:type="dxa" w:w="1872"/>
+          </w:tcPr>
+          <w:p>
+            <w:r/>
+            <w:r>
+              <w:rPr>
+                <w:sz w:val="16"/>
+              </w:rPr>
+              <w:t>Design choice</w:t>
+            </w:r>
+          </w:p>
+        </w:tc>
+      </w:tr>
+      <w:tr>
+        <w:tc>
+          <w:tcPr>
+            <w:tcW w:type="dxa" w:w="1872"/>
+          </w:tcPr>
+          <w:p>
+            <w:r/>
+            <w:r>
+              <w:rPr>
+                <w:sz w:val="16"/>
+              </w:rPr>
+              <w:t>AI judges</w:t>
+            </w:r>
+          </w:p>
+        </w:tc>
+        <w:tc>
+          <w:tcPr>
+            <w:tcW w:type="dxa" w:w="1872"/>
+          </w:tcPr>
+          <w:p>
+            <w:r/>
+            <w:r>
+              <w:rPr>
+                <w:sz w:val="16"/>
+              </w:rPr>
+              <w:t>Sample</w:t>
+            </w:r>
+          </w:p>
+        </w:tc>
+        <w:tc>
+          <w:tcPr>
+            <w:tcW w:type="dxa" w:w="1872"/>
+          </w:tcPr>
+          <w:p>
+            <w:r/>
+            <w:r>
+              <w:rPr>
+                <w:sz w:val="16"/>
+              </w:rPr>
+              <w:t>64 conversations: shortest and longest per emotion</w:t>
+            </w:r>
+          </w:p>
+        </w:tc>
+        <w:tc>
+          <w:tcPr>
+            <w:tcW w:type="dxa" w:w="1872"/>
+          </w:tcPr>
+          <w:p>
+            <w:r/>
+            <w:r>
+              <w:rPr>
+                <w:sz w:val="16"/>
+              </w:rPr>
+              <w:t>Covers all 32 emotions and both short and long messages within the 50-requests-per-day limit</w:t>
+            </w:r>
+          </w:p>
+        </w:tc>
+        <w:tc>
+          <w:tcPr>
+            <w:tcW w:type="dxa" w:w="1872"/>
+          </w:tcPr>
+          <w:p>
+            <w:r/>
+            <w:r>
+              <w:rPr>
+                <w:sz w:val="16"/>
+              </w:rPr>
+              <w:t>Design choice; resource limit</w:t>
+            </w:r>
+          </w:p>
+        </w:tc>
+      </w:tr>
+      <w:tr>
+        <w:tc>
+          <w:tcPr>
+            <w:tcW w:type="dxa" w:w="1872"/>
+          </w:tcPr>
+          <w:p>
+            <w:r/>
+            <w:r>
+              <w:rPr>
+                <w:sz w:val="16"/>
+              </w:rPr>
+              <w:t>AI judges</w:t>
+            </w:r>
+          </w:p>
+        </w:tc>
+        <w:tc>
+          <w:tcPr>
+            <w:tcW w:type="dxa" w:w="1872"/>
+          </w:tcPr>
+          <w:p>
+            <w:r/>
+            <w:r>
+              <w:rPr>
+                <w:sz w:val="16"/>
+              </w:rPr>
+              <w:t>Panel</w:t>
+            </w:r>
+          </w:p>
+        </w:tc>
+        <w:tc>
+          <w:tcPr>
+            <w:tcW w:type="dxa" w:w="1872"/>
+          </w:tcPr>
+          <w:p>
+            <w:r/>
+            <w:r>
+              <w:rPr>
+                <w:sz w:val="16"/>
+              </w:rPr>
+              <w:t>Nemotron 3 Ultra + gpt-oss-120b, blind</w:t>
+            </w:r>
+          </w:p>
+        </w:tc>
+        <w:tc>
+          <w:tcPr>
+            <w:tcW w:type="dxa" w:w="1872"/>
+          </w:tcPr>
+          <w:p>
+            <w:r/>
+            <w:r>
+              <w:rPr>
+                <w:sz w:val="16"/>
+              </w:rPr>
+              <w:t>Different developers from our models avoid self-preference; a panel reduces single-judge bias</w:t>
+            </w:r>
+          </w:p>
+        </w:tc>
+        <w:tc>
+          <w:tcPr>
+            <w:tcW w:type="dxa" w:w="1872"/>
+          </w:tcPr>
+          <w:p>
+            <w:r/>
+            <w:r>
+              <w:rPr>
+                <w:sz w:val="16"/>
+              </w:rPr>
+              <w:t>Panickssery et al. (2024); Verga et al. (2024)</w:t>
+            </w:r>
+          </w:p>
+        </w:tc>
+      </w:tr>
+      <w:tr>
+        <w:tc>
+          <w:tcPr>
+            <w:tcW w:type="dxa" w:w="1872"/>
+          </w:tcPr>
+          <w:p>
+            <w:r/>
+            <w:r>
+              <w:rPr>
+                <w:sz w:val="16"/>
+              </w:rPr>
+              <w:t>AI judges</w:t>
+            </w:r>
+          </w:p>
+        </w:tc>
+        <w:tc>
+          <w:tcPr>
+            <w:tcW w:type="dxa" w:w="1872"/>
+          </w:tcPr>
+          <w:p>
+            <w:r/>
+            <w:r>
+              <w:rPr>
+                <w:sz w:val="16"/>
+              </w:rPr>
+              <w:t>Coverage</w:t>
+            </w:r>
+          </w:p>
+        </w:tc>
+        <w:tc>
+          <w:tcPr>
+            <w:tcW w:type="dxa" w:w="1872"/>
+          </w:tcPr>
+          <w:p>
+            <w:r/>
+            <w:r>
+              <w:rPr>
+                <w:sz w:val="16"/>
+              </w:rPr>
+              <w:t>512 replies: 8 systems x 64 conversations, both judges scoring every one</w:t>
+            </w:r>
+          </w:p>
+        </w:tc>
+        <w:tc>
+          <w:tcPr>
+            <w:tcW w:type="dxa" w:w="1872"/>
+          </w:tcPr>
+          <w:p>
+            <w:r/>
+            <w:r>
+              <w:rPr>
+                <w:sz w:val="16"/>
+              </w:rPr>
+              <w:t>Mixing judge sets across systems would make the scores incomparable</w:t>
+            </w:r>
+          </w:p>
+        </w:tc>
+        <w:tc>
+          <w:tcPr>
+            <w:tcW w:type="dxa" w:w="1872"/>
+          </w:tcPr>
+          <w:p>
+            <w:r/>
+            <w:r>
+              <w:rPr>
+                <w:sz w:val="16"/>
+              </w:rPr>
+              <w:t>Section 5.1.5</w:t>
+            </w:r>
+          </w:p>
+        </w:tc>
+      </w:tr>
+      <w:tr>
+        <w:tc>
+          <w:tcPr>
+            <w:tcW w:type="dxa" w:w="1872"/>
+          </w:tcPr>
+          <w:p>
+            <w:r/>
+            <w:r>
+              <w:rPr>
+                <w:sz w:val="16"/>
+              </w:rPr>
               <w:t>Human evaluation</w:t>
             </w:r>
           </w:p>
@@ -6927,7 +7581,7 @@
               <w:rPr>
                 <w:sz w:val="16"/>
               </w:rPr>
-              <w:t>Rating as well as choosing gives every system a score on every situation, so the size of a difference can be measured; 24 ratings keeps the form short enough to avoid rater fatigue</w:t>
+              <w:t>Rating as well as choosing gives every system a score on every situation, so the size of a difference can be measured and not only its direction; 24 ratings keeps the form short enough to avoid rater fatigue</w:t>
             </w:r>
           </w:p>
         </w:tc>
@@ -6941,7 +7595,295 @@
               <w:rPr>
                 <w:sz w:val="16"/>
               </w:rPr>
-              <w:t>Cao et al. (2025); Wu et al. (2025)</w:t>
+              <w:t>Section 5.1.6</w:t>
+            </w:r>
+          </w:p>
+        </w:tc>
+      </w:tr>
+      <w:tr>
+        <w:tc>
+          <w:tcPr>
+            <w:tcW w:type="dxa" w:w="1872"/>
+          </w:tcPr>
+          <w:p>
+            <w:r/>
+            <w:r>
+              <w:rPr>
+                <w:sz w:val="16"/>
+              </w:rPr>
+              <w:t>Statistics</w:t>
+            </w:r>
+          </w:p>
+        </w:tc>
+        <w:tc>
+          <w:tcPr>
+            <w:tcW w:type="dxa" w:w="1872"/>
+          </w:tcPr>
+          <w:p>
+            <w:r/>
+            <w:r>
+              <w:rPr>
+                <w:sz w:val="16"/>
+              </w:rPr>
+              <w:t>Evaluation sample</w:t>
+            </w:r>
+          </w:p>
+        </w:tc>
+        <w:tc>
+          <w:tcPr>
+            <w:tcW w:type="dxa" w:w="1872"/>
+          </w:tcPr>
+          <w:p>
+            <w:r/>
+            <w:r>
+              <w:rPr>
+                <w:sz w:val="16"/>
+              </w:rPr>
+              <w:t>300 test conversations, seed 42</w:t>
+            </w:r>
+          </w:p>
+        </w:tc>
+        <w:tc>
+          <w:tcPr>
+            <w:tcW w:type="dxa" w:w="1872"/>
+          </w:tcPr>
+          <w:p>
+            <w:r/>
+            <w:r>
+              <w:rPr>
+                <w:sz w:val="16"/>
+              </w:rPr>
+              <w:t>Fixed before any experiment and identical for every system, so all comparisons are paired</w:t>
+            </w:r>
+          </w:p>
+        </w:tc>
+        <w:tc>
+          <w:tcPr>
+            <w:tcW w:type="dxa" w:w="1872"/>
+          </w:tcPr>
+          <w:p>
+            <w:r/>
+            <w:r>
+              <w:rPr>
+                <w:sz w:val="16"/>
+              </w:rPr>
+              <w:t>Design choice</w:t>
+            </w:r>
+          </w:p>
+        </w:tc>
+      </w:tr>
+      <w:tr>
+        <w:tc>
+          <w:tcPr>
+            <w:tcW w:type="dxa" w:w="1872"/>
+          </w:tcPr>
+          <w:p>
+            <w:r/>
+            <w:r>
+              <w:rPr>
+                <w:sz w:val="16"/>
+              </w:rPr>
+              <w:t>Statistics</w:t>
+            </w:r>
+          </w:p>
+        </w:tc>
+        <w:tc>
+          <w:tcPr>
+            <w:tcW w:type="dxa" w:w="1872"/>
+          </w:tcPr>
+          <w:p>
+            <w:r/>
+            <w:r>
+              <w:rPr>
+                <w:sz w:val="16"/>
+              </w:rPr>
+              <w:t>Tests</w:t>
+            </w:r>
+          </w:p>
+        </w:tc>
+        <w:tc>
+          <w:tcPr>
+            <w:tcW w:type="dxa" w:w="1872"/>
+          </w:tcPr>
+          <w:p>
+            <w:r/>
+            <w:r>
+              <w:rPr>
+                <w:sz w:val="16"/>
+              </w:rPr>
+              <w:t>McNemar exact (binary), Wilcoxon signed-rank (scores)</w:t>
+            </w:r>
+          </w:p>
+        </w:tc>
+        <w:tc>
+          <w:tcPr>
+            <w:tcW w:type="dxa" w:w="1872"/>
+          </w:tcPr>
+          <w:p>
+            <w:r/>
+            <w:r>
+              <w:rPr>
+                <w:sz w:val="16"/>
+              </w:rPr>
+              <w:t>Paired tests matched to the data type; Wilcoxon does not assume normal differences</w:t>
+            </w:r>
+          </w:p>
+        </w:tc>
+        <w:tc>
+          <w:tcPr>
+            <w:tcW w:type="dxa" w:w="1872"/>
+          </w:tcPr>
+          <w:p>
+            <w:r/>
+            <w:r>
+              <w:rPr>
+                <w:sz w:val="16"/>
+              </w:rPr>
+              <w:t>McNemar (1947); Wilcoxon (1945)</w:t>
+            </w:r>
+          </w:p>
+        </w:tc>
+      </w:tr>
+      <w:tr>
+        <w:tc>
+          <w:tcPr>
+            <w:tcW w:type="dxa" w:w="1872"/>
+          </w:tcPr>
+          <w:p>
+            <w:r/>
+            <w:r>
+              <w:rPr>
+                <w:sz w:val="16"/>
+              </w:rPr>
+              <w:t>Statistics</w:t>
+            </w:r>
+          </w:p>
+        </w:tc>
+        <w:tc>
+          <w:tcPr>
+            <w:tcW w:type="dxa" w:w="1872"/>
+          </w:tcPr>
+          <w:p>
+            <w:r/>
+            <w:r>
+              <w:rPr>
+                <w:sz w:val="16"/>
+              </w:rPr>
+              <w:t>Confidence intervals</w:t>
+            </w:r>
+          </w:p>
+        </w:tc>
+        <w:tc>
+          <w:tcPr>
+            <w:tcW w:type="dxa" w:w="1872"/>
+          </w:tcPr>
+          <w:p>
+            <w:r/>
+            <w:r>
+              <w:rPr>
+                <w:sz w:val="16"/>
+              </w:rPr>
+              <w:t>Paired bootstrap, 10,000 resamples</w:t>
+            </w:r>
+          </w:p>
+        </w:tc>
+        <w:tc>
+          <w:tcPr>
+            <w:tcW w:type="dxa" w:w="1872"/>
+          </w:tcPr>
+          <w:p>
+            <w:r/>
+            <w:r>
+              <w:rPr>
+                <w:sz w:val="16"/>
+              </w:rPr>
+              <w:t>More than the 1,000 resamples recommended for percentile intervals, giving stable limits</w:t>
+            </w:r>
+          </w:p>
+        </w:tc>
+        <w:tc>
+          <w:tcPr>
+            <w:tcW w:type="dxa" w:w="1872"/>
+          </w:tcPr>
+          <w:p>
+            <w:r/>
+            <w:r>
+              <w:rPr>
+                <w:sz w:val="16"/>
+              </w:rPr>
+              <w:t>Efron and Tibshirani (1993)</w:t>
+            </w:r>
+          </w:p>
+        </w:tc>
+      </w:tr>
+      <w:tr>
+        <w:tc>
+          <w:tcPr>
+            <w:tcW w:type="dxa" w:w="1872"/>
+          </w:tcPr>
+          <w:p>
+            <w:r/>
+            <w:r>
+              <w:rPr>
+                <w:sz w:val="16"/>
+              </w:rPr>
+              <w:t>Statistics</w:t>
+            </w:r>
+          </w:p>
+        </w:tc>
+        <w:tc>
+          <w:tcPr>
+            <w:tcW w:type="dxa" w:w="1872"/>
+          </w:tcPr>
+          <w:p>
+            <w:r/>
+            <w:r>
+              <w:rPr>
+                <w:sz w:val="16"/>
+              </w:rPr>
+              <w:t>Multiple comparisons</w:t>
+            </w:r>
+          </w:p>
+        </w:tc>
+        <w:tc>
+          <w:tcPr>
+            <w:tcW w:type="dxa" w:w="1872"/>
+          </w:tcPr>
+          <w:p>
+            <w:r/>
+            <w:r>
+              <w:rPr>
+                <w:sz w:val="16"/>
+              </w:rPr>
+              <w:t>Holm correction; significant only if adjusted p &lt; 0.05 and CI excludes zero</w:t>
+            </w:r>
+          </w:p>
+        </w:tc>
+        <w:tc>
+          <w:tcPr>
+            <w:tcW w:type="dxa" w:w="1872"/>
+          </w:tcPr>
+          <w:p>
+            <w:r/>
+            <w:r>
+              <w:rPr>
+                <w:sz w:val="16"/>
+              </w:rPr>
+              <w:t>Controls the family-wise error rate with more power than Bonferroni</w:t>
+            </w:r>
+          </w:p>
+        </w:tc>
+        <w:tc>
+          <w:tcPr>
+            <w:tcW w:type="dxa" w:w="1872"/>
+          </w:tcPr>
+          <w:p>
+            <w:r/>
+            <w:r>
+              <w:rPr>
+                <w:sz w:val="16"/>
+              </w:rPr>
+              <w:t>Holm (1979)</w:t>
             </w:r>
           </w:p>
         </w:tc>

--- a/final writing/Appendix.docx
+++ b/final writing/Appendix.docx
@@ -5435,7 +5435,7 @@
               <w:rPr>
                 <w:sz w:val="16"/>
               </w:rPr>
-              <w:t>Dettmers et al. (2023); our measurement (Table A.26)</w:t>
+              <w:t>Dettmers et al. (2023); our measurement (Table A.25)</w:t>
             </w:r>
           </w:p>
         </w:tc>
@@ -8257,7 +8257,7 @@
               <w:rPr>
                 <w:sz w:val="16"/>
               </w:rPr>
-              <w:t>80</w:t>
+              <w:t>80.0</w:t>
             </w:r>
           </w:p>
         </w:tc>
@@ -8329,7 +8329,7 @@
               <w:rPr>
                 <w:sz w:val="16"/>
               </w:rPr>
-              <w:t>69</w:t>
+              <w:t>69.0</w:t>
             </w:r>
           </w:p>
         </w:tc>
@@ -8473,7 +8473,7 @@
               <w:rPr>
                 <w:sz w:val="16"/>
               </w:rPr>
-              <w:t>55</w:t>
+              <w:t>55.0</w:t>
             </w:r>
           </w:p>
         </w:tc>
@@ -8991,7 +8991,7 @@
               <w:rPr>
                 <w:sz w:val="16"/>
               </w:rPr>
-              <w:t>62</w:t>
+              <w:t>62.0</w:t>
             </w:r>
           </w:p>
         </w:tc>
@@ -9351,7 +9351,7 @@
               <w:rPr>
                 <w:sz w:val="16"/>
               </w:rPr>
-              <w:t>56</w:t>
+              <w:t>56.0</w:t>
             </w:r>
           </w:p>
         </w:tc>
@@ -9725,7 +9725,7 @@
               <w:rPr>
                 <w:sz w:val="16"/>
               </w:rPr>
-              <w:t>44</w:t>
+              <w:t>44.0</w:t>
             </w:r>
           </w:p>
         </w:tc>
@@ -10129,7 +10129,7 @@
               <w:rPr>
                 <w:sz w:val="16"/>
               </w:rPr>
-              <w:t>38</w:t>
+              <w:t>38.0</w:t>
             </w:r>
           </w:p>
         </w:tc>
@@ -10345,7 +10345,7 @@
               <w:rPr>
                 <w:sz w:val="16"/>
               </w:rPr>
-              <w:t>25</w:t>
+              <w:t>25.0</w:t>
             </w:r>
           </w:p>
         </w:tc>
@@ -12804,7 +12804,7 @@
               <w:rPr>
                 <w:sz w:val="13"/>
               </w:rPr>
-              <w:t>0</w:t>
+              <w:t>2e-05</w:t>
             </w:r>
           </w:p>
         </w:tc>
@@ -12918,7 +12918,7 @@
               <w:rPr>
                 <w:sz w:val="13"/>
               </w:rPr>
-              <w:t>0</w:t>
+              <w:t>2e-05</w:t>
             </w:r>
           </w:p>
         </w:tc>
@@ -13032,7 +13032,7 @@
               <w:rPr>
                 <w:sz w:val="13"/>
               </w:rPr>
-              <w:t>0</w:t>
+              <w:t>2e-05</w:t>
             </w:r>
           </w:p>
         </w:tc>
@@ -13074,7 +13074,7 @@
               <w:rPr>
                 <w:sz w:val="13"/>
               </w:rPr>
-              <w:t>85</w:t>
+              <w:t>85.0</w:t>
             </w:r>
           </w:p>
         </w:tc>
@@ -13146,7 +13146,7 @@
               <w:rPr>
                 <w:sz w:val="13"/>
               </w:rPr>
-              <w:t>0</w:t>
+              <w:t>1e-05</w:t>
             </w:r>
           </w:p>
         </w:tc>
@@ -13174,7 +13174,7 @@
               <w:rPr>
                 <w:sz w:val="13"/>
               </w:rPr>
-              <w:t>53</w:t>
+              <w:t>53.0</w:t>
             </w:r>
           </w:p>
         </w:tc>
@@ -13535,7 +13535,7 @@
               <w:rPr>
                 <w:sz w:val="13"/>
               </w:rPr>
-              <w:t>0.5</w:t>
+              <w:t>0.50</w:t>
             </w:r>
           </w:p>
         </w:tc>
@@ -13549,7 +13549,7 @@
               <w:rPr>
                 <w:sz w:val="13"/>
               </w:rPr>
-              <w:t>0.5</w:t>
+              <w:t>0.502</w:t>
             </w:r>
           </w:p>
         </w:tc>
@@ -13563,7 +13563,7 @@
               <w:rPr>
                 <w:sz w:val="13"/>
               </w:rPr>
-              <w:t>-0</w:t>
+              <w:t>-0.00</w:t>
             </w:r>
           </w:p>
         </w:tc>
@@ -13761,7 +13761,7 @@
               <w:rPr>
                 <w:sz w:val="13"/>
               </w:rPr>
-              <w:t>0.04</w:t>
+              <w:t>0.035</w:t>
             </w:r>
           </w:p>
         </w:tc>
@@ -13789,7 +13789,7 @@
               <w:rPr>
                 <w:sz w:val="13"/>
               </w:rPr>
-              <w:t>0</w:t>
+              <w:t>0.00</w:t>
             </w:r>
           </w:p>
         </w:tc>
@@ -13875,7 +13875,7 @@
               <w:rPr>
                 <w:sz w:val="13"/>
               </w:rPr>
-              <w:t>0.5</w:t>
+              <w:t>0.50</w:t>
             </w:r>
           </w:p>
         </w:tc>
@@ -13903,7 +13903,7 @@
               <w:rPr>
                 <w:sz w:val="13"/>
               </w:rPr>
-              <w:t>0.01</w:t>
+              <w:t>0.013</w:t>
             </w:r>
           </w:p>
         </w:tc>
@@ -13917,7 +13917,7 @@
               <w:rPr>
                 <w:sz w:val="13"/>
               </w:rPr>
-              <w:t>-0</w:t>
+              <w:t>-0.00</w:t>
             </w:r>
           </w:p>
         </w:tc>
@@ -13959,7 +13959,7 @@
               <w:rPr>
                 <w:sz w:val="13"/>
               </w:rPr>
-              <w:t>0.11</w:t>
+              <w:t>0.109</w:t>
             </w:r>
           </w:p>
         </w:tc>
@@ -14073,7 +14073,7 @@
               <w:rPr>
                 <w:sz w:val="13"/>
               </w:rPr>
-              <w:t>0.03</w:t>
+              <w:t>0.033</w:t>
             </w:r>
           </w:p>
         </w:tc>
@@ -14129,7 +14129,7 @@
               <w:rPr>
                 <w:sz w:val="13"/>
               </w:rPr>
-              <w:t>0</w:t>
+              <w:t>0.0</w:t>
             </w:r>
           </w:p>
         </w:tc>
@@ -14229,7 +14229,7 @@
               <w:rPr>
                 <w:sz w:val="13"/>
               </w:rPr>
-              <w:t>0.5</w:t>
+              <w:t>0.50</w:t>
             </w:r>
           </w:p>
         </w:tc>
@@ -14299,7 +14299,7 @@
               <w:rPr>
                 <w:sz w:val="13"/>
               </w:rPr>
-              <w:t>0</w:t>
+              <w:t>0.00</w:t>
             </w:r>
           </w:p>
         </w:tc>
@@ -14469,7 +14469,7 @@
               <w:rPr>
                 <w:sz w:val="13"/>
               </w:rPr>
-              <w:t>0</w:t>
+              <w:t>0.00</w:t>
             </w:r>
           </w:p>
         </w:tc>
@@ -14760,7 +14760,7 @@
               <w:rPr>
                 <w:sz w:val="13"/>
               </w:rPr>
-              <w:t>100</w:t>
+              <w:t>100.0</w:t>
             </w:r>
           </w:p>
         </w:tc>
@@ -14860,7 +14860,7 @@
               <w:rPr>
                 <w:sz w:val="13"/>
               </w:rPr>
-              <w:t>92</w:t>
+              <w:t>92.0</w:t>
             </w:r>
           </w:p>
         </w:tc>
@@ -14888,7 +14888,7 @@
               <w:rPr>
                 <w:sz w:val="13"/>
               </w:rPr>
-              <w:t>22</w:t>
+              <w:t>22.0</w:t>
             </w:r>
           </w:p>
         </w:tc>
@@ -14930,7 +14930,7 @@
               <w:rPr>
                 <w:sz w:val="13"/>
               </w:rPr>
-              <w:t>35</w:t>
+              <w:t>35.0</w:t>
             </w:r>
           </w:p>
         </w:tc>
@@ -14960,7 +14960,7 @@
               <w:rPr>
                 <w:sz w:val="13"/>
               </w:rPr>
-              <w:t>72</w:t>
+              <w:t>72.0</w:t>
             </w:r>
           </w:p>
         </w:tc>
@@ -14988,7 +14988,7 @@
               <w:rPr>
                 <w:sz w:val="13"/>
               </w:rPr>
-              <w:t>96</w:t>
+              <w:t>96.0</w:t>
             </w:r>
           </w:p>
         </w:tc>
@@ -15588,7 +15588,7 @@
               <w:rPr>
                 <w:sz w:val="13"/>
               </w:rPr>
-              <w:t>5</w:t>
+              <w:t>5.0</w:t>
             </w:r>
           </w:p>
         </w:tc>
@@ -15660,7 +15660,7 @@
               <w:rPr>
                 <w:sz w:val="13"/>
               </w:rPr>
-              <w:t>5</w:t>
+              <w:t>5.0</w:t>
             </w:r>
           </w:p>
         </w:tc>
@@ -15754,7 +15754,7 @@
               <w:rPr>
                 <w:sz w:val="13"/>
               </w:rPr>
-              <w:t>5</w:t>
+              <w:t>5.0</w:t>
             </w:r>
           </w:p>
         </w:tc>
@@ -15997,7 +15997,7 @@
               <w:rPr>
                 <w:sz w:val="16"/>
               </w:rPr>
-              <w:t>100</w:t>
+              <w:t>100.0</w:t>
             </w:r>
           </w:p>
         </w:tc>
@@ -16055,7 +16055,7 @@
               <w:rPr>
                 <w:sz w:val="16"/>
               </w:rPr>
-              <w:t>71</w:t>
+              <w:t>71.0</w:t>
             </w:r>
           </w:p>
         </w:tc>
@@ -16083,7 +16083,7 @@
               <w:rPr>
                 <w:sz w:val="16"/>
               </w:rPr>
-              <w:t>100</w:t>
+              <w:t>100.0</w:t>
             </w:r>
           </w:p>
         </w:tc>
@@ -16169,7 +16169,7 @@
               <w:rPr>
                 <w:sz w:val="16"/>
               </w:rPr>
-              <w:t>100</w:t>
+              <w:t>100.0</w:t>
             </w:r>
           </w:p>
         </w:tc>
@@ -16183,7 +16183,7 @@
               <w:rPr>
                 <w:sz w:val="16"/>
               </w:rPr>
-              <w:t>62</w:t>
+              <w:t>62.0</w:t>
             </w:r>
           </w:p>
         </w:tc>
@@ -16255,7 +16255,7 @@
               <w:rPr>
                 <w:sz w:val="16"/>
               </w:rPr>
-              <w:t>100</w:t>
+              <w:t>100.0</w:t>
             </w:r>
           </w:p>
         </w:tc>
@@ -16269,7 +16269,7 @@
               <w:rPr>
                 <w:sz w:val="16"/>
               </w:rPr>
-              <w:t>54</w:t>
+              <w:t>54.0</w:t>
             </w:r>
           </w:p>
         </w:tc>
@@ -16308,18 +16308,15 @@
         <w:tblLook w:firstColumn="1" w:firstRow="1" w:lastColumn="0" w:lastRow="0" w:noHBand="0" w:noVBand="1" w:val="04A0"/>
       </w:tblPr>
       <w:tblGrid>
-        <w:gridCol w:w="1337"/>
-        <w:gridCol w:w="1337"/>
-        <w:gridCol w:w="1337"/>
-        <w:gridCol w:w="1337"/>
-        <w:gridCol w:w="1337"/>
-        <w:gridCol w:w="1337"/>
-        <w:gridCol w:w="1337"/>
+        <w:gridCol w:w="2340"/>
+        <w:gridCol w:w="2340"/>
+        <w:gridCol w:w="2340"/>
+        <w:gridCol w:w="2340"/>
       </w:tblGrid>
       <w:tr>
         <w:tc>
           <w:tcPr>
-            <w:tcW w:type="dxa" w:w="1337"/>
+            <w:tcW w:type="dxa" w:w="2340"/>
             <w:shd w:val="clear" w:color="auto" w:fill="E3EEFB"/>
           </w:tcPr>
           <w:p>
@@ -16331,15 +16328,15 @@
             <w:r>
               <w:rPr>
                 <w:b/>
-                <w:sz w:val="13"/>
-              </w:rPr>
-              <w:t>System</w:t>
-            </w:r>
-          </w:p>
-        </w:tc>
-        <w:tc>
-          <w:tcPr>
-            <w:tcW w:type="dxa" w:w="1337"/>
+                <w:sz w:val="16"/>
+              </w:rPr>
+              <w:t>Problem found</w:t>
+            </w:r>
+          </w:p>
+        </w:tc>
+        <w:tc>
+          <w:tcPr>
+            <w:tcW w:type="dxa" w:w="2340"/>
             <w:shd w:val="clear" w:color="auto" w:fill="E3EEFB"/>
           </w:tcPr>
           <w:p>
@@ -16351,15 +16348,15 @@
             <w:r>
               <w:rPr>
                 <w:b/>
-                <w:sz w:val="13"/>
-              </w:rPr>
-              <w:t>All rules (%)</w:t>
-            </w:r>
-          </w:p>
-        </w:tc>
-        <w:tc>
-          <w:tcPr>
-            <w:tcW w:type="dxa" w:w="1337"/>
+                <w:sz w:val="16"/>
+              </w:rPr>
+              <w:t>Evidence</w:t>
+            </w:r>
+          </w:p>
+        </w:tc>
+        <w:tc>
+          <w:tcPr>
+            <w:tcW w:type="dxa" w:w="2340"/>
             <w:shd w:val="clear" w:color="auto" w:fill="E3EEFB"/>
           </w:tcPr>
           <w:p>
@@ -16371,15 +16368,15 @@
             <w:r>
               <w:rPr>
                 <w:b/>
-                <w:sz w:val="13"/>
-              </w:rPr>
-              <w:t>WASSA empathy</w:t>
-            </w:r>
-          </w:p>
-        </w:tc>
-        <w:tc>
-          <w:tcPr>
-            <w:tcW w:type="dxa" w:w="1337"/>
+                <w:sz w:val="16"/>
+              </w:rPr>
+              <w:t>Adjustment</w:t>
+            </w:r>
+          </w:p>
+        </w:tc>
+        <w:tc>
+          <w:tcPr>
+            <w:tcW w:type="dxa" w:w="2340"/>
             <w:shd w:val="clear" w:color="auto" w:fill="E3EEFB"/>
           </w:tcPr>
           <w:p>
@@ -16391,69 +16388,9 @@
             <w:r>
               <w:rPr>
                 <w:b/>
-                <w:sz w:val="13"/>
-              </w:rPr>
-              <w:t>Emotion validation (%)</w:t>
-            </w:r>
-          </w:p>
-        </w:tc>
-        <w:tc>
-          <w:tcPr>
-            <w:tcW w:type="dxa" w:w="1337"/>
-            <w:shd w:val="clear" w:color="auto" w:fill="E3EEFB"/>
-          </w:tcPr>
-          <w:p>
-            <w:r>
-              <w:rPr>
-                <w:b/>
-              </w:rPr>
-            </w:r>
-            <w:r>
-              <w:rPr>
-                <w:b/>
-                <w:sz w:val="13"/>
-              </w:rPr>
-              <w:t>AI-judge empathy</w:t>
-            </w:r>
-          </w:p>
-        </w:tc>
-        <w:tc>
-          <w:tcPr>
-            <w:tcW w:type="dxa" w:w="1337"/>
-            <w:shd w:val="clear" w:color="auto" w:fill="E3EEFB"/>
-          </w:tcPr>
-          <w:p>
-            <w:r>
-              <w:rPr>
-                <w:b/>
-              </w:rPr>
-            </w:r>
-            <w:r>
-              <w:rPr>
-                <w:b/>
-                <w:sz w:val="13"/>
-              </w:rPr>
-              <w:t>Non-repetition (%)</w:t>
-            </w:r>
-          </w:p>
-        </w:tc>
-        <w:tc>
-          <w:tcPr>
-            <w:tcW w:type="dxa" w:w="1337"/>
-            <w:shd w:val="clear" w:color="auto" w:fill="E3EEFB"/>
-          </w:tcPr>
-          <w:p>
-            <w:r>
-              <w:rPr>
-                <w:b/>
-              </w:rPr>
-            </w:r>
-            <w:r>
-              <w:rPr>
-                <w:b/>
-                <w:sz w:val="13"/>
-              </w:rPr>
-              <w:t>Composite (equal weights)</w:t>
+                <w:sz w:val="16"/>
+              </w:rPr>
+              <w:t>Measured effect</w:t>
             </w:r>
           </w:p>
         </w:tc>
@@ -16461,99 +16398,57 @@
       <w:tr>
         <w:tc>
           <w:tcPr>
-            <w:tcW w:type="dxa" w:w="1337"/>
-          </w:tcPr>
-          <w:p>
-            <w:r/>
-            <w:r>
-              <w:rPr>
-                <w:sz w:val="13"/>
-              </w:rPr>
-              <w:t>Single model Qwen-7B</w:t>
-            </w:r>
-          </w:p>
-        </w:tc>
-        <w:tc>
-          <w:tcPr>
-            <w:tcW w:type="dxa" w:w="1337"/>
-          </w:tcPr>
-          <w:p>
-            <w:r/>
-            <w:r>
-              <w:rPr>
-                <w:sz w:val="13"/>
-              </w:rPr>
-              <w:t>82.33</w:t>
-            </w:r>
-          </w:p>
-        </w:tc>
-        <w:tc>
-          <w:tcPr>
-            <w:tcW w:type="dxa" w:w="1337"/>
-          </w:tcPr>
-          <w:p>
-            <w:r/>
-            <w:r>
-              <w:rPr>
-                <w:sz w:val="13"/>
-              </w:rPr>
-              <w:t>5.76</w:t>
-            </w:r>
-          </w:p>
-        </w:tc>
-        <w:tc>
-          <w:tcPr>
-            <w:tcW w:type="dxa" w:w="1337"/>
-          </w:tcPr>
-          <w:p>
-            <w:r/>
-            <w:r>
-              <w:rPr>
-                <w:sz w:val="13"/>
-              </w:rPr>
-              <w:t>32.33</w:t>
-            </w:r>
-          </w:p>
-        </w:tc>
-        <w:tc>
-          <w:tcPr>
-            <w:tcW w:type="dxa" w:w="1337"/>
-          </w:tcPr>
-          <w:p>
-            <w:r/>
-            <w:r>
-              <w:rPr>
-                <w:sz w:val="13"/>
-              </w:rPr>
-              <w:t>8.15</w:t>
-            </w:r>
-          </w:p>
-        </w:tc>
-        <w:tc>
-          <w:tcPr>
-            <w:tcW w:type="dxa" w:w="1337"/>
-          </w:tcPr>
-          <w:p>
-            <w:r/>
-            <w:r>
-              <w:rPr>
-                <w:sz w:val="13"/>
-              </w:rPr>
-              <w:t>41.3</w:t>
-            </w:r>
-          </w:p>
-        </w:tc>
-        <w:tc>
-          <w:tcPr>
-            <w:tcW w:type="dxa" w:w="1337"/>
-          </w:tcPr>
-          <w:p>
-            <w:r/>
-            <w:r>
-              <w:rPr>
-                <w:sz w:val="13"/>
-              </w:rPr>
-              <w:t>0.79</w:t>
+            <w:tcW w:type="dxa" w:w="2340"/>
+          </w:tcPr>
+          <w:p>
+            <w:r/>
+            <w:r>
+              <w:rPr>
+                <w:sz w:val="16"/>
+              </w:rPr>
+              <w:t>d1 trained on situation text but fed user messages</w:t>
+            </w:r>
+          </w:p>
+        </w:tc>
+        <w:tc>
+          <w:tcPr>
+            <w:tcW w:type="dxa" w:w="2340"/>
+          </w:tcPr>
+          <w:p>
+            <w:r/>
+            <w:r>
+              <w:rPr>
+                <w:sz w:val="16"/>
+              </w:rPr>
+              <w:t>Accuracy 56.9% -&gt; 48.2% on real input</w:t>
+            </w:r>
+          </w:p>
+        </w:tc>
+        <w:tc>
+          <w:tcPr>
+            <w:tcW w:type="dxa" w:w="2340"/>
+          </w:tcPr>
+          <w:p>
+            <w:r/>
+            <w:r>
+              <w:rPr>
+                <w:sz w:val="16"/>
+              </w:rPr>
+              <w:t>Retrain on first user message; switch GPT-2 -&gt; RoBERTa-base</w:t>
+            </w:r>
+          </w:p>
+        </w:tc>
+        <w:tc>
+          <w:tcPr>
+            <w:tcW w:type="dxa" w:w="2340"/>
+          </w:tcPr>
+          <w:p>
+            <w:r/>
+            <w:r>
+              <w:rPr>
+                <w:sz w:val="16"/>
+              </w:rPr>
+              <w:t>50.3% top-1 on real input (+2.1 pp over honest GPT-2 number)</w:t>
             </w:r>
           </w:p>
         </w:tc>
@@ -16561,99 +16456,57 @@
       <w:tr>
         <w:tc>
           <w:tcPr>
-            <w:tcW w:type="dxa" w:w="1337"/>
-          </w:tcPr>
-          <w:p>
-            <w:r/>
-            <w:r>
-              <w:rPr>
-                <w:sz w:val="13"/>
-              </w:rPr>
-              <w:t>FINAL: two-stage Phi-4-mini</w:t>
-            </w:r>
-          </w:p>
-        </w:tc>
-        <w:tc>
-          <w:tcPr>
-            <w:tcW w:type="dxa" w:w="1337"/>
-          </w:tcPr>
-          <w:p>
-            <w:r/>
-            <w:r>
-              <w:rPr>
-                <w:sz w:val="13"/>
-              </w:rPr>
-              <w:t>60</w:t>
-            </w:r>
-          </w:p>
-        </w:tc>
-        <w:tc>
-          <w:tcPr>
-            <w:tcW w:type="dxa" w:w="1337"/>
-          </w:tcPr>
-          <w:p>
-            <w:r/>
-            <w:r>
-              <w:rPr>
-                <w:sz w:val="13"/>
-              </w:rPr>
-              <w:t>5.05</w:t>
-            </w:r>
-          </w:p>
-        </w:tc>
-        <w:tc>
-          <w:tcPr>
-            <w:tcW w:type="dxa" w:w="1337"/>
-          </w:tcPr>
-          <w:p>
-            <w:r/>
-            <w:r>
-              <w:rPr>
-                <w:sz w:val="13"/>
-              </w:rPr>
-              <w:t>36.67</w:t>
-            </w:r>
-          </w:p>
-        </w:tc>
-        <w:tc>
-          <w:tcPr>
-            <w:tcW w:type="dxa" w:w="1337"/>
-          </w:tcPr>
-          <w:p>
-            <w:r/>
-            <w:r>
-              <w:rPr>
-                <w:sz w:val="13"/>
-              </w:rPr>
-              <w:t>7.84</w:t>
-            </w:r>
-          </w:p>
-        </w:tc>
-        <w:tc>
-          <w:tcPr>
-            <w:tcW w:type="dxa" w:w="1337"/>
-          </w:tcPr>
-          <w:p>
-            <w:r/>
-            <w:r>
-              <w:rPr>
-                <w:sz w:val="13"/>
-              </w:rPr>
-              <w:t>41.3</w:t>
-            </w:r>
-          </w:p>
-        </w:tc>
-        <w:tc>
-          <w:tcPr>
-            <w:tcW w:type="dxa" w:w="1337"/>
-          </w:tcPr>
-          <w:p>
-            <w:r/>
-            <w:r>
-              <w:rPr>
-                <w:sz w:val="13"/>
-              </w:rPr>
-              <w:t>0.5</w:t>
+            <w:tcW w:type="dxa" w:w="2340"/>
+          </w:tcPr>
+          <w:p>
+            <w:r/>
+            <w:r>
+              <w:rPr>
+                <w:sz w:val="16"/>
+              </w:rPr>
+              <w:t>Qwen2.5-1.5B d2 limited rule adherence</w:t>
+            </w:r>
+          </w:p>
+        </w:tc>
+        <w:tc>
+          <w:tcPr>
+            <w:tcW w:type="dxa" w:w="2340"/>
+          </w:tcPr>
+          <w:p>
+            <w:r/>
+            <w:r>
+              <w:rPr>
+                <w:sz w:val="16"/>
+              </w:rPr>
+              <w:t>Bake-off: Phi 65.3% vs Qwen 57.7% vs Gemma 22.0% all-rules</w:t>
+            </w:r>
+          </w:p>
+        </w:tc>
+        <w:tc>
+          <w:tcPr>
+            <w:tcW w:type="dxa" w:w="2340"/>
+          </w:tcPr>
+          <w:p>
+            <w:r/>
+            <w:r>
+              <w:rPr>
+                <w:sz w:val="16"/>
+              </w:rPr>
+              <w:t>Adopt Phi-4-mini (4-bit)</w:t>
+            </w:r>
+          </w:p>
+        </w:tc>
+        <w:tc>
+          <w:tcPr>
+            <w:tcW w:type="dxa" w:w="2340"/>
+          </w:tcPr>
+          <w:p>
+            <w:r/>
+            <w:r>
+              <w:rPr>
+                <w:sz w:val="16"/>
+              </w:rPr>
+              <w:t>Best rule adherence at equal prompt</w:t>
             </w:r>
           </w:p>
         </w:tc>
@@ -16661,99 +16514,57 @@
       <w:tr>
         <w:tc>
           <w:tcPr>
-            <w:tcW w:type="dxa" w:w="1337"/>
-          </w:tcPr>
-          <w:p>
-            <w:r/>
-            <w:r>
-              <w:rPr>
-                <w:sz w:val="13"/>
-              </w:rPr>
-              <w:t>Initial pipeline (GPT-2 + Qwen)</w:t>
-            </w:r>
-          </w:p>
-        </w:tc>
-        <w:tc>
-          <w:tcPr>
-            <w:tcW w:type="dxa" w:w="1337"/>
-          </w:tcPr>
-          <w:p>
-            <w:r/>
-            <w:r>
-              <w:rPr>
-                <w:sz w:val="13"/>
-              </w:rPr>
-              <w:t>63.67</w:t>
-            </w:r>
-          </w:p>
-        </w:tc>
-        <w:tc>
-          <w:tcPr>
-            <w:tcW w:type="dxa" w:w="1337"/>
-          </w:tcPr>
-          <w:p>
-            <w:r/>
-            <w:r>
-              <w:rPr>
-                <w:sz w:val="13"/>
-              </w:rPr>
-              <w:t>4.8</w:t>
-            </w:r>
-          </w:p>
-        </w:tc>
-        <w:tc>
-          <w:tcPr>
-            <w:tcW w:type="dxa" w:w="1337"/>
-          </w:tcPr>
-          <w:p>
-            <w:r/>
-            <w:r>
-              <w:rPr>
-                <w:sz w:val="13"/>
-              </w:rPr>
-              <w:t>26</w:t>
-            </w:r>
-          </w:p>
-        </w:tc>
-        <w:tc>
-          <w:tcPr>
-            <w:tcW w:type="dxa" w:w="1337"/>
-          </w:tcPr>
-          <w:p>
-            <w:r/>
-            <w:r>
-              <w:rPr>
-                <w:sz w:val="13"/>
-              </w:rPr>
-              <w:t>6.98</w:t>
-            </w:r>
-          </w:p>
-        </w:tc>
-        <w:tc>
-          <w:tcPr>
-            <w:tcW w:type="dxa" w:w="1337"/>
-          </w:tcPr>
-          <w:p>
-            <w:r/>
-            <w:r>
-              <w:rPr>
-                <w:sz w:val="13"/>
-              </w:rPr>
-              <w:t>76.3</w:t>
-            </w:r>
-          </w:p>
-        </w:tc>
-        <w:tc>
-          <w:tcPr>
-            <w:tcW w:type="dxa" w:w="1337"/>
-          </w:tcPr>
-          <w:p>
-            <w:r/>
-            <w:r>
-              <w:rPr>
-                <w:sz w:val="13"/>
-              </w:rPr>
-              <w:t>0.24</w:t>
+            <w:tcW w:type="dxa" w:w="2340"/>
+          </w:tcPr>
+          <w:p>
+            <w:r/>
+            <w:r>
+              <w:rPr>
+                <w:sz w:val="16"/>
+              </w:rPr>
+              <w:t>d1 top-1 wrong half the time, but right answer often nearby</w:t>
+            </w:r>
+          </w:p>
+        </w:tc>
+        <w:tc>
+          <w:tcPr>
+            <w:tcW w:type="dxa" w:w="2340"/>
+          </w:tcPr>
+          <w:p>
+            <w:r/>
+            <w:r>
+              <w:rPr>
+                <w:sz w:val="16"/>
+              </w:rPr>
+              <w:t>Gold in top-3 = 76.5%</w:t>
+            </w:r>
+          </w:p>
+        </w:tc>
+        <w:tc>
+          <w:tcPr>
+            <w:tcW w:type="dxa" w:w="2340"/>
+          </w:tcPr>
+          <w:p>
+            <w:r/>
+            <w:r>
+              <w:rPr>
+                <w:sz w:val="16"/>
+              </w:rPr>
+              <w:t>Two-stage: d2 picks from top-3, then emotion-specific prompt</w:t>
+            </w:r>
+          </w:p>
+        </w:tc>
+        <w:tc>
+          <w:tcPr>
+            <w:tcW w:type="dxa" w:w="2340"/>
+          </w:tcPr>
+          <w:p>
+            <w:r/>
+            <w:r>
+              <w:rPr>
+                <w:sz w:val="16"/>
+              </w:rPr>
+              <w:t>Emotion validation 28.3% -&gt; 36.7%; WASSA 4.89 -&gt; 5.05 (both significant)</w:t>
             </w:r>
           </w:p>
         </w:tc>
@@ -16761,99 +16572,57 @@
       <w:tr>
         <w:tc>
           <w:tcPr>
-            <w:tcW w:type="dxa" w:w="1337"/>
-          </w:tcPr>
-          <w:p>
-            <w:r/>
-            <w:r>
-              <w:rPr>
-                <w:sz w:val="13"/>
-              </w:rPr>
-              <w:t>Single model Phi-4-mini</w:t>
-            </w:r>
-          </w:p>
-        </w:tc>
-        <w:tc>
-          <w:tcPr>
-            <w:tcW w:type="dxa" w:w="1337"/>
-          </w:tcPr>
-          <w:p>
-            <w:r/>
-            <w:r>
-              <w:rPr>
-                <w:sz w:val="13"/>
-              </w:rPr>
-              <w:t>73.67</w:t>
-            </w:r>
-          </w:p>
-        </w:tc>
-        <w:tc>
-          <w:tcPr>
-            <w:tcW w:type="dxa" w:w="1337"/>
-          </w:tcPr>
-          <w:p>
-            <w:r/>
-            <w:r>
-              <w:rPr>
-                <w:sz w:val="13"/>
-              </w:rPr>
-              <w:t>4.75</w:t>
-            </w:r>
-          </w:p>
-        </w:tc>
-        <w:tc>
-          <w:tcPr>
-            <w:tcW w:type="dxa" w:w="1337"/>
-          </w:tcPr>
-          <w:p>
-            <w:r/>
-            <w:r>
-              <w:rPr>
-                <w:sz w:val="13"/>
-              </w:rPr>
-              <w:t>27</w:t>
-            </w:r>
-          </w:p>
-        </w:tc>
-        <w:tc>
-          <w:tcPr>
-            <w:tcW w:type="dxa" w:w="1337"/>
-          </w:tcPr>
-          <w:p>
-            <w:r/>
-            <w:r>
-              <w:rPr>
-                <w:sz w:val="13"/>
-              </w:rPr>
-              <w:t>8.04</w:t>
-            </w:r>
-          </w:p>
-        </w:tc>
-        <w:tc>
-          <w:tcPr>
-            <w:tcW w:type="dxa" w:w="1337"/>
-          </w:tcPr>
-          <w:p>
-            <w:r/>
-            <w:r>
-              <w:rPr>
-                <w:sz w:val="13"/>
-              </w:rPr>
-              <w:t>27.7</w:t>
-            </w:r>
-          </w:p>
-        </w:tc>
-        <w:tc>
-          <w:tcPr>
-            <w:tcW w:type="dxa" w:w="1337"/>
-          </w:tcPr>
-          <w:p>
-            <w:r/>
-            <w:r>
-              <w:rPr>
-                <w:sz w:val="13"/>
-              </w:rPr>
-              <w:t>0.09</w:t>
+            <w:tcW w:type="dxa" w:w="2340"/>
+          </w:tcPr>
+          <w:p>
+            <w:r/>
+            <w:r>
+              <w:rPr>
+                <w:sz w:val="16"/>
+              </w:rPr>
+              <w:t>Generic prompt gives generic replies</w:t>
+            </w:r>
+          </w:p>
+        </w:tc>
+        <w:tc>
+          <w:tcPr>
+            <w:tcW w:type="dxa" w:w="2340"/>
+          </w:tcPr>
+          <w:p>
+            <w:r/>
+            <w:r>
+              <w:rPr>
+                <w:sz w:val="16"/>
+              </w:rPr>
+              <w:t>Boilerplate phrasing; P2 feedback on depth</w:t>
+            </w:r>
+          </w:p>
+        </w:tc>
+        <w:tc>
+          <w:tcPr>
+            <w:tcW w:type="dxa" w:w="2340"/>
+          </w:tcPr>
+          <w:p>
+            <w:r/>
+            <w:r>
+              <w:rPr>
+                <w:sz w:val="16"/>
+              </w:rPr>
+              <w:t>32 per-emotion focus/avoid prompts</w:t>
+            </w:r>
+          </w:p>
+        </w:tc>
+        <w:tc>
+          <w:tcPr>
+            <w:tcW w:type="dxa" w:w="2340"/>
+          </w:tcPr>
+          <w:p>
+            <w:r/>
+            <w:r>
+              <w:rPr>
+                <w:sz w:val="16"/>
+              </w:rPr>
+              <w:t>Part of A3 gain</w:t>
             </w:r>
           </w:p>
         </w:tc>
@@ -16861,99 +16630,57 @@
       <w:tr>
         <w:tc>
           <w:tcPr>
-            <w:tcW w:type="dxa" w:w="1337"/>
-          </w:tcPr>
-          <w:p>
-            <w:r/>
-            <w:r>
-              <w:rPr>
-                <w:sz w:val="13"/>
-              </w:rPr>
-              <w:t>Single model Qwen-1.5B</w:t>
-            </w:r>
-          </w:p>
-        </w:tc>
-        <w:tc>
-          <w:tcPr>
-            <w:tcW w:type="dxa" w:w="1337"/>
-          </w:tcPr>
-          <w:p>
-            <w:r/>
-            <w:r>
-              <w:rPr>
-                <w:sz w:val="13"/>
-              </w:rPr>
-              <w:t>51.33</w:t>
-            </w:r>
-          </w:p>
-        </w:tc>
-        <w:tc>
-          <w:tcPr>
-            <w:tcW w:type="dxa" w:w="1337"/>
-          </w:tcPr>
-          <w:p>
-            <w:r/>
-            <w:r>
-              <w:rPr>
-                <w:sz w:val="13"/>
-              </w:rPr>
-              <w:t>4.84</w:t>
-            </w:r>
-          </w:p>
-        </w:tc>
-        <w:tc>
-          <w:tcPr>
-            <w:tcW w:type="dxa" w:w="1337"/>
-          </w:tcPr>
-          <w:p>
-            <w:r/>
-            <w:r>
-              <w:rPr>
-                <w:sz w:val="13"/>
-              </w:rPr>
-              <w:t>25.67</w:t>
-            </w:r>
-          </w:p>
-        </w:tc>
-        <w:tc>
-          <w:tcPr>
-            <w:tcW w:type="dxa" w:w="1337"/>
-          </w:tcPr>
-          <w:p>
-            <w:r/>
-            <w:r>
-              <w:rPr>
-                <w:sz w:val="13"/>
-              </w:rPr>
-              <w:t>7.15</w:t>
-            </w:r>
-          </w:p>
-        </w:tc>
-        <w:tc>
-          <w:tcPr>
-            <w:tcW w:type="dxa" w:w="1337"/>
-          </w:tcPr>
-          <w:p>
-            <w:r/>
-            <w:r>
-              <w:rPr>
-                <w:sz w:val="13"/>
-              </w:rPr>
-              <w:t>65</w:t>
-            </w:r>
-          </w:p>
-        </w:tc>
-        <w:tc>
-          <w:tcPr>
-            <w:tcW w:type="dxa" w:w="1337"/>
-          </w:tcPr>
-          <w:p>
-            <w:r/>
-            <w:r>
-              <w:rPr>
-                <w:sz w:val="13"/>
-              </w:rPr>
-              <w:t>0.06</w:t>
+            <w:tcW w:type="dxa" w:w="2340"/>
+          </w:tcPr>
+          <w:p>
+            <w:r/>
+            <w:r>
+              <w:rPr>
+                <w:sz w:val="16"/>
+              </w:rPr>
+              <w:t>Attention mechanism in original design not implemented</w:t>
+            </w:r>
+          </w:p>
+        </w:tc>
+        <w:tc>
+          <w:tcPr>
+            <w:tcW w:type="dxa" w:w="2340"/>
+          </w:tcPr>
+          <w:p>
+            <w:r/>
+            <w:r>
+              <w:rPr>
+                <w:sz w:val="16"/>
+              </w:rPr>
+              <w:t>Default attention backend returned no weights</w:t>
+            </w:r>
+          </w:p>
+        </w:tc>
+        <w:tc>
+          <w:tcPr>
+            <w:tcW w:type="dxa" w:w="2340"/>
+          </w:tcPr>
+          <w:p>
+            <w:r/>
+            <w:r>
+              <w:rPr>
+                <w:sz w:val="16"/>
+              </w:rPr>
+              <w:t>Eager attention + [CLS] attention cues passed to d2</w:t>
+            </w:r>
+          </w:p>
+        </w:tc>
+        <w:tc>
+          <w:tcPr>
+            <w:tcW w:type="dxa" w:w="2340"/>
+          </w:tcPr>
+          <w:p>
+            <w:r/>
+            <w:r>
+              <w:rPr>
+                <w:sz w:val="16"/>
+              </w:rPr>
+              <w:t>Words that drove detection visible and used</w:t>
             </w:r>
           </w:p>
         </w:tc>
@@ -16961,99 +16688,57 @@
       <w:tr>
         <w:tc>
           <w:tcPr>
-            <w:tcW w:type="dxa" w:w="1337"/>
-          </w:tcPr>
-          <w:p>
-            <w:r/>
-            <w:r>
-              <w:rPr>
-                <w:sz w:val="13"/>
-              </w:rPr>
-              <w:t>RoBERTa + Phi-4-mini (top-1)</w:t>
-            </w:r>
-          </w:p>
-        </w:tc>
-        <w:tc>
-          <w:tcPr>
-            <w:tcW w:type="dxa" w:w="1337"/>
-          </w:tcPr>
-          <w:p>
-            <w:r/>
-            <w:r>
-              <w:rPr>
-                <w:sz w:val="13"/>
-              </w:rPr>
-              <w:t>65.33</w:t>
-            </w:r>
-          </w:p>
-        </w:tc>
-        <w:tc>
-          <w:tcPr>
-            <w:tcW w:type="dxa" w:w="1337"/>
-          </w:tcPr>
-          <w:p>
-            <w:r/>
-            <w:r>
-              <w:rPr>
-                <w:sz w:val="13"/>
-              </w:rPr>
-              <w:t>4.89</w:t>
-            </w:r>
-          </w:p>
-        </w:tc>
-        <w:tc>
-          <w:tcPr>
-            <w:tcW w:type="dxa" w:w="1337"/>
-          </w:tcPr>
-          <w:p>
-            <w:r/>
-            <w:r>
-              <w:rPr>
-                <w:sz w:val="13"/>
-              </w:rPr>
-              <w:t>28.33</w:t>
-            </w:r>
-          </w:p>
-        </w:tc>
-        <w:tc>
-          <w:tcPr>
-            <w:tcW w:type="dxa" w:w="1337"/>
-          </w:tcPr>
-          <w:p>
-            <w:r/>
-            <w:r>
-              <w:rPr>
-                <w:sz w:val="13"/>
-              </w:rPr>
-              <w:t>7.84</w:t>
-            </w:r>
-          </w:p>
-        </w:tc>
-        <w:tc>
-          <w:tcPr>
-            <w:tcW w:type="dxa" w:w="1337"/>
-          </w:tcPr>
-          <w:p>
-            <w:r/>
-            <w:r>
-              <w:rPr>
-                <w:sz w:val="13"/>
-              </w:rPr>
-              <w:t>23</w:t>
-            </w:r>
-          </w:p>
-        </w:tc>
-        <w:tc>
-          <w:tcPr>
-            <w:tcW w:type="dxa" w:w="1337"/>
-          </w:tcPr>
-          <w:p>
-            <w:r/>
-            <w:r>
-              <w:rPr>
-                <w:sz w:val="13"/>
-              </w:rPr>
-              <w:t>0.04</w:t>
+            <w:tcW w:type="dxa" w:w="2340"/>
+          </w:tcPr>
+          <w:p>
+            <w:r/>
+            <w:r>
+              <w:rPr>
+                <w:sz w:val="16"/>
+              </w:rPr>
+              <w:t>Single message misread in conversation</w:t>
+            </w:r>
+          </w:p>
+        </w:tc>
+        <w:tc>
+          <w:tcPr>
+            <w:tcW w:type="dxa" w:w="2340"/>
+          </w:tcPr>
+          <w:p>
+            <w:r/>
+            <w:r>
+              <w:rPr>
+                <w:sz w:val="16"/>
+              </w:rPr>
+              <w:t>'I am okay. Well, not properly.' read as content (72%)</w:t>
+            </w:r>
+          </w:p>
+        </w:tc>
+        <w:tc>
+          <w:tcPr>
+            <w:tcW w:type="dxa" w:w="2340"/>
+          </w:tcPr>
+          <w:p>
+            <w:r/>
+            <w:r>
+              <w:rPr>
+                <w:sz w:val="16"/>
+              </w:rPr>
+              <w:t>d1 reads last 4 user turns</w:t>
+            </w:r>
+          </w:p>
+        </w:tc>
+        <w:tc>
+          <w:tcPr>
+            <w:tcW w:type="dxa" w:w="2340"/>
+          </w:tcPr>
+          <w:p>
+            <w:r/>
+            <w:r>
+              <w:rPr>
+                <w:sz w:val="16"/>
+              </w:rPr>
+              <w:t>Correctly read as angry with context</w:t>
             </w:r>
           </w:p>
         </w:tc>
@@ -17061,99 +16746,57 @@
       <w:tr>
         <w:tc>
           <w:tcPr>
-            <w:tcW w:type="dxa" w:w="1337"/>
-          </w:tcPr>
-          <w:p>
-            <w:r/>
-            <w:r>
-              <w:rPr>
-                <w:sz w:val="13"/>
-              </w:rPr>
-              <w:t>Zero-shot Qwen-1.5B</w:t>
-            </w:r>
-          </w:p>
-        </w:tc>
-        <w:tc>
-          <w:tcPr>
-            <w:tcW w:type="dxa" w:w="1337"/>
-          </w:tcPr>
-          <w:p>
-            <w:r/>
-            <w:r>
-              <w:rPr>
-                <w:sz w:val="13"/>
-              </w:rPr>
-              <w:t>19</w:t>
-            </w:r>
-          </w:p>
-        </w:tc>
-        <w:tc>
-          <w:tcPr>
-            <w:tcW w:type="dxa" w:w="1337"/>
-          </w:tcPr>
-          <w:p>
-            <w:r/>
-            <w:r>
-              <w:rPr>
-                <w:sz w:val="13"/>
-              </w:rPr>
-              <w:t>4.25</w:t>
-            </w:r>
-          </w:p>
-        </w:tc>
-        <w:tc>
-          <w:tcPr>
-            <w:tcW w:type="dxa" w:w="1337"/>
-          </w:tcPr>
-          <w:p>
-            <w:r/>
-            <w:r>
-              <w:rPr>
-                <w:sz w:val="13"/>
-              </w:rPr>
-              <w:t>24.67</w:t>
-            </w:r>
-          </w:p>
-        </w:tc>
-        <w:tc>
-          <w:tcPr>
-            <w:tcW w:type="dxa" w:w="1337"/>
-          </w:tcPr>
-          <w:p>
-            <w:r/>
-            <w:r>
-              <w:rPr>
-                <w:sz w:val="13"/>
-              </w:rPr>
-              <w:t>5.98</w:t>
-            </w:r>
-          </w:p>
-        </w:tc>
-        <w:tc>
-          <w:tcPr>
-            <w:tcW w:type="dxa" w:w="1337"/>
-          </w:tcPr>
-          <w:p>
-            <w:r/>
-            <w:r>
-              <w:rPr>
-                <w:sz w:val="13"/>
-              </w:rPr>
-              <w:t>65.3</w:t>
-            </w:r>
-          </w:p>
-        </w:tc>
-        <w:tc>
-          <w:tcPr>
-            <w:tcW w:type="dxa" w:w="1337"/>
-          </w:tcPr>
-          <w:p>
-            <w:r/>
-            <w:r>
-              <w:rPr>
-                <w:sz w:val="13"/>
-              </w:rPr>
-              <w:t>-0.59</w:t>
+            <w:tcW w:type="dxa" w:w="2340"/>
+          </w:tcPr>
+          <w:p>
+            <w:r/>
+            <w:r>
+              <w:rPr>
+                <w:sz w:val="16"/>
+              </w:rPr>
+              <w:t>Fixed one-question rule becomes interrogation over many turns</w:t>
+            </w:r>
+          </w:p>
+        </w:tc>
+        <w:tc>
+          <w:tcPr>
+            <w:tcW w:type="dxa" w:w="2340"/>
+          </w:tcPr>
+          <w:p>
+            <w:r/>
+            <w:r>
+              <w:rPr>
+                <w:sz w:val="16"/>
+              </w:rPr>
+              <w:t>Rule designed for single turn</w:t>
+            </w:r>
+          </w:p>
+        </w:tc>
+        <w:tc>
+          <w:tcPr>
+            <w:tcW w:type="dxa" w:w="2340"/>
+          </w:tcPr>
+          <w:p>
+            <w:r/>
+            <w:r>
+              <w:rPr>
+                <w:sz w:val="16"/>
+              </w:rPr>
+              <w:t>Question optional from turn 2; no repeated phrasing</w:t>
+            </w:r>
+          </w:p>
+        </w:tc>
+        <w:tc>
+          <w:tcPr>
+            <w:tcW w:type="dxa" w:w="2340"/>
+          </w:tcPr>
+          <w:p>
+            <w:r/>
+            <w:r>
+              <w:rPr>
+                <w:sz w:val="16"/>
+              </w:rPr>
+              <w:t>Keeps turn-1 comparability</w:t>
             </w:r>
           </w:p>
         </w:tc>
@@ -17161,99 +16804,231 @@
       <w:tr>
         <w:tc>
           <w:tcPr>
-            <w:tcW w:type="dxa" w:w="1337"/>
-          </w:tcPr>
-          <w:p>
-            <w:r/>
-            <w:r>
-              <w:rPr>
-                <w:sz w:val="13"/>
-              </w:rPr>
-              <w:t>Fine-tuned Qwen-1.5B</w:t>
-            </w:r>
-          </w:p>
-        </w:tc>
-        <w:tc>
-          <w:tcPr>
-            <w:tcW w:type="dxa" w:w="1337"/>
-          </w:tcPr>
-          <w:p>
-            <w:r/>
-            <w:r>
-              <w:rPr>
-                <w:sz w:val="13"/>
-              </w:rPr>
-              <w:t>22.33</w:t>
-            </w:r>
-          </w:p>
-        </w:tc>
-        <w:tc>
-          <w:tcPr>
-            <w:tcW w:type="dxa" w:w="1337"/>
-          </w:tcPr>
-          <w:p>
-            <w:r/>
-            <w:r>
-              <w:rPr>
-                <w:sz w:val="13"/>
-              </w:rPr>
-              <w:t>3.36</w:t>
-            </w:r>
-          </w:p>
-        </w:tc>
-        <w:tc>
-          <w:tcPr>
-            <w:tcW w:type="dxa" w:w="1337"/>
-          </w:tcPr>
-          <w:p>
-            <w:r/>
-            <w:r>
-              <w:rPr>
-                <w:sz w:val="13"/>
-              </w:rPr>
-              <w:t>18.33</w:t>
-            </w:r>
-          </w:p>
-        </w:tc>
-        <w:tc>
-          <w:tcPr>
-            <w:tcW w:type="dxa" w:w="1337"/>
-          </w:tcPr>
-          <w:p>
-            <w:r/>
-            <w:r>
-              <w:rPr>
-                <w:sz w:val="13"/>
-              </w:rPr>
-              <w:t>3.88</w:t>
-            </w:r>
-          </w:p>
-        </w:tc>
-        <w:tc>
-          <w:tcPr>
-            <w:tcW w:type="dxa" w:w="1337"/>
-          </w:tcPr>
-          <w:p>
-            <w:r/>
-            <w:r>
-              <w:rPr>
-                <w:sz w:val="13"/>
-              </w:rPr>
-              <w:t>90.3</w:t>
-            </w:r>
-          </w:p>
-        </w:tc>
-        <w:tc>
-          <w:tcPr>
-            <w:tcW w:type="dxa" w:w="1337"/>
-          </w:tcPr>
-          <w:p>
-            <w:r/>
-            <w:r>
-              <w:rPr>
-                <w:sz w:val="13"/>
-              </w:rPr>
-              <w:t>-1.13</w:t>
+            <w:tcW w:type="dxa" w:w="2340"/>
+          </w:tcPr>
+          <w:p>
+            <w:r/>
+            <w:r>
+              <w:rPr>
+                <w:sz w:val="16"/>
+              </w:rPr>
+              <w:t>RAG suggested by P2 panel</w:t>
+            </w:r>
+          </w:p>
+        </w:tc>
+        <w:tc>
+          <w:tcPr>
+            <w:tcW w:type="dxa" w:w="2340"/>
+          </w:tcPr>
+          <w:p>
+            <w:r/>
+            <w:r>
+              <w:rPr>
+                <w:sz w:val="16"/>
+              </w:rPr>
+              <w:t>All rules 63.7% -&gt; 43.7%</w:t>
+            </w:r>
+          </w:p>
+        </w:tc>
+        <w:tc>
+          <w:tcPr>
+            <w:tcW w:type="dxa" w:w="2340"/>
+          </w:tcPr>
+          <w:p>
+            <w:r/>
+            <w:r>
+              <w:rPr>
+                <w:sz w:val="16"/>
+              </w:rPr>
+              <w:t>Not adopted</w:t>
+            </w:r>
+          </w:p>
+        </w:tc>
+        <w:tc>
+          <w:tcPr>
+            <w:tcW w:type="dxa" w:w="2340"/>
+          </w:tcPr>
+          <w:p>
+            <w:r/>
+            <w:r>
+              <w:rPr>
+                <w:sz w:val="16"/>
+              </w:rPr>
+              <w:t>Documented negative result</w:t>
+            </w:r>
+          </w:p>
+        </w:tc>
+      </w:tr>
+      <w:tr>
+        <w:tc>
+          <w:tcPr>
+            <w:tcW w:type="dxa" w:w="2340"/>
+          </w:tcPr>
+          <w:p>
+            <w:r/>
+            <w:r>
+              <w:rPr>
+                <w:sz w:val="16"/>
+              </w:rPr>
+              <w:t>Could a larger detector improve replies?</w:t>
+            </w:r>
+          </w:p>
+        </w:tc>
+        <w:tc>
+          <w:tcPr>
+            <w:tcW w:type="dxa" w:w="2340"/>
+          </w:tcPr>
+          <w:p>
+            <w:r/>
+            <w:r>
+              <w:rPr>
+                <w:sz w:val="16"/>
+              </w:rPr>
+              <w:t>RoBERTa-large: +2.9 pp top-1 on the test split</w:t>
+            </w:r>
+          </w:p>
+        </w:tc>
+        <w:tc>
+          <w:tcPr>
+            <w:tcW w:type="dxa" w:w="2340"/>
+          </w:tcPr>
+          <w:p>
+            <w:r/>
+            <w:r>
+              <w:rPr>
+                <w:sz w:val="16"/>
+              </w:rPr>
+              <w:t>Swapped RoBERTa-large into the final pipeline (same 300 conversations)</w:t>
+            </w:r>
+          </w:p>
+        </w:tc>
+        <w:tc>
+          <w:tcPr>
+            <w:tcW w:type="dxa" w:w="2340"/>
+          </w:tcPr>
+          <w:p>
+            <w:r/>
+            <w:r>
+              <w:rPr>
+                <w:sz w:val="16"/>
+              </w:rPr>
+              <w:t>No reply-quality measure improved (all rules p=0.16, WASSA p=0.43, validation p=0.68); not adopted</w:t>
+            </w:r>
+          </w:p>
+        </w:tc>
+      </w:tr>
+      <w:tr>
+        <w:tc>
+          <w:tcPr>
+            <w:tcW w:type="dxa" w:w="2340"/>
+          </w:tcPr>
+          <w:p>
+            <w:r/>
+            <w:r>
+              <w:rPr>
+                <w:sz w:val="16"/>
+              </w:rPr>
+              <w:t>LoRA fine-tuned baseline never ended its replies</w:t>
+            </w:r>
+          </w:p>
+        </w:tc>
+        <w:tc>
+          <w:tcPr>
+            <w:tcW w:type="dxa" w:w="2340"/>
+          </w:tcPr>
+          <w:p>
+            <w:r/>
+            <w:r>
+              <w:rPr>
+                <w:sz w:val="16"/>
+              </w:rPr>
+              <w:t>99% of replies hit the 250-token limit; the padding token was the end-of-turn token (im_end), so it was masked from the loss</w:t>
+            </w:r>
+          </w:p>
+        </w:tc>
+        <w:tc>
+          <w:tcPr>
+            <w:tcW w:type="dxa" w:w="2340"/>
+          </w:tcPr>
+          <w:p>
+            <w:r/>
+            <w:r>
+              <w:rPr>
+                <w:sz w:val="16"/>
+              </w:rPr>
+              <w:t>Retrained with Qwen's own pad token, a start-up check, and published LoRA settings (lr 2e-4, dropout 0.1, weight decay 0.01, 6% warm-up, best epoch by validation loss)</w:t>
+            </w:r>
+          </w:p>
+        </w:tc>
+        <w:tc>
+          <w:tcPr>
+            <w:tcW w:type="dxa" w:w="2340"/>
+          </w:tcPr>
+          <w:p>
+            <w:r/>
+            <w:r>
+              <w:rPr>
+                <w:sz w:val="16"/>
+              </w:rPr>
+              <w:t>Replies 200.7 -&gt; 10.0 words, 0% at the token limit; all rules 0.0% -&gt; 22.3%; still far below the final system (60.0%)</w:t>
+            </w:r>
+          </w:p>
+        </w:tc>
+      </w:tr>
+      <w:tr>
+        <w:tc>
+          <w:tcPr>
+            <w:tcW w:type="dxa" w:w="2340"/>
+          </w:tcPr>
+          <w:p>
+            <w:r/>
+            <w:r>
+              <w:rPr>
+                <w:sz w:val="16"/>
+              </w:rPr>
+              <w:t>Repetition in Phi replies</w:t>
+            </w:r>
+          </w:p>
+        </w:tc>
+        <w:tc>
+          <w:tcPr>
+            <w:tcW w:type="dxa" w:w="2340"/>
+          </w:tcPr>
+          <w:p>
+            <w:r/>
+            <w:r>
+              <w:rPr>
+                <w:sz w:val="16"/>
+              </w:rPr>
+              <w:t>Boilerplate 58.7% (two-stage)</w:t>
+            </w:r>
+          </w:p>
+        </w:tc>
+        <w:tc>
+          <w:tcPr>
+            <w:tcW w:type="dxa" w:w="2340"/>
+          </w:tcPr>
+          <w:p>
+            <w:r/>
+            <w:r>
+              <w:rPr>
+                <w:sz w:val="16"/>
+              </w:rPr>
+              <w:t>Deferred: repetition_penalty 1.1</w:t>
+            </w:r>
+          </w:p>
+        </w:tc>
+        <w:tc>
+          <w:tcPr>
+            <w:tcW w:type="dxa" w:w="2340"/>
+          </w:tcPr>
+          <w:p>
+            <w:r/>
+            <w:r>
+              <w:rPr>
+                <w:sz w:val="16"/>
+              </w:rPr>
+              <w:t>Future work - would invalidate in-progress judging</w:t>
             </w:r>
           </w:p>
         </w:tc>
@@ -17268,752 +17043,7 @@
         <w:rPr>
           <w:i/>
         </w:rPr>
-        <w:t>Table A.17: Equal-weight composite of five independent measures across the judged systems (the equal-weight composite ranking summarised in Section 5.2.6).</w:t>
-      </w:r>
-    </w:p>
-    <w:tbl>
-      <w:tblPr>
-        <w:tblStyle w:val="TableGrid"/>
-        <w:tblW w:type="auto" w:w="0"/>
-        <w:tblLook w:firstColumn="1" w:firstRow="1" w:lastColumn="0" w:lastRow="0" w:noHBand="0" w:noVBand="1" w:val="04A0"/>
-      </w:tblPr>
-      <w:tblGrid>
-        <w:gridCol w:w="2340"/>
-        <w:gridCol w:w="2340"/>
-        <w:gridCol w:w="2340"/>
-        <w:gridCol w:w="2340"/>
-      </w:tblGrid>
-      <w:tr>
-        <w:tc>
-          <w:tcPr>
-            <w:tcW w:type="dxa" w:w="2340"/>
-            <w:shd w:val="clear" w:color="auto" w:fill="E3EEFB"/>
-          </w:tcPr>
-          <w:p>
-            <w:r>
-              <w:rPr>
-                <w:b/>
-              </w:rPr>
-            </w:r>
-            <w:r>
-              <w:rPr>
-                <w:b/>
-                <w:sz w:val="16"/>
-              </w:rPr>
-              <w:t>Problem found</w:t>
-            </w:r>
-          </w:p>
-        </w:tc>
-        <w:tc>
-          <w:tcPr>
-            <w:tcW w:type="dxa" w:w="2340"/>
-            <w:shd w:val="clear" w:color="auto" w:fill="E3EEFB"/>
-          </w:tcPr>
-          <w:p>
-            <w:r>
-              <w:rPr>
-                <w:b/>
-              </w:rPr>
-            </w:r>
-            <w:r>
-              <w:rPr>
-                <w:b/>
-                <w:sz w:val="16"/>
-              </w:rPr>
-              <w:t>Evidence</w:t>
-            </w:r>
-          </w:p>
-        </w:tc>
-        <w:tc>
-          <w:tcPr>
-            <w:tcW w:type="dxa" w:w="2340"/>
-            <w:shd w:val="clear" w:color="auto" w:fill="E3EEFB"/>
-          </w:tcPr>
-          <w:p>
-            <w:r>
-              <w:rPr>
-                <w:b/>
-              </w:rPr>
-            </w:r>
-            <w:r>
-              <w:rPr>
-                <w:b/>
-                <w:sz w:val="16"/>
-              </w:rPr>
-              <w:t>Adjustment</w:t>
-            </w:r>
-          </w:p>
-        </w:tc>
-        <w:tc>
-          <w:tcPr>
-            <w:tcW w:type="dxa" w:w="2340"/>
-            <w:shd w:val="clear" w:color="auto" w:fill="E3EEFB"/>
-          </w:tcPr>
-          <w:p>
-            <w:r>
-              <w:rPr>
-                <w:b/>
-              </w:rPr>
-            </w:r>
-            <w:r>
-              <w:rPr>
-                <w:b/>
-                <w:sz w:val="16"/>
-              </w:rPr>
-              <w:t>Measured effect</w:t>
-            </w:r>
-          </w:p>
-        </w:tc>
-      </w:tr>
-      <w:tr>
-        <w:tc>
-          <w:tcPr>
-            <w:tcW w:type="dxa" w:w="2340"/>
-          </w:tcPr>
-          <w:p>
-            <w:r/>
-            <w:r>
-              <w:rPr>
-                <w:sz w:val="16"/>
-              </w:rPr>
-              <w:t>d1 trained on situation text but fed user messages</w:t>
-            </w:r>
-          </w:p>
-        </w:tc>
-        <w:tc>
-          <w:tcPr>
-            <w:tcW w:type="dxa" w:w="2340"/>
-          </w:tcPr>
-          <w:p>
-            <w:r/>
-            <w:r>
-              <w:rPr>
-                <w:sz w:val="16"/>
-              </w:rPr>
-              <w:t>Accuracy 56.9% -&gt; 48.2% on real input</w:t>
-            </w:r>
-          </w:p>
-        </w:tc>
-        <w:tc>
-          <w:tcPr>
-            <w:tcW w:type="dxa" w:w="2340"/>
-          </w:tcPr>
-          <w:p>
-            <w:r/>
-            <w:r>
-              <w:rPr>
-                <w:sz w:val="16"/>
-              </w:rPr>
-              <w:t>Retrain on first user message; switch GPT-2 -&gt; RoBERTa-base</w:t>
-            </w:r>
-          </w:p>
-        </w:tc>
-        <w:tc>
-          <w:tcPr>
-            <w:tcW w:type="dxa" w:w="2340"/>
-          </w:tcPr>
-          <w:p>
-            <w:r/>
-            <w:r>
-              <w:rPr>
-                <w:sz w:val="16"/>
-              </w:rPr>
-              <w:t>50.3% top-1 on real input (+2.1 pp over honest GPT-2 number)</w:t>
-            </w:r>
-          </w:p>
-        </w:tc>
-      </w:tr>
-      <w:tr>
-        <w:tc>
-          <w:tcPr>
-            <w:tcW w:type="dxa" w:w="2340"/>
-          </w:tcPr>
-          <w:p>
-            <w:r/>
-            <w:r>
-              <w:rPr>
-                <w:sz w:val="16"/>
-              </w:rPr>
-              <w:t>Qwen2.5-1.5B d2 limited rule adherence</w:t>
-            </w:r>
-          </w:p>
-        </w:tc>
-        <w:tc>
-          <w:tcPr>
-            <w:tcW w:type="dxa" w:w="2340"/>
-          </w:tcPr>
-          <w:p>
-            <w:r/>
-            <w:r>
-              <w:rPr>
-                <w:sz w:val="16"/>
-              </w:rPr>
-              <w:t>Bake-off: Phi 65.3% vs Qwen 57.7% vs Gemma 22.0% all-rules</w:t>
-            </w:r>
-          </w:p>
-        </w:tc>
-        <w:tc>
-          <w:tcPr>
-            <w:tcW w:type="dxa" w:w="2340"/>
-          </w:tcPr>
-          <w:p>
-            <w:r/>
-            <w:r>
-              <w:rPr>
-                <w:sz w:val="16"/>
-              </w:rPr>
-              <w:t>Adopt Phi-4-mini (4-bit)</w:t>
-            </w:r>
-          </w:p>
-        </w:tc>
-        <w:tc>
-          <w:tcPr>
-            <w:tcW w:type="dxa" w:w="2340"/>
-          </w:tcPr>
-          <w:p>
-            <w:r/>
-            <w:r>
-              <w:rPr>
-                <w:sz w:val="16"/>
-              </w:rPr>
-              <w:t>Best rule adherence at equal prompt</w:t>
-            </w:r>
-          </w:p>
-        </w:tc>
-      </w:tr>
-      <w:tr>
-        <w:tc>
-          <w:tcPr>
-            <w:tcW w:type="dxa" w:w="2340"/>
-          </w:tcPr>
-          <w:p>
-            <w:r/>
-            <w:r>
-              <w:rPr>
-                <w:sz w:val="16"/>
-              </w:rPr>
-              <w:t>d1 top-1 wrong half the time, but right answer often nearby</w:t>
-            </w:r>
-          </w:p>
-        </w:tc>
-        <w:tc>
-          <w:tcPr>
-            <w:tcW w:type="dxa" w:w="2340"/>
-          </w:tcPr>
-          <w:p>
-            <w:r/>
-            <w:r>
-              <w:rPr>
-                <w:sz w:val="16"/>
-              </w:rPr>
-              <w:t>Gold in top-3 = 76.5%</w:t>
-            </w:r>
-          </w:p>
-        </w:tc>
-        <w:tc>
-          <w:tcPr>
-            <w:tcW w:type="dxa" w:w="2340"/>
-          </w:tcPr>
-          <w:p>
-            <w:r/>
-            <w:r>
-              <w:rPr>
-                <w:sz w:val="16"/>
-              </w:rPr>
-              <w:t>Two-stage: d2 picks from top-3, then emotion-specific prompt</w:t>
-            </w:r>
-          </w:p>
-        </w:tc>
-        <w:tc>
-          <w:tcPr>
-            <w:tcW w:type="dxa" w:w="2340"/>
-          </w:tcPr>
-          <w:p>
-            <w:r/>
-            <w:r>
-              <w:rPr>
-                <w:sz w:val="16"/>
-              </w:rPr>
-              <w:t>Emotion validation 28.3% -&gt; 36.7%; WASSA 4.89 -&gt; 5.05 (both significant)</w:t>
-            </w:r>
-          </w:p>
-        </w:tc>
-      </w:tr>
-      <w:tr>
-        <w:tc>
-          <w:tcPr>
-            <w:tcW w:type="dxa" w:w="2340"/>
-          </w:tcPr>
-          <w:p>
-            <w:r/>
-            <w:r>
-              <w:rPr>
-                <w:sz w:val="16"/>
-              </w:rPr>
-              <w:t>Generic prompt gives generic replies</w:t>
-            </w:r>
-          </w:p>
-        </w:tc>
-        <w:tc>
-          <w:tcPr>
-            <w:tcW w:type="dxa" w:w="2340"/>
-          </w:tcPr>
-          <w:p>
-            <w:r/>
-            <w:r>
-              <w:rPr>
-                <w:sz w:val="16"/>
-              </w:rPr>
-              <w:t>Boilerplate phrasing; P2 feedback on depth</w:t>
-            </w:r>
-          </w:p>
-        </w:tc>
-        <w:tc>
-          <w:tcPr>
-            <w:tcW w:type="dxa" w:w="2340"/>
-          </w:tcPr>
-          <w:p>
-            <w:r/>
-            <w:r>
-              <w:rPr>
-                <w:sz w:val="16"/>
-              </w:rPr>
-              <w:t>32 per-emotion focus/avoid prompts</w:t>
-            </w:r>
-          </w:p>
-        </w:tc>
-        <w:tc>
-          <w:tcPr>
-            <w:tcW w:type="dxa" w:w="2340"/>
-          </w:tcPr>
-          <w:p>
-            <w:r/>
-            <w:r>
-              <w:rPr>
-                <w:sz w:val="16"/>
-              </w:rPr>
-              <w:t>Part of A3 gain</w:t>
-            </w:r>
-          </w:p>
-        </w:tc>
-      </w:tr>
-      <w:tr>
-        <w:tc>
-          <w:tcPr>
-            <w:tcW w:type="dxa" w:w="2340"/>
-          </w:tcPr>
-          <w:p>
-            <w:r/>
-            <w:r>
-              <w:rPr>
-                <w:sz w:val="16"/>
-              </w:rPr>
-              <w:t>Attention mechanism in original design not implemented</w:t>
-            </w:r>
-          </w:p>
-        </w:tc>
-        <w:tc>
-          <w:tcPr>
-            <w:tcW w:type="dxa" w:w="2340"/>
-          </w:tcPr>
-          <w:p>
-            <w:r/>
-            <w:r>
-              <w:rPr>
-                <w:sz w:val="16"/>
-              </w:rPr>
-              <w:t>Default attention backend returned no weights</w:t>
-            </w:r>
-          </w:p>
-        </w:tc>
-        <w:tc>
-          <w:tcPr>
-            <w:tcW w:type="dxa" w:w="2340"/>
-          </w:tcPr>
-          <w:p>
-            <w:r/>
-            <w:r>
-              <w:rPr>
-                <w:sz w:val="16"/>
-              </w:rPr>
-              <w:t>Eager attention + [CLS] attention cues passed to d2</w:t>
-            </w:r>
-          </w:p>
-        </w:tc>
-        <w:tc>
-          <w:tcPr>
-            <w:tcW w:type="dxa" w:w="2340"/>
-          </w:tcPr>
-          <w:p>
-            <w:r/>
-            <w:r>
-              <w:rPr>
-                <w:sz w:val="16"/>
-              </w:rPr>
-              <w:t>Words that drove detection visible and used</w:t>
-            </w:r>
-          </w:p>
-        </w:tc>
-      </w:tr>
-      <w:tr>
-        <w:tc>
-          <w:tcPr>
-            <w:tcW w:type="dxa" w:w="2340"/>
-          </w:tcPr>
-          <w:p>
-            <w:r/>
-            <w:r>
-              <w:rPr>
-                <w:sz w:val="16"/>
-              </w:rPr>
-              <w:t>Single message misread in conversation</w:t>
-            </w:r>
-          </w:p>
-        </w:tc>
-        <w:tc>
-          <w:tcPr>
-            <w:tcW w:type="dxa" w:w="2340"/>
-          </w:tcPr>
-          <w:p>
-            <w:r/>
-            <w:r>
-              <w:rPr>
-                <w:sz w:val="16"/>
-              </w:rPr>
-              <w:t>'I am okay. Well, not properly.' read as content (72%)</w:t>
-            </w:r>
-          </w:p>
-        </w:tc>
-        <w:tc>
-          <w:tcPr>
-            <w:tcW w:type="dxa" w:w="2340"/>
-          </w:tcPr>
-          <w:p>
-            <w:r/>
-            <w:r>
-              <w:rPr>
-                <w:sz w:val="16"/>
-              </w:rPr>
-              <w:t>d1 reads last 4 user turns</w:t>
-            </w:r>
-          </w:p>
-        </w:tc>
-        <w:tc>
-          <w:tcPr>
-            <w:tcW w:type="dxa" w:w="2340"/>
-          </w:tcPr>
-          <w:p>
-            <w:r/>
-            <w:r>
-              <w:rPr>
-                <w:sz w:val="16"/>
-              </w:rPr>
-              <w:t>Correctly read as angry with context</w:t>
-            </w:r>
-          </w:p>
-        </w:tc>
-      </w:tr>
-      <w:tr>
-        <w:tc>
-          <w:tcPr>
-            <w:tcW w:type="dxa" w:w="2340"/>
-          </w:tcPr>
-          <w:p>
-            <w:r/>
-            <w:r>
-              <w:rPr>
-                <w:sz w:val="16"/>
-              </w:rPr>
-              <w:t>Fixed one-question rule becomes interrogation over many turns</w:t>
-            </w:r>
-          </w:p>
-        </w:tc>
-        <w:tc>
-          <w:tcPr>
-            <w:tcW w:type="dxa" w:w="2340"/>
-          </w:tcPr>
-          <w:p>
-            <w:r/>
-            <w:r>
-              <w:rPr>
-                <w:sz w:val="16"/>
-              </w:rPr>
-              <w:t>Rule designed for single turn</w:t>
-            </w:r>
-          </w:p>
-        </w:tc>
-        <w:tc>
-          <w:tcPr>
-            <w:tcW w:type="dxa" w:w="2340"/>
-          </w:tcPr>
-          <w:p>
-            <w:r/>
-            <w:r>
-              <w:rPr>
-                <w:sz w:val="16"/>
-              </w:rPr>
-              <w:t>Question optional from turn 2; no repeated phrasing</w:t>
-            </w:r>
-          </w:p>
-        </w:tc>
-        <w:tc>
-          <w:tcPr>
-            <w:tcW w:type="dxa" w:w="2340"/>
-          </w:tcPr>
-          <w:p>
-            <w:r/>
-            <w:r>
-              <w:rPr>
-                <w:sz w:val="16"/>
-              </w:rPr>
-              <w:t>Keeps turn-1 comparability</w:t>
-            </w:r>
-          </w:p>
-        </w:tc>
-      </w:tr>
-      <w:tr>
-        <w:tc>
-          <w:tcPr>
-            <w:tcW w:type="dxa" w:w="2340"/>
-          </w:tcPr>
-          <w:p>
-            <w:r/>
-            <w:r>
-              <w:rPr>
-                <w:sz w:val="16"/>
-              </w:rPr>
-              <w:t>RAG suggested by P2 panel</w:t>
-            </w:r>
-          </w:p>
-        </w:tc>
-        <w:tc>
-          <w:tcPr>
-            <w:tcW w:type="dxa" w:w="2340"/>
-          </w:tcPr>
-          <w:p>
-            <w:r/>
-            <w:r>
-              <w:rPr>
-                <w:sz w:val="16"/>
-              </w:rPr>
-              <w:t>All rules 63.7% -&gt; 43.7%</w:t>
-            </w:r>
-          </w:p>
-        </w:tc>
-        <w:tc>
-          <w:tcPr>
-            <w:tcW w:type="dxa" w:w="2340"/>
-          </w:tcPr>
-          <w:p>
-            <w:r/>
-            <w:r>
-              <w:rPr>
-                <w:sz w:val="16"/>
-              </w:rPr>
-              <w:t>Not adopted</w:t>
-            </w:r>
-          </w:p>
-        </w:tc>
-        <w:tc>
-          <w:tcPr>
-            <w:tcW w:type="dxa" w:w="2340"/>
-          </w:tcPr>
-          <w:p>
-            <w:r/>
-            <w:r>
-              <w:rPr>
-                <w:sz w:val="16"/>
-              </w:rPr>
-              <w:t>Documented negative result</w:t>
-            </w:r>
-          </w:p>
-        </w:tc>
-      </w:tr>
-      <w:tr>
-        <w:tc>
-          <w:tcPr>
-            <w:tcW w:type="dxa" w:w="2340"/>
-          </w:tcPr>
-          <w:p>
-            <w:r/>
-            <w:r>
-              <w:rPr>
-                <w:sz w:val="16"/>
-              </w:rPr>
-              <w:t>Could a larger detector improve replies?</w:t>
-            </w:r>
-          </w:p>
-        </w:tc>
-        <w:tc>
-          <w:tcPr>
-            <w:tcW w:type="dxa" w:w="2340"/>
-          </w:tcPr>
-          <w:p>
-            <w:r/>
-            <w:r>
-              <w:rPr>
-                <w:sz w:val="16"/>
-              </w:rPr>
-              <w:t>RoBERTa-large: +2.9 pp top-1 on the test split</w:t>
-            </w:r>
-          </w:p>
-        </w:tc>
-        <w:tc>
-          <w:tcPr>
-            <w:tcW w:type="dxa" w:w="2340"/>
-          </w:tcPr>
-          <w:p>
-            <w:r/>
-            <w:r>
-              <w:rPr>
-                <w:sz w:val="16"/>
-              </w:rPr>
-              <w:t>Swapped RoBERTa-large into the final pipeline (same 300 conversations)</w:t>
-            </w:r>
-          </w:p>
-        </w:tc>
-        <w:tc>
-          <w:tcPr>
-            <w:tcW w:type="dxa" w:w="2340"/>
-          </w:tcPr>
-          <w:p>
-            <w:r/>
-            <w:r>
-              <w:rPr>
-                <w:sz w:val="16"/>
-              </w:rPr>
-              <w:t>No reply-quality measure improved (all rules p=0.16, WASSA p=0.43, validation p=0.68); not adopted</w:t>
-            </w:r>
-          </w:p>
-        </w:tc>
-      </w:tr>
-      <w:tr>
-        <w:tc>
-          <w:tcPr>
-            <w:tcW w:type="dxa" w:w="2340"/>
-          </w:tcPr>
-          <w:p>
-            <w:r/>
-            <w:r>
-              <w:rPr>
-                <w:sz w:val="16"/>
-              </w:rPr>
-              <w:t>LoRA fine-tuned baseline never ended its replies</w:t>
-            </w:r>
-          </w:p>
-        </w:tc>
-        <w:tc>
-          <w:tcPr>
-            <w:tcW w:type="dxa" w:w="2340"/>
-          </w:tcPr>
-          <w:p>
-            <w:r/>
-            <w:r>
-              <w:rPr>
-                <w:sz w:val="16"/>
-              </w:rPr>
-              <w:t>99% of replies hit the 250-token limit; the padding token was the end-of-turn token (im_end), so it was masked from the loss</w:t>
-            </w:r>
-          </w:p>
-        </w:tc>
-        <w:tc>
-          <w:tcPr>
-            <w:tcW w:type="dxa" w:w="2340"/>
-          </w:tcPr>
-          <w:p>
-            <w:r/>
-            <w:r>
-              <w:rPr>
-                <w:sz w:val="16"/>
-              </w:rPr>
-              <w:t>Retrained with Qwen's own pad token, a start-up check, and published LoRA settings (lr 2e-4, dropout 0.1, weight decay 0.01, 6% warm-up, best epoch by validation loss)</w:t>
-            </w:r>
-          </w:p>
-        </w:tc>
-        <w:tc>
-          <w:tcPr>
-            <w:tcW w:type="dxa" w:w="2340"/>
-          </w:tcPr>
-          <w:p>
-            <w:r/>
-            <w:r>
-              <w:rPr>
-                <w:sz w:val="16"/>
-              </w:rPr>
-              <w:t>Replies 200.7 -&gt; 10.0 words, 0% at the token limit; all rules 0.0% -&gt; 22.3%; still far below the final system (60.0%)</w:t>
-            </w:r>
-          </w:p>
-        </w:tc>
-      </w:tr>
-      <w:tr>
-        <w:tc>
-          <w:tcPr>
-            <w:tcW w:type="dxa" w:w="2340"/>
-          </w:tcPr>
-          <w:p>
-            <w:r/>
-            <w:r>
-              <w:rPr>
-                <w:sz w:val="16"/>
-              </w:rPr>
-              <w:t>Repetition in Phi replies</w:t>
-            </w:r>
-          </w:p>
-        </w:tc>
-        <w:tc>
-          <w:tcPr>
-            <w:tcW w:type="dxa" w:w="2340"/>
-          </w:tcPr>
-          <w:p>
-            <w:r/>
-            <w:r>
-              <w:rPr>
-                <w:sz w:val="16"/>
-              </w:rPr>
-              <w:t>Boilerplate 58.7% (two-stage)</w:t>
-            </w:r>
-          </w:p>
-        </w:tc>
-        <w:tc>
-          <w:tcPr>
-            <w:tcW w:type="dxa" w:w="2340"/>
-          </w:tcPr>
-          <w:p>
-            <w:r/>
-            <w:r>
-              <w:rPr>
-                <w:sz w:val="16"/>
-              </w:rPr>
-              <w:t>Deferred: repetition_penalty 1.1</w:t>
-            </w:r>
-          </w:p>
-        </w:tc>
-        <w:tc>
-          <w:tcPr>
-            <w:tcW w:type="dxa" w:w="2340"/>
-          </w:tcPr>
-          <w:p>
-            <w:r/>
-            <w:r>
-              <w:rPr>
-                <w:sz w:val="16"/>
-              </w:rPr>
-              <w:t>Future work - would invalidate in-progress judging</w:t>
-            </w:r>
-          </w:p>
-        </w:tc>
-      </w:tr>
-    </w:tbl>
-    <w:p/>
-    <w:p>
-      <w:pPr>
-        <w:spacing w:after="120"/>
-      </w:pPr>
-      <w:r>
-        <w:rPr>
-          <w:i/>
-        </w:rPr>
-        <w:t>Table A.18: Every design adjustment, the evidence behind it and its measured effect (the full adjustment log narrated in Section 5.3).</w:t>
+        <w:t>Table A.17: Every design adjustment, the evidence behind it and its measured effect (the full adjustment log narrated in Section 5.3).</w:t>
       </w:r>
     </w:p>
     <w:tbl>
@@ -18861,7 +17891,7 @@
         <w:rPr>
           <w:i/>
         </w:rPr>
-        <w:t>Table A.19: What the detector predicts as the window widens, on ten short conversations containing an emotion shift (the ten short emotion-shift conversations behind Section 5.3.4).</w:t>
+        <w:t>Table A.18: What the detector predicts as the window widens, on ten short conversations containing an emotion shift (the ten short emotion-shift conversations behind Section 5.3.4).</w:t>
       </w:r>
     </w:p>
     <w:tbl>
@@ -19158,7 +18188,7 @@
               <w:rPr>
                 <w:sz w:val="13"/>
               </w:rPr>
-              <w:t>60</w:t>
+              <w:t>60.0</w:t>
             </w:r>
           </w:p>
         </w:tc>
@@ -19228,7 +18258,7 @@
               <w:rPr>
                 <w:sz w:val="13"/>
               </w:rPr>
-              <w:t>0</w:t>
+              <w:t>0.00</w:t>
             </w:r>
           </w:p>
         </w:tc>
@@ -19242,7 +18272,7 @@
               <w:rPr>
                 <w:sz w:val="13"/>
               </w:rPr>
-              <w:t>0</w:t>
+              <w:t>0.00</w:t>
             </w:r>
           </w:p>
         </w:tc>
@@ -19314,7 +18344,7 @@
               <w:rPr>
                 <w:sz w:val="13"/>
               </w:rPr>
-              <w:t>60</w:t>
+              <w:t>60.0</w:t>
             </w:r>
           </w:p>
         </w:tc>
@@ -19398,7 +18428,7 @@
               <w:rPr>
                 <w:sz w:val="13"/>
               </w:rPr>
-              <w:t>0.1</w:t>
+              <w:t>0.10</w:t>
             </w:r>
           </w:p>
         </w:tc>
@@ -19470,7 +18500,7 @@
               <w:rPr>
                 <w:sz w:val="13"/>
               </w:rPr>
-              <w:t>60</w:t>
+              <w:t>60.0</w:t>
             </w:r>
           </w:p>
         </w:tc>
@@ -19540,7 +18570,7 @@
               <w:rPr>
                 <w:sz w:val="13"/>
               </w:rPr>
-              <w:t>0</w:t>
+              <w:t>0.0</w:t>
             </w:r>
           </w:p>
         </w:tc>
@@ -19554,7 +18584,7 @@
               <w:rPr>
                 <w:sz w:val="13"/>
               </w:rPr>
-              <w:t>0</w:t>
+              <w:t>0.0</w:t>
             </w:r>
           </w:p>
         </w:tc>
@@ -19626,7 +18656,7 @@
               <w:rPr>
                 <w:sz w:val="13"/>
               </w:rPr>
-              <w:t>60</w:t>
+              <w:t>60.0</w:t>
             </w:r>
           </w:p>
         </w:tc>
@@ -19640,7 +18670,7 @@
               <w:rPr>
                 <w:sz w:val="13"/>
               </w:rPr>
-              <w:t>19</w:t>
+              <w:t>19.0</w:t>
             </w:r>
           </w:p>
         </w:tc>
@@ -19654,7 +18684,7 @@
               <w:rPr>
                 <w:sz w:val="13"/>
               </w:rPr>
-              <w:t>41</w:t>
+              <w:t>41.0</w:t>
             </w:r>
           </w:p>
         </w:tc>
@@ -19696,7 +18726,7 @@
               <w:rPr>
                 <w:sz w:val="13"/>
               </w:rPr>
-              <w:t>0</w:t>
+              <w:t>0.0</w:t>
             </w:r>
           </w:p>
         </w:tc>
@@ -19710,7 +18740,7 @@
               <w:rPr>
                 <w:sz w:val="13"/>
               </w:rPr>
-              <w:t>0</w:t>
+              <w:t>0.0</w:t>
             </w:r>
           </w:p>
         </w:tc>
@@ -19782,7 +18812,7 @@
               <w:rPr>
                 <w:sz w:val="13"/>
               </w:rPr>
-              <w:t>60</w:t>
+              <w:t>60.0</w:t>
             </w:r>
           </w:p>
         </w:tc>
@@ -19852,7 +18882,7 @@
               <w:rPr>
                 <w:sz w:val="13"/>
               </w:rPr>
-              <w:t>0</w:t>
+              <w:t>0.0</w:t>
             </w:r>
           </w:p>
         </w:tc>
@@ -19866,7 +18896,7 @@
               <w:rPr>
                 <w:sz w:val="13"/>
               </w:rPr>
-              <w:t>0</w:t>
+              <w:t>0.0</w:t>
             </w:r>
           </w:p>
         </w:tc>
@@ -19938,7 +18968,7 @@
               <w:rPr>
                 <w:sz w:val="13"/>
               </w:rPr>
-              <w:t>60</w:t>
+              <w:t>60.0</w:t>
             </w:r>
           </w:p>
         </w:tc>
@@ -20094,7 +19124,7 @@
               <w:rPr>
                 <w:sz w:val="13"/>
               </w:rPr>
-              <w:t>60</w:t>
+              <w:t>60.0</w:t>
             </w:r>
           </w:p>
         </w:tc>
@@ -20164,7 +19194,7 @@
               <w:rPr>
                 <w:sz w:val="13"/>
               </w:rPr>
-              <w:t>0</w:t>
+              <w:t>8e-05</w:t>
             </w:r>
           </w:p>
         </w:tc>
@@ -20178,7 +19208,7 @@
               <w:rPr>
                 <w:sz w:val="13"/>
               </w:rPr>
-              <w:t>0</w:t>
+              <w:t>0.00</w:t>
             </w:r>
           </w:p>
         </w:tc>
@@ -20250,7 +19280,7 @@
               <w:rPr>
                 <w:sz w:val="13"/>
               </w:rPr>
-              <w:t>60</w:t>
+              <w:t>60.0</w:t>
             </w:r>
           </w:p>
         </w:tc>
@@ -20434,7 +19464,7 @@
               <w:rPr>
                 <w:sz w:val="13"/>
               </w:rPr>
-              <w:t>-11</w:t>
+              <w:t>-11.0</w:t>
             </w:r>
           </w:p>
         </w:tc>
@@ -20476,7 +19506,7 @@
               <w:rPr>
                 <w:sz w:val="13"/>
               </w:rPr>
-              <w:t>0</w:t>
+              <w:t>0.00</w:t>
             </w:r>
           </w:p>
         </w:tc>
@@ -20732,7 +19762,7 @@
               <w:rPr>
                 <w:sz w:val="13"/>
               </w:rPr>
-              <w:t>83</w:t>
+              <w:t>83.0</w:t>
             </w:r>
           </w:p>
         </w:tc>
@@ -20788,7 +19818,7 @@
               <w:rPr>
                 <w:sz w:val="13"/>
               </w:rPr>
-              <w:t>0</w:t>
+              <w:t>0.0</w:t>
             </w:r>
           </w:p>
         </w:tc>
@@ -20802,7 +19832,7 @@
               <w:rPr>
                 <w:sz w:val="13"/>
               </w:rPr>
-              <w:t>0</w:t>
+              <w:t>2e-05</w:t>
             </w:r>
           </w:p>
         </w:tc>
@@ -20944,7 +19974,7 @@
               <w:rPr>
                 <w:sz w:val="13"/>
               </w:rPr>
-              <w:t>0</w:t>
+              <w:t>1e-05</w:t>
             </w:r>
           </w:p>
         </w:tc>
@@ -20958,7 +19988,7 @@
               <w:rPr>
                 <w:sz w:val="13"/>
               </w:rPr>
-              <w:t>0</w:t>
+              <w:t>5e-05</w:t>
             </w:r>
           </w:p>
         </w:tc>
@@ -21044,7 +20074,7 @@
               <w:rPr>
                 <w:sz w:val="13"/>
               </w:rPr>
-              <w:t>30</w:t>
+              <w:t>30.0</w:t>
             </w:r>
           </w:p>
         </w:tc>
@@ -21100,7 +20130,7 @@
               <w:rPr>
                 <w:sz w:val="13"/>
               </w:rPr>
-              <w:t>0</w:t>
+              <w:t>0.0</w:t>
             </w:r>
           </w:p>
         </w:tc>
@@ -21114,7 +20144,7 @@
               <w:rPr>
                 <w:sz w:val="13"/>
               </w:rPr>
-              <w:t>0</w:t>
+              <w:t>0.0</w:t>
             </w:r>
           </w:p>
         </w:tc>
@@ -21214,7 +20244,7 @@
               <w:rPr>
                 <w:sz w:val="13"/>
               </w:rPr>
-              <w:t>-4</w:t>
+              <w:t>-4.0</w:t>
             </w:r>
           </w:p>
         </w:tc>
@@ -21356,7 +20386,7 @@
               <w:rPr>
                 <w:sz w:val="13"/>
               </w:rPr>
-              <w:t>57</w:t>
+              <w:t>57.0</w:t>
             </w:r>
           </w:p>
         </w:tc>
@@ -21512,7 +20542,7 @@
               <w:rPr>
                 <w:sz w:val="13"/>
               </w:rPr>
-              <w:t>72</w:t>
+              <w:t>72.0</w:t>
             </w:r>
           </w:p>
         </w:tc>
@@ -21582,7 +20612,7 @@
               <w:rPr>
                 <w:sz w:val="13"/>
               </w:rPr>
-              <w:t>0.4</w:t>
+              <w:t>0.40</w:t>
             </w:r>
           </w:p>
         </w:tc>
@@ -21668,7 +20698,7 @@
               <w:rPr>
                 <w:sz w:val="13"/>
               </w:rPr>
-              <w:t>96</w:t>
+              <w:t>96.0</w:t>
             </w:r>
           </w:p>
         </w:tc>
@@ -21838,7 +20868,7 @@
               <w:rPr>
                 <w:sz w:val="13"/>
               </w:rPr>
-              <w:t>19</w:t>
+              <w:t>19.0</w:t>
             </w:r>
           </w:p>
         </w:tc>
@@ -21880,7 +20910,7 @@
               <w:rPr>
                 <w:sz w:val="13"/>
               </w:rPr>
-              <w:t>0</w:t>
+              <w:t>0.0</w:t>
             </w:r>
           </w:p>
         </w:tc>
@@ -21894,7 +20924,7 @@
               <w:rPr>
                 <w:sz w:val="13"/>
               </w:rPr>
-              <w:t>0</w:t>
+              <w:t>0.0</w:t>
             </w:r>
           </w:p>
         </w:tc>
@@ -21980,7 +21010,7 @@
               <w:rPr>
                 <w:sz w:val="13"/>
               </w:rPr>
-              <w:t>99</w:t>
+              <w:t>99.0</w:t>
             </w:r>
           </w:p>
         </w:tc>
@@ -22036,7 +21066,7 @@
               <w:rPr>
                 <w:sz w:val="13"/>
               </w:rPr>
-              <w:t>0</w:t>
+              <w:t>7e-05</w:t>
             </w:r>
           </w:p>
         </w:tc>
@@ -22050,7 +21080,7 @@
               <w:rPr>
                 <w:sz w:val="13"/>
               </w:rPr>
-              <w:t>0</w:t>
+              <w:t>0.00</w:t>
             </w:r>
           </w:p>
         </w:tc>
@@ -22150,7 +21180,7 @@
               <w:rPr>
                 <w:sz w:val="13"/>
               </w:rPr>
-              <w:t>70</w:t>
+              <w:t>70.0</w:t>
             </w:r>
           </w:p>
         </w:tc>
@@ -22192,7 +21222,7 @@
               <w:rPr>
                 <w:sz w:val="13"/>
               </w:rPr>
-              <w:t>0</w:t>
+              <w:t>0.0</w:t>
             </w:r>
           </w:p>
         </w:tc>
@@ -22206,7 +21236,7 @@
               <w:rPr>
                 <w:sz w:val="13"/>
               </w:rPr>
-              <w:t>0</w:t>
+              <w:t>0.0</w:t>
             </w:r>
           </w:p>
         </w:tc>
@@ -22292,7 +21322,7 @@
               <w:rPr>
                 <w:sz w:val="13"/>
               </w:rPr>
-              <w:t>74</w:t>
+              <w:t>74.0</w:t>
             </w:r>
           </w:p>
         </w:tc>
@@ -22348,7 +21378,7 @@
               <w:rPr>
                 <w:sz w:val="13"/>
               </w:rPr>
-              <w:t>0</w:t>
+              <w:t>0.0</w:t>
             </w:r>
           </w:p>
         </w:tc>
@@ -22362,7 +21392,7 @@
               <w:rPr>
                 <w:sz w:val="13"/>
               </w:rPr>
-              <w:t>0</w:t>
+              <w:t>0.0</w:t>
             </w:r>
           </w:p>
         </w:tc>
@@ -22604,7 +21634,7 @@
               <w:rPr>
                 <w:sz w:val="13"/>
               </w:rPr>
-              <w:t>78</w:t>
+              <w:t>78.0</w:t>
             </w:r>
           </w:p>
         </w:tc>
@@ -22660,7 +21690,7 @@
               <w:rPr>
                 <w:sz w:val="13"/>
               </w:rPr>
-              <w:t>0</w:t>
+              <w:t>0.0</w:t>
             </w:r>
           </w:p>
         </w:tc>
@@ -22674,7 +21704,7 @@
               <w:rPr>
                 <w:sz w:val="13"/>
               </w:rPr>
-              <w:t>0</w:t>
+              <w:t>1e-05</w:t>
             </w:r>
           </w:p>
         </w:tc>
@@ -22774,7 +21804,7 @@
               <w:rPr>
                 <w:sz w:val="13"/>
               </w:rPr>
-              <w:t>-2</w:t>
+              <w:t>-2.0</w:t>
             </w:r>
           </w:p>
         </w:tc>
@@ -22916,7 +21946,7 @@
               <w:rPr>
                 <w:sz w:val="13"/>
               </w:rPr>
-              <w:t>27</w:t>
+              <w:t>27.0</w:t>
             </w:r>
           </w:p>
         </w:tc>
@@ -22972,7 +22002,7 @@
               <w:rPr>
                 <w:sz w:val="13"/>
               </w:rPr>
-              <w:t>0</w:t>
+              <w:t>0.00</w:t>
             </w:r>
           </w:p>
         </w:tc>
@@ -23086,7 +22116,7 @@
               <w:rPr>
                 <w:sz w:val="13"/>
               </w:rPr>
-              <w:t>11</w:t>
+              <w:t>11.0</w:t>
             </w:r>
           </w:p>
         </w:tc>
@@ -23128,7 +22158,7 @@
               <w:rPr>
                 <w:sz w:val="13"/>
               </w:rPr>
-              <w:t>0</w:t>
+              <w:t>0.00</w:t>
             </w:r>
           </w:p>
         </w:tc>
@@ -23142,7 +22172,7 @@
               <w:rPr>
                 <w:sz w:val="13"/>
               </w:rPr>
-              <w:t>0</w:t>
+              <w:t>0.00</w:t>
             </w:r>
           </w:p>
         </w:tc>
@@ -23398,7 +22428,7 @@
               <w:rPr>
                 <w:sz w:val="13"/>
               </w:rPr>
-              <w:t>12</w:t>
+              <w:t>12.0</w:t>
             </w:r>
           </w:p>
         </w:tc>
@@ -23440,7 +22470,7 @@
               <w:rPr>
                 <w:sz w:val="13"/>
               </w:rPr>
-              <w:t>0</w:t>
+              <w:t>0.00</w:t>
             </w:r>
           </w:p>
         </w:tc>
@@ -23454,7 +22484,7 @@
               <w:rPr>
                 <w:sz w:val="13"/>
               </w:rPr>
-              <w:t>0</w:t>
+              <w:t>0.00</w:t>
             </w:r>
           </w:p>
         </w:tc>
@@ -23596,7 +22626,7 @@
               <w:rPr>
                 <w:sz w:val="13"/>
               </w:rPr>
-              <w:t>0</w:t>
+              <w:t>0.0</w:t>
             </w:r>
           </w:p>
         </w:tc>
@@ -23610,7 +22640,7 @@
               <w:rPr>
                 <w:sz w:val="13"/>
               </w:rPr>
-              <w:t>0</w:t>
+              <w:t>0.0</w:t>
             </w:r>
           </w:p>
         </w:tc>
@@ -23696,7 +22726,7 @@
               <w:rPr>
                 <w:sz w:val="13"/>
               </w:rPr>
-              <w:t>26</w:t>
+              <w:t>26.0</w:t>
             </w:r>
           </w:p>
         </w:tc>
@@ -23752,7 +22782,7 @@
               <w:rPr>
                 <w:sz w:val="13"/>
               </w:rPr>
-              <w:t>0</w:t>
+              <w:t>0.00</w:t>
             </w:r>
           </w:p>
         </w:tc>
@@ -23766,7 +22796,7 @@
               <w:rPr>
                 <w:sz w:val="13"/>
               </w:rPr>
-              <w:t>0</w:t>
+              <w:t>0.00</w:t>
             </w:r>
           </w:p>
         </w:tc>
@@ -23866,7 +22896,7 @@
               <w:rPr>
                 <w:sz w:val="13"/>
               </w:rPr>
-              <w:t>9</w:t>
+              <w:t>9.0</w:t>
             </w:r>
           </w:p>
         </w:tc>
@@ -24064,7 +23094,7 @@
               <w:rPr>
                 <w:sz w:val="13"/>
               </w:rPr>
-              <w:t>0</w:t>
+              <w:t>0.00</w:t>
             </w:r>
           </w:p>
         </w:tc>
@@ -24220,7 +23250,7 @@
               <w:rPr>
                 <w:sz w:val="13"/>
               </w:rPr>
-              <w:t>0</w:t>
+              <w:t>0.0</w:t>
             </w:r>
           </w:p>
         </w:tc>
@@ -24234,7 +23264,7 @@
               <w:rPr>
                 <w:sz w:val="13"/>
               </w:rPr>
-              <w:t>0</w:t>
+              <w:t>0.0</w:t>
             </w:r>
           </w:p>
         </w:tc>
@@ -24532,7 +23562,7 @@
               <w:rPr>
                 <w:sz w:val="13"/>
               </w:rPr>
-              <w:t>0</w:t>
+              <w:t>0.0</w:t>
             </w:r>
           </w:p>
         </w:tc>
@@ -24546,7 +23576,7 @@
               <w:rPr>
                 <w:sz w:val="13"/>
               </w:rPr>
-              <w:t>0</w:t>
+              <w:t>0.0</w:t>
             </w:r>
           </w:p>
         </w:tc>
@@ -24688,7 +23718,7 @@
               <w:rPr>
                 <w:sz w:val="13"/>
               </w:rPr>
-              <w:t>0</w:t>
+              <w:t>0.0</w:t>
             </w:r>
           </w:p>
         </w:tc>
@@ -24702,7 +23732,7 @@
               <w:rPr>
                 <w:sz w:val="13"/>
               </w:rPr>
-              <w:t>0</w:t>
+              <w:t>0.0</w:t>
             </w:r>
           </w:p>
         </w:tc>
@@ -24844,7 +23874,7 @@
               <w:rPr>
                 <w:sz w:val="13"/>
               </w:rPr>
-              <w:t>0</w:t>
+              <w:t>0.0</w:t>
             </w:r>
           </w:p>
         </w:tc>
@@ -24858,7 +23888,7 @@
               <w:rPr>
                 <w:sz w:val="13"/>
               </w:rPr>
-              <w:t>0</w:t>
+              <w:t>0.0</w:t>
             </w:r>
           </w:p>
         </w:tc>
@@ -25000,7 +24030,7 @@
               <w:rPr>
                 <w:sz w:val="13"/>
               </w:rPr>
-              <w:t>0</w:t>
+              <w:t>0.00</w:t>
             </w:r>
           </w:p>
         </w:tc>
@@ -25014,7 +24044,7 @@
               <w:rPr>
                 <w:sz w:val="13"/>
               </w:rPr>
-              <w:t>0</w:t>
+              <w:t>0.00</w:t>
             </w:r>
           </w:p>
         </w:tc>
@@ -25312,7 +24342,7 @@
               <w:rPr>
                 <w:sz w:val="13"/>
               </w:rPr>
-              <w:t>0</w:t>
+              <w:t>0.00</w:t>
             </w:r>
           </w:p>
         </w:tc>
@@ -25355,7 +24385,7 @@
         <w:rPr>
           <w:i/>
         </w:rPr>
-        <w:t>Table A.20: Paired significance tests comparing the final system with each baseline (every test behind the forest plot in Section 5.4.2).</w:t>
+        <w:t>Table A.19: Paired significance tests comparing the final system with each baseline (every test behind the forest plot in Section 5.4.2).</w:t>
       </w:r>
     </w:p>
     <w:tbl>
@@ -25771,7 +24801,7 @@
               <w:rPr>
                 <w:sz w:val="13"/>
               </w:rPr>
-              <w:t>0.4</w:t>
+              <w:t>0.403</w:t>
             </w:r>
           </w:p>
         </w:tc>
@@ -26027,7 +25057,7 @@
               <w:rPr>
                 <w:sz w:val="13"/>
               </w:rPr>
-              <w:t>0.38</w:t>
+              <w:t>0.381</w:t>
             </w:r>
           </w:p>
         </w:tc>
@@ -26111,7 +25141,7 @@
               <w:rPr>
                 <w:sz w:val="13"/>
               </w:rPr>
-              <w:t>0</w:t>
+              <w:t>0.0</w:t>
             </w:r>
           </w:p>
         </w:tc>
@@ -26197,7 +25227,7 @@
               <w:rPr>
                 <w:sz w:val="13"/>
               </w:rPr>
-              <w:t>0.6</w:t>
+              <w:t>0.60</w:t>
             </w:r>
           </w:p>
         </w:tc>
@@ -26451,7 +25481,7 @@
               <w:rPr>
                 <w:sz w:val="13"/>
               </w:rPr>
-              <w:t>0</w:t>
+              <w:t>0.0</w:t>
             </w:r>
           </w:p>
         </w:tc>
@@ -26721,7 +25751,7 @@
               <w:rPr>
                 <w:sz w:val="13"/>
               </w:rPr>
-              <w:t>0.1</w:t>
+              <w:t>0.10</w:t>
             </w:r>
           </w:p>
         </w:tc>
@@ -26791,7 +25821,7 @@
               <w:rPr>
                 <w:sz w:val="13"/>
               </w:rPr>
-              <w:t>0</w:t>
+              <w:t>0.0</w:t>
             </w:r>
           </w:p>
         </w:tc>
@@ -27103,7 +26133,7 @@
               <w:rPr>
                 <w:sz w:val="13"/>
               </w:rPr>
-              <w:t>0.4</w:t>
+              <w:t>0.40</w:t>
             </w:r>
           </w:p>
         </w:tc>
@@ -27131,7 +26161,7 @@
               <w:rPr>
                 <w:sz w:val="13"/>
               </w:rPr>
-              <w:t>0</w:t>
+              <w:t>0.0</w:t>
             </w:r>
           </w:p>
         </w:tc>
@@ -27245,7 +26275,7 @@
               <w:rPr>
                 <w:sz w:val="13"/>
               </w:rPr>
-              <w:t>-0.1</w:t>
+              <w:t>-0.10</w:t>
             </w:r>
           </w:p>
         </w:tc>
@@ -27301,7 +26331,7 @@
               <w:rPr>
                 <w:sz w:val="13"/>
               </w:rPr>
-              <w:t>0.1</w:t>
+              <w:t>0.10</w:t>
             </w:r>
           </w:p>
         </w:tc>
@@ -27415,7 +26445,7 @@
               <w:rPr>
                 <w:sz w:val="13"/>
               </w:rPr>
-              <w:t>0.5</w:t>
+              <w:t>0.50</w:t>
             </w:r>
           </w:p>
         </w:tc>
@@ -27429,7 +26459,7 @@
               <w:rPr>
                 <w:sz w:val="13"/>
               </w:rPr>
-              <w:t>0.4</w:t>
+              <w:t>0.40</w:t>
             </w:r>
           </w:p>
         </w:tc>
@@ -27471,7 +26501,7 @@
               <w:rPr>
                 <w:sz w:val="13"/>
               </w:rPr>
-              <w:t>0</w:t>
+              <w:t>0.0</w:t>
             </w:r>
           </w:p>
         </w:tc>
@@ -27500,7 +26530,7 @@
         <w:rPr>
           <w:i/>
         </w:rPr>
-        <w:t>Table A.21: Reply quality when the detector's label is correct and when it is wrong (error-propagation detail behind Section 5.4.3).</w:t>
+        <w:t>Table A.20: Reply quality when the detector's label is correct and when it is wrong (error-propagation detail behind Section 5.4.3).</w:t>
       </w:r>
     </w:p>
     <w:tbl>
@@ -27699,7 +26729,7 @@
               <w:rPr>
                 <w:sz w:val="13"/>
               </w:rPr>
-              <w:t>26</w:t>
+              <w:t>26.0</w:t>
             </w:r>
           </w:p>
         </w:tc>
@@ -27813,7 +26843,7 @@
               <w:rPr>
                 <w:sz w:val="13"/>
               </w:rPr>
-              <w:t>-6</w:t>
+              <w:t>-6.0</w:t>
             </w:r>
           </w:p>
         </w:tc>
@@ -27870,7 +26900,7 @@
         <w:rPr>
           <w:i/>
         </w:rPr>
-        <w:t>Table A.22: A more accurate detector with the generator held fixed (detector-swap detail behind Section 5.5.3).</w:t>
+        <w:t>Table A.21: A more accurate detector with the generator held fixed (detector-swap detail behind Section 5.5.3).</w:t>
       </w:r>
     </w:p>
     <w:tbl>
@@ -28160,7 +27190,7 @@
               <w:rPr>
                 <w:sz w:val="13"/>
               </w:rPr>
-              <w:t>3</w:t>
+              <w:t>3.0</w:t>
             </w:r>
           </w:p>
         </w:tc>
@@ -28202,7 +27232,7 @@
               <w:rPr>
                 <w:sz w:val="13"/>
               </w:rPr>
-              <w:t>0.21</w:t>
+              <w:t>0.211</w:t>
             </w:r>
           </w:p>
         </w:tc>
@@ -28268,7 +27298,7 @@
               <w:rPr>
                 <w:sz w:val="13"/>
               </w:rPr>
-              <w:t>78</w:t>
+              <w:t>78.0</w:t>
             </w:r>
           </w:p>
         </w:tc>
@@ -28540,7 +27570,7 @@
               <w:rPr>
                 <w:sz w:val="13"/>
               </w:rPr>
-              <w:t>60</w:t>
+              <w:t>60.0</w:t>
             </w:r>
           </w:p>
         </w:tc>
@@ -28624,7 +27654,7 @@
               <w:rPr>
                 <w:sz w:val="13"/>
               </w:rPr>
-              <w:t>0.6</w:t>
+              <w:t>0.60</w:t>
             </w:r>
           </w:p>
         </w:tc>
@@ -28752,7 +27782,7 @@
               <w:rPr>
                 <w:sz w:val="13"/>
               </w:rPr>
-              <w:t>0.01</w:t>
+              <w:t>0.012</w:t>
             </w:r>
           </w:p>
         </w:tc>
@@ -28852,7 +27882,7 @@
               <w:rPr>
                 <w:sz w:val="13"/>
               </w:rPr>
-              <w:t>3</w:t>
+              <w:t>3.0</w:t>
             </w:r>
           </w:p>
         </w:tc>
@@ -28908,7 +27938,7 @@
               <w:rPr>
                 <w:sz w:val="13"/>
               </w:rPr>
-              <w:t>0.6</w:t>
+              <w:t>0.60</w:t>
             </w:r>
           </w:p>
         </w:tc>
@@ -28980,7 +28010,7 @@
               <w:rPr>
                 <w:sz w:val="13"/>
               </w:rPr>
-              <w:t>38</w:t>
+              <w:t>38.0</w:t>
             </w:r>
           </w:p>
         </w:tc>
@@ -29221,7 +28251,7 @@
         <w:rPr>
           <w:i/>
         </w:rPr>
-        <w:t>Table A.23: The final system with RoBERTa-base and with RoBERTa-large (the RoBERTa-large substitution behind Section 5.4.3).</w:t>
+        <w:t>Table A.22: The final system with RoBERTa-base and with RoBERTa-large (the RoBERTa-large substitution behind Section 5.4.3).</w:t>
       </w:r>
     </w:p>
     <w:tbl>
@@ -29427,7 +28457,7 @@
               <w:rPr>
                 <w:sz w:val="16"/>
               </w:rPr>
-              <w:t>0.54</w:t>
+              <w:t>0.541</w:t>
             </w:r>
           </w:p>
         </w:tc>
@@ -29441,7 +28471,7 @@
               <w:rPr>
                 <w:sz w:val="16"/>
               </w:rPr>
-              <w:t>0</w:t>
+              <w:t>0.0</w:t>
             </w:r>
           </w:p>
         </w:tc>
@@ -29471,7 +28501,7 @@
               <w:rPr>
                 <w:sz w:val="16"/>
               </w:rPr>
-              <w:t>10</w:t>
+              <w:t>10.0</w:t>
             </w:r>
           </w:p>
         </w:tc>
@@ -29485,7 +28515,7 @@
               <w:rPr>
                 <w:sz w:val="16"/>
               </w:rPr>
-              <w:t>100</w:t>
+              <w:t>100.0</w:t>
             </w:r>
           </w:p>
         </w:tc>
@@ -29527,7 +28557,7 @@
               <w:rPr>
                 <w:sz w:val="16"/>
               </w:rPr>
-              <w:t>0</w:t>
+              <w:t>0.0</w:t>
             </w:r>
           </w:p>
         </w:tc>
@@ -29557,7 +28587,7 @@
               <w:rPr>
                 <w:sz w:val="16"/>
               </w:rPr>
-              <w:t>42</w:t>
+              <w:t>42.0</w:t>
             </w:r>
           </w:p>
         </w:tc>
@@ -29571,7 +28601,7 @@
               <w:rPr>
                 <w:sz w:val="16"/>
               </w:rPr>
-              <w:t>100</w:t>
+              <w:t>100.0</w:t>
             </w:r>
           </w:p>
         </w:tc>
@@ -29599,7 +28629,7 @@
               <w:rPr>
                 <w:sz w:val="16"/>
               </w:rPr>
-              <w:t>0.2</w:t>
+              <w:t>0.196</w:t>
             </w:r>
           </w:p>
         </w:tc>
@@ -29613,7 +28643,7 @@
               <w:rPr>
                 <w:sz w:val="16"/>
               </w:rPr>
-              <w:t>0</w:t>
+              <w:t>0.00</w:t>
             </w:r>
           </w:p>
         </w:tc>
@@ -29685,7 +28715,7 @@
               <w:rPr>
                 <w:sz w:val="16"/>
               </w:rPr>
-              <w:t>0.1</w:t>
+              <w:t>0.098</w:t>
             </w:r>
           </w:p>
         </w:tc>
@@ -29743,7 +28773,7 @@
               <w:rPr>
                 <w:sz w:val="16"/>
               </w:rPr>
-              <w:t>100</w:t>
+              <w:t>100.0</w:t>
             </w:r>
           </w:p>
         </w:tc>
@@ -29771,7 +28801,7 @@
               <w:rPr>
                 <w:sz w:val="16"/>
               </w:rPr>
-              <w:t>0.19</w:t>
+              <w:t>0.194</w:t>
             </w:r>
           </w:p>
         </w:tc>
@@ -29785,7 +28815,7 @@
               <w:rPr>
                 <w:sz w:val="16"/>
               </w:rPr>
-              <w:t>0</w:t>
+              <w:t>0.00</w:t>
             </w:r>
           </w:p>
         </w:tc>
@@ -29829,7 +28859,7 @@
               <w:rPr>
                 <w:sz w:val="16"/>
               </w:rPr>
-              <w:t>100</w:t>
+              <w:t>100.0</w:t>
             </w:r>
           </w:p>
         </w:tc>
@@ -29857,7 +28887,7 @@
               <w:rPr>
                 <w:sz w:val="16"/>
               </w:rPr>
-              <w:t>0.33</w:t>
+              <w:t>0.327</w:t>
             </w:r>
           </w:p>
         </w:tc>
@@ -29871,7 +28901,7 @@
               <w:rPr>
                 <w:sz w:val="16"/>
               </w:rPr>
-              <w:t>0</w:t>
+              <w:t>0.0</w:t>
             </w:r>
           </w:p>
         </w:tc>
@@ -29901,7 +28931,7 @@
               <w:rPr>
                 <w:sz w:val="16"/>
               </w:rPr>
-              <w:t>34</w:t>
+              <w:t>34.0</w:t>
             </w:r>
           </w:p>
         </w:tc>
@@ -29915,7 +28945,7 @@
               <w:rPr>
                 <w:sz w:val="16"/>
               </w:rPr>
-              <w:t>100</w:t>
+              <w:t>100.0</w:t>
             </w:r>
           </w:p>
         </w:tc>
@@ -29943,7 +28973,7 @@
               <w:rPr>
                 <w:sz w:val="16"/>
               </w:rPr>
-              <w:t>0.24</w:t>
+              <w:t>0.244</w:t>
             </w:r>
           </w:p>
         </w:tc>
@@ -29957,7 +28987,7 @@
               <w:rPr>
                 <w:sz w:val="16"/>
               </w:rPr>
-              <w:t>0</w:t>
+              <w:t>2e-05</w:t>
             </w:r>
           </w:p>
         </w:tc>
@@ -30001,7 +29031,7 @@
               <w:rPr>
                 <w:sz w:val="16"/>
               </w:rPr>
-              <w:t>100</w:t>
+              <w:t>100.0</w:t>
             </w:r>
           </w:p>
         </w:tc>
@@ -30043,7 +29073,7 @@
               <w:rPr>
                 <w:sz w:val="16"/>
               </w:rPr>
-              <w:t>0</w:t>
+              <w:t>0.0</w:t>
             </w:r>
           </w:p>
         </w:tc>
@@ -30115,7 +29145,7 @@
               <w:rPr>
                 <w:sz w:val="16"/>
               </w:rPr>
-              <w:t>0.31</w:t>
+              <w:t>0.308</w:t>
             </w:r>
           </w:p>
         </w:tc>
@@ -30129,7 +29159,7 @@
               <w:rPr>
                 <w:sz w:val="16"/>
               </w:rPr>
-              <w:t>0</w:t>
+              <w:t>0.0</w:t>
             </w:r>
           </w:p>
         </w:tc>
@@ -30173,7 +29203,7 @@
               <w:rPr>
                 <w:sz w:val="16"/>
               </w:rPr>
-              <w:t>96</w:t>
+              <w:t>96.0</w:t>
             </w:r>
           </w:p>
         </w:tc>
@@ -30287,7 +29317,7 @@
               <w:rPr>
                 <w:sz w:val="16"/>
               </w:rPr>
-              <w:t>0.21</w:t>
+              <w:t>0.209</w:t>
             </w:r>
           </w:p>
         </w:tc>
@@ -30301,7 +29331,7 @@
               <w:rPr>
                 <w:sz w:val="16"/>
               </w:rPr>
-              <w:t>0</w:t>
+              <w:t>0.00</w:t>
             </w:r>
           </w:p>
         </w:tc>
@@ -30345,7 +29375,7 @@
               <w:rPr>
                 <w:sz w:val="16"/>
               </w:rPr>
-              <w:t>100</w:t>
+              <w:t>100.0</w:t>
             </w:r>
           </w:p>
         </w:tc>
@@ -30373,7 +29403,7 @@
               <w:rPr>
                 <w:sz w:val="16"/>
               </w:rPr>
-              <w:t>0.26</w:t>
+              <w:t>0.258</w:t>
             </w:r>
           </w:p>
         </w:tc>
@@ -30387,7 +29417,7 @@
               <w:rPr>
                 <w:sz w:val="16"/>
               </w:rPr>
-              <w:t>0</w:t>
+              <w:t>1e-05</w:t>
             </w:r>
           </w:p>
         </w:tc>
@@ -30402,7 +29432,7 @@
         <w:rPr>
           <w:i/>
         </w:rPr>
-        <w:t>Table A.24: Correlation between reply length and empathy score within each system (per-system correlations behind Section 5.4.5).</w:t>
+        <w:t>Table A.23: Correlation between reply length and empathy score within each system (per-system correlations behind Section 5.4.5).</w:t>
       </w:r>
     </w:p>
     <w:tbl>
@@ -31148,7 +30178,7 @@
         <w:rPr>
           <w:i/>
         </w:rPr>
-        <w:t>Table A.25: Evidence for and against the empathy classifier for this project (validity checks on the empathy classifier, summarised in Section 5.4.6).</w:t>
+        <w:t>Table A.24: Evidence for and against the empathy classifier for this project (validity checks on the empathy classifier, summarised in Section 5.4.6).</w:t>
       </w:r>
     </w:p>
     <w:tbl>
@@ -31906,7 +30936,7 @@
               <w:rPr>
                 <w:sz w:val="13"/>
               </w:rPr>
-              <w:t>0</w:t>
+              <w:t>7e-05</w:t>
             </w:r>
           </w:p>
         </w:tc>
@@ -31920,7 +30950,7 @@
               <w:rPr>
                 <w:sz w:val="13"/>
               </w:rPr>
-              <w:t>0</w:t>
+              <w:t>0.00</w:t>
             </w:r>
           </w:p>
         </w:tc>
@@ -32048,7 +31078,7 @@
               <w:rPr>
                 <w:sz w:val="13"/>
               </w:rPr>
-              <w:t>0</w:t>
+              <w:t>1e-05</w:t>
             </w:r>
           </w:p>
         </w:tc>
@@ -32062,7 +31092,7 @@
               <w:rPr>
                 <w:sz w:val="13"/>
               </w:rPr>
-              <w:t>0</w:t>
+              <w:t>5e-05</w:t>
             </w:r>
           </w:p>
         </w:tc>
@@ -32190,7 +31220,7 @@
               <w:rPr>
                 <w:sz w:val="13"/>
               </w:rPr>
-              <w:t>0</w:t>
+              <w:t>0.0</w:t>
             </w:r>
           </w:p>
         </w:tc>
@@ -32204,7 +31234,7 @@
               <w:rPr>
                 <w:sz w:val="13"/>
               </w:rPr>
-              <w:t>0</w:t>
+              <w:t>0.0</w:t>
             </w:r>
           </w:p>
         </w:tc>
@@ -32332,7 +31362,7 @@
               <w:rPr>
                 <w:sz w:val="13"/>
               </w:rPr>
-              <w:t>0</w:t>
+              <w:t>0.0</w:t>
             </w:r>
           </w:p>
         </w:tc>
@@ -32346,7 +31376,7 @@
               <w:rPr>
                 <w:sz w:val="13"/>
               </w:rPr>
-              <w:t>0</w:t>
+              <w:t>0.0</w:t>
             </w:r>
           </w:p>
         </w:tc>
@@ -33042,7 +32072,7 @@
               <w:rPr>
                 <w:sz w:val="13"/>
               </w:rPr>
-              <w:t>0</w:t>
+              <w:t>0.00</w:t>
             </w:r>
           </w:p>
         </w:tc>
@@ -33056,7 +32086,7 @@
               <w:rPr>
                 <w:sz w:val="13"/>
               </w:rPr>
-              <w:t>0</w:t>
+              <w:t>0.00</w:t>
             </w:r>
           </w:p>
         </w:tc>
@@ -33184,7 +32214,7 @@
               <w:rPr>
                 <w:sz w:val="13"/>
               </w:rPr>
-              <w:t>0</w:t>
+              <w:t>0.0</w:t>
             </w:r>
           </w:p>
         </w:tc>
@@ -33198,7 +32228,7 @@
               <w:rPr>
                 <w:sz w:val="13"/>
               </w:rPr>
-              <w:t>0</w:t>
+              <w:t>1e-05</w:t>
             </w:r>
           </w:p>
         </w:tc>
@@ -33326,7 +32356,7 @@
               <w:rPr>
                 <w:sz w:val="13"/>
               </w:rPr>
-              <w:t>0</w:t>
+              <w:t>0.0</w:t>
             </w:r>
           </w:p>
         </w:tc>
@@ -33340,7 +32370,7 @@
               <w:rPr>
                 <w:sz w:val="13"/>
               </w:rPr>
-              <w:t>0</w:t>
+              <w:t>0.0</w:t>
             </w:r>
           </w:p>
         </w:tc>
@@ -34178,7 +33208,7 @@
               <w:rPr>
                 <w:sz w:val="13"/>
               </w:rPr>
-              <w:t>0</w:t>
+              <w:t>0.00</w:t>
             </w:r>
           </w:p>
         </w:tc>
@@ -34192,7 +33222,7 @@
               <w:rPr>
                 <w:sz w:val="13"/>
               </w:rPr>
-              <w:t>0</w:t>
+              <w:t>0.00</w:t>
             </w:r>
           </w:p>
         </w:tc>
@@ -34320,7 +33350,7 @@
               <w:rPr>
                 <w:sz w:val="13"/>
               </w:rPr>
-              <w:t>0</w:t>
+              <w:t>0.0</w:t>
             </w:r>
           </w:p>
         </w:tc>
@@ -34334,7 +33364,7 @@
               <w:rPr>
                 <w:sz w:val="13"/>
               </w:rPr>
-              <w:t>0</w:t>
+              <w:t>0.0</w:t>
             </w:r>
           </w:p>
         </w:tc>
@@ -34888,7 +33918,7 @@
               <w:rPr>
                 <w:sz w:val="13"/>
               </w:rPr>
-              <w:t>0</w:t>
+              <w:t>0.00</w:t>
             </w:r>
           </w:p>
         </w:tc>
@@ -34902,7 +33932,7 @@
               <w:rPr>
                 <w:sz w:val="13"/>
               </w:rPr>
-              <w:t>0</w:t>
+              <w:t>0.00</w:t>
             </w:r>
           </w:p>
         </w:tc>
@@ -35030,7 +34060,7 @@
               <w:rPr>
                 <w:sz w:val="13"/>
               </w:rPr>
-              <w:t>0</w:t>
+              <w:t>8e-05</w:t>
             </w:r>
           </w:p>
         </w:tc>
@@ -35044,7 +34074,7 @@
               <w:rPr>
                 <w:sz w:val="13"/>
               </w:rPr>
-              <w:t>0</w:t>
+              <w:t>0.00</w:t>
             </w:r>
           </w:p>
         </w:tc>
@@ -35172,7 +34202,7 @@
               <w:rPr>
                 <w:sz w:val="13"/>
               </w:rPr>
-              <w:t>0</w:t>
+              <w:t>0.0</w:t>
             </w:r>
           </w:p>
         </w:tc>
@@ -35186,7 +34216,7 @@
               <w:rPr>
                 <w:sz w:val="13"/>
               </w:rPr>
-              <w:t>0</w:t>
+              <w:t>0.0</w:t>
             </w:r>
           </w:p>
         </w:tc>
@@ -35314,7 +34344,7 @@
               <w:rPr>
                 <w:sz w:val="13"/>
               </w:rPr>
-              <w:t>0</w:t>
+              <w:t>0.0</w:t>
             </w:r>
           </w:p>
         </w:tc>
@@ -35328,7 +34358,7 @@
               <w:rPr>
                 <w:sz w:val="13"/>
               </w:rPr>
-              <w:t>0</w:t>
+              <w:t>0.0</w:t>
             </w:r>
           </w:p>
         </w:tc>
@@ -35357,7 +34387,7 @@
         <w:rPr>
           <w:i/>
         </w:rPr>
-        <w:t>Table A.26: Paired significance tests on the AI-judge scores (every judge comparison behind Section 5.4.6).</w:t>
+        <w:t>Table A.25: Paired significance tests on the AI-judge scores (every judge comparison behind Section 5.4.6).</w:t>
       </w:r>
     </w:p>
     <w:tbl>
@@ -35638,7 +34668,7 @@
         <w:rPr>
           <w:i/>
         </w:rPr>
-        <w:t>Table A.27: Agreement between the two AI judges (the judge agreement checks behind Section 5.4.5).</w:t>
+        <w:t>Table A.26: Agreement between the two AI judges (the judge agreement checks behind Section 5.4.5).</w:t>
       </w:r>
     </w:p>
     <w:tbl>
@@ -36095,7 +35125,7 @@
         <w:rPr>
           <w:i/>
         </w:rPr>
-        <w:t>Table A.28: Human evaluation of empathy in published work and in this thesis (human empathy studies compared with ours, in Section 5.5.1).</w:t>
+        <w:t>Table A.27: Human evaluation of empathy in published work and in this thesis (human empathy studies compared with ours, in Section 5.5.1).</w:t>
       </w:r>
     </w:p>
     <w:tbl>
@@ -36665,7 +35695,7 @@
         <w:rPr>
           <w:i/>
         </w:rPr>
-        <w:t>Table A.29: Reply quality against total parameters for the final system and the single models (the numbers behind the cost chart in Section 5.5.5).</w:t>
+        <w:t>Table A.28: Reply quality against total parameters for the final system and the single models (the numbers behind the cost chart in Section 5.5.5).</w:t>
       </w:r>
     </w:p>
     <w:tbl>
@@ -36913,7 +35943,7 @@
               <w:rPr>
                 <w:sz w:val="13"/>
               </w:rPr>
-              <w:t>85</w:t>
+              <w:t>85.0</w:t>
             </w:r>
           </w:p>
         </w:tc>
@@ -36927,7 +35957,7 @@
               <w:rPr>
                 <w:sz w:val="13"/>
               </w:rPr>
-              <w:t>60</w:t>
+              <w:t>60.0</w:t>
             </w:r>
           </w:p>
         </w:tc>
@@ -37013,7 +36043,7 @@
               <w:rPr>
                 <w:sz w:val="13"/>
               </w:rPr>
-              <w:t>53</w:t>
+              <w:t>53.0</w:t>
             </w:r>
           </w:p>
         </w:tc>
@@ -37069,7 +36099,7 @@
               <w:rPr>
                 <w:sz w:val="13"/>
               </w:rPr>
-              <w:t>38</w:t>
+              <w:t>38.0</w:t>
             </w:r>
           </w:p>
         </w:tc>
@@ -37084,7 +36114,7 @@
         <w:rPr>
           <w:i/>
         </w:rPr>
-        <w:t>Table A.30: Detector size, detection accuracy and the resulting reply quality (detector-level figures behind Section 5.5.7).</w:t>
+        <w:t>Table A.29: Detector size, detection accuracy and the resulting reply quality (detector-level figures behind Section 5.5.7).</w:t>
       </w:r>
     </w:p>
     <w:tbl>
@@ -37680,7 +36710,7 @@
         <w:rPr>
           <w:i/>
         </w:rPr>
-        <w:t>Table A.31: Peak GPU memory and response time on the same 50 conversations (memory and timing measurements behind Section 5.5.5).</w:t>
+        <w:t>Table A.30: Peak GPU memory and response time on the same 50 conversations (memory and timing measurements behind Section 5.5.5).</w:t>
       </w:r>
     </w:p>
     <w:tbl>
@@ -37991,7 +37021,7 @@
               <w:rPr>
                 <w:sz w:val="13"/>
               </w:rPr>
-              <w:t>0.1</w:t>
+              <w:t>0.10</w:t>
             </w:r>
           </w:p>
         </w:tc>
@@ -38369,7 +37399,7 @@
               <w:rPr>
                 <w:sz w:val="13"/>
               </w:rPr>
-              <w:t>0</w:t>
+              <w:t>0.0</w:t>
             </w:r>
           </w:p>
         </w:tc>
@@ -38497,7 +37527,7 @@
               <w:rPr>
                 <w:sz w:val="13"/>
               </w:rPr>
-              <w:t>0</w:t>
+              <w:t>0.0</w:t>
             </w:r>
           </w:p>
         </w:tc>
@@ -38648,7 +37678,7 @@
         <w:rPr>
           <w:i/>
         </w:rPr>
-        <w:t>Table A.32: Paired comparison of response time and memory against each single model (paired tests behind the resource figures in Section 5.5.7).</w:t>
+        <w:t>Table A.31: Paired comparison of response time and memory against each single model (paired tests behind the resource figures in Section 5.5.7).</w:t>
       </w:r>
     </w:p>
     <w:tbl>
@@ -38929,7 +37959,7 @@
         <w:rPr>
           <w:i/>
         </w:rPr>
-        <w:t>Table A.33: Origin of each response rule and its measured effect within systems (origin and measured effect of each rule, summarised in Section 5.5.6).</w:t>
+        <w:t>Table A.32: Origin of each response rule and its measured effect within systems (origin and measured effect of each rule, summarised in Section 5.5.6).</w:t>
       </w:r>
     </w:p>
     <w:tbl>
@@ -39354,7 +38384,7 @@
               <w:rPr>
                 <w:sz w:val="13"/>
               </w:rPr>
-              <w:t>0.00169</w:t>
+              <w:t>0.00</w:t>
             </w:r>
           </w:p>
         </w:tc>
@@ -39368,7 +38398,7 @@
               <w:rPr>
                 <w:sz w:val="13"/>
               </w:rPr>
-              <w:t>0.1335</w:t>
+              <w:t>0.13</w:t>
             </w:r>
           </w:p>
         </w:tc>
@@ -39482,7 +38512,7 @@
               <w:rPr>
                 <w:sz w:val="13"/>
               </w:rPr>
-              <w:t>0.07675</w:t>
+              <w:t>0.08</w:t>
             </w:r>
           </w:p>
         </w:tc>
@@ -39496,7 +38526,7 @@
               <w:rPr>
                 <w:sz w:val="13"/>
               </w:rPr>
-              <w:t>0.5539</w:t>
+              <w:t>0.55</w:t>
             </w:r>
           </w:p>
         </w:tc>
@@ -39610,7 +38640,7 @@
               <w:rPr>
                 <w:sz w:val="13"/>
               </w:rPr>
-              <w:t>0.16262</w:t>
+              <w:t>0.16</w:t>
             </w:r>
           </w:p>
         </w:tc>
@@ -39624,7 +38654,7 @@
               <w:rPr>
                 <w:sz w:val="13"/>
               </w:rPr>
-              <w:t>0.4855</w:t>
+              <w:t>0.49</w:t>
             </w:r>
           </w:p>
         </w:tc>
@@ -39738,7 +38768,7 @@
               <w:rPr>
                 <w:sz w:val="13"/>
               </w:rPr>
-              <w:t>0.00048</w:t>
+              <w:t>0.00</w:t>
             </w:r>
           </w:p>
         </w:tc>
@@ -39752,7 +38782,7 @@
               <w:rPr>
                 <w:sz w:val="13"/>
               </w:rPr>
-              <w:t>0.0405</w:t>
+              <w:t>0.04</w:t>
             </w:r>
           </w:p>
         </w:tc>
@@ -39866,7 +38896,7 @@
               <w:rPr>
                 <w:sz w:val="13"/>
               </w:rPr>
-              <w:t>0.00269</w:t>
+              <w:t>0.00</w:t>
             </w:r>
           </w:p>
         </w:tc>
@@ -39880,7 +38910,7 @@
               <w:rPr>
                 <w:sz w:val="13"/>
               </w:rPr>
-              <w:t>0.3584</w:t>
+              <w:t>0.36</w:t>
             </w:r>
           </w:p>
         </w:tc>
@@ -39994,7 +39024,7 @@
               <w:rPr>
                 <w:sz w:val="13"/>
               </w:rPr>
-              <w:t>0.11018</w:t>
+              <w:t>0.11</w:t>
             </w:r>
           </w:p>
         </w:tc>
@@ -40008,7 +39038,7 @@
               <w:rPr>
                 <w:sz w:val="13"/>
               </w:rPr>
-              <w:t>0.6265</w:t>
+              <w:t>0.63</w:t>
             </w:r>
           </w:p>
         </w:tc>
@@ -40136,7 +39166,7 @@
               <w:rPr>
                 <w:sz w:val="13"/>
               </w:rPr>
-              <w:t>0.1056</w:t>
+              <w:t>0.11</w:t>
             </w:r>
           </w:p>
         </w:tc>
@@ -40549,7 +39579,7 @@
         <w:rPr>
           <w:i/>
         </w:rPr>
-        <w:t>Table A.34: The decoupled design against the same generator alone, with reply length held constant (the numbers behind the comparison in Section 5.5.7).</w:t>
+        <w:t>Table A.33: The decoupled design against the same generator alone, with reply length held constant (the numbers behind the comparison in Section 5.5.7).</w:t>
       </w:r>
     </w:p>
     <w:sectPr>

--- a/final writing/Appendix.docx
+++ b/final writing/Appendix.docx
@@ -5493,7 +5493,7 @@
               <w:rPr>
                 <w:sz w:val="16"/>
               </w:rPr>
-              <w:t>The developer's default for Qwen2.5-Instruct; identical for every system so differences come from design, not decoding</w:t>
+              <w:t>Set to Qwen2.5-Instruct's published default when Qwen was the generator, then held fixed for every system and every later generator, so that differences come from the design and not from decoding; sampling rather than greedy decoding, which is known to produce repetitive text</w:t>
             </w:r>
           </w:p>
         </w:tc>
@@ -5507,7 +5507,7 @@
               <w:rPr>
                 <w:sz w:val="16"/>
               </w:rPr>
-              <w:t>Qwen2.5 generation_config; fairness</w:t>
+              <w:t>Qwen2.5 generation_config; Holtzman et al. (2020); held constant by design</w:t>
             </w:r>
           </w:p>
         </w:tc>

--- a/final writing/Appendix.docx
+++ b/final writing/Appendix.docx
@@ -12214,7 +12214,7 @@
         <w:rPr>
           <w:i/>
         </w:rPr>
-        <w:t>Table A.10: Design of the human-evaluation items (item-by-item design of the human study described in Section 5.1.9).</w:t>
+        <w:t>Table A.10: Design of the human-evaluation items (item-by-item design of the human study described in Section 5.1.6).</w:t>
       </w:r>
     </w:p>
     <w:tbl>
@@ -14526,7 +14526,7 @@
         <w:rPr>
           <w:i/>
         </w:rPr>
-        <w:t>Table A.13: Paired significance tests between the detector candidates (significance tests behind the detector comparison in Section 4.2.2).</w:t>
+        <w:t>Table A.13: Paired significance tests between the detector candidates (significance tests behind the detector comparison in Section 5.2.2).</w:t>
       </w:r>
     </w:p>
     <w:tbl>
@@ -17891,7 +17891,7 @@
         <w:rPr>
           <w:i/>
         </w:rPr>
-        <w:t>Table A.18: What the detector predicts as the window widens, on ten short conversations containing an emotion shift (the ten short emotion-shift conversations behind Section 5.3.4).</w:t>
+        <w:t>Table A.18: What the detector predicts as the window widens, on ten short conversations containing an emotion shift (the ten short emotion-shift conversations behind Section 5.3.2).</w:t>
       </w:r>
     </w:p>
     <w:tbl>
@@ -26900,7 +26900,7 @@
         <w:rPr>
           <w:i/>
         </w:rPr>
-        <w:t>Table A.21: A more accurate detector with the generator held fixed (detector-swap detail behind Section 5.5.3).</w:t>
+        <w:t>Table A.21: A more accurate detector with the generator held fixed (detector-swap detail behind Section 5.5.2).</w:t>
       </w:r>
     </w:p>
     <w:tbl>
@@ -30178,7 +30178,7 @@
         <w:rPr>
           <w:i/>
         </w:rPr>
-        <w:t>Table A.24: Evidence for and against the empathy classifier for this project (validity checks on the empathy classifier, summarised in Section 5.4.6).</w:t>
+        <w:t>Table A.24: Evidence for and against the empathy classifier for this project (validity checks on the empathy classifier, summarised in Section 5.4.4).</w:t>
       </w:r>
     </w:p>
     <w:tbl>
@@ -34387,7 +34387,7 @@
         <w:rPr>
           <w:i/>
         </w:rPr>
-        <w:t>Table A.25: Paired significance tests on the AI-judge scores (every judge comparison behind Section 5.4.6).</w:t>
+        <w:t>Table A.25: Paired significance tests on the AI-judge scores (every judge comparison behind Section 5.4.5).</w:t>
       </w:r>
     </w:p>
     <w:tbl>
@@ -35695,7 +35695,7 @@
         <w:rPr>
           <w:i/>
         </w:rPr>
-        <w:t>Table A.28: Reply quality against total parameters for the final system and the single models (the numbers behind the cost chart in Section 5.5.5).</w:t>
+        <w:t>Table A.28: Reply quality against total parameters for the final system and the single models (the numbers behind the cost chart in Section 5.5.3).</w:t>
       </w:r>
     </w:p>
     <w:tbl>
@@ -36114,7 +36114,7 @@
         <w:rPr>
           <w:i/>
         </w:rPr>
-        <w:t>Table A.29: Detector size, detection accuracy and the resulting reply quality (detector-level figures behind Section 5.5.7).</w:t>
+        <w:t>Table A.29: Detector size, detection accuracy and the resulting reply quality (detector-level figures behind Section 5.5.2).</w:t>
       </w:r>
     </w:p>
     <w:tbl>
@@ -36710,7 +36710,7 @@
         <w:rPr>
           <w:i/>
         </w:rPr>
-        <w:t>Table A.30: Peak GPU memory and response time on the same 50 conversations (memory and timing measurements behind Section 5.5.5).</w:t>
+        <w:t>Table A.30: Peak GPU memory and response time on the same 50 conversations (memory and timing measurements behind Section 5.5.3).</w:t>
       </w:r>
     </w:p>
     <w:tbl>
@@ -37678,7 +37678,7 @@
         <w:rPr>
           <w:i/>
         </w:rPr>
-        <w:t>Table A.31: Paired comparison of response time and memory against each single model (paired tests behind the resource figures in Section 5.5.7).</w:t>
+        <w:t>Table A.31: Paired comparison of response time and memory against each single model (paired tests behind the resource figures in Section 5.5.3).</w:t>
       </w:r>
     </w:p>
     <w:tbl>
@@ -37959,7 +37959,7 @@
         <w:rPr>
           <w:i/>
         </w:rPr>
-        <w:t>Table A.32: Origin of each response rule and its measured effect within systems (origin and measured effect of each rule, summarised in Section 5.5.6).</w:t>
+        <w:t>Table A.32: Origin of each response rule and its measured effect within systems (origin and measured effect of each rule, summarised in Section 5.5.4).</w:t>
       </w:r>
     </w:p>
     <w:tbl>
@@ -39579,7 +39579,7 @@
         <w:rPr>
           <w:i/>
         </w:rPr>
-        <w:t>Table A.33: The decoupled design against the same generator alone, with reply length held constant (the numbers behind the comparison in Section 5.5.7).</w:t>
+        <w:t>Table A.33: The decoupled design against the same generator alone, with reply length held constant (the numbers behind the comparison in Section 5.5.5).</w:t>
       </w:r>
     </w:p>
     <w:sectPr>
